--- a/Document/22130016_TieuLuanTN_KCNTT_NLU.docx
+++ b/Document/22130016_TieuLuanTN_KCNTT_NLU.docx
@@ -8,7 +8,7 @@
           <w:ilvl w:val="1"/>
           <w:numId w:val="7"/>
         </w:numPr>
-        <w:spacing w:after="0" w:line="240" w:lineRule="auto"/>
+        <w:spacing w:after="0" w:line="360" w:lineRule="auto"/>
         <w:jc w:val="both"/>
         <w:rPr>
           <w:rFonts w:cs="VNI-Times"/>
@@ -26,7 +26,7 @@
           <w:ilvl w:val="1"/>
           <w:numId w:val="7"/>
         </w:numPr>
-        <w:spacing w:after="0" w:line="240" w:lineRule="auto"/>
+        <w:spacing w:after="0" w:line="360" w:lineRule="auto"/>
         <w:jc w:val="both"/>
       </w:pPr>
     </w:p>
@@ -586,15 +586,9 @@
                               <w:rPr>
                                 <w:sz w:val="30"/>
                                 <w:szCs w:val="30"/>
-                              </w:rPr>
-                              <w:t>TP.</w:t>
-                            </w:r>
-                            <w:r>
-                              <w:rPr>
-                                <w:sz w:val="30"/>
-                                <w:szCs w:val="30"/>
-                              </w:rPr>
-                              <w:t>HỒ CHÍ MINH, tháng   năm</w:t>
+                                <w:lang w:val="vi-VN"/>
+                              </w:rPr>
+                              <w:t>TP.HỒ CHÍ MINH, tháng   năm</w:t>
                             </w:r>
                           </w:p>
                           <w:p>
@@ -1277,7 +1271,7 @@
                 <v:stroke joinstyle="miter"/>
                 <v:path gradientshapeok="t" o:connecttype="rect"/>
               </v:shapetype>
-              <v:shape id="Text Box 2509" o:spid="_x0000_s1026" type="#_x0000_t202" style="position:absolute;left:0;text-align:left;margin-left:-10.95pt;margin-top:-34.75pt;width:447.7pt;height:720.9pt;z-index:252000256;visibility:visible;mso-wrap-style:square;mso-width-percent:0;mso-height-percent:0;mso-wrap-distance-left:9pt;mso-wrap-distance-top:0;mso-wrap-distance-right:9pt;mso-wrap-distance-bottom:0;mso-position-horizontal:absolute;mso-position-horizontal-relative:text;mso-position-vertical:absolute;mso-position-vertical-relative:text;mso-width-percent:0;mso-height-percent:0;mso-width-relative:page;mso-height-relative:page;v-text-anchor:top" o:gfxdata="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" strokeweight="3pt">
+              <v:shape id="Text Box 2509" o:spid="_x0000_s1026" type="#_x0000_t202" style="position:absolute;left:0;text-align:left;margin-left:-10.95pt;margin-top:-34.75pt;width:447.7pt;height:720.9pt;z-index:252000256;visibility:visible;mso-wrap-style:square;mso-width-percent:0;mso-height-percent:0;mso-wrap-distance-left:9pt;mso-wrap-distance-top:0;mso-wrap-distance-right:9pt;mso-wrap-distance-bottom:0;mso-position-horizontal:absolute;mso-position-horizontal-relative:text;mso-position-vertical:absolute;mso-position-vertical-relative:text;mso-width-percent:0;mso-height-percent:0;mso-width-relative:page;mso-height-relative:page;v-text-anchor:top" o:gfxdata="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" strokeweight="3pt">
                 <v:stroke linestyle="thinThin"/>
                 <v:textbox>
                   <w:txbxContent>
@@ -1410,7 +1404,7 @@
                                     <pic:cNvPicPr/>
                                   </pic:nvPicPr>
                                   <pic:blipFill>
-                                    <a:blip r:embed="rId8">
+                                    <a:blip r:embed="rId9">
                                       <a:extLst>
                                         <a:ext uri="{28A0092B-C50C-407E-A947-70E740481C1C}">
                                           <a14:useLocalDpi xmlns:a14="http://schemas.microsoft.com/office/drawing/2010/main" val="0"/>
@@ -1770,15 +1764,9 @@
                         <w:rPr>
                           <w:sz w:val="30"/>
                           <w:szCs w:val="30"/>
-                        </w:rPr>
-                        <w:t>TP.</w:t>
-                      </w:r>
-                      <w:r>
-                        <w:rPr>
-                          <w:sz w:val="30"/>
-                          <w:szCs w:val="30"/>
-                        </w:rPr>
-                        <w:t>HỒ CHÍ MINH, tháng   năm</w:t>
+                          <w:lang w:val="vi-VN"/>
+                        </w:rPr>
+                        <w:t>TP.HỒ CHÍ MINH, tháng   năm</w:t>
                       </w:r>
                     </w:p>
                     <w:p>
@@ -2451,6 +2439,7 @@
         <w:tabs>
           <w:tab w:val="left" w:pos="2132"/>
         </w:tabs>
+        <w:spacing w:line="360" w:lineRule="auto"/>
         <w:jc w:val="both"/>
         <w:rPr>
           <w:rFonts w:eastAsiaTheme="majorEastAsia" w:cs="Times New Roman"/>
@@ -2473,6 +2462,7 @@
     <w:bookmarkEnd w:id="3"/>
     <w:p>
       <w:pPr>
+        <w:spacing w:line="360" w:lineRule="auto"/>
         <w:rPr>
           <w:rFonts w:cs="Times New Roman"/>
           <w:b/>
@@ -2488,6 +2478,7 @@
     </w:p>
     <w:p>
       <w:pPr>
+        <w:spacing w:line="360" w:lineRule="auto"/>
         <w:rPr>
           <w:rFonts w:cs="Times New Roman"/>
           <w:b/>
@@ -2675,7 +2666,7 @@
                                           <pic:cNvPicPr/>
                                         </pic:nvPicPr>
                                         <pic:blipFill>
-                                          <a:blip r:embed="rId8">
+                                          <a:blip r:embed="rId9">
                                             <a:extLst>
                                               <a:ext uri="{28A0092B-C50C-407E-A947-70E740481C1C}">
                                                 <a14:useLocalDpi xmlns:a14="http://schemas.microsoft.com/office/drawing/2010/main" val="0"/>
@@ -2753,9 +2744,6 @@
                               <w:jc w:val="center"/>
                               <w:rPr>
                                 <w:b/>
-                                <w:bCs/>
-                                <w:sz w:val="48"/>
-                                <w:szCs w:val="48"/>
                               </w:rPr>
                             </w:pPr>
                             <w:r>
@@ -2765,27 +2753,7 @@
                                 <w:sz w:val="48"/>
                                 <w:szCs w:val="48"/>
                               </w:rPr>
-                              <w:t xml:space="preserve">XÂY DỰNG ỨNG DỤNG </w:t>
-                            </w:r>
-                          </w:p>
-                          <w:p>
-                            <w:pPr>
-                              <w:jc w:val="center"/>
-                              <w:rPr>
-                                <w:b/>
-                                <w:bCs/>
-                                <w:sz w:val="48"/>
-                                <w:szCs w:val="48"/>
-                              </w:rPr>
-                            </w:pPr>
-                            <w:r>
-                              <w:rPr>
-                                <w:b/>
-                                <w:bCs/>
-                                <w:sz w:val="48"/>
-                                <w:szCs w:val="48"/>
-                              </w:rPr>
-                              <w:t>HỌC TIẾNG ANH TRÊN ĐIỆN THOẠI</w:t>
+                              <w:t>NGHIÊN CỨU VÀ ỨNG DỤNG MÔ HÌNH YOLO TRONG NHẬN DIỆN VẬT THỂ HỖ TRỢ HỌC TỪ VỰNG TIẾNG ANH TRÊN THIẾT BỊ DI ĐỘNG</w:t>
                             </w:r>
                           </w:p>
                           <w:p>
@@ -2908,6 +2876,7 @@
                                 <w:bCs/>
                                 <w:sz w:val="28"/>
                                 <w:szCs w:val="28"/>
+                                <w:lang w:val="vi-VN"/>
                               </w:rPr>
                               <w:t xml:space="preserve"> Đức Công Song</w:t>
                             </w:r>
@@ -2938,6 +2907,7 @@
                                 <w:bCs/>
                                 <w:sz w:val="28"/>
                                 <w:szCs w:val="28"/>
+                                <w:lang w:val="vi-VN"/>
                               </w:rPr>
                               <w:t>Trần Tiến Anh (</w:t>
                             </w:r>
@@ -2957,6 +2927,7 @@
                                 <w:bCs/>
                                 <w:sz w:val="28"/>
                                 <w:szCs w:val="28"/>
+                                <w:lang w:val="vi-VN"/>
                               </w:rPr>
                               <w:t>: 22130016</w:t>
                             </w:r>
@@ -3027,6 +2998,7 @@
                                 <w:rFonts w:cs="Times New Roman"/>
                                 <w:sz w:val="30"/>
                                 <w:szCs w:val="30"/>
+                                <w:lang w:val="vi-VN"/>
                               </w:rPr>
                               <w:t>TP.HỒ CHÍ MINH, tháng   năm</w:t>
                             </w:r>
@@ -3038,6 +3010,7 @@
                                 <w:rFonts w:cs="Times New Roman"/>
                                 <w:sz w:val="32"/>
                                 <w:szCs w:val="32"/>
+                                <w:lang w:val="vi-VN"/>
                               </w:rPr>
                             </w:pPr>
                           </w:p>
@@ -3698,6 +3671,7 @@
                                 <w:rFonts w:cs="Times New Roman"/>
                                 <w:sz w:val="32"/>
                                 <w:szCs w:val="32"/>
+                                <w:lang w:val="vi-VN"/>
                               </w:rPr>
                             </w:pPr>
                             <w:r>
@@ -3705,6 +3679,7 @@
                                 <w:rFonts w:cs="Times New Roman"/>
                                 <w:sz w:val="32"/>
                                 <w:szCs w:val="32"/>
+                                <w:lang w:val="vi-VN"/>
                               </w:rPr>
                               <w:t>Ư/2014</w:t>
                             </w:r>
@@ -3713,6 +3688,7 @@
                             <w:pPr>
                               <w:rPr>
                                 <w:rFonts w:cs="Times New Roman"/>
+                                <w:lang w:val="vi-VN"/>
                               </w:rPr>
                             </w:pPr>
                           </w:p>
@@ -3725,6 +3701,7 @@
                                 <w:b/>
                                 <w:sz w:val="40"/>
                                 <w:szCs w:val="40"/>
+                                <w:lang w:val="vi-VN"/>
                               </w:rPr>
                             </w:pPr>
                             <w:r>
@@ -3743,6 +3720,7 @@
                                 <w:b/>
                                 <w:sz w:val="40"/>
                                 <w:szCs w:val="40"/>
+                                <w:lang w:val="vi-VN"/>
                               </w:rPr>
                               <w:t>Ộ GIÁO DỤC VÀ ĐÀO TẠO</w:t>
                             </w:r>
@@ -3756,6 +3734,7 @@
                                 <w:b/>
                                 <w:sz w:val="44"/>
                                 <w:szCs w:val="44"/>
+                                <w:lang w:val="vi-VN"/>
                               </w:rPr>
                             </w:pPr>
                             <w:r>
@@ -3764,6 +3743,7 @@
                                 <w:b/>
                                 <w:sz w:val="44"/>
                                 <w:szCs w:val="44"/>
+                                <w:lang w:val="vi-VN"/>
                               </w:rPr>
                               <w:t>TRƯỜNG ĐẠI HỌC NÔNG LÂM TP HCM</w:t>
                             </w:r>
@@ -3834,7 +3814,7 @@
                                           <pic:cNvPicPr/>
                                         </pic:nvPicPr>
                                         <pic:blipFill>
-                                          <a:blip r:embed="rId8">
+                                          <a:blip r:embed="rId9">
                                             <a:extLst>
                                               <a:ext uri="{28A0092B-C50C-407E-A947-70E740481C1C}">
                                                 <a14:useLocalDpi xmlns:a14="http://schemas.microsoft.com/office/drawing/2010/main" val="0"/>
@@ -4219,6 +4199,7 @@
                                 <w:rFonts w:cs="Times New Roman"/>
                                 <w:sz w:val="30"/>
                                 <w:szCs w:val="30"/>
+                                <w:lang w:val="vi-VN"/>
                               </w:rPr>
                               <w:t>TP.HỒ CHÍ MINH, tháng   năm</w:t>
                             </w:r>
@@ -4230,6 +4211,7 @@
                                 <w:rFonts w:cs="Times New Roman"/>
                                 <w:sz w:val="32"/>
                                 <w:szCs w:val="32"/>
+                                <w:lang w:val="vi-VN"/>
                               </w:rPr>
                             </w:pPr>
                           </w:p>
@@ -4920,7 +4902,7 @@
           </mc:Choice>
           <mc:Fallback>
             <w:pict>
-              <v:shape w14:anchorId="4DA7A2A6" id="_x0000_s1027" type="#_x0000_t202" style="position:absolute;margin-left:-6pt;margin-top:1.5pt;width:460.4pt;height:749.35pt;z-index:252002304;visibility:visible;mso-wrap-style:square;mso-width-percent:0;mso-height-percent:0;mso-wrap-distance-left:9pt;mso-wrap-distance-top:0;mso-wrap-distance-right:9pt;mso-wrap-distance-bottom:0;mso-position-horizontal:absolute;mso-position-horizontal-relative:margin;mso-position-vertical:absolute;mso-position-vertical-relative:text;mso-width-percent:0;mso-height-percent:0;mso-width-relative:page;mso-height-relative:page;v-text-anchor:top" o:gfxdata="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" strokeweight="3pt">
+              <v:shape w14:anchorId="4DA7A2A6" id="_x0000_s1027" type="#_x0000_t202" style="position:absolute;margin-left:-6pt;margin-top:1.5pt;width:460.4pt;height:749.35pt;z-index:252002304;visibility:visible;mso-wrap-style:square;mso-width-percent:0;mso-height-percent:0;mso-wrap-distance-left:9pt;mso-wrap-distance-top:0;mso-wrap-distance-right:9pt;mso-wrap-distance-bottom:0;mso-position-horizontal:absolute;mso-position-horizontal-relative:margin;mso-position-vertical:absolute;mso-position-vertical-relative:text;mso-width-percent:0;mso-height-percent:0;mso-width-relative:page;mso-height-relative:page;v-text-anchor:top" o:gfxdata="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" strokeweight="3pt">
                 <v:stroke linestyle="thinThin"/>
                 <v:textbox>
                   <w:txbxContent>
@@ -5052,7 +5034,7 @@
                                     <pic:cNvPicPr/>
                                   </pic:nvPicPr>
                                   <pic:blipFill>
-                                    <a:blip r:embed="rId8">
+                                    <a:blip r:embed="rId9">
                                       <a:extLst>
                                         <a:ext uri="{28A0092B-C50C-407E-A947-70E740481C1C}">
                                           <a14:useLocalDpi xmlns:a14="http://schemas.microsoft.com/office/drawing/2010/main" val="0"/>
@@ -5130,9 +5112,6 @@
                         <w:jc w:val="center"/>
                         <w:rPr>
                           <w:b/>
-                          <w:bCs/>
-                          <w:sz w:val="48"/>
-                          <w:szCs w:val="48"/>
                         </w:rPr>
                       </w:pPr>
                       <w:r>
@@ -5142,27 +5121,7 @@
                           <w:sz w:val="48"/>
                           <w:szCs w:val="48"/>
                         </w:rPr>
-                        <w:t xml:space="preserve">XÂY DỰNG ỨNG DỤNG </w:t>
-                      </w:r>
-                    </w:p>
-                    <w:p>
-                      <w:pPr>
-                        <w:jc w:val="center"/>
-                        <w:rPr>
-                          <w:b/>
-                          <w:bCs/>
-                          <w:sz w:val="48"/>
-                          <w:szCs w:val="48"/>
-                        </w:rPr>
-                      </w:pPr>
-                      <w:r>
-                        <w:rPr>
-                          <w:b/>
-                          <w:bCs/>
-                          <w:sz w:val="48"/>
-                          <w:szCs w:val="48"/>
-                        </w:rPr>
-                        <w:t>HỌC TIẾNG ANH TRÊN ĐIỆN THOẠI</w:t>
+                        <w:t>NGHIÊN CỨU VÀ ỨNG DỤNG MÔ HÌNH YOLO TRONG NHẬN DIỆN VẬT THỂ HỖ TRỢ HỌC TỪ VỰNG TIẾNG ANH TRÊN THIẾT BỊ DI ĐỘNG</w:t>
                       </w:r>
                     </w:p>
                     <w:p>
@@ -5285,6 +5244,7 @@
                           <w:bCs/>
                           <w:sz w:val="28"/>
                           <w:szCs w:val="28"/>
+                          <w:lang w:val="vi-VN"/>
                         </w:rPr>
                         <w:t xml:space="preserve"> Đức Công Song</w:t>
                       </w:r>
@@ -5315,6 +5275,7 @@
                           <w:bCs/>
                           <w:sz w:val="28"/>
                           <w:szCs w:val="28"/>
+                          <w:lang w:val="vi-VN"/>
                         </w:rPr>
                         <w:t>Trần Tiến Anh (</w:t>
                       </w:r>
@@ -5334,6 +5295,7 @@
                           <w:bCs/>
                           <w:sz w:val="28"/>
                           <w:szCs w:val="28"/>
+                          <w:lang w:val="vi-VN"/>
                         </w:rPr>
                         <w:t>: 22130016</w:t>
                       </w:r>
@@ -5404,6 +5366,7 @@
                           <w:rFonts w:cs="Times New Roman"/>
                           <w:sz w:val="30"/>
                           <w:szCs w:val="30"/>
+                          <w:lang w:val="vi-VN"/>
                         </w:rPr>
                         <w:t>TP.HỒ CHÍ MINH, tháng   năm</w:t>
                       </w:r>
@@ -5415,6 +5378,7 @@
                           <w:rFonts w:cs="Times New Roman"/>
                           <w:sz w:val="32"/>
                           <w:szCs w:val="32"/>
+                          <w:lang w:val="vi-VN"/>
                         </w:rPr>
                       </w:pPr>
                     </w:p>
@@ -6075,6 +6039,7 @@
                           <w:rFonts w:cs="Times New Roman"/>
                           <w:sz w:val="32"/>
                           <w:szCs w:val="32"/>
+                          <w:lang w:val="vi-VN"/>
                         </w:rPr>
                       </w:pPr>
                       <w:r>
@@ -6082,6 +6047,7 @@
                           <w:rFonts w:cs="Times New Roman"/>
                           <w:sz w:val="32"/>
                           <w:szCs w:val="32"/>
+                          <w:lang w:val="vi-VN"/>
                         </w:rPr>
                         <w:t>Ư/2014</w:t>
                       </w:r>
@@ -6090,6 +6056,7 @@
                       <w:pPr>
                         <w:rPr>
                           <w:rFonts w:cs="Times New Roman"/>
+                          <w:lang w:val="vi-VN"/>
                         </w:rPr>
                       </w:pPr>
                     </w:p>
@@ -6102,6 +6069,7 @@
                           <w:b/>
                           <w:sz w:val="40"/>
                           <w:szCs w:val="40"/>
+                          <w:lang w:val="vi-VN"/>
                         </w:rPr>
                       </w:pPr>
                       <w:r>
@@ -6120,6 +6088,7 @@
                           <w:b/>
                           <w:sz w:val="40"/>
                           <w:szCs w:val="40"/>
+                          <w:lang w:val="vi-VN"/>
                         </w:rPr>
                         <w:t>Ộ GIÁO DỤC VÀ ĐÀO TẠO</w:t>
                       </w:r>
@@ -6133,6 +6102,7 @@
                           <w:b/>
                           <w:sz w:val="44"/>
                           <w:szCs w:val="44"/>
+                          <w:lang w:val="vi-VN"/>
                         </w:rPr>
                       </w:pPr>
                       <w:r>
@@ -6141,6 +6111,7 @@
                           <w:b/>
                           <w:sz w:val="44"/>
                           <w:szCs w:val="44"/>
+                          <w:lang w:val="vi-VN"/>
                         </w:rPr>
                         <w:t>TRƯỜNG ĐẠI HỌC NÔNG LÂM TP HCM</w:t>
                       </w:r>
@@ -6211,7 +6182,7 @@
                                     <pic:cNvPicPr/>
                                   </pic:nvPicPr>
                                   <pic:blipFill>
-                                    <a:blip r:embed="rId8">
+                                    <a:blip r:embed="rId9">
                                       <a:extLst>
                                         <a:ext uri="{28A0092B-C50C-407E-A947-70E740481C1C}">
                                           <a14:useLocalDpi xmlns:a14="http://schemas.microsoft.com/office/drawing/2010/main" val="0"/>
@@ -6596,6 +6567,7 @@
                           <w:rFonts w:cs="Times New Roman"/>
                           <w:sz w:val="30"/>
                           <w:szCs w:val="30"/>
+                          <w:lang w:val="vi-VN"/>
                         </w:rPr>
                         <w:t>TP.HỒ CHÍ MINH, tháng   năm</w:t>
                       </w:r>
@@ -6607,6 +6579,7 @@
                           <w:rFonts w:cs="Times New Roman"/>
                           <w:sz w:val="32"/>
                           <w:szCs w:val="32"/>
+                          <w:lang w:val="vi-VN"/>
                         </w:rPr>
                       </w:pPr>
                     </w:p>
@@ -7291,6 +7264,7 @@
     <w:p>
       <w:pPr>
         <w:pStyle w:val="H0"/>
+        <w:spacing w:line="360" w:lineRule="auto"/>
         <w:outlineLvl w:val="0"/>
       </w:pPr>
       <w:r>
@@ -7301,61 +7275,64 @@
         <w:lastRenderedPageBreak/>
         <w:tab/>
       </w:r>
-      <w:bookmarkStart w:id="17" w:name="_Toc164957113"/>
-      <w:bookmarkStart w:id="18" w:name="_Toc164957255"/>
-      <w:bookmarkStart w:id="19" w:name="_Toc164957334"/>
-      <w:bookmarkStart w:id="20" w:name="_Toc164957606"/>
-      <w:bookmarkStart w:id="21" w:name="_Toc164966931"/>
+      <w:bookmarkStart w:id="11" w:name="_Toc164957113"/>
+      <w:bookmarkStart w:id="12" w:name="_Toc164957255"/>
+      <w:bookmarkStart w:id="13" w:name="_Toc164957334"/>
+      <w:bookmarkStart w:id="14" w:name="_Toc164957606"/>
+      <w:bookmarkStart w:id="15" w:name="_Toc164966931"/>
       <w:r>
         <w:t>DANH SÁCH CHỮ VIẾT TẮT</w:t>
       </w:r>
+      <w:bookmarkEnd w:id="11"/>
+      <w:bookmarkEnd w:id="12"/>
+      <w:bookmarkEnd w:id="13"/>
+      <w:bookmarkEnd w:id="14"/>
+      <w:bookmarkEnd w:id="15"/>
+    </w:p>
+    <w:p>
+      <w:pPr>
+        <w:spacing w:line="360" w:lineRule="auto"/>
+        <w:jc w:val="both"/>
+        <w:rPr>
+          <w:rFonts w:cs="Times New Roman"/>
+          <w:color w:val="000000" w:themeColor="text1"/>
+          <w:szCs w:val="26"/>
+        </w:rPr>
+      </w:pPr>
+      <w:r>
+        <w:rPr>
+          <w:rFonts w:cs="Times New Roman"/>
+          <w:color w:val="000000" w:themeColor="text1"/>
+          <w:szCs w:val="26"/>
+        </w:rPr>
+        <w:br w:type="page"/>
+      </w:r>
+    </w:p>
+    <w:p>
+      <w:pPr>
+        <w:pStyle w:val="H0"/>
+        <w:spacing w:line="360" w:lineRule="auto"/>
+        <w:outlineLvl w:val="0"/>
+      </w:pPr>
+      <w:bookmarkStart w:id="16" w:name="_Toc164957114"/>
+      <w:bookmarkStart w:id="17" w:name="_Toc164957256"/>
+      <w:bookmarkStart w:id="18" w:name="_Toc164957335"/>
+      <w:bookmarkStart w:id="19" w:name="_Toc164957607"/>
+      <w:bookmarkStart w:id="20" w:name="_Toc164966932"/>
+      <w:r>
+        <w:lastRenderedPageBreak/>
+        <w:t>DANH MỤC HÌNH ẢNH</w:t>
+      </w:r>
+      <w:bookmarkEnd w:id="16"/>
       <w:bookmarkEnd w:id="17"/>
       <w:bookmarkEnd w:id="18"/>
       <w:bookmarkEnd w:id="19"/>
       <w:bookmarkEnd w:id="20"/>
-      <w:bookmarkEnd w:id="21"/>
     </w:p>
     <w:p>
       <w:pPr>
-        <w:jc w:val="both"/>
-        <w:rPr>
-          <w:rFonts w:cs="Times New Roman"/>
-          <w:color w:val="000000" w:themeColor="text1"/>
-          <w:szCs w:val="26"/>
-        </w:rPr>
-      </w:pPr>
-      <w:r>
-        <w:rPr>
-          <w:rFonts w:cs="Times New Roman"/>
-          <w:color w:val="000000" w:themeColor="text1"/>
-          <w:szCs w:val="26"/>
-        </w:rPr>
-        <w:br w:type="page"/>
-      </w:r>
-    </w:p>
-    <w:p>
-      <w:pPr>
         <w:pStyle w:val="H0"/>
-        <w:outlineLvl w:val="0"/>
-      </w:pPr>
-      <w:bookmarkStart w:id="22" w:name="_Toc164957114"/>
-      <w:bookmarkStart w:id="23" w:name="_Toc164957256"/>
-      <w:bookmarkStart w:id="24" w:name="_Toc164957335"/>
-      <w:bookmarkStart w:id="25" w:name="_Toc164957607"/>
-      <w:bookmarkStart w:id="26" w:name="_Toc164966932"/>
-      <w:r>
-        <w:lastRenderedPageBreak/>
-        <w:t>DANH MỤC HÌNH ẢNH</w:t>
-      </w:r>
-      <w:bookmarkEnd w:id="22"/>
-      <w:bookmarkEnd w:id="23"/>
-      <w:bookmarkEnd w:id="24"/>
-      <w:bookmarkEnd w:id="25"/>
-      <w:bookmarkEnd w:id="26"/>
-    </w:p>
-    <w:p>
-      <w:pPr>
-        <w:pStyle w:val="H0"/>
+        <w:spacing w:line="360" w:lineRule="auto"/>
       </w:pPr>
       <w:r>
         <w:rPr>
@@ -7379,6 +7356,7 @@
         <w:tabs>
           <w:tab w:val="right" w:leader="dot" w:pos="8777"/>
         </w:tabs>
+        <w:spacing w:line="360" w:lineRule="auto"/>
         <w:jc w:val="both"/>
         <w:rPr>
           <w:rFonts w:asciiTheme="minorHAnsi" w:eastAsiaTheme="minorEastAsia" w:hAnsiTheme="minorHAnsi"/>
@@ -7485,11 +7463,11 @@
         </w:rPr>
         <w:br w:type="page"/>
       </w:r>
-      <w:bookmarkStart w:id="27" w:name="_Toc164957115"/>
-      <w:bookmarkStart w:id="28" w:name="_Toc164957257"/>
-      <w:bookmarkStart w:id="29" w:name="_Toc164957336"/>
-      <w:bookmarkStart w:id="30" w:name="_Toc164957608"/>
-      <w:bookmarkStart w:id="31" w:name="_Toc164966933"/>
+      <w:bookmarkStart w:id="21" w:name="_Toc164957115"/>
+      <w:bookmarkStart w:id="22" w:name="_Toc164957257"/>
+      <w:bookmarkStart w:id="23" w:name="_Toc164957336"/>
+      <w:bookmarkStart w:id="24" w:name="_Toc164957608"/>
+      <w:bookmarkStart w:id="25" w:name="_Toc164966933"/>
       <w:r>
         <w:rPr>
           <w:bCs/>
@@ -7498,14 +7476,15 @@
         <w:lastRenderedPageBreak/>
         <w:t>DANH MỤC BẢNG</w:t>
       </w:r>
-      <w:bookmarkEnd w:id="27"/>
-      <w:bookmarkEnd w:id="28"/>
-      <w:bookmarkEnd w:id="29"/>
-      <w:bookmarkEnd w:id="30"/>
-      <w:bookmarkEnd w:id="31"/>
+      <w:bookmarkEnd w:id="21"/>
+      <w:bookmarkEnd w:id="22"/>
+      <w:bookmarkEnd w:id="23"/>
+      <w:bookmarkEnd w:id="24"/>
+      <w:bookmarkEnd w:id="25"/>
     </w:p>
     <w:p>
       <w:pPr>
+        <w:spacing w:line="360" w:lineRule="auto"/>
         <w:rPr>
           <w:b/>
           <w:bCs/>
@@ -7544,6 +7523,7 @@
         <w:tabs>
           <w:tab w:val="right" w:leader="dot" w:pos="8364"/>
         </w:tabs>
+        <w:spacing w:line="360" w:lineRule="auto"/>
         <w:rPr>
           <w:iCs/>
           <w:szCs w:val="26"/>
@@ -7690,11 +7670,11 @@
           <w:szCs w:val="26"/>
         </w:rPr>
       </w:pPr>
-      <w:bookmarkStart w:id="32" w:name="_Toc164957116"/>
-      <w:bookmarkStart w:id="33" w:name="_Toc164957258"/>
-      <w:bookmarkStart w:id="34" w:name="_Toc164957337"/>
-      <w:bookmarkStart w:id="35" w:name="_Toc164957609"/>
-      <w:bookmarkStart w:id="36" w:name="_Toc164966934"/>
+      <w:bookmarkStart w:id="26" w:name="_Toc164957116"/>
+      <w:bookmarkStart w:id="27" w:name="_Toc164957258"/>
+      <w:bookmarkStart w:id="28" w:name="_Toc164957337"/>
+      <w:bookmarkStart w:id="29" w:name="_Toc164957609"/>
+      <w:bookmarkStart w:id="30" w:name="_Toc164966934"/>
       <w:r>
         <w:rPr>
           <w:iCs/>
@@ -7737,14 +7717,15 @@
         </w:rPr>
         <w:t>T</w:t>
       </w:r>
-      <w:bookmarkEnd w:id="32"/>
-      <w:bookmarkEnd w:id="33"/>
-      <w:bookmarkEnd w:id="34"/>
-      <w:bookmarkEnd w:id="35"/>
-      <w:bookmarkEnd w:id="36"/>
+      <w:bookmarkEnd w:id="26"/>
+      <w:bookmarkEnd w:id="27"/>
+      <w:bookmarkEnd w:id="28"/>
+      <w:bookmarkEnd w:id="29"/>
+      <w:bookmarkEnd w:id="30"/>
     </w:p>
     <w:p>
       <w:pPr>
+        <w:spacing w:line="360" w:lineRule="auto"/>
         <w:rPr>
           <w:b/>
           <w:bCs/>
@@ -7760,6 +7741,7 @@
     </w:p>
     <w:p>
       <w:pPr>
+        <w:spacing w:line="360" w:lineRule="auto"/>
         <w:ind w:firstLine="720"/>
         <w:jc w:val="both"/>
       </w:pPr>
@@ -7769,6 +7751,7 @@
     </w:p>
     <w:p>
       <w:pPr>
+        <w:spacing w:line="360" w:lineRule="auto"/>
         <w:ind w:firstLine="720"/>
         <w:jc w:val="both"/>
       </w:pPr>
@@ -7778,6 +7761,7 @@
     </w:p>
     <w:p>
       <w:pPr>
+        <w:spacing w:line="360" w:lineRule="auto"/>
         <w:ind w:firstLine="720"/>
         <w:jc w:val="both"/>
       </w:pPr>
@@ -7787,6 +7771,7 @@
     </w:p>
     <w:p>
       <w:pPr>
+        <w:spacing w:line="360" w:lineRule="auto"/>
         <w:jc w:val="both"/>
         <w:rPr>
           <w:rFonts w:eastAsiaTheme="majorEastAsia" w:cs="Times New Roman"/>
@@ -7830,6 +7815,7 @@
     </w:p>
     <w:p>
       <w:pPr>
+        <w:spacing w:line="360" w:lineRule="auto"/>
         <w:jc w:val="center"/>
         <w:rPr>
           <w:b/>
@@ -7848,6 +7834,7 @@
     <w:p>
       <w:pPr>
         <w:pStyle w:val="TOC1"/>
+        <w:spacing w:line="360" w:lineRule="auto"/>
         <w:rPr>
           <w:rFonts w:asciiTheme="minorHAnsi" w:eastAsiaTheme="minorEastAsia" w:hAnsiTheme="minorHAnsi"/>
           <w:noProof/>
@@ -7939,6 +7926,7 @@
     <w:p>
       <w:pPr>
         <w:pStyle w:val="TOC1"/>
+        <w:spacing w:line="360" w:lineRule="auto"/>
         <w:rPr>
           <w:rFonts w:asciiTheme="minorHAnsi" w:eastAsiaTheme="minorEastAsia" w:hAnsiTheme="minorHAnsi"/>
           <w:noProof/>
@@ -8006,6 +7994,7 @@
     <w:p>
       <w:pPr>
         <w:pStyle w:val="TOC1"/>
+        <w:spacing w:line="360" w:lineRule="auto"/>
         <w:rPr>
           <w:rFonts w:asciiTheme="minorHAnsi" w:eastAsiaTheme="minorEastAsia" w:hAnsiTheme="minorHAnsi"/>
           <w:noProof/>
@@ -8074,6 +8063,7 @@
     <w:p>
       <w:pPr>
         <w:pStyle w:val="TOC1"/>
+        <w:spacing w:line="360" w:lineRule="auto"/>
         <w:rPr>
           <w:rFonts w:asciiTheme="minorHAnsi" w:eastAsiaTheme="minorEastAsia" w:hAnsiTheme="minorHAnsi"/>
           <w:noProof/>
@@ -8142,6 +8132,7 @@
     <w:p>
       <w:pPr>
         <w:pStyle w:val="TOC1"/>
+        <w:spacing w:line="360" w:lineRule="auto"/>
         <w:rPr>
           <w:rFonts w:asciiTheme="minorHAnsi" w:eastAsiaTheme="minorEastAsia" w:hAnsiTheme="minorHAnsi"/>
           <w:noProof/>
@@ -8213,6 +8204,7 @@
           <w:tab w:val="left" w:pos="660"/>
           <w:tab w:val="right" w:leader="dot" w:pos="8777"/>
         </w:tabs>
+        <w:spacing w:line="360" w:lineRule="auto"/>
         <w:rPr>
           <w:rFonts w:asciiTheme="minorHAnsi" w:eastAsiaTheme="minorEastAsia" w:hAnsiTheme="minorHAnsi"/>
           <w:noProof/>
@@ -8299,6 +8291,7 @@
           <w:tab w:val="left" w:pos="660"/>
           <w:tab w:val="right" w:leader="dot" w:pos="8777"/>
         </w:tabs>
+        <w:spacing w:line="360" w:lineRule="auto"/>
         <w:rPr>
           <w:rFonts w:asciiTheme="minorHAnsi" w:eastAsiaTheme="minorEastAsia" w:hAnsiTheme="minorHAnsi"/>
           <w:noProof/>
@@ -8385,6 +8378,7 @@
           <w:tab w:val="left" w:pos="660"/>
           <w:tab w:val="right" w:leader="dot" w:pos="8777"/>
         </w:tabs>
+        <w:spacing w:line="360" w:lineRule="auto"/>
         <w:rPr>
           <w:rFonts w:asciiTheme="minorHAnsi" w:eastAsiaTheme="minorEastAsia" w:hAnsiTheme="minorHAnsi"/>
           <w:noProof/>
@@ -8467,6 +8461,7 @@
     <w:p>
       <w:pPr>
         <w:pStyle w:val="TOC1"/>
+        <w:spacing w:line="360" w:lineRule="auto"/>
         <w:rPr>
           <w:rFonts w:asciiTheme="minorHAnsi" w:eastAsiaTheme="minorEastAsia" w:hAnsiTheme="minorHAnsi"/>
           <w:noProof/>
@@ -8537,6 +8532,7 @@
         <w:tabs>
           <w:tab w:val="right" w:leader="dot" w:pos="8777"/>
         </w:tabs>
+        <w:spacing w:line="360" w:lineRule="auto"/>
         <w:rPr>
           <w:rFonts w:asciiTheme="minorHAnsi" w:eastAsiaTheme="minorEastAsia" w:hAnsiTheme="minorHAnsi"/>
           <w:noProof/>
@@ -8607,6 +8603,7 @@
         <w:tabs>
           <w:tab w:val="right" w:leader="dot" w:pos="8777"/>
         </w:tabs>
+        <w:spacing w:line="360" w:lineRule="auto"/>
         <w:rPr>
           <w:rFonts w:asciiTheme="minorHAnsi" w:eastAsiaTheme="minorEastAsia" w:hAnsiTheme="minorHAnsi"/>
           <w:noProof/>
@@ -8677,6 +8674,7 @@
         <w:tabs>
           <w:tab w:val="right" w:leader="dot" w:pos="8777"/>
         </w:tabs>
+        <w:spacing w:line="360" w:lineRule="auto"/>
         <w:rPr>
           <w:rFonts w:asciiTheme="minorHAnsi" w:eastAsiaTheme="minorEastAsia" w:hAnsiTheme="minorHAnsi"/>
           <w:noProof/>
@@ -8759,6 +8757,7 @@
     <w:p>
       <w:pPr>
         <w:pStyle w:val="TOC1"/>
+        <w:spacing w:line="360" w:lineRule="auto"/>
         <w:rPr>
           <w:rFonts w:asciiTheme="minorHAnsi" w:eastAsiaTheme="minorEastAsia" w:hAnsiTheme="minorHAnsi"/>
           <w:noProof/>
@@ -8869,6 +8868,7 @@
         <w:tabs>
           <w:tab w:val="right" w:leader="dot" w:pos="8777"/>
         </w:tabs>
+        <w:spacing w:line="360" w:lineRule="auto"/>
         <w:rPr>
           <w:rFonts w:asciiTheme="minorHAnsi" w:eastAsiaTheme="minorEastAsia" w:hAnsiTheme="minorHAnsi"/>
           <w:noProof/>
@@ -8939,6 +8939,7 @@
         <w:tabs>
           <w:tab w:val="right" w:leader="dot" w:pos="8777"/>
         </w:tabs>
+        <w:spacing w:line="360" w:lineRule="auto"/>
         <w:rPr>
           <w:rFonts w:asciiTheme="minorHAnsi" w:eastAsiaTheme="minorEastAsia" w:hAnsiTheme="minorHAnsi"/>
           <w:noProof/>
@@ -9053,6 +9054,7 @@
     <w:p>
       <w:pPr>
         <w:pStyle w:val="TOC1"/>
+        <w:spacing w:line="360" w:lineRule="auto"/>
         <w:rPr>
           <w:rFonts w:asciiTheme="minorHAnsi" w:eastAsiaTheme="minorEastAsia" w:hAnsiTheme="minorHAnsi"/>
           <w:noProof/>
@@ -9158,6 +9160,7 @@
         <w:tabs>
           <w:tab w:val="right" w:leader="dot" w:pos="8777"/>
         </w:tabs>
+        <w:spacing w:line="360" w:lineRule="auto"/>
         <w:rPr>
           <w:rFonts w:asciiTheme="minorHAnsi" w:eastAsiaTheme="minorEastAsia" w:hAnsiTheme="minorHAnsi"/>
           <w:noProof/>
@@ -9228,6 +9231,7 @@
         <w:tabs>
           <w:tab w:val="right" w:leader="dot" w:pos="8777"/>
         </w:tabs>
+        <w:spacing w:line="360" w:lineRule="auto"/>
         <w:rPr>
           <w:rFonts w:asciiTheme="minorHAnsi" w:eastAsiaTheme="minorEastAsia" w:hAnsiTheme="minorHAnsi"/>
           <w:noProof/>
@@ -9320,6 +9324,7 @@
     <w:p>
       <w:pPr>
         <w:pStyle w:val="TOC1"/>
+        <w:spacing w:line="360" w:lineRule="auto"/>
         <w:rPr>
           <w:rFonts w:asciiTheme="minorHAnsi" w:eastAsiaTheme="minorEastAsia" w:hAnsiTheme="minorHAnsi"/>
           <w:noProof/>
@@ -9412,6 +9417,7 @@
     <w:p>
       <w:pPr>
         <w:pStyle w:val="TOC1"/>
+        <w:spacing w:line="360" w:lineRule="auto"/>
         <w:rPr>
           <w:rFonts w:asciiTheme="minorHAnsi" w:eastAsiaTheme="minorEastAsia" w:hAnsiTheme="minorHAnsi"/>
           <w:noProof/>
@@ -9499,6 +9505,7 @@
         <w:tabs>
           <w:tab w:val="right" w:leader="dot" w:pos="8777"/>
         </w:tabs>
+        <w:spacing w:line="360" w:lineRule="auto"/>
         <w:rPr>
           <w:rFonts w:asciiTheme="minorHAnsi" w:eastAsiaTheme="minorEastAsia" w:hAnsiTheme="minorHAnsi"/>
           <w:noProof/>
@@ -9569,6 +9576,7 @@
         <w:tabs>
           <w:tab w:val="right" w:leader="dot" w:pos="8777"/>
         </w:tabs>
+        <w:spacing w:line="360" w:lineRule="auto"/>
         <w:rPr>
           <w:rFonts w:asciiTheme="minorHAnsi" w:eastAsiaTheme="minorEastAsia" w:hAnsiTheme="minorHAnsi"/>
           <w:noProof/>
@@ -9641,6 +9649,7 @@
         <w:tabs>
           <w:tab w:val="right" w:leader="dot" w:pos="8777"/>
         </w:tabs>
+        <w:spacing w:line="360" w:lineRule="auto"/>
         <w:rPr>
           <w:rFonts w:asciiTheme="minorHAnsi" w:eastAsiaTheme="minorEastAsia" w:hAnsiTheme="minorHAnsi"/>
           <w:noProof/>
@@ -9708,6 +9717,7 @@
     <w:p>
       <w:pPr>
         <w:pStyle w:val="TOC1"/>
+        <w:spacing w:line="360" w:lineRule="auto"/>
         <w:rPr>
           <w:rFonts w:asciiTheme="minorHAnsi" w:eastAsiaTheme="minorEastAsia" w:hAnsiTheme="minorHAnsi"/>
           <w:noProof/>
@@ -9799,9 +9809,10 @@
     <w:p>
       <w:pPr>
         <w:pStyle w:val="H0"/>
+        <w:spacing w:line="360" w:lineRule="auto"/>
         <w:outlineLvl w:val="0"/>
         <w:sectPr>
-          <w:headerReference w:type="default" r:id="rId9"/>
+          <w:headerReference w:type="default" r:id="rId10"/>
           <w:pgSz w:w="11906" w:h="16838" w:code="9"/>
           <w:pgMar w:top="1090" w:right="1134" w:bottom="1701" w:left="1985" w:header="709" w:footer="709" w:gutter="0"/>
           <w:pgNumType w:start="1"/>
@@ -9809,32 +9820,33 @@
           <w:docGrid w:linePitch="360"/>
         </w:sectPr>
       </w:pPr>
-      <w:bookmarkStart w:id="37" w:name="_Toc164957117"/>
+      <w:bookmarkStart w:id="31" w:name="_Toc164957117"/>
     </w:p>
     <w:p>
       <w:pPr>
         <w:pStyle w:val="H0"/>
+        <w:spacing w:line="360" w:lineRule="auto"/>
         <w:outlineLvl w:val="0"/>
       </w:pPr>
-      <w:bookmarkStart w:id="38" w:name="_Toc164957259"/>
-      <w:bookmarkStart w:id="39" w:name="_Toc164957338"/>
-      <w:bookmarkStart w:id="40" w:name="_Toc164957610"/>
-      <w:bookmarkStart w:id="41" w:name="_Toc164966935"/>
-      <w:bookmarkStart w:id="42" w:name="_Toc164954905"/>
-      <w:bookmarkStart w:id="43" w:name="_Toc164955388"/>
-      <w:bookmarkStart w:id="44" w:name="_Toc164957121"/>
-      <w:bookmarkStart w:id="45" w:name="_Toc164957263"/>
-      <w:bookmarkStart w:id="46" w:name="_Toc164957342"/>
-      <w:bookmarkStart w:id="47" w:name="_Toc164957614"/>
-      <w:bookmarkEnd w:id="37"/>
+      <w:bookmarkStart w:id="32" w:name="_Toc164957259"/>
+      <w:bookmarkStart w:id="33" w:name="_Toc164957338"/>
+      <w:bookmarkStart w:id="34" w:name="_Toc164957610"/>
+      <w:bookmarkStart w:id="35" w:name="_Toc164966935"/>
+      <w:bookmarkStart w:id="36" w:name="_Toc164954905"/>
+      <w:bookmarkStart w:id="37" w:name="_Toc164955388"/>
+      <w:bookmarkStart w:id="38" w:name="_Toc164957121"/>
+      <w:bookmarkStart w:id="39" w:name="_Toc164957263"/>
+      <w:bookmarkStart w:id="40" w:name="_Toc164957342"/>
+      <w:bookmarkStart w:id="41" w:name="_Toc164957614"/>
+      <w:bookmarkEnd w:id="31"/>
       <w:r>
         <w:lastRenderedPageBreak/>
         <w:t>MỞ ĐẦU</w:t>
       </w:r>
-      <w:bookmarkEnd w:id="38"/>
-      <w:bookmarkEnd w:id="39"/>
-      <w:bookmarkEnd w:id="40"/>
-      <w:bookmarkEnd w:id="41"/>
+      <w:bookmarkEnd w:id="32"/>
+      <w:bookmarkEnd w:id="33"/>
+      <w:bookmarkEnd w:id="34"/>
+      <w:bookmarkEnd w:id="35"/>
     </w:p>
     <w:p>
       <w:pPr>
@@ -9843,86 +9855,351 @@
           <w:ilvl w:val="1"/>
           <w:numId w:val="18"/>
         </w:numPr>
-      </w:pPr>
-      <w:bookmarkStart w:id="48" w:name="_Toc164954902"/>
+        <w:spacing w:line="360" w:lineRule="auto"/>
+      </w:pPr>
+      <w:bookmarkStart w:id="42" w:name="_Toc164954902"/>
       <w:r>
         <w:rPr>
           <w:lang w:val="vi-VN"/>
         </w:rPr>
         <w:t xml:space="preserve"> </w:t>
       </w:r>
-      <w:bookmarkStart w:id="49" w:name="_Toc164955385"/>
-      <w:bookmarkStart w:id="50" w:name="_Toc164957118"/>
-      <w:bookmarkStart w:id="51" w:name="_Toc164957260"/>
-      <w:bookmarkStart w:id="52" w:name="_Toc164957339"/>
-      <w:bookmarkStart w:id="53" w:name="_Toc164957611"/>
-      <w:bookmarkStart w:id="54" w:name="_Toc164966936"/>
+      <w:bookmarkStart w:id="43" w:name="_Toc164955385"/>
+      <w:bookmarkStart w:id="44" w:name="_Toc164957118"/>
+      <w:bookmarkStart w:id="45" w:name="_Toc164957260"/>
+      <w:bookmarkStart w:id="46" w:name="_Toc164957339"/>
+      <w:bookmarkStart w:id="47" w:name="_Toc164957611"/>
+      <w:bookmarkStart w:id="48" w:name="_Toc164966936"/>
       <w:r>
         <w:t>LÝ DO CHỌN ĐỀ TÀI</w:t>
       </w:r>
+      <w:bookmarkEnd w:id="42"/>
+      <w:bookmarkEnd w:id="43"/>
+      <w:bookmarkEnd w:id="44"/>
+      <w:bookmarkEnd w:id="45"/>
+      <w:bookmarkEnd w:id="46"/>
+      <w:bookmarkEnd w:id="47"/>
       <w:bookmarkEnd w:id="48"/>
+    </w:p>
+    <w:p>
+      <w:pPr>
+        <w:pStyle w:val="NormalWeb"/>
+        <w:spacing w:line="360" w:lineRule="auto"/>
+        <w:ind w:firstLine="360"/>
+        <w:jc w:val="both"/>
+        <w:rPr>
+          <w:sz w:val="26"/>
+          <w:szCs w:val="26"/>
+        </w:rPr>
+      </w:pPr>
+      <w:bookmarkStart w:id="49" w:name="_Toc164954903"/>
+      <w:r>
+        <w:rPr>
+          <w:sz w:val="26"/>
+          <w:szCs w:val="26"/>
+        </w:rPr>
+        <w:t>Trong bối cảnh hội nhập quốc tế, việc học ngoại ngữ, đặc biệt là tiếng Anh, đã trở thành một nhu cầu thiết yếu đối với mỗi cá nhân. Tuy nhiên, sau khi xác định được mục tiêu học tập, vấn đề đặt ra là lựa chọn phương pháp học như thế nào để đạt hiệu quả cao nhất. Trên thực tế, phương pháp học truyền thống chủ yếu dựa vào sách vở thường mang tính thụ động, dễ gây nhàm chán và khiến nhiều người gặp khó khăn trong quá trình tiếp thu kiến thức.</w:t>
+      </w:r>
+    </w:p>
+    <w:p>
+      <w:pPr>
+        <w:spacing w:after="120" w:line="360" w:lineRule="auto"/>
+        <w:ind w:firstLine="360"/>
+        <w:jc w:val="both"/>
+      </w:pPr>
+      <w:r>
+        <w:rPr>
+          <w:szCs w:val="26"/>
+        </w:rPr>
+        <w:t xml:space="preserve">Tuy nhiên, </w:t>
+      </w:r>
+      <w:r>
+        <w:rPr>
+          <w:rFonts w:eastAsia="Times New Roman" w:cs="Times New Roman"/>
+          <w:color w:val="000000"/>
+          <w:szCs w:val="26"/>
+        </w:rPr>
+        <w:t>các ứng dụng học tiếng Anh hiện có trên thị trường (Duolingo, Memrise</w:t>
+      </w:r>
+      <w:r>
+        <w:rPr>
+          <w:rFonts w:eastAsia="Times New Roman" w:cs="Times New Roman"/>
+          <w:color w:val="000000"/>
+          <w:szCs w:val="26"/>
+        </w:rPr>
+        <w:t>, v.v.</w:t>
+      </w:r>
+      <w:r>
+        <w:rPr>
+          <w:rFonts w:eastAsia="Times New Roman" w:cs="Times New Roman"/>
+          <w:color w:val="000000"/>
+          <w:szCs w:val="26"/>
+        </w:rPr>
+        <w:t>) chủ yếu cung cấp từ vựng theo chủ đề cố định, thiếu tính liên kết với ngữ cảnh thực tế mà người dùng đang sống và làm việc. Người học vẫn phải trải qua quá trình học thuộc lòng thụ động, không gắn từ ngữ với hình ảnh vật thể thực tế, dẫn đến hiệu quả ghi nhớ lâu dài bị hạn chế.</w:t>
+      </w:r>
+    </w:p>
+    <w:p>
+      <w:pPr>
+        <w:pStyle w:val="NormalWeb"/>
+        <w:spacing w:line="360" w:lineRule="auto"/>
+        <w:ind w:firstLine="360"/>
+        <w:jc w:val="both"/>
+        <w:rPr>
+          <w:color w:val="000000"/>
+          <w:sz w:val="26"/>
+          <w:szCs w:val="26"/>
+        </w:rPr>
+      </w:pPr>
+      <w:r>
+        <w:rPr>
+          <w:color w:val="000000"/>
+          <w:sz w:val="26"/>
+          <w:szCs w:val="26"/>
+        </w:rPr>
+        <w:t>Cùng với s</w:t>
+      </w:r>
+      <w:r>
+        <w:rPr>
+          <w:color w:val="000000"/>
+          <w:sz w:val="26"/>
+          <w:szCs w:val="26"/>
+        </w:rPr>
+        <w:t>ự phát triển mạnh mẽ của trí tuệ nhân tạo, cụ thể là các mô hình nhận diện vật thể mở ra hướng tiếp cận hoàn toàn mới cho bài toán này. Kết hợp với khả năng xử lý ngay trên thiết bị di động thay vì gửi lên máy chủ – có thể tạo ra trải nghiệm nhận diện tức thì, không phụ thuộc kết nối mạng.</w:t>
+      </w:r>
+    </w:p>
+    <w:p>
+      <w:pPr>
+        <w:pStyle w:val="NormalWeb"/>
+        <w:spacing w:line="360" w:lineRule="auto"/>
+        <w:ind w:firstLine="360"/>
+        <w:jc w:val="both"/>
+        <w:rPr>
+          <w:sz w:val="26"/>
+          <w:szCs w:val="26"/>
+        </w:rPr>
+      </w:pPr>
+      <w:r>
+        <w:rPr>
+          <w:color w:val="000000"/>
+          <w:sz w:val="26"/>
+          <w:szCs w:val="26"/>
+        </w:rPr>
+        <w:t>Xuất phát từ những hạn chế đó, đề tài "Nghiên cứu và ứng dụng mô hình YOLO trong nhận diện vật thể hỗ trợ học từ vựng tiếng Anh trên thiết bị di động" được lựa chọn nhằm xây dựng một giải pháp học từ vựng trực quan, tương tác và cá nhân hoá dựa trên môi trường sống của chính người dùng.</w:t>
+      </w:r>
+    </w:p>
+    <w:p>
+      <w:pPr>
+        <w:pStyle w:val="Heading2"/>
+        <w:numPr>
+          <w:ilvl w:val="1"/>
+          <w:numId w:val="18"/>
+        </w:numPr>
+        <w:spacing w:line="360" w:lineRule="auto"/>
+        <w:rPr>
+          <w:lang w:val="vi-VN"/>
+        </w:rPr>
+      </w:pPr>
+      <w:r>
+        <w:rPr>
+          <w:lang w:val="vi-VN"/>
+        </w:rPr>
+        <w:t xml:space="preserve"> </w:t>
+      </w:r>
+      <w:bookmarkStart w:id="50" w:name="_Toc164955386"/>
+      <w:bookmarkStart w:id="51" w:name="_Toc164957119"/>
+      <w:bookmarkStart w:id="52" w:name="_Toc164957261"/>
+      <w:bookmarkStart w:id="53" w:name="_Toc164957340"/>
+      <w:bookmarkStart w:id="54" w:name="_Toc164957612"/>
+      <w:bookmarkStart w:id="55" w:name="_Toc164966937"/>
+      <w:r>
+        <w:rPr>
+          <w:lang w:val="vi-VN"/>
+        </w:rPr>
+        <w:t>MỤC TIÊU VÀ PHẠM VI NGHIÊN CỨU</w:t>
+      </w:r>
       <w:bookmarkEnd w:id="49"/>
       <w:bookmarkEnd w:id="50"/>
       <w:bookmarkEnd w:id="51"/>
       <w:bookmarkEnd w:id="52"/>
       <w:bookmarkEnd w:id="53"/>
       <w:bookmarkEnd w:id="54"/>
+      <w:bookmarkEnd w:id="55"/>
+      <w:r>
+        <w:rPr>
+          <w:lang w:val="vi-VN"/>
+        </w:rPr>
+        <w:t xml:space="preserve"> </w:t>
+      </w:r>
     </w:p>
     <w:p>
       <w:pPr>
+        <w:pStyle w:val="ListParagraph"/>
+        <w:numPr>
+          <w:ilvl w:val="0"/>
+          <w:numId w:val="21"/>
+        </w:numPr>
+        <w:spacing w:line="360" w:lineRule="auto"/>
+        <w:rPr>
+          <w:b/>
+          <w:bCs/>
+          <w:lang w:val="vi-VN"/>
+        </w:rPr>
+      </w:pPr>
+      <w:r>
+        <w:rPr>
+          <w:b/>
+          <w:bCs/>
+          <w:lang w:val="vi-VN"/>
+        </w:rPr>
+        <w:t xml:space="preserve"> </w:t>
+      </w:r>
+      <w:r>
+        <w:rPr>
+          <w:b/>
+          <w:bCs/>
+          <w:lang w:val="vi-VN"/>
+        </w:rPr>
+        <w:t>Mục tiêu của đề tài</w:t>
+      </w:r>
+      <w:r>
+        <w:rPr>
+          <w:b/>
+          <w:bCs/>
+          <w:lang w:val="vi-VN"/>
+        </w:rPr>
+        <w:t>:</w:t>
+      </w:r>
+    </w:p>
+    <w:p>
+      <w:pPr>
         <w:pStyle w:val="NormalWeb"/>
+        <w:spacing w:line="360" w:lineRule="auto"/>
         <w:ind w:firstLine="360"/>
         <w:jc w:val="both"/>
         <w:rPr>
           <w:sz w:val="26"/>
           <w:szCs w:val="26"/>
-        </w:rPr>
-      </w:pPr>
-      <w:bookmarkStart w:id="55" w:name="_Toc164954903"/>
+          <w:lang w:val="vi-VN"/>
+        </w:rPr>
+      </w:pPr>
       <w:r>
         <w:rPr>
           <w:sz w:val="26"/>
           <w:szCs w:val="26"/>
-        </w:rPr>
-        <w:t>Trong bối cảnh hội nhập quốc tế, việc học ngoại ngữ, đặc biệt là tiếng Anh, đã trở thành một nhu cầu thiết yếu đối với mỗi cá nhân. Tuy nhiên, sau khi xác định được mục tiêu học tập, vấn đề đặt ra là lựa chọn phương pháp học như thế nào để đạt hiệu quả cao nhất. Trên thực tế, phương pháp học truyền thống chủ yếu dựa vào sách vở thường mang tính thụ động, dễ gây nhàm chán và khiến nhiều người gặp khó khăn trong quá trình tiếp thu kiến thức.</w:t>
+          <w:lang w:val="vi-VN"/>
+        </w:rPr>
+        <w:t xml:space="preserve">Xây dựng một ứng dụng học tiếng Anh trên thiết bị di động theo hướng cá nhân hóa, giúp người học tiếp cận nội dung phù hợp với trình độ và tiến độ của từng cá </w:t>
+      </w:r>
+      <w:r>
+        <w:rPr>
+          <w:sz w:val="26"/>
+          <w:szCs w:val="26"/>
+          <w:lang w:val="vi-VN"/>
+        </w:rPr>
+        <w:lastRenderedPageBreak/>
+        <w:t>nhân.</w:t>
+      </w:r>
+      <w:r>
+        <w:rPr>
+          <w:sz w:val="26"/>
+          <w:szCs w:val="26"/>
+          <w:lang w:val="vi-VN"/>
+        </w:rPr>
+        <w:t xml:space="preserve"> </w:t>
+      </w:r>
+      <w:r>
+        <w:rPr>
+          <w:sz w:val="26"/>
+          <w:szCs w:val="26"/>
+          <w:lang w:val="vi-VN"/>
+        </w:rPr>
+        <w:t xml:space="preserve">Bên cạnh đó, đề tài tập trung nghiên cứu và tích hợp công nghệ nhận diện </w:t>
+      </w:r>
+      <w:r>
+        <w:rPr>
+          <w:sz w:val="26"/>
+          <w:szCs w:val="26"/>
+          <w:lang w:val="vi-VN"/>
+        </w:rPr>
+        <w:t xml:space="preserve">hình ảnh </w:t>
+      </w:r>
+      <w:r>
+        <w:rPr>
+          <w:sz w:val="26"/>
+          <w:szCs w:val="26"/>
+          <w:lang w:val="vi-VN"/>
+        </w:rPr>
+        <w:t>nhằm hỗ trợ người học tra cứu và ghi nhớ từ vựng thông qua các vật thể trong thực tế, góp phần nâng cao khả năng liên kết giữa ngôn ngữ và ngữ cảnh sử dụng.</w:t>
       </w:r>
     </w:p>
     <w:p>
       <w:pPr>
         <w:pStyle w:val="NormalWeb"/>
+        <w:spacing w:line="360" w:lineRule="auto"/>
         <w:ind w:firstLine="360"/>
         <w:jc w:val="both"/>
         <w:rPr>
           <w:sz w:val="26"/>
           <w:szCs w:val="26"/>
+          <w:lang w:val="vi-VN"/>
         </w:rPr>
       </w:pPr>
       <w:r>
         <w:rPr>
           <w:sz w:val="26"/>
           <w:szCs w:val="26"/>
-        </w:rPr>
-        <w:t>Cùng với sự phát triển nhanh chóng của công nghệ, đặc biệt là sự phổ biến của điện thoại thông minh trong những năm gần đây, việc học tập trên nền tảng di động ngày càng nhận được nhiều sự quan tâm. Tuy nhiên, các ứng dụng học tiếng Anh trên điện thoại hiện nay vẫn chưa thực sự đáp ứng đầy đủ nhu cầu đa dạng của người học.</w:t>
-      </w:r>
-      <w:r>
-        <w:rPr>
-          <w:rFonts w:eastAsiaTheme="minorHAnsi" w:cstheme="minorBidi"/>
-          <w:sz w:val="26"/>
-          <w:szCs w:val="26"/>
-        </w:rPr>
-        <w:t xml:space="preserve"> </w:t>
-      </w:r>
-      <w:r>
-        <w:rPr>
-          <w:sz w:val="26"/>
-          <w:szCs w:val="26"/>
-        </w:rPr>
-        <w:t>So với học trên máy tính, mobile learning linh hoạt hơn, cho phép học trong thời gian ngắn, hỗ trợ nhắc nhở và cá nhân hóa nội dung, từ đó nâng cao hiệu quả ghi nhớ, đặc biệt trong học từ vựng.</w:t>
+          <w:lang w:val="vi-VN"/>
+        </w:rPr>
+        <w:t>Nghiên cứu và tích hợp công nghệ nhận diện vật thể vào ứng dụng. Tính năng này hỗ trợ người dùng tra cứu và ghi nhớ từ vựng trực quan thông qua các vật thể thực tế, góp phần nâng cao khả năng liên kết giữa ngôn ngữ và ngữ cảnh sử dụng.</w:t>
       </w:r>
     </w:p>
     <w:p>
       <w:pPr>
+        <w:pStyle w:val="ListParagraph"/>
+        <w:numPr>
+          <w:ilvl w:val="0"/>
+          <w:numId w:val="21"/>
+        </w:numPr>
+        <w:spacing w:line="360" w:lineRule="auto"/>
+        <w:rPr>
+          <w:b/>
+          <w:bCs/>
+        </w:rPr>
+      </w:pPr>
+      <w:r>
+        <w:rPr>
+          <w:b/>
+          <w:bCs/>
+          <w:lang w:val="vi-VN"/>
+        </w:rPr>
+        <w:t xml:space="preserve"> </w:t>
+      </w:r>
+      <w:r>
+        <w:rPr>
+          <w:b/>
+          <w:bCs/>
+        </w:rPr>
+        <w:t>Phạm vi nghiên cứu</w:t>
+      </w:r>
+      <w:r>
+        <w:rPr>
+          <w:b/>
+          <w:bCs/>
+        </w:rPr>
+        <w:t>:</w:t>
+      </w:r>
+      <w:r>
+        <w:rPr>
+          <w:b/>
+          <w:bCs/>
+        </w:rPr>
+        <w:t xml:space="preserve"> </w:t>
+      </w:r>
+    </w:p>
+    <w:p>
+      <w:pPr>
         <w:pStyle w:val="NormalWeb"/>
+        <w:spacing w:line="360" w:lineRule="auto"/>
         <w:ind w:firstLine="360"/>
         <w:jc w:val="both"/>
         <w:rPr>
@@ -9935,31 +10212,45 @@
           <w:sz w:val="26"/>
           <w:szCs w:val="26"/>
         </w:rPr>
-        <w:t xml:space="preserve">Tuy nhiên, các ứng dụng di động hiện nay đa phần vẫn còn rập khuôn, nội dung thiếu gắn kết với ngữ cảnh thực tế. </w:t>
-      </w:r>
-      <w:r>
+        <w:t>Đề tài tập trung nghiên cứu việc học tiếng Anh trên nền tảng thiết bị di động, hướng đến đối tượng là học sinh, sinh viên và những người có nhu cầu học tiếng Anh tại Việt Nam.</w:t>
+      </w:r>
+    </w:p>
+    <w:p>
+      <w:pPr>
+        <w:pStyle w:val="NormalWeb"/>
+        <w:spacing w:line="360" w:lineRule="auto"/>
+        <w:ind w:firstLine="720"/>
+        <w:jc w:val="both"/>
         <w:rPr>
           <w:sz w:val="26"/>
           <w:szCs w:val="26"/>
         </w:rPr>
-        <w:t xml:space="preserve">Xuất phát từ những hạn chế đó, đề tài </w:t>
-      </w:r>
-      <w:r>
-        <w:rPr>
-          <w:rStyle w:val="Strong"/>
-          <w:b w:val="0"/>
-          <w:bCs w:val="0"/>
+      </w:pPr>
+      <w:r>
+        <w:rPr>
           <w:sz w:val="26"/>
           <w:szCs w:val="26"/>
         </w:rPr>
-        <w:t>“Ứng dụng học tiếng Anh trên điện thoại di động”</w:t>
-      </w:r>
-      <w:r>
+        <w:t>Nội dung nghiên cứu bao gồm: các phương pháp học tiếng Anh hiện nay; ứng dụng mobile learning trong việc hỗ trợ học tập; và việc xây dựng các chức năng chính của hệ thống như học từ vựng, ngữ pháp, luyện nghe – nói và nhận diện vật thể để hỗ trợ học từ vựng theo ngữ cảnh.</w:t>
+      </w:r>
+    </w:p>
+    <w:p>
+      <w:pPr>
+        <w:pStyle w:val="NormalWeb"/>
+        <w:spacing w:line="360" w:lineRule="auto"/>
+        <w:ind w:firstLine="360"/>
+        <w:jc w:val="both"/>
         <w:rPr>
           <w:sz w:val="26"/>
           <w:szCs w:val="26"/>
         </w:rPr>
-        <w:t xml:space="preserve"> được lựa chọn nhằm nghiên cứu và đề xuất giải pháp nâng cao hiệu quả học tập thông qua việc tận dụng công nghệ hiện đại.</w:t>
+      </w:pPr>
+      <w:r>
+        <w:rPr>
+          <w:sz w:val="26"/>
+          <w:szCs w:val="26"/>
+        </w:rPr>
+        <w:t>Đề tài giới hạn trong phạm vi thiết kế và xây dựng các chức năng cốt lõi của ứng dụng, chưa đi sâu vào các vấn đề nâng cao như xử lý ngôn ngữ tự nhiên phức tạp hoặc triển khai hệ thống ở quy mô lớn.</w:t>
       </w:r>
     </w:p>
     <w:p>
@@ -9969,40 +10260,34 @@
           <w:ilvl w:val="1"/>
           <w:numId w:val="18"/>
         </w:numPr>
-      </w:pPr>
-      <w:r>
-        <w:rPr>
-          <w:lang w:val="vi-VN"/>
-        </w:rPr>
-        <w:t xml:space="preserve"> </w:t>
-      </w:r>
-      <w:bookmarkStart w:id="56" w:name="_Toc164955386"/>
-      <w:bookmarkStart w:id="57" w:name="_Toc164957119"/>
-      <w:bookmarkStart w:id="58" w:name="_Toc164957261"/>
-      <w:bookmarkStart w:id="59" w:name="_Toc164957340"/>
-      <w:bookmarkStart w:id="60" w:name="_Toc164957612"/>
-      <w:bookmarkStart w:id="61" w:name="_Toc164966937"/>
-      <w:r>
-        <w:t>MỤC TIÊU VÀ PHẠM VI NGHIÊN CỨU</w:t>
-      </w:r>
-      <w:bookmarkEnd w:id="55"/>
+        <w:spacing w:line="360" w:lineRule="auto"/>
+      </w:pPr>
+      <w:bookmarkStart w:id="56" w:name="_Toc164954904"/>
+      <w:bookmarkStart w:id="57" w:name="_Toc164955387"/>
+      <w:bookmarkStart w:id="58" w:name="_Toc164957120"/>
+      <w:bookmarkStart w:id="59" w:name="_Toc164957262"/>
+      <w:bookmarkStart w:id="60" w:name="_Toc164957341"/>
+      <w:bookmarkStart w:id="61" w:name="_Toc164957613"/>
+      <w:bookmarkStart w:id="62" w:name="_Toc164966938"/>
+      <w:r>
+        <w:t>Ý NGHĨA KHOA HỌC VÀ THỰC TIỄN CỦA ĐỀ TÀI</w:t>
+      </w:r>
       <w:bookmarkEnd w:id="56"/>
       <w:bookmarkEnd w:id="57"/>
       <w:bookmarkEnd w:id="58"/>
       <w:bookmarkEnd w:id="59"/>
       <w:bookmarkEnd w:id="60"/>
       <w:bookmarkEnd w:id="61"/>
-      <w:r>
-        <w:t xml:space="preserve"> </w:t>
-      </w:r>
+      <w:bookmarkEnd w:id="62"/>
     </w:p>
     <w:p>
       <w:pPr>
         <w:pStyle w:val="ListParagraph"/>
         <w:numPr>
           <w:ilvl w:val="0"/>
-          <w:numId w:val="21"/>
+          <w:numId w:val="22"/>
         </w:numPr>
+        <w:spacing w:line="360" w:lineRule="auto"/>
         <w:rPr>
           <w:b/>
           <w:bCs/>
@@ -10020,7 +10305,7 @@
           <w:b/>
           <w:bCs/>
         </w:rPr>
-        <w:t>Mục tiêu của đề tài</w:t>
+        <w:t>Ý nghĩa khoa học</w:t>
       </w:r>
       <w:r>
         <w:rPr>
@@ -10033,6 +10318,7 @@
     <w:p>
       <w:pPr>
         <w:pStyle w:val="NormalWeb"/>
+        <w:spacing w:line="360" w:lineRule="auto"/>
         <w:ind w:firstLine="360"/>
         <w:jc w:val="both"/>
         <w:rPr>
@@ -10045,33 +10331,35 @@
           <w:sz w:val="26"/>
           <w:szCs w:val="26"/>
         </w:rPr>
-        <w:t>Xây dựng một ứng dụng học tiếng Anh trên thiết bị di động theo hướng cá nhân hóa, giúp người học tiếp cận nội dung phù hợp với trình độ và tiến độ của từng cá nhân.</w:t>
-      </w:r>
-      <w:r>
-        <w:rPr>
+        <w:t>Đề tài góp phần làm rõ cơ sở lý thuyết về phương pháp học ngoại ngữ trên nền tảng di động. Đặc biệt</w:t>
+      </w:r>
+      <w:r>
+        <w:rPr>
+          <w:rFonts w:eastAsiaTheme="minorHAnsi" w:cstheme="minorBidi"/>
           <w:sz w:val="26"/>
           <w:szCs w:val="26"/>
         </w:rPr>
-        <w:t xml:space="preserve">Bên cạnh đó, đề tài tập trung nghiên cứu và tích hợp công nghệ nhận diện </w:t>
+        <w:t xml:space="preserve"> </w:t>
       </w:r>
       <w:r>
         <w:rPr>
           <w:sz w:val="26"/>
           <w:szCs w:val="26"/>
         </w:rPr>
-        <w:t xml:space="preserve">hình ảnh </w:t>
+        <w:t>việc tích hợp công nghệ nhận diện vật thể minh chứng hiệu quả của phương pháp học tập theo ngữ cảnh, từ đó</w:t>
       </w:r>
       <w:r>
         <w:rPr>
           <w:sz w:val="26"/>
           <w:szCs w:val="26"/>
         </w:rPr>
-        <w:t>nhằm hỗ trợ người học tra cứu và ghi nhớ từ vựng thông qua các vật thể trong thực tế, góp phần nâng cao khả năng liên kết giữa ngôn ngữ và ngữ cảnh sử dụng.</w:t>
+        <w:t xml:space="preserve"> tăng khả năng liên kết giữa ngôn ngữ và môi trường thực tế.</w:t>
       </w:r>
     </w:p>
     <w:p>
       <w:pPr>
         <w:pStyle w:val="NormalWeb"/>
+        <w:spacing w:line="360" w:lineRule="auto"/>
         <w:ind w:firstLine="360"/>
         <w:jc w:val="both"/>
         <w:rPr>
@@ -10084,7 +10372,36 @@
           <w:sz w:val="26"/>
           <w:szCs w:val="26"/>
         </w:rPr>
-        <w:t>Nghiên cứu và tích hợp công nghệ nhận diện vật thể vào ứng dụng. Tính năng này hỗ trợ người dùng tra cứu và ghi nhớ từ vựng trực quan thông qua các vật thể thực tế, góp phần nâng cao khả năng liên kết giữa ngôn ngữ và ngữ cảnh sử dụng.</w:t>
+        <w:lastRenderedPageBreak/>
+        <w:t>Ngoài ra, đề</w:t>
+      </w:r>
+      <w:r>
+        <w:rPr>
+          <w:sz w:val="26"/>
+          <w:szCs w:val="26"/>
+        </w:rPr>
+        <w:t xml:space="preserve"> </w:t>
+      </w:r>
+      <w:r>
+        <w:rPr>
+          <w:sz w:val="26"/>
+          <w:szCs w:val="26"/>
+        </w:rPr>
+        <w:t xml:space="preserve">tài còn góp phần nghiên cứu và đề xuất mô hình học tập cá nhân hóa, phù hợp với xu hướng ứng dụng công nghệ và </w:t>
+      </w:r>
+      <w:r>
+        <w:rPr>
+          <w:sz w:val="26"/>
+          <w:szCs w:val="26"/>
+        </w:rPr>
+        <w:t>t</w:t>
+      </w:r>
+      <w:r>
+        <w:rPr>
+          <w:sz w:val="26"/>
+          <w:szCs w:val="26"/>
+        </w:rPr>
+        <w:t>rí tuệ nhân tạo trong lĩnh vực giáo dục hiện nay.</w:t>
       </w:r>
     </w:p>
     <w:p>
@@ -10092,410 +10409,122 @@
         <w:pStyle w:val="ListParagraph"/>
         <w:numPr>
           <w:ilvl w:val="0"/>
-          <w:numId w:val="21"/>
+          <w:numId w:val="22"/>
         </w:numPr>
+        <w:spacing w:line="360" w:lineRule="auto"/>
         <w:rPr>
           <w:b/>
           <w:bCs/>
+          <w:szCs w:val="26"/>
         </w:rPr>
       </w:pPr>
       <w:r>
         <w:rPr>
           <w:b/>
           <w:bCs/>
-        </w:rPr>
-        <w:t xml:space="preserve"> </w:t>
+          <w:szCs w:val="26"/>
+        </w:rPr>
+        <w:t xml:space="preserve"> Ý nghĩa t</w:t>
       </w:r>
       <w:r>
         <w:rPr>
           <w:b/>
           <w:bCs/>
-        </w:rPr>
-        <w:t>Phạm vi nghiên cứu</w:t>
+          <w:szCs w:val="26"/>
+        </w:rPr>
+        <w:t>hực tiễn của đề tài</w:t>
       </w:r>
       <w:r>
         <w:rPr>
           <w:b/>
           <w:bCs/>
+          <w:szCs w:val="26"/>
         </w:rPr>
         <w:t>:</w:t>
-      </w:r>
-      <w:r>
-        <w:rPr>
-          <w:b/>
-          <w:bCs/>
-        </w:rPr>
-        <w:t xml:space="preserve"> </w:t>
       </w:r>
     </w:p>
     <w:p>
       <w:pPr>
-        <w:pStyle w:val="NormalWeb"/>
-        <w:ind w:firstLine="360"/>
+        <w:spacing w:after="120" w:line="360" w:lineRule="auto"/>
+        <w:ind w:left="360" w:firstLine="360"/>
         <w:jc w:val="both"/>
-        <w:rPr>
-          <w:sz w:val="26"/>
-          <w:szCs w:val="26"/>
-        </w:rPr>
-      </w:pPr>
-      <w:r>
-        <w:rPr>
-          <w:sz w:val="26"/>
-          <w:szCs w:val="26"/>
-        </w:rPr>
-        <w:t>Đề tài tập trung nghiên cứu việc học tiếng Anh trên nền tảng thiết bị di động, hướng đến đối tượng là học sinh, sinh viên và những người có nhu cầu học tiếng Anh tại Việt Nam.</w:t>
+      </w:pPr>
+      <w:r>
+        <w:rPr>
+          <w:rFonts w:eastAsia="Times New Roman" w:cs="Times New Roman"/>
+          <w:color w:val="000000"/>
+          <w:szCs w:val="26"/>
+        </w:rPr>
+        <w:t>Ứng dụng cung cấp công cụ học từ vựng tiếng Anh trực quan, tương tác và cá nhân hoá, giúp người học tiếp thu từ vựng tự nhiên thông qua chính môi trường sống hằng ngày. Khác với các ứng dụng hiện có, người dùng không cần ghi nhớ theo danh sách từ cố định mà có thể học từ bất kỳ vật thể nào họ nhìn thấy, tạo ra sự liên kết mạnh mẽ giữa từ ngữ và thực tế. Hệ thống ôn tập thông minh đảm bảo từ vựng được củng cố đúng thời điểm trước khi bị quên, tối ưu hoá thời gian học tập.</w:t>
       </w:r>
     </w:p>
     <w:p>
       <w:pPr>
-        <w:pStyle w:val="NormalWeb"/>
-        <w:ind w:firstLine="360"/>
-        <w:jc w:val="both"/>
-        <w:rPr>
-          <w:sz w:val="26"/>
-          <w:szCs w:val="26"/>
-        </w:rPr>
-      </w:pPr>
+        <w:pStyle w:val="Heading1"/>
+        <w:numPr>
+          <w:ilvl w:val="0"/>
+          <w:numId w:val="19"/>
+        </w:numPr>
+      </w:pPr>
+      <w:r>
+        <w:br w:type="page"/>
+      </w:r>
     </w:p>
     <w:p>
       <w:pPr>
-        <w:pStyle w:val="NormalWeb"/>
-        <w:ind w:firstLine="720"/>
-        <w:jc w:val="both"/>
-        <w:rPr>
-          <w:sz w:val="26"/>
-          <w:szCs w:val="26"/>
-        </w:rPr>
-      </w:pPr>
-      <w:r>
-        <w:rPr>
-          <w:sz w:val="26"/>
-          <w:szCs w:val="26"/>
-        </w:rPr>
+        <w:pStyle w:val="Heading1"/>
+        <w:numPr>
+          <w:ilvl w:val="0"/>
+          <w:numId w:val="20"/>
+        </w:numPr>
+      </w:pPr>
+      <w:bookmarkStart w:id="63" w:name="_Toc164966939"/>
+      <w:r>
         <w:lastRenderedPageBreak/>
-        <w:t>Nội dung nghiên cứu bao gồm: các phương pháp học tiếng Anh hiện nay; ứng dụng mobile learning trong việc hỗ trợ học tập; và việc xây dựng các chức năng chính của hệ thống như học từ vựng, ngữ pháp, luyện nghe – nói và nhận diện vật thể để hỗ trợ học từ vựng theo ngữ cảnh.</w:t>
-      </w:r>
+        <w:t>TỔNG QUAN ĐỀ TÀI</w:t>
+      </w:r>
+      <w:bookmarkEnd w:id="36"/>
+      <w:bookmarkEnd w:id="37"/>
+      <w:bookmarkEnd w:id="38"/>
+      <w:bookmarkEnd w:id="39"/>
+      <w:bookmarkEnd w:id="40"/>
+      <w:bookmarkEnd w:id="41"/>
+      <w:bookmarkEnd w:id="63"/>
     </w:p>
     <w:p>
       <w:pPr>
-        <w:pStyle w:val="NormalWeb"/>
-        <w:ind w:firstLine="360"/>
-        <w:jc w:val="both"/>
-        <w:rPr>
-          <w:sz w:val="26"/>
-          <w:szCs w:val="26"/>
-        </w:rPr>
-      </w:pPr>
-      <w:r>
-        <w:rPr>
-          <w:sz w:val="26"/>
-          <w:szCs w:val="26"/>
-        </w:rPr>
-        <w:t>Đề tài giới hạn trong phạm vi thiết kế và xây dựng các chức năng cốt lõi của ứng dụng, chưa đi sâu vào các vấn đề nâng cao như xử lý ngôn ngữ tự nhiên phức tạp hoặc triển khai hệ thống ở quy mô lớn.</w:t>
-      </w:r>
-    </w:p>
-    <w:p>
-      <w:pPr>
         <w:pStyle w:val="Heading2"/>
-        <w:numPr>
-          <w:ilvl w:val="1"/>
-          <w:numId w:val="18"/>
-        </w:numPr>
-      </w:pPr>
-      <w:bookmarkStart w:id="62" w:name="_Toc164954904"/>
-      <w:bookmarkStart w:id="63" w:name="_Toc164955387"/>
-      <w:bookmarkStart w:id="64" w:name="_Toc164957120"/>
-      <w:bookmarkStart w:id="65" w:name="_Toc164957262"/>
-      <w:bookmarkStart w:id="66" w:name="_Toc164957341"/>
-      <w:bookmarkStart w:id="67" w:name="_Toc164957613"/>
-      <w:bookmarkStart w:id="68" w:name="_Toc164966938"/>
-      <w:r>
-        <w:t>Ý NGHĨA KHOA HỌC VÀ THỰC TIỄN CỦA ĐỀ TÀI</w:t>
-      </w:r>
-      <w:bookmarkEnd w:id="62"/>
-      <w:bookmarkEnd w:id="63"/>
+        <w:spacing w:line="360" w:lineRule="auto"/>
+      </w:pPr>
+      <w:bookmarkStart w:id="64" w:name="_Toc164955389"/>
+      <w:bookmarkStart w:id="65" w:name="_Toc164957122"/>
+      <w:bookmarkStart w:id="66" w:name="_Toc164957264"/>
+      <w:bookmarkStart w:id="67" w:name="_Toc164957343"/>
+      <w:bookmarkStart w:id="68" w:name="_Toc164957615"/>
+      <w:bookmarkStart w:id="69" w:name="_Toc164966940"/>
+      <w:r>
+        <w:t>Phân tích, đánh giá các công trình nghiên cứu đã có liên quan đến đề tài nghiên cứu</w:t>
+      </w:r>
       <w:bookmarkEnd w:id="64"/>
       <w:bookmarkEnd w:id="65"/>
       <w:bookmarkEnd w:id="66"/>
       <w:bookmarkEnd w:id="67"/>
       <w:bookmarkEnd w:id="68"/>
-    </w:p>
-    <w:p>
-      <w:pPr>
-        <w:pStyle w:val="ListParagraph"/>
-        <w:numPr>
-          <w:ilvl w:val="0"/>
-          <w:numId w:val="22"/>
-        </w:numPr>
-        <w:rPr>
-          <w:b/>
-          <w:bCs/>
-        </w:rPr>
-      </w:pPr>
-      <w:r>
-        <w:rPr>
-          <w:b/>
-          <w:bCs/>
-        </w:rPr>
-        <w:t xml:space="preserve"> </w:t>
-      </w:r>
-      <w:r>
-        <w:rPr>
-          <w:b/>
-          <w:bCs/>
-        </w:rPr>
-        <w:t>Ý nghĩa khoa học</w:t>
-      </w:r>
-      <w:r>
-        <w:rPr>
-          <w:b/>
-          <w:bCs/>
-        </w:rPr>
-        <w:t>:</w:t>
-      </w:r>
-    </w:p>
-    <w:p>
-      <w:pPr>
-        <w:pStyle w:val="NormalWeb"/>
-        <w:ind w:firstLine="360"/>
-        <w:jc w:val="both"/>
-        <w:rPr>
-          <w:sz w:val="26"/>
-          <w:szCs w:val="26"/>
-        </w:rPr>
-      </w:pPr>
-      <w:r>
-        <w:rPr>
-          <w:sz w:val="26"/>
-          <w:szCs w:val="26"/>
-        </w:rPr>
-        <w:t>Đề tài góp phần làm rõ cơ sở lý thuyết về phương pháp học ngoại ngữ trên nền tảng di động. Đặc biệt</w:t>
-      </w:r>
-      <w:r>
-        <w:rPr>
-          <w:rFonts w:eastAsiaTheme="minorHAnsi" w:cstheme="minorBidi"/>
-          <w:sz w:val="26"/>
-          <w:szCs w:val="26"/>
-        </w:rPr>
-        <w:t xml:space="preserve"> </w:t>
-      </w:r>
-      <w:r>
-        <w:rPr>
-          <w:sz w:val="26"/>
-          <w:szCs w:val="26"/>
-        </w:rPr>
-        <w:t>việc tích hợp công nghệ nhận diện vật thể minh chứng hiệu quả của phương pháp học tập theo ngữ cảnh, từ đó</w:t>
-      </w:r>
-      <w:r>
-        <w:rPr>
-          <w:sz w:val="26"/>
-          <w:szCs w:val="26"/>
-        </w:rPr>
-        <w:t xml:space="preserve"> tăng khả năng liên kết giữa ngôn ngữ và môi trường thực tế.</w:t>
-      </w:r>
-    </w:p>
-    <w:p>
-      <w:pPr>
-        <w:pStyle w:val="NormalWeb"/>
-        <w:ind w:firstLine="360"/>
-        <w:jc w:val="both"/>
-        <w:rPr>
-          <w:sz w:val="26"/>
-          <w:szCs w:val="26"/>
-        </w:rPr>
-      </w:pPr>
-      <w:r>
-        <w:rPr>
-          <w:sz w:val="26"/>
-          <w:szCs w:val="26"/>
-        </w:rPr>
-        <w:t>Ngoài ra, đề</w:t>
-      </w:r>
-      <w:r>
-        <w:rPr>
-          <w:sz w:val="26"/>
-          <w:szCs w:val="26"/>
-        </w:rPr>
-        <w:t xml:space="preserve"> </w:t>
-      </w:r>
-      <w:r>
-        <w:rPr>
-          <w:sz w:val="26"/>
-          <w:szCs w:val="26"/>
-        </w:rPr>
-        <w:t xml:space="preserve">tài còn góp phần nghiên cứu và đề xuất mô hình học tập cá nhân hóa, phù hợp với xu hướng ứng dụng công nghệ và </w:t>
-      </w:r>
-      <w:r>
-        <w:rPr>
-          <w:sz w:val="26"/>
-          <w:szCs w:val="26"/>
-        </w:rPr>
-        <w:t>t</w:t>
-      </w:r>
-      <w:r>
-        <w:rPr>
-          <w:sz w:val="26"/>
-          <w:szCs w:val="26"/>
-        </w:rPr>
-        <w:t>rí tuệ nhân tạo trong lĩnh vực giáo dục hiện nay.</w:t>
-      </w:r>
-    </w:p>
-    <w:p>
-      <w:pPr>
-        <w:pStyle w:val="ListParagraph"/>
-        <w:numPr>
-          <w:ilvl w:val="0"/>
-          <w:numId w:val="22"/>
-        </w:numPr>
-        <w:rPr>
-          <w:b/>
-          <w:bCs/>
-          <w:szCs w:val="26"/>
-        </w:rPr>
-      </w:pPr>
-      <w:r>
-        <w:rPr>
-          <w:b/>
-          <w:bCs/>
-          <w:szCs w:val="26"/>
-        </w:rPr>
-        <w:t xml:space="preserve"> Ý nghĩa t</w:t>
-      </w:r>
-      <w:r>
-        <w:rPr>
-          <w:b/>
-          <w:bCs/>
-          <w:szCs w:val="26"/>
-        </w:rPr>
-        <w:t>hực tiễn của đề tài</w:t>
-      </w:r>
-      <w:r>
-        <w:rPr>
-          <w:b/>
-          <w:bCs/>
-          <w:szCs w:val="26"/>
-        </w:rPr>
-        <w:t>:</w:t>
-      </w:r>
-    </w:p>
-    <w:p>
-      <w:pPr>
-        <w:pStyle w:val="NormalWeb"/>
-        <w:ind w:firstLine="360"/>
-        <w:jc w:val="both"/>
-        <w:rPr>
-          <w:sz w:val="26"/>
-          <w:szCs w:val="26"/>
-        </w:rPr>
-      </w:pPr>
-      <w:r>
-        <w:rPr>
-          <w:sz w:val="26"/>
-          <w:szCs w:val="26"/>
-        </w:rPr>
-        <w:t xml:space="preserve">Về mặt thực tiễn, đề tài mang tính ứng dụng cao khi xây dựng thành công </w:t>
-      </w:r>
-      <w:r>
-        <w:rPr>
-          <w:sz w:val="26"/>
-          <w:szCs w:val="26"/>
-        </w:rPr>
-        <w:t>một công cụ hỗ trợ học tiếng Anh</w:t>
-      </w:r>
-      <w:r>
-        <w:rPr>
-          <w:sz w:val="26"/>
-          <w:szCs w:val="26"/>
-        </w:rPr>
-        <w:t xml:space="preserve"> hiệu quả trên thiết bị di động, giúp người học chủ động tra cứu và tiếp thu kiến thức mọi lúc, mọi nơi.</w:t>
-      </w:r>
-    </w:p>
-    <w:p>
-      <w:pPr>
-        <w:pStyle w:val="NormalWeb"/>
-        <w:ind w:firstLine="360"/>
-        <w:jc w:val="both"/>
-        <w:rPr>
-          <w:b/>
-          <w:bCs/>
-          <w:sz w:val="26"/>
-          <w:szCs w:val="26"/>
-        </w:rPr>
-      </w:pPr>
-      <w:r>
-        <w:rPr>
-          <w:sz w:val="26"/>
-          <w:szCs w:val="26"/>
-        </w:rPr>
-        <w:t xml:space="preserve">Ứng dụng giúp </w:t>
-      </w:r>
-      <w:r>
-        <w:rPr>
-          <w:sz w:val="26"/>
-          <w:szCs w:val="26"/>
-        </w:rPr>
-        <w:t>khắc phục hạn chế của phương pháp học thuộc lòng truyền thống</w:t>
-      </w:r>
-      <w:r>
-        <w:rPr>
-          <w:sz w:val="26"/>
-          <w:szCs w:val="26"/>
-        </w:rPr>
-        <w:t xml:space="preserve">, hỗ trợ người dùng ghi nhớ từ vựng sâu sắc hơn thông qua việc trực tiếp dùng camera quét và nhận diện các vật thể trong môi trường xung quanh, </w:t>
-      </w:r>
-      <w:r>
-        <w:rPr>
-          <w:sz w:val="26"/>
-          <w:szCs w:val="26"/>
-        </w:rPr>
-        <w:t>từ đó nâng cao khả năng áp dụng ngôn ngữ vào thực tế. Đồng thời, việc cá nhân hóa lộ trình học giúp cải thiện trải nghiệm người dùng và nâng cao hiệu quả ghi nhớ.</w:t>
-      </w:r>
-    </w:p>
-    <w:p>
-      <w:pPr>
-        <w:pStyle w:val="Heading1"/>
-        <w:numPr>
-          <w:ilvl w:val="0"/>
-          <w:numId w:val="19"/>
-        </w:numPr>
-      </w:pPr>
-      <w:r>
-        <w:br w:type="page"/>
-      </w:r>
-    </w:p>
-    <w:p>
-      <w:pPr>
-        <w:pStyle w:val="Heading1"/>
-        <w:numPr>
-          <w:ilvl w:val="0"/>
-          <w:numId w:val="20"/>
-        </w:numPr>
-      </w:pPr>
-      <w:bookmarkStart w:id="69" w:name="_Toc164966939"/>
-      <w:r>
-        <w:lastRenderedPageBreak/>
-        <w:t>TỔNG QUAN ĐỀ TÀI</w:t>
-      </w:r>
-      <w:bookmarkEnd w:id="42"/>
-      <w:bookmarkEnd w:id="43"/>
-      <w:bookmarkEnd w:id="44"/>
-      <w:bookmarkEnd w:id="45"/>
-      <w:bookmarkEnd w:id="46"/>
-      <w:bookmarkEnd w:id="47"/>
       <w:bookmarkEnd w:id="69"/>
     </w:p>
     <w:p>
       <w:pPr>
         <w:pStyle w:val="Heading2"/>
-      </w:pPr>
-      <w:bookmarkStart w:id="70" w:name="_Toc164955389"/>
-      <w:bookmarkStart w:id="71" w:name="_Toc164957122"/>
-      <w:bookmarkStart w:id="72" w:name="_Toc164957264"/>
-      <w:bookmarkStart w:id="73" w:name="_Toc164957343"/>
-      <w:bookmarkStart w:id="74" w:name="_Toc164957615"/>
-      <w:bookmarkStart w:id="75" w:name="_Toc164966940"/>
-      <w:r>
-        <w:t>Phân tích, đánh giá các công trình nghiên cứu đã có liên quan đến đề tài nghiên cứu</w:t>
+        <w:spacing w:line="360" w:lineRule="auto"/>
+      </w:pPr>
+      <w:bookmarkStart w:id="70" w:name="_Toc164955390"/>
+      <w:bookmarkStart w:id="71" w:name="_Toc164957123"/>
+      <w:bookmarkStart w:id="72" w:name="_Toc164957265"/>
+      <w:bookmarkStart w:id="73" w:name="_Toc164957344"/>
+      <w:bookmarkStart w:id="74" w:name="_Toc164957616"/>
+      <w:bookmarkStart w:id="75" w:name="_Toc164966941"/>
+      <w:r>
+        <w:t>Nêu những vấn đề còn tồn tại</w:t>
       </w:r>
       <w:bookmarkEnd w:id="70"/>
       <w:bookmarkEnd w:id="71"/>
@@ -10507,15 +10536,25 @@
     <w:p>
       <w:pPr>
         <w:pStyle w:val="Heading2"/>
-      </w:pPr>
-      <w:bookmarkStart w:id="76" w:name="_Toc164955390"/>
-      <w:bookmarkStart w:id="77" w:name="_Toc164957123"/>
-      <w:bookmarkStart w:id="78" w:name="_Toc164957265"/>
-      <w:bookmarkStart w:id="79" w:name="_Toc164957344"/>
-      <w:bookmarkStart w:id="80" w:name="_Toc164957616"/>
-      <w:bookmarkStart w:id="81" w:name="_Toc164966941"/>
-      <w:r>
-        <w:t>Nêu những vấn đề còn tồn tại</w:t>
+        <w:spacing w:line="360" w:lineRule="auto"/>
+      </w:pPr>
+      <w:bookmarkStart w:id="76" w:name="_Toc164955391"/>
+      <w:bookmarkStart w:id="77" w:name="_Toc164957124"/>
+      <w:bookmarkStart w:id="78" w:name="_Toc164957266"/>
+      <w:bookmarkStart w:id="79" w:name="_Toc164957345"/>
+      <w:bookmarkStart w:id="80" w:name="_Toc164957617"/>
+      <w:bookmarkStart w:id="81" w:name="_Toc164966942"/>
+      <w:r>
+        <w:t xml:space="preserve">Chỉ ra những vấn đề mà </w:t>
+      </w:r>
+      <w:r>
+        <w:rPr>
+          <w:lang w:val="vi-VN"/>
+        </w:rPr>
+        <w:t>tiểu luận</w:t>
+      </w:r>
+      <w:r>
+        <w:t xml:space="preserve"> cần tập trung nghiên cứu, giải quyết</w:t>
       </w:r>
       <w:bookmarkEnd w:id="76"/>
       <w:bookmarkEnd w:id="77"/>
@@ -10526,25 +10565,73 @@
     </w:p>
     <w:p>
       <w:pPr>
-        <w:pStyle w:val="Heading2"/>
-      </w:pPr>
-      <w:bookmarkStart w:id="82" w:name="_Toc164955391"/>
-      <w:bookmarkStart w:id="83" w:name="_Toc164957124"/>
-      <w:bookmarkStart w:id="84" w:name="_Toc164957266"/>
-      <w:bookmarkStart w:id="85" w:name="_Toc164957345"/>
-      <w:bookmarkStart w:id="86" w:name="_Toc164957617"/>
-      <w:bookmarkStart w:id="87" w:name="_Toc164966942"/>
-      <w:r>
-        <w:t xml:space="preserve">Chỉ ra những vấn đề mà </w:t>
+        <w:spacing w:after="120" w:line="360" w:lineRule="auto"/>
+        <w:jc w:val="both"/>
+        <w:rPr>
+          <w:rFonts w:eastAsiaTheme="majorEastAsia" w:cs="Times New Roman"/>
+          <w:color w:val="000000" w:themeColor="text1"/>
+          <w:szCs w:val="26"/>
+        </w:rPr>
+        <w:sectPr>
+          <w:headerReference w:type="default" r:id="rId11"/>
+          <w:pgSz w:w="11906" w:h="16838" w:code="9"/>
+          <w:pgMar w:top="1701" w:right="1134" w:bottom="1701" w:left="1985" w:header="709" w:footer="709" w:gutter="0"/>
+          <w:cols w:space="708"/>
+          <w:docGrid w:linePitch="360"/>
+        </w:sectPr>
+      </w:pPr>
+    </w:p>
+    <w:p>
+      <w:pPr>
+        <w:pStyle w:val="Heading1"/>
+      </w:pPr>
+      <w:bookmarkStart w:id="82" w:name="_Toc164954906"/>
+      <w:bookmarkStart w:id="83" w:name="_Toc164955392"/>
+      <w:bookmarkStart w:id="84" w:name="_Toc164957125"/>
+      <w:bookmarkStart w:id="85" w:name="_Toc164957267"/>
+      <w:bookmarkStart w:id="86" w:name="_Toc164957346"/>
+      <w:bookmarkStart w:id="87" w:name="_Toc164957618"/>
+      <w:bookmarkStart w:id="88" w:name="_Toc164966943"/>
+      <w:r>
+        <w:lastRenderedPageBreak/>
+        <w:t xml:space="preserve">PHƯƠNG PHÁP </w:t>
+      </w:r>
+      <w:r>
+        <w:t>VÀ</w:t>
       </w:r>
       <w:r>
         <w:rPr>
           <w:lang w:val="vi-VN"/>
         </w:rPr>
-        <w:t>tiểu luận</w:t>
-      </w:r>
-      <w:r>
-        <w:t xml:space="preserve"> cần tập trung nghiên cứu, giải quyết</w:t>
+        <w:t xml:space="preserve"> </w:t>
+      </w:r>
+      <w:r>
+        <w:rPr>
+          <w:rFonts w:cs="Times New Roman"/>
+          <w:color w:val="000000" w:themeColor="text1"/>
+        </w:rPr>
+        <w:t>NỘI</w:t>
+      </w:r>
+      <w:r>
+        <w:rPr>
+          <w:rFonts w:cs="Times New Roman"/>
+          <w:color w:val="000000" w:themeColor="text1"/>
+          <w:lang w:val="vi-VN"/>
+        </w:rPr>
+        <w:t xml:space="preserve"> DUNG</w:t>
+      </w:r>
+      <w:r>
+        <w:rPr>
+          <w:rFonts w:cs="Times New Roman"/>
+          <w:color w:val="000000" w:themeColor="text1"/>
+        </w:rPr>
+        <w:t xml:space="preserve"> </w:t>
+      </w:r>
+      <w:r>
+        <w:t xml:space="preserve">NGHIÊN </w:t>
+      </w:r>
+      <w:r>
+        <w:t>CỨU</w:t>
       </w:r>
       <w:bookmarkEnd w:id="82"/>
       <w:bookmarkEnd w:id="83"/>
@@ -10552,119 +10639,46 @@
       <w:bookmarkEnd w:id="85"/>
       <w:bookmarkEnd w:id="86"/>
       <w:bookmarkEnd w:id="87"/>
+      <w:bookmarkEnd w:id="88"/>
     </w:p>
     <w:p>
       <w:pPr>
-        <w:spacing w:after="120" w:line="360" w:lineRule="auto"/>
+        <w:pStyle w:val="Heading2"/>
+        <w:spacing w:before="0" w:line="360" w:lineRule="auto"/>
         <w:jc w:val="both"/>
-        <w:rPr>
-          <w:rFonts w:eastAsiaTheme="majorEastAsia" w:cs="Times New Roman"/>
-          <w:color w:val="000000" w:themeColor="text1"/>
-          <w:szCs w:val="26"/>
-        </w:rPr>
-        <w:sectPr>
-          <w:headerReference w:type="default" r:id="rId10"/>
-          <w:pgSz w:w="11906" w:h="16838" w:code="9"/>
-          <w:pgMar w:top="1701" w:right="1134" w:bottom="1701" w:left="1985" w:header="709" w:footer="709" w:gutter="0"/>
-          <w:cols w:space="708"/>
-          <w:docGrid w:linePitch="360"/>
-        </w:sectPr>
-      </w:pPr>
-    </w:p>
-    <w:p>
-      <w:pPr>
-        <w:pStyle w:val="Heading1"/>
-      </w:pPr>
-      <w:bookmarkStart w:id="88" w:name="_Toc164954906"/>
-      <w:bookmarkStart w:id="89" w:name="_Toc164955392"/>
-      <w:bookmarkStart w:id="90" w:name="_Toc164957125"/>
-      <w:bookmarkStart w:id="91" w:name="_Toc164957267"/>
-      <w:bookmarkStart w:id="92" w:name="_Toc164957346"/>
-      <w:bookmarkStart w:id="93" w:name="_Toc164957618"/>
-      <w:bookmarkStart w:id="94" w:name="_Toc164966943"/>
-      <w:r>
-        <w:lastRenderedPageBreak/>
-        <w:t xml:space="preserve">PHƯƠNG PHÁP </w:t>
-      </w:r>
-      <w:r>
-        <w:t>VÀ</w:t>
-      </w:r>
-      <w:r>
-        <w:rPr>
-          <w:lang w:val="vi-VN"/>
-        </w:rPr>
-        <w:t xml:space="preserve"> </w:t>
-      </w:r>
-      <w:r>
-        <w:rPr>
-          <w:rFonts w:cs="Times New Roman"/>
-          <w:color w:val="000000" w:themeColor="text1"/>
-        </w:rPr>
-        <w:t>NỘI</w:t>
-      </w:r>
-      <w:r>
-        <w:rPr>
-          <w:rFonts w:cs="Times New Roman"/>
-          <w:color w:val="000000" w:themeColor="text1"/>
-          <w:lang w:val="vi-VN"/>
-        </w:rPr>
-        <w:t xml:space="preserve"> DUNG</w:t>
-      </w:r>
-      <w:r>
-        <w:rPr>
-          <w:rFonts w:cs="Times New Roman"/>
-          <w:color w:val="000000" w:themeColor="text1"/>
-        </w:rPr>
-        <w:t xml:space="preserve"> </w:t>
-      </w:r>
-      <w:r>
-        <w:t xml:space="preserve">NGHIÊN </w:t>
-      </w:r>
-      <w:r>
-        <w:t>CỨU</w:t>
-      </w:r>
-      <w:bookmarkEnd w:id="88"/>
+      </w:pPr>
+      <w:bookmarkStart w:id="89" w:name="_Toc164954907"/>
+      <w:bookmarkStart w:id="90" w:name="_Toc164955393"/>
+      <w:bookmarkStart w:id="91" w:name="_Toc164957126"/>
+      <w:bookmarkStart w:id="92" w:name="_Toc164957268"/>
+      <w:bookmarkStart w:id="93" w:name="_Toc164957347"/>
+      <w:bookmarkStart w:id="94" w:name="_Toc164957619"/>
+      <w:bookmarkStart w:id="95" w:name="_Toc164966944"/>
+      <w:r>
+        <w:t>Trình bày c</w:t>
+      </w:r>
+      <w:r>
+        <w:rPr>
+          <w:rFonts w:hint="eastAsia"/>
+        </w:rPr>
+        <w:t>ơ</w:t>
+      </w:r>
+      <w:r>
+        <w:t xml:space="preserve"> sở lí thuyết, lí luận, giả thiết khoa học</w:t>
+      </w:r>
       <w:bookmarkEnd w:id="89"/>
       <w:bookmarkEnd w:id="90"/>
       <w:bookmarkEnd w:id="91"/>
       <w:bookmarkEnd w:id="92"/>
       <w:bookmarkEnd w:id="93"/>
       <w:bookmarkEnd w:id="94"/>
+      <w:bookmarkEnd w:id="95"/>
     </w:p>
     <w:p>
       <w:pPr>
-        <w:pStyle w:val="Heading2"/>
-        <w:spacing w:before="0" w:line="360" w:lineRule="auto"/>
-        <w:jc w:val="both"/>
-      </w:pPr>
-      <w:bookmarkStart w:id="95" w:name="_Toc164954907"/>
-      <w:bookmarkStart w:id="96" w:name="_Toc164955393"/>
-      <w:bookmarkStart w:id="97" w:name="_Toc164957126"/>
-      <w:bookmarkStart w:id="98" w:name="_Toc164957268"/>
-      <w:bookmarkStart w:id="99" w:name="_Toc164957347"/>
-      <w:bookmarkStart w:id="100" w:name="_Toc164957619"/>
-      <w:bookmarkStart w:id="101" w:name="_Toc164966944"/>
-      <w:r>
-        <w:t>Trình bày c</w:t>
-      </w:r>
-      <w:r>
-        <w:rPr>
-          <w:rFonts w:hint="eastAsia"/>
-        </w:rPr>
-        <w:t>ơ</w:t>
-      </w:r>
-      <w:r>
-        <w:t xml:space="preserve"> sở lí thuyết, lí luận, giả thiết khoa học</w:t>
-      </w:r>
-      <w:bookmarkEnd w:id="95"/>
-      <w:bookmarkEnd w:id="96"/>
-      <w:bookmarkEnd w:id="97"/>
-      <w:bookmarkEnd w:id="98"/>
-      <w:bookmarkEnd w:id="99"/>
-      <w:bookmarkEnd w:id="100"/>
-      <w:bookmarkEnd w:id="101"/>
+        <w:spacing w:line="360" w:lineRule="auto"/>
+      </w:pPr>
     </w:p>
-    <w:p/>
     <w:p>
       <w:pPr>
         <w:pStyle w:val="Heading3"/>
@@ -10817,7 +10831,7 @@
                     <pic:cNvPicPr/>
                   </pic:nvPicPr>
                   <pic:blipFill>
-                    <a:blip r:embed="rId11" cstate="print">
+                    <a:blip r:embed="rId12" cstate="print">
                       <a:extLst>
                         <a:ext uri="{28A0092B-C50C-407E-A947-70E740481C1C}">
                           <a14:useLocalDpi xmlns:a14="http://schemas.microsoft.com/office/drawing/2010/main" val="0"/>
@@ -10856,7 +10870,7 @@
           <w:szCs w:val="26"/>
         </w:rPr>
       </w:pPr>
-      <w:bookmarkStart w:id="102" w:name="_Toc98229800"/>
+      <w:bookmarkStart w:id="96" w:name="_Toc98229800"/>
       <w:r>
         <w:rPr>
           <w:rFonts w:cs="Times New Roman"/>
@@ -10921,7 +10935,7 @@
         </w:rPr>
         <w:t xml:space="preserve"> </w:t>
       </w:r>
-      <w:bookmarkEnd w:id="102"/>
+      <w:bookmarkEnd w:id="96"/>
       <w:r>
         <w:rPr>
           <w:rFonts w:ascii="Calibri" w:hAnsi="Calibri" w:cs="Calibri"/>
@@ -10990,12 +11004,13 @@
     <w:p>
       <w:pPr>
         <w:pStyle w:val="Heading2"/>
+        <w:spacing w:line="360" w:lineRule="auto"/>
         <w:rPr>
           <w:rFonts w:cs="Times New Roman"/>
           <w:lang w:val="en-GB"/>
         </w:rPr>
       </w:pPr>
-      <w:bookmarkStart w:id="103" w:name="_Toc164954908"/>
+      <w:bookmarkStart w:id="97" w:name="_Toc164954908"/>
       <w:r>
         <w:rPr>
           <w:rFonts w:cs="Times New Roman"/>
@@ -11003,12 +11018,12 @@
         </w:rPr>
         <w:t xml:space="preserve"> </w:t>
       </w:r>
-      <w:bookmarkStart w:id="104" w:name="_Toc164955394"/>
-      <w:bookmarkStart w:id="105" w:name="_Toc164957127"/>
-      <w:bookmarkStart w:id="106" w:name="_Toc164957269"/>
-      <w:bookmarkStart w:id="107" w:name="_Toc164957348"/>
-      <w:bookmarkStart w:id="108" w:name="_Toc164957620"/>
-      <w:bookmarkStart w:id="109" w:name="_Toc164966945"/>
+      <w:bookmarkStart w:id="98" w:name="_Toc164955394"/>
+      <w:bookmarkStart w:id="99" w:name="_Toc164957127"/>
+      <w:bookmarkStart w:id="100" w:name="_Toc164957269"/>
+      <w:bookmarkStart w:id="101" w:name="_Toc164957348"/>
+      <w:bookmarkStart w:id="102" w:name="_Toc164957620"/>
+      <w:bookmarkStart w:id="103" w:name="_Toc164966945"/>
       <w:r>
         <w:t>Trình bày</w:t>
       </w:r>
@@ -11036,68 +11051,95 @@
         </w:rPr>
         <w:t xml:space="preserve"> luận</w:t>
       </w:r>
+      <w:bookmarkEnd w:id="97"/>
+      <w:bookmarkEnd w:id="98"/>
+      <w:bookmarkEnd w:id="99"/>
+      <w:bookmarkEnd w:id="100"/>
+      <w:bookmarkEnd w:id="101"/>
+      <w:bookmarkEnd w:id="102"/>
       <w:bookmarkEnd w:id="103"/>
+      <w:r>
+        <w:rPr>
+          <w:lang w:val="en-GB"/>
+        </w:rPr>
+        <w:br w:type="page"/>
+      </w:r>
+    </w:p>
+    <w:p>
+      <w:pPr>
+        <w:pStyle w:val="Heading1"/>
+        <w:rPr>
+          <w:lang w:val="en-GB"/>
+        </w:rPr>
+      </w:pPr>
+      <w:bookmarkStart w:id="104" w:name="_Toc164954909"/>
+      <w:bookmarkStart w:id="105" w:name="_Toc164955395"/>
+      <w:bookmarkStart w:id="106" w:name="_Toc164957128"/>
+      <w:bookmarkStart w:id="107" w:name="_Toc164957270"/>
+      <w:bookmarkStart w:id="108" w:name="_Toc164957349"/>
+      <w:bookmarkStart w:id="109" w:name="_Toc164957621"/>
+      <w:bookmarkStart w:id="110" w:name="_Toc164966946"/>
+      <w:r>
+        <w:rPr>
+          <w:rFonts w:cs="Times New Roman"/>
+        </w:rPr>
+        <w:lastRenderedPageBreak/>
+        <w:t>G</w:t>
+      </w:r>
+      <w:r>
+        <w:rPr>
+          <w:rFonts w:cs="Times New Roman"/>
+          <w:lang w:val="vi-VN"/>
+        </w:rPr>
+        <w:t xml:space="preserve">IẢI </w:t>
+      </w:r>
+      <w:r>
+        <w:rPr>
+          <w:rFonts w:cs="Times New Roman"/>
+        </w:rPr>
+        <w:t>PHÁP CHO</w:t>
+      </w:r>
+      <w:r>
+        <w:rPr>
+          <w:rFonts w:cs="Times New Roman"/>
+          <w:lang w:val="vi-VN"/>
+        </w:rPr>
+        <w:t xml:space="preserve"> BÀI TOÁN/VẤN ĐỀ/MÔ HÌNH</w:t>
+      </w:r>
       <w:bookmarkEnd w:id="104"/>
       <w:bookmarkEnd w:id="105"/>
       <w:bookmarkEnd w:id="106"/>
       <w:bookmarkEnd w:id="107"/>
       <w:bookmarkEnd w:id="108"/>
       <w:bookmarkEnd w:id="109"/>
-      <w:r>
-        <w:rPr>
-          <w:lang w:val="en-GB"/>
-        </w:rPr>
-        <w:br w:type="page"/>
-      </w:r>
+      <w:bookmarkEnd w:id="110"/>
     </w:p>
     <w:p>
       <w:pPr>
-        <w:pStyle w:val="Heading1"/>
-        <w:rPr>
-          <w:lang w:val="en-GB"/>
-        </w:rPr>
-      </w:pPr>
-      <w:bookmarkStart w:id="110" w:name="_Toc164954909"/>
-      <w:bookmarkStart w:id="111" w:name="_Toc164955395"/>
-      <w:bookmarkStart w:id="112" w:name="_Toc164957128"/>
-      <w:bookmarkStart w:id="113" w:name="_Toc164957270"/>
-      <w:bookmarkStart w:id="114" w:name="_Toc164957349"/>
-      <w:bookmarkStart w:id="115" w:name="_Toc164957621"/>
-      <w:bookmarkStart w:id="116" w:name="_Toc164966946"/>
-      <w:r>
-        <w:rPr>
-          <w:rFonts w:cs="Times New Roman"/>
-        </w:rPr>
-        <w:lastRenderedPageBreak/>
-        <w:t>G</w:t>
-      </w:r>
-      <w:r>
-        <w:rPr>
-          <w:rFonts w:cs="Times New Roman"/>
-          <w:lang w:val="vi-VN"/>
-        </w:rPr>
-        <w:t xml:space="preserve">IẢI </w:t>
-      </w:r>
-      <w:r>
-        <w:rPr>
-          <w:rFonts w:cs="Times New Roman"/>
-        </w:rPr>
-        <w:t>PHÁP CHO</w:t>
-      </w:r>
-      <w:r>
-        <w:rPr>
-          <w:rFonts w:cs="Times New Roman"/>
-          <w:lang w:val="vi-VN"/>
-        </w:rPr>
-        <w:t xml:space="preserve"> BÀI TOÁN/VẤN ĐỀ/MÔ HÌNH</w:t>
-      </w:r>
-      <w:bookmarkEnd w:id="110"/>
+        <w:pStyle w:val="Heading2"/>
+        <w:numPr>
+          <w:ilvl w:val="1"/>
+          <w:numId w:val="14"/>
+        </w:numPr>
+        <w:spacing w:line="360" w:lineRule="auto"/>
+      </w:pPr>
+      <w:bookmarkStart w:id="111" w:name="_Toc164954910"/>
+      <w:bookmarkStart w:id="112" w:name="_Toc164955396"/>
+      <w:bookmarkStart w:id="113" w:name="_Toc164957129"/>
+      <w:bookmarkStart w:id="114" w:name="_Toc164957271"/>
+      <w:bookmarkStart w:id="115" w:name="_Toc164957350"/>
+      <w:bookmarkStart w:id="116" w:name="_Toc164957622"/>
+      <w:bookmarkStart w:id="117" w:name="_Toc164966947"/>
+      <w:r>
+        <w:t>Phát biểu mô hình/bài toán trong đề tài: cụ thể, rõ ràng, có thể phát biểu bằng ngôn ngữ tự nhiên, hay mô hình toán học, …</w:t>
+      </w:r>
       <w:bookmarkEnd w:id="111"/>
       <w:bookmarkEnd w:id="112"/>
       <w:bookmarkEnd w:id="113"/>
       <w:bookmarkEnd w:id="114"/>
       <w:bookmarkEnd w:id="115"/>
       <w:bookmarkEnd w:id="116"/>
+      <w:bookmarkEnd w:id="117"/>
     </w:p>
     <w:p>
       <w:pPr>
@@ -11106,69 +11148,44 @@
           <w:ilvl w:val="1"/>
           <w:numId w:val="14"/>
         </w:numPr>
-      </w:pPr>
-      <w:bookmarkStart w:id="117" w:name="_Toc164954910"/>
-      <w:bookmarkStart w:id="118" w:name="_Toc164955396"/>
-      <w:bookmarkStart w:id="119" w:name="_Toc164957129"/>
-      <w:bookmarkStart w:id="120" w:name="_Toc164957271"/>
-      <w:bookmarkStart w:id="121" w:name="_Toc164957350"/>
-      <w:bookmarkStart w:id="122" w:name="_Toc164957622"/>
-      <w:bookmarkStart w:id="123" w:name="_Toc164966947"/>
-      <w:r>
-        <w:t>Phát biểu mô hình/bài toán trong đề tài: cụ thể, rõ ràng, có thể phát biểu bằng ngôn ngữ tự nhiên, hay mô hình toán học, …</w:t>
-      </w:r>
-      <w:bookmarkEnd w:id="117"/>
+        <w:spacing w:line="360" w:lineRule="auto"/>
+      </w:pPr>
+      <w:bookmarkStart w:id="118" w:name="_Toc164954911"/>
+      <w:bookmarkStart w:id="119" w:name="_Toc164955397"/>
+      <w:bookmarkStart w:id="120" w:name="_Toc164957130"/>
+      <w:bookmarkStart w:id="121" w:name="_Toc164957272"/>
+      <w:bookmarkStart w:id="122" w:name="_Toc164957351"/>
+      <w:bookmarkStart w:id="123" w:name="_Toc164957623"/>
+      <w:bookmarkStart w:id="124" w:name="_Toc164966948"/>
+      <w:r>
+        <w:t>G</w:t>
+      </w:r>
+      <w:r>
+        <w:rPr>
+          <w:lang w:val="vi-VN"/>
+        </w:rPr>
+        <w:t xml:space="preserve">iải pháp cụ thể để giải quyết </w:t>
+      </w:r>
+      <w:r>
+        <w:rPr>
+          <w:bCs/>
+          <w:lang w:val="vi-VN"/>
+        </w:rPr>
+        <w:t>mô hình/bài toán</w:t>
+      </w:r>
+      <w:r>
+        <w:rPr>
+          <w:lang w:val="vi-VN"/>
+        </w:rPr>
+        <w:t>:</w:t>
+      </w:r>
       <w:bookmarkEnd w:id="118"/>
       <w:bookmarkEnd w:id="119"/>
       <w:bookmarkEnd w:id="120"/>
       <w:bookmarkEnd w:id="121"/>
       <w:bookmarkEnd w:id="122"/>
       <w:bookmarkEnd w:id="123"/>
-    </w:p>
-    <w:p>
-      <w:pPr>
-        <w:pStyle w:val="Heading2"/>
-        <w:numPr>
-          <w:ilvl w:val="1"/>
-          <w:numId w:val="14"/>
-        </w:numPr>
-      </w:pPr>
-      <w:bookmarkStart w:id="124" w:name="_Toc164954911"/>
-      <w:bookmarkStart w:id="125" w:name="_Toc164955397"/>
-      <w:bookmarkStart w:id="126" w:name="_Toc164957130"/>
-      <w:bookmarkStart w:id="127" w:name="_Toc164957272"/>
-      <w:bookmarkStart w:id="128" w:name="_Toc164957351"/>
-      <w:bookmarkStart w:id="129" w:name="_Toc164957623"/>
-      <w:bookmarkStart w:id="130" w:name="_Toc164966948"/>
-      <w:r>
-        <w:t>G</w:t>
-      </w:r>
-      <w:r>
-        <w:rPr>
-          <w:lang w:val="vi-VN"/>
-        </w:rPr>
-        <w:t xml:space="preserve">iải pháp cụ thể để giải quyết </w:t>
-      </w:r>
-      <w:r>
-        <w:rPr>
-          <w:bCs/>
-          <w:lang w:val="vi-VN"/>
-        </w:rPr>
-        <w:t>mô hình/bài toán</w:t>
-      </w:r>
-      <w:r>
-        <w:rPr>
-          <w:lang w:val="vi-VN"/>
-        </w:rPr>
-        <w:t>:</w:t>
-      </w:r>
       <w:bookmarkEnd w:id="124"/>
-      <w:bookmarkEnd w:id="125"/>
-      <w:bookmarkEnd w:id="126"/>
-      <w:bookmarkEnd w:id="127"/>
-      <w:bookmarkEnd w:id="128"/>
-      <w:bookmarkEnd w:id="129"/>
-      <w:bookmarkEnd w:id="130"/>
       <w:r>
         <w:rPr>
           <w:lang w:val="vi-VN"/>
@@ -11313,7 +11330,7 @@
     <w:p>
       <w:pPr>
         <w:pStyle w:val="ListParagraph"/>
-        <w:spacing w:after="0" w:line="240" w:lineRule="auto"/>
+        <w:spacing w:after="0" w:line="360" w:lineRule="auto"/>
         <w:ind w:left="924"/>
         <w:jc w:val="both"/>
         <w:rPr>
@@ -11347,7 +11364,7 @@
                     <pic:cNvPicPr/>
                   </pic:nvPicPr>
                   <pic:blipFill>
-                    <a:blip r:embed="rId12" cstate="print">
+                    <a:blip r:embed="rId13" cstate="print">
                       <a:extLst>
                         <a:ext uri="{28A0092B-C50C-407E-A947-70E740481C1C}">
                           <a14:useLocalDpi xmlns:a14="http://schemas.microsoft.com/office/drawing/2010/main" val="0"/>
@@ -11377,7 +11394,7 @@
     <w:p>
       <w:pPr>
         <w:pStyle w:val="ListParagraph"/>
-        <w:spacing w:after="0" w:line="240" w:lineRule="auto"/>
+        <w:spacing w:after="0" w:line="360" w:lineRule="auto"/>
         <w:ind w:left="924"/>
         <w:jc w:val="center"/>
         <w:rPr>
@@ -11422,7 +11439,7 @@
     <w:p>
       <w:pPr>
         <w:pStyle w:val="ListParagraph"/>
-        <w:spacing w:after="0" w:line="240" w:lineRule="auto"/>
+        <w:spacing w:after="0" w:line="360" w:lineRule="auto"/>
         <w:ind w:left="924"/>
         <w:rPr>
           <w:rFonts w:eastAsia="Times New Roman" w:cs="Times New Roman"/>
@@ -11447,6 +11464,7 @@
           <w:color w:val="000000"/>
           <w:sz w:val="24"/>
           <w:szCs w:val="24"/>
+          <w:lang w:val="vi-VN"/>
         </w:rPr>
       </w:pPr>
       <w:r>
@@ -11464,6 +11482,7 @@
           <w:rFonts w:cs="Times New Roman"/>
           <w:sz w:val="24"/>
           <w:szCs w:val="24"/>
+          <w:lang w:val="vi-VN"/>
         </w:rPr>
         <w:t xml:space="preserve">theo hướng </w:t>
       </w:r>
@@ -11482,6 +11501,7 @@
           <w:rFonts w:cs="Times New Roman"/>
           <w:sz w:val="24"/>
           <w:szCs w:val="24"/>
+          <w:lang w:val="vi-VN"/>
         </w:rPr>
         <w:t xml:space="preserve">hân tích </w:t>
       </w:r>
@@ -11517,7 +11537,7 @@
     <w:p>
       <w:pPr>
         <w:pStyle w:val="ListParagraph"/>
-        <w:spacing w:after="0" w:line="240" w:lineRule="auto"/>
+        <w:spacing w:after="0" w:line="360" w:lineRule="auto"/>
         <w:ind w:left="924"/>
         <w:jc w:val="both"/>
         <w:rPr>
@@ -11535,6 +11555,7 @@
           <w:sz w:val="24"/>
           <w:szCs w:val="24"/>
         </w:rPr>
+        <w:lastRenderedPageBreak/>
         <w:drawing>
           <wp:inline distT="0" distB="0" distL="0" distR="0" wp14:anchorId="59C5DB50" wp14:editId="16D8E267">
             <wp:extent cx="4445000" cy="2654300"/>
@@ -11551,7 +11572,7 @@
                     <pic:cNvPicPr/>
                   </pic:nvPicPr>
                   <pic:blipFill>
-                    <a:blip r:embed="rId13">
+                    <a:blip r:embed="rId14">
                       <a:extLst>
                         <a:ext uri="{28A0092B-C50C-407E-A947-70E740481C1C}">
                           <a14:useLocalDpi xmlns:a14="http://schemas.microsoft.com/office/drawing/2010/main" val="0"/>
@@ -11581,7 +11602,7 @@
     <w:p>
       <w:pPr>
         <w:pStyle w:val="ListParagraph"/>
-        <w:spacing w:after="0" w:line="240" w:lineRule="auto"/>
+        <w:spacing w:after="0" w:line="360" w:lineRule="auto"/>
         <w:ind w:left="924"/>
         <w:jc w:val="center"/>
         <w:rPr>
@@ -11597,7 +11618,6 @@
           <w:szCs w:val="26"/>
           <w:lang w:val="vi-VN"/>
         </w:rPr>
-        <w:lastRenderedPageBreak/>
         <w:t>Hình 3.2. S</w:t>
       </w:r>
       <w:r>
@@ -11612,7 +11632,7 @@
     <w:p>
       <w:pPr>
         <w:pStyle w:val="ListParagraph"/>
-        <w:spacing w:after="0" w:line="240" w:lineRule="auto"/>
+        <w:spacing w:after="0" w:line="360" w:lineRule="auto"/>
         <w:ind w:left="924"/>
         <w:rPr>
           <w:rFonts w:eastAsia="Times New Roman" w:cs="Times New Roman"/>
@@ -11637,6 +11657,7 @@
           <w:color w:val="000000"/>
           <w:sz w:val="24"/>
           <w:szCs w:val="24"/>
+          <w:lang w:val="vi-VN"/>
         </w:rPr>
       </w:pPr>
       <w:r>
@@ -11654,6 +11675,7 @@
           <w:rFonts w:cs="Times New Roman"/>
           <w:sz w:val="24"/>
           <w:szCs w:val="24"/>
+          <w:lang w:val="vi-VN"/>
         </w:rPr>
         <w:t xml:space="preserve">theo hướng </w:t>
       </w:r>
@@ -11672,6 +11694,7 @@
           <w:rFonts w:cs="Times New Roman"/>
           <w:sz w:val="24"/>
           <w:szCs w:val="24"/>
+          <w:lang w:val="vi-VN"/>
         </w:rPr>
         <w:t>hân tích</w:t>
       </w:r>
@@ -11689,6 +11712,7 @@
           <w:rFonts w:cs="Times New Roman"/>
           <w:sz w:val="24"/>
           <w:szCs w:val="24"/>
+          <w:lang w:val="vi-VN"/>
         </w:rPr>
         <w:t>hiết kế giải pháp</w:t>
       </w:r>
@@ -11741,13 +11765,13 @@
           <w:szCs w:val="24"/>
         </w:rPr>
       </w:pPr>
-      <w:bookmarkStart w:id="131" w:name="_Toc164954912"/>
-      <w:bookmarkStart w:id="132" w:name="_Toc164955398"/>
-      <w:bookmarkStart w:id="133" w:name="_Toc164957131"/>
-      <w:bookmarkStart w:id="134" w:name="_Toc164957273"/>
-      <w:bookmarkStart w:id="135" w:name="_Toc164957352"/>
-      <w:bookmarkStart w:id="136" w:name="_Toc164957624"/>
-      <w:bookmarkStart w:id="137" w:name="_Toc164966949"/>
+      <w:bookmarkStart w:id="125" w:name="_Toc164954912"/>
+      <w:bookmarkStart w:id="126" w:name="_Toc164955398"/>
+      <w:bookmarkStart w:id="127" w:name="_Toc164957131"/>
+      <w:bookmarkStart w:id="128" w:name="_Toc164957273"/>
+      <w:bookmarkStart w:id="129" w:name="_Toc164957352"/>
+      <w:bookmarkStart w:id="130" w:name="_Toc164957624"/>
+      <w:bookmarkStart w:id="131" w:name="_Toc164966949"/>
       <w:r>
         <w:rPr>
           <w:rFonts w:eastAsia="Times New Roman" w:cs="Times New Roman"/>
@@ -11782,13 +11806,13 @@
         </w:rPr>
         <w:t>HIỆN THỰC GIẢI PHÁP</w:t>
       </w:r>
+      <w:bookmarkEnd w:id="125"/>
+      <w:bookmarkEnd w:id="126"/>
+      <w:bookmarkEnd w:id="127"/>
+      <w:bookmarkEnd w:id="128"/>
+      <w:bookmarkEnd w:id="129"/>
+      <w:bookmarkEnd w:id="130"/>
       <w:bookmarkEnd w:id="131"/>
-      <w:bookmarkEnd w:id="132"/>
-      <w:bookmarkEnd w:id="133"/>
-      <w:bookmarkEnd w:id="134"/>
-      <w:bookmarkEnd w:id="135"/>
-      <w:bookmarkEnd w:id="136"/>
-      <w:bookmarkEnd w:id="137"/>
     </w:p>
     <w:p>
       <w:pPr>
@@ -11993,7 +12017,7 @@
                     <pic:cNvPicPr/>
                   </pic:nvPicPr>
                   <pic:blipFill>
-                    <a:blip r:embed="rId14">
+                    <a:blip r:embed="rId15">
                       <a:extLst>
                         <a:ext uri="{28A0092B-C50C-407E-A947-70E740481C1C}">
                           <a14:useLocalDpi xmlns:a14="http://schemas.microsoft.com/office/drawing/2010/main" val="0"/>
@@ -12028,6 +12052,7 @@
         <w:rPr>
           <w:lang w:val="vi-VN"/>
         </w:rPr>
+        <w:lastRenderedPageBreak/>
         <w:t>Dựa vào k</w:t>
       </w:r>
       <w:r>
@@ -12260,7 +12285,6 @@
         <w:rPr>
           <w:lang w:val="vi-VN"/>
         </w:rPr>
-        <w:lastRenderedPageBreak/>
         <w:t>X</w:t>
       </w:r>
       <w:r>
@@ -12325,13 +12349,13 @@
           <w:lang w:val="vi-VN"/>
         </w:rPr>
       </w:pPr>
-      <w:bookmarkStart w:id="138" w:name="_Toc164954913"/>
-      <w:bookmarkStart w:id="139" w:name="_Toc164955399"/>
-      <w:bookmarkStart w:id="140" w:name="_Toc164957132"/>
-      <w:bookmarkStart w:id="141" w:name="_Toc164957274"/>
-      <w:bookmarkStart w:id="142" w:name="_Toc164957353"/>
-      <w:bookmarkStart w:id="143" w:name="_Toc164957625"/>
-      <w:bookmarkStart w:id="144" w:name="_Toc164966950"/>
+      <w:bookmarkStart w:id="132" w:name="_Toc164954913"/>
+      <w:bookmarkStart w:id="133" w:name="_Toc164955399"/>
+      <w:bookmarkStart w:id="134" w:name="_Toc164957132"/>
+      <w:bookmarkStart w:id="135" w:name="_Toc164957274"/>
+      <w:bookmarkStart w:id="136" w:name="_Toc164957353"/>
+      <w:bookmarkStart w:id="137" w:name="_Toc164957625"/>
+      <w:bookmarkStart w:id="138" w:name="_Toc164966950"/>
       <w:r>
         <w:rPr>
           <w:lang w:val="en-GB"/>
@@ -12345,39 +12369,40 @@
         </w:rPr>
         <w:t>, KẾT LUẬN VÀ KIẾN NGHỊ</w:t>
       </w:r>
+      <w:bookmarkEnd w:id="132"/>
+      <w:bookmarkEnd w:id="133"/>
+      <w:bookmarkEnd w:id="134"/>
+      <w:bookmarkEnd w:id="135"/>
+      <w:bookmarkEnd w:id="136"/>
+      <w:bookmarkEnd w:id="137"/>
       <w:bookmarkEnd w:id="138"/>
+    </w:p>
+    <w:p>
+      <w:pPr>
+        <w:pStyle w:val="Heading2"/>
+        <w:numPr>
+          <w:ilvl w:val="1"/>
+          <w:numId w:val="12"/>
+        </w:numPr>
+        <w:spacing w:line="360" w:lineRule="auto"/>
+      </w:pPr>
+      <w:bookmarkStart w:id="139" w:name="_Toc164954914"/>
+      <w:bookmarkStart w:id="140" w:name="_Toc164955400"/>
+      <w:bookmarkStart w:id="141" w:name="_Toc164957133"/>
+      <w:bookmarkStart w:id="142" w:name="_Toc164957275"/>
+      <w:bookmarkStart w:id="143" w:name="_Toc164957354"/>
+      <w:bookmarkStart w:id="144" w:name="_Toc164957626"/>
+      <w:bookmarkStart w:id="145" w:name="_Toc164966951"/>
+      <w:r>
+        <w:t>KẾT QUẢ</w:t>
+      </w:r>
       <w:bookmarkEnd w:id="139"/>
       <w:bookmarkEnd w:id="140"/>
       <w:bookmarkEnd w:id="141"/>
       <w:bookmarkEnd w:id="142"/>
       <w:bookmarkEnd w:id="143"/>
       <w:bookmarkEnd w:id="144"/>
-    </w:p>
-    <w:p>
-      <w:pPr>
-        <w:pStyle w:val="Heading2"/>
-        <w:numPr>
-          <w:ilvl w:val="1"/>
-          <w:numId w:val="12"/>
-        </w:numPr>
-      </w:pPr>
-      <w:bookmarkStart w:id="145" w:name="_Toc164954914"/>
-      <w:bookmarkStart w:id="146" w:name="_Toc164955400"/>
-      <w:bookmarkStart w:id="147" w:name="_Toc164957133"/>
-      <w:bookmarkStart w:id="148" w:name="_Toc164957275"/>
-      <w:bookmarkStart w:id="149" w:name="_Toc164957354"/>
-      <w:bookmarkStart w:id="150" w:name="_Toc164957626"/>
-      <w:bookmarkStart w:id="151" w:name="_Toc164966951"/>
-      <w:r>
-        <w:t>KẾT QUẢ</w:t>
-      </w:r>
       <w:bookmarkEnd w:id="145"/>
-      <w:bookmarkEnd w:id="146"/>
-      <w:bookmarkEnd w:id="147"/>
-      <w:bookmarkEnd w:id="148"/>
-      <w:bookmarkEnd w:id="149"/>
-      <w:bookmarkEnd w:id="150"/>
-      <w:bookmarkEnd w:id="151"/>
       <w:r>
         <w:t xml:space="preserve"> </w:t>
       </w:r>
@@ -12563,9 +12588,9 @@
           <w:lang w:val="vi-VN"/>
         </w:rPr>
       </w:pPr>
-      <w:bookmarkStart w:id="152" w:name="_Toc164954915"/>
-      <w:bookmarkStart w:id="153" w:name="_Toc164955401"/>
-      <w:bookmarkStart w:id="154" w:name="_Toc164957134"/>
+      <w:bookmarkStart w:id="146" w:name="_Toc164954915"/>
+      <w:bookmarkStart w:id="147" w:name="_Toc164955401"/>
+      <w:bookmarkStart w:id="148" w:name="_Toc164957134"/>
       <w:r>
         <w:rPr>
           <w:rFonts w:cs="Times New Roman"/>
@@ -12573,10 +12598,10 @@
         </w:rPr>
         <w:t xml:space="preserve"> </w:t>
       </w:r>
-      <w:bookmarkStart w:id="155" w:name="_Toc164957276"/>
-      <w:bookmarkStart w:id="156" w:name="_Toc164957355"/>
-      <w:bookmarkStart w:id="157" w:name="_Toc164957627"/>
-      <w:bookmarkStart w:id="158" w:name="_Toc164966952"/>
+      <w:bookmarkStart w:id="149" w:name="_Toc164957276"/>
+      <w:bookmarkStart w:id="150" w:name="_Toc164957355"/>
+      <w:bookmarkStart w:id="151" w:name="_Toc164957627"/>
+      <w:bookmarkStart w:id="152" w:name="_Toc164966952"/>
       <w:r>
         <w:rPr>
           <w:rFonts w:cs="Times New Roman"/>
@@ -12591,13 +12616,13 @@
         </w:rPr>
         <w:t xml:space="preserve"> LUẬN</w:t>
       </w:r>
+      <w:bookmarkEnd w:id="146"/>
+      <w:bookmarkEnd w:id="147"/>
+      <w:bookmarkEnd w:id="148"/>
+      <w:bookmarkEnd w:id="149"/>
+      <w:bookmarkEnd w:id="150"/>
+      <w:bookmarkEnd w:id="151"/>
       <w:bookmarkEnd w:id="152"/>
-      <w:bookmarkEnd w:id="153"/>
-      <w:bookmarkEnd w:id="154"/>
-      <w:bookmarkEnd w:id="155"/>
-      <w:bookmarkEnd w:id="156"/>
-      <w:bookmarkEnd w:id="157"/>
-      <w:bookmarkEnd w:id="158"/>
     </w:p>
     <w:p>
       <w:pPr>
@@ -12613,6 +12638,7 @@
           <w:bCs/>
           <w:color w:val="000000" w:themeColor="text1"/>
           <w:szCs w:val="26"/>
+          <w:lang w:val="vi-VN"/>
         </w:rPr>
       </w:pPr>
       <w:r>
@@ -12621,6 +12647,7 @@
           <w:bCs/>
           <w:color w:val="000000" w:themeColor="text1"/>
           <w:szCs w:val="26"/>
+          <w:lang w:val="vi-VN"/>
         </w:rPr>
         <w:t xml:space="preserve">Phần này phải căn cứ vào các dẫn liệu khoa học thu được trong quá trình nghiên cứu của </w:t>
       </w:r>
@@ -12640,6 +12667,7 @@
           <w:bCs/>
           <w:color w:val="000000" w:themeColor="text1"/>
           <w:szCs w:val="26"/>
+          <w:lang w:val="vi-VN"/>
         </w:rPr>
         <w:t xml:space="preserve"> hoặc đối chiếu với kết quả nghiên cứu của các tác giả khác thông qua các tài liệu tham khảo.</w:t>
       </w:r>
@@ -12656,12 +12684,14 @@
         <w:rPr>
           <w:rFonts w:cs="Times New Roman"/>
           <w:szCs w:val="26"/>
+          <w:lang w:val="vi-VN"/>
         </w:rPr>
       </w:pPr>
       <w:r>
         <w:rPr>
           <w:rFonts w:cs="Times New Roman"/>
           <w:szCs w:val="26"/>
+          <w:lang w:val="vi-VN"/>
         </w:rPr>
         <w:t>Trình bày những kết quả đạt đ</w:t>
       </w:r>
@@ -12669,6 +12699,7 @@
         <w:rPr>
           <w:rFonts w:cs="Times New Roman" w:hint="eastAsia"/>
           <w:szCs w:val="26"/>
+          <w:lang w:val="vi-VN"/>
         </w:rPr>
         <w:t>ư</w:t>
       </w:r>
@@ -12676,6 +12707,7 @@
         <w:rPr>
           <w:rFonts w:cs="Times New Roman"/>
           <w:szCs w:val="26"/>
+          <w:lang w:val="vi-VN"/>
         </w:rPr>
         <w:t xml:space="preserve">ợc, những đóng góp mới và những đề xuất mới. </w:t>
       </w:r>
@@ -12701,6 +12733,7 @@
         <w:rPr>
           <w:rFonts w:cs="Times New Roman"/>
           <w:szCs w:val="26"/>
+          <w:lang w:val="vi-VN"/>
         </w:rPr>
         <w:t>Phần kết luận cần ngắn gọn, không có lời bàn và bình luận thêm</w:t>
       </w:r>
@@ -12716,6 +12749,7 @@
     <w:p>
       <w:pPr>
         <w:pStyle w:val="Heading2"/>
+        <w:spacing w:line="360" w:lineRule="auto"/>
         <w:rPr>
           <w:rStyle w:val="Heading2Char"/>
           <w:b/>
@@ -12727,9 +12761,9 @@
         </w:rPr>
         <w:t xml:space="preserve"> </w:t>
       </w:r>
-      <w:bookmarkStart w:id="159" w:name="_Toc164957356"/>
-      <w:bookmarkStart w:id="160" w:name="_Toc164957628"/>
-      <w:bookmarkStart w:id="161" w:name="_Toc164966953"/>
+      <w:bookmarkStart w:id="153" w:name="_Toc164957356"/>
+      <w:bookmarkStart w:id="154" w:name="_Toc164957628"/>
+      <w:bookmarkStart w:id="155" w:name="_Toc164966953"/>
       <w:r>
         <w:rPr>
           <w:rStyle w:val="Heading2Char"/>
@@ -12737,9 +12771,9 @@
         </w:rPr>
         <w:t>KIẾN NGHỊ</w:t>
       </w:r>
-      <w:bookmarkEnd w:id="159"/>
-      <w:bookmarkEnd w:id="160"/>
-      <w:bookmarkEnd w:id="161"/>
+      <w:bookmarkEnd w:id="153"/>
+      <w:bookmarkEnd w:id="154"/>
+      <w:bookmarkEnd w:id="155"/>
     </w:p>
     <w:p>
       <w:pPr>
@@ -12748,6 +12782,7 @@
           <w:ilvl w:val="0"/>
           <w:numId w:val="13"/>
         </w:numPr>
+        <w:spacing w:line="360" w:lineRule="auto"/>
         <w:rPr>
           <w:bCs/>
           <w:color w:val="000000" w:themeColor="text1"/>
@@ -12786,6 +12821,7 @@
     </w:p>
     <w:p>
       <w:pPr>
+        <w:spacing w:line="360" w:lineRule="auto"/>
         <w:rPr>
           <w:lang w:val="vi-VN"/>
         </w:rPr>
@@ -12798,7 +12834,7 @@
           <w:lang w:val="en-GB"/>
         </w:rPr>
         <w:sectPr>
-          <w:headerReference w:type="default" r:id="rId15"/>
+          <w:headerReference w:type="default" r:id="rId16"/>
           <w:pgSz w:w="11906" w:h="16838" w:code="9"/>
           <w:pgMar w:top="1701" w:right="1134" w:bottom="1701" w:left="1985" w:header="709" w:footer="709" w:gutter="0"/>
           <w:cols w:space="708"/>
@@ -12808,6 +12844,7 @@
     </w:p>
     <w:p>
       <w:pPr>
+        <w:spacing w:line="360" w:lineRule="auto"/>
         <w:jc w:val="center"/>
         <w:rPr>
           <w:b/>
@@ -12895,7 +12932,7 @@
         </w:rPr>
         <w:t xml:space="preserve">Trang web </w:t>
       </w:r>
-      <w:hyperlink r:id="rId16" w:history="1">
+      <w:hyperlink r:id="rId17" w:history="1">
         <w:r>
           <w:rPr>
             <w:rStyle w:val="Hyperlink"/>
@@ -12921,7 +12958,7 @@
           <w:ilvl w:val="0"/>
           <w:numId w:val="1"/>
         </w:numPr>
-        <w:spacing w:after="120" w:line="240" w:lineRule="auto"/>
+        <w:spacing w:after="120" w:line="360" w:lineRule="auto"/>
         <w:jc w:val="both"/>
         <w:rPr>
           <w:szCs w:val="26"/>
@@ -12994,7 +13031,7 @@
           <w:lang w:val="en-GB"/>
         </w:rPr>
         <w:sectPr>
-          <w:headerReference w:type="default" r:id="rId17"/>
+          <w:headerReference w:type="default" r:id="rId18"/>
           <w:pgSz w:w="11906" w:h="16838" w:code="9"/>
           <w:pgMar w:top="1701" w:right="1134" w:bottom="1701" w:left="1985" w:header="709" w:footer="709" w:gutter="0"/>
           <w:cols w:space="708"/>
@@ -13018,20 +13055,20 @@
           <w:numId w:val="0"/>
         </w:numPr>
       </w:pPr>
-      <w:bookmarkStart w:id="162" w:name="_Toc164954916"/>
-      <w:bookmarkStart w:id="163" w:name="_Toc164955402"/>
-      <w:bookmarkStart w:id="164" w:name="_Toc164957135"/>
-      <w:bookmarkStart w:id="165" w:name="_Toc164957629"/>
-      <w:bookmarkStart w:id="166" w:name="_Toc164966954"/>
+      <w:bookmarkStart w:id="156" w:name="_Toc164954916"/>
+      <w:bookmarkStart w:id="157" w:name="_Toc164955402"/>
+      <w:bookmarkStart w:id="158" w:name="_Toc164957135"/>
+      <w:bookmarkStart w:id="159" w:name="_Toc164957629"/>
+      <w:bookmarkStart w:id="160" w:name="_Toc164966954"/>
       <w:r>
         <w:lastRenderedPageBreak/>
         <w:t>PHỤ LỤC (nếu có)</w:t>
       </w:r>
-      <w:bookmarkEnd w:id="162"/>
-      <w:bookmarkEnd w:id="163"/>
-      <w:bookmarkEnd w:id="164"/>
-      <w:bookmarkEnd w:id="165"/>
-      <w:bookmarkEnd w:id="166"/>
+      <w:bookmarkEnd w:id="156"/>
+      <w:bookmarkEnd w:id="157"/>
+      <w:bookmarkEnd w:id="158"/>
+      <w:bookmarkEnd w:id="159"/>
+      <w:bookmarkEnd w:id="160"/>
     </w:p>
     <w:p>
       <w:pPr>
@@ -13107,7 +13144,7 @@
       </w:pPr>
     </w:p>
     <w:sectPr>
-      <w:headerReference w:type="default" r:id="rId18"/>
+      <w:headerReference w:type="default" r:id="rId19"/>
       <w:pgSz w:w="11906" w:h="16838" w:code="9"/>
       <w:pgMar w:top="1701" w:right="1134" w:bottom="1701" w:left="1985" w:header="709" w:footer="709" w:gutter="0"/>
       <w:cols w:space="708"/>
@@ -16517,6 +16554,7 @@
   <w:style w:type="character" w:default="1" w:styleId="DefaultParagraphFont">
     <w:name w:val="Default Paragraph Font"/>
     <w:uiPriority w:val="1"/>
+    <w:semiHidden/>
     <w:unhideWhenUsed/>
   </w:style>
   <w:style w:type="table" w:default="1" w:styleId="TableNormal">

--- a/Document/22130016_TieuLuanTN_KCNTT_NLU.docx
+++ b/Document/22130016_TieuLuanTN_KCNTT_NLU.docx
@@ -104,8 +104,8 @@
                                 <w:bCs/>
                               </w:rPr>
                             </w:pPr>
-                            <w:bookmarkStart w:id="158" w:name="_Toc164954895"/>
-                            <w:bookmarkStart w:id="159" w:name="_Toc164954528"/>
+                            <w:bookmarkStart w:id="168" w:name="_Toc164954895"/>
+                            <w:bookmarkStart w:id="169" w:name="_Toc164954528"/>
                             <w:r>
                               <w:rPr>
                                 <w:b/>
@@ -121,8 +121,8 @@
                               </w:rPr>
                               <w:t>Ộ GIÁO DỤC VÀ ĐÀO TẠO</w:t>
                             </w:r>
-                            <w:bookmarkEnd w:id="158"/>
-                            <w:bookmarkEnd w:id="159"/>
+                            <w:bookmarkEnd w:id="168"/>
+                            <w:bookmarkEnd w:id="169"/>
                           </w:p>
                           <w:p>
                             <w:pPr>
@@ -134,8 +134,8 @@
                                 <w:szCs w:val="44"/>
                               </w:rPr>
                             </w:pPr>
-                            <w:bookmarkStart w:id="160" w:name="_Toc164954529"/>
-                            <w:bookmarkStart w:id="161" w:name="_Toc164954896"/>
+                            <w:bookmarkStart w:id="170" w:name="_Toc164954529"/>
+                            <w:bookmarkStart w:id="171" w:name="_Toc164954896"/>
                             <w:r>
                               <w:rPr>
                                 <w:b/>
@@ -145,8 +145,8 @@
                               </w:rPr>
                               <w:t>TRƯỜNG ĐẠI HỌC NÔNG LÂM TP HCM</w:t>
                             </w:r>
-                            <w:bookmarkEnd w:id="160"/>
-                            <w:bookmarkEnd w:id="161"/>
+                            <w:bookmarkEnd w:id="170"/>
+                            <w:bookmarkEnd w:id="171"/>
                           </w:p>
                           <w:p>
                             <w:pPr>
@@ -158,8 +158,8 @@
                                 <w:szCs w:val="44"/>
                               </w:rPr>
                             </w:pPr>
-                            <w:bookmarkStart w:id="162" w:name="_Toc164954897"/>
-                            <w:bookmarkStart w:id="163" w:name="_Toc164954530"/>
+                            <w:bookmarkStart w:id="172" w:name="_Toc164954897"/>
+                            <w:bookmarkStart w:id="173" w:name="_Toc164954530"/>
                             <w:r>
                               <w:rPr>
                                 <w:b/>
@@ -167,8 +167,8 @@
                               </w:rPr>
                               <w:t>KHOA CÔNG NGHỆ THÔNG TIN</w:t>
                             </w:r>
-                            <w:bookmarkEnd w:id="162"/>
-                            <w:bookmarkEnd w:id="163"/>
+                            <w:bookmarkEnd w:id="172"/>
+                            <w:bookmarkEnd w:id="173"/>
                           </w:p>
                           <w:p>
                             <w:pPr>
@@ -1200,8 +1200,8 @@
                           <w:bCs/>
                         </w:rPr>
                       </w:pPr>
-                      <w:bookmarkStart w:id="158" w:name="_Toc164954895"/>
-                      <w:bookmarkStart w:id="159" w:name="_Toc164954528"/>
+                      <w:bookmarkStart w:id="168" w:name="_Toc164954895"/>
+                      <w:bookmarkStart w:id="169" w:name="_Toc164954528"/>
                       <w:r>
                         <w:rPr>
                           <w:b/>
@@ -1217,8 +1217,8 @@
                         </w:rPr>
                         <w:t>Ộ GIÁO DỤC VÀ ĐÀO TẠO</w:t>
                       </w:r>
-                      <w:bookmarkEnd w:id="158"/>
-                      <w:bookmarkEnd w:id="159"/>
+                      <w:bookmarkEnd w:id="168"/>
+                      <w:bookmarkEnd w:id="169"/>
                     </w:p>
                     <w:p>
                       <w:pPr>
@@ -1230,8 +1230,8 @@
                           <w:szCs w:val="44"/>
                         </w:rPr>
                       </w:pPr>
-                      <w:bookmarkStart w:id="160" w:name="_Toc164954529"/>
-                      <w:bookmarkStart w:id="161" w:name="_Toc164954896"/>
+                      <w:bookmarkStart w:id="170" w:name="_Toc164954529"/>
+                      <w:bookmarkStart w:id="171" w:name="_Toc164954896"/>
                       <w:r>
                         <w:rPr>
                           <w:b/>
@@ -1241,8 +1241,8 @@
                         </w:rPr>
                         <w:t>TRƯỜNG ĐẠI HỌC NÔNG LÂM TP HCM</w:t>
                       </w:r>
-                      <w:bookmarkEnd w:id="160"/>
-                      <w:bookmarkEnd w:id="161"/>
+                      <w:bookmarkEnd w:id="170"/>
+                      <w:bookmarkEnd w:id="171"/>
                     </w:p>
                     <w:p>
                       <w:pPr>
@@ -1254,8 +1254,8 @@
                           <w:szCs w:val="44"/>
                         </w:rPr>
                       </w:pPr>
-                      <w:bookmarkStart w:id="162" w:name="_Toc164954897"/>
-                      <w:bookmarkStart w:id="163" w:name="_Toc164954530"/>
+                      <w:bookmarkStart w:id="172" w:name="_Toc164954897"/>
+                      <w:bookmarkStart w:id="173" w:name="_Toc164954530"/>
                       <w:r>
                         <w:rPr>
                           <w:b/>
@@ -1263,8 +1263,8 @@
                         </w:rPr>
                         <w:t>KHOA CÔNG NGHỆ THÔNG TIN</w:t>
                       </w:r>
-                      <w:bookmarkEnd w:id="162"/>
-                      <w:bookmarkEnd w:id="163"/>
+                      <w:bookmarkEnd w:id="172"/>
+                      <w:bookmarkEnd w:id="173"/>
                     </w:p>
                     <w:p>
                       <w:pPr>
@@ -6665,7 +6665,7 @@
       <w:bookmarkStart w:id="6" w:name="_Toc164957113"/>
       <w:bookmarkStart w:id="7" w:name="_Toc164957334"/>
       <w:bookmarkStart w:id="8" w:name="_Toc164957255"/>
-      <w:bookmarkStart w:id="9" w:name="_Toc23719"/>
+      <w:bookmarkStart w:id="9" w:name="_Toc29548"/>
       <w:r>
         <w:t>DANH SÁCH CHỮ VIẾT TẮT</w:t>
       </w:r>
@@ -6712,7 +6712,7 @@
       <w:bookmarkStart w:id="11" w:name="_Toc164957607"/>
       <w:bookmarkStart w:id="12" w:name="_Toc164957256"/>
       <w:bookmarkStart w:id="13" w:name="_Toc164957114"/>
-      <w:bookmarkStart w:id="14" w:name="_Toc5400"/>
+      <w:bookmarkStart w:id="14" w:name="_Toc32357"/>
       <w:r>
         <w:t>DANH MỤC HÌNH ẢNH</w:t>
       </w:r>
@@ -6761,7 +6761,7 @@
       <w:bookmarkStart w:id="16" w:name="_Toc164957336"/>
       <w:bookmarkStart w:id="17" w:name="_Toc164957115"/>
       <w:bookmarkStart w:id="18" w:name="_Toc164957608"/>
-      <w:bookmarkStart w:id="19" w:name="_Toc4987"/>
+      <w:bookmarkStart w:id="19" w:name="_Toc12089"/>
       <w:r>
         <w:rPr>
           <w:bCs/>
@@ -6869,7 +6869,7 @@
       <w:bookmarkStart w:id="21" w:name="_Toc164957609"/>
       <w:bookmarkStart w:id="22" w:name="_Toc164957116"/>
       <w:bookmarkStart w:id="23" w:name="_Toc164957337"/>
-      <w:bookmarkStart w:id="24" w:name="_Toc14302"/>
+      <w:bookmarkStart w:id="24" w:name="_Toc15414"/>
       <w:r>
         <w:rPr>
           <w:iCs/>
@@ -7090,7 +7090,7 @@
         <w:rPr>
           <w:szCs w:val="26"/>
         </w:rPr>
-        <w:instrText xml:space="preserve"> HYPERLINK \l _Toc23719 </w:instrText>
+        <w:instrText xml:space="preserve"> HYPERLINK \l _Toc29548 </w:instrText>
       </w:r>
       <w:r>
         <w:rPr>
@@ -7108,7 +7108,7 @@
         <w:fldChar w:fldCharType="begin"/>
       </w:r>
       <w:r>
-        <w:instrText xml:space="preserve"> PAGEREF _Toc23719 \h </w:instrText>
+        <w:instrText xml:space="preserve"> PAGEREF _Toc29548 \h </w:instrText>
       </w:r>
       <w:r>
         <w:fldChar w:fldCharType="separate"/>
@@ -7156,7 +7156,7 @@
         <w:rPr>
           <w:szCs w:val="26"/>
         </w:rPr>
-        <w:instrText xml:space="preserve"> HYPERLINK \l _Toc5400 </w:instrText>
+        <w:instrText xml:space="preserve"> HYPERLINK \l _Toc32357 </w:instrText>
       </w:r>
       <w:r>
         <w:rPr>
@@ -7174,7 +7174,7 @@
         <w:fldChar w:fldCharType="begin"/>
       </w:r>
       <w:r>
-        <w:instrText xml:space="preserve"> PAGEREF _Toc5400 \h </w:instrText>
+        <w:instrText xml:space="preserve"> PAGEREF _Toc32357 \h </w:instrText>
       </w:r>
       <w:r>
         <w:fldChar w:fldCharType="separate"/>
@@ -7222,7 +7222,7 @@
         <w:rPr>
           <w:szCs w:val="26"/>
         </w:rPr>
-        <w:instrText xml:space="preserve"> HYPERLINK \l _Toc4987 </w:instrText>
+        <w:instrText xml:space="preserve"> HYPERLINK \l _Toc12089 </w:instrText>
       </w:r>
       <w:r>
         <w:rPr>
@@ -7244,7 +7244,7 @@
         <w:fldChar w:fldCharType="begin"/>
       </w:r>
       <w:r>
-        <w:instrText xml:space="preserve"> PAGEREF _Toc4987 \h </w:instrText>
+        <w:instrText xml:space="preserve"> PAGEREF _Toc12089 \h </w:instrText>
       </w:r>
       <w:r>
         <w:fldChar w:fldCharType="separate"/>
@@ -7292,7 +7292,7 @@
         <w:rPr>
           <w:szCs w:val="26"/>
         </w:rPr>
-        <w:instrText xml:space="preserve"> HYPERLINK \l _Toc14302 </w:instrText>
+        <w:instrText xml:space="preserve"> HYPERLINK \l _Toc15414 </w:instrText>
       </w:r>
       <w:r>
         <w:rPr>
@@ -7329,7 +7329,7 @@
         <w:fldChar w:fldCharType="begin"/>
       </w:r>
       <w:r>
-        <w:instrText xml:space="preserve"> PAGEREF _Toc14302 \h </w:instrText>
+        <w:instrText xml:space="preserve"> PAGEREF _Toc15414 \h </w:instrText>
       </w:r>
       <w:r>
         <w:fldChar w:fldCharType="separate"/>
@@ -7377,7 +7377,7 @@
         <w:rPr>
           <w:szCs w:val="26"/>
         </w:rPr>
-        <w:instrText xml:space="preserve"> HYPERLINK \l _Toc26618 </w:instrText>
+        <w:instrText xml:space="preserve"> HYPERLINK \l _Toc14536 </w:instrText>
       </w:r>
       <w:r>
         <w:rPr>
@@ -7395,7 +7395,7 @@
         <w:fldChar w:fldCharType="begin"/>
       </w:r>
       <w:r>
-        <w:instrText xml:space="preserve"> PAGEREF _Toc26618 \h </w:instrText>
+        <w:instrText xml:space="preserve"> PAGEREF _Toc14536 \h </w:instrText>
       </w:r>
       <w:r>
         <w:fldChar w:fldCharType="separate"/>
@@ -7442,7 +7442,7 @@
         <w:rPr>
           <w:szCs w:val="26"/>
         </w:rPr>
-        <w:instrText xml:space="preserve"> HYPERLINK \l _Toc19463 </w:instrText>
+        <w:instrText xml:space="preserve"> HYPERLINK \l _Toc4775 </w:instrText>
       </w:r>
       <w:r>
         <w:rPr>
@@ -7460,7 +7460,7 @@
         <w:fldChar w:fldCharType="begin"/>
       </w:r>
       <w:r>
-        <w:instrText xml:space="preserve"> PAGEREF _Toc19463 \h </w:instrText>
+        <w:instrText xml:space="preserve"> PAGEREF _Toc4775 \h </w:instrText>
       </w:r>
       <w:r>
         <w:fldChar w:fldCharType="separate"/>
@@ -7507,7 +7507,7 @@
         <w:rPr>
           <w:szCs w:val="26"/>
         </w:rPr>
-        <w:instrText xml:space="preserve"> HYPERLINK \l _Toc7730 </w:instrText>
+        <w:instrText xml:space="preserve"> HYPERLINK \l _Toc10170 </w:instrText>
       </w:r>
       <w:r>
         <w:rPr>
@@ -7528,7 +7528,7 @@
         <w:fldChar w:fldCharType="begin"/>
       </w:r>
       <w:r>
-        <w:instrText xml:space="preserve"> PAGEREF _Toc7730 \h </w:instrText>
+        <w:instrText xml:space="preserve"> PAGEREF _Toc10170 \h </w:instrText>
       </w:r>
       <w:r>
         <w:fldChar w:fldCharType="separate"/>
@@ -7575,7 +7575,7 @@
         <w:rPr>
           <w:szCs w:val="26"/>
         </w:rPr>
-        <w:instrText xml:space="preserve"> HYPERLINK \l _Toc23153 </w:instrText>
+        <w:instrText xml:space="preserve"> HYPERLINK \l _Toc3107 </w:instrText>
       </w:r>
       <w:r>
         <w:rPr>
@@ -7593,7 +7593,7 @@
         <w:fldChar w:fldCharType="begin"/>
       </w:r>
       <w:r>
-        <w:instrText xml:space="preserve"> PAGEREF _Toc23153 \h </w:instrText>
+        <w:instrText xml:space="preserve"> PAGEREF _Toc3107 \h </w:instrText>
       </w:r>
       <w:r>
         <w:fldChar w:fldCharType="separate"/>
@@ -7641,7 +7641,7 @@
         <w:rPr>
           <w:szCs w:val="26"/>
         </w:rPr>
-        <w:instrText xml:space="preserve"> HYPERLINK \l _Toc17505 </w:instrText>
+        <w:instrText xml:space="preserve"> HYPERLINK \l _Toc4336 </w:instrText>
       </w:r>
       <w:r>
         <w:rPr>
@@ -7665,7 +7665,7 @@
         <w:fldChar w:fldCharType="begin"/>
       </w:r>
       <w:r>
-        <w:instrText xml:space="preserve"> PAGEREF _Toc17505 \h </w:instrText>
+        <w:instrText xml:space="preserve"> PAGEREF _Toc4336 \h </w:instrText>
       </w:r>
       <w:r>
         <w:fldChar w:fldCharType="separate"/>
@@ -7712,7 +7712,7 @@
         <w:rPr>
           <w:szCs w:val="26"/>
         </w:rPr>
-        <w:instrText xml:space="preserve"> HYPERLINK \l _Toc17848 </w:instrText>
+        <w:instrText xml:space="preserve"> HYPERLINK \l _Toc21918 </w:instrText>
       </w:r>
       <w:r>
         <w:rPr>
@@ -7736,7 +7736,7 @@
         <w:fldChar w:fldCharType="begin"/>
       </w:r>
       <w:r>
-        <w:instrText xml:space="preserve"> PAGEREF _Toc17848 \h </w:instrText>
+        <w:instrText xml:space="preserve"> PAGEREF _Toc21918 \h </w:instrText>
       </w:r>
       <w:r>
         <w:fldChar w:fldCharType="separate"/>
@@ -7783,7 +7783,7 @@
         <w:rPr>
           <w:szCs w:val="26"/>
         </w:rPr>
-        <w:instrText xml:space="preserve"> HYPERLINK \l _Toc29353 </w:instrText>
+        <w:instrText xml:space="preserve"> HYPERLINK \l _Toc4803 </w:instrText>
       </w:r>
       <w:r>
         <w:rPr>
@@ -7807,7 +7807,7 @@
         <w:fldChar w:fldCharType="begin"/>
       </w:r>
       <w:r>
-        <w:instrText xml:space="preserve"> PAGEREF _Toc29353 \h </w:instrText>
+        <w:instrText xml:space="preserve"> PAGEREF _Toc4803 \h </w:instrText>
       </w:r>
       <w:r>
         <w:fldChar w:fldCharType="separate"/>
@@ -7854,7 +7854,7 @@
         <w:rPr>
           <w:szCs w:val="26"/>
         </w:rPr>
-        <w:instrText xml:space="preserve"> HYPERLINK \l _Toc19879 </w:instrText>
+        <w:instrText xml:space="preserve"> HYPERLINK \l _Toc27772 </w:instrText>
       </w:r>
       <w:r>
         <w:rPr>
@@ -7887,7 +7887,7 @@
         <w:fldChar w:fldCharType="begin"/>
       </w:r>
       <w:r>
-        <w:instrText xml:space="preserve"> PAGEREF _Toc19879 \h </w:instrText>
+        <w:instrText xml:space="preserve"> PAGEREF _Toc27772 \h </w:instrText>
       </w:r>
       <w:r>
         <w:fldChar w:fldCharType="separate"/>
@@ -7935,7 +7935,7 @@
         <w:rPr>
           <w:szCs w:val="26"/>
         </w:rPr>
-        <w:instrText xml:space="preserve"> HYPERLINK \l _Toc31020 </w:instrText>
+        <w:instrText xml:space="preserve"> HYPERLINK \l _Toc21445 </w:instrText>
       </w:r>
       <w:r>
         <w:rPr>
@@ -7987,7 +7987,7 @@
         <w:fldChar w:fldCharType="begin"/>
       </w:r>
       <w:r>
-        <w:instrText xml:space="preserve"> PAGEREF _Toc31020 \h </w:instrText>
+        <w:instrText xml:space="preserve"> PAGEREF _Toc21445 \h </w:instrText>
       </w:r>
       <w:r>
         <w:fldChar w:fldCharType="separate"/>
@@ -8034,7 +8034,7 @@
         <w:rPr>
           <w:szCs w:val="26"/>
         </w:rPr>
-        <w:instrText xml:space="preserve"> HYPERLINK \l _Toc23372 </w:instrText>
+        <w:instrText xml:space="preserve"> HYPERLINK \l _Toc2237 </w:instrText>
       </w:r>
       <w:r>
         <w:rPr>
@@ -8067,7 +8067,7 @@
         <w:fldChar w:fldCharType="begin"/>
       </w:r>
       <w:r>
-        <w:instrText xml:space="preserve"> PAGEREF _Toc23372 \h </w:instrText>
+        <w:instrText xml:space="preserve"> PAGEREF _Toc2237 \h </w:instrText>
       </w:r>
       <w:r>
         <w:fldChar w:fldCharType="separate"/>
@@ -8114,7 +8114,7 @@
         <w:rPr>
           <w:szCs w:val="26"/>
         </w:rPr>
-        <w:instrText xml:space="preserve"> HYPERLINK \l _Toc30804 </w:instrText>
+        <w:instrText xml:space="preserve"> HYPERLINK \l _Toc4300 </w:instrText>
       </w:r>
       <w:r>
         <w:rPr>
@@ -8162,7 +8162,7 @@
         <w:fldChar w:fldCharType="begin"/>
       </w:r>
       <w:r>
-        <w:instrText xml:space="preserve"> PAGEREF _Toc30804 \h </w:instrText>
+        <w:instrText xml:space="preserve"> PAGEREF _Toc4300 \h </w:instrText>
       </w:r>
       <w:r>
         <w:fldChar w:fldCharType="separate"/>
@@ -8210,7 +8210,7 @@
         <w:rPr>
           <w:szCs w:val="26"/>
         </w:rPr>
-        <w:instrText xml:space="preserve"> HYPERLINK \l _Toc17077 </w:instrText>
+        <w:instrText xml:space="preserve"> HYPERLINK \l _Toc3436 </w:instrText>
       </w:r>
       <w:r>
         <w:rPr>
@@ -8257,7 +8257,7 @@
         <w:fldChar w:fldCharType="begin"/>
       </w:r>
       <w:r>
-        <w:instrText xml:space="preserve"> PAGEREF _Toc17077 \h </w:instrText>
+        <w:instrText xml:space="preserve"> PAGEREF _Toc3436 \h </w:instrText>
       </w:r>
       <w:r>
         <w:fldChar w:fldCharType="separate"/>
@@ -8304,7 +8304,7 @@
         <w:rPr>
           <w:szCs w:val="26"/>
         </w:rPr>
-        <w:instrText xml:space="preserve"> HYPERLINK \l _Toc31765 </w:instrText>
+        <w:instrText xml:space="preserve"> HYPERLINK \l _Toc31766 </w:instrText>
       </w:r>
       <w:r>
         <w:rPr>
@@ -8333,7 +8333,7 @@
         <w:fldChar w:fldCharType="begin"/>
       </w:r>
       <w:r>
-        <w:instrText xml:space="preserve"> PAGEREF _Toc31765 \h </w:instrText>
+        <w:instrText xml:space="preserve"> PAGEREF _Toc31766 \h </w:instrText>
       </w:r>
       <w:r>
         <w:fldChar w:fldCharType="separate"/>
@@ -8380,7 +8380,7 @@
         <w:rPr>
           <w:szCs w:val="26"/>
         </w:rPr>
-        <w:instrText xml:space="preserve"> HYPERLINK \l _Toc20387 </w:instrText>
+        <w:instrText xml:space="preserve"> HYPERLINK \l _Toc22948 </w:instrText>
       </w:r>
       <w:r>
         <w:rPr>
@@ -8435,7 +8435,7 @@
         <w:fldChar w:fldCharType="begin"/>
       </w:r>
       <w:r>
-        <w:instrText xml:space="preserve"> PAGEREF _Toc20387 \h </w:instrText>
+        <w:instrText xml:space="preserve"> PAGEREF _Toc22948 \h </w:instrText>
       </w:r>
       <w:r>
         <w:fldChar w:fldCharType="separate"/>
@@ -8482,7 +8482,7 @@
         <w:rPr>
           <w:szCs w:val="26"/>
         </w:rPr>
-        <w:instrText xml:space="preserve"> HYPERLINK \l _Toc14941 </w:instrText>
+        <w:instrText xml:space="preserve"> HYPERLINK \l _Toc32454 </w:instrText>
       </w:r>
       <w:r>
         <w:rPr>
@@ -8512,7 +8512,7 @@
         <w:fldChar w:fldCharType="begin"/>
       </w:r>
       <w:r>
-        <w:instrText xml:space="preserve"> PAGEREF _Toc14941 \h </w:instrText>
+        <w:instrText xml:space="preserve"> PAGEREF _Toc32454 \h </w:instrText>
       </w:r>
       <w:r>
         <w:fldChar w:fldCharType="separate"/>
@@ -8559,7 +8559,7 @@
         <w:rPr>
           <w:szCs w:val="26"/>
         </w:rPr>
-        <w:instrText xml:space="preserve"> HYPERLINK \l _Toc23728 </w:instrText>
+        <w:instrText xml:space="preserve"> HYPERLINK \l _Toc26284 </w:instrText>
       </w:r>
       <w:r>
         <w:rPr>
@@ -8589,7 +8589,7 @@
         <w:fldChar w:fldCharType="begin"/>
       </w:r>
       <w:r>
-        <w:instrText xml:space="preserve"> PAGEREF _Toc23728 \h </w:instrText>
+        <w:instrText xml:space="preserve"> PAGEREF _Toc26284 \h </w:instrText>
       </w:r>
       <w:r>
         <w:fldChar w:fldCharType="separate"/>
@@ -8636,7 +8636,7 @@
         <w:rPr>
           <w:szCs w:val="26"/>
         </w:rPr>
-        <w:instrText xml:space="preserve"> HYPERLINK \l _Toc22050 </w:instrText>
+        <w:instrText xml:space="preserve"> HYPERLINK \l _Toc14089 </w:instrText>
       </w:r>
       <w:r>
         <w:rPr>
@@ -8666,7 +8666,7 @@
         <w:fldChar w:fldCharType="begin"/>
       </w:r>
       <w:r>
-        <w:instrText xml:space="preserve"> PAGEREF _Toc22050 \h </w:instrText>
+        <w:instrText xml:space="preserve"> PAGEREF _Toc14089 \h </w:instrText>
       </w:r>
       <w:r>
         <w:fldChar w:fldCharType="separate"/>
@@ -8713,7 +8713,7 @@
         <w:rPr>
           <w:szCs w:val="26"/>
         </w:rPr>
-        <w:instrText xml:space="preserve"> HYPERLINK \l _Toc28857 </w:instrText>
+        <w:instrText xml:space="preserve"> HYPERLINK \l _Toc17395 </w:instrText>
       </w:r>
       <w:r>
         <w:rPr>
@@ -8743,7 +8743,7 @@
         <w:fldChar w:fldCharType="begin"/>
       </w:r>
       <w:r>
-        <w:instrText xml:space="preserve"> PAGEREF _Toc28857 \h </w:instrText>
+        <w:instrText xml:space="preserve"> PAGEREF _Toc17395 \h </w:instrText>
       </w:r>
       <w:r>
         <w:fldChar w:fldCharType="separate"/>
@@ -8791,7 +8791,7 @@
         <w:rPr>
           <w:szCs w:val="26"/>
         </w:rPr>
-        <w:instrText xml:space="preserve"> HYPERLINK \l _Toc21409 </w:instrText>
+        <w:instrText xml:space="preserve"> HYPERLINK \l _Toc8356 </w:instrText>
       </w:r>
       <w:r>
         <w:rPr>
@@ -8815,7 +8815,7 @@
         <w:fldChar w:fldCharType="begin"/>
       </w:r>
       <w:r>
-        <w:instrText xml:space="preserve"> PAGEREF _Toc21409 \h </w:instrText>
+        <w:instrText xml:space="preserve"> PAGEREF _Toc8356 \h </w:instrText>
       </w:r>
       <w:r>
         <w:fldChar w:fldCharType="separate"/>
@@ -8841,6 +8841,772 @@
     </w:p>
     <w:p>
       <w:pPr>
+        <w:pStyle w:val="31"/>
+        <w:tabs>
+          <w:tab w:val="right" w:leader="dot" w:pos="8787"/>
+        </w:tabs>
+      </w:pPr>
+      <w:r>
+        <w:rPr>
+          <w:color w:val="000000" w:themeColor="text1"/>
+          <w:szCs w:val="26"/>
+          <w14:textFill>
+            <w14:solidFill>
+              <w14:schemeClr w14:val="tx1"/>
+            </w14:solidFill>
+          </w14:textFill>
+        </w:rPr>
+        <w:fldChar w:fldCharType="begin"/>
+      </w:r>
+      <w:r>
+        <w:rPr>
+          <w:szCs w:val="26"/>
+        </w:rPr>
+        <w:instrText xml:space="preserve"> HYPERLINK \l _Toc18423 </w:instrText>
+      </w:r>
+      <w:r>
+        <w:rPr>
+          <w:szCs w:val="26"/>
+        </w:rPr>
+        <w:fldChar w:fldCharType="separate"/>
+      </w:r>
+      <w:r>
+        <w:rPr>
+          <w:rFonts w:hint="default"/>
+          <w:szCs w:val="26"/>
+        </w:rPr>
+        <w:t xml:space="preserve">4. 1. </w:t>
+      </w:r>
+      <w:r>
+        <w:rPr>
+          <w:rFonts w:hint="default"/>
+          <w:szCs w:val="26"/>
+        </w:rPr>
+        <w:t>Kiến trúc tổng thể hệ thống</w:t>
+      </w:r>
+      <w:r>
+        <w:tab/>
+      </w:r>
+      <w:r>
+        <w:fldChar w:fldCharType="begin"/>
+      </w:r>
+      <w:r>
+        <w:instrText xml:space="preserve"> PAGEREF _Toc18423 \h </w:instrText>
+      </w:r>
+      <w:r>
+        <w:fldChar w:fldCharType="separate"/>
+      </w:r>
+      <w:r>
+        <w:t>26</w:t>
+      </w:r>
+      <w:r>
+        <w:fldChar w:fldCharType="end"/>
+      </w:r>
+      <w:r>
+        <w:rPr>
+          <w:color w:val="000000" w:themeColor="text1"/>
+          <w:szCs w:val="26"/>
+          <w14:textFill>
+            <w14:solidFill>
+              <w14:schemeClr w14:val="tx1"/>
+            </w14:solidFill>
+          </w14:textFill>
+        </w:rPr>
+        <w:fldChar w:fldCharType="end"/>
+      </w:r>
+    </w:p>
+    <w:p>
+      <w:pPr>
+        <w:pStyle w:val="31"/>
+        <w:tabs>
+          <w:tab w:val="right" w:leader="dot" w:pos="8787"/>
+        </w:tabs>
+      </w:pPr>
+      <w:r>
+        <w:rPr>
+          <w:color w:val="000000" w:themeColor="text1"/>
+          <w:szCs w:val="26"/>
+          <w14:textFill>
+            <w14:solidFill>
+              <w14:schemeClr w14:val="tx1"/>
+            </w14:solidFill>
+          </w14:textFill>
+        </w:rPr>
+        <w:fldChar w:fldCharType="begin"/>
+      </w:r>
+      <w:r>
+        <w:rPr>
+          <w:szCs w:val="26"/>
+        </w:rPr>
+        <w:instrText xml:space="preserve"> HYPERLINK \l _Toc701 </w:instrText>
+      </w:r>
+      <w:r>
+        <w:rPr>
+          <w:szCs w:val="26"/>
+        </w:rPr>
+        <w:fldChar w:fldCharType="separate"/>
+      </w:r>
+      <w:r>
+        <w:rPr>
+          <w:rFonts w:hint="default"/>
+          <w:szCs w:val="26"/>
+        </w:rPr>
+        <w:t xml:space="preserve">4. 2. </w:t>
+      </w:r>
+      <w:r>
+        <w:rPr>
+          <w:rFonts w:hint="default"/>
+          <w:szCs w:val="26"/>
+        </w:rPr>
+        <w:t>Kiến trúc phần mềm</w:t>
+      </w:r>
+      <w:r>
+        <w:tab/>
+      </w:r>
+      <w:r>
+        <w:fldChar w:fldCharType="begin"/>
+      </w:r>
+      <w:r>
+        <w:instrText xml:space="preserve"> PAGEREF _Toc701 \h </w:instrText>
+      </w:r>
+      <w:r>
+        <w:fldChar w:fldCharType="separate"/>
+      </w:r>
+      <w:r>
+        <w:t>27</w:t>
+      </w:r>
+      <w:r>
+        <w:fldChar w:fldCharType="end"/>
+      </w:r>
+      <w:r>
+        <w:rPr>
+          <w:color w:val="000000" w:themeColor="text1"/>
+          <w:szCs w:val="26"/>
+          <w14:textFill>
+            <w14:solidFill>
+              <w14:schemeClr w14:val="tx1"/>
+            </w14:solidFill>
+          </w14:textFill>
+        </w:rPr>
+        <w:fldChar w:fldCharType="end"/>
+      </w:r>
+    </w:p>
+    <w:p>
+      <w:pPr>
+        <w:pStyle w:val="31"/>
+        <w:tabs>
+          <w:tab w:val="right" w:leader="dot" w:pos="8787"/>
+        </w:tabs>
+      </w:pPr>
+      <w:r>
+        <w:rPr>
+          <w:color w:val="000000" w:themeColor="text1"/>
+          <w:szCs w:val="26"/>
+          <w14:textFill>
+            <w14:solidFill>
+              <w14:schemeClr w14:val="tx1"/>
+            </w14:solidFill>
+          </w14:textFill>
+        </w:rPr>
+        <w:fldChar w:fldCharType="begin"/>
+      </w:r>
+      <w:r>
+        <w:rPr>
+          <w:szCs w:val="26"/>
+        </w:rPr>
+        <w:instrText xml:space="preserve"> HYPERLINK \l _Toc17756 </w:instrText>
+      </w:r>
+      <w:r>
+        <w:rPr>
+          <w:szCs w:val="26"/>
+        </w:rPr>
+        <w:fldChar w:fldCharType="separate"/>
+      </w:r>
+      <w:r>
+        <w:rPr>
+          <w:rFonts w:hint="default"/>
+          <w:szCs w:val="26"/>
+        </w:rPr>
+        <w:t xml:space="preserve">4. 3. </w:t>
+      </w:r>
+      <w:r>
+        <w:rPr>
+          <w:rFonts w:hint="default"/>
+          <w:szCs w:val="26"/>
+        </w:rPr>
+        <w:t>Thiết kế chức năng</w:t>
+      </w:r>
+      <w:r>
+        <w:tab/>
+      </w:r>
+      <w:r>
+        <w:fldChar w:fldCharType="begin"/>
+      </w:r>
+      <w:r>
+        <w:instrText xml:space="preserve"> PAGEREF _Toc17756 \h </w:instrText>
+      </w:r>
+      <w:r>
+        <w:fldChar w:fldCharType="separate"/>
+      </w:r>
+      <w:r>
+        <w:t>27</w:t>
+      </w:r>
+      <w:r>
+        <w:fldChar w:fldCharType="end"/>
+      </w:r>
+      <w:r>
+        <w:rPr>
+          <w:color w:val="000000" w:themeColor="text1"/>
+          <w:szCs w:val="26"/>
+          <w14:textFill>
+            <w14:solidFill>
+              <w14:schemeClr w14:val="tx1"/>
+            </w14:solidFill>
+          </w14:textFill>
+        </w:rPr>
+        <w:fldChar w:fldCharType="end"/>
+      </w:r>
+    </w:p>
+    <w:p>
+      <w:pPr>
+        <w:pStyle w:val="31"/>
+        <w:tabs>
+          <w:tab w:val="right" w:leader="dot" w:pos="8787"/>
+        </w:tabs>
+      </w:pPr>
+      <w:r>
+        <w:rPr>
+          <w:color w:val="000000" w:themeColor="text1"/>
+          <w:szCs w:val="26"/>
+          <w14:textFill>
+            <w14:solidFill>
+              <w14:schemeClr w14:val="tx1"/>
+            </w14:solidFill>
+          </w14:textFill>
+        </w:rPr>
+        <w:fldChar w:fldCharType="begin"/>
+      </w:r>
+      <w:r>
+        <w:rPr>
+          <w:szCs w:val="26"/>
+        </w:rPr>
+        <w:instrText xml:space="preserve"> HYPERLINK \l _Toc21786 </w:instrText>
+      </w:r>
+      <w:r>
+        <w:rPr>
+          <w:szCs w:val="26"/>
+        </w:rPr>
+        <w:fldChar w:fldCharType="separate"/>
+      </w:r>
+      <w:r>
+        <w:rPr>
+          <w:rFonts w:hint="default"/>
+          <w:szCs w:val="26"/>
+        </w:rPr>
+        <w:t xml:space="preserve">4. 4. </w:t>
+      </w:r>
+      <w:r>
+        <w:rPr>
+          <w:rFonts w:hint="default"/>
+          <w:szCs w:val="26"/>
+        </w:rPr>
+        <w:t>Thiết kế dữ liệu</w:t>
+      </w:r>
+      <w:r>
+        <w:tab/>
+      </w:r>
+      <w:r>
+        <w:fldChar w:fldCharType="begin"/>
+      </w:r>
+      <w:r>
+        <w:instrText xml:space="preserve"> PAGEREF _Toc21786 \h </w:instrText>
+      </w:r>
+      <w:r>
+        <w:fldChar w:fldCharType="separate"/>
+      </w:r>
+      <w:r>
+        <w:t>27</w:t>
+      </w:r>
+      <w:r>
+        <w:fldChar w:fldCharType="end"/>
+      </w:r>
+      <w:r>
+        <w:rPr>
+          <w:color w:val="000000" w:themeColor="text1"/>
+          <w:szCs w:val="26"/>
+          <w14:textFill>
+            <w14:solidFill>
+              <w14:schemeClr w14:val="tx1"/>
+            </w14:solidFill>
+          </w14:textFill>
+        </w:rPr>
+        <w:fldChar w:fldCharType="end"/>
+      </w:r>
+    </w:p>
+    <w:p>
+      <w:pPr>
+        <w:pStyle w:val="31"/>
+        <w:tabs>
+          <w:tab w:val="right" w:leader="dot" w:pos="8787"/>
+        </w:tabs>
+      </w:pPr>
+      <w:r>
+        <w:rPr>
+          <w:color w:val="000000" w:themeColor="text1"/>
+          <w:szCs w:val="26"/>
+          <w14:textFill>
+            <w14:solidFill>
+              <w14:schemeClr w14:val="tx1"/>
+            </w14:solidFill>
+          </w14:textFill>
+        </w:rPr>
+        <w:fldChar w:fldCharType="begin"/>
+      </w:r>
+      <w:r>
+        <w:rPr>
+          <w:szCs w:val="26"/>
+        </w:rPr>
+        <w:instrText xml:space="preserve"> HYPERLINK \l _Toc19902 </w:instrText>
+      </w:r>
+      <w:r>
+        <w:rPr>
+          <w:szCs w:val="26"/>
+        </w:rPr>
+        <w:fldChar w:fldCharType="separate"/>
+      </w:r>
+      <w:r>
+        <w:rPr>
+          <w:rFonts w:hint="default"/>
+          <w:szCs w:val="26"/>
+        </w:rPr>
+        <w:t xml:space="preserve">4. 5. </w:t>
+      </w:r>
+      <w:r>
+        <w:rPr>
+          <w:rFonts w:hint="default"/>
+          <w:szCs w:val="26"/>
+        </w:rPr>
+        <w:t>Hiện thực các module</w:t>
+      </w:r>
+      <w:r>
+        <w:tab/>
+      </w:r>
+      <w:r>
+        <w:fldChar w:fldCharType="begin"/>
+      </w:r>
+      <w:r>
+        <w:instrText xml:space="preserve"> PAGEREF _Toc19902 \h </w:instrText>
+      </w:r>
+      <w:r>
+        <w:fldChar w:fldCharType="separate"/>
+      </w:r>
+      <w:r>
+        <w:t>27</w:t>
+      </w:r>
+      <w:r>
+        <w:fldChar w:fldCharType="end"/>
+      </w:r>
+      <w:r>
+        <w:rPr>
+          <w:color w:val="000000" w:themeColor="text1"/>
+          <w:szCs w:val="26"/>
+          <w14:textFill>
+            <w14:solidFill>
+              <w14:schemeClr w14:val="tx1"/>
+            </w14:solidFill>
+          </w14:textFill>
+        </w:rPr>
+        <w:fldChar w:fldCharType="end"/>
+      </w:r>
+    </w:p>
+    <w:p>
+      <w:pPr>
+        <w:pStyle w:val="31"/>
+        <w:tabs>
+          <w:tab w:val="right" w:leader="dot" w:pos="8787"/>
+        </w:tabs>
+      </w:pPr>
+      <w:r>
+        <w:rPr>
+          <w:color w:val="000000" w:themeColor="text1"/>
+          <w:szCs w:val="26"/>
+          <w14:textFill>
+            <w14:solidFill>
+              <w14:schemeClr w14:val="tx1"/>
+            </w14:solidFill>
+          </w14:textFill>
+        </w:rPr>
+        <w:fldChar w:fldCharType="begin"/>
+      </w:r>
+      <w:r>
+        <w:rPr>
+          <w:szCs w:val="26"/>
+        </w:rPr>
+        <w:instrText xml:space="preserve"> HYPERLINK \l _Toc8237 </w:instrText>
+      </w:r>
+      <w:r>
+        <w:rPr>
+          <w:szCs w:val="26"/>
+        </w:rPr>
+        <w:fldChar w:fldCharType="separate"/>
+      </w:r>
+      <w:r>
+        <w:rPr>
+          <w:rFonts w:hint="default"/>
+          <w:szCs w:val="26"/>
+        </w:rPr>
+        <w:t xml:space="preserve">4. 6. </w:t>
+      </w:r>
+      <w:r>
+        <w:rPr>
+          <w:rFonts w:hint="default"/>
+          <w:szCs w:val="26"/>
+        </w:rPr>
+        <w:t>Công nghệ và môi trường phát triển</w:t>
+      </w:r>
+      <w:r>
+        <w:tab/>
+      </w:r>
+      <w:r>
+        <w:fldChar w:fldCharType="begin"/>
+      </w:r>
+      <w:r>
+        <w:instrText xml:space="preserve"> PAGEREF _Toc8237 \h </w:instrText>
+      </w:r>
+      <w:r>
+        <w:fldChar w:fldCharType="separate"/>
+      </w:r>
+      <w:r>
+        <w:t>27</w:t>
+      </w:r>
+      <w:r>
+        <w:fldChar w:fldCharType="end"/>
+      </w:r>
+      <w:r>
+        <w:rPr>
+          <w:color w:val="000000" w:themeColor="text1"/>
+          <w:szCs w:val="26"/>
+          <w14:textFill>
+            <w14:solidFill>
+              <w14:schemeClr w14:val="tx1"/>
+            </w14:solidFill>
+          </w14:textFill>
+        </w:rPr>
+        <w:fldChar w:fldCharType="end"/>
+      </w:r>
+    </w:p>
+    <w:p>
+      <w:pPr>
+        <w:pStyle w:val="31"/>
+        <w:tabs>
+          <w:tab w:val="right" w:leader="dot" w:pos="8787"/>
+        </w:tabs>
+      </w:pPr>
+      <w:r>
+        <w:rPr>
+          <w:color w:val="000000" w:themeColor="text1"/>
+          <w:szCs w:val="26"/>
+          <w14:textFill>
+            <w14:solidFill>
+              <w14:schemeClr w14:val="tx1"/>
+            </w14:solidFill>
+          </w14:textFill>
+        </w:rPr>
+        <w:fldChar w:fldCharType="begin"/>
+      </w:r>
+      <w:r>
+        <w:rPr>
+          <w:szCs w:val="26"/>
+        </w:rPr>
+        <w:instrText xml:space="preserve"> HYPERLINK \l _Toc6141 </w:instrText>
+      </w:r>
+      <w:r>
+        <w:rPr>
+          <w:szCs w:val="26"/>
+        </w:rPr>
+        <w:fldChar w:fldCharType="separate"/>
+      </w:r>
+      <w:r>
+        <w:rPr>
+          <w:rFonts w:hint="default"/>
+          <w:szCs w:val="26"/>
+        </w:rPr>
+        <w:t xml:space="preserve">4. 7. </w:t>
+      </w:r>
+      <w:r>
+        <w:rPr>
+          <w:rFonts w:hint="default"/>
+          <w:szCs w:val="26"/>
+        </w:rPr>
+        <w:t>Giao diện người dùng</w:t>
+      </w:r>
+      <w:r>
+        <w:tab/>
+      </w:r>
+      <w:r>
+        <w:fldChar w:fldCharType="begin"/>
+      </w:r>
+      <w:r>
+        <w:instrText xml:space="preserve"> PAGEREF _Toc6141 \h </w:instrText>
+      </w:r>
+      <w:r>
+        <w:fldChar w:fldCharType="separate"/>
+      </w:r>
+      <w:r>
+        <w:t>27</w:t>
+      </w:r>
+      <w:r>
+        <w:fldChar w:fldCharType="end"/>
+      </w:r>
+      <w:r>
+        <w:rPr>
+          <w:color w:val="000000" w:themeColor="text1"/>
+          <w:szCs w:val="26"/>
+          <w14:textFill>
+            <w14:solidFill>
+              <w14:schemeClr w14:val="tx1"/>
+            </w14:solidFill>
+          </w14:textFill>
+        </w:rPr>
+        <w:fldChar w:fldCharType="end"/>
+      </w:r>
+    </w:p>
+    <w:p>
+      <w:pPr>
+        <w:pStyle w:val="31"/>
+        <w:tabs>
+          <w:tab w:val="right" w:leader="dot" w:pos="8787"/>
+        </w:tabs>
+      </w:pPr>
+      <w:r>
+        <w:rPr>
+          <w:color w:val="000000" w:themeColor="text1"/>
+          <w:szCs w:val="26"/>
+          <w14:textFill>
+            <w14:solidFill>
+              <w14:schemeClr w14:val="tx1"/>
+            </w14:solidFill>
+          </w14:textFill>
+        </w:rPr>
+        <w:fldChar w:fldCharType="begin"/>
+      </w:r>
+      <w:r>
+        <w:rPr>
+          <w:szCs w:val="26"/>
+        </w:rPr>
+        <w:instrText xml:space="preserve"> HYPERLINK \l _Toc13988 </w:instrText>
+      </w:r>
+      <w:r>
+        <w:rPr>
+          <w:szCs w:val="26"/>
+        </w:rPr>
+        <w:fldChar w:fldCharType="separate"/>
+      </w:r>
+      <w:r>
+        <w:rPr>
+          <w:rFonts w:hint="default"/>
+          <w:szCs w:val="26"/>
+        </w:rPr>
+        <w:t xml:space="preserve">4. 8. </w:t>
+      </w:r>
+      <w:r>
+        <w:rPr>
+          <w:rFonts w:hint="default"/>
+          <w:szCs w:val="26"/>
+        </w:rPr>
+        <w:t>Các vấn đề gặp phải và giải pháp</w:t>
+      </w:r>
+      <w:r>
+        <w:tab/>
+      </w:r>
+      <w:r>
+        <w:fldChar w:fldCharType="begin"/>
+      </w:r>
+      <w:r>
+        <w:instrText xml:space="preserve"> PAGEREF _Toc13988 \h </w:instrText>
+      </w:r>
+      <w:r>
+        <w:fldChar w:fldCharType="separate"/>
+      </w:r>
+      <w:r>
+        <w:t>27</w:t>
+      </w:r>
+      <w:r>
+        <w:fldChar w:fldCharType="end"/>
+      </w:r>
+      <w:r>
+        <w:rPr>
+          <w:color w:val="000000" w:themeColor="text1"/>
+          <w:szCs w:val="26"/>
+          <w14:textFill>
+            <w14:solidFill>
+              <w14:schemeClr w14:val="tx1"/>
+            </w14:solidFill>
+          </w14:textFill>
+        </w:rPr>
+        <w:fldChar w:fldCharType="end"/>
+      </w:r>
+    </w:p>
+    <w:p>
+      <w:pPr>
+        <w:pStyle w:val="31"/>
+        <w:tabs>
+          <w:tab w:val="right" w:leader="dot" w:pos="8787"/>
+        </w:tabs>
+      </w:pPr>
+      <w:r>
+        <w:rPr>
+          <w:color w:val="000000" w:themeColor="text1"/>
+          <w:szCs w:val="26"/>
+          <w14:textFill>
+            <w14:solidFill>
+              <w14:schemeClr w14:val="tx1"/>
+            </w14:solidFill>
+          </w14:textFill>
+        </w:rPr>
+        <w:fldChar w:fldCharType="begin"/>
+      </w:r>
+      <w:r>
+        <w:rPr>
+          <w:szCs w:val="26"/>
+        </w:rPr>
+        <w:instrText xml:space="preserve"> HYPERLINK \l _Toc3612 </w:instrText>
+      </w:r>
+      <w:r>
+        <w:rPr>
+          <w:szCs w:val="26"/>
+        </w:rPr>
+        <w:fldChar w:fldCharType="separate"/>
+      </w:r>
+      <w:r>
+        <w:rPr>
+          <w:rFonts w:hint="default"/>
+          <w:szCs w:val="26"/>
+        </w:rPr>
+        <w:t xml:space="preserve">4. 9. </w:t>
+      </w:r>
+      <w:r>
+        <w:rPr>
+          <w:rFonts w:hint="default"/>
+          <w:szCs w:val="26"/>
+        </w:rPr>
+        <w:t>Đánh giá và kiểm thử hệ thống</w:t>
+      </w:r>
+      <w:r>
+        <w:tab/>
+      </w:r>
+      <w:r>
+        <w:fldChar w:fldCharType="begin"/>
+      </w:r>
+      <w:r>
+        <w:instrText xml:space="preserve"> PAGEREF _Toc3612 \h </w:instrText>
+      </w:r>
+      <w:r>
+        <w:fldChar w:fldCharType="separate"/>
+      </w:r>
+      <w:r>
+        <w:t>27</w:t>
+      </w:r>
+      <w:r>
+        <w:fldChar w:fldCharType="end"/>
+      </w:r>
+      <w:r>
+        <w:rPr>
+          <w:color w:val="000000" w:themeColor="text1"/>
+          <w:szCs w:val="26"/>
+          <w14:textFill>
+            <w14:solidFill>
+              <w14:schemeClr w14:val="tx1"/>
+            </w14:solidFill>
+          </w14:textFill>
+        </w:rPr>
+        <w:fldChar w:fldCharType="end"/>
+      </w:r>
+    </w:p>
+    <w:p>
+      <w:pPr>
+        <w:pStyle w:val="31"/>
+        <w:tabs>
+          <w:tab w:val="right" w:leader="dot" w:pos="8787"/>
+        </w:tabs>
+      </w:pPr>
+      <w:r>
+        <w:rPr>
+          <w:color w:val="000000" w:themeColor="text1"/>
+          <w:szCs w:val="26"/>
+          <w14:textFill>
+            <w14:solidFill>
+              <w14:schemeClr w14:val="tx1"/>
+            </w14:solidFill>
+          </w14:textFill>
+        </w:rPr>
+        <w:fldChar w:fldCharType="begin"/>
+      </w:r>
+      <w:r>
+        <w:rPr>
+          <w:szCs w:val="26"/>
+        </w:rPr>
+        <w:instrText xml:space="preserve"> HYPERLINK \l _Toc23640 </w:instrText>
+      </w:r>
+      <w:r>
+        <w:rPr>
+          <w:szCs w:val="26"/>
+        </w:rPr>
+        <w:fldChar w:fldCharType="separate"/>
+      </w:r>
+      <w:r>
+        <w:rPr>
+          <w:rFonts w:hint="default"/>
+          <w:lang w:val="vi-VN"/>
+        </w:rPr>
+        <w:t xml:space="preserve">4. 10. </w:t>
+      </w:r>
+      <w:r>
+        <w:rPr>
+          <w:rFonts w:hint="default"/>
+          <w:szCs w:val="26"/>
+        </w:rPr>
+        <w:t>Kết luận chươn</w:t>
+      </w:r>
+      <w:r>
+        <w:rPr>
+          <w:rFonts w:hint="default"/>
+        </w:rPr>
+        <w:t>g</w:t>
+      </w:r>
+      <w:r>
+        <w:tab/>
+      </w:r>
+      <w:r>
+        <w:fldChar w:fldCharType="begin"/>
+      </w:r>
+      <w:r>
+        <w:instrText xml:space="preserve"> PAGEREF _Toc23640 \h </w:instrText>
+      </w:r>
+      <w:r>
+        <w:fldChar w:fldCharType="separate"/>
+      </w:r>
+      <w:r>
+        <w:t>27</w:t>
+      </w:r>
+      <w:r>
+        <w:fldChar w:fldCharType="end"/>
+      </w:r>
+      <w:r>
+        <w:rPr>
+          <w:color w:val="000000" w:themeColor="text1"/>
+          <w:szCs w:val="26"/>
+          <w14:textFill>
+            <w14:solidFill>
+              <w14:schemeClr w14:val="tx1"/>
+            </w14:solidFill>
+          </w14:textFill>
+        </w:rPr>
+        <w:fldChar w:fldCharType="end"/>
+      </w:r>
+    </w:p>
+    <w:p>
+      <w:pPr>
         <w:pStyle w:val="30"/>
         <w:tabs>
           <w:tab w:val="right" w:leader="dot" w:pos="8787"/>
@@ -8863,7 +9629,7 @@
         <w:rPr>
           <w:szCs w:val="26"/>
         </w:rPr>
-        <w:instrText xml:space="preserve"> HYPERLINK \l _Toc31886 </w:instrText>
+        <w:instrText xml:space="preserve"> HYPERLINK \l _Toc26348 </w:instrText>
       </w:r>
       <w:r>
         <w:rPr>
@@ -8894,13 +9660,13 @@
         <w:fldChar w:fldCharType="begin"/>
       </w:r>
       <w:r>
-        <w:instrText xml:space="preserve"> PAGEREF _Toc31886 \h </w:instrText>
+        <w:instrText xml:space="preserve"> PAGEREF _Toc26348 \h </w:instrText>
       </w:r>
       <w:r>
         <w:fldChar w:fldCharType="separate"/>
       </w:r>
       <w:r>
-        <w:t>27</w:t>
+        <w:t>28</w:t>
       </w:r>
       <w:r>
         <w:fldChar w:fldCharType="end"/>
@@ -8941,7 +9707,7 @@
         <w:rPr>
           <w:szCs w:val="26"/>
         </w:rPr>
-        <w:instrText xml:space="preserve"> HYPERLINK \l _Toc4044 </w:instrText>
+        <w:instrText xml:space="preserve"> HYPERLINK \l _Toc19915 </w:instrText>
       </w:r>
       <w:r>
         <w:rPr>
@@ -8965,13 +9731,13 @@
         <w:fldChar w:fldCharType="begin"/>
       </w:r>
       <w:r>
-        <w:instrText xml:space="preserve"> PAGEREF _Toc4044 \h </w:instrText>
+        <w:instrText xml:space="preserve"> PAGEREF _Toc19915 \h </w:instrText>
       </w:r>
       <w:r>
         <w:fldChar w:fldCharType="separate"/>
       </w:r>
       <w:r>
-        <w:t>27</w:t>
+        <w:t>28</w:t>
       </w:r>
       <w:r>
         <w:fldChar w:fldCharType="end"/>
@@ -9012,7 +9778,7 @@
         <w:rPr>
           <w:szCs w:val="26"/>
         </w:rPr>
-        <w:instrText xml:space="preserve"> HYPERLINK \l _Toc25398 </w:instrText>
+        <w:instrText xml:space="preserve"> HYPERLINK \l _Toc4620 </w:instrText>
       </w:r>
       <w:r>
         <w:rPr>
@@ -9034,6 +9800,8 @@
         </w:rPr>
         <w:t>KẾT LUẬN</w:t>
       </w:r>
+      <w:bookmarkStart w:id="174" w:name="_GoBack"/>
+      <w:bookmarkEnd w:id="174"/>
       <w:r>
         <w:tab/>
       </w:r>
@@ -9041,13 +9809,13 @@
         <w:fldChar w:fldCharType="begin"/>
       </w:r>
       <w:r>
-        <w:instrText xml:space="preserve"> PAGEREF _Toc25398 \h </w:instrText>
+        <w:instrText xml:space="preserve"> PAGEREF _Toc4620 \h </w:instrText>
       </w:r>
       <w:r>
         <w:fldChar w:fldCharType="separate"/>
       </w:r>
       <w:r>
-        <w:t>27</w:t>
+        <w:t>28</w:t>
       </w:r>
       <w:r>
         <w:fldChar w:fldCharType="end"/>
@@ -9088,7 +9856,7 @@
         <w:rPr>
           <w:szCs w:val="26"/>
         </w:rPr>
-        <w:instrText xml:space="preserve"> HYPERLINK \l _Toc23548 </w:instrText>
+        <w:instrText xml:space="preserve"> HYPERLINK \l _Toc29855 </w:instrText>
       </w:r>
       <w:r>
         <w:rPr>
@@ -9112,13 +9880,13 @@
         <w:fldChar w:fldCharType="begin"/>
       </w:r>
       <w:r>
-        <w:instrText xml:space="preserve"> PAGEREF _Toc23548 \h </w:instrText>
+        <w:instrText xml:space="preserve"> PAGEREF _Toc29855 \h </w:instrText>
       </w:r>
       <w:r>
         <w:fldChar w:fldCharType="separate"/>
       </w:r>
       <w:r>
-        <w:t>27</w:t>
+        <w:t>28</w:t>
       </w:r>
       <w:r>
         <w:fldChar w:fldCharType="end"/>
@@ -9160,7 +9928,7 @@
         <w:rPr>
           <w:szCs w:val="26"/>
         </w:rPr>
-        <w:instrText xml:space="preserve"> HYPERLINK \l _Toc2381 </w:instrText>
+        <w:instrText xml:space="preserve"> HYPERLINK \l _Toc12563 </w:instrText>
       </w:r>
       <w:r>
         <w:rPr>
@@ -9178,13 +9946,13 @@
         <w:fldChar w:fldCharType="begin"/>
       </w:r>
       <w:r>
-        <w:instrText xml:space="preserve"> PAGEREF _Toc2381 \h </w:instrText>
+        <w:instrText xml:space="preserve"> PAGEREF _Toc12563 \h </w:instrText>
       </w:r>
       <w:r>
         <w:fldChar w:fldCharType="separate"/>
       </w:r>
       <w:r>
-        <w:t>30</w:t>
+        <w:t>31</w:t>
       </w:r>
       <w:r>
         <w:fldChar w:fldCharType="end"/>
@@ -9262,7 +10030,7 @@
       <w:bookmarkStart w:id="26" w:name="_Toc164957610"/>
       <w:bookmarkStart w:id="27" w:name="_Toc164957338"/>
       <w:bookmarkStart w:id="28" w:name="_Toc164957259"/>
-      <w:bookmarkStart w:id="29" w:name="_Toc26618"/>
+      <w:bookmarkStart w:id="29" w:name="_Toc14536"/>
       <w:bookmarkStart w:id="30" w:name="_Toc164955388"/>
       <w:bookmarkStart w:id="31" w:name="_Toc164957263"/>
       <w:bookmarkStart w:id="32" w:name="_Toc164957121"/>
@@ -9299,7 +10067,7 @@
       <w:bookmarkStart w:id="39" w:name="_Toc164957260"/>
       <w:bookmarkStart w:id="40" w:name="_Toc164957339"/>
       <w:bookmarkStart w:id="41" w:name="_Toc164957611"/>
-      <w:bookmarkStart w:id="42" w:name="_Toc19463"/>
+      <w:bookmarkStart w:id="42" w:name="_Toc4775"/>
       <w:r>
         <w:t>LÝ DO CHỌN ĐỀ TÀI</w:t>
       </w:r>
@@ -9433,7 +10201,7 @@
           <w:lang w:val="vi-VN"/>
         </w:rPr>
       </w:pPr>
-      <w:bookmarkStart w:id="49" w:name="_Toc7730"/>
+      <w:bookmarkStart w:id="49" w:name="_Toc10170"/>
       <w:r>
         <w:rPr>
           <w:sz w:val="26"/>
@@ -9689,7 +10457,7 @@
           <w:sz w:val="26"/>
         </w:rPr>
       </w:pPr>
-      <w:bookmarkStart w:id="56" w:name="_Toc23153"/>
+      <w:bookmarkStart w:id="56" w:name="_Toc3107"/>
       <w:r>
         <w:rPr>
           <w:sz w:val="26"/>
@@ -9800,7 +10568,7 @@
           <w:numId w:val="8"/>
         </w:numPr>
       </w:pPr>
-      <w:bookmarkStart w:id="57" w:name="_Toc17505"/>
+      <w:bookmarkStart w:id="57" w:name="_Toc4336"/>
       <w:r>
         <w:t>TỔNG QUAN ĐỀ TÀI</w:t>
       </w:r>
@@ -9826,7 +10594,7 @@
       <w:bookmarkStart w:id="60" w:name="_Toc164957343"/>
       <w:bookmarkStart w:id="61" w:name="_Toc164957122"/>
       <w:bookmarkStart w:id="62" w:name="_Toc164957264"/>
-      <w:bookmarkStart w:id="63" w:name="_Toc17848"/>
+      <w:bookmarkStart w:id="63" w:name="_Toc21918"/>
       <w:r>
         <w:rPr>
           <w:sz w:val="26"/>
@@ -10977,7 +11745,7 @@
           <w:sz w:val="26"/>
         </w:rPr>
       </w:pPr>
-      <w:bookmarkStart w:id="69" w:name="_Toc29353"/>
+      <w:bookmarkStart w:id="69" w:name="_Toc4803"/>
       <w:r>
         <w:rPr>
           <w:sz w:val="26"/>
@@ -11085,7 +11853,7 @@
           <w:sz w:val="26"/>
         </w:rPr>
       </w:pPr>
-      <w:bookmarkStart w:id="75" w:name="_Toc19879"/>
+      <w:bookmarkStart w:id="75" w:name="_Toc27772"/>
       <w:r>
         <w:rPr>
           <w:sz w:val="26"/>
@@ -11304,7 +12072,7 @@
       <w:pPr>
         <w:pStyle w:val="2"/>
       </w:pPr>
-      <w:bookmarkStart w:id="82" w:name="_Toc31020"/>
+      <w:bookmarkStart w:id="82" w:name="_Toc21445"/>
       <w:r>
         <w:t>PHƯƠNG PHÁP VÀ</w:t>
       </w:r>
@@ -11377,7 +12145,7 @@
       <w:bookmarkStart w:id="86" w:name="_Toc164957126"/>
       <w:bookmarkStart w:id="87" w:name="_Toc164955393"/>
       <w:bookmarkStart w:id="88" w:name="_Toc164957619"/>
-      <w:bookmarkStart w:id="89" w:name="_Toc23372"/>
+      <w:bookmarkStart w:id="89" w:name="_Toc2237"/>
       <w:r>
         <w:rPr>
           <w:sz w:val="26"/>
@@ -11770,7 +12538,7 @@
       <w:bookmarkStart w:id="93" w:name="_Toc164957127"/>
       <w:bookmarkStart w:id="94" w:name="_Toc164957348"/>
       <w:bookmarkStart w:id="95" w:name="_Toc164957269"/>
-      <w:bookmarkStart w:id="96" w:name="_Toc30804"/>
+      <w:bookmarkStart w:id="96" w:name="_Toc4300"/>
       <w:r>
         <w:rPr>
           <w:sz w:val="26"/>
@@ -11938,7 +12706,7 @@
       <w:pPr>
         <w:pStyle w:val="2"/>
       </w:pPr>
-      <w:bookmarkStart w:id="103" w:name="_Toc17077"/>
+      <w:bookmarkStart w:id="103" w:name="_Toc3436"/>
       <w:r>
         <w:rPr>
           <w:rFonts w:cs="Times New Roman"/>
@@ -11994,7 +12762,7 @@
       <w:bookmarkStart w:id="107" w:name="_Toc164955396"/>
       <w:bookmarkStart w:id="108" w:name="_Toc164957129"/>
       <w:bookmarkStart w:id="109" w:name="_Toc164957271"/>
-      <w:bookmarkStart w:id="110" w:name="_Toc31765"/>
+      <w:bookmarkStart w:id="110" w:name="_Toc31766"/>
       <w:r>
         <w:rPr>
           <w:rFonts w:hint="default" w:ascii="Times New Roman" w:hAnsi="Times New Roman" w:cs="Times New Roman"/>
@@ -13471,7 +14239,7 @@
       <w:bookmarkStart w:id="114" w:name="_Toc164957272"/>
       <w:bookmarkStart w:id="115" w:name="_Toc164955397"/>
       <w:bookmarkStart w:id="116" w:name="_Toc164957130"/>
-      <w:bookmarkStart w:id="117" w:name="_Toc20387"/>
+      <w:bookmarkStart w:id="117" w:name="_Toc22948"/>
       <w:r>
         <w:rPr>
           <w:rFonts w:hint="default" w:ascii="Times New Roman" w:hAnsi="Times New Roman" w:cs="Times New Roman"/>
@@ -14480,6 +15248,10 @@
             <w:insideH w:val="single" w:color="auto" w:sz="4" w:space="0"/>
             <w:insideV w:val="single" w:color="auto" w:sz="4" w:space="0"/>
           </w:tblBorders>
+          <w:tblCellMar>
+            <w:left w:w="108" w:type="dxa"/>
+            <w:right w:w="108" w:type="dxa"/>
+          </w:tblCellMar>
         </w:tblPrEx>
         <w:tc>
           <w:tcPr>
@@ -15634,10 +16406,6 @@
             <w:insideH w:val="single" w:color="auto" w:sz="4" w:space="0"/>
             <w:insideV w:val="single" w:color="auto" w:sz="4" w:space="0"/>
           </w:tblBorders>
-          <w:tblCellMar>
-            <w:left w:w="108" w:type="dxa"/>
-            <w:right w:w="108" w:type="dxa"/>
-          </w:tblCellMar>
         </w:tblPrEx>
         <w:tc>
           <w:tcPr>
@@ -15754,10 +16522,6 @@
             <w:insideH w:val="single" w:color="auto" w:sz="4" w:space="0"/>
             <w:insideV w:val="single" w:color="auto" w:sz="4" w:space="0"/>
           </w:tblBorders>
-          <w:tblCellMar>
-            <w:left w:w="108" w:type="dxa"/>
-            <w:right w:w="108" w:type="dxa"/>
-          </w:tblCellMar>
         </w:tblPrEx>
         <w:tc>
           <w:tcPr>
@@ -16368,7 +17132,7 @@
           <w:szCs w:val="26"/>
         </w:rPr>
       </w:pPr>
-      <w:bookmarkStart w:id="118" w:name="_Toc14941"/>
+      <w:bookmarkStart w:id="118" w:name="_Toc32454"/>
       <w:r>
         <w:rPr>
           <w:rFonts w:hint="default" w:ascii="Times New Roman" w:hAnsi="Times New Roman" w:cs="Times New Roman"/>
@@ -16749,6 +17513,10 @@
             <w:insideH w:val="single" w:color="auto" w:sz="4" w:space="0"/>
             <w:insideV w:val="single" w:color="auto" w:sz="4" w:space="0"/>
           </w:tblBorders>
+          <w:tblCellMar>
+            <w:left w:w="108" w:type="dxa"/>
+            <w:right w:w="108" w:type="dxa"/>
+          </w:tblCellMar>
         </w:tblPrEx>
         <w:tc>
           <w:tcPr>
@@ -17037,6 +17805,10 @@
             <w:insideH w:val="single" w:color="auto" w:sz="4" w:space="0"/>
             <w:insideV w:val="single" w:color="auto" w:sz="4" w:space="0"/>
           </w:tblBorders>
+          <w:tblCellMar>
+            <w:left w:w="108" w:type="dxa"/>
+            <w:right w:w="108" w:type="dxa"/>
+          </w:tblCellMar>
         </w:tblPrEx>
         <w:tc>
           <w:tcPr>
@@ -17862,7 +18634,7 @@
           <w:szCs w:val="26"/>
         </w:rPr>
       </w:pPr>
-      <w:bookmarkStart w:id="119" w:name="_Toc23728"/>
+      <w:bookmarkStart w:id="119" w:name="_Toc26284"/>
       <w:r>
         <w:rPr>
           <w:rFonts w:hint="default" w:ascii="Times New Roman" w:hAnsi="Times New Roman" w:cs="Times New Roman"/>
@@ -18910,7 +19682,7 @@
           <w:szCs w:val="26"/>
         </w:rPr>
       </w:pPr>
-      <w:bookmarkStart w:id="120" w:name="_Toc22050"/>
+      <w:bookmarkStart w:id="120" w:name="_Toc14089"/>
       <w:r>
         <w:rPr>
           <w:rFonts w:hint="default" w:ascii="Times New Roman" w:hAnsi="Times New Roman" w:cs="Times New Roman"/>
@@ -19343,7 +20115,7 @@
           <w:szCs w:val="26"/>
         </w:rPr>
       </w:pPr>
-      <w:bookmarkStart w:id="121" w:name="_Toc28857"/>
+      <w:bookmarkStart w:id="121" w:name="_Toc17395"/>
       <w:r>
         <w:rPr>
           <w:rFonts w:hint="default" w:ascii="Times New Roman" w:hAnsi="Times New Roman" w:cs="Times New Roman"/>
@@ -19438,7 +20210,7 @@
         <w:pStyle w:val="2"/>
         <w:bidi w:val="0"/>
       </w:pPr>
-      <w:bookmarkStart w:id="128" w:name="_Toc21409"/>
+      <w:bookmarkStart w:id="128" w:name="_Toc8356"/>
       <w:r>
         <w:t>HIỆN THỰC GIẢI PHÁP</w:t>
       </w:r>
@@ -19461,6 +20233,7 @@
           <w:szCs w:val="26"/>
         </w:rPr>
       </w:pPr>
+      <w:bookmarkStart w:id="129" w:name="_Toc18423"/>
       <w:r>
         <w:rPr>
           <w:rFonts w:hint="default"/>
@@ -19468,6 +20241,58 @@
           <w:szCs w:val="26"/>
         </w:rPr>
         <w:t>Kiến trúc tổng thể hệ thống</w:t>
+      </w:r>
+      <w:bookmarkEnd w:id="129"/>
+    </w:p>
+    <w:p>
+      <w:pPr>
+        <w:rPr>
+          <w:rFonts w:hint="default"/>
+          <w:lang w:val="en-US"/>
+        </w:rPr>
+      </w:pPr>
+      <w:r>
+        <w:rPr>
+          <w:rFonts w:hint="default"/>
+          <w:lang w:val="en-US"/>
+        </w:rPr>
+        <w:drawing>
+          <wp:inline distT="0" distB="0" distL="114300" distR="114300">
+            <wp:extent cx="5220970" cy="7516495"/>
+            <wp:effectExtent l="0" t="0" r="17780" b="8255"/>
+            <wp:docPr id="2" name="Picture 2" descr="TLTN_EnglishApp_Structure"/>
+            <wp:cNvGraphicFramePr>
+              <a:graphicFrameLocks xmlns:a="http://schemas.openxmlformats.org/drawingml/2006/main" noChangeAspect="1"/>
+            </wp:cNvGraphicFramePr>
+            <a:graphic xmlns:a="http://schemas.openxmlformats.org/drawingml/2006/main">
+              <a:graphicData uri="http://schemas.openxmlformats.org/drawingml/2006/picture">
+                <pic:pic xmlns:pic="http://schemas.openxmlformats.org/drawingml/2006/picture">
+                  <pic:nvPicPr>
+                    <pic:cNvPr id="2" name="Picture 2" descr="TLTN_EnglishApp_Structure"/>
+                    <pic:cNvPicPr>
+                      <a:picLocks noChangeAspect="1"/>
+                    </pic:cNvPicPr>
+                  </pic:nvPicPr>
+                  <pic:blipFill>
+                    <a:blip r:embed="rId11"/>
+                    <a:stretch>
+                      <a:fillRect/>
+                    </a:stretch>
+                  </pic:blipFill>
+                  <pic:spPr>
+                    <a:xfrm>
+                      <a:off x="0" y="0"/>
+                      <a:ext cx="5220970" cy="7516495"/>
+                    </a:xfrm>
+                    <a:prstGeom prst="rect">
+                      <a:avLst/>
+                    </a:prstGeom>
+                  </pic:spPr>
+                </pic:pic>
+              </a:graphicData>
+            </a:graphic>
+          </wp:inline>
+        </w:drawing>
       </w:r>
     </w:p>
     <w:p>
@@ -19481,6 +20306,7 @@
           <w:szCs w:val="26"/>
         </w:rPr>
       </w:pPr>
+      <w:bookmarkStart w:id="130" w:name="_Toc701"/>
       <w:r>
         <w:rPr>
           <w:rFonts w:hint="default"/>
@@ -19489,6 +20315,7 @@
         </w:rPr>
         <w:t>Kiến trúc phần mềm</w:t>
       </w:r>
+      <w:bookmarkEnd w:id="130"/>
     </w:p>
     <w:p>
       <w:pPr>
@@ -19501,6 +20328,7 @@
           <w:szCs w:val="26"/>
         </w:rPr>
       </w:pPr>
+      <w:bookmarkStart w:id="131" w:name="_Toc17756"/>
       <w:r>
         <w:rPr>
           <w:rFonts w:hint="default"/>
@@ -19509,6 +20337,7 @@
         </w:rPr>
         <w:t>Thiết kế chức năng</w:t>
       </w:r>
+      <w:bookmarkEnd w:id="131"/>
     </w:p>
     <w:p>
       <w:pPr>
@@ -19529,8 +20358,6 @@
         </w:rPr>
         <w:t>Use Case Diagram</w:t>
       </w:r>
-      <w:bookmarkStart w:id="164" w:name="_GoBack"/>
-      <w:bookmarkEnd w:id="164"/>
     </w:p>
     <w:p>
       <w:pPr>
@@ -19603,6 +20430,7 @@
           <w:szCs w:val="26"/>
         </w:rPr>
       </w:pPr>
+      <w:bookmarkStart w:id="132" w:name="_Toc21786"/>
       <w:r>
         <w:rPr>
           <w:rFonts w:hint="default"/>
@@ -19611,6 +20439,7 @@
         </w:rPr>
         <w:t>Thiết kế dữ liệu</w:t>
       </w:r>
+      <w:bookmarkEnd w:id="132"/>
     </w:p>
     <w:p>
       <w:pPr>
@@ -19663,6 +20492,7 @@
           <w:szCs w:val="26"/>
         </w:rPr>
       </w:pPr>
+      <w:bookmarkStart w:id="133" w:name="_Toc19902"/>
       <w:r>
         <w:rPr>
           <w:rFonts w:hint="default"/>
@@ -19671,6 +20501,7 @@
         </w:rPr>
         <w:t>Hiện thực các module</w:t>
       </w:r>
+      <w:bookmarkEnd w:id="133"/>
     </w:p>
     <w:p>
       <w:pPr>
@@ -19683,6 +20514,7 @@
           <w:szCs w:val="26"/>
         </w:rPr>
       </w:pPr>
+      <w:bookmarkStart w:id="134" w:name="_Toc8237"/>
       <w:r>
         <w:rPr>
           <w:rFonts w:hint="default"/>
@@ -19691,6 +20523,7 @@
         </w:rPr>
         <w:t>Công nghệ và môi trường phát triển</w:t>
       </w:r>
+      <w:bookmarkEnd w:id="134"/>
     </w:p>
     <w:p>
       <w:pPr>
@@ -19703,6 +20536,7 @@
           <w:szCs w:val="26"/>
         </w:rPr>
       </w:pPr>
+      <w:bookmarkStart w:id="135" w:name="_Toc6141"/>
       <w:r>
         <w:rPr>
           <w:rFonts w:hint="default"/>
@@ -19711,6 +20545,7 @@
         </w:rPr>
         <w:t>Giao diện người dùng</w:t>
       </w:r>
+      <w:bookmarkEnd w:id="135"/>
     </w:p>
     <w:p>
       <w:pPr>
@@ -19723,6 +20558,7 @@
           <w:szCs w:val="26"/>
         </w:rPr>
       </w:pPr>
+      <w:bookmarkStart w:id="136" w:name="_Toc13988"/>
       <w:r>
         <w:rPr>
           <w:rFonts w:hint="default"/>
@@ -19731,6 +20567,7 @@
         </w:rPr>
         <w:t>Các vấn đề gặp phải và giải pháp</w:t>
       </w:r>
+      <w:bookmarkEnd w:id="136"/>
     </w:p>
     <w:p>
       <w:pPr>
@@ -19743,6 +20580,7 @@
           <w:szCs w:val="26"/>
         </w:rPr>
       </w:pPr>
+      <w:bookmarkStart w:id="137" w:name="_Toc3612"/>
       <w:r>
         <w:rPr>
           <w:rFonts w:hint="default"/>
@@ -19751,6 +20589,7 @@
         </w:rPr>
         <w:t>Đánh giá và kiểm thử hệ thống</w:t>
       </w:r>
+      <w:bookmarkEnd w:id="137"/>
     </w:p>
     <w:p>
       <w:pPr>
@@ -19841,6 +20680,7 @@
           <w:lang w:val="vi-VN"/>
         </w:rPr>
       </w:pPr>
+      <w:bookmarkStart w:id="138" w:name="_Toc23640"/>
       <w:r>
         <w:rPr>
           <w:rFonts w:hint="default"/>
@@ -19855,16 +20695,38 @@
         </w:rPr>
         <w:t>g</w:t>
       </w:r>
-      <w:r>
-        <w:br w:type="page"/>
-      </w:r>
-      <w:bookmarkStart w:id="129" w:name="_Toc164955399"/>
-      <w:bookmarkStart w:id="130" w:name="_Toc164957274"/>
-      <w:bookmarkStart w:id="131" w:name="_Toc164957353"/>
-      <w:bookmarkStart w:id="132" w:name="_Toc164957132"/>
-      <w:bookmarkStart w:id="133" w:name="_Toc164957625"/>
-      <w:bookmarkStart w:id="134" w:name="_Toc164954913"/>
-      <w:bookmarkStart w:id="135" w:name="_Toc31886"/>
+      <w:bookmarkEnd w:id="138"/>
+      <w:bookmarkStart w:id="139" w:name="_Toc164955399"/>
+      <w:bookmarkStart w:id="140" w:name="_Toc164957274"/>
+      <w:bookmarkStart w:id="141" w:name="_Toc164957353"/>
+      <w:bookmarkStart w:id="142" w:name="_Toc164957132"/>
+      <w:bookmarkStart w:id="143" w:name="_Toc164957625"/>
+      <w:bookmarkStart w:id="144" w:name="_Toc164954913"/>
+    </w:p>
+    <w:p>
+      <w:pPr>
+        <w:rPr>
+          <w:rFonts w:hint="default"/>
+        </w:rPr>
+      </w:pPr>
+    </w:p>
+    <w:p>
+      <w:pPr>
+        <w:rPr>
+          <w:rFonts w:hint="default"/>
+          <w:lang w:val="vi-VN"/>
+        </w:rPr>
+      </w:pPr>
+    </w:p>
+    <w:p>
+      <w:pPr>
+        <w:pStyle w:val="2"/>
+        <w:bidi w:val="0"/>
+        <w:rPr>
+          <w:lang w:val="vi-VN"/>
+        </w:rPr>
+      </w:pPr>
+      <w:bookmarkStart w:id="145" w:name="_Toc26348"/>
       <w:r>
         <w:t>KẾT QUẢ</w:t>
       </w:r>
@@ -19874,13 +20736,13 @@
         </w:rPr>
         <w:t>, KẾT LUẬN VÀ KIẾN NGHỊ</w:t>
       </w:r>
-      <w:bookmarkEnd w:id="129"/>
-      <w:bookmarkEnd w:id="130"/>
-      <w:bookmarkEnd w:id="131"/>
-      <w:bookmarkEnd w:id="132"/>
-      <w:bookmarkEnd w:id="133"/>
-      <w:bookmarkEnd w:id="134"/>
-      <w:bookmarkEnd w:id="135"/>
+      <w:bookmarkEnd w:id="139"/>
+      <w:bookmarkEnd w:id="140"/>
+      <w:bookmarkEnd w:id="141"/>
+      <w:bookmarkEnd w:id="142"/>
+      <w:bookmarkEnd w:id="143"/>
+      <w:bookmarkEnd w:id="144"/>
+      <w:bookmarkEnd w:id="145"/>
     </w:p>
     <w:p>
       <w:pPr>
@@ -19892,23 +20754,23 @@
         <w:spacing w:line="360" w:lineRule="auto"/>
         <w:jc w:val="both"/>
       </w:pPr>
-      <w:bookmarkStart w:id="136" w:name="_Toc164957133"/>
-      <w:bookmarkStart w:id="137" w:name="_Toc164957626"/>
-      <w:bookmarkStart w:id="138" w:name="_Toc164955400"/>
-      <w:bookmarkStart w:id="139" w:name="_Toc164957275"/>
-      <w:bookmarkStart w:id="140" w:name="_Toc164954914"/>
-      <w:bookmarkStart w:id="141" w:name="_Toc164957354"/>
-      <w:bookmarkStart w:id="142" w:name="_Toc4044"/>
+      <w:bookmarkStart w:id="146" w:name="_Toc164957133"/>
+      <w:bookmarkStart w:id="147" w:name="_Toc164957626"/>
+      <w:bookmarkStart w:id="148" w:name="_Toc164955400"/>
+      <w:bookmarkStart w:id="149" w:name="_Toc164957275"/>
+      <w:bookmarkStart w:id="150" w:name="_Toc164954914"/>
+      <w:bookmarkStart w:id="151" w:name="_Toc164957354"/>
+      <w:bookmarkStart w:id="152" w:name="_Toc19915"/>
       <w:r>
         <w:t>KẾT QUẢ</w:t>
       </w:r>
-      <w:bookmarkEnd w:id="136"/>
-      <w:bookmarkEnd w:id="137"/>
-      <w:bookmarkEnd w:id="138"/>
-      <w:bookmarkEnd w:id="139"/>
-      <w:bookmarkEnd w:id="140"/>
-      <w:bookmarkEnd w:id="141"/>
-      <w:bookmarkEnd w:id="142"/>
+      <w:bookmarkEnd w:id="146"/>
+      <w:bookmarkEnd w:id="147"/>
+      <w:bookmarkEnd w:id="148"/>
+      <w:bookmarkEnd w:id="149"/>
+      <w:bookmarkEnd w:id="150"/>
+      <w:bookmarkEnd w:id="151"/>
+      <w:bookmarkEnd w:id="152"/>
       <w:r>
         <w:t xml:space="preserve"> </w:t>
       </w:r>
@@ -20096,9 +20958,9 @@
           <w:lang w:val="vi-VN"/>
         </w:rPr>
       </w:pPr>
-      <w:bookmarkStart w:id="143" w:name="_Toc164954915"/>
-      <w:bookmarkStart w:id="144" w:name="_Toc164955401"/>
-      <w:bookmarkStart w:id="145" w:name="_Toc164957134"/>
+      <w:bookmarkStart w:id="153" w:name="_Toc164954915"/>
+      <w:bookmarkStart w:id="154" w:name="_Toc164955401"/>
+      <w:bookmarkStart w:id="155" w:name="_Toc164957134"/>
       <w:r>
         <w:rPr>
           <w:rFonts w:cs="Times New Roman"/>
@@ -20106,10 +20968,10 @@
         </w:rPr>
         <w:t xml:space="preserve"> </w:t>
       </w:r>
-      <w:bookmarkStart w:id="146" w:name="_Toc164957355"/>
-      <w:bookmarkStart w:id="147" w:name="_Toc164957627"/>
-      <w:bookmarkStart w:id="148" w:name="_Toc164957276"/>
-      <w:bookmarkStart w:id="149" w:name="_Toc25398"/>
+      <w:bookmarkStart w:id="156" w:name="_Toc164957355"/>
+      <w:bookmarkStart w:id="157" w:name="_Toc164957627"/>
+      <w:bookmarkStart w:id="158" w:name="_Toc164957276"/>
+      <w:bookmarkStart w:id="159" w:name="_Toc4620"/>
       <w:r>
         <w:rPr>
           <w:rFonts w:cs="Times New Roman"/>
@@ -20117,13 +20979,13 @@
         </w:rPr>
         <w:t>KẾT LUẬN</w:t>
       </w:r>
-      <w:bookmarkEnd w:id="143"/>
-      <w:bookmarkEnd w:id="144"/>
-      <w:bookmarkEnd w:id="145"/>
-      <w:bookmarkEnd w:id="146"/>
-      <w:bookmarkEnd w:id="147"/>
-      <w:bookmarkEnd w:id="148"/>
-      <w:bookmarkEnd w:id="149"/>
+      <w:bookmarkEnd w:id="153"/>
+      <w:bookmarkEnd w:id="154"/>
+      <w:bookmarkEnd w:id="155"/>
+      <w:bookmarkEnd w:id="156"/>
+      <w:bookmarkEnd w:id="157"/>
+      <w:bookmarkEnd w:id="158"/>
+      <w:bookmarkEnd w:id="159"/>
     </w:p>
     <w:p>
       <w:pPr>
@@ -20243,9 +21105,9 @@
         </w:rPr>
         <w:t xml:space="preserve"> </w:t>
       </w:r>
-      <w:bookmarkStart w:id="150" w:name="_Toc164957356"/>
-      <w:bookmarkStart w:id="151" w:name="_Toc164957628"/>
-      <w:bookmarkStart w:id="152" w:name="_Toc23548"/>
+      <w:bookmarkStart w:id="160" w:name="_Toc164957356"/>
+      <w:bookmarkStart w:id="161" w:name="_Toc164957628"/>
+      <w:bookmarkStart w:id="162" w:name="_Toc29855"/>
       <w:r>
         <w:rPr>
           <w:rStyle w:val="38"/>
@@ -20253,9 +21115,9 @@
         </w:rPr>
         <w:t>KIẾN NGHỊ</w:t>
       </w:r>
-      <w:bookmarkEnd w:id="150"/>
-      <w:bookmarkEnd w:id="151"/>
-      <w:bookmarkEnd w:id="152"/>
+      <w:bookmarkEnd w:id="160"/>
+      <w:bookmarkEnd w:id="161"/>
+      <w:bookmarkEnd w:id="162"/>
     </w:p>
     <w:p>
       <w:pPr>
@@ -21314,19 +22176,19 @@
         </w:numPr>
         <w:jc w:val="both"/>
       </w:pPr>
-      <w:bookmarkStart w:id="153" w:name="_Toc164957629"/>
-      <w:bookmarkStart w:id="154" w:name="_Toc164955402"/>
-      <w:bookmarkStart w:id="155" w:name="_Toc164954916"/>
-      <w:bookmarkStart w:id="156" w:name="_Toc164957135"/>
-      <w:bookmarkStart w:id="157" w:name="_Toc2381"/>
+      <w:bookmarkStart w:id="163" w:name="_Toc164957629"/>
+      <w:bookmarkStart w:id="164" w:name="_Toc164955402"/>
+      <w:bookmarkStart w:id="165" w:name="_Toc164954916"/>
+      <w:bookmarkStart w:id="166" w:name="_Toc164957135"/>
+      <w:bookmarkStart w:id="167" w:name="_Toc12563"/>
       <w:r>
         <w:t>PHỤ LỤC (nếu có)</w:t>
       </w:r>
-      <w:bookmarkEnd w:id="153"/>
-      <w:bookmarkEnd w:id="154"/>
-      <w:bookmarkEnd w:id="155"/>
-      <w:bookmarkEnd w:id="156"/>
-      <w:bookmarkEnd w:id="157"/>
+      <w:bookmarkEnd w:id="163"/>
+      <w:bookmarkEnd w:id="164"/>
+      <w:bookmarkEnd w:id="165"/>
+      <w:bookmarkEnd w:id="166"/>
+      <w:bookmarkEnd w:id="167"/>
     </w:p>
     <w:p>
       <w:pPr>

--- a/Document/22130016_TieuLuanTN_KCNTT_NLU.docx
+++ b/Document/22130016_TieuLuanTN_KCNTT_NLU.docx
@@ -11,10 +11,10 @@
           <w:rFonts w:cs="VNI-Times"/>
         </w:rPr>
       </w:pPr>
-      <w:bookmarkStart w:id="0" w:name="_Toc70411976"/>
-      <w:bookmarkStart w:id="1" w:name="_Toc70412708"/>
-      <w:bookmarkStart w:id="2" w:name="_Toc70428308"/>
-      <w:bookmarkStart w:id="3" w:name="_Toc70428247"/>
+      <w:bookmarkStart w:id="0" w:name="_Toc70412708"/>
+      <w:bookmarkStart w:id="1" w:name="_Toc70428308"/>
+      <w:bookmarkStart w:id="2" w:name="_Toc70428247"/>
+      <w:bookmarkStart w:id="3" w:name="_Toc70411976"/>
       <w:bookmarkStart w:id="4" w:name="_Toc7878438"/>
     </w:p>
     <w:p>
@@ -134,8 +134,8 @@
                                 <w:szCs w:val="44"/>
                               </w:rPr>
                             </w:pPr>
-                            <w:bookmarkStart w:id="157" w:name="_Toc164954529"/>
-                            <w:bookmarkStart w:id="158" w:name="_Toc164954896"/>
+                            <w:bookmarkStart w:id="157" w:name="_Toc164954896"/>
+                            <w:bookmarkStart w:id="158" w:name="_Toc164954529"/>
                             <w:r>
                               <w:rPr>
                                 <w:b/>
@@ -1230,8 +1230,8 @@
                           <w:szCs w:val="44"/>
                         </w:rPr>
                       </w:pPr>
-                      <w:bookmarkStart w:id="157" w:name="_Toc164954529"/>
-                      <w:bookmarkStart w:id="158" w:name="_Toc164954896"/>
+                      <w:bookmarkStart w:id="157" w:name="_Toc164954896"/>
+                      <w:bookmarkStart w:id="158" w:name="_Toc164954529"/>
                       <w:r>
                         <w:rPr>
                           <w:b/>
@@ -6661,11 +6661,11 @@
         <w:spacing w:line="360" w:lineRule="auto"/>
         <w:outlineLvl w:val="0"/>
       </w:pPr>
-      <w:bookmarkStart w:id="5" w:name="_Toc164957334"/>
-      <w:bookmarkStart w:id="6" w:name="_Toc164957606"/>
+      <w:bookmarkStart w:id="5" w:name="_Toc164957606"/>
+      <w:bookmarkStart w:id="6" w:name="_Toc20120"/>
       <w:bookmarkStart w:id="7" w:name="_Toc164957113"/>
       <w:bookmarkStart w:id="8" w:name="_Toc164957255"/>
-      <w:bookmarkStart w:id="9" w:name="_Toc20120"/>
+      <w:bookmarkStart w:id="9" w:name="_Toc164957334"/>
       <w:r>
         <w:t>DANH SÁCH CHỮ VIẾT TẮT</w:t>
       </w:r>
@@ -6708,11 +6708,11 @@
         <w:spacing w:line="360" w:lineRule="auto"/>
         <w:outlineLvl w:val="0"/>
       </w:pPr>
-      <w:bookmarkStart w:id="10" w:name="_Toc164957335"/>
-      <w:bookmarkStart w:id="11" w:name="_Toc164957114"/>
-      <w:bookmarkStart w:id="12" w:name="_Toc164957256"/>
-      <w:bookmarkStart w:id="13" w:name="_Toc164957607"/>
-      <w:bookmarkStart w:id="14" w:name="_Toc29811"/>
+      <w:bookmarkStart w:id="10" w:name="_Toc29811"/>
+      <w:bookmarkStart w:id="11" w:name="_Toc164957607"/>
+      <w:bookmarkStart w:id="12" w:name="_Toc164957335"/>
+      <w:bookmarkStart w:id="13" w:name="_Toc164957114"/>
+      <w:bookmarkStart w:id="14" w:name="_Toc164957256"/>
       <w:r>
         <w:t>DANH MỤC HÌNH ẢNH</w:t>
       </w:r>
@@ -6757,11 +6757,11 @@
         </w:rPr>
         <w:br w:type="page"/>
       </w:r>
-      <w:bookmarkStart w:id="15" w:name="_Toc164957608"/>
-      <w:bookmarkStart w:id="16" w:name="_Toc164957257"/>
-      <w:bookmarkStart w:id="17" w:name="_Toc164957115"/>
-      <w:bookmarkStart w:id="18" w:name="_Toc164957336"/>
-      <w:bookmarkStart w:id="19" w:name="_Toc5553"/>
+      <w:bookmarkStart w:id="15" w:name="_Toc164957115"/>
+      <w:bookmarkStart w:id="16" w:name="_Toc5553"/>
+      <w:bookmarkStart w:id="17" w:name="_Toc164957336"/>
+      <w:bookmarkStart w:id="18" w:name="_Toc164957257"/>
+      <w:bookmarkStart w:id="19" w:name="_Toc164957608"/>
       <w:r>
         <w:rPr>
           <w:bCs/>
@@ -6865,10 +6865,10 @@
           <w:bCs/>
         </w:rPr>
       </w:pPr>
-      <w:bookmarkStart w:id="20" w:name="_Toc164957337"/>
+      <w:bookmarkStart w:id="20" w:name="_Toc164957116"/>
       <w:bookmarkStart w:id="21" w:name="_Toc164957609"/>
       <w:bookmarkStart w:id="22" w:name="_Toc164957258"/>
-      <w:bookmarkStart w:id="23" w:name="_Toc164957116"/>
+      <w:bookmarkStart w:id="23" w:name="_Toc164957337"/>
       <w:bookmarkStart w:id="24" w:name="_Toc20728"/>
       <w:r>
         <w:rPr>
@@ -6903,90 +6903,81 @@
     </w:p>
     <w:p>
       <w:pPr>
-        <w:bidi w:val="0"/>
         <w:spacing w:line="360" w:lineRule="auto"/>
         <w:jc w:val="both"/>
         <w:rPr>
-          <w:rFonts w:hint="default"/>
-          <w:sz w:val="26"/>
-          <w:szCs w:val="26"/>
-        </w:rPr>
-      </w:pPr>
-      <w:r>
-        <w:rPr>
-          <w:rFonts w:hint="default"/>
-          <w:sz w:val="26"/>
-          <w:szCs w:val="26"/>
-        </w:rPr>
-        <w:t>Năng lực tiếng Anh ảnh hưởng trực tiếp đến cơ hội học tập và làm việc trong bối cảnh hội nhập. EF English Proficiency Index 2025 ghi nhận Việt Nam đứng thứ 64 trong số 123 quốc gia và vùng lãnh thổ, đạt 500 điểm [1]. Vốn từ là nền tảng của khả năng hiểu và diễn đạt, nhưng kiến thức dễ suy giảm khi người học thiếu cơ hội gặp lại và truy hồi từ trong ngữ cảnh có ý nghĩa. Nghiên cứu gần đây cho thấy hiệu quả của ứng dụng từ vựng di động phụ thuộc vào cách tổ chức đầu vào đa phương thức, hoạt động truy hồi và lịch ôn tập, chứ không chỉ vào khả năng truy cập nội dung [2], [3].</w:t>
-      </w:r>
-    </w:p>
-    <w:p>
-      <w:pPr>
-        <w:bidi w:val="0"/>
+          <w:sz w:val="26"/>
+          <w:szCs w:val="26"/>
+        </w:rPr>
+      </w:pPr>
+      <w:r>
+        <w:rPr>
+          <w:sz w:val="26"/>
+          <w:szCs w:val="26"/>
+        </w:rPr>
+        <w:t>Vốn từ là nền tảng quan trọng trong quá trình học ngoại ngữ. Tuy nhiên, việc học từ mới thông qua danh sách hoặc nội dung tách rời khỏi bối cảnh thực tế có thể khiến người học gặp khó khăn khi cần nhận biết và sử dụng từ. Sự phát triển của thiết bị di động và công nghệ thị giác máy tính tạo điều kiện để người học tiếp cận từ vựng trực tiếp từ các vật thể xuất hiện trong môi trường sống.</w:t>
+      </w:r>
+    </w:p>
+    <w:p>
+      <w:pPr>
         <w:spacing w:line="360" w:lineRule="auto"/>
         <w:jc w:val="both"/>
         <w:rPr>
-          <w:rFonts w:hint="default"/>
-          <w:sz w:val="26"/>
-          <w:szCs w:val="26"/>
-        </w:rPr>
-      </w:pPr>
-      <w:r>
-        <w:rPr>
-          <w:rFonts w:hint="default"/>
-          <w:sz w:val="26"/>
-          <w:szCs w:val="26"/>
-        </w:rPr>
-        <w:t>Các nền tảng học ngôn ngữ đã cung cấp lộ trình cá nhân hóa và nhiều dạng luyện tập, trong khi công cụ tìm kiếm bằng hình ảnh giúp người dùng truy xuất thông tin về vật thể. Trong phạm vi khảo sát, mối liên kết giữa vật thể được bắt gặp trong đời sống, thẻ học chứa hình ảnh cá nhân và lịch ôn theo trạng thái ghi nhớ chưa được tổ chức thành một quy trình thống nhất.</w:t>
-      </w:r>
-    </w:p>
-    <w:p>
-      <w:pPr>
-        <w:bidi w:val="0"/>
+          <w:sz w:val="26"/>
+          <w:szCs w:val="26"/>
+        </w:rPr>
+      </w:pPr>
+      <w:r>
+        <w:rPr>
+          <w:sz w:val="26"/>
+          <w:szCs w:val="26"/>
+        </w:rPr>
+        <w:t>Đề tài nghiên cứu và xây dựng ứng dụng Vocam nhằm hỗ trợ học từ vựng tiếng Anh thông qua nhận diện vật thể trên thiết bị di động. Ứng dụng cho phép người học sử dụng hình ảnh làm đầu vào, nhận kết quả phát hiện vật thể và xem các thông tin liên quan như từ tiếng Anh, phiên âm, từ loại, nghĩa tiếng Việt, định nghĩa và câu ví dụ. Từ vựng sau khi được xác nhận có thể được lưu thành thẻ ghi nhớ để tiếp tục học và ôn tập.</w:t>
+      </w:r>
+    </w:p>
+    <w:p>
+      <w:pPr>
         <w:spacing w:line="360" w:lineRule="auto"/>
         <w:jc w:val="both"/>
         <w:rPr>
-          <w:rFonts w:hint="default"/>
-          <w:sz w:val="26"/>
-          <w:szCs w:val="26"/>
-        </w:rPr>
-      </w:pPr>
-      <w:r>
-        <w:rPr>
-          <w:rFonts w:hint="default"/>
-          <w:sz w:val="26"/>
-          <w:szCs w:val="26"/>
-        </w:rPr>
-        <w:t>Nghiên cứu đề xuất ứng dụng di động hỗ trợ học từ vựng qua camera, kết hợp mô hình phát hiện vật thể thuộc họ YOLO, cơ chế ánh xạ nhãn sang dữ liệu từ vựng, thẻ học gắn với ảnh do người dùng thu nhận và thuật toán SM 2. Suy luận được định hướng thực hiện trên thiết bị bằng LiteRT để giảm phụ thuộc vào kết nối mạng. Kiến trúc và cấu hình mô hình chỉ được xác nhận theo phiên bản phần mềm được triển khai thực tế.</w:t>
-      </w:r>
-    </w:p>
-    <w:p>
-      <w:pPr>
-        <w:bidi w:val="0"/>
+          <w:sz w:val="26"/>
+          <w:szCs w:val="26"/>
+        </w:rPr>
+      </w:pPr>
+      <w:r>
+        <w:rPr>
+          <w:sz w:val="26"/>
+          <w:szCs w:val="26"/>
+        </w:rPr>
+        <w:t>Giải pháp sử dụng mô hình YOLO-World v2 kết hợp với danh sách 365 nhãn vật thể tiếng Anh được xây dựng dựa trên Objects365. Khả năng phát hiện vật thể theo tập từ vựng mở giúp hệ thống nhận diện nhiều nhóm vật thể xuất hiện trong đời sống. Kết quả nhận diện được liên kết với dữ liệu từ vựng để người học xem từ tiếng Anh, phiên âm, từ loại, nghĩa tiếng Việt, định nghĩa và câu ví dụ. Bên cạnh chức năng nhận diện, ứng dụng còn cung cấp bài học theo chủ đề, bài tập củng cố, phát âm từ vựng, tìm kiếm, theo dõi tiến độ và các cơ chế tạo động lực như điểm kinh nghiệm, cấp độ, chuỗi ngày học liên tục, huy hiệu và bảng xếp hạng.</w:t>
+      </w:r>
+    </w:p>
+    <w:p>
+      <w:pPr>
         <w:spacing w:line="360" w:lineRule="auto"/>
         <w:jc w:val="both"/>
         <w:rPr>
-          <w:rFonts w:hint="default"/>
-          <w:sz w:val="26"/>
-          <w:szCs w:val="26"/>
-        </w:rPr>
-      </w:pPr>
-      <w:r>
-        <w:rPr>
-          <w:rFonts w:hint="default"/>
-          <w:sz w:val="26"/>
-          <w:szCs w:val="26"/>
-        </w:rPr>
-        <w:t>Đóng góp chính là mô hình khái niệm Visual Memory Loop, mô tả chuỗi quan sát, phát hiện, liên kết từ vựng, tạo thẻ, ôn tập và cập nhật trạng thái ghi nhớ. Mô hình đóng vai trò khung thiết kế, không thay thế bằng chứng thực nghiệm về hiệu quả giáo dục. Hiệu năng và trải nghiệm người dùng chỉ được kết luận sau khi sản phẩm được kiểm thử trên thiết bị thật bằng quy trình có thể lặp lại.</w:t>
-      </w:r>
-    </w:p>
-    <w:p>
-      <w:pPr>
-        <w:spacing w:line="360" w:lineRule="auto"/>
+          <w:sz w:val="26"/>
+          <w:szCs w:val="26"/>
+        </w:rPr>
+      </w:pPr>
+      <w:r>
+        <w:rPr>
+          <w:sz w:val="26"/>
+          <w:szCs w:val="26"/>
+        </w:rPr>
+        <w:t>Hoạt động ôn tập được tổ chức bằng thuật toán ôn tập ngắt quãng SuperMemo 2 (SM-2). Lịch ôn của từng thẻ ghi nhớ được điều chỉnh dựa trên mức độ ghi nhớ do người học tự đánh giá. Các từ chưa nhớ được đưa trở lại sớm hơn, trong khi những từ đã được ghi nhớ tốt có khoảng thời gian ôn tiếp theo dài hơn.</w:t>
+      </w:r>
+    </w:p>
+    <w:p>
+      <w:pPr>
+        <w:tabs>
+          <w:tab w:val="left" w:pos="426"/>
+        </w:tabs>
+        <w:spacing w:after="120" w:line="360" w:lineRule="auto"/>
         <w:jc w:val="both"/>
         <w:rPr>
-          <w:rFonts w:eastAsiaTheme="majorEastAsia"/>
+          <w:b/>
           <w:color w:val="000000" w:themeColor="text1"/>
           <w:szCs w:val="26"/>
           <w14:textFill>
@@ -6996,30 +6987,18 @@
           </w14:textFill>
         </w:rPr>
       </w:pPr>
-    </w:p>
-    <w:p>
-      <w:pPr>
-        <w:tabs>
-          <w:tab w:val="left" w:pos="426"/>
-        </w:tabs>
-        <w:spacing w:after="120" w:line="360" w:lineRule="auto"/>
-        <w:ind w:left="284" w:firstLine="142"/>
-        <w:jc w:val="both"/>
+      <w:r>
+        <w:rPr>
+          <w:sz w:val="26"/>
+          <w:szCs w:val="26"/>
+        </w:rPr>
+        <w:t>Đề tài đồng thời đề xuất Chu trình ghi nhớ bằng hình ảnh để mô tả quá trình từ khi người học quan sát vật thể, nhận kết quả phát hiện, liên kết với nội dung từ vựng, tạo thẻ ghi nhớ, thực hiện ôn tập đến khi trạng thái ghi nhớ được cập nhật. Sản phẩm đã hiện thực các thành phần gồm ứng dụng di động, dịch vụ nhận diện vật thể, máy chủ cung cấp dữ liệu và cơ sở dữ liệu tập trung. Phiên bản hiện tại đã xây dựng được giao diện học tập, thẻ ghi nhớ, bài tập, cơ chế tính điểm và bảng xếp hạng; tuy nhiên, dữ liệu thẻ ghi nhớ mới được lưu trong bộ nhớ của phiên làm việc và luồng gửi ảnh trực tiếp từ màn hình quét đến dịch vụ nhận diện vẫn cần tiếp tục hoàn thiện.</w:t>
+      </w:r>
+      <w:r>
         <w:rPr>
           <w:b/>
           <w:color w:val="000000" w:themeColor="text1"/>
-          <w:szCs w:val="26"/>
-          <w14:textFill>
-            <w14:solidFill>
-              <w14:schemeClr w14:val="tx1"/>
-            </w14:solidFill>
-          </w14:textFill>
-        </w:rPr>
-      </w:pPr>
-      <w:r>
-        <w:rPr>
-          <w:b/>
-          <w:color w:val="000000" w:themeColor="text1"/>
+          <w:sz w:val="26"/>
           <w:szCs w:val="26"/>
           <w14:textFill>
             <w14:solidFill>
@@ -9478,14 +9457,14 @@
         <w:outlineLvl w:val="0"/>
       </w:pPr>
       <w:bookmarkStart w:id="26" w:name="_Toc164957338"/>
-      <w:bookmarkStart w:id="27" w:name="_Toc164957259"/>
+      <w:bookmarkStart w:id="27" w:name="_Toc31692"/>
       <w:bookmarkStart w:id="28" w:name="_Toc164957610"/>
-      <w:bookmarkStart w:id="29" w:name="_Toc31692"/>
-      <w:bookmarkStart w:id="30" w:name="_Toc164955388"/>
+      <w:bookmarkStart w:id="29" w:name="_Toc164957259"/>
+      <w:bookmarkStart w:id="30" w:name="_Toc164957614"/>
       <w:bookmarkStart w:id="31" w:name="_Toc164957121"/>
-      <w:bookmarkStart w:id="32" w:name="_Toc164957263"/>
-      <w:bookmarkStart w:id="33" w:name="_Toc164954905"/>
-      <w:bookmarkStart w:id="34" w:name="_Toc164957614"/>
+      <w:bookmarkStart w:id="32" w:name="_Toc164955388"/>
+      <w:bookmarkStart w:id="33" w:name="_Toc164957263"/>
+      <w:bookmarkStart w:id="34" w:name="_Toc164954905"/>
       <w:bookmarkStart w:id="35" w:name="_Toc164957342"/>
       <w:r>
         <w:t>MỞ ĐẦU</w:t>
@@ -9513,11 +9492,11 @@
         <w:t xml:space="preserve"> </w:t>
       </w:r>
       <w:bookmarkStart w:id="37" w:name="_Toc164957611"/>
-      <w:bookmarkStart w:id="38" w:name="_Toc164957260"/>
-      <w:bookmarkStart w:id="39" w:name="_Toc164955385"/>
-      <w:bookmarkStart w:id="40" w:name="_Toc164957339"/>
-      <w:bookmarkStart w:id="41" w:name="_Toc164957118"/>
-      <w:bookmarkStart w:id="42" w:name="_Toc30792"/>
+      <w:bookmarkStart w:id="38" w:name="_Toc164957339"/>
+      <w:bookmarkStart w:id="39" w:name="_Toc30792"/>
+      <w:bookmarkStart w:id="40" w:name="_Toc164957118"/>
+      <w:bookmarkStart w:id="41" w:name="_Toc164955385"/>
+      <w:bookmarkStart w:id="42" w:name="_Toc164957260"/>
       <w:r>
         <w:t>LÝ DO CHỌN ĐỀ TÀI</w:t>
       </w:r>
@@ -9528,8 +9507,6 @@
       <w:bookmarkEnd w:id="40"/>
       <w:bookmarkEnd w:id="41"/>
       <w:bookmarkEnd w:id="42"/>
-      <w:bookmarkStart w:id="161" w:name="_GoBack"/>
-      <w:bookmarkEnd w:id="161"/>
     </w:p>
     <w:p>
       <w:pPr>
@@ -9542,12 +9519,12 @@
           <w:szCs w:val="26"/>
         </w:rPr>
       </w:pPr>
-      <w:bookmarkStart w:id="43" w:name="_Toc164957261"/>
+      <w:bookmarkStart w:id="43" w:name="_Toc164957612"/>
       <w:bookmarkStart w:id="44" w:name="_Toc164957119"/>
-      <w:bookmarkStart w:id="45" w:name="_Toc164957612"/>
-      <w:bookmarkStart w:id="46" w:name="_Toc164954903"/>
-      <w:bookmarkStart w:id="47" w:name="_Toc164957340"/>
-      <w:bookmarkStart w:id="48" w:name="_Toc164955386"/>
+      <w:bookmarkStart w:id="45" w:name="_Toc164954903"/>
+      <w:bookmarkStart w:id="46" w:name="_Toc164957261"/>
+      <w:bookmarkStart w:id="47" w:name="_Toc164955386"/>
+      <w:bookmarkStart w:id="48" w:name="_Toc164957340"/>
       <w:r>
         <w:rPr>
           <w:rFonts w:hint="default"/>
@@ -9599,22 +9576,36 @@
     </w:p>
     <w:p>
       <w:pPr>
-        <w:bidi w:val="0"/>
         <w:spacing w:line="360" w:lineRule="auto"/>
         <w:jc w:val="both"/>
         <w:rPr>
-          <w:rFonts w:hint="default"/>
-          <w:sz w:val="26"/>
-          <w:szCs w:val="26"/>
-        </w:rPr>
-      </w:pPr>
-      <w:r>
-        <w:rPr>
-          <w:rFonts w:hint="default"/>
-          <w:sz w:val="26"/>
-          <w:szCs w:val="26"/>
-        </w:rPr>
-        <w:t>Khả năng tìm kiếm bằng hình ảnh mở ra một điểm vào khác cho việc học từ vựng. Google Lens có thể nhận thông tin về vật thể và nội dung trong ảnh, trong khi các nền tảng học ngôn ngữ tổ chức bài học, luyện tập và ôn tập theo hệ thống [5], [6], [7]. Khoảng trống được xác định trong nghiên cứu này không phải là sự thiếu vắng tuyệt đối của từng chức năng, mà là việc chưa thấy một quy trình liền mạch kết nối vật thể do người học chủ động quan sát với dữ liệu từ vựng, hình ảnh cá nhân và lịch ôn tập trong phạm vi các giải pháp được khảo sát. Hướng tiếp cận được đề xuất nhằm kiểm tra tính khả thi của quy trình đó trên thiết bị di động.</w:t>
+          <w:sz w:val="26"/>
+          <w:szCs w:val="26"/>
+        </w:rPr>
+      </w:pPr>
+      <w:r>
+        <w:rPr>
+          <w:sz w:val="26"/>
+          <w:szCs w:val="26"/>
+        </w:rPr>
+        <w:t>Khả năng nhận diện hình ảnh mở ra một hướng tiếp cận khác đối với hoạt động học từ vựng. Google Lens cho phép người dùng sử dụng camera hoặc ảnh có sẵn để tìm kiếm thông tin về vật thể và nội dung trong ảnh [5]. Trong khi đó, các nền tảng học ngôn ngữ như Duolingo và Memrise tập trung vào bài học, luyện tập và theo dõi tiến độ [6], [7]. Mỗi nhóm sản phẩm giải quyết một phần của nhu cầu, nhưng việc kết nối vật thể trong đời sống với dữ liệu từ vựng, thẻ ghi nhớ và lịch ôn vẫn cần được tổ chức thành một quy trình thống nhất.</w:t>
+      </w:r>
+    </w:p>
+    <w:p>
+      <w:pPr>
+        <w:spacing w:line="360" w:lineRule="auto"/>
+        <w:jc w:val="both"/>
+        <w:rPr>
+          <w:sz w:val="26"/>
+          <w:szCs w:val="26"/>
+        </w:rPr>
+      </w:pPr>
+      <w:r>
+        <w:rPr>
+          <w:sz w:val="26"/>
+          <w:szCs w:val="26"/>
+        </w:rPr>
+        <w:t>YOLO là nhóm mô hình phát hiện vật thể một giai đoạn, có khả năng dự đoán đồng thời vị trí và lớp của nhiều vật thể trong ảnh [13]. YOLO-World mở rộng cách tiếp cận này bằng việc kết hợp đặc trưng hình ảnh với đặc trưng ngôn ngữ, qua đó hỗ trợ phát hiện vật thể theo tập từ vựng mở [14]. Trong đề tài, danh sách nhận diện được xây dựng dựa trên 365 nhóm vật thể của Objects365, một bộ dữ liệu phát hiện vật thể quy mô lớn với nhiều nhóm đối tượng xuất hiện trong đời sống [22]. Từ những cơ sở trên, đề tài xây dựng Vocam nhằm kết nối nhận diện vật thể với dữ liệu từ vựng, thẻ ghi nhớ, hoạt động ôn tập và theo dõi tiến độ trên thiết bị di động.</w:t>
       </w:r>
     </w:p>
     <w:p>
@@ -9684,102 +9675,83 @@
     </w:p>
     <w:p>
       <w:pPr>
-        <w:bidi w:val="0"/>
         <w:spacing w:line="360" w:lineRule="auto"/>
         <w:jc w:val="both"/>
         <w:rPr>
-          <w:rFonts w:hint="default"/>
-          <w:sz w:val="26"/>
-          <w:szCs w:val="26"/>
-        </w:rPr>
-      </w:pPr>
-      <w:r>
-        <w:rPr>
-          <w:rFonts w:hint="default"/>
-          <w:sz w:val="26"/>
-          <w:szCs w:val="26"/>
-        </w:rPr>
-        <w:t>Mục tiêu tổng quát của nghiên cứu là thiết kế và xây dựng một ứng dụng di động hỗ trợ người học tiếp cận từ vựng tiếng Anh từ vật thể trong môi trường sống, sau đó chuyển kết quả phát hiện thành thẻ học có thể lưu trữ và ôn tập. Sản phẩm được xem là phương tiện để khảo sát tính khả thi của việc kết hợp xử lý hình ảnh trực tiếp trên thiết bị với các nguyên tắc học tập dựa trên mã hóa kép và ôn tập phân bố.</w:t>
-      </w:r>
-    </w:p>
-    <w:p>
-      <w:pPr>
-        <w:bidi w:val="0"/>
+          <w:sz w:val="26"/>
+          <w:szCs w:val="26"/>
+        </w:rPr>
+      </w:pPr>
+      <w:r>
+        <w:rPr>
+          <w:sz w:val="26"/>
+          <w:szCs w:val="26"/>
+        </w:rPr>
+        <w:t>Mục tiêu tổng quát của đề tài là nghiên cứu và xây dựng ứng dụng di động hỗ trợ người học tiếp cận từ vựng tiếng Anh từ các vật thể trong môi trường sống. Hình ảnh được sử dụng làm đầu vào cho quá trình nhận diện; kết quả phát hiện được liên kết với từ tiếng Anh, phiên âm, từ loại, định nghĩa, nghĩa tiếng Việt và câu ví dụ.</w:t>
+      </w:r>
+    </w:p>
+    <w:p>
+      <w:pPr>
         <w:spacing w:line="360" w:lineRule="auto"/>
         <w:jc w:val="both"/>
         <w:rPr>
-          <w:rFonts w:hint="default"/>
-          <w:sz w:val="26"/>
-          <w:szCs w:val="26"/>
-        </w:rPr>
-      </w:pPr>
-      <w:r>
-        <w:rPr>
-          <w:rFonts w:hint="default"/>
-          <w:sz w:val="26"/>
-          <w:szCs w:val="26"/>
-        </w:rPr>
-        <w:t>Ứng dụng cần cung cấp luồng tương tác từ camera đến thông tin từ vựng, cho phép người học lựa chọn kết quả phù hợp, lưu hình ảnh cùng từ tiếng Anh, phiên âm, nghĩa tiếng Việt và câu ví dụ. Phạm vi chức năng sẽ được điều chỉnh theo phiên bản phần mềm thực tế, vì vậy luận văn chỉ mô tả một chức năng như kết quả hiện thực khi chức năng đó có trong mã nguồn và đã được kiểm thử.</w:t>
-      </w:r>
-    </w:p>
-    <w:p>
-      <w:pPr>
-        <w:bidi w:val="0"/>
+          <w:sz w:val="26"/>
+          <w:szCs w:val="26"/>
+        </w:rPr>
+      </w:pPr>
+      <w:r>
+        <w:rPr>
+          <w:sz w:val="26"/>
+          <w:szCs w:val="26"/>
+        </w:rPr>
+        <w:t>Đề tài hướng đến xây dựng quy trình học tập gồm thu nhận hình ảnh, phát hiện vật thể, tra cứu thông tin từ vựng, xác nhận kết quả, tạo thẻ ghi nhớ và tổ chức ôn tập. Người học có thể xem chi tiết từ, nghe phát âm, tìm kiếm, học theo chủ đề và thực hiện bài tập củng cố.</w:t>
+      </w:r>
+    </w:p>
+    <w:p>
+      <w:pPr>
         <w:spacing w:line="360" w:lineRule="auto"/>
         <w:jc w:val="both"/>
         <w:rPr>
-          <w:rFonts w:hint="default"/>
-          <w:sz w:val="26"/>
-          <w:szCs w:val="26"/>
-        </w:rPr>
-      </w:pPr>
-      <w:r>
-        <w:rPr>
-          <w:rFonts w:hint="default"/>
-          <w:sz w:val="26"/>
-          <w:szCs w:val="26"/>
-        </w:rPr>
-        <w:t>Thành phần phát hiện vật thể được định hướng sử dụng YOLOv8 Nano và xuất sang định dạng phù hợp với LiteRT. Mục tiêu kỹ thuật là đạt thời gian phản hồi đủ để hỗ trợ tương tác qua camera trên thiết bị thử nghiệm. Luận văn không ấn định ngưỡng dưới 100 mili giây trước khi có phép đo, bởi độ trễ phụ thuộc vào định dạng mô hình, kích thước đầu vào, bộ xử lý, cơ chế tăng tốc và cách tổ chức pipeline.</w:t>
-      </w:r>
-    </w:p>
-    <w:p>
-      <w:pPr>
-        <w:bidi w:val="0"/>
+          <w:sz w:val="26"/>
+          <w:szCs w:val="26"/>
+        </w:rPr>
+      </w:pPr>
+      <w:r>
+        <w:rPr>
+          <w:sz w:val="26"/>
+          <w:szCs w:val="26"/>
+        </w:rPr>
+        <w:t>Thành phần nhận diện sử dụng YOLO-World v2, một mô hình hỗ trợ phát hiện vật thể theo tập từ vựng mở [14]. Phạm vi nhận diện của hệ thống được thiết lập bằng danh sách 365 nhãn tiếng Anh tham chiếu Objects365 [22]. Mỗi nhãn nhận diện được đối chiếu với dữ liệu từ vựng trong hệ thống trước khi kết quả được hiển thị hoặc lưu thành thẻ ghi nhớ.</w:t>
+      </w:r>
+    </w:p>
+    <w:p>
+      <w:pPr>
         <w:spacing w:line="360" w:lineRule="auto"/>
         <w:jc w:val="both"/>
         <w:rPr>
-          <w:rFonts w:hint="default"/>
-          <w:sz w:val="26"/>
-          <w:szCs w:val="26"/>
-        </w:rPr>
-      </w:pPr>
-      <w:r>
-        <w:rPr>
-          <w:rFonts w:hint="default"/>
-          <w:sz w:val="26"/>
-          <w:szCs w:val="26"/>
-        </w:rPr>
-        <w:t>Hoạt động ôn tập được xây dựng theo SM 2 nhằm duy trì trạng thái riêng cho từng thẻ và tính ngày ôn tiếp theo từ phản hồi của người học. Thuật toán được lựa chọn vì công thức minh bạch và có thể kiểm thử độc lập, không phải vì nghiên cứu đã chứng minh SM 2 tạo ra kết quả học tập vượt trội trong bối cảnh sử dụng của ứng dụng.</w:t>
-      </w:r>
-    </w:p>
-    <w:p>
-      <w:pPr>
-        <w:bidi w:val="0"/>
+          <w:sz w:val="26"/>
+          <w:szCs w:val="26"/>
+        </w:rPr>
+      </w:pPr>
+      <w:r>
+        <w:rPr>
+          <w:sz w:val="26"/>
+          <w:szCs w:val="26"/>
+        </w:rPr>
+        <w:t>Hoạt động ôn tập sử dụng thuật toán ôn tập ngắt quãng SM-2. Mỗi thẻ ghi nhớ có trạng thái riêng và được điều chỉnh lịch ôn dựa trên mức độ ghi nhớ do người học đánh giá. Ứng dụng còn tích hợp điểm kinh nghiệm, cấp độ, chuỗi ngày học liên tục, huy hiệu và bảng xếp hạng nhằm hỗ trợ theo dõi tiến độ.</w:t>
+      </w:r>
+    </w:p>
+    <w:p>
+      <w:pPr>
         <w:spacing w:line="360" w:lineRule="auto"/>
         <w:jc w:val="both"/>
-        <w:rPr>
-          <w:rFonts w:hint="default"/>
-          <w:sz w:val="26"/>
-          <w:szCs w:val="26"/>
-        </w:rPr>
-      </w:pPr>
-      <w:r>
-        <w:rPr>
-          <w:rFonts w:hint="default"/>
-          <w:sz w:val="26"/>
-          <w:szCs w:val="26"/>
-        </w:rPr>
-        <w:t>Mức độ hoàn thành của hệ thống sẽ được đánh giá qua kiểm thử chức năng, đo thời gian suy luận trên thiết bị thật, kiểm tra khả năng vận hành khi mất kết nối và ghi nhận các trường hợp phát hiện sai. Đánh giá trải nghiệm người dùng chỉ được đưa vào kết quả nếu có kịch bản thử nghiệm, tiêu chí lựa chọn người tham gia, công cụ khảo sát và phương pháp phân tích được mô tả đầy đủ.</w:t>
+      </w:pPr>
+      <w:r>
+        <w:rPr>
+          <w:sz w:val="26"/>
+          <w:szCs w:val="26"/>
+        </w:rPr>
+        <w:t>Mức độ hoàn thành của sản phẩm được đánh giá thông qua kiểm thử chức năng, khả năng trao đổi dữ liệu giữa các thành phần, kết quả nhận diện trên tập ảnh thử nghiệm và thời gian phản hồi. Mọi số liệu về độ chính xác, độ trễ và mức sử dụng tài nguyên chỉ được báo cáo sau khi thực hiện đo trên môi trường được mô tả cụ thể.</w:t>
       </w:r>
     </w:p>
     <w:p>
@@ -9820,7 +9792,6 @@
     </w:p>
     <w:p>
       <w:pPr>
-        <w:bidi w:val="0"/>
         <w:spacing w:line="360" w:lineRule="auto"/>
         <w:jc w:val="both"/>
         <w:rPr>
@@ -9830,11 +9801,44 @@
       </w:pPr>
       <w:r>
         <w:rPr>
-          <w:rFonts w:hint="default"/>
-          <w:sz w:val="26"/>
-          <w:szCs w:val="26"/>
-        </w:rPr>
-        <w:t>Nghiên cứu tập trung vào từ vựng gắn với các lớp vật thể của bộ dữ liệu COCO và không mở rộng sang nhận dạng giọng nói, đánh giá phát âm hoặc chứng minh mức cải thiện ghi nhớ dài hạn. Phạm vi nền tảng, số lớp được tích hợp, cơ chế lưu trữ, chức năng đồng bộ và thiết bị kiểm thử sẽ được xác nhận theo sản phẩm thực tế. Những thành phần chưa được triển khai được trình bày như thiết kế đề xuất hoặc hướng phát triển, không được mô tả như kết quả đã đạt.</w:t>
+          <w:sz w:val="26"/>
+          <w:szCs w:val="26"/>
+        </w:rPr>
+        <w:t>Đề tài tập trung vào ứng dụng học từ vựng trên thiết bị di động, dịch vụ nhận diện vật thể và máy chủ cung cấp dữ liệu từ vựng, tiến độ học tập cùng bảng xếp hạng. Đối tượng sử dụng trực tiếp là người học tiếng Anh.</w:t>
+      </w:r>
+    </w:p>
+    <w:p>
+      <w:pPr>
+        <w:spacing w:line="360" w:lineRule="auto"/>
+        <w:jc w:val="both"/>
+        <w:rPr>
+          <w:sz w:val="26"/>
+          <w:szCs w:val="26"/>
+        </w:rPr>
+      </w:pPr>
+      <w:r>
+        <w:rPr>
+          <w:sz w:val="26"/>
+          <w:szCs w:val="26"/>
+        </w:rPr>
+        <w:t>Phạm vi nhận diện gồm danh sách 365 nhãn tiếng Anh tham chiếu Objects365. Con số 365 thể hiện phạm vi nhãn được cung cấp cho mô hình, không mặc nhiên đồng nghĩa toàn bộ nhãn đã có dữ liệu từ vựng đầy đủ hoặc đạt chất lượng nhận diện giống nhau. Một nhãn chỉ tạo thành nội dung học hoàn chỉnh khi có bản ghi từ vựng tương ứng trong cơ sở dữ liệu.</w:t>
+      </w:r>
+    </w:p>
+    <w:p>
+      <w:pPr>
+        <w:spacing w:line="360" w:lineRule="auto"/>
+        <w:jc w:val="both"/>
+        <w:rPr>
+          <w:sz w:val="26"/>
+          <w:szCs w:val="26"/>
+        </w:rPr>
+      </w:pPr>
+      <w:r>
+        <w:rPr>
+          <w:sz w:val="26"/>
+          <w:szCs w:val="26"/>
+        </w:rPr>
+        <w:t>Đề tài không mở rộng sang nhận dạng giọng nói, chấm điểm phát âm hoặc đánh giá kỹ năng hội thoại. Mức cải thiện khả năng ghi nhớ dài hạn không được kết luận nếu chưa có nghiên cứu người dùng với phương pháp và dữ liệu phù hợp.</w:t>
       </w:r>
     </w:p>
     <w:p>
@@ -9850,13 +9854,13 @@
           <w:sz w:val="26"/>
         </w:rPr>
       </w:pPr>
-      <w:bookmarkStart w:id="50" w:name="_Toc164957262"/>
-      <w:bookmarkStart w:id="51" w:name="_Toc164957341"/>
-      <w:bookmarkStart w:id="52" w:name="_Toc164955387"/>
-      <w:bookmarkStart w:id="53" w:name="_Toc164957120"/>
-      <w:bookmarkStart w:id="54" w:name="_Toc164957613"/>
-      <w:bookmarkStart w:id="55" w:name="_Toc164954904"/>
-      <w:bookmarkStart w:id="56" w:name="_Toc15419"/>
+      <w:bookmarkStart w:id="50" w:name="_Toc164957341"/>
+      <w:bookmarkStart w:id="51" w:name="_Toc15419"/>
+      <w:bookmarkStart w:id="52" w:name="_Toc164957262"/>
+      <w:bookmarkStart w:id="53" w:name="_Toc164957613"/>
+      <w:bookmarkStart w:id="54" w:name="_Toc164954904"/>
+      <w:bookmarkStart w:id="55" w:name="_Toc164957120"/>
+      <w:bookmarkStart w:id="56" w:name="_Toc164955387"/>
       <w:r>
         <w:rPr>
           <w:sz w:val="26"/>
@@ -9932,12 +9936,28 @@
           <w:sz w:val="26"/>
           <w:szCs w:val="26"/>
         </w:rPr>
-        <w:t>Lý thuyết mã hóa kép cho rằng thông tin được xử lý qua các hệ thống biểu trưng bằng lời và phi ngôn ngữ có quan hệ với nhau [8]. Trong thiết kế được đề xuất, ảnh do người học thu nhận cung cấp dấu hiệu thị giác, còn từ, phiên âm, nghĩa và câu ví dụ cung cấp dấu hiệu ngôn ngữ. Cách kết hợp này tạo cơ sở lý thuyết cho giao diện thẻ học, nhưng hiệu quả ghi nhớ vẫn cần được đánh giá bằng dữ liệu người dùng thay vì suy ra trực tiếp từ lý thuyết.</w:t>
-      </w:r>
-    </w:p>
-    <w:p>
-      <w:pPr>
-        <w:bidi w:val="0"/>
+        <w:t xml:space="preserve">Lý thuyết mã hóa kép cho rằng thông tin được xử lý qua các hệ thống biểu trưng bằng lời và phi ngôn ngữ có quan hệ với nhau [8]. Trong thiết kế được đề xuất, ảnh do người học thu nhận cung cấp dấu hiệu thị giác, còn từ, phiên âm, nghĩa và câu ví dụ cung cấp dấu hiệu ngôn ngữ. Cách kết hợp này tạo cơ sở lý thuyết cho giao diện </w:t>
+      </w:r>
+      <w:r>
+        <w:rPr>
+          <w:rFonts w:hint="default"/>
+          <w:sz w:val="26"/>
+          <w:szCs w:val="26"/>
+          <w:lang w:val="en-US"/>
+        </w:rPr>
+        <w:t>thẻ ghi nhớ</w:t>
+      </w:r>
+      <w:r>
+        <w:rPr>
+          <w:rFonts w:hint="default"/>
+          <w:sz w:val="26"/>
+          <w:szCs w:val="26"/>
+        </w:rPr>
+        <w:t>, nhưng hiệu quả ghi nhớ vẫn cần được đánh giá bằng dữ liệu người dùng thay vì suy ra trực tiếp từ lý thuyết.</w:t>
+      </w:r>
+    </w:p>
+    <w:p>
+      <w:pPr>
         <w:spacing w:line="360" w:lineRule="auto"/>
         <w:jc w:val="both"/>
         <w:rPr>
@@ -9948,11 +9968,10 @@
       </w:pPr>
       <w:r>
         <w:rPr>
-          <w:rFonts w:hint="default"/>
-          <w:sz w:val="26"/>
-          <w:szCs w:val="26"/>
-        </w:rPr>
-        <w:t>Visual Memory Loop được sử dụng để mô tả quan hệ giữa sáu hoạt động gồm quan sát, phát hiện, liên kết từ vựng, tạo thẻ, ôn tập và cập nhật trạng thái. Đây là mô hình khái niệm do nghiên cứu đề xuất nhằm tổ chức thiết kế hệ thống. Phạm vi đóng góp dừng ở việc hình thành và hiện thực hóa khung quy trình; khả năng khái quát sang các bối cảnh học tập khác cần được kiểm chứng trong nghiên cứu tiếp theo.</w:t>
+          <w:sz w:val="26"/>
+          <w:szCs w:val="26"/>
+        </w:rPr>
+        <w:t>Mô hình Chu trình ghi nhớ bằng hình ảnh được đề xuất để mô tả mối quan hệ giữa sáu hoạt động gồm quan sát, phát hiện, liên kết từ vựng, tạo thẻ ghi nhớ, ôn tập và cập nhật trạng thái. Mô hình đóng vai trò khung khái niệm để tổ chức các thành phần của giải pháp và xác định những điểm cần kiểm thử. Phạm vi đóng góp của đề tài là xây dựng và hiện thực hóa quy trình trong ứng dụng Vocam; tác động của quy trình đối với khả năng ghi nhớ cần được đánh giá bằng nghiên cứu người dùng.</w:t>
       </w:r>
     </w:p>
     <w:p>
@@ -9977,7 +9996,6 @@
     </w:p>
     <w:p>
       <w:pPr>
-        <w:bidi w:val="0"/>
         <w:spacing w:line="360" w:lineRule="auto"/>
         <w:jc w:val="both"/>
         <w:rPr>
@@ -9988,11 +10006,10 @@
       </w:pPr>
       <w:r>
         <w:rPr>
-          <w:rFonts w:hint="default"/>
-          <w:sz w:val="26"/>
-          <w:szCs w:val="26"/>
-        </w:rPr>
-        <w:t>Về phương diện thực tiễn, giải pháp hướng đến việc rút ngắn khoảng cách giữa tình huống người học bắt gặp một vật thể và thời điểm họ tạo tài liệu ôn tập cho từ liên quan. Hình ảnh cá nhân giúp thẻ học gắn với một trải nghiệm cụ thể, còn dữ liệu cục bộ cho phép người dùng tiếp tục xem và ôn các thẻ đã lưu khi kết nối mạng không ổn định.</w:t>
+          <w:sz w:val="26"/>
+          <w:szCs w:val="26"/>
+        </w:rPr>
+        <w:t>Về phương diện thực tiễn, giải pháp hướng đến việc rút ngắn khoảng cách giữa thời điểm người học bắt gặp một vật thể và thời điểm họ tiếp cận từ tiếng Anh tương ứng. Kết quả nhận diện được liên kết với nội dung từ vựng và các hoạt động học trong cùng một ứng dụng, giúp người học chuyển từ khám phá từ mới sang luyện tập và theo dõi tiến độ mà không phải sử dụng nhiều công cụ riêng biệt.</w:t>
       </w:r>
     </w:p>
     <w:p>
@@ -10041,12 +10058,12 @@
         <w:spacing w:line="360" w:lineRule="auto"/>
         <w:jc w:val="both"/>
       </w:pPr>
-      <w:bookmarkStart w:id="58" w:name="_Toc164955389"/>
-      <w:bookmarkStart w:id="59" w:name="_Toc164957615"/>
-      <w:bookmarkStart w:id="60" w:name="_Toc164957343"/>
-      <w:bookmarkStart w:id="61" w:name="_Toc164957264"/>
+      <w:bookmarkStart w:id="58" w:name="_Toc164957615"/>
+      <w:bookmarkStart w:id="59" w:name="_Toc164957343"/>
+      <w:bookmarkStart w:id="60" w:name="_Toc164957264"/>
+      <w:bookmarkStart w:id="61" w:name="_Toc3433"/>
       <w:bookmarkStart w:id="62" w:name="_Toc164957122"/>
-      <w:bookmarkStart w:id="63" w:name="_Toc3433"/>
+      <w:bookmarkStart w:id="63" w:name="_Toc164955389"/>
       <w:r>
         <w:rPr>
           <w:sz w:val="26"/>
@@ -10062,8 +10079,8 @@
       <w:bookmarkStart w:id="64" w:name="_Toc164957616"/>
       <w:bookmarkStart w:id="65" w:name="_Toc164957123"/>
       <w:bookmarkStart w:id="66" w:name="_Toc164955390"/>
-      <w:bookmarkStart w:id="67" w:name="_Toc164957265"/>
-      <w:bookmarkStart w:id="68" w:name="_Toc164957344"/>
+      <w:bookmarkStart w:id="67" w:name="_Toc164957344"/>
+      <w:bookmarkStart w:id="68" w:name="_Toc164957265"/>
     </w:p>
     <w:p>
       <w:pPr>
@@ -10124,7 +10141,47 @@
           <w:sz w:val="26"/>
           <w:szCs w:val="26"/>
         </w:rPr>
-        <w:t xml:space="preserve">  Bảng 1.1: Bảng phân tích so sánh các công trình và ứng dụng học tập liên quan</w:t>
+        <w:t xml:space="preserve">  Bảng 1.1:</w:t>
+      </w:r>
+      <w:r>
+        <w:rPr>
+          <w:rFonts w:hint="default"/>
+          <w:b/>
+          <w:bCs/>
+          <w:sz w:val="26"/>
+          <w:szCs w:val="26"/>
+          <w:lang w:val="en-US"/>
+        </w:rPr>
+        <w:t xml:space="preserve"> S</w:t>
+      </w:r>
+      <w:r>
+        <w:rPr>
+          <w:b/>
+          <w:bCs/>
+          <w:sz w:val="26"/>
+          <w:szCs w:val="26"/>
+        </w:rPr>
+        <w:t>o sánh các công trình và ứng dụng học tập</w:t>
+      </w:r>
+      <w:r>
+        <w:rPr>
+          <w:rFonts w:hint="default"/>
+          <w:b/>
+          <w:bCs/>
+          <w:sz w:val="26"/>
+          <w:szCs w:val="26"/>
+          <w:lang w:val="en-US"/>
+        </w:rPr>
+        <w:t xml:space="preserve"> có</w:t>
+      </w:r>
+      <w:r>
+        <w:rPr>
+          <w:b/>
+          <w:bCs/>
+          <w:sz w:val="26"/>
+          <w:szCs w:val="26"/>
+        </w:rPr>
+        <w:t xml:space="preserve"> liên quan</w:t>
       </w:r>
     </w:p>
     <w:tbl>
@@ -10580,7 +10637,6 @@
           </w:tcPr>
           <w:p>
             <w:pPr>
-              <w:bidi w:val="0"/>
               <w:rPr>
                 <w:sz w:val="26"/>
                 <w:szCs w:val="26"/>
@@ -10588,11 +10644,10 @@
             </w:pPr>
             <w:r>
               <w:rPr>
-                <w:rFonts w:hint="default"/>
-                <w:sz w:val="26"/>
-                <w:szCs w:val="26"/>
-              </w:rPr>
-              <w:t>Tạo thẻ từ vật thể trong môi trường</w:t>
+                <w:sz w:val="26"/>
+                <w:szCs w:val="26"/>
+              </w:rPr>
+              <w:t>Học từ vựng từ vật thể được nhận diện</w:t>
             </w:r>
           </w:p>
         </w:tc>
@@ -10739,7 +10794,6 @@
           </w:tcPr>
           <w:p>
             <w:pPr>
-              <w:bidi w:val="0"/>
               <w:rPr>
                 <w:sz w:val="26"/>
                 <w:szCs w:val="26"/>
@@ -10751,7 +10805,7 @@
                 <w:sz w:val="26"/>
                 <w:szCs w:val="26"/>
               </w:rPr>
-              <w:t>Ảnh do người học thu nhận cùng dữ liệu từ vựng cục bộ</w:t>
+              <w:t>Hình ảnh đầu vào và dữ liệu từ vựng từ máy chủ</w:t>
             </w:r>
           </w:p>
         </w:tc>
@@ -10898,7 +10952,6 @@
           </w:tcPr>
           <w:p>
             <w:pPr>
-              <w:bidi w:val="0"/>
               <w:rPr>
                 <w:sz w:val="26"/>
                 <w:szCs w:val="26"/>
@@ -10906,11 +10959,10 @@
             </w:pPr>
             <w:r>
               <w:rPr>
-                <w:rFonts w:hint="default"/>
-                <w:sz w:val="26"/>
-                <w:szCs w:val="26"/>
-              </w:rPr>
-              <w:t>Kho thẻ cá nhân và lịch SM 2 theo từng thẻ</w:t>
+                <w:sz w:val="26"/>
+                <w:szCs w:val="26"/>
+              </w:rPr>
+              <w:t>Thẻ ghi nhớ, lịch ôn và tiến độ của người học</w:t>
             </w:r>
           </w:p>
         </w:tc>
@@ -11057,7 +11109,6 @@
           </w:tcPr>
           <w:p>
             <w:pPr>
-              <w:bidi w:val="0"/>
               <w:rPr>
                 <w:sz w:val="26"/>
                 <w:szCs w:val="26"/>
@@ -11065,11 +11116,10 @@
             </w:pPr>
             <w:r>
               <w:rPr>
-                <w:rFonts w:hint="default"/>
-                <w:sz w:val="26"/>
-                <w:szCs w:val="26"/>
-              </w:rPr>
-              <w:t>Kết nối phát hiện, xác nhận, lưu thẻ và ôn tập</w:t>
+                <w:sz w:val="26"/>
+                <w:szCs w:val="26"/>
+              </w:rPr>
+              <w:t>Kết nối nhận diện, xác nhận, lưu từ, ôn tập và theo dõi tiến độ</w:t>
             </w:r>
           </w:p>
         </w:tc>
@@ -11088,6 +11138,32 @@
     </w:p>
     <w:p>
       <w:pPr>
+        <w:spacing w:line="360" w:lineRule="auto"/>
+        <w:jc w:val="both"/>
+        <w:rPr>
+          <w:rFonts w:hint="default"/>
+          <w:sz w:val="26"/>
+          <w:szCs w:val="26"/>
+        </w:rPr>
+      </w:pPr>
+      <w:r>
+        <w:rPr>
+          <w:rFonts w:hint="default"/>
+          <w:sz w:val="26"/>
+          <w:szCs w:val="26"/>
+        </w:rPr>
+        <w:t xml:space="preserve">Bảng so sánh cho thấy các sản phẩm hiện hành đã phát triển mạnh về cá nhân hóa, nội dung đa phương thức và luyện tập. Vì vậy, điểm khác biệt của giải pháp đề xuất không nên được mô tả bằng nhận định rằng các ứng dụng khác thiếu hoàn toàn khả năng cá nhân hóa. </w:t>
+      </w:r>
+      <w:r>
+        <w:rPr>
+          <w:sz w:val="26"/>
+          <w:szCs w:val="26"/>
+        </w:rPr>
+        <w:t>Khác biệt của giải pháp đề xuất nằm ở luồng tác vụ bắt đầu từ việc người học tiếp cận một vật thể, nhận dữ liệu từ vựng tương ứng, lưu mục từ thành thẻ ghi nhớ và đưa thẻ vào lịch ôn tập.</w:t>
+      </w:r>
+    </w:p>
+    <w:p>
+      <w:pPr>
         <w:bidi w:val="0"/>
         <w:spacing w:line="360" w:lineRule="auto"/>
         <w:jc w:val="both"/>
@@ -11103,7 +11179,24 @@
           <w:sz w:val="26"/>
           <w:szCs w:val="26"/>
         </w:rPr>
-        <w:t>Bảng so sánh cho thấy các sản phẩm hiện hành đã phát triển mạnh về cá nhân hóa, nội dung đa phương thức và luyện tập. Vì vậy, điểm khác biệt của giải pháp đề xuất không nên được mô tả bằng nhận định rằng các ứng dụng khác thiếu hoàn toàn khả năng cá nhân hóa. Khác biệt cần được giới hạn ở luồng tác vụ mà nghiên cứu hướng đến: người học chủ động thu nhận một vật thể trong đời sống, nhận dữ liệu từ vựng tương ứng, lưu ảnh cá nhân thành thẻ và đưa thẻ vào lịch ôn tập.</w:t>
+        <w:t xml:space="preserve">Duolingo tổ chức nội dung theo khóa học và tích hợp luyện tập cá nhân hóa để xác định nội dung cần ôn [6]. Điểm mạnh của nền tảng nằm ở lộ trình có cấu trúc, hoạt động ngắn và nhiều dạng bài. Trong phạm vi khảo sát, luồng học không bắt đầu từ việc phát hiện một vật thể do người dùng hướng camera vào và tạo </w:t>
+      </w:r>
+      <w:r>
+        <w:rPr>
+          <w:rFonts w:hint="default"/>
+          <w:sz w:val="26"/>
+          <w:szCs w:val="26"/>
+          <w:lang w:val="en-US"/>
+        </w:rPr>
+        <w:t>thẻ ghi nhớ</w:t>
+      </w:r>
+      <w:r>
+        <w:rPr>
+          <w:rFonts w:hint="default"/>
+          <w:sz w:val="26"/>
+          <w:szCs w:val="26"/>
+        </w:rPr>
+        <w:t xml:space="preserve"> từ hình ảnh đó.</w:t>
       </w:r>
     </w:p>
     <w:p>
@@ -11123,7 +11216,7 @@
           <w:sz w:val="26"/>
           <w:szCs w:val="26"/>
         </w:rPr>
-        <w:t>Duolingo tổ chức nội dung theo khóa học và tích hợp luyện tập cá nhân hóa để xác định nội dung cần ôn [6]. Điểm mạnh của nền tảng nằm ở lộ trình có cấu trúc, hoạt động ngắn và nhiều dạng bài. Trong phạm vi khảo sát, luồng học không bắt đầu từ việc phát hiện một vật thể do người dùng hướng camera vào và tạo thẻ học từ hình ảnh đó.</w:t>
+        <w:t>Memrise kết hợp từ và cụm từ với video của người bản ngữ, đồng thời sử dụng lịch ôn tập để đưa nội dung trở lại theo thời gian [7]. Nền tảng hiện cũng hỗ trợ danh sách từ do người dùng tạo, vì vậy nhận định rằng nội dung hoàn toàn cố định hoặc mức cá nhân hóa thấp không còn phù hợp. Sự khác biệt còn lại nằm ở cơ chế tạo dữ liệu học trực tiếp từ vật thể được phát hiện trong môi trường.</w:t>
       </w:r>
     </w:p>
     <w:p>
@@ -11143,7 +11236,7 @@
           <w:sz w:val="26"/>
           <w:szCs w:val="26"/>
         </w:rPr>
-        <w:t>Memrise kết hợp từ và cụm từ với video của người bản ngữ, đồng thời sử dụng lịch ôn tập để đưa nội dung trở lại theo thời gian [7]. Nền tảng hiện cũng hỗ trợ danh sách từ do người dùng tạo, vì vậy nhận định rằng nội dung hoàn toàn cố định hoặc mức cá nhân hóa thấp không còn phù hợp. Sự khác biệt còn lại nằm ở cơ chế tạo dữ liệu học trực tiếp từ vật thể được phát hiện trong môi trường.</w:t>
+        <w:t>ELSA Speak tập trung vào luyện nói, phát âm và độ trôi chảy thông qua phản hồi của hệ thống trí tuệ nhân tạo theo thời gian thực [12]. Phạm vi cốt lõi của sản phẩm khác với bài toán xây dựng kho thẻ từ vựng từ vật thể, nên việc so sánh chỉ nhằm xác định chức năng trung tâm chứ không xếp hạng chất lượng tổng thể.</w:t>
       </w:r>
     </w:p>
     <w:p>
@@ -11163,47 +11256,87 @@
           <w:sz w:val="26"/>
           <w:szCs w:val="26"/>
         </w:rPr>
-        <w:t>ELSA Speak tập trung vào luyện nói, phát âm và độ trôi chảy thông qua phản hồi của hệ thống trí tuệ nhân tạo theo thời gian thực [12]. Phạm vi cốt lõi của sản phẩm khác với bài toán xây dựng kho thẻ từ vựng từ vật thể, nên việc so sánh chỉ nhằm xác định chức năng trung tâm chứ không xếp hạng chất lượng tổng thể.</w:t>
-      </w:r>
-    </w:p>
-    <w:p>
-      <w:pPr>
-        <w:bidi w:val="0"/>
+        <w:t xml:space="preserve">Google Lens hỗ trợ tìm kiếm thông tin về ảnh và vật thể, nhận dạng nội dung thị giác và thực hiện các hành động liên quan như dịch văn bản hoặc truy xuất thông tin [5]. Công cụ có thể lưu lịch sử tìm kiếm hình ảnh tùy theo cài đặt tài khoản, do đó không nên khẳng định rằng mọi kết quả biến mất ngay khi người dùng rời màn hình. Giới hạn liên quan đến nghiên cứu này là Lens không được thiết kế như một hệ thống </w:t>
+      </w:r>
+      <w:r>
+        <w:rPr>
+          <w:rFonts w:hint="default"/>
+          <w:sz w:val="26"/>
+          <w:szCs w:val="26"/>
+          <w:lang w:val="en-US"/>
+        </w:rPr>
+        <w:t>thẻ ghi nhớ</w:t>
+      </w:r>
+      <w:r>
+        <w:rPr>
+          <w:rFonts w:hint="default"/>
+          <w:sz w:val="26"/>
+          <w:szCs w:val="26"/>
+        </w:rPr>
+        <w:t xml:space="preserve"> có trạng thái SM 2 và lịch ôn riêng cho từng mục từ.</w:t>
+      </w:r>
+    </w:p>
+    <w:p>
+      <w:pPr>
         <w:spacing w:line="360" w:lineRule="auto"/>
         <w:jc w:val="both"/>
         <w:rPr>
           <w:rFonts w:hint="default"/>
           <w:sz w:val="26"/>
           <w:szCs w:val="26"/>
-        </w:rPr>
-      </w:pPr>
+          <w:lang w:val="en-US"/>
+        </w:rPr>
+      </w:pPr>
+      <w:r>
+        <w:rPr>
+          <w:sz w:val="26"/>
+          <w:szCs w:val="26"/>
+        </w:rPr>
+        <w:t>Trong phạm vi các công trình và sản phẩm được khảo sát, chưa ghi nhận giải pháp nào thể hiện đầy đủ chuỗi hoạt động gồm nhận diện vật thể, liên kết nhãn với dữ liệu tiếng Anh</w:t>
+      </w:r>
       <w:r>
         <w:rPr>
           <w:rFonts w:hint="default"/>
           <w:sz w:val="26"/>
           <w:szCs w:val="26"/>
-        </w:rPr>
-        <w:t>Google Lens hỗ trợ tìm kiếm thông tin về ảnh và vật thể, nhận dạng nội dung thị giác và thực hiện các hành động liên quan như dịch văn bản hoặc truy xuất thông tin [5]. Công cụ có thể lưu lịch sử tìm kiếm hình ảnh tùy theo cài đặt tài khoản, do đó không nên khẳng định rằng mọi kết quả biến mất ngay khi người dùng rời màn hình. Giới hạn liên quan đến nghiên cứu này là Lens không được thiết kế như một hệ thống thẻ học có trạng thái SM 2 và lịch ôn riêng cho từng mục từ.</w:t>
-      </w:r>
-    </w:p>
-    <w:p>
-      <w:pPr>
-        <w:bidi w:val="0"/>
+          <w:lang w:val="en-US"/>
+        </w:rPr>
+        <w:t xml:space="preserve"> -</w:t>
+      </w:r>
+      <w:r>
+        <w:rPr>
+          <w:sz w:val="26"/>
+          <w:szCs w:val="26"/>
+        </w:rPr>
+        <w:t xml:space="preserve"> tiếng Việt, tạo thẻ ghi nhớ, điều chỉnh lịch ôn và đồng bộ tiến độ trong cùng một quy trình. Nhận định này được giới hạn trong phạm vi khảo sát, không phải tuyên bố rằng thị trường tuyệt đối không tồn tại sản phẩm có chức năng tương tự.</w:t>
+      </w:r>
+      <w:r>
+        <w:rPr>
+          <w:rFonts w:hint="default"/>
+          <w:sz w:val="26"/>
+          <w:szCs w:val="26"/>
+          <w:lang w:val="en-US"/>
+        </w:rPr>
+        <w:t xml:space="preserve"> </w:t>
+      </w:r>
+    </w:p>
+    <w:p>
+      <w:pPr>
         <w:spacing w:line="360" w:lineRule="auto"/>
         <w:jc w:val="both"/>
         <w:rPr>
           <w:rFonts w:hint="default"/>
           <w:sz w:val="26"/>
           <w:szCs w:val="26"/>
-        </w:rPr>
-      </w:pPr>
-      <w:r>
-        <w:rPr>
-          <w:rFonts w:hint="default"/>
-          <w:sz w:val="26"/>
-          <w:szCs w:val="26"/>
-        </w:rPr>
-        <w:t>Trong phạm vi các công trình và sản phẩm được khảo sát đến năm 2026, chưa ghi nhận giải pháp nào đồng thời thể hiện đầy đủ chuỗi phát hiện vật thể trực tiếp trên thiết bị, liên kết dữ liệu từ vựng tiếng Việt, tạo thẻ từ ảnh cá nhân và lập lịch ôn theo SM 2. Nhận định này mô tả phạm vi khảo sát, không phải tuyên bố rằng thị trường tuyệt đối không tồn tại sản phẩm có chức năng tương tự.</w:t>
+          <w:lang w:val="en-US"/>
+        </w:rPr>
+      </w:pPr>
+      <w:r>
+        <w:rPr>
+          <w:sz w:val="26"/>
+          <w:szCs w:val="26"/>
+        </w:rPr>
+        <w:t>Trong lĩnh vực phát hiện vật thể, YOLO-World đề xuất cách kết hợp đặc trưng thị giác và ngôn ngữ để phát hiện các đối tượng được mô tả bằng văn bản [14]. Cách tiếp cận này phù hợp với những hệ thống cần thay đổi hoặc mở rộng danh sách khái niệm nhận diện. Objects365 cung cấp 365 nhóm vật thể thuộc nhiều bối cảnh và kích thước khác nhau, tạo nguồn tham chiếu phù hợp để xây dựng danh sách nhãn cho ứng dụng học từ vựng [22]. Tuy nhiên, khả năng nhận diện nhiều nhãn không tự động bảo đảm chất lượng nội dung học; mỗi nhãn vẫn phải được ánh xạ với dữ liệu ngôn ngữ đã được kiểm tra.</w:t>
       </w:r>
     </w:p>
     <w:p>
@@ -11241,10 +11374,10 @@
         </w:rPr>
       </w:pPr>
       <w:bookmarkStart w:id="70" w:name="_Toc164957345"/>
-      <w:bookmarkStart w:id="71" w:name="_Toc164955391"/>
-      <w:bookmarkStart w:id="72" w:name="_Toc164957617"/>
-      <w:bookmarkStart w:id="73" w:name="_Toc164957124"/>
-      <w:bookmarkStart w:id="74" w:name="_Toc164957266"/>
+      <w:bookmarkStart w:id="71" w:name="_Toc164957124"/>
+      <w:bookmarkStart w:id="72" w:name="_Toc164957266"/>
+      <w:bookmarkStart w:id="73" w:name="_Toc164957617"/>
+      <w:bookmarkStart w:id="74" w:name="_Toc164955391"/>
       <w:r>
         <w:rPr>
           <w:rFonts w:hint="default"/>
@@ -11351,93 +11484,80 @@
     </w:p>
     <w:p>
       <w:pPr>
-        <w:bidi w:val="0"/>
         <w:spacing w:line="360" w:lineRule="auto"/>
         <w:jc w:val="both"/>
         <w:rPr>
-          <w:rFonts w:hint="default"/>
-          <w:sz w:val="26"/>
-          <w:szCs w:val="26"/>
-        </w:rPr>
-      </w:pPr>
-      <w:bookmarkStart w:id="76" w:name="_Toc164957125"/>
-      <w:bookmarkStart w:id="77" w:name="_Toc164957267"/>
-      <w:bookmarkStart w:id="78" w:name="_Toc164957346"/>
-      <w:bookmarkStart w:id="79" w:name="_Toc164957618"/>
-      <w:bookmarkStart w:id="80" w:name="_Toc164954906"/>
-      <w:bookmarkStart w:id="81" w:name="_Toc164955392"/>
-      <w:r>
-        <w:rPr>
-          <w:rFonts w:hint="default"/>
-          <w:sz w:val="26"/>
-          <w:szCs w:val="26"/>
-        </w:rPr>
-        <w:t>Từ khoảng trống đã xác định, nghiên cứu tập trung vào ba nhóm vấn đề có quan hệ trực tiếp với nhau. Mỗi nhóm được mô tả bằng đầu ra có thể kiểm chứng thay vì bằng lợi ích giả định.</w:t>
-      </w:r>
-    </w:p>
-    <w:p>
-      <w:pPr>
-        <w:bidi w:val="0"/>
+          <w:sz w:val="26"/>
+          <w:szCs w:val="26"/>
+        </w:rPr>
+      </w:pPr>
+      <w:bookmarkStart w:id="76" w:name="_Toc164955392"/>
+      <w:bookmarkStart w:id="77" w:name="_Toc164957346"/>
+      <w:bookmarkStart w:id="78" w:name="_Toc164957125"/>
+      <w:bookmarkStart w:id="79" w:name="_Toc164954906"/>
+      <w:bookmarkStart w:id="80" w:name="_Toc164957267"/>
+      <w:bookmarkStart w:id="81" w:name="_Toc164957618"/>
+      <w:r>
+        <w:rPr>
+          <w:sz w:val="26"/>
+          <w:szCs w:val="26"/>
+        </w:rPr>
+        <w:t>Từ khoảng trống đã xác định, đề tài tập trung vào ba nhóm vấn đề có quan hệ trực tiếp với nhau. Mỗi nhóm được mô tả bằng đầu ra có thể kiểm chứng thay vì bằng lợi ích giả định.</w:t>
+      </w:r>
+    </w:p>
+    <w:p>
+      <w:pPr>
         <w:spacing w:line="360" w:lineRule="auto"/>
         <w:jc w:val="both"/>
         <w:rPr>
-          <w:rFonts w:hint="default"/>
-          <w:sz w:val="26"/>
-          <w:szCs w:val="26"/>
-        </w:rPr>
-      </w:pPr>
-      <w:r>
-        <w:rPr>
-          <w:rFonts w:hint="default"/>
-          <w:sz w:val="26"/>
-          <w:szCs w:val="26"/>
-        </w:rPr>
-        <w:t>Bài toán phát hiện vật thể yêu cầu lựa chọn một biến thể YOLOv8 có thể xuất sang LiteRT, tích hợp được với ứng dụng di động và đạt thời gian phản hồi phù hợp trên thiết bị thử nghiệm. Kết luận về tốc độ, dung lượng và phạm vi lớp chỉ được đưa ra sau khi tệp mô hình cuối cùng được đo và pipeline được kiểm thử.</w:t>
-      </w:r>
-    </w:p>
-    <w:p>
-      <w:pPr>
-        <w:bidi w:val="0"/>
+          <w:sz w:val="26"/>
+          <w:szCs w:val="26"/>
+        </w:rPr>
+      </w:pPr>
+      <w:r>
+        <w:rPr>
+          <w:sz w:val="26"/>
+          <w:szCs w:val="26"/>
+        </w:rPr>
+        <w:t>Nhóm vấn đề đầu tiên là phát hiện vật thể với phạm vi đủ rộng để hỗ trợ học từ vựng. Đề tài cần nghiên cứu đặc điểm của YOLO, khả năng phát hiện theo tập lớp cố định và khả năng phát hiện theo tập từ vựng mở của YOLO-World. Việc lựa chọn mô hình phải dựa trên phạm vi lớp, chất lượng kết quả, thời gian phản hồi và khả năng tích hợp với hệ thống [13], [14].</w:t>
+      </w:r>
+    </w:p>
+    <w:p>
+      <w:pPr>
         <w:spacing w:line="360" w:lineRule="auto"/>
         <w:jc w:val="both"/>
         <w:rPr>
-          <w:rFonts w:hint="default"/>
-          <w:sz w:val="26"/>
-          <w:szCs w:val="26"/>
-        </w:rPr>
-      </w:pPr>
-      <w:r>
-        <w:rPr>
-          <w:rFonts w:hint="default"/>
-          <w:sz w:val="26"/>
-          <w:szCs w:val="26"/>
-        </w:rPr>
-        <w:t>Bài toán tổ chức hoạt động học yêu cầu chuyển kết quả phát hiện đã được người dùng xác nhận thành thẻ chứa ảnh cá nhân và dữ liệu từ vựng, sau đó đưa thẻ vào lịch ôn SM 2. Chuỗi này được khái quát bằng Visual Memory Loop và được đánh giá qua mức độ hoàn thành từng điểm kiểm soát dữ liệu.</w:t>
-      </w:r>
-    </w:p>
-    <w:p>
-      <w:pPr>
-        <w:bidi w:val="0"/>
+          <w:sz w:val="26"/>
+          <w:szCs w:val="26"/>
+        </w:rPr>
+      </w:pPr>
+      <w:r>
+        <w:rPr>
+          <w:sz w:val="26"/>
+          <w:szCs w:val="26"/>
+        </w:rPr>
+        <w:t>Nhóm vấn đề thứ hai là liên kết kết quả nhận diện với dữ liệu ngôn ngữ. Một nhãn từ mô hình phải được ánh xạ với từ tiếng Anh, phiên âm, từ loại, nghĩa tiếng Việt, định nghĩa và câu ví dụ. Hệ thống cần xử lý trường hợp nhãn không có dữ liệu tương ứng hoặc có nhiều cách diễn giải.</w:t>
+      </w:r>
+    </w:p>
+    <w:p>
+      <w:pPr>
         <w:spacing w:line="360" w:lineRule="auto"/>
         <w:jc w:val="both"/>
         <w:rPr>
-          <w:rFonts w:hint="default"/>
-          <w:sz w:val="26"/>
-          <w:szCs w:val="26"/>
-        </w:rPr>
-      </w:pPr>
-      <w:r>
-        <w:rPr>
-          <w:rFonts w:hint="default"/>
-          <w:sz w:val="26"/>
-          <w:szCs w:val="26"/>
-        </w:rPr>
-        <w:t>Bài toán lưu trữ yêu cầu các chức năng học cốt lõi tiếp tục hoạt động khi mất kết nối. Dữ liệu cục bộ là thành phần bắt buộc của thiết kế; đồng bộ nhiều thiết bị chỉ được xem là thành phần hiện thực khi sản phẩm có máy chủ, schema từ xa và quy trình xử lý xung đột.</w:t>
-      </w:r>
-    </w:p>
-    <w:p>
-      <w:pPr>
-        <w:bidi w:val="0"/>
+          <w:sz w:val="26"/>
+          <w:szCs w:val="26"/>
+        </w:rPr>
+      </w:pPr>
+      <w:r>
+        <w:rPr>
+          <w:sz w:val="26"/>
+          <w:szCs w:val="26"/>
+        </w:rPr>
+        <w:t>Nhóm vấn đề thứ ba là chuyển từ được nhận diện thành nội dung có thể học và ôn lại. Thẻ ghi nhớ cần duy trì trạng thái riêng, trong khi phản hồi của người học được sử dụng để cập nhật lịch ôn bằng thuật toán SM-2. Tiến độ tổng hợp được thể hiện qua điểm kinh nghiệm, chuỗi ngày học liên tục và bảng xếp hạng.</w:t>
+      </w:r>
+    </w:p>
+    <w:p>
+      <w:pPr>
         <w:spacing w:line="360" w:lineRule="auto"/>
         <w:jc w:val="both"/>
         <w:rPr>
@@ -11448,11 +11568,10 @@
       </w:pPr>
       <w:r>
         <w:rPr>
-          <w:rFonts w:hint="default"/>
-          <w:sz w:val="26"/>
-          <w:szCs w:val="26"/>
-        </w:rPr>
-        <w:t>Chương 1 đã giới hạn đóng góp ở một quy trình tích hợp có thể hiện thực hóa, đồng thời xác định rõ những kết luận cần dữ liệu thực nghiệm. Cơ sở lý thuyết và phương pháp lựa chọn công nghệ được trình bày ở chương tiếp theo.</w:t>
+          <w:sz w:val="26"/>
+          <w:szCs w:val="26"/>
+        </w:rPr>
+        <w:t>Chương 1 đã xác định khoảng trống ở sự kết nối giữa đầu vào thị giác, dữ liệu từ vựng và hoạt động ôn tập. Chương 2 trình bày các phương pháp và công nghệ được sử dụng để giải quyết những vấn đề này.</w:t>
       </w:r>
     </w:p>
     <w:p>
@@ -11468,6 +11587,12 @@
           <w:lang w:val="vi-VN"/>
         </w:rPr>
         <w:t xml:space="preserve"> </w:t>
+      </w:r>
+      <w:r>
+        <w:rPr>
+          <w:lang w:val="vi-VN"/>
+        </w:rPr>
+        <w:br w:type="textWrapping"/>
       </w:r>
       <w:r>
         <w:rPr>
@@ -11526,13 +11651,13 @@
           <w:sz w:val="26"/>
         </w:rPr>
       </w:pPr>
-      <w:bookmarkStart w:id="83" w:name="_Toc164954907"/>
-      <w:bookmarkStart w:id="84" w:name="_Toc164957347"/>
-      <w:bookmarkStart w:id="85" w:name="_Toc164957268"/>
-      <w:bookmarkStart w:id="86" w:name="_Toc164957619"/>
-      <w:bookmarkStart w:id="87" w:name="_Toc164955393"/>
-      <w:bookmarkStart w:id="88" w:name="_Toc164957126"/>
-      <w:bookmarkStart w:id="89" w:name="_Toc27352"/>
+      <w:bookmarkStart w:id="83" w:name="_Toc164957126"/>
+      <w:bookmarkStart w:id="84" w:name="_Toc27352"/>
+      <w:bookmarkStart w:id="85" w:name="_Toc164957347"/>
+      <w:bookmarkStart w:id="86" w:name="_Toc164955393"/>
+      <w:bookmarkStart w:id="87" w:name="_Toc164957619"/>
+      <w:bookmarkStart w:id="88" w:name="_Toc164954907"/>
+      <w:bookmarkStart w:id="89" w:name="_Toc164957268"/>
       <w:r>
         <w:rPr>
           <w:sz w:val="26"/>
@@ -11562,67 +11687,35 @@
     </w:p>
     <w:p>
       <w:pPr>
-        <w:bidi w:val="0"/>
         <w:spacing w:line="360" w:lineRule="auto"/>
         <w:jc w:val="both"/>
         <w:rPr>
           <w:sz w:val="26"/>
           <w:szCs w:val="26"/>
-          <w:lang w:val="vi-VN"/>
-        </w:rPr>
-      </w:pPr>
+        </w:rPr>
+      </w:pPr>
+      <w:r>
+        <w:rPr>
+          <w:sz w:val="26"/>
+          <w:szCs w:val="26"/>
+        </w:rPr>
+        <w:t>Để giải quyết bài toán nhận diện vật thể hỗ trợ học từ vựng tiếng Anh, đề tài cần kết hợp các phương pháp thuộc thị giác máy tính, xử lý dữ liệu, phát triển ứng dụng di động và tổ chức hoạt động ôn tập. Những nghiên cứu trước đây đã sử dụng các mô hình phát hiện vật thể để xác định lớp và vị trí của đối tượng trong ảnh, cơ sở dữ liệu để quản lý nội dung ngôn ngữ, cùng các thuật toán ôn tập ngắt quãng để điều chỉnh lịch học [13]</w:t>
+      </w:r>
       <w:r>
         <w:rPr>
           <w:rFonts w:hint="default"/>
           <w:sz w:val="26"/>
           <w:szCs w:val="26"/>
-        </w:rPr>
-        <w:t>Cơ sở nghiên cứu được hình thành từ ba lớp có quan hệ bổ trợ gồm phương pháp phát hiện vật thể trên thiết bị, nguyên lý khoa học nhận thức về học từ vựng và công nghệ dùng để hiện thực sản phẩm. Cấu trúc này giúp phân biệt điều đã được tài liệu khoa học hỗ trợ, quyết định thiết kế của nghiên cứu và kết quả chỉ có thể xác nhận bằng kiểm thử.</w:t>
-      </w:r>
-      <w:r>
-        <w:rPr>
-          <w:sz w:val="26"/>
-          <w:szCs w:val="26"/>
-        </w:rPr>
-        <w:t xml:space="preserve"> </w:t>
-      </w:r>
-      <w:r>
-        <w:rPr>
-          <w:sz w:val="26"/>
-          <w:szCs w:val="26"/>
-          <w:lang w:val="vi-VN"/>
-        </w:rPr>
-        <w:t xml:space="preserve">Các </w:t>
-      </w:r>
-      <w:r>
-        <w:rPr>
-          <w:sz w:val="26"/>
-          <w:szCs w:val="26"/>
-        </w:rPr>
-        <w:t>ph</w:t>
-      </w:r>
-      <w:r>
-        <w:rPr>
-          <w:rFonts w:hint="eastAsia"/>
-          <w:sz w:val="26"/>
-          <w:szCs w:val="26"/>
-        </w:rPr>
-        <w:t>ươ</w:t>
-      </w:r>
-      <w:r>
-        <w:rPr>
-          <w:sz w:val="26"/>
-          <w:szCs w:val="26"/>
-        </w:rPr>
-        <w:t>ng pháp</w:t>
-      </w:r>
-      <w:r>
-        <w:rPr>
-          <w:sz w:val="26"/>
-          <w:szCs w:val="26"/>
-          <w:lang w:val="vi-VN"/>
-        </w:rPr>
-        <w:t xml:space="preserve"> giải quyết bài toán</w:t>
+          <w:lang w:val="en-US"/>
+        </w:rPr>
+        <w:t xml:space="preserve"> - </w:t>
+      </w:r>
+      <w:r>
+        <w:rPr>
+          <w:sz w:val="26"/>
+          <w:szCs w:val="26"/>
+        </w:rPr>
+        <w:t>[16]. Trên cơ sở đó, chương này trình bày các phương pháp và công nghệ được lựa chọn, đồng thời phân tích vai trò của từng thành phần đối với bài toán của đề tài.</w:t>
       </w:r>
     </w:p>
     <w:p>
@@ -11642,458 +11735,240 @@
     </w:p>
     <w:p>
       <w:pPr>
-        <w:bidi w:val="0"/>
         <w:spacing w:line="360" w:lineRule="auto"/>
         <w:jc w:val="both"/>
         <w:rPr>
-          <w:rFonts w:hint="default"/>
-          <w:sz w:val="26"/>
-          <w:szCs w:val="26"/>
-        </w:rPr>
-      </w:pPr>
-      <w:r>
-        <w:rPr>
-          <w:rFonts w:hint="default"/>
-          <w:sz w:val="26"/>
-          <w:szCs w:val="26"/>
-        </w:rPr>
-        <w:t>Phương pháp kỹ thuật tập trung vào phát hiện vật thể và tổ chức pipeline suy luận trên thiết bị.</w:t>
-      </w:r>
-    </w:p>
-    <w:p>
-      <w:pPr>
-        <w:bidi w:val="0"/>
+          <w:sz w:val="26"/>
+          <w:szCs w:val="26"/>
+        </w:rPr>
+      </w:pPr>
+      <w:r>
+        <w:rPr>
+          <w:sz w:val="26"/>
+          <w:szCs w:val="26"/>
+        </w:rPr>
+        <w:t>Phương pháp nhận diện vật thể có nhiệm vụ chuyển hình ảnh thành danh sách đối tượng gồm nhãn, vị trí và độ tin cậy. Đề tài lựa chọn nhóm mô hình YOLO vì đây là phương pháp phát hiện vật thể một giai đoạn, trong đó việc xác định lớp và vị trí đối tượng được thực hiện trong một quy trình dự đoán thống nhất [13].</w:t>
+      </w:r>
+    </w:p>
+    <w:p>
+      <w:pPr>
         <w:spacing w:line="360" w:lineRule="auto"/>
         <w:jc w:val="both"/>
         <w:rPr>
-          <w:rFonts w:hint="default"/>
-          <w:sz w:val="26"/>
-          <w:szCs w:val="26"/>
-        </w:rPr>
-      </w:pPr>
-      <w:r>
-        <w:rPr>
-          <w:rFonts w:hint="default"/>
-          <w:sz w:val="26"/>
-          <w:szCs w:val="26"/>
-        </w:rPr>
-        <w:t>Yêu cầu cốt lõi là biến ảnh từ camera thành danh sách phát hiện có tọa độ, lớp và độ tin cậy, sau đó ánh xạ kết quả đã xác nhận sang dữ liệu từ vựng. Khả năng ngoại tuyến và mức đáp ứng thời gian thực được xem là tiêu chí kiểm thử, không phải thuộc tính mặc nhiên của mô hình.</w:t>
-      </w:r>
-    </w:p>
-    <w:p>
-      <w:pPr>
-        <w:bidi w:val="0"/>
+          <w:sz w:val="26"/>
+          <w:szCs w:val="26"/>
+        </w:rPr>
+      </w:pPr>
+      <w:r>
+        <w:rPr>
+          <w:sz w:val="26"/>
+          <w:szCs w:val="26"/>
+        </w:rPr>
+        <w:t>Tên YOLO là viết tắt của “You Only Look Once”, có thể hiểu là mô hình chỉ cần xử lý ảnh qua mạng một lần để tạo kết quả phát hiện. So với các phương pháp gồm nhiều giai đoạn, YOLO hướng đến sự cân bằng giữa tốc độ và độ chính xác, phù hợp với ứng dụng cần phản hồi trong thời gian ngắn.</w:t>
+      </w:r>
+    </w:p>
+    <w:p>
+      <w:pPr>
         <w:spacing w:line="360" w:lineRule="auto"/>
         <w:jc w:val="both"/>
         <w:rPr>
-          <w:rFonts w:hint="default"/>
-          <w:sz w:val="26"/>
-          <w:szCs w:val="26"/>
-        </w:rPr>
-      </w:pPr>
-      <w:r>
-        <w:rPr>
-          <w:rFonts w:hint="default"/>
-          <w:sz w:val="26"/>
-          <w:szCs w:val="26"/>
-        </w:rPr>
-        <w:t>YOLOv8 thuộc nhóm mô hình phát hiện một giai đoạn, trong đó vị trí và lớp của vật thể được ước lượng trong một lần truyền qua mạng. Tài liệu Ultralytics mô tả YOLOv8 với đầu phát hiện tách nhánh không dựa trên anchor và cung cấp quy trình xuất sang nhiều định dạng triển khai [13]. Mô tả kiến trúc chi tiết phải bám vào cấu hình model được sử dụng, vì vậy luận văn không gán CSPDarknet hoặc PANet cho toàn bộ pipeline khi chưa đối chiếu mã cấu hình.</w:t>
-      </w:r>
-    </w:p>
-    <w:p>
-      <w:pPr>
-        <w:bidi w:val="0"/>
+          <w:sz w:val="26"/>
+          <w:szCs w:val="26"/>
+        </w:rPr>
+      </w:pPr>
+      <w:r>
+        <w:rPr>
+          <w:sz w:val="26"/>
+          <w:szCs w:val="26"/>
+        </w:rPr>
+        <w:t>Các phiên bản YOLO truyền thống thường hoạt động với tập lớp được xác định trước trong quá trình huấn luyện. YOLO-World mở rộng cách tiếp cận này bằng việc kết hợp đặc trưng hình ảnh và ngôn ngữ, qua đó hỗ trợ phát hiện các khái niệm được cung cấp bằng nhãn văn bản [14]. Khả năng này được gọi là phát hiện vật thể theo tập từ vựng mở.</w:t>
+      </w:r>
+    </w:p>
+    <w:p>
+      <w:pPr>
         <w:spacing w:line="360" w:lineRule="auto"/>
         <w:jc w:val="both"/>
         <w:rPr>
-          <w:rFonts w:hint="default"/>
-          <w:sz w:val="26"/>
-          <w:szCs w:val="26"/>
-        </w:rPr>
-      </w:pPr>
-      <w:r>
-        <w:rPr>
-          <w:rFonts w:hint="default"/>
-          <w:sz w:val="26"/>
-          <w:szCs w:val="26"/>
-        </w:rPr>
-        <w:t>Tối ưu hóa cho thiết bị di động được tổ chức như một quá trình thử nghiệm gồm xuất mô hình, kiểm tra tính tương thích của phép toán, xác nhận cấu trúc đầu ra, đo độ trễ và so sánh độ chính xác trên một tập ảnh cố định. Lượng tử hóa 8 bit chỉ được lựa chọn nếu tệp sinh ra chạy đúng và mức suy giảm kết quả nằm trong giới hạn đã định nghĩa. Khả năng LiteRT sử dụng CPU, GPU hoặc NPU phụ thuộc nền tảng và API tích hợp, nên không thể suy ra từ tài liệu runtime rằng ứng dụng đã dùng bộ tăng tốc phần cứng [14].</w:t>
-      </w:r>
-    </w:p>
-    <w:p>
-      <w:pPr>
-        <w:bidi w:val="0"/>
+          <w:sz w:val="26"/>
+          <w:szCs w:val="26"/>
+        </w:rPr>
+      </w:pPr>
+      <w:r>
+        <w:rPr>
+          <w:sz w:val="26"/>
+          <w:szCs w:val="26"/>
+        </w:rPr>
+        <w:t>Đề tài sử dụng danh sách 365 nhóm vật thể tham chiếu Objects365 để thiết lập phạm vi nhận diện [25]. Việc mở rộng danh sách giúp ứng dụng tiếp cận nhiều vật thể trong môi trường sống hơn, nhưng số lớp của mô hình không tự động bằng số mục từ được hỗ trợ hoàn chỉnh. Nhãn phát hiện vẫn cần được đối chiếu với dữ liệu từ vựng trong hệ thống.</w:t>
+      </w:r>
+    </w:p>
+    <w:p>
+      <w:pPr>
         <w:spacing w:line="360" w:lineRule="auto"/>
         <w:jc w:val="both"/>
         <w:rPr>
-          <w:rFonts w:hint="default"/>
-          <w:sz w:val="26"/>
-          <w:szCs w:val="26"/>
-        </w:rPr>
-      </w:pPr>
-      <w:r>
-        <w:rPr>
-          <w:rFonts w:hint="default"/>
-          <w:sz w:val="26"/>
-          <w:szCs w:val="26"/>
-        </w:rPr>
-        <w:t>Cơ sở khoa học nhận thức giải thích các quyết định về cách tạo thẻ và tổ chức lịch ôn.</w:t>
-      </w:r>
-    </w:p>
-    <w:p>
-      <w:pPr>
-        <w:bidi w:val="0"/>
+          <w:sz w:val="26"/>
+          <w:szCs w:val="26"/>
+        </w:rPr>
+      </w:pPr>
+      <w:r>
+        <w:rPr>
+          <w:sz w:val="26"/>
+          <w:szCs w:val="26"/>
+        </w:rPr>
+        <w:t>Sau khi nhận diện, phương pháp ánh xạ dữ liệu được sử dụng để chuyển nhãn vật thể thành nội dung ngôn ngữ. Mỗi bản ghi gồm từ tiếng Anh, phiên âm, từ loại, định nghĩa, nghĩa tiếng Việt và câu ví dụ. Kết quả được hiển thị để người học xác nhận trước khi lưu.</w:t>
+      </w:r>
+    </w:p>
+    <w:p>
+      <w:pPr>
         <w:spacing w:line="360" w:lineRule="auto"/>
         <w:jc w:val="both"/>
         <w:rPr>
-          <w:rFonts w:hint="default"/>
-          <w:sz w:val="26"/>
-          <w:szCs w:val="26"/>
-        </w:rPr>
-      </w:pPr>
-      <w:r>
-        <w:rPr>
-          <w:rFonts w:hint="default"/>
-          <w:sz w:val="26"/>
-          <w:szCs w:val="26"/>
-        </w:rPr>
-        <w:t>Lý thuyết được sử dụng để hình thành giả thuyết thiết kế, còn mức cải thiện ghi nhớ cần được đo bằng nghiên cứu người dùng. Sự phân biệt này ngăn việc chuyển một nguyên lý chung thành tuyên bố nhân quả về sản phẩm khi chưa có thực nghiệm.</w:t>
-      </w:r>
-    </w:p>
-    <w:p>
-      <w:pPr>
-        <w:bidi w:val="0"/>
+          <w:sz w:val="26"/>
+          <w:szCs w:val="26"/>
+        </w:rPr>
+      </w:pPr>
+      <w:r>
+        <w:rPr>
+          <w:sz w:val="26"/>
+          <w:szCs w:val="26"/>
+        </w:rPr>
+        <w:t>Hoạt động ôn tập sử dụng thuật toán lặp lại ngắt quãng SM-2 [16]. Mỗi thẻ ghi nhớ có hệ số dễ nhớ, số lần lặp, khoảng ôn và thời điểm ôn tiếp theo. Phiên bản của ứng dụng điều chỉnh phản hồi thành ba mức gồm Chưa nhớ, Tạm nhớ và Nhớ tốt.</w:t>
+      </w:r>
+    </w:p>
+    <w:p>
+      <w:pPr>
         <w:spacing w:line="360" w:lineRule="auto"/>
         <w:jc w:val="both"/>
         <w:rPr>
+          <w:sz w:val="26"/>
+          <w:szCs w:val="26"/>
+        </w:rPr>
+      </w:pPr>
+      <w:r>
+        <w:rPr>
+          <w:sz w:val="26"/>
+          <w:szCs w:val="26"/>
+        </w:rPr>
+        <w:t>Phương pháp phát triển phần mềm được áp dụng để chia hệ thống thành ứng dụng di động, dịch vụ trí tuệ nhân tạo, máy chủ nghiệp vụ và cơ sở dữ liệu. Các thành phần được kiểm thử độc lập trước khi đánh giá luồng tích hợp.</w:t>
+      </w:r>
+    </w:p>
+    <w:p>
+      <w:pPr>
+        <w:pStyle w:val="4"/>
+        <w:bidi w:val="0"/>
+        <w:rPr>
           <w:rFonts w:hint="default"/>
-          <w:sz w:val="26"/>
-          <w:szCs w:val="26"/>
+          <w:lang w:val="vi-VN"/>
         </w:rPr>
       </w:pPr>
       <w:r>
         <w:rPr>
           <w:rFonts w:hint="default"/>
-          <w:sz w:val="26"/>
-          <w:szCs w:val="26"/>
-        </w:rPr>
-        <w:t>Theo lý thuyết mã hóa kép, biểu trưng bằng lời và biểu trưng phi ngôn ngữ được xử lý trong các hệ thống có quan hệ với nhau [8]. Thẻ học vì vậy kết hợp ảnh do người dùng thu nhận với từ, phiên âm, nghĩa và câu ví dụ. Hình ảnh cá nhân được xem là dấu hiệu gợi nhớ có tiềm năng hỗ trợ truy hồi, không phải bảo đảm rằng mọi thẻ có ảnh đều được ghi nhớ tốt hơn.</w:t>
-      </w:r>
-    </w:p>
-    <w:p>
-      <w:pPr>
-        <w:bidi w:val="0"/>
+        </w:rPr>
+        <w:t>Các công nghệ đã được sử dụng trong tiểu luận</w:t>
+      </w:r>
+    </w:p>
+    <w:p>
+      <w:pPr>
         <w:spacing w:line="360" w:lineRule="auto"/>
         <w:jc w:val="both"/>
         <w:rPr>
-          <w:rFonts w:hint="default"/>
-          <w:sz w:val="26"/>
-          <w:szCs w:val="26"/>
-        </w:rPr>
-      </w:pPr>
-      <w:r>
-        <w:rPr>
-          <w:rFonts w:hint="default"/>
-          <w:sz w:val="26"/>
-          <w:szCs w:val="26"/>
-        </w:rPr>
-        <w:t>Ôn tập có khoảng cách phân bố các lần truy hồi theo thời gian. Phân tích tổng hợp 48 thí nghiệm với 3.411 người học cho thấy spaced practice nhìn chung có lợi cho việc học ngôn ngữ thứ hai, đồng thời mức tác động thay đổi theo khoảng cách giữa các lần học, thời gian lưu giữ và dạng bài kiểm tra [15]. SM 2 được chọn như một cơ chế lập lịch minh bạch, có trạng thái riêng cho từng thẻ và có thể kiểm thử bằng đầu vào xác định [16].</w:t>
-      </w:r>
-    </w:p>
-    <w:p>
-      <w:pPr>
-        <w:bidi w:val="0"/>
+          <w:sz w:val="26"/>
+          <w:szCs w:val="26"/>
+        </w:rPr>
+      </w:pPr>
+      <w:bookmarkStart w:id="90" w:name="_Toc164954908"/>
+      <w:r>
+        <w:rPr>
+          <w:sz w:val="26"/>
+          <w:szCs w:val="26"/>
+        </w:rPr>
+        <w:t>React Native và TypeScript được sử dụng để xây dựng lớp giao diện cùng logic điều phối trên thiết bị di động. React Native hỗ trợ xây dựng giao diện bằng các thành phần React, còn TypeScript bổ sung hệ thống kiểu nhằm giảm sai lệch dữ liệu trong quá trình phát triển [17], [18].</w:t>
+      </w:r>
+    </w:p>
+    <w:p>
+      <w:pPr>
         <w:spacing w:line="360" w:lineRule="auto"/>
         <w:jc w:val="both"/>
         <w:rPr>
-          <w:rFonts w:hint="default"/>
-          <w:sz w:val="26"/>
-          <w:szCs w:val="26"/>
-        </w:rPr>
-      </w:pPr>
-      <w:r>
-        <w:rPr>
-          <w:rFonts w:hint="default"/>
-          <w:sz w:val="26"/>
-          <w:szCs w:val="26"/>
-        </w:rPr>
-        <w:t>Công nghệ được lựa chọn theo mức độ phù hợp với pipeline và chỉ được mô tả như thành phần đã dùng khi có bằng chứng trong mã nguồn hoặc bản cài đặt.</w:t>
-      </w:r>
-    </w:p>
-    <w:p>
-      <w:pPr>
-        <w:bidi w:val="0"/>
+          <w:sz w:val="26"/>
+          <w:szCs w:val="26"/>
+        </w:rPr>
+      </w:pPr>
+      <w:r>
+        <w:rPr>
+          <w:sz w:val="26"/>
+          <w:szCs w:val="26"/>
+        </w:rPr>
+        <w:t>Expo được sử dụng làm môi trường phát triển cho ứng dụng React Native. Các thư viện trong hệ sinh thái Expo hỗ trợ điều hướng, tạo mã định danh thiết bị, hiệu ứng giao diện, kiểm tra kết nối và truy cập các chức năng của thiết bị.</w:t>
+      </w:r>
+    </w:p>
+    <w:p>
+      <w:pPr>
         <w:spacing w:line="360" w:lineRule="auto"/>
         <w:jc w:val="both"/>
         <w:rPr>
-          <w:rFonts w:hint="default"/>
-          <w:sz w:val="26"/>
-          <w:szCs w:val="26"/>
-        </w:rPr>
-      </w:pPr>
-      <w:r>
-        <w:rPr>
-          <w:rFonts w:hint="default"/>
-          <w:sz w:val="26"/>
-          <w:szCs w:val="26"/>
-        </w:rPr>
-        <w:t>Phương án công nghệ của hệ thống gồm ứng dụng di động, runtime suy luận, bộ lập lịch và lớp dữ liệu.</w:t>
-      </w:r>
-    </w:p>
-    <w:p>
-      <w:pPr>
-        <w:bidi w:val="0"/>
+          <w:sz w:val="26"/>
+          <w:szCs w:val="26"/>
+        </w:rPr>
+      </w:pPr>
+      <w:r>
+        <w:rPr>
+          <w:sz w:val="26"/>
+          <w:szCs w:val="26"/>
+        </w:rPr>
+        <w:t>Dịch vụ trí tuệ nhân tạo được xây dựng bằng Python và FastAPI. Dịch vụ có nhiệm vụ tiếp nhận hình ảnh, thực hiện phát hiện vật thể và trả kết quả cho ứng dụng di động. Ultralytics được sử dụng để nạp và thực thi mô hình YOLO-World [20], [29].</w:t>
+      </w:r>
+    </w:p>
+    <w:p>
+      <w:pPr>
         <w:spacing w:line="360" w:lineRule="auto"/>
         <w:jc w:val="both"/>
         <w:rPr>
-          <w:rFonts w:hint="default"/>
-          <w:sz w:val="26"/>
-          <w:szCs w:val="26"/>
-        </w:rPr>
-      </w:pPr>
-      <w:r>
-        <w:rPr>
-          <w:rFonts w:hint="default"/>
-          <w:sz w:val="26"/>
-          <w:szCs w:val="26"/>
-        </w:rPr>
-        <w:t>React Native và TypeScript là phương án xây dựng giao diện cùng luồng nghiệp vụ trên thiết bị. Phạm vi Android và iOS phải được xác nhận bằng quá trình build và kiểm thử, không được suy ra từ khả năng đa nền tảng của framework.</w:t>
-      </w:r>
-    </w:p>
-    <w:p>
-      <w:pPr>
-        <w:bidi w:val="0"/>
+          <w:sz w:val="26"/>
+          <w:szCs w:val="26"/>
+        </w:rPr>
+      </w:pPr>
+      <w:r>
+        <w:rPr>
+          <w:sz w:val="26"/>
+          <w:szCs w:val="26"/>
+        </w:rPr>
+        <w:t>Máy chủ nghiệp vụ được xây dựng bằng Java 17 và Spring Boot. Thành phần này cung cấp giao diện lập trình ứng dụng cho dữ liệu từ vựng, tiến độ và bảng xếp hạng. Spring Data JPA và Hibernate hỗ trợ truy cập dữ liệu, Flyway quản lý thay đổi cấu trúc cơ sở dữ liệu, còn HikariCP quản lý kết nối [21].</w:t>
+      </w:r>
+    </w:p>
+    <w:p>
+      <w:pPr>
         <w:spacing w:line="360" w:lineRule="auto"/>
         <w:jc w:val="both"/>
         <w:rPr>
-          <w:rFonts w:hint="default"/>
-          <w:sz w:val="26"/>
-          <w:szCs w:val="26"/>
-        </w:rPr>
-      </w:pPr>
-      <w:r>
-        <w:rPr>
-          <w:rFonts w:hint="default"/>
-          <w:sz w:val="26"/>
-          <w:szCs w:val="26"/>
-        </w:rPr>
-        <w:t>YOLOv8 Nano được chọn làm ứng viên ban đầu vì có 3,2 triệu tham số, nhỏ nhất trong nhóm YOLOv8 được Ultralytics công bố. Giá trị 37,3 là mAP theo chỉ số từ 0,50 đến 0,95 trên COCO ở đầu vào 640 pixel, không phải tỷ lệ phát hiện đúng của ứng dụng và cũng không chứng minh độ trễ dưới 100 mili giây trên điện thoại [13].</w:t>
-      </w:r>
-    </w:p>
-    <w:p>
-      <w:pPr>
-        <w:bidi w:val="0"/>
+          <w:sz w:val="26"/>
+          <w:szCs w:val="26"/>
+        </w:rPr>
+      </w:pPr>
+      <w:r>
+        <w:rPr>
+          <w:sz w:val="26"/>
+          <w:szCs w:val="26"/>
+        </w:rPr>
+        <w:t>PostgreSQL trên Neon được sử dụng làm cơ sở dữ liệu tập trung. Cơ sở dữ liệu hiện lưu hai nhóm thông tin chính là nội dung từ vựng và tiến độ tổng hợp của người học [27], [28].</w:t>
+      </w:r>
+    </w:p>
+    <w:p>
+      <w:pPr>
         <w:spacing w:line="360" w:lineRule="auto"/>
         <w:jc w:val="both"/>
         <w:rPr>
-          <w:rFonts w:hint="default"/>
-          <w:sz w:val="26"/>
-          <w:szCs w:val="26"/>
-        </w:rPr>
-      </w:pPr>
-      <w:r>
-        <w:rPr>
-          <w:rFonts w:hint="default"/>
-          <w:sz w:val="26"/>
-          <w:szCs w:val="26"/>
-        </w:rPr>
-        <w:t>SM 2 cập nhật hệ số dễ nhớ, số lần trả lời đúng liên tiếp, khoảng ôn và ngày ôn tiếp theo từ mức đánh giá 0 đến 5. Cơ chế này được chọn vì công thức rõ ràng và phù hợp với phạm vi sản phẩm, không phải vì đã được chứng minh tối ưu cho mọi người học.</w:t>
-      </w:r>
-    </w:p>
-    <w:p>
-      <w:pPr>
-        <w:bidi w:val="0"/>
-        <w:spacing w:line="360" w:lineRule="auto"/>
-        <w:jc w:val="both"/>
-        <w:rPr>
-          <w:rFonts w:hint="default"/>
-          <w:sz w:val="26"/>
-          <w:szCs w:val="26"/>
-        </w:rPr>
-      </w:pPr>
-      <w:r>
-        <w:rPr>
-          <w:rFonts w:hint="default"/>
-          <w:sz w:val="26"/>
-          <w:szCs w:val="26"/>
-        </w:rPr>
-        <w:t>Máy chủ Spring Boot và cơ sở dữ liệu PostgreSQL chỉ thuộc kiến trúc hiện thực nếu codebase có API, schema, xác thực và quy trình đồng bộ tương ứng. Khi chưa có các bằng chứng này, chúng được giữ ở mức phương án phát triển.</w:t>
-      </w:r>
-    </w:p>
-    <w:p>
-      <w:pPr>
-        <w:bidi w:val="0"/>
-        <w:spacing w:line="360" w:lineRule="auto"/>
-        <w:jc w:val="both"/>
-        <w:rPr>
-          <w:rFonts w:hint="default"/>
-          <w:sz w:val="26"/>
-          <w:szCs w:val="26"/>
-        </w:rPr>
-      </w:pPr>
-      <w:r>
-        <w:rPr>
-          <w:rFonts w:hint="default"/>
-          <w:sz w:val="26"/>
-          <w:szCs w:val="26"/>
-        </w:rPr>
-        <w:t>Kho dữ liệu cục bộ cần lưu thẻ, ảnh, dữ liệu từ vựng và trạng thái SM 2. SQLite là một lựa chọn phù hợp, song tên thư viện, schema và cơ chế migration phải được ghi theo mã nguồn thực tế. Khả năng hoạt động khi mất mạng phải được xác nhận bằng test case.</w:t>
-      </w:r>
-    </w:p>
-    <w:p>
-      <w:pPr>
-        <w:bidi w:val="0"/>
-        <w:spacing w:line="360" w:lineRule="auto"/>
-        <w:jc w:val="both"/>
-        <w:rPr>
-          <w:rFonts w:hint="default"/>
-          <w:sz w:val="26"/>
-          <w:szCs w:val="26"/>
-        </w:rPr>
-      </w:pPr>
-      <w:r>
-        <w:rPr>
-          <w:rFonts w:hint="default"/>
-          <w:sz w:val="26"/>
-          <w:szCs w:val="26"/>
-        </w:rPr>
-        <w:t>Các thành phần trên tạo cơ sở cho mô hình kiến trúc, đồng thời đặt ra những điểm cần đối chiếu trong chương hiện thực gồm định dạng model, module suy luận, cấu trúc dữ liệu, logic SM 2 và phạm vi đồng bộ.</w:t>
-      </w:r>
-    </w:p>
-    <w:p>
-      <w:pPr>
-        <w:pStyle w:val="4"/>
-        <w:bidi w:val="0"/>
-        <w:rPr>
-          <w:rFonts w:hint="default"/>
-          <w:lang w:val="vi-VN"/>
-        </w:rPr>
-      </w:pPr>
-      <w:r>
-        <w:rPr>
-          <w:rFonts w:hint="default"/>
-        </w:rPr>
-        <w:t>Các công nghệ đã được sử dụng trong tiểu luận</w:t>
-      </w:r>
-    </w:p>
-    <w:p>
-      <w:pPr>
-        <w:bidi w:val="0"/>
-        <w:spacing w:line="360" w:lineRule="auto"/>
-        <w:jc w:val="both"/>
-        <w:rPr>
-          <w:rFonts w:hint="default"/>
-          <w:sz w:val="26"/>
-          <w:szCs w:val="26"/>
-        </w:rPr>
-      </w:pPr>
-      <w:r>
-        <w:rPr>
-          <w:rFonts w:hint="default"/>
-          <w:sz w:val="26"/>
-          <w:szCs w:val="26"/>
-        </w:rPr>
-        <w:t>Các công nghệ trong tiểu luận được lựa chọn theo vai trò của từng thành phần trong pipeline. Việc một nền tảng hỗ trợ một khả năng về mặt tài liệu không đồng nghĩa khả năng đó đã được hiện thực đầy đủ trong sản phẩm; phiên bản, gói thư viện và phạm vi sử dụng cuối cùng phải được đối chiếu với mã nguồn và tệp cấu hình khi triển khai.</w:t>
-      </w:r>
-    </w:p>
-    <w:p>
-      <w:pPr>
-        <w:bidi w:val="0"/>
-        <w:spacing w:line="360" w:lineRule="auto"/>
-        <w:jc w:val="both"/>
-        <w:rPr>
-          <w:rFonts w:hint="default"/>
-          <w:sz w:val="26"/>
-          <w:szCs w:val="26"/>
-        </w:rPr>
-      </w:pPr>
-      <w:r>
-        <w:rPr>
-          <w:rFonts w:hint="default"/>
-          <w:sz w:val="26"/>
-          <w:szCs w:val="26"/>
-        </w:rPr>
-        <w:t>React Native và TypeScript được chọn cho lớp giao diện cùng logic điều phối trên thiết bị. React Native cho phép chia sẻ phần lớn mã nguồn giữa các nền tảng di động, còn TypeScript bổ sung hệ thống kiểu trên nền JavaScript để kiểm tra sự nhất quán của dữ liệu và giao diện lập trình trong quá trình phát triển [17], [18]. Lựa chọn này phù hợp với các trạng thái có cấu trúc của thẻ học, kết quả phát hiện và lịch ôn, nhưng phạm vi Android hoặc iOS chỉ được công bố sau khi tạo bản build và kiểm thử trên từng nền tảng.</w:t>
-      </w:r>
-    </w:p>
-    <w:p>
-      <w:pPr>
-        <w:bidi w:val="0"/>
-        <w:spacing w:line="360" w:lineRule="auto"/>
-        <w:jc w:val="both"/>
-        <w:rPr>
-          <w:rFonts w:hint="default"/>
-          <w:sz w:val="26"/>
-          <w:szCs w:val="26"/>
-        </w:rPr>
-      </w:pPr>
-      <w:r>
-        <w:rPr>
-          <w:rFonts w:hint="default"/>
-          <w:sz w:val="26"/>
-          <w:szCs w:val="26"/>
-        </w:rPr>
-        <w:t>Expo được sử dụng như lớp công cụ cho dự án React Native. Thành phần camera cung cấp giao diện truy cập camera trước hoặc sau và thu nhận ảnh vào bộ nhớ tạm của ứng dụng [19]. Camera chỉ đảm nhiệm việc lấy dữ liệu hình ảnh; suy luận vật thể vẫn thuộc module nhận diện độc lập để trách nhiệm của giao diện và mô hình không bị trộn lẫn.</w:t>
-      </w:r>
-    </w:p>
-    <w:p>
-      <w:pPr>
-        <w:bidi w:val="0"/>
-        <w:spacing w:line="360" w:lineRule="auto"/>
-        <w:jc w:val="both"/>
-        <w:rPr>
-          <w:rFonts w:hint="default"/>
-          <w:sz w:val="26"/>
-          <w:szCs w:val="26"/>
-        </w:rPr>
-      </w:pPr>
-      <w:r>
-        <w:rPr>
-          <w:rFonts w:hint="default"/>
-          <w:sz w:val="26"/>
-          <w:szCs w:val="26"/>
-        </w:rPr>
-        <w:t>YOLOv8 Nano là mô hình ứng viên cho nhiệm vụ phát hiện vật thể, còn LiteRT đảm nhiệm việc thực thi mô hình trên thiết bị [13], [14]. Tệp mô hình, kích thước đầu vào, kiểu dữ liệu, ngưỡng tin cậy và cách giải mã đầu ra phải được khóa theo cấu hình thực tế trước khi đo. Những số liệu benchmark do nhà phát triển công bố chỉ được dùng để lựa chọn ứng viên, không thay thế kết quả đo của ứng dụng.</w:t>
-      </w:r>
-    </w:p>
-    <w:p>
-      <w:pPr>
-        <w:bidi w:val="0"/>
-        <w:spacing w:line="360" w:lineRule="auto"/>
-        <w:jc w:val="both"/>
-        <w:rPr>
-          <w:rFonts w:hint="default"/>
-          <w:sz w:val="26"/>
-          <w:szCs w:val="26"/>
-        </w:rPr>
-      </w:pPr>
-      <w:r>
-        <w:rPr>
-          <w:rFonts w:hint="default"/>
-          <w:sz w:val="26"/>
-          <w:szCs w:val="26"/>
-        </w:rPr>
-        <w:t>SQLite được lựa chọn cho lớp dữ liệu cục bộ thông qua giao diện expo sqlite. Tài liệu Expo cho phép mở cơ sở dữ liệu, thực thi câu lệnh và duy trì dữ liệu giữa các lần khởi động; bản thân SQLite là một máy cơ sở dữ liệu nhúng, không cần tiến trình máy chủ riêng và lưu dữ liệu trực tiếp trong tệp cục bộ [20], [21]. Đặc điểm này phù hợp với yêu cầu lưu thẻ, dữ liệu từ vựng và trạng thái SM 2 trên thiết bị. Schema, migration và quy tắc toàn vẹn vẫn phải được mô tả theo bản cài đặt cuối cùng.</w:t>
-      </w:r>
-    </w:p>
-    <w:p>
-      <w:pPr>
-        <w:bidi w:val="0"/>
-        <w:spacing w:line="360" w:lineRule="auto"/>
-        <w:jc w:val="both"/>
-        <w:rPr>
-          <w:rFonts w:hint="default"/>
-          <w:sz w:val="26"/>
-          <w:szCs w:val="26"/>
-        </w:rPr>
-      </w:pPr>
-      <w:r>
-        <w:rPr>
-          <w:rFonts w:hint="default"/>
-          <w:sz w:val="26"/>
-          <w:szCs w:val="26"/>
-        </w:rPr>
-        <w:t>Thuật toán SM 2 được tổ chức thành module tính toán độc lập. Mỗi thẻ duy trì hệ số dễ nhớ, số lần trả lời đúng liên tiếp, khoảng ôn và ngày ôn tiếp theo; trạng thái mới được tính từ trạng thái hiện tại cùng mức đánh giá của người học [16]. Cách cài đặt này cho phép kiểm thử hàm lập lịch mà không phụ thuộc giao diện hoặc kết nối mạng.</w:t>
+          <w:sz w:val="26"/>
+          <w:szCs w:val="26"/>
+        </w:rPr>
+      </w:pPr>
+      <w:r>
+        <w:rPr>
+          <w:sz w:val="26"/>
+          <w:szCs w:val="26"/>
+        </w:rPr>
+        <w:t>Thuật toán SM-2 được cài đặt trong lớp xử lý của ứng dụng. Trạng thái của mỗi thẻ được cập nhật từ phản hồi của người học. Trong phiên bản hiện tại, dữ liệu thẻ ghi nhớ được quản lý trong bộ nhớ phiên, chưa được lưu lâu dài sau khi ứng dụng đóng.</w:t>
       </w:r>
     </w:p>
     <w:p>
@@ -12105,7 +11980,6 @@
           <w:sz w:val="26"/>
         </w:rPr>
       </w:pPr>
-      <w:bookmarkStart w:id="90" w:name="_Toc164954908"/>
       <w:r>
         <w:rPr>
           <w:rFonts w:cs="Times New Roman"/>
@@ -12114,12 +11988,12 @@
         </w:rPr>
         <w:t xml:space="preserve"> </w:t>
       </w:r>
-      <w:bookmarkStart w:id="91" w:name="_Toc164957127"/>
-      <w:bookmarkStart w:id="92" w:name="_Toc164957620"/>
+      <w:bookmarkStart w:id="91" w:name="_Toc164957620"/>
+      <w:bookmarkStart w:id="92" w:name="_Toc26681"/>
       <w:bookmarkStart w:id="93" w:name="_Toc164957269"/>
-      <w:bookmarkStart w:id="94" w:name="_Toc164955394"/>
-      <w:bookmarkStart w:id="95" w:name="_Toc164957348"/>
-      <w:bookmarkStart w:id="96" w:name="_Toc26681"/>
+      <w:bookmarkStart w:id="94" w:name="_Toc164957348"/>
+      <w:bookmarkStart w:id="95" w:name="_Toc164957127"/>
+      <w:bookmarkStart w:id="96" w:name="_Toc164955394"/>
       <w:r>
         <w:rPr>
           <w:sz w:val="26"/>
@@ -12169,6 +12043,97 @@
     </w:p>
     <w:p>
       <w:pPr>
+        <w:spacing w:line="360" w:lineRule="auto"/>
+        <w:jc w:val="both"/>
+        <w:rPr>
+          <w:sz w:val="26"/>
+          <w:szCs w:val="26"/>
+        </w:rPr>
+      </w:pPr>
+      <w:bookmarkStart w:id="97" w:name="_Toc164957128"/>
+      <w:bookmarkStart w:id="98" w:name="_Toc164957621"/>
+      <w:bookmarkStart w:id="99" w:name="_Toc164957349"/>
+      <w:bookmarkStart w:id="100" w:name="_Toc164957270"/>
+      <w:bookmarkStart w:id="101" w:name="_Toc164954909"/>
+      <w:bookmarkStart w:id="102" w:name="_Toc164955395"/>
+      <w:r>
+        <w:rPr>
+          <w:sz w:val="26"/>
+          <w:szCs w:val="26"/>
+        </w:rPr>
+        <w:t>Mô hình lý thuyết của giải pháp gồm bốn thành phần là ứng dụng di động, dịch vụ trí tuệ nhân tạo, máy chủ nghiệp vụ và cơ sở dữ liệu. Mỗi thành phần đảm nhận một nhóm trách nhiệm riêng và trao đổi dữ liệu thông qua giao diện lập trình ứng dụng.</w:t>
+      </w:r>
+    </w:p>
+    <w:p>
+      <w:pPr>
+        <w:spacing w:line="360" w:lineRule="auto"/>
+        <w:jc w:val="both"/>
+        <w:rPr>
+          <w:sz w:val="26"/>
+          <w:szCs w:val="26"/>
+        </w:rPr>
+      </w:pPr>
+      <w:r>
+        <w:rPr>
+          <w:sz w:val="26"/>
+          <w:szCs w:val="26"/>
+        </w:rPr>
+        <w:t>Ứng dụng di động tiếp nhận thao tác của người học, hiển thị nội dung, điều phối các màn hình và quản lý trạng thái của phiên làm việc. Giao diện không trực tiếp thực hiện truy vấn PostgreSQL hoặc xử lý mô hình nhận diện.</w:t>
+      </w:r>
+    </w:p>
+    <w:p>
+      <w:pPr>
+        <w:spacing w:line="360" w:lineRule="auto"/>
+        <w:jc w:val="both"/>
+        <w:rPr>
+          <w:sz w:val="26"/>
+          <w:szCs w:val="26"/>
+        </w:rPr>
+      </w:pPr>
+      <w:r>
+        <w:rPr>
+          <w:sz w:val="26"/>
+          <w:szCs w:val="26"/>
+        </w:rPr>
+        <w:t>Dịch vụ trí tuệ nhân tạo tiếp nhận hình ảnh, thực hiện nhận diện và trả về danh sách đối tượng. Mỗi kết quả gồm nhãn, độ tin cậy và tọa độ khung bao. Mô hình tùy chỉnh được ưu tiên khi có sẵn; YOLO-World v2 được sử dụng làm phương án dự phòng.</w:t>
+      </w:r>
+    </w:p>
+    <w:p>
+      <w:pPr>
+        <w:spacing w:line="360" w:lineRule="auto"/>
+        <w:jc w:val="both"/>
+        <w:rPr>
+          <w:sz w:val="26"/>
+          <w:szCs w:val="26"/>
+        </w:rPr>
+      </w:pPr>
+      <w:r>
+        <w:rPr>
+          <w:sz w:val="26"/>
+          <w:szCs w:val="26"/>
+        </w:rPr>
+        <w:t>Máy chủ nghiệp vụ cung cấp dữ liệu từ vựng, tiếp nhận tiến độ và tạo bảng xếp hạng. PostgreSQL lưu trữ dữ liệu từ vựng và tiến độ tổng hợp. Thẻ ghi nhớ, lịch sử học và trạng thái ôn hiện được quản lý tạm thời trong bộ nhớ của ứng dụng.</w:t>
+      </w:r>
+    </w:p>
+    <w:p>
+      <w:pPr>
+        <w:spacing w:line="360" w:lineRule="auto"/>
+        <w:jc w:val="both"/>
+        <w:rPr>
+          <w:sz w:val="26"/>
+          <w:szCs w:val="26"/>
+        </w:rPr>
+      </w:pPr>
+      <w:r>
+        <w:rPr>
+          <w:sz w:val="26"/>
+          <w:szCs w:val="26"/>
+        </w:rPr>
+        <w:t>Kiến trúc hoạt động theo hướng ưu tiên kết nối. Các chức năng nhận diện từ dịch vụ trí tuệ nhân tạo, tải dữ liệu từ vựng, đồng bộ tiến độ và bảng xếp hạng cần kết nối đến thành phần tương ứng. Giới hạn này phải được trình bày đúng trong phần hiện thực và kết quả.</w:t>
+      </w:r>
+    </w:p>
+    <w:p>
+      <w:pPr>
         <w:bidi w:val="0"/>
         <w:spacing w:line="360" w:lineRule="auto"/>
         <w:jc w:val="both"/>
@@ -12178,120 +12143,6 @@
           <w:szCs w:val="26"/>
         </w:rPr>
       </w:pPr>
-      <w:bookmarkStart w:id="97" w:name="_Toc164957621"/>
-      <w:bookmarkStart w:id="98" w:name="_Toc164957349"/>
-      <w:bookmarkStart w:id="99" w:name="_Toc164957270"/>
-      <w:bookmarkStart w:id="100" w:name="_Toc164954909"/>
-      <w:bookmarkStart w:id="101" w:name="_Toc164955395"/>
-      <w:bookmarkStart w:id="102" w:name="_Toc164957128"/>
-      <w:r>
-        <w:rPr>
-          <w:rFonts w:hint="default"/>
-          <w:sz w:val="26"/>
-          <w:szCs w:val="26"/>
-        </w:rPr>
-        <w:t>Mô hình lý thuyết được tổ chức thành lớp giao diện, lớp xử lý nghiệp vụ và lớp dữ liệu. Đây là cấu trúc đề xuất để phân chia trách nhiệm; tên module và quan hệ phụ thuộc phải được cập nhật theo sản phẩm thực tế.</w:t>
-      </w:r>
-    </w:p>
-    <w:p>
-      <w:pPr>
-        <w:bidi w:val="0"/>
-        <w:spacing w:line="360" w:lineRule="auto"/>
-        <w:jc w:val="both"/>
-        <w:rPr>
-          <w:rFonts w:hint="default"/>
-          <w:sz w:val="26"/>
-          <w:szCs w:val="26"/>
-        </w:rPr>
-      </w:pPr>
-      <w:r>
-        <w:rPr>
-          <w:rFonts w:hint="default"/>
-          <w:sz w:val="26"/>
-          <w:szCs w:val="26"/>
-        </w:rPr>
-        <w:t>Lớp giao diện tiếp nhận ảnh từ camera hoặc thư viện, hiển thị vùng phát hiện, cho phép người dùng xác nhận kết quả và quản lý kho thẻ. Giao diện không trực tiếp giải mã tensor hay tính lịch ôn mà gọi các dịch vụ nghiệp vụ tương ứng.</w:t>
-      </w:r>
-    </w:p>
-    <w:p>
-      <w:pPr>
-        <w:bidi w:val="0"/>
-        <w:spacing w:line="360" w:lineRule="auto"/>
-        <w:jc w:val="both"/>
-        <w:rPr>
-          <w:rFonts w:hint="default"/>
-          <w:sz w:val="26"/>
-          <w:szCs w:val="26"/>
-        </w:rPr>
-      </w:pPr>
-      <w:r>
-        <w:rPr>
-          <w:rFonts w:hint="default"/>
-          <w:sz w:val="26"/>
-          <w:szCs w:val="26"/>
-        </w:rPr>
-        <w:t>Lớp xử lý nghiệp vụ thực hiện tiền xử lý ảnh, gọi LiteRT, hậu xử lý kết quả, ánh xạ nhãn và cập nhật trạng thái SM 2. Việc tách các trách nhiệm này giúp từng bước có đầu vào, đầu ra và test case độc lập.</w:t>
-      </w:r>
-    </w:p>
-    <w:p>
-      <w:pPr>
-        <w:bidi w:val="0"/>
-        <w:spacing w:line="360" w:lineRule="auto"/>
-        <w:jc w:val="both"/>
-        <w:rPr>
-          <w:rFonts w:hint="default"/>
-          <w:sz w:val="26"/>
-          <w:szCs w:val="26"/>
-        </w:rPr>
-      </w:pPr>
-      <w:r>
-        <w:rPr>
-          <w:rFonts w:hint="default"/>
-          <w:sz w:val="26"/>
-          <w:szCs w:val="26"/>
-        </w:rPr>
-        <w:t>Lớp dữ liệu quản lý từ vựng, thẻ, lịch sử ôn và tệp ảnh cục bộ. Thành phần từ xa chỉ được thêm khi có nhu cầu đồng bộ đã được hiện thực và kiểm thử. Thiết kế phải quy định nguồn dữ liệu chính cùng cách xử lý khi bản ghi cục bộ và bản ghi từ xa xung đột.</w:t>
-      </w:r>
-    </w:p>
-    <w:p>
-      <w:pPr>
-        <w:bidi w:val="0"/>
-        <w:spacing w:line="360" w:lineRule="auto"/>
-        <w:jc w:val="both"/>
-        <w:rPr>
-          <w:rFonts w:hint="default"/>
-          <w:sz w:val="26"/>
-          <w:szCs w:val="26"/>
-        </w:rPr>
-      </w:pPr>
-      <w:r>
-        <w:rPr>
-          <w:rFonts w:hint="default"/>
-          <w:sz w:val="26"/>
-          <w:szCs w:val="26"/>
-        </w:rPr>
-        <w:t>Ưu tiên ngoại tuyến được xem là một yêu cầu kiến trúc cần chứng minh. Quy trình kiểm thử phải cho thấy người dùng vẫn có thể phát hiện, tra cứu dữ liệu cục bộ, lưu thẻ và ôn tập khi thiết bị không có mạng. Những chức năng phụ thuộc máy chủ cần được nêu riêng.</w:t>
-      </w:r>
-    </w:p>
-    <w:p>
-      <w:pPr>
-        <w:bidi w:val="0"/>
-        <w:spacing w:line="360" w:lineRule="auto"/>
-        <w:jc w:val="both"/>
-        <w:rPr>
-          <w:rFonts w:hint="default"/>
-          <w:sz w:val="26"/>
-          <w:szCs w:val="26"/>
-        </w:rPr>
-      </w:pPr>
-      <w:r>
-        <w:rPr>
-          <w:rFonts w:hint="default"/>
-          <w:sz w:val="26"/>
-          <w:szCs w:val="26"/>
-        </w:rPr>
-        <w:t>Chương 2 đã chuyển các nền tảng lý thuyết thành quyết định thiết kế và tiêu chí kiểm chứng. Chương 3 tiếp tục đặc tả pipeline, thuật toán lập lịch và kiến trúc giải pháp mà không trình bày số liệu giả định như kết quả.</w:t>
-      </w:r>
     </w:p>
     <w:p>
       <w:pPr>
@@ -12419,7 +12270,24 @@
           <w:sz w:val="26"/>
           <w:szCs w:val="26"/>
         </w:rPr>
-        <w:t>Bài toán được xác định là chuyển một quan sát thị giác trong môi trường thành một đơn vị học từ vựng có thể lưu trữ và ôn lại. Đầu vào của luồng nhận diện là ảnh hoặc khung hình chứa vật thể. Đầu ra là kết quả phát hiện đã được người dùng xác nhận, thông tin từ vựng tương ứng, thẻ học và trạng thái lịch ôn. Phản hồi của người học trong phiên ôn là đầu vào cho thuật toán SM 2 và tạo ra ngày ôn tiếp theo.</w:t>
+        <w:t xml:space="preserve">Bài toán được xác định là chuyển một quan sát thị giác trong môi trường thành một đơn vị học từ vựng có thể lưu trữ và ôn lại. Đầu vào của luồng nhận diện là ảnh hoặc khung hình chứa vật thể. Đầu ra là kết quả phát hiện đã được người dùng xác nhận, thông tin từ vựng tương ứng, </w:t>
+      </w:r>
+      <w:r>
+        <w:rPr>
+          <w:rFonts w:hint="default"/>
+          <w:sz w:val="26"/>
+          <w:szCs w:val="26"/>
+          <w:lang w:val="en-US"/>
+        </w:rPr>
+        <w:t>t</w:t>
+      </w:r>
+      <w:r>
+        <w:rPr>
+          <w:rFonts w:hint="default"/>
+          <w:sz w:val="26"/>
+          <w:szCs w:val="26"/>
+        </w:rPr>
+        <w:t>hẻ ghi nhớ và trạng thái lịch ôn. Phản hồi của người học trong phiên ôn là đầu vào cho thuật toán SM 2 và tạo ra ngày ôn tiếp theo.</w:t>
       </w:r>
     </w:p>
     <w:p>
@@ -12439,7 +12307,24 @@
           <w:sz w:val="26"/>
           <w:szCs w:val="26"/>
         </w:rPr>
-        <w:t>Hệ thống cần hỗ trợ thu nhận hình ảnh, phát hiện vật thể trong phạm vi các lớp đã tích hợp, ánh xạ kết quả sang từ tiếng Anh, phiên âm, nghĩa tiếng Việt và câu ví dụ, sau đó lưu dữ liệu thành thẻ học có hình ảnh. Kho thẻ cho phép người dùng xem lại và thực hiện phiên ôn theo lịch. Các chức năng thống kê, tài khoản, đồng bộ hoặc bảng xếp hạng chỉ thuộc phạm vi hiện thực nếu có trong phiên bản phần mềm cuối cùng.</w:t>
+        <w:t xml:space="preserve">Hệ thống cần hỗ trợ thu nhận hình ảnh, phát hiện vật thể trong phạm vi các lớp đã tích hợp, ánh xạ kết quả sang từ tiếng Anh, phiên âm, nghĩa tiếng Việt và câu ví dụ, sau đó lưu dữ liệu thành </w:t>
+      </w:r>
+      <w:r>
+        <w:rPr>
+          <w:rFonts w:hint="default"/>
+          <w:sz w:val="26"/>
+          <w:szCs w:val="26"/>
+          <w:lang w:val="en-US"/>
+        </w:rPr>
+        <w:t>t</w:t>
+      </w:r>
+      <w:r>
+        <w:rPr>
+          <w:rFonts w:hint="default"/>
+          <w:sz w:val="26"/>
+          <w:szCs w:val="26"/>
+        </w:rPr>
+        <w:t>hẻ ghi nhớ có hình ảnh. Kho thẻ cho phép người dùng xem lại và thực hiện phiên ôn theo lịch. Các chức năng thống kê, tài khoản, đồng bộ hoặc bảng xếp hạng chỉ thuộc phạm vi hiện thực nếu có trong phiên bản phần mềm cuối cùng.</w:t>
       </w:r>
     </w:p>
     <w:p>
@@ -12536,7 +12421,7 @@
         </w:tblPrEx>
         <w:tc>
           <w:tcPr>
-            <w:tcW w:w="2227" w:type="dxa"/>
+            <w:tcW w:w="2226" w:type="dxa"/>
           </w:tcPr>
           <w:p>
             <w:pPr>
@@ -12564,7 +12449,7 @@
         </w:tc>
         <w:tc>
           <w:tcPr>
-            <w:tcW w:w="6776" w:type="dxa"/>
+            <w:tcW w:w="6773" w:type="dxa"/>
           </w:tcPr>
           <w:p>
             <w:pPr>
@@ -12610,7 +12495,7 @@
         </w:tblPrEx>
         <w:tc>
           <w:tcPr>
-            <w:tcW w:w="2227" w:type="dxa"/>
+            <w:tcW w:w="2226" w:type="dxa"/>
             <w:vAlign w:val="center"/>
           </w:tcPr>
           <w:p>
@@ -12637,14 +12522,12 @@
         </w:tc>
         <w:tc>
           <w:tcPr>
-            <w:tcW w:w="6776" w:type="dxa"/>
+            <w:tcW w:w="6773" w:type="dxa"/>
             <w:vAlign w:val="top"/>
           </w:tcPr>
           <w:p>
             <w:pPr>
-              <w:bidi w:val="0"/>
               <w:spacing w:line="360" w:lineRule="auto"/>
-              <w:jc w:val="both"/>
               <w:rPr>
                 <w:rFonts w:hint="default"/>
                 <w:sz w:val="26"/>
@@ -12654,11 +12537,10 @@
             </w:pPr>
             <w:r>
               <w:rPr>
-                <w:rFonts w:hint="default"/>
-                <w:sz w:val="26"/>
-                <w:szCs w:val="26"/>
-              </w:rPr>
-              <w:t>Khung hình từ camera điện thoại chứa vật thể cần nhận diện; phản hồi ôn tập của người dùng (đánh giá mức độ nhớ từ 0–5)</w:t>
+                <w:sz w:val="26"/>
+                <w:szCs w:val="26"/>
+              </w:rPr>
+              <w:t>Hình ảnh chứa vật thể; phản hồi Chưa nhớ, Tạm nhớ hoặc Nhớ tốt</w:t>
             </w:r>
           </w:p>
         </w:tc>
@@ -12682,7 +12564,7 @@
         </w:tblPrEx>
         <w:tc>
           <w:tcPr>
-            <w:tcW w:w="2227" w:type="dxa"/>
+            <w:tcW w:w="2226" w:type="dxa"/>
             <w:vAlign w:val="center"/>
           </w:tcPr>
           <w:p>
@@ -12709,14 +12591,12 @@
         </w:tc>
         <w:tc>
           <w:tcPr>
-            <w:tcW w:w="6776" w:type="dxa"/>
+            <w:tcW w:w="6773" w:type="dxa"/>
             <w:vAlign w:val="top"/>
           </w:tcPr>
           <w:p>
             <w:pPr>
-              <w:bidi w:val="0"/>
               <w:spacing w:line="360" w:lineRule="auto"/>
-              <w:jc w:val="both"/>
               <w:rPr>
                 <w:rFonts w:hint="default"/>
                 <w:sz w:val="26"/>
@@ -12730,7 +12610,7 @@
                 <w:sz w:val="26"/>
                 <w:szCs w:val="26"/>
               </w:rPr>
-              <w:t>Suy luận mô hình trên thiết bị; ánh xạ nhãn sang dữ liệu từ vựng; cập nhật lịch ôn bằng SM 2</w:t>
+              <w:t>Nhận diện vật thể; lọc kết quả; tra cứu từ vựng; cập nhật lịch SM-2</w:t>
             </w:r>
           </w:p>
         </w:tc>
@@ -12754,7 +12634,7 @@
         </w:tblPrEx>
         <w:tc>
           <w:tcPr>
-            <w:tcW w:w="2227" w:type="dxa"/>
+            <w:tcW w:w="2226" w:type="dxa"/>
             <w:vAlign w:val="center"/>
           </w:tcPr>
           <w:p>
@@ -12781,14 +12661,12 @@
         </w:tc>
         <w:tc>
           <w:tcPr>
-            <w:tcW w:w="6776" w:type="dxa"/>
+            <w:tcW w:w="6773" w:type="dxa"/>
             <w:vAlign w:val="top"/>
           </w:tcPr>
           <w:p>
             <w:pPr>
-              <w:bidi w:val="0"/>
               <w:spacing w:line="360" w:lineRule="auto"/>
-              <w:jc w:val="both"/>
               <w:rPr>
                 <w:rFonts w:hint="default"/>
                 <w:sz w:val="26"/>
@@ -12798,11 +12676,10 @@
             </w:pPr>
             <w:r>
               <w:rPr>
-                <w:rFonts w:hint="default"/>
-                <w:sz w:val="25"/>
-                <w:szCs w:val="25"/>
-              </w:rPr>
-              <w:t>Thông tin từ vựng đầy đủ (từ, phiên âm, nghĩa, ví dụ); Flashcard được lưu trữ; lịch ôn tập cá nhân hóa; thống kê tiến độ</w:t>
+                <w:sz w:val="26"/>
+                <w:szCs w:val="26"/>
+              </w:rPr>
+              <w:t>Nhãn, khung bao, độ tin cậy, nội dung từ vựng, thẻ ghi nhớ và lịch ôn</w:t>
             </w:r>
           </w:p>
         </w:tc>
@@ -12813,7 +12690,7 @@
         <w:spacing w:line="360" w:lineRule="auto"/>
         <w:jc w:val="both"/>
         <w:rPr>
-          <w:rFonts w:hint="default" w:ascii="Times New Roman" w:hAnsi="Times New Roman" w:cs="Times New Roman"/>
+          <w:rFonts w:hint="default"/>
           <w:sz w:val="26"/>
           <w:szCs w:val="26"/>
           <w:lang w:val="en-US"/>
@@ -12821,17 +12698,10 @@
       </w:pPr>
       <w:r>
         <w:rPr>
-          <w:rFonts w:hint="default" w:ascii="Times New Roman" w:hAnsi="Times New Roman" w:eastAsia="SimSun" w:cs="Times New Roman"/>
-          <w:i w:val="0"/>
-          <w:iCs w:val="0"/>
-          <w:caps w:val="0"/>
-          <w:color w:val="000000"/>
-          <w:spacing w:val="0"/>
-          <w:sz w:val="26"/>
-          <w:szCs w:val="26"/>
-          <w:shd w:val="clear" w:fill="FFFFFF"/>
-        </w:rPr>
-        <w:t>Kiến trúc ưu tiên ngoại tuyến được áp dụng cho những chức năng cần thiết để người dùng tiếp tục học khi mất mạng. Cụm từ ưu tiên ngoại tuyến không đồng nghĩa mọi chức năng đều không cần Internet. Xác thực, sao lưu hoặc đồng bộ có thể cần kết nối nếu được triển khai, trong khi phát hiện, tra cứu cục bộ, lưu thẻ và tính lịch ôn là các chức năng được ưu tiên xử lý trên thiết bị.</w:t>
+          <w:sz w:val="26"/>
+          <w:szCs w:val="26"/>
+        </w:rPr>
+        <w:t>Giải pháp được xây dựng theo hướng ưu tiên kết nối mạng. Ứng dụng di động cần kết nối với máy chủ nghiệp vụ để tải dữ liệu từ vựng, đồng bộ tiến độ và truy xuất bảng xếp hạng. Dịch vụ nhận diện vật thể được triển khai độc lập và tiếp nhận hình ảnh thông qua giao diện lập trình ứng dụng. Trong phiên bản hiện tại, dữ liệu thẻ ghi nhớ và trạng thái ôn chỉ tồn tại trong bộ nhớ của phiên làm việc, vì vậy các chức năng này không bảo đảm duy trì dữ liệu sau khi ứng dụng đóng.</w:t>
       </w:r>
     </w:p>
     <w:p>
@@ -13404,12 +13274,6 @@
             <w:insideH w:val="single" w:color="auto" w:sz="4" w:space="0"/>
             <w:insideV w:val="single" w:color="auto" w:sz="4" w:space="0"/>
           </w:tblBorders>
-          <w:tblCellMar>
-            <w:top w:w="0" w:type="dxa"/>
-            <w:left w:w="108" w:type="dxa"/>
-            <w:bottom w:w="0" w:type="dxa"/>
-            <w:right w:w="108" w:type="dxa"/>
-          </w:tblCellMar>
         </w:tblPrEx>
         <w:tc>
           <w:tcPr>
@@ -13574,12 +13438,12 @@
           <w:szCs w:val="26"/>
         </w:rPr>
       </w:pPr>
-      <w:bookmarkStart w:id="105" w:name="_Toc164955397"/>
-      <w:bookmarkStart w:id="106" w:name="_Toc164957130"/>
-      <w:bookmarkStart w:id="107" w:name="_Toc164957623"/>
-      <w:bookmarkStart w:id="108" w:name="_Toc164957272"/>
-      <w:bookmarkStart w:id="109" w:name="_Toc164957351"/>
-      <w:bookmarkStart w:id="110" w:name="_Toc164954911"/>
+      <w:bookmarkStart w:id="105" w:name="_Toc164957272"/>
+      <w:bookmarkStart w:id="106" w:name="_Toc164957351"/>
+      <w:bookmarkStart w:id="107" w:name="_Toc164955397"/>
+      <w:bookmarkStart w:id="108" w:name="_Toc164957623"/>
+      <w:bookmarkStart w:id="109" w:name="_Toc164954911"/>
+      <w:bookmarkStart w:id="110" w:name="_Toc164957130"/>
       <w:bookmarkStart w:id="111" w:name="_Toc4532"/>
       <w:r>
         <w:rPr>
@@ -13646,162 +13510,87 @@
     </w:p>
     <w:p>
       <w:pPr>
-        <w:bidi w:val="0"/>
         <w:spacing w:line="360" w:lineRule="auto"/>
         <w:jc w:val="both"/>
         <w:rPr>
-          <w:rFonts w:hint="default"/>
-          <w:sz w:val="26"/>
-          <w:szCs w:val="26"/>
-        </w:rPr>
-      </w:pPr>
-      <w:r>
-        <w:rPr>
-          <w:rFonts w:hint="default"/>
-          <w:sz w:val="26"/>
-          <w:szCs w:val="26"/>
-        </w:rPr>
-        <w:t>Giải pháp được tổ chức quanh một pipeline nối dữ liệu thị giác với dữ liệu học tập. Mô hình phát hiện chỉ tạo ra ứng viên gồm nhãn, độ tin cậy và vùng bao. Người dùng vẫn cần xác nhận kết quả trước khi thẻ được lưu, vì sai số nhận diện hoặc ánh xạ không phù hợp có thể tạo dữ liệu học sai.</w:t>
-      </w:r>
-    </w:p>
-    <w:p>
-      <w:pPr>
-        <w:bidi w:val="0"/>
+          <w:sz w:val="26"/>
+          <w:szCs w:val="26"/>
+        </w:rPr>
+      </w:pPr>
+      <w:r>
+        <w:rPr>
+          <w:sz w:val="26"/>
+          <w:szCs w:val="26"/>
+        </w:rPr>
+        <w:t>Giải pháp được tổ chức quanh một quy trình kết nối dữ liệu thị giác với dữ liệu học tập. Mô hình nhận diện tạo ra các ứng viên gồm nhãn, độ tin cậy và khung bao. Kết quả chỉ được dùng để tra cứu hoặc tạo thẻ sau khi đáp ứng ngưỡng và được người học xác nhận.</w:t>
+      </w:r>
+    </w:p>
+    <w:p>
+      <w:pPr>
         <w:spacing w:line="360" w:lineRule="auto"/>
         <w:jc w:val="both"/>
         <w:rPr>
-          <w:rFonts w:hint="default"/>
-          <w:sz w:val="26"/>
-          <w:szCs w:val="26"/>
-        </w:rPr>
-      </w:pPr>
-      <w:r>
-        <w:rPr>
-          <w:rFonts w:hint="default"/>
-          <w:sz w:val="26"/>
-          <w:szCs w:val="26"/>
-        </w:rPr>
-        <w:t>Thành phần suy luận được định hướng chạy trên thiết bị bằng mô hình YOLOv8 Nano đã xuất sang LiteRT. Lựa chọn này phù hợp với mục tiêu giảm phụ thuộc vào máy chủ, nhưng khả năng vận hành thực tế phụ thuộc vào tập phép toán được hỗ trợ, định dạng đầu ra và hiệu năng trên thiết bị mục tiêu [13], [14].</w:t>
-      </w:r>
-    </w:p>
-    <w:p>
-      <w:pPr>
-        <w:bidi w:val="0"/>
+          <w:sz w:val="26"/>
+          <w:szCs w:val="26"/>
+        </w:rPr>
+      </w:pPr>
+      <w:r>
+        <w:rPr>
+          <w:sz w:val="26"/>
+          <w:szCs w:val="26"/>
+        </w:rPr>
+        <w:t>Dịch vụ trí tuệ nhân tạo sử dụng mô hình YOLO-World v2 để hỗ trợ phát hiện vật thể theo tập từ vựng mở. Danh sách 365 nhãn tham chiếu Objects365 được cung cấp cho mô hình để xác định phạm vi nhận diện. Mô hình tùy chỉnh được ưu tiên khi tồn tại, còn YOLO-World v2 đóng vai trò dự phòng.</w:t>
+      </w:r>
+    </w:p>
+    <w:p>
+      <w:pPr>
         <w:spacing w:line="360" w:lineRule="auto"/>
         <w:jc w:val="both"/>
         <w:rPr>
-          <w:rFonts w:hint="default"/>
-          <w:sz w:val="26"/>
-          <w:szCs w:val="26"/>
-        </w:rPr>
-      </w:pPr>
-      <w:r>
-        <w:rPr>
-          <w:rFonts w:hint="default"/>
-          <w:sz w:val="26"/>
-          <w:szCs w:val="26"/>
-        </w:rPr>
-        <w:t>Dữ liệu từ vựng được tổ chức theo mã lớp của mô hình và chứa từ tiếng Anh, phiên âm, nghĩa tiếng Việt, câu ví dụ cùng thông tin cần thiết để hiển thị. Cơ chế ánh xạ phải xử lý rõ trường hợp một nhãn có nhiều cách dịch hoặc không phù hợp với ngữ cảnh quan sát.</w:t>
-      </w:r>
-    </w:p>
-    <w:p>
-      <w:pPr>
-        <w:bidi w:val="0"/>
+          <w:sz w:val="26"/>
+          <w:szCs w:val="26"/>
+        </w:rPr>
+      </w:pPr>
+      <w:r>
+        <w:rPr>
+          <w:sz w:val="26"/>
+          <w:szCs w:val="26"/>
+        </w:rPr>
+        <w:t>Nhãn phát hiện được gửi đến máy chủ nghiệp vụ để tra cứu dữ liệu từ vựng. Bản ghi trả về gồm từ tiếng Anh, phiên âm, từ loại, định nghĩa, nghĩa tiếng Việt và câu ví dụ. Trường hợp không tìm thấy dữ liệu phải được thông báo rõ cho người học.</w:t>
+      </w:r>
+    </w:p>
+    <w:p>
+      <w:pPr>
         <w:spacing w:line="360" w:lineRule="auto"/>
         <w:jc w:val="both"/>
         <w:rPr>
-          <w:rFonts w:hint="default"/>
-          <w:sz w:val="26"/>
-          <w:szCs w:val="26"/>
-        </w:rPr>
-      </w:pPr>
-      <w:r>
-        <w:rPr>
-          <w:rFonts w:hint="default"/>
-          <w:sz w:val="26"/>
-          <w:szCs w:val="26"/>
-        </w:rPr>
-        <w:t>Khi người dùng xác nhận kết quả, hệ thống tạo thẻ gắn với ảnh đã thu nhận. Sự kết hợp giữa ảnh và thông tin ngôn ngữ được thiết kế dựa trên lý thuyết mã hóa kép [8]. Đây là cơ sở thiết kế cách trình bày, không phải kết luận rằng mọi thẻ có ảnh đều làm tăng khả năng ghi nhớ.</w:t>
-      </w:r>
-    </w:p>
-    <w:p>
-      <w:pPr>
-        <w:bidi w:val="0"/>
+          <w:sz w:val="26"/>
+          <w:szCs w:val="26"/>
+        </w:rPr>
+      </w:pPr>
+      <w:r>
+        <w:rPr>
+          <w:sz w:val="26"/>
+          <w:szCs w:val="26"/>
+        </w:rPr>
+        <w:t>Khi người học lưu từ, ứng dụng tạo một thẻ ghi nhớ và khởi tạo trạng thái ôn. Phản hồi trong phiên ôn được sử dụng để cập nhật khoảng thời gian trước lần xuất hiện tiếp theo.</w:t>
+      </w:r>
+    </w:p>
+    <w:p>
+      <w:pPr>
         <w:spacing w:line="360" w:lineRule="auto"/>
         <w:jc w:val="both"/>
         <w:rPr>
-          <w:rFonts w:hint="default"/>
-          <w:sz w:val="26"/>
-          <w:szCs w:val="26"/>
-        </w:rPr>
-      </w:pPr>
-      <w:r>
-        <w:rPr>
-          <w:rFonts w:hint="default"/>
-          <w:sz w:val="26"/>
-          <w:szCs w:val="26"/>
-        </w:rPr>
-        <w:t>Mỗi thẻ duy trì trạng thái SM 2 riêng gồm hệ số dễ nhớ, số lần trả lời đúng liên tiếp, khoảng ôn và ngày ôn tiếp theo. Trạng thái được cập nhật sau phản hồi của người học, tạo nên lịch ôn thay đổi theo lịch sử của từng thẻ [16].</w:t>
-      </w:r>
-    </w:p>
-    <w:p>
-      <w:pPr>
-        <w:bidi w:val="0"/>
-        <w:spacing w:line="360" w:lineRule="auto"/>
-        <w:jc w:val="both"/>
-        <w:rPr>
-          <w:rFonts w:hint="default"/>
-          <w:sz w:val="26"/>
-          <w:szCs w:val="26"/>
-        </w:rPr>
-      </w:pPr>
-      <w:r>
-        <w:rPr>
-          <w:rFonts w:hint="default"/>
-          <w:sz w:val="26"/>
-          <w:szCs w:val="26"/>
-        </w:rPr>
-        <w:t>Dữ liệu được lưu cục bộ trước để bảo đảm luồng học không bị gián đoạn. Chức năng đồng bộ chỉ được mô tả chi tiết khi đã có API, schema và chiến lược giải quyết xung đột trong code. Nếu phiên bản cuối chưa triển khai máy chủ, đồng bộ sẽ được chuyển sang hướng phát triển.</w:t>
-      </w:r>
-    </w:p>
-    <w:p>
-      <w:pPr>
-        <w:bidi w:val="0"/>
-        <w:spacing w:line="360" w:lineRule="auto"/>
-        <w:jc w:val="both"/>
-        <w:rPr>
-          <w:rFonts w:hint="default"/>
-          <w:sz w:val="26"/>
-          <w:szCs w:val="26"/>
-        </w:rPr>
-      </w:pPr>
-      <w:r>
-        <w:rPr>
-          <w:rFonts w:hint="default"/>
-          <w:sz w:val="26"/>
-          <w:szCs w:val="26"/>
-        </w:rPr>
-        <w:t>Nếu có chức năng đồng bộ, dữ liệu được ghi vào kho cục bộ trước và đưa vào hàng đợi gửi lên máy chủ khi có mạng. Cơ chế này chỉ được mô tả như kết quả hiện thực sau khi đã kiểm thử việc mất kết nối và xử lý xung đột.</w:t>
-      </w:r>
-    </w:p>
-    <w:p>
-      <w:pPr>
-        <w:bidi w:val="0"/>
-        <w:spacing w:line="360" w:lineRule="auto"/>
-        <w:jc w:val="both"/>
-        <w:rPr>
-          <w:rFonts w:hint="default"/>
-          <w:sz w:val="26"/>
-          <w:szCs w:val="26"/>
-        </w:rPr>
-      </w:pPr>
-      <w:r>
-        <w:rPr>
-          <w:rFonts w:hint="default"/>
-          <w:sz w:val="26"/>
-          <w:szCs w:val="26"/>
-        </w:rPr>
-        <w:t>Khả năng hoạt động khi mất mạng sẽ được đánh giá bằng test case thay vì khẳng định tuyệt đối. Thời gian phản hồi sẽ được đo từ thời điểm khung hình sẵn sàng cho suy luận đến khi nhận kết quả hậu xử lý, tách biệt với thời gian hiển thị giao diện. Khả năng bảo trì được xem xét qua mức phân tách giữa module camera, suy luận, từ vựng, thẻ học và lập lịch ôn.</w:t>
+          <w:sz w:val="26"/>
+          <w:szCs w:val="26"/>
+        </w:rPr>
+      </w:pPr>
+      <w:r>
+        <w:rPr>
+          <w:sz w:val="26"/>
+          <w:szCs w:val="26"/>
+        </w:rPr>
+        <w:t>Tiến độ tổng hợp gồm điểm kinh nghiệm, chuỗi ngày học liên tục và số từ đã học được gửi lên máy chủ. Máy chủ cập nhật dữ liệu và tính thứ hạng dựa trên tổng điểm kinh nghiệm.</w:t>
       </w:r>
     </w:p>
     <w:p>
@@ -13828,82 +13617,53 @@
     </w:p>
     <w:p>
       <w:pPr>
-        <w:bidi w:val="0"/>
         <w:spacing w:line="360" w:lineRule="auto"/>
         <w:jc w:val="both"/>
         <w:rPr>
-          <w:rFonts w:hint="default"/>
-          <w:sz w:val="26"/>
-          <w:szCs w:val="26"/>
-        </w:rPr>
-      </w:pPr>
-      <w:r>
-        <w:rPr>
-          <w:rFonts w:hint="default"/>
-          <w:sz w:val="26"/>
-          <w:szCs w:val="26"/>
-        </w:rPr>
-        <w:t>Quy trình hoạt động được chia theo trạng thái dữ liệu thay vì chia cứng thành chức năng ngoại tuyến và trực tuyến. Luồng học cốt lõi bắt đầu khi người dùng mở camera hoặc cung cấp ảnh. Ảnh được tiền xử lý theo kích thước và kiểu dữ liệu mà mô hình yêu cầu, sau đó được đưa vào runtime để suy luận.</w:t>
-      </w:r>
-    </w:p>
-    <w:p>
-      <w:pPr>
-        <w:bidi w:val="0"/>
+          <w:sz w:val="26"/>
+          <w:szCs w:val="26"/>
+        </w:rPr>
+      </w:pPr>
+      <w:r>
+        <w:rPr>
+          <w:sz w:val="26"/>
+          <w:szCs w:val="26"/>
+        </w:rPr>
+        <w:t>Quy trình bắt đầu khi người học cung cấp hình ảnh cho chức năng nhận diện. Ứng dụng gửi ảnh đến dịch vụ trí tuệ nhân tạo. Dịch vụ kiểm tra dữ liệu, thực hiện nhận diện và trả danh sách vật thể gồm nhãn, độ tin cậy và khung bao.</w:t>
+      </w:r>
+    </w:p>
+    <w:p>
+      <w:pPr>
         <w:spacing w:line="360" w:lineRule="auto"/>
         <w:jc w:val="both"/>
         <w:rPr>
-          <w:rFonts w:hint="default"/>
-          <w:sz w:val="26"/>
-          <w:szCs w:val="26"/>
-        </w:rPr>
-      </w:pPr>
-      <w:r>
-        <w:rPr>
-          <w:rFonts w:hint="default"/>
-          <w:sz w:val="26"/>
-          <w:szCs w:val="26"/>
-        </w:rPr>
-        <w:t>Kết quả đầu ra được giải mã thành vùng bao, lớp và độ tin cậy. Hệ thống áp dụng ngưỡng lọc cùng Non Maximum Suppression theo đúng cấu trúc đầu ra của mô hình. Các giá trị ngưỡng không được ấn định trước trong luận văn mà sẽ được ghi theo cấu hình đã kiểm thử.</w:t>
-      </w:r>
-    </w:p>
-    <w:p>
-      <w:pPr>
-        <w:bidi w:val="0"/>
+          <w:sz w:val="26"/>
+          <w:szCs w:val="26"/>
+        </w:rPr>
+      </w:pPr>
+      <w:r>
+        <w:rPr>
+          <w:sz w:val="26"/>
+          <w:szCs w:val="26"/>
+        </w:rPr>
+        <w:t>Kết quả được lọc theo ngưỡng tin cậy và hiển thị để người học lựa chọn. Nhãn được dùng để tra cứu nội dung từ vựng từ máy chủ nghiệp vụ. Nếu dữ liệu tồn tại, ứng dụng hiển thị thông tin chi tiết; nếu không, hệ thống thông báo chưa có dữ liệu phù hợp.</w:t>
+      </w:r>
+    </w:p>
+    <w:p>
+      <w:pPr>
         <w:spacing w:line="360" w:lineRule="auto"/>
         <w:jc w:val="both"/>
         <w:rPr>
-          <w:rFonts w:hint="default"/>
-          <w:sz w:val="26"/>
-          <w:szCs w:val="26"/>
-        </w:rPr>
-      </w:pPr>
-      <w:r>
-        <w:rPr>
-          <w:rFonts w:hint="default"/>
-          <w:sz w:val="26"/>
-          <w:szCs w:val="26"/>
-        </w:rPr>
-        <w:t>Nhãn còn lại sau hậu xử lý được ánh xạ sang bản ghi từ vựng. Giao diện hiển thị kết quả để người dùng xác nhận, điều chỉnh hoặc bỏ qua. Chỉ kết quả đã xác nhận mới được dùng để tạo thẻ nhằm hạn chế việc lưu dữ liệu sai.</w:t>
-      </w:r>
-    </w:p>
-    <w:p>
-      <w:pPr>
-        <w:bidi w:val="0"/>
-        <w:spacing w:line="360" w:lineRule="auto"/>
-        <w:jc w:val="both"/>
-        <w:rPr>
-          <w:rFonts w:hint="default"/>
-          <w:sz w:val="26"/>
-          <w:szCs w:val="26"/>
-        </w:rPr>
-      </w:pPr>
-      <w:r>
-        <w:rPr>
-          <w:rFonts w:hint="default"/>
-          <w:sz w:val="26"/>
-          <w:szCs w:val="26"/>
-        </w:rPr>
-        <w:t>Thẻ mới được lưu cùng ảnh, mục từ và trạng thái ôn ban đầu. Khi đến hạn, hệ thống truy xuất thẻ, ghi nhận mức độ nhớ và cập nhật các tham số SM 2. Nếu có cơ chế đồng bộ, thay đổi được đưa vào hàng đợi và gửi lên máy chủ khi kết nối phù hợp.</w:t>
+          <w:sz w:val="26"/>
+          <w:szCs w:val="26"/>
+        </w:rPr>
+      </w:pPr>
+      <w:r>
+        <w:rPr>
+          <w:sz w:val="26"/>
+          <w:szCs w:val="26"/>
+        </w:rPr>
+        <w:t>Từ được người học xác nhận có thể được lưu vào sổ từ. Sau mỗi hoạt động học hoặc bài tập, tiến độ được cập nhật trên giao diện và gửi lên máy chủ khi có kết nối.</w:t>
       </w:r>
     </w:p>
     <w:p>
@@ -13920,40 +13680,53 @@
       </w:pPr>
       <w:r>
         <w:rPr>
-          <w:rFonts w:hint="default" w:ascii="Times New Roman" w:hAnsi="Times New Roman" w:cs="Times New Roman"/>
+          <w:rFonts w:hint="default" w:cs="Times New Roman"/>
           <w:sz w:val="26"/>
           <w:szCs w:val="26"/>
           <w:lang w:val="en-US"/>
         </w:rPr>
-        <w:t>Mô hình Visual - Memory Loop</w:t>
-      </w:r>
-    </w:p>
-    <w:p>
-      <w:pPr>
-        <w:bidi w:val="0"/>
+        <w:t>Chu trình ghi nhớ bằng hình ảnh</w:t>
+      </w:r>
+    </w:p>
+    <w:p>
+      <w:pPr>
         <w:spacing w:line="360" w:lineRule="auto"/>
         <w:jc w:val="both"/>
         <w:rPr>
-          <w:rFonts w:hint="default"/>
-          <w:sz w:val="26"/>
-          <w:szCs w:val="26"/>
-        </w:rPr>
-      </w:pPr>
-      <w:r>
-        <w:rPr>
-          <w:rFonts w:hint="default"/>
-          <w:sz w:val="26"/>
-          <w:szCs w:val="26"/>
-        </w:rPr>
-        <w:t>Visual Memory Loop là mô hình khái niệm mô tả mối liên hệ giữa quan sát thị giác và hoạt động củng cố từ vựng. Vòng lặp bắt đầu từ một vật thể do người học chủ động lựa chọn, đi qua phát hiện và xác nhận, chuyển thành thẻ chứa ảnh cùng dữ liệu ngôn ngữ, sau đó quay lại qua các phiên ôn. Kết quả mỗi lần ôn làm thay đổi lịch xuất hiện của thẻ, nhờ đó dữ liệu học được điều chỉnh theo lịch sử tương tác.</w:t>
-      </w:r>
-    </w:p>
-    <w:p>
-      <w:pPr>
-        <w:bidi w:val="0"/>
+          <w:sz w:val="26"/>
+          <w:szCs w:val="26"/>
+        </w:rPr>
+      </w:pPr>
+      <w:r>
+        <w:rPr>
+          <w:sz w:val="26"/>
+          <w:szCs w:val="26"/>
+        </w:rPr>
+        <w:t>Mô hình Chu trình ghi nhớ bằng hình ảnh được đề xuất nhằm mô tả quá trình chuyển một vật thể trong môi trường thành nội dung có thể học và ôn lại. Chu trình bắt đầu khi người học quan sát hoặc cung cấp hình ảnh của vật thể. Hệ thống thực hiện phát hiện, liên kết nhãn với nội dung từ vựng và tạo thẻ ghi nhớ.</w:t>
+      </w:r>
+    </w:p>
+    <w:p>
+      <w:pPr>
         <w:spacing w:line="360" w:lineRule="auto"/>
         <w:jc w:val="both"/>
         <w:rPr>
+          <w:sz w:val="26"/>
+          <w:szCs w:val="26"/>
+        </w:rPr>
+      </w:pPr>
+      <w:r>
+        <w:rPr>
+          <w:sz w:val="26"/>
+          <w:szCs w:val="26"/>
+        </w:rPr>
+        <w:t>Khi thẻ xuất hiện trong phiên ôn, người học thực hiện truy hồi và tự đánh giá mức độ ghi nhớ. Kết quả đánh giá được sử dụng để cập nhật lịch ôn, tạo thành một chu trình lặp lại. Mô hình kế thừa cơ sở của lý thuyết mã hóa kép và ôn tập phân bố [8], [15].</w:t>
+      </w:r>
+    </w:p>
+    <w:p>
+      <w:pPr>
+        <w:spacing w:line="360" w:lineRule="auto"/>
+        <w:jc w:val="both"/>
+        <w:rPr>
           <w:rFonts w:hint="default"/>
           <w:sz w:val="26"/>
           <w:szCs w:val="26"/>
@@ -13961,19 +13734,11 @@
       </w:pPr>
       <w:r>
         <w:rPr>
-          <w:rFonts w:hint="default"/>
-          <w:sz w:val="26"/>
-          <w:szCs w:val="26"/>
-        </w:rPr>
-        <w:t>Mô hình này kế thừa ý tưởng kết hợp biểu trưng thị giác và ngôn ngữ từ lý thuyết mã hóa kép, đồng thời sử dụng ôn tập phân bố để tổ chức thời điểm truy hồi [8], [15]. Phạm vi đóng góp là cấu trúc hóa các thành phần thành một quy trình thiết kế. Hiệu quả của vòng lặp đối với khả năng ghi nhớ chưa được khẳng định nếu chưa có đánh giá thực nghiệm.</w:t>
-      </w:r>
-    </w:p>
-    <w:p>
-      <w:pPr>
-        <w:rPr>
-          <w:rFonts w:hint="default"/>
-        </w:rPr>
-      </w:pPr>
+          <w:sz w:val="26"/>
+          <w:szCs w:val="26"/>
+        </w:rPr>
+        <w:t>Sáu hoạt động trong chu trình gồm quan sát, phát hiện, liên kết từ vựng, tạo thẻ ghi nhớ, ôn tập và cập nhật trạng thái. Mỗi hoạt động tạo ra một đầu ra có thể kiểm tra, giúp đối chiếu giữa thiết kế, mã nguồn và kết quả kiểm thử.</w:t>
+      </w:r>
     </w:p>
     <w:tbl>
       <w:tblPr>
@@ -13997,10 +13762,9 @@
         </w:tblCellMar>
       </w:tblPr>
       <w:tblGrid>
-        <w:gridCol w:w="2249"/>
-        <w:gridCol w:w="2250"/>
-        <w:gridCol w:w="2446"/>
-        <w:gridCol w:w="2054"/>
+        <w:gridCol w:w="2862"/>
+        <w:gridCol w:w="2863"/>
+        <w:gridCol w:w="3113"/>
       </w:tblGrid>
       <w:tr>
         <w:tblPrEx>
@@ -14019,9 +13783,12 @@
             <w:right w:w="108" w:type="dxa"/>
           </w:tblCellMar>
         </w:tblPrEx>
+        <w:trPr>
+          <w:trHeight w:val="449" w:hRule="atLeast"/>
+        </w:trPr>
         <w:tc>
           <w:tcPr>
-            <w:tcW w:w="2249" w:type="dxa"/>
+            <w:tcW w:w="2862" w:type="dxa"/>
             <w:vAlign w:val="center"/>
           </w:tcPr>
           <w:p>
@@ -14047,7 +13814,7 @@
         </w:tc>
         <w:tc>
           <w:tcPr>
-            <w:tcW w:w="2250" w:type="dxa"/>
+            <w:tcW w:w="2863" w:type="dxa"/>
             <w:vAlign w:val="center"/>
           </w:tcPr>
           <w:p>
@@ -14073,7 +13840,7 @@
         </w:tc>
         <w:tc>
           <w:tcPr>
-            <w:tcW w:w="2446" w:type="dxa"/>
+            <w:tcW w:w="3113" w:type="dxa"/>
             <w:vAlign w:val="center"/>
           </w:tcPr>
           <w:p>
@@ -14094,32 +13861,6 @@
                 <w:szCs w:val="26"/>
               </w:rPr>
               <w:t>Thành phần kỹ thuật</w:t>
-            </w:r>
-          </w:p>
-        </w:tc>
-        <w:tc>
-          <w:tcPr>
-            <w:tcW w:w="2054" w:type="dxa"/>
-            <w:vAlign w:val="center"/>
-          </w:tcPr>
-          <w:p>
-            <w:pPr>
-              <w:bidi w:val="0"/>
-              <w:spacing w:line="360" w:lineRule="auto"/>
-              <w:jc w:val="center"/>
-              <w:rPr>
-                <w:rFonts w:hint="default"/>
-                <w:sz w:val="26"/>
-                <w:szCs w:val="26"/>
-              </w:rPr>
-            </w:pPr>
-            <w:r>
-              <w:rPr>
-                <w:rFonts w:hint="default"/>
-                <w:sz w:val="26"/>
-                <w:szCs w:val="26"/>
-              </w:rPr>
-              <w:t>Chế độ</w:t>
             </w:r>
           </w:p>
         </w:tc>
@@ -14141,9 +13882,12 @@
             <w:right w:w="108" w:type="dxa"/>
           </w:tblCellMar>
         </w:tblPrEx>
+        <w:trPr>
+          <w:trHeight w:val="1328" w:hRule="atLeast"/>
+        </w:trPr>
         <w:tc>
           <w:tcPr>
-            <w:tcW w:w="2249" w:type="dxa"/>
+            <w:tcW w:w="2862" w:type="dxa"/>
             <w:vAlign w:val="center"/>
           </w:tcPr>
           <w:p>
@@ -14168,7 +13912,7 @@
         </w:tc>
         <w:tc>
           <w:tcPr>
-            <w:tcW w:w="2250" w:type="dxa"/>
+            <w:tcW w:w="2863" w:type="dxa"/>
             <w:vAlign w:val="center"/>
           </w:tcPr>
           <w:p>
@@ -14193,7 +13937,7 @@
         </w:tc>
         <w:tc>
           <w:tcPr>
-            <w:tcW w:w="2446" w:type="dxa"/>
+            <w:tcW w:w="3113" w:type="dxa"/>
             <w:vAlign w:val="center"/>
           </w:tcPr>
           <w:p>
@@ -14213,31 +13957,6 @@
                 <w:szCs w:val="26"/>
               </w:rPr>
               <w:t>Camera module: React Native</w:t>
-            </w:r>
-          </w:p>
-        </w:tc>
-        <w:tc>
-          <w:tcPr>
-            <w:tcW w:w="2054" w:type="dxa"/>
-            <w:vAlign w:val="center"/>
-          </w:tcPr>
-          <w:p>
-            <w:pPr>
-              <w:bidi w:val="0"/>
-              <w:spacing w:line="360" w:lineRule="auto"/>
-              <w:rPr>
-                <w:rFonts w:hint="default"/>
-                <w:sz w:val="26"/>
-                <w:szCs w:val="26"/>
-              </w:rPr>
-            </w:pPr>
-            <w:r>
-              <w:rPr>
-                <w:rFonts w:hint="default"/>
-                <w:sz w:val="26"/>
-                <w:szCs w:val="26"/>
-              </w:rPr>
-              <w:t>Offline</w:t>
             </w:r>
           </w:p>
         </w:tc>
@@ -14259,9 +13978,12 @@
             <w:right w:w="108" w:type="dxa"/>
           </w:tblCellMar>
         </w:tblPrEx>
+        <w:trPr>
+          <w:trHeight w:val="1328" w:hRule="atLeast"/>
+        </w:trPr>
         <w:tc>
           <w:tcPr>
-            <w:tcW w:w="2249" w:type="dxa"/>
+            <w:tcW w:w="2862" w:type="dxa"/>
             <w:vAlign w:val="center"/>
           </w:tcPr>
           <w:p>
@@ -14286,7 +14008,7 @@
         </w:tc>
         <w:tc>
           <w:tcPr>
-            <w:tcW w:w="2250" w:type="dxa"/>
+            <w:tcW w:w="2863" w:type="dxa"/>
             <w:vAlign w:val="center"/>
           </w:tcPr>
           <w:p>
@@ -14311,7 +14033,7 @@
         </w:tc>
         <w:tc>
           <w:tcPr>
-            <w:tcW w:w="2446" w:type="dxa"/>
+            <w:tcW w:w="3113" w:type="dxa"/>
             <w:vAlign w:val="center"/>
           </w:tcPr>
           <w:p>
@@ -14331,31 +14053,6 @@
                 <w:szCs w:val="26"/>
               </w:rPr>
               <w:t>YOLOv8 Nano và LiteRT trên thiết bị</w:t>
-            </w:r>
-          </w:p>
-        </w:tc>
-        <w:tc>
-          <w:tcPr>
-            <w:tcW w:w="2054" w:type="dxa"/>
-            <w:vAlign w:val="center"/>
-          </w:tcPr>
-          <w:p>
-            <w:pPr>
-              <w:bidi w:val="0"/>
-              <w:spacing w:line="360" w:lineRule="auto"/>
-              <w:rPr>
-                <w:rFonts w:hint="default"/>
-                <w:sz w:val="26"/>
-                <w:szCs w:val="26"/>
-              </w:rPr>
-            </w:pPr>
-            <w:r>
-              <w:rPr>
-                <w:rFonts w:hint="default"/>
-                <w:sz w:val="26"/>
-                <w:szCs w:val="26"/>
-              </w:rPr>
-              <w:t>Offline</w:t>
             </w:r>
           </w:p>
         </w:tc>
@@ -14377,9 +14074,12 @@
             <w:right w:w="108" w:type="dxa"/>
           </w:tblCellMar>
         </w:tblPrEx>
+        <w:trPr>
+          <w:trHeight w:val="1328" w:hRule="atLeast"/>
+        </w:trPr>
         <w:tc>
           <w:tcPr>
-            <w:tcW w:w="2249" w:type="dxa"/>
+            <w:tcW w:w="2862" w:type="dxa"/>
             <w:vAlign w:val="center"/>
           </w:tcPr>
           <w:p>
@@ -14404,7 +14104,7 @@
         </w:tc>
         <w:tc>
           <w:tcPr>
-            <w:tcW w:w="2250" w:type="dxa"/>
+            <w:tcW w:w="2863" w:type="dxa"/>
             <w:vAlign w:val="center"/>
           </w:tcPr>
           <w:p>
@@ -14429,7 +14129,7 @@
         </w:tc>
         <w:tc>
           <w:tcPr>
-            <w:tcW w:w="2446" w:type="dxa"/>
+            <w:tcW w:w="3113" w:type="dxa"/>
             <w:vAlign w:val="center"/>
           </w:tcPr>
           <w:p>
@@ -14449,31 +14149,6 @@
                 <w:szCs w:val="26"/>
               </w:rPr>
               <w:t>Kho từ vựng cục bộ bằng SQLite</w:t>
-            </w:r>
-          </w:p>
-        </w:tc>
-        <w:tc>
-          <w:tcPr>
-            <w:tcW w:w="2054" w:type="dxa"/>
-            <w:vAlign w:val="center"/>
-          </w:tcPr>
-          <w:p>
-            <w:pPr>
-              <w:bidi w:val="0"/>
-              <w:spacing w:line="360" w:lineRule="auto"/>
-              <w:rPr>
-                <w:rFonts w:hint="default"/>
-                <w:sz w:val="26"/>
-                <w:szCs w:val="26"/>
-              </w:rPr>
-            </w:pPr>
-            <w:r>
-              <w:rPr>
-                <w:rFonts w:hint="default"/>
-                <w:sz w:val="26"/>
-                <w:szCs w:val="26"/>
-              </w:rPr>
-              <w:t>Offline</w:t>
             </w:r>
           </w:p>
         </w:tc>
@@ -14495,9 +14170,12 @@
             <w:right w:w="108" w:type="dxa"/>
           </w:tblCellMar>
         </w:tblPrEx>
+        <w:trPr>
+          <w:trHeight w:val="1328" w:hRule="atLeast"/>
+        </w:trPr>
         <w:tc>
           <w:tcPr>
-            <w:tcW w:w="2249" w:type="dxa"/>
+            <w:tcW w:w="2862" w:type="dxa"/>
             <w:vAlign w:val="center"/>
           </w:tcPr>
           <w:p>
@@ -14522,7 +14200,7 @@
         </w:tc>
         <w:tc>
           <w:tcPr>
-            <w:tcW w:w="2250" w:type="dxa"/>
+            <w:tcW w:w="2863" w:type="dxa"/>
             <w:vAlign w:val="center"/>
           </w:tcPr>
           <w:p>
@@ -14547,7 +14225,7 @@
         </w:tc>
         <w:tc>
           <w:tcPr>
-            <w:tcW w:w="2446" w:type="dxa"/>
+            <w:tcW w:w="3113" w:type="dxa"/>
             <w:vAlign w:val="center"/>
           </w:tcPr>
           <w:p>
@@ -14567,31 +14245,6 @@
                 <w:szCs w:val="26"/>
               </w:rPr>
               <w:t>Chức năng quản lý thẻ bằng SQLite</w:t>
-            </w:r>
-          </w:p>
-        </w:tc>
-        <w:tc>
-          <w:tcPr>
-            <w:tcW w:w="2054" w:type="dxa"/>
-            <w:vAlign w:val="center"/>
-          </w:tcPr>
-          <w:p>
-            <w:pPr>
-              <w:bidi w:val="0"/>
-              <w:spacing w:line="360" w:lineRule="auto"/>
-              <w:rPr>
-                <w:rFonts w:hint="default"/>
-                <w:sz w:val="26"/>
-                <w:szCs w:val="26"/>
-              </w:rPr>
-            </w:pPr>
-            <w:r>
-              <w:rPr>
-                <w:rFonts w:hint="default"/>
-                <w:sz w:val="26"/>
-                <w:szCs w:val="26"/>
-              </w:rPr>
-              <w:t>Offline</w:t>
             </w:r>
           </w:p>
         </w:tc>
@@ -14613,9 +14266,12 @@
             <w:right w:w="108" w:type="dxa"/>
           </w:tblCellMar>
         </w:tblPrEx>
+        <w:trPr>
+          <w:trHeight w:val="1767" w:hRule="atLeast"/>
+        </w:trPr>
         <w:tc>
           <w:tcPr>
-            <w:tcW w:w="2249" w:type="dxa"/>
+            <w:tcW w:w="2862" w:type="dxa"/>
             <w:vAlign w:val="center"/>
           </w:tcPr>
           <w:p>
@@ -14640,7 +14296,7 @@
         </w:tc>
         <w:tc>
           <w:tcPr>
-            <w:tcW w:w="2250" w:type="dxa"/>
+            <w:tcW w:w="2863" w:type="dxa"/>
             <w:vAlign w:val="center"/>
           </w:tcPr>
           <w:p>
@@ -14665,7 +14321,7 @@
         </w:tc>
         <w:tc>
           <w:tcPr>
-            <w:tcW w:w="2446" w:type="dxa"/>
+            <w:tcW w:w="3113" w:type="dxa"/>
             <w:vAlign w:val="center"/>
           </w:tcPr>
           <w:p>
@@ -14685,31 +14341,6 @@
                 <w:szCs w:val="26"/>
               </w:rPr>
               <w:t>SM 2 engine trên thiết bị</w:t>
-            </w:r>
-          </w:p>
-        </w:tc>
-        <w:tc>
-          <w:tcPr>
-            <w:tcW w:w="2054" w:type="dxa"/>
-            <w:vAlign w:val="center"/>
-          </w:tcPr>
-          <w:p>
-            <w:pPr>
-              <w:bidi w:val="0"/>
-              <w:spacing w:line="360" w:lineRule="auto"/>
-              <w:rPr>
-                <w:rFonts w:hint="default"/>
-                <w:sz w:val="26"/>
-                <w:szCs w:val="26"/>
-              </w:rPr>
-            </w:pPr>
-            <w:r>
-              <w:rPr>
-                <w:rFonts w:hint="default"/>
-                <w:sz w:val="26"/>
-                <w:szCs w:val="26"/>
-              </w:rPr>
-              <w:t>Offline</w:t>
             </w:r>
           </w:p>
         </w:tc>
@@ -14731,9 +14362,12 @@
             <w:right w:w="108" w:type="dxa"/>
           </w:tblCellMar>
         </w:tblPrEx>
+        <w:trPr>
+          <w:trHeight w:val="1777" w:hRule="atLeast"/>
+        </w:trPr>
         <w:tc>
           <w:tcPr>
-            <w:tcW w:w="2249" w:type="dxa"/>
+            <w:tcW w:w="2862" w:type="dxa"/>
             <w:vAlign w:val="center"/>
           </w:tcPr>
           <w:p>
@@ -14758,7 +14392,7 @@
         </w:tc>
         <w:tc>
           <w:tcPr>
-            <w:tcW w:w="2250" w:type="dxa"/>
+            <w:tcW w:w="2863" w:type="dxa"/>
             <w:vAlign w:val="center"/>
           </w:tcPr>
           <w:p>
@@ -14783,7 +14417,7 @@
         </w:tc>
         <w:tc>
           <w:tcPr>
-            <w:tcW w:w="2446" w:type="dxa"/>
+            <w:tcW w:w="3113" w:type="dxa"/>
             <w:vAlign w:val="center"/>
           </w:tcPr>
           <w:p>
@@ -14803,31 +14437,6 @@
                 <w:szCs w:val="26"/>
               </w:rPr>
               <w:t>Review service cục bộ; Sync service tùy chọn</w:t>
-            </w:r>
-          </w:p>
-        </w:tc>
-        <w:tc>
-          <w:tcPr>
-            <w:tcW w:w="2054" w:type="dxa"/>
-            <w:vAlign w:val="center"/>
-          </w:tcPr>
-          <w:p>
-            <w:pPr>
-              <w:bidi w:val="0"/>
-              <w:spacing w:line="360" w:lineRule="auto"/>
-              <w:rPr>
-                <w:rFonts w:hint="default"/>
-                <w:sz w:val="26"/>
-                <w:szCs w:val="26"/>
-              </w:rPr>
-            </w:pPr>
-            <w:r>
-              <w:rPr>
-                <w:rFonts w:hint="default"/>
-                <w:sz w:val="26"/>
-                <w:szCs w:val="26"/>
-              </w:rPr>
-              <w:t>Ngoại tuyến; đồng bộ khi có mạng</w:t>
             </w:r>
           </w:p>
         </w:tc>
@@ -15523,7 +15132,24 @@
                 <w:sz w:val="26"/>
                 <w:szCs w:val="26"/>
               </w:rPr>
-              <w:t>Cơ sở thiết kế thẻ học</w:t>
+              <w:t xml:space="preserve">Cơ sở thiết kế </w:t>
+            </w:r>
+            <w:r>
+              <w:rPr>
+                <w:rFonts w:hint="default"/>
+                <w:sz w:val="26"/>
+                <w:szCs w:val="26"/>
+                <w:lang w:val="en-US"/>
+              </w:rPr>
+              <w:t>t</w:t>
+            </w:r>
+            <w:r>
+              <w:rPr>
+                <w:rFonts w:hint="default"/>
+                <w:sz w:val="26"/>
+                <w:szCs w:val="26"/>
+              </w:rPr>
+              <w:t>hẻ ghi nhớ</w:t>
             </w:r>
           </w:p>
         </w:tc>
@@ -16157,7 +15783,6 @@
         <w:spacing w:line="360" w:lineRule="auto"/>
         <w:jc w:val="both"/>
         <w:rPr>
-          <w:rFonts w:hint="default" w:ascii="Times New Roman" w:hAnsi="Times New Roman" w:cs="Times New Roman"/>
           <w:sz w:val="26"/>
           <w:szCs w:val="26"/>
         </w:rPr>
@@ -16179,929 +15804,38 @@
         <w:spacing w:line="360" w:lineRule="auto"/>
         <w:jc w:val="both"/>
         <w:rPr>
-          <w:rFonts w:hint="default"/>
-          <w:sz w:val="26"/>
-          <w:szCs w:val="26"/>
-        </w:rPr>
-      </w:pPr>
-      <w:r>
-        <w:rPr>
-          <w:rFonts w:hint="default" w:ascii="Times New Roman" w:hAnsi="Times New Roman" w:eastAsia="SimSun" w:cs="Times New Roman"/>
-          <w:i w:val="0"/>
-          <w:iCs w:val="0"/>
-          <w:caps w:val="0"/>
-          <w:color w:val="000000"/>
-          <w:spacing w:val="0"/>
-          <w:sz w:val="26"/>
-          <w:szCs w:val="26"/>
-          <w:shd w:val="clear" w:fill="FFFFFF"/>
-        </w:rPr>
-        <w:t>Việc lựa chọn mô hình cần cân bằng độ chính xác chuẩn, số tham số, khả năng xuất sang runtime mục tiêu và hiệu năng trên thiết bị. Tài liệu Ultralytics ghi nhận YOLOv8 Nano có 3,2 triệu tham số và đạt 37,3 điểm mAP theo chỉ số từ 0,50 đến 0,95 trên COCO với đầu vào 640 pixel [13]. Đây là chỉ số của mô hình tiền huấn luyện trên COCO, không phải tỷ lệ phát hiện đúng trong ứng dụng.</w:t>
-      </w:r>
-    </w:p>
-    <w:tbl>
-      <w:tblPr>
-        <w:tblStyle w:val="28"/>
-        <w:tblW w:w="0" w:type="auto"/>
-        <w:tblInd w:w="0" w:type="dxa"/>
-        <w:tblBorders>
-          <w:top w:val="single" w:color="auto" w:sz="4" w:space="0"/>
-          <w:left w:val="single" w:color="auto" w:sz="4" w:space="0"/>
-          <w:bottom w:val="single" w:color="auto" w:sz="4" w:space="0"/>
-          <w:right w:val="single" w:color="auto" w:sz="4" w:space="0"/>
-          <w:insideH w:val="single" w:color="auto" w:sz="4" w:space="0"/>
-          <w:insideV w:val="single" w:color="auto" w:sz="4" w:space="0"/>
-        </w:tblBorders>
-        <w:tblLayout w:type="autofit"/>
-        <w:tblCellMar>
-          <w:top w:w="0" w:type="dxa"/>
-          <w:left w:w="108" w:type="dxa"/>
-          <w:bottom w:w="0" w:type="dxa"/>
-          <w:right w:w="108" w:type="dxa"/>
-        </w:tblCellMar>
-      </w:tblPr>
-      <w:tblGrid>
-        <w:gridCol w:w="1800"/>
-        <w:gridCol w:w="1799"/>
-        <w:gridCol w:w="1800"/>
-        <w:gridCol w:w="1800"/>
-        <w:gridCol w:w="1800"/>
-      </w:tblGrid>
-      <w:tr>
-        <w:tblPrEx>
-          <w:tblBorders>
-            <w:top w:val="single" w:color="auto" w:sz="4" w:space="0"/>
-            <w:left w:val="single" w:color="auto" w:sz="4" w:space="0"/>
-            <w:bottom w:val="single" w:color="auto" w:sz="4" w:space="0"/>
-            <w:right w:val="single" w:color="auto" w:sz="4" w:space="0"/>
-            <w:insideH w:val="single" w:color="auto" w:sz="4" w:space="0"/>
-            <w:insideV w:val="single" w:color="auto" w:sz="4" w:space="0"/>
-          </w:tblBorders>
-          <w:tblCellMar>
-            <w:top w:w="0" w:type="dxa"/>
-            <w:left w:w="108" w:type="dxa"/>
-            <w:bottom w:w="0" w:type="dxa"/>
-            <w:right w:w="108" w:type="dxa"/>
-          </w:tblCellMar>
-        </w:tblPrEx>
-        <w:tc>
-          <w:tcPr>
-            <w:tcW w:w="1800" w:type="dxa"/>
-            <w:vAlign w:val="center"/>
-          </w:tcPr>
-          <w:p>
-            <w:pPr>
-              <w:bidi w:val="0"/>
-              <w:spacing w:line="360" w:lineRule="auto"/>
-              <w:rPr>
-                <w:rFonts w:hint="default"/>
-                <w:sz w:val="26"/>
-                <w:szCs w:val="26"/>
-              </w:rPr>
-            </w:pPr>
-            <w:r>
-              <w:rPr>
-                <w:rFonts w:hint="default"/>
-                <w:sz w:val="26"/>
-                <w:szCs w:val="26"/>
-              </w:rPr>
-              <w:t>Mô hình</w:t>
-            </w:r>
-          </w:p>
-        </w:tc>
-        <w:tc>
-          <w:tcPr>
-            <w:tcW w:w="1800" w:type="dxa"/>
-            <w:vAlign w:val="center"/>
-          </w:tcPr>
-          <w:p>
-            <w:pPr>
-              <w:bidi w:val="0"/>
-              <w:spacing w:line="360" w:lineRule="auto"/>
-              <w:rPr>
-                <w:rFonts w:hint="default"/>
-                <w:sz w:val="26"/>
-                <w:szCs w:val="26"/>
-              </w:rPr>
-            </w:pPr>
-            <w:r>
-              <w:rPr>
-                <w:rFonts w:hint="default"/>
-                <w:sz w:val="26"/>
-                <w:szCs w:val="26"/>
-              </w:rPr>
-              <w:t>mAP 0,50 đến 0,95</w:t>
-            </w:r>
-          </w:p>
-        </w:tc>
-        <w:tc>
-          <w:tcPr>
-            <w:tcW w:w="1801" w:type="dxa"/>
-            <w:vAlign w:val="center"/>
-          </w:tcPr>
-          <w:p>
-            <w:pPr>
-              <w:bidi w:val="0"/>
-              <w:spacing w:line="360" w:lineRule="auto"/>
-              <w:rPr>
-                <w:rFonts w:hint="default"/>
-                <w:sz w:val="26"/>
-                <w:szCs w:val="26"/>
-              </w:rPr>
-            </w:pPr>
-            <w:r>
-              <w:rPr>
-                <w:rFonts w:hint="default"/>
-                <w:sz w:val="26"/>
-                <w:szCs w:val="26"/>
-              </w:rPr>
-              <w:t>CPU ONNX (ms)</w:t>
-            </w:r>
-          </w:p>
-        </w:tc>
-        <w:tc>
-          <w:tcPr>
-            <w:tcW w:w="1801" w:type="dxa"/>
-            <w:vAlign w:val="center"/>
-          </w:tcPr>
-          <w:p>
-            <w:pPr>
-              <w:bidi w:val="0"/>
-              <w:spacing w:line="360" w:lineRule="auto"/>
-              <w:rPr>
-                <w:rFonts w:hint="default"/>
-                <w:sz w:val="26"/>
-                <w:szCs w:val="26"/>
-              </w:rPr>
-            </w:pPr>
-            <w:r>
-              <w:rPr>
-                <w:rFonts w:hint="default"/>
-                <w:sz w:val="26"/>
-                <w:szCs w:val="26"/>
-              </w:rPr>
-              <w:t>Số tham số</w:t>
-            </w:r>
-          </w:p>
-        </w:tc>
-        <w:tc>
-          <w:tcPr>
-            <w:tcW w:w="1801" w:type="dxa"/>
-            <w:vAlign w:val="center"/>
-          </w:tcPr>
-          <w:p>
-            <w:pPr>
-              <w:bidi w:val="0"/>
-              <w:spacing w:line="360" w:lineRule="auto"/>
-              <w:rPr>
-                <w:rFonts w:hint="default"/>
-                <w:sz w:val="26"/>
-                <w:szCs w:val="26"/>
-              </w:rPr>
-            </w:pPr>
-            <w:r>
-              <w:rPr>
-                <w:rFonts w:hint="default"/>
-                <w:sz w:val="26"/>
-                <w:szCs w:val="26"/>
-              </w:rPr>
-              <w:t>Ghi chú</w:t>
-            </w:r>
-          </w:p>
-        </w:tc>
-      </w:tr>
-      <w:tr>
-        <w:tblPrEx>
-          <w:tblBorders>
-            <w:top w:val="single" w:color="auto" w:sz="4" w:space="0"/>
-            <w:left w:val="single" w:color="auto" w:sz="4" w:space="0"/>
-            <w:bottom w:val="single" w:color="auto" w:sz="4" w:space="0"/>
-            <w:right w:val="single" w:color="auto" w:sz="4" w:space="0"/>
-            <w:insideH w:val="single" w:color="auto" w:sz="4" w:space="0"/>
-            <w:insideV w:val="single" w:color="auto" w:sz="4" w:space="0"/>
-          </w:tblBorders>
-          <w:tblCellMar>
-            <w:top w:w="0" w:type="dxa"/>
-            <w:left w:w="108" w:type="dxa"/>
-            <w:bottom w:w="0" w:type="dxa"/>
-            <w:right w:w="108" w:type="dxa"/>
-          </w:tblCellMar>
-        </w:tblPrEx>
-        <w:tc>
-          <w:tcPr>
-            <w:tcW w:w="1800" w:type="dxa"/>
-            <w:vAlign w:val="center"/>
-          </w:tcPr>
-          <w:p>
-            <w:pPr>
-              <w:bidi w:val="0"/>
-              <w:spacing w:line="360" w:lineRule="auto"/>
-              <w:rPr>
-                <w:rFonts w:hint="default"/>
-                <w:sz w:val="26"/>
-                <w:szCs w:val="26"/>
-              </w:rPr>
-            </w:pPr>
-            <w:r>
-              <w:rPr>
-                <w:rFonts w:hint="default"/>
-                <w:sz w:val="26"/>
-                <w:szCs w:val="26"/>
-              </w:rPr>
-              <w:t>YOLOv8n</w:t>
-            </w:r>
-          </w:p>
-        </w:tc>
-        <w:tc>
-          <w:tcPr>
-            <w:tcW w:w="1800" w:type="dxa"/>
-            <w:vAlign w:val="center"/>
-          </w:tcPr>
-          <w:p>
-            <w:pPr>
-              <w:bidi w:val="0"/>
-              <w:spacing w:line="360" w:lineRule="auto"/>
-              <w:rPr>
-                <w:rFonts w:hint="default"/>
-                <w:sz w:val="26"/>
-                <w:szCs w:val="26"/>
-              </w:rPr>
-            </w:pPr>
-            <w:r>
-              <w:rPr>
-                <w:rFonts w:hint="default"/>
-                <w:sz w:val="26"/>
-                <w:szCs w:val="26"/>
-              </w:rPr>
-              <w:t>37,3</w:t>
-            </w:r>
-          </w:p>
-        </w:tc>
-        <w:tc>
-          <w:tcPr>
-            <w:tcW w:w="1801" w:type="dxa"/>
-            <w:vAlign w:val="center"/>
-          </w:tcPr>
-          <w:p>
-            <w:pPr>
-              <w:bidi w:val="0"/>
-              <w:spacing w:line="360" w:lineRule="auto"/>
-              <w:rPr>
-                <w:rFonts w:hint="default"/>
-                <w:sz w:val="26"/>
-                <w:szCs w:val="26"/>
-              </w:rPr>
-            </w:pPr>
-            <w:r>
-              <w:rPr>
-                <w:rFonts w:hint="default"/>
-                <w:sz w:val="26"/>
-                <w:szCs w:val="26"/>
-              </w:rPr>
-              <w:t>80,4</w:t>
-            </w:r>
-          </w:p>
-        </w:tc>
-        <w:tc>
-          <w:tcPr>
-            <w:tcW w:w="1801" w:type="dxa"/>
-            <w:vAlign w:val="center"/>
-          </w:tcPr>
-          <w:p>
-            <w:pPr>
-              <w:bidi w:val="0"/>
-              <w:spacing w:line="360" w:lineRule="auto"/>
-              <w:rPr>
-                <w:rFonts w:hint="default"/>
-                <w:sz w:val="26"/>
-                <w:szCs w:val="26"/>
-              </w:rPr>
-            </w:pPr>
-            <w:r>
-              <w:rPr>
-                <w:rFonts w:hint="default"/>
-                <w:sz w:val="26"/>
-                <w:szCs w:val="26"/>
-              </w:rPr>
-              <w:t>3,2 triệu</w:t>
-            </w:r>
-          </w:p>
-        </w:tc>
-        <w:tc>
-          <w:tcPr>
-            <w:tcW w:w="1801" w:type="dxa"/>
-            <w:vAlign w:val="center"/>
-          </w:tcPr>
-          <w:p>
-            <w:pPr>
-              <w:bidi w:val="0"/>
-              <w:spacing w:line="360" w:lineRule="auto"/>
-              <w:rPr>
-                <w:rFonts w:hint="default"/>
-                <w:sz w:val="26"/>
-                <w:szCs w:val="26"/>
-              </w:rPr>
-            </w:pPr>
-            <w:r>
-              <w:rPr>
-                <w:rFonts w:hint="default"/>
-                <w:sz w:val="26"/>
-                <w:szCs w:val="26"/>
-              </w:rPr>
-              <w:t>Ứng viên ban đầu</w:t>
-            </w:r>
-          </w:p>
-        </w:tc>
-      </w:tr>
-      <w:tr>
-        <w:tblPrEx>
-          <w:tblBorders>
-            <w:top w:val="single" w:color="auto" w:sz="4" w:space="0"/>
-            <w:left w:val="single" w:color="auto" w:sz="4" w:space="0"/>
-            <w:bottom w:val="single" w:color="auto" w:sz="4" w:space="0"/>
-            <w:right w:val="single" w:color="auto" w:sz="4" w:space="0"/>
-            <w:insideH w:val="single" w:color="auto" w:sz="4" w:space="0"/>
-            <w:insideV w:val="single" w:color="auto" w:sz="4" w:space="0"/>
-          </w:tblBorders>
-          <w:tblCellMar>
-            <w:top w:w="0" w:type="dxa"/>
-            <w:left w:w="108" w:type="dxa"/>
-            <w:bottom w:w="0" w:type="dxa"/>
-            <w:right w:w="108" w:type="dxa"/>
-          </w:tblCellMar>
-        </w:tblPrEx>
-        <w:tc>
-          <w:tcPr>
-            <w:tcW w:w="1800" w:type="dxa"/>
-            <w:vAlign w:val="center"/>
-          </w:tcPr>
-          <w:p>
-            <w:pPr>
-              <w:bidi w:val="0"/>
-              <w:spacing w:line="360" w:lineRule="auto"/>
-              <w:rPr>
-                <w:rFonts w:hint="default"/>
-                <w:sz w:val="26"/>
-                <w:szCs w:val="26"/>
-              </w:rPr>
-            </w:pPr>
-            <w:r>
-              <w:rPr>
-                <w:rFonts w:hint="default"/>
-                <w:sz w:val="26"/>
-                <w:szCs w:val="26"/>
-              </w:rPr>
-              <w:t>YOLOv8s</w:t>
-            </w:r>
-          </w:p>
-        </w:tc>
-        <w:tc>
-          <w:tcPr>
-            <w:tcW w:w="1800" w:type="dxa"/>
-            <w:vAlign w:val="center"/>
-          </w:tcPr>
-          <w:p>
-            <w:pPr>
-              <w:bidi w:val="0"/>
-              <w:spacing w:line="360" w:lineRule="auto"/>
-              <w:rPr>
-                <w:rFonts w:hint="default"/>
-                <w:sz w:val="26"/>
-                <w:szCs w:val="26"/>
-              </w:rPr>
-            </w:pPr>
-            <w:r>
-              <w:rPr>
-                <w:rFonts w:hint="default"/>
-                <w:sz w:val="26"/>
-                <w:szCs w:val="26"/>
-              </w:rPr>
-              <w:t>44,9</w:t>
-            </w:r>
-          </w:p>
-        </w:tc>
-        <w:tc>
-          <w:tcPr>
-            <w:tcW w:w="1801" w:type="dxa"/>
-            <w:vAlign w:val="center"/>
-          </w:tcPr>
-          <w:p>
-            <w:pPr>
-              <w:bidi w:val="0"/>
-              <w:spacing w:line="360" w:lineRule="auto"/>
-              <w:rPr>
-                <w:rFonts w:hint="default"/>
-                <w:sz w:val="26"/>
-                <w:szCs w:val="26"/>
-              </w:rPr>
-            </w:pPr>
-            <w:r>
-              <w:rPr>
-                <w:rFonts w:hint="default"/>
-                <w:sz w:val="26"/>
-                <w:szCs w:val="26"/>
-              </w:rPr>
-              <w:t>128,4</w:t>
-            </w:r>
-          </w:p>
-        </w:tc>
-        <w:tc>
-          <w:tcPr>
-            <w:tcW w:w="1801" w:type="dxa"/>
-            <w:vAlign w:val="center"/>
-          </w:tcPr>
-          <w:p>
-            <w:pPr>
-              <w:bidi w:val="0"/>
-              <w:spacing w:line="360" w:lineRule="auto"/>
-              <w:rPr>
-                <w:rFonts w:hint="default"/>
-                <w:sz w:val="26"/>
-                <w:szCs w:val="26"/>
-              </w:rPr>
-            </w:pPr>
-            <w:r>
-              <w:rPr>
-                <w:rFonts w:hint="default"/>
-                <w:sz w:val="26"/>
-                <w:szCs w:val="26"/>
-              </w:rPr>
-              <w:t>11,2 triệu</w:t>
-            </w:r>
-          </w:p>
-        </w:tc>
-        <w:tc>
-          <w:tcPr>
-            <w:tcW w:w="1801" w:type="dxa"/>
-            <w:vAlign w:val="center"/>
-          </w:tcPr>
-          <w:p>
-            <w:pPr>
-              <w:bidi w:val="0"/>
-              <w:spacing w:line="360" w:lineRule="auto"/>
-              <w:rPr>
-                <w:rFonts w:hint="default"/>
-                <w:sz w:val="26"/>
-                <w:szCs w:val="26"/>
-              </w:rPr>
-            </w:pPr>
-            <w:r>
-              <w:rPr>
-                <w:rFonts w:hint="default"/>
-                <w:sz w:val="26"/>
-                <w:szCs w:val="26"/>
-              </w:rPr>
-              <w:t>Độ chính xác cao hơn, quy mô lớn hơn</w:t>
-            </w:r>
-          </w:p>
-        </w:tc>
-      </w:tr>
-      <w:tr>
-        <w:tblPrEx>
-          <w:tblBorders>
-            <w:top w:val="single" w:color="auto" w:sz="4" w:space="0"/>
-            <w:left w:val="single" w:color="auto" w:sz="4" w:space="0"/>
-            <w:bottom w:val="single" w:color="auto" w:sz="4" w:space="0"/>
-            <w:right w:val="single" w:color="auto" w:sz="4" w:space="0"/>
-            <w:insideH w:val="single" w:color="auto" w:sz="4" w:space="0"/>
-            <w:insideV w:val="single" w:color="auto" w:sz="4" w:space="0"/>
-          </w:tblBorders>
-          <w:tblCellMar>
-            <w:top w:w="0" w:type="dxa"/>
-            <w:left w:w="108" w:type="dxa"/>
-            <w:bottom w:w="0" w:type="dxa"/>
-            <w:right w:w="108" w:type="dxa"/>
-          </w:tblCellMar>
-        </w:tblPrEx>
-        <w:tc>
-          <w:tcPr>
-            <w:tcW w:w="1800" w:type="dxa"/>
-            <w:vAlign w:val="center"/>
-          </w:tcPr>
-          <w:p>
-            <w:pPr>
-              <w:bidi w:val="0"/>
-              <w:spacing w:line="360" w:lineRule="auto"/>
-              <w:rPr>
-                <w:rFonts w:hint="default"/>
-                <w:sz w:val="26"/>
-                <w:szCs w:val="26"/>
-              </w:rPr>
-            </w:pPr>
-            <w:r>
-              <w:rPr>
-                <w:rFonts w:hint="default"/>
-                <w:sz w:val="26"/>
-                <w:szCs w:val="26"/>
-              </w:rPr>
-              <w:t>YOLOv8m</w:t>
-            </w:r>
-          </w:p>
-        </w:tc>
-        <w:tc>
-          <w:tcPr>
-            <w:tcW w:w="1800" w:type="dxa"/>
-            <w:vAlign w:val="center"/>
-          </w:tcPr>
-          <w:p>
-            <w:pPr>
-              <w:bidi w:val="0"/>
-              <w:spacing w:line="360" w:lineRule="auto"/>
-              <w:rPr>
-                <w:rFonts w:hint="default"/>
-                <w:sz w:val="26"/>
-                <w:szCs w:val="26"/>
-              </w:rPr>
-            </w:pPr>
-            <w:r>
-              <w:rPr>
-                <w:rFonts w:hint="default"/>
-                <w:sz w:val="26"/>
-                <w:szCs w:val="26"/>
-              </w:rPr>
-              <w:t>50,2</w:t>
-            </w:r>
-          </w:p>
-        </w:tc>
-        <w:tc>
-          <w:tcPr>
-            <w:tcW w:w="1801" w:type="dxa"/>
-            <w:vAlign w:val="center"/>
-          </w:tcPr>
-          <w:p>
-            <w:pPr>
-              <w:bidi w:val="0"/>
-              <w:spacing w:line="360" w:lineRule="auto"/>
-              <w:rPr>
-                <w:rFonts w:hint="default"/>
-                <w:sz w:val="26"/>
-                <w:szCs w:val="26"/>
-              </w:rPr>
-            </w:pPr>
-            <w:r>
-              <w:rPr>
-                <w:rFonts w:hint="default"/>
-                <w:sz w:val="26"/>
-                <w:szCs w:val="26"/>
-              </w:rPr>
-              <w:t>234,7</w:t>
-            </w:r>
-          </w:p>
-        </w:tc>
-        <w:tc>
-          <w:tcPr>
-            <w:tcW w:w="1801" w:type="dxa"/>
-            <w:vAlign w:val="center"/>
-          </w:tcPr>
-          <w:p>
-            <w:pPr>
-              <w:bidi w:val="0"/>
-              <w:spacing w:line="360" w:lineRule="auto"/>
-              <w:rPr>
-                <w:rFonts w:hint="default"/>
-                <w:sz w:val="26"/>
-                <w:szCs w:val="26"/>
-              </w:rPr>
-            </w:pPr>
-            <w:r>
-              <w:rPr>
-                <w:rFonts w:hint="default"/>
-                <w:sz w:val="26"/>
-                <w:szCs w:val="26"/>
-              </w:rPr>
-              <w:t>25,9 triệu</w:t>
-            </w:r>
-          </w:p>
-        </w:tc>
-        <w:tc>
-          <w:tcPr>
-            <w:tcW w:w="1801" w:type="dxa"/>
-            <w:vAlign w:val="center"/>
-          </w:tcPr>
-          <w:p>
-            <w:pPr>
-              <w:bidi w:val="0"/>
-              <w:spacing w:line="360" w:lineRule="auto"/>
-              <w:rPr>
-                <w:rFonts w:hint="default"/>
-                <w:sz w:val="26"/>
-                <w:szCs w:val="26"/>
-              </w:rPr>
-            </w:pPr>
-            <w:r>
-              <w:rPr>
-                <w:rFonts w:hint="default"/>
-                <w:sz w:val="26"/>
-                <w:szCs w:val="26"/>
-              </w:rPr>
-              <w:t>Cần nhiều tài nguyên hơn</w:t>
-            </w:r>
-          </w:p>
-        </w:tc>
-      </w:tr>
-      <w:tr>
-        <w:tblPrEx>
-          <w:tblBorders>
-            <w:top w:val="single" w:color="auto" w:sz="4" w:space="0"/>
-            <w:left w:val="single" w:color="auto" w:sz="4" w:space="0"/>
-            <w:bottom w:val="single" w:color="auto" w:sz="4" w:space="0"/>
-            <w:right w:val="single" w:color="auto" w:sz="4" w:space="0"/>
-            <w:insideH w:val="single" w:color="auto" w:sz="4" w:space="0"/>
-            <w:insideV w:val="single" w:color="auto" w:sz="4" w:space="0"/>
-          </w:tblBorders>
-          <w:tblCellMar>
-            <w:top w:w="0" w:type="dxa"/>
-            <w:left w:w="108" w:type="dxa"/>
-            <w:bottom w:w="0" w:type="dxa"/>
-            <w:right w:w="108" w:type="dxa"/>
-          </w:tblCellMar>
-        </w:tblPrEx>
-        <w:tc>
-          <w:tcPr>
-            <w:tcW w:w="1800" w:type="dxa"/>
-            <w:vAlign w:val="center"/>
-          </w:tcPr>
-          <w:p>
-            <w:pPr>
-              <w:bidi w:val="0"/>
-              <w:spacing w:line="360" w:lineRule="auto"/>
-              <w:rPr>
-                <w:rFonts w:hint="default"/>
-                <w:sz w:val="26"/>
-                <w:szCs w:val="26"/>
-              </w:rPr>
-            </w:pPr>
-            <w:r>
-              <w:rPr>
-                <w:rFonts w:hint="default"/>
-                <w:sz w:val="26"/>
-                <w:szCs w:val="26"/>
-              </w:rPr>
-              <w:t>YOLOv8l</w:t>
-            </w:r>
-          </w:p>
-        </w:tc>
-        <w:tc>
-          <w:tcPr>
-            <w:tcW w:w="1800" w:type="dxa"/>
-            <w:vAlign w:val="center"/>
-          </w:tcPr>
-          <w:p>
-            <w:pPr>
-              <w:bidi w:val="0"/>
-              <w:spacing w:line="360" w:lineRule="auto"/>
-              <w:rPr>
-                <w:rFonts w:hint="default"/>
-                <w:sz w:val="26"/>
-                <w:szCs w:val="26"/>
-              </w:rPr>
-            </w:pPr>
-            <w:r>
-              <w:rPr>
-                <w:rFonts w:hint="default"/>
-                <w:sz w:val="26"/>
-                <w:szCs w:val="26"/>
-              </w:rPr>
-              <w:t>52,9</w:t>
-            </w:r>
-          </w:p>
-        </w:tc>
-        <w:tc>
-          <w:tcPr>
-            <w:tcW w:w="1801" w:type="dxa"/>
-            <w:vAlign w:val="center"/>
-          </w:tcPr>
-          <w:p>
-            <w:pPr>
-              <w:bidi w:val="0"/>
-              <w:spacing w:line="360" w:lineRule="auto"/>
-              <w:rPr>
-                <w:rFonts w:hint="default"/>
-                <w:sz w:val="26"/>
-                <w:szCs w:val="26"/>
-              </w:rPr>
-            </w:pPr>
-            <w:r>
-              <w:rPr>
-                <w:rFonts w:hint="default"/>
-                <w:sz w:val="26"/>
-                <w:szCs w:val="26"/>
-              </w:rPr>
-              <w:t>375,2</w:t>
-            </w:r>
-          </w:p>
-        </w:tc>
-        <w:tc>
-          <w:tcPr>
-            <w:tcW w:w="1801" w:type="dxa"/>
-            <w:vAlign w:val="center"/>
-          </w:tcPr>
-          <w:p>
-            <w:pPr>
-              <w:bidi w:val="0"/>
-              <w:spacing w:line="360" w:lineRule="auto"/>
-              <w:rPr>
-                <w:rFonts w:hint="default"/>
-                <w:sz w:val="26"/>
-                <w:szCs w:val="26"/>
-              </w:rPr>
-            </w:pPr>
-            <w:r>
-              <w:rPr>
-                <w:rFonts w:hint="default"/>
-                <w:sz w:val="26"/>
-                <w:szCs w:val="26"/>
-              </w:rPr>
-              <w:t>43,7 triệu</w:t>
-            </w:r>
-          </w:p>
-        </w:tc>
-        <w:tc>
-          <w:tcPr>
-            <w:tcW w:w="1801" w:type="dxa"/>
-            <w:vAlign w:val="center"/>
-          </w:tcPr>
-          <w:p>
-            <w:pPr>
-              <w:bidi w:val="0"/>
-              <w:spacing w:line="360" w:lineRule="auto"/>
-              <w:rPr>
-                <w:rFonts w:hint="default"/>
-                <w:sz w:val="26"/>
-                <w:szCs w:val="26"/>
-              </w:rPr>
-            </w:pPr>
-            <w:r>
-              <w:rPr>
-                <w:rFonts w:hint="default"/>
-                <w:sz w:val="26"/>
-                <w:szCs w:val="26"/>
-              </w:rPr>
-              <w:t>Không ưu tiên cho bản thử nghiệm di động</w:t>
-            </w:r>
-          </w:p>
-        </w:tc>
-      </w:tr>
-      <w:tr>
-        <w:tblPrEx>
-          <w:tblBorders>
-            <w:top w:val="single" w:color="auto" w:sz="4" w:space="0"/>
-            <w:left w:val="single" w:color="auto" w:sz="4" w:space="0"/>
-            <w:bottom w:val="single" w:color="auto" w:sz="4" w:space="0"/>
-            <w:right w:val="single" w:color="auto" w:sz="4" w:space="0"/>
-            <w:insideH w:val="single" w:color="auto" w:sz="4" w:space="0"/>
-            <w:insideV w:val="single" w:color="auto" w:sz="4" w:space="0"/>
-          </w:tblBorders>
-          <w:tblCellMar>
-            <w:top w:w="0" w:type="dxa"/>
-            <w:left w:w="108" w:type="dxa"/>
-            <w:bottom w:w="0" w:type="dxa"/>
-            <w:right w:w="108" w:type="dxa"/>
-          </w:tblCellMar>
-        </w:tblPrEx>
-        <w:tc>
-          <w:tcPr>
-            <w:tcW w:w="1800" w:type="dxa"/>
-            <w:vAlign w:val="center"/>
-          </w:tcPr>
-          <w:p>
-            <w:pPr>
-              <w:bidi w:val="0"/>
-              <w:spacing w:line="360" w:lineRule="auto"/>
-              <w:rPr>
-                <w:rFonts w:hint="default"/>
-                <w:sz w:val="26"/>
-                <w:szCs w:val="26"/>
-              </w:rPr>
-            </w:pPr>
-            <w:r>
-              <w:rPr>
-                <w:rFonts w:hint="default"/>
-                <w:sz w:val="26"/>
-                <w:szCs w:val="26"/>
-              </w:rPr>
-              <w:t>YOLOv8x</w:t>
-            </w:r>
-          </w:p>
-        </w:tc>
-        <w:tc>
-          <w:tcPr>
-            <w:tcW w:w="1800" w:type="dxa"/>
-            <w:vAlign w:val="center"/>
-          </w:tcPr>
-          <w:p>
-            <w:pPr>
-              <w:bidi w:val="0"/>
-              <w:spacing w:line="360" w:lineRule="auto"/>
-              <w:rPr>
-                <w:rFonts w:hint="default"/>
-                <w:sz w:val="26"/>
-                <w:szCs w:val="26"/>
-              </w:rPr>
-            </w:pPr>
-            <w:r>
-              <w:rPr>
-                <w:rFonts w:hint="default"/>
-                <w:sz w:val="26"/>
-                <w:szCs w:val="26"/>
-              </w:rPr>
-              <w:t>53,9</w:t>
-            </w:r>
-          </w:p>
-        </w:tc>
-        <w:tc>
-          <w:tcPr>
-            <w:tcW w:w="1801" w:type="dxa"/>
-            <w:vAlign w:val="center"/>
-          </w:tcPr>
-          <w:p>
-            <w:pPr>
-              <w:bidi w:val="0"/>
-              <w:spacing w:line="360" w:lineRule="auto"/>
-              <w:rPr>
-                <w:rFonts w:hint="default"/>
-                <w:sz w:val="26"/>
-                <w:szCs w:val="26"/>
-              </w:rPr>
-            </w:pPr>
-            <w:r>
-              <w:rPr>
-                <w:rFonts w:hint="default"/>
-                <w:sz w:val="26"/>
-                <w:szCs w:val="26"/>
-              </w:rPr>
-              <w:t>479,1</w:t>
-            </w:r>
-          </w:p>
-        </w:tc>
-        <w:tc>
-          <w:tcPr>
-            <w:tcW w:w="1801" w:type="dxa"/>
-            <w:vAlign w:val="center"/>
-          </w:tcPr>
-          <w:p>
-            <w:pPr>
-              <w:bidi w:val="0"/>
-              <w:spacing w:line="360" w:lineRule="auto"/>
-              <w:rPr>
-                <w:rFonts w:hint="default"/>
-                <w:sz w:val="26"/>
-                <w:szCs w:val="26"/>
-              </w:rPr>
-            </w:pPr>
-            <w:r>
-              <w:rPr>
-                <w:rFonts w:hint="default"/>
-                <w:sz w:val="26"/>
-                <w:szCs w:val="26"/>
-              </w:rPr>
-              <w:t>68,2 triệu</w:t>
-            </w:r>
-          </w:p>
-        </w:tc>
-        <w:tc>
-          <w:tcPr>
-            <w:tcW w:w="1801" w:type="dxa"/>
-            <w:vAlign w:val="center"/>
-          </w:tcPr>
-          <w:p>
-            <w:pPr>
-              <w:bidi w:val="0"/>
-              <w:spacing w:line="360" w:lineRule="auto"/>
-              <w:rPr>
-                <w:rFonts w:hint="default"/>
-                <w:sz w:val="26"/>
-                <w:szCs w:val="26"/>
-              </w:rPr>
-            </w:pPr>
-            <w:r>
-              <w:rPr>
-                <w:rFonts w:hint="default"/>
-                <w:sz w:val="26"/>
-                <w:szCs w:val="26"/>
-              </w:rPr>
-              <w:t>Không ưu tiên cho bản thử nghiệm di động</w:t>
-            </w:r>
-          </w:p>
-        </w:tc>
-      </w:tr>
-    </w:tbl>
-    <w:p>
-      <w:pPr>
-        <w:pStyle w:val="26"/>
-        <w:keepNext w:val="0"/>
-        <w:keepLines w:val="0"/>
-        <w:widowControl/>
-        <w:suppressLineNumbers w:val="0"/>
-        <w:pBdr>
-          <w:top w:val="none" w:color="auto" w:sz="0" w:space="0"/>
-          <w:left w:val="none" w:color="auto" w:sz="0" w:space="0"/>
-          <w:bottom w:val="none" w:color="auto" w:sz="0" w:space="0"/>
-          <w:right w:val="none" w:color="auto" w:sz="0" w:space="0"/>
-        </w:pBdr>
-        <w:shd w:val="clear" w:fill="FFFFFF"/>
-        <w:spacing w:before="0" w:beforeAutospacing="0" w:after="60" w:afterAutospacing="0" w:line="23" w:lineRule="atLeast"/>
-        <w:ind w:right="0"/>
+          <w:sz w:val="26"/>
+          <w:szCs w:val="26"/>
+        </w:rPr>
+      </w:pPr>
+      <w:r>
+        <w:rPr>
+          <w:sz w:val="26"/>
+          <w:szCs w:val="26"/>
+        </w:rPr>
+        <w:t>YOLO là nhóm mô hình phát hiện vật thể một giai đoạn, trong đó ảnh được xử lý để dự đoán đồng thời vị trí và lớp của đối tượng [13]. Khả năng xử lý thống nhất giúp YOLO phù hợp với các ứng dụng cần phản hồi nhanh.</w:t>
+      </w:r>
+    </w:p>
+    <w:p>
+      <w:pPr>
+        <w:spacing w:line="360" w:lineRule="auto"/>
+        <w:jc w:val="both"/>
+        <w:rPr>
+          <w:sz w:val="26"/>
+          <w:szCs w:val="26"/>
+        </w:rPr>
+      </w:pPr>
+      <w:r>
+        <w:rPr>
+          <w:sz w:val="26"/>
+          <w:szCs w:val="26"/>
+        </w:rPr>
+        <w:t>YOLO-World mở rộng YOLO bằng việc kết hợp đặc trưng thị giác với đặc trưng ngôn ngữ [14]. Mô hình hoạt động theo cơ chế cung cấp tập từ vựng trước khi phát hiện. Tập từ vựng của Vocam gồm 365 nhãn tham chiếu Objects365 [25].</w:t>
+      </w:r>
+    </w:p>
+    <w:p>
+      <w:pPr>
+        <w:spacing w:line="360" w:lineRule="auto"/>
         <w:jc w:val="both"/>
         <w:rPr>
           <w:rFonts w:hint="default" w:ascii="Times New Roman" w:hAnsi="Times New Roman" w:cs="Times New Roman"/>
@@ -17115,225 +15849,12 @@
           <w:shd w:val="clear" w:fill="FFFFFF"/>
         </w:rPr>
       </w:pPr>
-    </w:p>
-    <w:p>
-      <w:pPr>
-        <w:bidi w:val="0"/>
-        <w:spacing w:line="360" w:lineRule="auto"/>
-        <w:jc w:val="both"/>
-        <w:rPr>
-          <w:rFonts w:hint="default"/>
-          <w:sz w:val="26"/>
-          <w:szCs w:val="26"/>
-        </w:rPr>
-      </w:pPr>
-      <w:r>
-        <w:rPr>
-          <w:rFonts w:hint="default"/>
-          <w:sz w:val="26"/>
-          <w:szCs w:val="26"/>
-        </w:rPr>
-        <w:t>YOLOv8 Nano được chọn làm phương án khởi đầu vì có quy mô nhỏ nhất trong các biến thể YOLOv8 được công bố và hỗ trợ xuất mô hình. Lựa chọn cuối cùng vẫn phải dựa trên khả năng chuyển đổi thành công, cấu trúc đầu ra, độ tương thích của phép toán và kết quả benchmark trên thiết bị mục tiêu.</w:t>
-      </w:r>
-    </w:p>
-    <w:p>
-      <w:pPr>
-        <w:bidi w:val="0"/>
-        <w:spacing w:line="360" w:lineRule="auto"/>
-        <w:jc w:val="both"/>
-        <w:rPr>
-          <w:rFonts w:hint="default"/>
-          <w:sz w:val="26"/>
-          <w:szCs w:val="26"/>
-        </w:rPr>
-      </w:pPr>
-      <w:r>
-        <w:rPr>
-          <w:rFonts w:hint="default"/>
-          <w:sz w:val="26"/>
-          <w:szCs w:val="26"/>
-        </w:rPr>
-        <w:t>Độ trễ không được suy ra từ benchmark CPU ONNX hoặc GPU máy chủ. Phép đo của nghiên cứu phải sử dụng đúng tệp mô hình, runtime, kích thước đầu vào, thiết bị, số lần chạy và quy trình làm nóng được mô tả trong phần thực nghiệm.</w:t>
-      </w:r>
-    </w:p>
-    <w:p>
-      <w:pPr>
-        <w:bidi w:val="0"/>
-        <w:spacing w:line="360" w:lineRule="auto"/>
-        <w:jc w:val="both"/>
-        <w:rPr>
-          <w:rFonts w:hint="default"/>
-          <w:sz w:val="26"/>
-          <w:szCs w:val="26"/>
-        </w:rPr>
-      </w:pPr>
-      <w:r>
-        <w:rPr>
-          <w:rFonts w:hint="default"/>
-          <w:sz w:val="26"/>
-          <w:szCs w:val="26"/>
-        </w:rPr>
-        <w:t>Dung lượng của tệp LiteRT cũng không được giả định là khoảng 6 megabyte trước khi xuất. Luận văn sẽ báo cáo kích thước thực tế của tệp cuối cùng cùng kiểu dữ liệu trọng số.</w:t>
-      </w:r>
-    </w:p>
-    <w:p>
-      <w:pPr>
-        <w:bidi w:val="0"/>
-        <w:spacing w:line="360" w:lineRule="auto"/>
-        <w:jc w:val="both"/>
-        <w:rPr>
-          <w:rFonts w:hint="default"/>
-          <w:sz w:val="26"/>
-          <w:szCs w:val="26"/>
-        </w:rPr>
-      </w:pPr>
-      <w:r>
-        <w:rPr>
-          <w:rFonts w:hint="default"/>
-          <w:sz w:val="26"/>
-          <w:szCs w:val="26"/>
-        </w:rPr>
-        <w:t>Mô hình tiền huấn luyện COCO cung cấp 80 lớp vật thể phổ biến [22]. Ứng dụng chỉ nên công bố hỗ trợ những lớp đã có dữ liệu từ vựng và đã được kiểm tra trong pipeline, vì số lớp của mô hình không tự động bằng số mục từ có trải nghiệm học hoàn chỉnh.</w:t>
-      </w:r>
-    </w:p>
-    <w:p>
-      <w:pPr>
-        <w:bidi w:val="0"/>
-        <w:spacing w:line="360" w:lineRule="auto"/>
-        <w:jc w:val="both"/>
-        <w:rPr>
-          <w:rFonts w:hint="default"/>
-          <w:sz w:val="26"/>
-          <w:szCs w:val="26"/>
-        </w:rPr>
-      </w:pPr>
-      <w:r>
-        <w:rPr>
-          <w:rFonts w:hint="default"/>
-          <w:sz w:val="26"/>
-          <w:szCs w:val="26"/>
-        </w:rPr>
-        <w:t>Ultralytics cung cấp quy trình xuất sang LiteRT, nhưng khả năng sử dụng trong ứng dụng còn phụ thuộc vào thư viện tích hợp phía React Native và cách xử lý đầu ra. Những thành phần này sẽ được ghi theo codebase thay vì mô tả từ giả định.</w:t>
-      </w:r>
-    </w:p>
-    <w:p>
-      <w:pPr>
-        <w:bidi w:val="0"/>
-        <w:spacing w:line="360" w:lineRule="auto"/>
-        <w:jc w:val="both"/>
-        <w:rPr>
-          <w:rFonts w:hint="default"/>
-          <w:sz w:val="26"/>
-          <w:szCs w:val="26"/>
-        </w:rPr>
-      </w:pPr>
-      <w:r>
-        <w:rPr>
-          <w:rFonts w:hint="default"/>
-          <w:sz w:val="26"/>
-          <w:szCs w:val="26"/>
-        </w:rPr>
-        <w:t>YOLOv8 sử dụng đầu phát hiện tách nhánh không dựa trên anchor và các kiến trúc backbone, neck được Ultralytics cải tiến [13]. Luận văn không gán trực tiếp tên CSPDarknet hoặc PANet cho toàn bộ kiến trúc nếu không đối chiếu với cấu hình model cụ thể.</w:t>
-      </w:r>
-    </w:p>
-    <w:p>
-      <w:pPr>
-        <w:bidi w:val="0"/>
-        <w:spacing w:line="360" w:lineRule="auto"/>
-        <w:jc w:val="both"/>
-        <w:rPr>
-          <w:rFonts w:hint="default"/>
-          <w:sz w:val="26"/>
-          <w:szCs w:val="26"/>
-        </w:rPr>
-      </w:pPr>
-      <w:r>
-        <w:rPr>
-          <w:rFonts w:hint="default"/>
-          <w:sz w:val="26"/>
-          <w:szCs w:val="26"/>
-        </w:rPr>
-        <w:t>Mô hình được xuất sang định dạng LiteRT để thử nghiệm khả năng suy luận trực tiếp trên thiết bị. Google mô tả LiteRT là nền tảng thực thi mô hình trên Android, iOS và các môi trường biên, với khả năng sử dụng CPU, GPU hoặc NPU tùy nền tảng và API [14]. Việc runtime hỗ trợ tăng tốc không có nghĩa ứng dụng tự động sử dụng NPU.</w:t>
-      </w:r>
-    </w:p>
-    <w:p>
-      <w:pPr>
-        <w:bidi w:val="0"/>
-        <w:spacing w:line="360" w:lineRule="auto"/>
-        <w:jc w:val="both"/>
-        <w:rPr>
-          <w:rFonts w:hint="default"/>
-          <w:sz w:val="26"/>
-          <w:szCs w:val="26"/>
-        </w:rPr>
-      </w:pPr>
-      <w:r>
-        <w:rPr>
-          <w:rFonts w:hint="default"/>
-          <w:sz w:val="26"/>
-          <w:szCs w:val="26"/>
-        </w:rPr>
-        <w:t>Quy trình chuyển đổi cần ghi rõ tệp nguồn, phiên bản Ultralytics, lệnh export, kích thước đầu vào, kiểu dữ liệu và các tùy chọn hậu xử lý. Tệp sinh ra phải được kiểm tra bằng một tập ảnh cố định trước khi tích hợp vào giao diện.</w:t>
-      </w:r>
-    </w:p>
-    <w:p>
-      <w:pPr>
-        <w:bidi w:val="0"/>
-        <w:spacing w:line="360" w:lineRule="auto"/>
-        <w:jc w:val="both"/>
-        <w:rPr>
-          <w:rFonts w:hint="default"/>
-          <w:sz w:val="26"/>
-          <w:szCs w:val="26"/>
-        </w:rPr>
-      </w:pPr>
-      <w:r>
-        <w:rPr>
-          <w:rFonts w:hint="default"/>
-          <w:sz w:val="26"/>
-          <w:szCs w:val="26"/>
-        </w:rPr>
-        <w:t>Lượng tử hóa 8 bit được xem là một nhánh thử nghiệm. Phiên bản lượng tử hóa chỉ được lựa chọn nếu xuất thành công, chạy đúng trên runtime mục tiêu và không làm suy giảm kết quả phát hiện vượt quá mức chấp nhận đã định nghĩa. Kích thước và thời gian suy luận được báo cáo từ tệp thực tế.</w:t>
-      </w:r>
-    </w:p>
-    <w:p>
-      <w:pPr>
-        <w:bidi w:val="0"/>
-        <w:spacing w:line="360" w:lineRule="auto"/>
-        <w:jc w:val="both"/>
-        <w:rPr>
-          <w:rFonts w:hint="default"/>
-          <w:sz w:val="26"/>
-          <w:szCs w:val="26"/>
-        </w:rPr>
-      </w:pPr>
-      <w:r>
-        <w:rPr>
-          <w:rFonts w:hint="default"/>
-          <w:sz w:val="26"/>
-          <w:szCs w:val="26"/>
-        </w:rPr>
-        <w:t>Không đặt bước loại bỏ nhánh mô hình nếu quy trình export không thực hiện thao tác này. Mọi biến đổi kiến trúc phải có lệnh, cấu hình hoặc đoạn mã có thể kiểm tra.</w:t>
-      </w:r>
-    </w:p>
-    <w:p>
-      <w:pPr>
-        <w:bidi w:val="0"/>
-        <w:spacing w:line="360" w:lineRule="auto"/>
-        <w:jc w:val="both"/>
-        <w:rPr>
-          <w:rFonts w:hint="default"/>
-          <w:sz w:val="26"/>
-          <w:szCs w:val="26"/>
-        </w:rPr>
-      </w:pPr>
-      <w:r>
-        <w:rPr>
-          <w:rFonts w:hint="default"/>
-          <w:sz w:val="26"/>
-          <w:szCs w:val="26"/>
-        </w:rPr>
-        <w:t>Kết quả tối ưu hóa sẽ được trình bày trong phần thực nghiệm sau khi có model cuối. Ở giai đoạn phương pháp, nghiên cứu chỉ mô tả các phương án chuyển đổi và tiêu chí dùng để lựa chọn.</w:t>
+      <w:r>
+        <w:rPr>
+          <w:sz w:val="26"/>
+          <w:szCs w:val="26"/>
+        </w:rPr>
+        <w:t>Hệ thống sử dụng hai lựa chọn mô hình. Mô hình tùy chỉnh được ưu tiên khi có sẵn và tương thích. YOLO-World v2 được sử dụng làm mô hình dự phòng. Hai mô hình phải được đánh giá bằng cùng tập ảnh và điều kiện chạy trước khi kết luận về độ chính xác hoặc thời gian phản hồi.</w:t>
       </w:r>
     </w:p>
     <w:p>
@@ -17367,42 +15888,36 @@
     </w:p>
     <w:p>
       <w:pPr>
-        <w:bidi w:val="0"/>
         <w:spacing w:line="360" w:lineRule="auto"/>
         <w:jc w:val="both"/>
         <w:rPr>
-          <w:rFonts w:hint="default"/>
-          <w:sz w:val="26"/>
-          <w:szCs w:val="26"/>
-        </w:rPr>
-      </w:pPr>
-      <w:r>
-        <w:rPr>
-          <w:rFonts w:hint="default"/>
-          <w:sz w:val="26"/>
-          <w:szCs w:val="26"/>
-        </w:rPr>
-        <w:t>Sau suy luận, mỗi phát hiện gồm mã lớp, độ tin cậy và tọa độ vùng bao. Mã lớp được tra trong bảng ánh xạ cục bộ. Bản ghi từ vựng dự kiến chứa từ tiếng Anh, phiên âm, nghĩa tiếng Việt và câu ví dụ. Dữ liệu cần được rà soát thủ công để tránh dịch máy hoặc câu ví dụ không phù hợp.</w:t>
-      </w:r>
-    </w:p>
-    <w:p>
-      <w:pPr>
-        <w:bidi w:val="0"/>
+          <w:sz w:val="26"/>
+          <w:szCs w:val="26"/>
+        </w:rPr>
+      </w:pPr>
+      <w:r>
+        <w:rPr>
+          <w:sz w:val="26"/>
+          <w:szCs w:val="26"/>
+        </w:rPr>
+        <w:t>Mỗi kết quả nhận diện gồm nhãn, độ tin cậy và tọa độ khung bao. Nhãn được chuẩn hóa trước khi gửi đến máy chủ nghiệp vụ để tra cứu. Dữ liệu trả về gồm từ tiếng Anh, phiên âm, từ loại, định nghĩa, nghĩa tiếng Việt và câu ví dụ.</w:t>
+      </w:r>
+    </w:p>
+    <w:p>
+      <w:pPr>
         <w:spacing w:line="360" w:lineRule="auto"/>
         <w:jc w:val="both"/>
         <w:rPr>
-          <w:rFonts w:hint="default"/>
-          <w:sz w:val="26"/>
-          <w:szCs w:val="26"/>
-        </w:rPr>
-      </w:pPr>
-      <w:r>
-        <w:rPr>
-          <w:rFonts w:hint="default"/>
-          <w:sz w:val="26"/>
-          <w:szCs w:val="26"/>
-        </w:rPr>
-        <w:t>Việc lưu dữ liệu cục bộ giúp giảm số lần gọi mạng trong luồng tra cứu, nhưng tốc độ và tính nhất quán vẫn phải được kiểm thử. Nếu một lớp có nhiều nghĩa, hệ thống cần quy tắc lựa chọn hoặc cho phép người dùng xác nhận nghĩa trước khi lưu.</w:t>
+          <w:sz w:val="26"/>
+          <w:szCs w:val="26"/>
+        </w:rPr>
+      </w:pPr>
+      <w:r>
+        <w:rPr>
+          <w:sz w:val="26"/>
+          <w:szCs w:val="26"/>
+        </w:rPr>
+        <w:t>Nếu một nhãn có nhiều nghĩa, hệ thống cần chọn nghĩa phù hợp với vật thể hoặc cho phép người học xác nhận. Nếu nhãn chưa có dữ liệu, ứng dụng không tự tạo nghĩa mà hiển thị thông báo để tránh đưa nội dung không được kiểm soát vào thẻ ghi nhớ.</w:t>
       </w:r>
     </w:p>
     <w:p>
@@ -17419,12 +15934,39 @@
       </w:pPr>
       <w:r>
         <w:rPr>
+          <w:rFonts w:hint="default" w:cs="Times New Roman"/>
+          <w:sz w:val="26"/>
+          <w:szCs w:val="26"/>
+          <w:lang w:val="en-US"/>
+        </w:rPr>
+        <w:t>Quy trình</w:t>
+      </w:r>
+      <w:r>
+        <w:rPr>
           <w:rFonts w:hint="default" w:ascii="Times New Roman" w:hAnsi="Times New Roman" w:cs="Times New Roman"/>
           <w:sz w:val="26"/>
           <w:szCs w:val="26"/>
           <w:lang w:val="en-US"/>
         </w:rPr>
-        <w:t>Pipeline xử lý ảnh</w:t>
+        <w:t xml:space="preserve"> xử lý </w:t>
+      </w:r>
+      <w:r>
+        <w:rPr>
+          <w:rFonts w:hint="default" w:cs="Times New Roman"/>
+          <w:sz w:val="26"/>
+          <w:szCs w:val="26"/>
+          <w:lang w:val="en-US"/>
+        </w:rPr>
+        <w:t xml:space="preserve">hình </w:t>
+      </w:r>
+      <w:r>
+        <w:rPr>
+          <w:rFonts w:hint="default" w:ascii="Times New Roman" w:hAnsi="Times New Roman" w:cs="Times New Roman"/>
+          <w:sz w:val="26"/>
+          <w:szCs w:val="26"/>
+          <w:lang w:val="en-US"/>
+        </w:rPr>
+        <w:t>ảnh</w:t>
       </w:r>
     </w:p>
     <w:p>
@@ -17432,25 +15974,45 @@
         <w:spacing w:line="360" w:lineRule="auto"/>
         <w:jc w:val="both"/>
         <w:rPr>
+          <w:sz w:val="26"/>
+          <w:szCs w:val="26"/>
+        </w:rPr>
+      </w:pPr>
+      <w:r>
+        <w:rPr>
+          <w:sz w:val="26"/>
+          <w:szCs w:val="26"/>
+        </w:rPr>
+        <w:t>Quy trình xử lý hình ảnh gồm tiếp nhận ảnh, kiểm tra định dạng, nạp mô hình, thiết lập danh sách nhãn, thực hiện nhận diện, lọc theo ngưỡng tin cậy, xử lý các khung bao trùng lặp và trả kết quả. Mỗi kết quả gồm nhãn vật thể, độ tin cậy và tọa độ khung bao.</w:t>
+      </w:r>
+    </w:p>
+    <w:p>
+      <w:pPr>
+        <w:spacing w:line="360" w:lineRule="auto"/>
+        <w:jc w:val="both"/>
+        <w:rPr>
+          <w:sz w:val="26"/>
+          <w:szCs w:val="26"/>
+        </w:rPr>
+      </w:pPr>
+      <w:r>
+        <w:rPr>
+          <w:sz w:val="26"/>
+          <w:szCs w:val="26"/>
+        </w:rPr>
+        <w:t>Các tham số như kích thước ảnh, ngưỡng tin cậy, ngưỡng giao nhau trên hợp nhất và thiết bị xử lý phải được lấy từ mã nguồn thực tế. Những giá trị chưa được đo không được trình bày như kết quả.</w:t>
+      </w:r>
+    </w:p>
+    <w:p>
+      <w:pPr>
+        <w:spacing w:line="360" w:lineRule="auto"/>
+        <w:jc w:val="both"/>
+        <w:rPr>
           <w:rFonts w:hint="default"/>
           <w:sz w:val="26"/>
           <w:szCs w:val="26"/>
         </w:rPr>
       </w:pPr>
-      <w:r>
-        <w:rPr>
-          <w:rFonts w:hint="default" w:ascii="Times New Roman" w:hAnsi="Times New Roman" w:eastAsia="SimSun" w:cs="Times New Roman"/>
-          <w:i w:val="0"/>
-          <w:iCs w:val="0"/>
-          <w:caps w:val="0"/>
-          <w:color w:val="000000"/>
-          <w:spacing w:val="0"/>
-          <w:sz w:val="26"/>
-          <w:szCs w:val="26"/>
-          <w:shd w:val="clear" w:fill="FFFFFF"/>
-        </w:rPr>
-        <w:t>Pipeline được đặc tả theo chuỗi: thu nhận ảnh, thay đổi kích thước và chuẩn hóa, suy luận, giải mã tensor đầu ra, lọc theo độ tin cậy, thực hiện Non Maximum Suppression, ánh xạ mục từ, hiển thị để xác nhận và lưu thẻ. Chương 4 phải cập nhật kích thước ảnh, kiểu tensor, ngưỡng, chỉ số IoU và thư viện hậu xử lý theo mã nguồn thực tế.</w:t>
-      </w:r>
     </w:p>
     <w:p>
       <w:pPr>
@@ -17520,22 +16082,100 @@
     </w:p>
     <w:p>
       <w:pPr>
-        <w:bidi w:val="0"/>
         <w:spacing w:line="360" w:lineRule="auto"/>
         <w:jc w:val="both"/>
         <w:rPr>
+          <w:sz w:val="26"/>
+          <w:szCs w:val="26"/>
+        </w:rPr>
+      </w:pPr>
+      <w:r>
+        <w:rPr>
+          <w:sz w:val="26"/>
+          <w:szCs w:val="26"/>
+        </w:rPr>
+        <w:t>SM-2 nguyên bản sử dụng mức đánh giá từ 0 đến 5 để cập nhật hệ số dễ nhớ và khoảng thời gian ôn [16]. Để đơn giản hóa thao tác trên thiết bị di động, Vocam điều chỉnh phản hồi thành ba mức gồm Chưa nhớ, Tạm nhớ và Nhớ tốt. Vì vậy, cách cài đặt trong ứng dụng là một phiên bản điều chỉnh dựa trên SM-2, không phải việc áp dụng nguyên vẹn toàn bộ công thức gốc.</w:t>
+      </w:r>
+    </w:p>
+    <w:p>
+      <w:pPr>
+        <w:spacing w:line="360" w:lineRule="auto"/>
+        <w:jc w:val="both"/>
+        <w:rPr>
+          <w:sz w:val="26"/>
+          <w:szCs w:val="26"/>
+        </w:rPr>
+      </w:pPr>
+      <w:r>
+        <w:rPr>
+          <w:rFonts w:hint="eastAsia"/>
+          <w:sz w:val="26"/>
+          <w:szCs w:val="26"/>
+        </w:rPr>
+        <w:t xml:space="preserve">Mỗi thẻ ghi nhớ duy trì bốn giá trị gồm hệ số dễ nhớ, số lần ôn thành công, khoảng thời gian ôn và thời điểm ôn tiếp theo. Hệ số dễ nhớ được khởi tạo bằng 2,5 và không được nhỏ hơn 1,3. Khi người học chọn Chưa nhớ, số lần ôn thành công được đưa về 0, khoảng ôn được đặt thành một ngày và hệ số dễ nhớ giảm 0,2. Khi người học chọn Tạm nhớ, số lần ôn thành công tăng thêm một và khoảng ôn hiện tại được nhân với 1,5. Khi người học chọn Nhớ tốt, số lần ôn thành công tăng thêm một, hệ </w:t>
+      </w:r>
+      <w:r>
+        <w:rPr>
           <w:rFonts w:hint="default"/>
           <w:sz w:val="26"/>
           <w:szCs w:val="26"/>
-        </w:rPr>
-      </w:pPr>
+          <w:lang w:val="en-US"/>
+        </w:rPr>
+        <w:t>số</w:t>
+      </w:r>
+      <w:r>
+        <w:rPr>
+          <w:rFonts w:hint="eastAsia"/>
+          <w:sz w:val="26"/>
+          <w:szCs w:val="26"/>
+        </w:rPr>
+        <w:t xml:space="preserve"> dễ nhớ tăng 0,15; khoảng ôn lần đầu là một ngày, lần tiếp theo là sáu ngày</w:t>
+      </w:r>
+      <w:bookmarkStart w:id="161" w:name="_GoBack"/>
+      <w:bookmarkEnd w:id="161"/>
+      <w:r>
+        <w:rPr>
+          <w:rFonts w:hint="eastAsia"/>
+          <w:sz w:val="26"/>
+          <w:szCs w:val="26"/>
+        </w:rPr>
+        <w:t xml:space="preserve"> và những lần sau được tính từ khoảng ôn trước nhân với hệ số dễ nhớ.</w:t>
+      </w:r>
+    </w:p>
+    <w:p>
+      <w:pPr>
+        <w:spacing w:line="360" w:lineRule="auto"/>
+        <w:jc w:val="both"/>
+        <w:rPr>
+          <w:rFonts w:ascii="SimSun" w:hAnsi="SimSun" w:eastAsia="SimSun" w:cs="SimSun"/>
+          <w:sz w:val="24"/>
+          <w:szCs w:val="24"/>
+        </w:rPr>
+      </w:pPr>
+      <w:r>
+        <w:rPr>
+          <w:rFonts w:hint="eastAsia"/>
+          <w:sz w:val="26"/>
+          <w:szCs w:val="26"/>
+        </w:rPr>
+        <w:t>Sau khi khoảng ôn được xác định, ứng dụng tính thời điểm ôn tiếp theo bằng cách cộng số ngày tương ứng vào thời điểm đánh giá. Trạng thái mới được lưu trong bộ nhớ của phiên làm việc. Do ứng dụng chưa có cơ chế lưu lâu dài cho thẻ ghi nhớ, l</w:t>
+      </w:r>
       <w:r>
         <w:rPr>
           <w:rFonts w:hint="default"/>
           <w:sz w:val="26"/>
           <w:szCs w:val="26"/>
-        </w:rPr>
-        <w:t>SM 2 sử dụng phản hồi từ 0 đến 5 để cập nhật khoảng ôn và hệ số dễ nhớ của từng mục. Công thức có ưu điểm là rõ ràng, ít tham số và có thể kiểm thử bằng các trường hợp đầu vào xác định [16].</w:t>
+          <w:lang w:val="en-US"/>
+        </w:rPr>
+        <w:t>ị</w:t>
+      </w:r>
+      <w:r>
+        <w:rPr>
+          <w:rFonts w:hint="eastAsia"/>
+          <w:sz w:val="26"/>
+          <w:szCs w:val="26"/>
+        </w:rPr>
+        <w:t>ch ôn sẽ bị mất khi phiên ứng dụng kết thúc. Đây là giới hạn cần được nêu trong phần kết quả và hướng phát triển.</w:t>
       </w:r>
     </w:p>
     <w:p>
@@ -17789,37 +16429,9 @@
     </w:p>
     <w:p>
       <w:pPr>
-        <w:bidi w:val="0"/>
         <w:spacing w:line="360" w:lineRule="auto"/>
         <w:jc w:val="both"/>
         <w:rPr>
-          <w:rFonts w:hint="default"/>
-          <w:sz w:val="26"/>
-          <w:szCs w:val="26"/>
-        </w:rPr>
-      </w:pPr>
-      <w:bookmarkStart w:id="115" w:name="_Toc164954912"/>
-      <w:bookmarkStart w:id="116" w:name="_Toc164957273"/>
-      <w:bookmarkStart w:id="117" w:name="_Toc164957624"/>
-      <w:bookmarkStart w:id="118" w:name="_Toc164957352"/>
-      <w:bookmarkStart w:id="119" w:name="_Toc164955398"/>
-      <w:bookmarkStart w:id="120" w:name="_Toc164957131"/>
-      <w:r>
-        <w:rPr>
-          <w:rFonts w:hint="default"/>
-          <w:sz w:val="26"/>
-          <w:szCs w:val="26"/>
-        </w:rPr>
-        <w:t>Chương 3 đã chuyển bài toán thành một pipeline có đầu vào, đầu ra và các điểm kiểm soát rõ ràng. Giải pháp kết hợp phát hiện vật thể trực tiếp trên thiết bị, ánh xạ từ vựng, thẻ học gắn ảnh và SM 2 trong mô hình khái niệm Visual Memory Loop. Các chỉ số hiệu năng chưa được xem là kết quả ở chương này.</w:t>
-      </w:r>
-    </w:p>
-    <w:p>
-      <w:pPr>
-        <w:bidi w:val="0"/>
-        <w:spacing w:line="360" w:lineRule="auto"/>
-        <w:jc w:val="both"/>
-        <w:rPr>
-          <w:rFonts w:hint="default"/>
           <w:sz w:val="26"/>
           <w:szCs w:val="26"/>
         </w:rPr>
@@ -17831,18 +16443,22 @@
           <w:docGrid w:linePitch="360" w:charSpace="0"/>
         </w:sectPr>
       </w:pPr>
-      <w:r>
-        <w:rPr>
-          <w:rFonts w:hint="default"/>
-          <w:sz w:val="26"/>
-          <w:szCs w:val="26"/>
-        </w:rPr>
-        <w:t>Chương tiếp theo cần trình bày đúng những thành phần có trong codebase, gồm kiến trúc module, schema dữ liệu, giao diện, cấu hình model, quy trình kiểm thử và các vấn đề thực tế đã gặp. Mọi khác biệt giữa thiết kế và hiện thực phải được giải thích thay vì che giấu bằng số liệu giả định.</w:t>
-      </w:r>
-    </w:p>
-    <w:p>
-      <w:pPr>
-        <w:bidi w:val="0"/>
+      <w:bookmarkStart w:id="115" w:name="_Toc164957131"/>
+      <w:bookmarkStart w:id="116" w:name="_Toc164957273"/>
+      <w:bookmarkStart w:id="117" w:name="_Toc164957624"/>
+      <w:bookmarkStart w:id="118" w:name="_Toc164957352"/>
+      <w:bookmarkStart w:id="119" w:name="_Toc164955398"/>
+      <w:bookmarkStart w:id="120" w:name="_Toc164954912"/>
+      <w:r>
+        <w:rPr>
+          <w:sz w:val="26"/>
+          <w:szCs w:val="26"/>
+        </w:rPr>
+        <w:t>Chương 3 đã chuyển bài toán thành quy trình có đầu vào, đầu ra và các điểm kiểm soát rõ ràng. Giải pháp sử dụng YOLO-World v2 và danh sách 365 nhãn Objects365 để mở rộng phạm vi nhận diện, đồng thời liên kết kết quả với dữ liệu từ vựng, thẻ ghi nhớ và thuật toán SM-2 điều chỉnh. Chương 4 trình bày môi trường triển khai, chức năng và kiến trúc theo đúng phiên bản sản phẩm đã xây dựn</w:t>
+      </w:r>
+    </w:p>
+    <w:p>
+      <w:pPr>
         <w:spacing w:line="360" w:lineRule="auto"/>
         <w:jc w:val="both"/>
         <w:rPr>
@@ -20424,6 +19040,42 @@
     </w:p>
     <w:p>
       <w:pPr>
+        <w:spacing w:line="360" w:lineRule="auto"/>
+        <w:jc w:val="both"/>
+        <w:rPr>
+          <w:rFonts w:hint="default"/>
+          <w:sz w:val="26"/>
+          <w:szCs w:val="26"/>
+          <w:lang w:val="en-US"/>
+        </w:rPr>
+      </w:pPr>
+      <w:r>
+        <w:rPr>
+          <w:sz w:val="26"/>
+          <w:szCs w:val="26"/>
+        </w:rPr>
+        <w:t>Dữ liệu đánh giá phải được tách biệt với những hình ảnh đã sử dụng để lựa chọn ngưỡng tin cậy hoặc điều chỉnh quy trình xử lý. Phạm vi đánh giá tập trung vào những nhãn thuộc Objects365 đã được liên kết với dữ liệu từ vựng trong hệ thống [22]. Việc mô hình có thể phát hiện một nhãn không đồng nghĩa nhãn đó đã tạo thành nội dung học tập hoàn chỉnh. Vì vậy, quá trình đánh giá cần kiểm tra cả kết quả nhận diện và khả năng ánh xạ nhãn sang mục từ tương ứng.</w:t>
+      </w:r>
+    </w:p>
+    <w:p>
+      <w:pPr>
+        <w:pStyle w:val="3"/>
+        <w:bidi w:val="0"/>
+        <w:rPr>
+          <w:rFonts w:hint="default"/>
+        </w:rPr>
+      </w:pPr>
+      <w:bookmarkStart w:id="123" w:name="_Toc1611"/>
+      <w:r>
+        <w:rPr>
+          <w:rFonts w:hint="default"/>
+        </w:rPr>
+        <w:t>Mô tả chương trình</w:t>
+      </w:r>
+      <w:bookmarkEnd w:id="123"/>
+    </w:p>
+    <w:p>
+      <w:pPr>
         <w:bidi w:val="0"/>
         <w:spacing w:line="360" w:lineRule="auto"/>
         <w:jc w:val="both"/>
@@ -20437,7 +19089,7 @@
           <w:sz w:val="26"/>
           <w:szCs w:val="26"/>
         </w:rPr>
-        <w:t>Dữ liệu đánh giá gồm [số lượng ảnh] ảnh thuộc [số lượng lớp] lớp vật thể. Mỗi ảnh phải có nhãn tham chiếu và vùng bao được kiểm tra trước khi sử dụng. Các thuộc tính như điều kiện ánh sáng, khoảng cách, mức che khuất và số lượng vật thể trong ảnh cần được ghi nhận nếu được sử dụng trong quá trình phân tích.</w:t>
+        <w:t>Vocam được thiết kế như một ứng dụng di động hỗ trợ người học chuyển những vật thể xuất hiện trong đời sống thành dữ liệu học từ vựng có thể lưu trữ và ôn tập. Đối tượng sử dụng chính là người học tiếng Anh muốn tiếp cận từ vựng thông qua hình ảnh gắn với ngữ cảnh cá nhân.</w:t>
       </w:r>
     </w:p>
     <w:p>
@@ -20455,7 +19107,22 @@
           <w:sz w:val="26"/>
           <w:szCs w:val="26"/>
         </w:rPr>
-        <w:t>Tập dữ liệu đánh giá phải tách biệt với dữ liệu dùng để lựa chọn ngưỡng tin cậy hoặc điều chỉnh pipeline. Nếu mô hình sử dụng các lớp của COCO, phạm vi đánh giá chỉ gồm những lớp đã được ánh xạ đầy đủ sang dữ liệu từ vựng của ứng dụng [22]. Việc mô hình có thể phát hiện một lớp không đồng nghĩa lớp đó đã được hỗ trợ hoàn chỉnh trong quy trình tạo thẻ học.</w:t>
+        <w:t xml:space="preserve">Phạm vi cốt lõi của chương trình gồm thu nhận ảnh, phát hiện vật thể, ánh xạ kết quả sang dữ liệu từ vựng, xác nhận thông tin, tạo </w:t>
+      </w:r>
+      <w:r>
+        <w:rPr>
+          <w:sz w:val="26"/>
+          <w:szCs w:val="26"/>
+          <w:lang w:val="en-US"/>
+        </w:rPr>
+        <w:t>thẻ ghi nhớ</w:t>
+      </w:r>
+      <w:r>
+        <w:rPr>
+          <w:sz w:val="26"/>
+          <w:szCs w:val="26"/>
+        </w:rPr>
+        <w:t>, quản lý kho thẻ, thực hiện phiên ôn và cập nhật lịch ôn bằng thuật toán SM 2. Các chức năng tài khoản, đồng bộ nhiều thiết bị, bảng xếp hạng hoặc trò chơi hóa chỉ được xem là thành phần của phiên bản hiện thực khi có mã nguồn, cơ sở dữ liệu và kiểm thử tương ứng.</w:t>
       </w:r>
     </w:p>
     <w:p>
@@ -20473,7 +19140,7 @@
           <w:sz w:val="26"/>
           <w:szCs w:val="26"/>
         </w:rPr>
-        <w:t>Mỗi cấu hình được chạy [số lần] lần sau [số lần] lượt làm nóng. Trước mỗi nhóm thử nghiệm, ứng dụng sử dụng cùng bản build, cùng tệp mô hình và cùng tập dữ liệu. Nhật ký chạy ghi nhận thời gian tiền xử lý, thời gian suy luận, thời gian hậu xử lý, thời gian toàn pipeline, mức sử dụng bộ nhớ và kết quả phát hiện.</w:t>
+        <w:t>Quy trình hoạt động bắt đầu khi người học mở camera và thu nhận hình ảnh chứa vật thể cần nhận diện. Ảnh được chuyển đến module tiền xử lý để thay đổi kích thước, chuẩn hóa và chuyển sang tensor phù hợp với mô hình. LiteRT thực hiện suy luận trên thiết bị, sau đó module hậu xử lý giải mã đầu ra, lọc theo ngưỡng tin cậy và loại bỏ các vùng bao trùng lặp.</w:t>
       </w:r>
     </w:p>
     <w:p>
@@ -20491,7 +19158,7 @@
           <w:sz w:val="26"/>
           <w:szCs w:val="26"/>
         </w:rPr>
-        <w:t>Phương pháp đo hiệu năng phải tách giai đoạn khởi tạo khỏi giai đoạn suy luận ổn định. Tài liệu của LiteRT cũng phân biệt thời gian khởi tạo, lượt làm nóng và các lượt suy luận lặp lại khi đánh giá hiệu năng [25]. Kết quả của công cụ benchmark chỉ được dùng để kiểm tra runtime; thời gian phản hồi của ứng dụng phải được đo từ chính luồng xử lý đã tích hợp giao diện.</w:t>
+        <w:t>Nhãn vật thể được tra cứu trong kho dữ liệu từ vựng cục bộ. Kết quả hiển thị cho người học gồm từ tiếng Anh, phiên âm, nghĩa tiếng Việt và câu ví dụ nếu dữ liệu tương ứng đã được tích hợp. Người học phải xác nhận kết quả trước khi ứng dụng tạo thẻ. Cơ chế xác nhận giúp hạn chế việc đưa nhãn nhận diện sai hoặc nghĩa không phù hợp vào kho dữ liệu học.</w:t>
       </w:r>
     </w:p>
     <w:p>
@@ -20500,18 +19167,16 @@
         <w:spacing w:line="360" w:lineRule="auto"/>
         <w:jc w:val="both"/>
         <w:rPr>
-          <w:rFonts w:hint="default"/>
-          <w:sz w:val="26"/>
-          <w:szCs w:val="26"/>
-          <w:lang w:val="en-US"/>
-        </w:rPr>
-      </w:pPr>
-      <w:r>
-        <w:rPr>
-          <w:sz w:val="26"/>
-          <w:szCs w:val="26"/>
-        </w:rPr>
-        <w:t>Kết quả nhận diện được lưu dưới dạng [CSV, JSON hoặc định dạng nhật ký thực tế]. Mỗi bản ghi gồm mã ảnh, nhãn tham chiếu, nhãn dự đoán, độ tin cậy, IoU, thời gian suy luận và trạng thái đúng hoặc sai. Dữ liệu này là cơ sở để tính precision, recall, F1 score, tỷ lệ nhận diện sai, thời gian trung bình và độ lệch chuẩn trong mục 4.6.2.</w:t>
+          <w:sz w:val="26"/>
+          <w:szCs w:val="26"/>
+        </w:rPr>
+      </w:pPr>
+      <w:r>
+        <w:rPr>
+          <w:sz w:val="26"/>
+          <w:szCs w:val="26"/>
+        </w:rPr>
+        <w:t>Thẻ sau khi được lưu sẽ có trạng thái ôn tập riêng. Khi đến hạn, thẻ được đưa vào phiên ôn và người học đánh giá mức độ ghi nhớ. Thuật toán SM 2 sử dụng phản hồi này để cập nhật hệ số dễ nhớ, số lần trả lời đúng liên tiếp, khoảng ôn và ngày ôn tiếp theo [16]. Quá trình lưu thẻ và cập nhật lịch được ưu tiên thực hiện trên thiết bị để các chức năng học cốt lõi không phụ thuộc vào kết nối mạng.</w:t>
       </w:r>
     </w:p>
     <w:p>
@@ -20522,14 +19187,14 @@
           <w:rFonts w:hint="default"/>
         </w:rPr>
       </w:pPr>
-      <w:bookmarkStart w:id="123" w:name="_Toc1611"/>
+      <w:bookmarkStart w:id="124" w:name="_Toc28481"/>
       <w:r>
         <w:rPr>
           <w:rFonts w:hint="default"/>
         </w:rPr>
-        <w:t>Mô tả chương trình</w:t>
-      </w:r>
-      <w:bookmarkEnd w:id="123"/>
+        <w:t>Phân tích các chức năng của hệ thống</w:t>
+      </w:r>
+      <w:bookmarkEnd w:id="124"/>
     </w:p>
     <w:p>
       <w:pPr>
@@ -20537,16 +19202,32 @@
         <w:spacing w:line="360" w:lineRule="auto"/>
         <w:jc w:val="both"/>
         <w:rPr>
-          <w:sz w:val="26"/>
-          <w:szCs w:val="26"/>
-        </w:rPr>
-      </w:pPr>
-      <w:r>
-        <w:rPr>
-          <w:sz w:val="26"/>
-          <w:szCs w:val="26"/>
-        </w:rPr>
-        <w:t>Vocam được thiết kế như một ứng dụng di động hỗ trợ người học chuyển những vật thể xuất hiện trong đời sống thành dữ liệu học từ vựng có thể lưu trữ và ôn tập. Đối tượng sử dụng chính là người học tiếng Anh muốn tiếp cận từ vựng thông qua hình ảnh gắn với ngữ cảnh cá nhân.</w:t>
+          <w:rFonts w:hint="default"/>
+          <w:sz w:val="26"/>
+          <w:szCs w:val="26"/>
+        </w:rPr>
+      </w:pPr>
+      <w:r>
+        <w:rPr>
+          <w:sz w:val="26"/>
+          <w:szCs w:val="26"/>
+        </w:rPr>
+        <w:t>Phần phân tích chức năng sử dụng UML để biểu diễn phạm vi, hành vi và cấu trúc logic của hệ thống. UML cung cấp hệ thống ký pháp thống nhất cho việc đặc tả và lập tài liệu thiết kế phần mềm [26]. Trình tự phân tích được tổ chức từ hành vi quan sát được bên ngoài đến cấu trúc bên trong, gồm use case, activity diagram, sequence diagram và class diagram.</w:t>
+      </w:r>
+    </w:p>
+    <w:p>
+      <w:pPr>
+        <w:pStyle w:val="4"/>
+        <w:bidi w:val="0"/>
+        <w:rPr>
+          <w:rFonts w:hint="default"/>
+        </w:rPr>
+      </w:pPr>
+      <w:r>
+        <w:rPr>
+          <w:rFonts w:hint="default"/>
+        </w:rPr>
+        <w:t>Xác định tác nhân</w:t>
       </w:r>
     </w:p>
     <w:p>
@@ -20564,7 +19245,7 @@
           <w:sz w:val="26"/>
           <w:szCs w:val="26"/>
         </w:rPr>
-        <w:t>Phạm vi cốt lõi của chương trình gồm thu nhận ảnh, phát hiện vật thể, ánh xạ kết quả sang dữ liệu từ vựng, xác nhận thông tin, tạo thẻ học, quản lý kho thẻ, thực hiện phiên ôn và cập nhật lịch ôn bằng thuật toán SM 2. Các chức năng tài khoản, đồng bộ nhiều thiết bị, bảng xếp hạng hoặc trò chơi hóa chỉ được xem là thành phần của phiên bản hiện thực khi có mã nguồn, cơ sở dữ liệu và kiểm thử tương ứng.</w:t>
+        <w:t>Tác nhân chính của hệ thống là người học. Tác nhân này trực tiếp thu nhận ảnh, xem kết quả nhận diện, xác nhận thông tin từ vựng, tạo thẻ, quản lý kho thẻ, thực hiện phiên ôn và xem tiến độ học tập.</w:t>
       </w:r>
     </w:p>
     <w:p>
@@ -20573,16 +19254,32 @@
         <w:spacing w:line="360" w:lineRule="auto"/>
         <w:jc w:val="both"/>
         <w:rPr>
-          <w:sz w:val="26"/>
-          <w:szCs w:val="26"/>
-        </w:rPr>
-      </w:pPr>
-      <w:r>
-        <w:rPr>
-          <w:sz w:val="26"/>
-          <w:szCs w:val="26"/>
-        </w:rPr>
-        <w:t>Quy trình hoạt động bắt đầu khi người học mở camera và thu nhận hình ảnh chứa vật thể cần nhận diện. Ảnh được chuyển đến module tiền xử lý để thay đổi kích thước, chuẩn hóa và chuyển sang tensor phù hợp với mô hình. LiteRT thực hiện suy luận trên thiết bị, sau đó module hậu xử lý giải mã đầu ra, lọc theo ngưỡng tin cậy và loại bỏ các vùng bao trùng lặp.</w:t>
+          <w:rFonts w:hint="default"/>
+          <w:sz w:val="26"/>
+          <w:szCs w:val="26"/>
+        </w:rPr>
+      </w:pPr>
+      <w:r>
+        <w:rPr>
+          <w:sz w:val="26"/>
+          <w:szCs w:val="26"/>
+        </w:rPr>
+        <w:t>Camera, LiteRT, SQLite và thuật toán SM 2 không được xem là tác nhân vì đây là các thành phần nằm bên trong ranh giới hệ thống. Tác nhân quản trị viên chỉ được bổ sung nếu phiên bản triển khai có chức năng quản trị dữ liệu, người dùng hoặc nội dung từ vựng. Việc đưa một tác nhân chưa tồn tại trong sản phẩm vào biểu đồ sẽ làm phạm vi use case không khớp với phần hiện thực.</w:t>
+      </w:r>
+    </w:p>
+    <w:p>
+      <w:pPr>
+        <w:pStyle w:val="4"/>
+        <w:bidi w:val="0"/>
+        <w:rPr>
+          <w:rFonts w:hint="default"/>
+        </w:rPr>
+      </w:pPr>
+      <w:r>
+        <w:rPr>
+          <w:rFonts w:hint="default"/>
+        </w:rPr>
+        <w:t>Biểu đồ use case tổng quát</w:t>
       </w:r>
     </w:p>
     <w:p>
@@ -20600,7 +19297,7 @@
           <w:sz w:val="26"/>
           <w:szCs w:val="26"/>
         </w:rPr>
-        <w:t>Nhãn vật thể được tra cứu trong kho dữ liệu từ vựng cục bộ. Kết quả hiển thị cho người học gồm từ tiếng Anh, phiên âm, nghĩa tiếng Việt và câu ví dụ nếu dữ liệu tương ứng đã được tích hợp. Người học phải xác nhận kết quả trước khi ứng dụng tạo thẻ. Cơ chế xác nhận giúp hạn chế việc đưa nhãn nhận diện sai hoặc nghĩa không phù hợp vào kho dữ liệu học.</w:t>
+        <w:t>Biểu đồ use case tổng quát mô tả các mục tiêu mà người học có thể thực hiện thông qua ứng dụng. Nhóm chức năng nhận diện gồm thu nhận ảnh, nhận diện vật thể và xem thông tin từ vựng. Nhóm chức năng học tập gồm tạo thẻ, quản lý kho thẻ, thực hiện phiên ôn và xem tiến độ.</w:t>
       </w:r>
     </w:p>
     <w:p>
@@ -20618,25 +19315,8 @@
           <w:sz w:val="26"/>
           <w:szCs w:val="26"/>
         </w:rPr>
-        <w:t>Thẻ sau khi được lưu sẽ có trạng thái ôn tập riêng. Khi đến hạn, thẻ được đưa vào phiên ôn và người học đánh giá mức độ ghi nhớ. Thuật toán SM 2 sử dụng phản hồi này để cập nhật hệ số dễ nhớ, số lần trả lời đúng liên tiếp, khoảng ôn và ngày ôn tiếp theo [16]. Quá trình lưu thẻ và cập nhật lịch được ưu tiên thực hiện trên thiết bị để các chức năng học cốt lõi không phụ thuộc vào kết nối mạng.</w:t>
-      </w:r>
-    </w:p>
-    <w:p>
-      <w:pPr>
-        <w:pStyle w:val="3"/>
-        <w:bidi w:val="0"/>
-        <w:rPr>
-          <w:rFonts w:hint="default"/>
-        </w:rPr>
-      </w:pPr>
-      <w:bookmarkStart w:id="124" w:name="_Toc28481"/>
-      <w:r>
-        <w:rPr>
-          <w:rFonts w:hint="default"/>
-        </w:rPr>
-        <w:t>Phân tích các chức năng của hệ thống</w:t>
-      </w:r>
-      <w:bookmarkEnd w:id="124"/>
+        <w:t>Use case nhận diện vật thể bao hàm quá trình tiền xử lý, suy luận và hậu xử lý. Use case tạo thẻ chỉ được kích hoạt sau khi người học xác nhận thông tin từ vựng. Quan hệ này thể hiện rằng kết quả từ mô hình không được lưu trực tiếp vào kho thẻ khi chưa có sự kiểm tra của người dùng.</w:t>
+      </w:r>
     </w:p>
     <w:p>
       <w:pPr>
@@ -20649,13 +19329,6 @@
           <w:szCs w:val="26"/>
         </w:rPr>
       </w:pPr>
-      <w:r>
-        <w:rPr>
-          <w:sz w:val="26"/>
-          <w:szCs w:val="26"/>
-        </w:rPr>
-        <w:t>Phần phân tích chức năng sử dụng UML để biểu diễn phạm vi, hành vi và cấu trúc logic của hệ thống. UML cung cấp hệ thống ký pháp thống nhất cho việc đặc tả và lập tài liệu thiết kế phần mềm [26]. Trình tự phân tích được tổ chức từ hành vi quan sát được bên ngoài đến cấu trúc bên trong, gồm use case, activity diagram, sequence diagram và class diagram.</w:t>
-      </w:r>
     </w:p>
     <w:p>
       <w:pPr>
@@ -20669,7 +19342,7 @@
         <w:rPr>
           <w:rFonts w:hint="default"/>
         </w:rPr>
-        <w:t>Xác định tác nhân</w:t>
+        <w:t>Đặc tả các use case chính</w:t>
       </w:r>
     </w:p>
     <w:p>
@@ -20687,7 +19360,7 @@
           <w:sz w:val="26"/>
           <w:szCs w:val="26"/>
         </w:rPr>
-        <w:t>Tác nhân chính của hệ thống là người học. Tác nhân này trực tiếp thu nhận ảnh, xem kết quả nhận diện, xác nhận thông tin từ vựng, tạo thẻ, quản lý kho thẻ, thực hiện phiên ôn và xem tiến độ học tập.</w:t>
+        <w:t>Các use case chính được đặc tả bằng tác nhân, điều kiện tiên quyết, luồng chính, luồng ngoại lệ và kết quả sau khi hoàn thành.</w:t>
       </w:r>
     </w:p>
     <w:p>
@@ -20701,13 +19374,6 @@
           <w:szCs w:val="26"/>
         </w:rPr>
       </w:pPr>
-      <w:r>
-        <w:rPr>
-          <w:sz w:val="26"/>
-          <w:szCs w:val="26"/>
-        </w:rPr>
-        <w:t>Camera, LiteRT, SQLite và thuật toán SM 2 không được xem là tác nhân vì đây là các thành phần nằm bên trong ranh giới hệ thống. Tác nhân quản trị viên chỉ được bổ sung nếu phiên bản triển khai có chức năng quản trị dữ liệu, người dùng hoặc nội dung từ vựng. Việc đưa một tác nhân chưa tồn tại trong sản phẩm vào biểu đồ sẽ làm phạm vi use case không khớp với phần hiện thực.</w:t>
-      </w:r>
     </w:p>
     <w:p>
       <w:pPr>
@@ -20721,7 +19387,7 @@
         <w:rPr>
           <w:rFonts w:hint="default"/>
         </w:rPr>
-        <w:t>Biểu đồ use case tổng quát</w:t>
+        <w:t>Activity diagram</w:t>
       </w:r>
     </w:p>
     <w:p>
@@ -20739,7 +19405,7 @@
           <w:sz w:val="26"/>
           <w:szCs w:val="26"/>
         </w:rPr>
-        <w:t>Biểu đồ use case tổng quát mô tả các mục tiêu mà người học có thể thực hiện thông qua ứng dụng. Nhóm chức năng nhận diện gồm thu nhận ảnh, nhận diện vật thể và xem thông tin từ vựng. Nhóm chức năng học tập gồm tạo thẻ, quản lý kho thẻ, thực hiện phiên ôn và xem tiến độ.</w:t>
+        <w:t>Activity diagram mô tả luồng tạo thẻ từ khi người học thu nhận ảnh đến khi dữ liệu được lưu. Luồng bắt đầu bằng thao tác mở camera và chụp ảnh. Hệ thống kiểm tra tính hợp lệ của ảnh trước khi thực hiện tiền xử lý. Ảnh hợp lệ được chuyển sang LiteRT để suy luận, sau đó kết quả được giải mã và lọc.</w:t>
       </w:r>
     </w:p>
     <w:p>
@@ -20757,7 +19423,7 @@
           <w:sz w:val="26"/>
           <w:szCs w:val="26"/>
         </w:rPr>
-        <w:t>Use case nhận diện vật thể bao hàm quá trình tiền xử lý, suy luận và hậu xử lý. Use case tạo thẻ chỉ được kích hoạt sau khi người học xác nhận thông tin từ vựng. Quan hệ này thể hiện rằng kết quả từ mô hình không được lưu trực tiếp vào kho thẻ khi chưa có sự kiểm tra của người dùng.</w:t>
+        <w:t>Điểm quyết định đầu tiên xuất hiện sau bước hậu xử lý. Nếu không có phát hiện nào đạt ngưỡng tin cậy, hệ thống thông báo cho người học và cho phép chụp lại. Nếu có ít nhất một phát hiện phù hợp, hệ thống ánh xạ nhãn sang dữ liệu từ vựng và hiển thị kết quả.</w:t>
       </w:r>
     </w:p>
     <w:p>
@@ -20766,9 +19432,37 @@
         <w:spacing w:line="360" w:lineRule="auto"/>
         <w:jc w:val="both"/>
         <w:rPr>
+          <w:sz w:val="26"/>
+          <w:szCs w:val="26"/>
+        </w:rPr>
+      </w:pPr>
+      <w:r>
+        <w:rPr>
+          <w:sz w:val="26"/>
+          <w:szCs w:val="26"/>
+        </w:rPr>
+        <w:t xml:space="preserve">Điểm quyết định tiếp theo nằm ở bước xác nhận. Kết quả bị từ chối sẽ không được ghi vào cơ sở dữ liệu. Kết quả được chấp nhận sẽ tạo thành </w:t>
+      </w:r>
+      <w:r>
+        <w:rPr>
+          <w:sz w:val="26"/>
+          <w:szCs w:val="26"/>
+          <w:lang w:val="en-US"/>
+        </w:rPr>
+        <w:t>thẻ ghi nhớ</w:t>
+      </w:r>
+      <w:r>
+        <w:rPr>
+          <w:sz w:val="26"/>
+          <w:szCs w:val="26"/>
+        </w:rPr>
+        <w:t>, khởi tạo trạng thái SM 2 và lưu vào SQLite. Luồng kết thúc khi giao dịch lưu dữ liệu hoàn tất hoặc khi hệ thống thông báo lỗi.</w:t>
+      </w:r>
+    </w:p>
+    <w:p>
+      <w:pPr>
+        <w:rPr>
           <w:rFonts w:hint="default"/>
-          <w:sz w:val="26"/>
-          <w:szCs w:val="26"/>
         </w:rPr>
       </w:pPr>
     </w:p>
@@ -20784,7 +19478,7 @@
         <w:rPr>
           <w:rFonts w:hint="default"/>
         </w:rPr>
-        <w:t>Đặc tả các use case chính</w:t>
+        <w:t>Sequence diagram</w:t>
       </w:r>
     </w:p>
     <w:p>
@@ -20802,7 +19496,7 @@
           <w:sz w:val="26"/>
           <w:szCs w:val="26"/>
         </w:rPr>
-        <w:t>Các use case chính được đặc tả bằng tác nhân, điều kiện tiên quyết, luồng chính, luồng ngoại lệ và kết quả sau khi hoàn thành.</w:t>
+        <w:t>Sequence diagram biểu diễn quá trình phối hợp giữa người học, giao diện camera, dịch vụ nhận diện, module ánh xạ từ vựng, bộ lập lịch ôn và repository.</w:t>
       </w:r>
     </w:p>
     <w:p>
@@ -20811,25 +19505,16 @@
         <w:spacing w:line="360" w:lineRule="auto"/>
         <w:jc w:val="both"/>
         <w:rPr>
-          <w:rFonts w:hint="default"/>
-          <w:sz w:val="26"/>
-          <w:szCs w:val="26"/>
-        </w:rPr>
-      </w:pPr>
-    </w:p>
-    <w:p>
-      <w:pPr>
-        <w:pStyle w:val="4"/>
-        <w:bidi w:val="0"/>
-        <w:rPr>
-          <w:rFonts w:hint="default"/>
-        </w:rPr>
-      </w:pPr>
-      <w:r>
-        <w:rPr>
-          <w:rFonts w:hint="default"/>
-        </w:rPr>
-        <w:t>Activity diagram</w:t>
+          <w:sz w:val="26"/>
+          <w:szCs w:val="26"/>
+        </w:rPr>
+      </w:pPr>
+      <w:r>
+        <w:rPr>
+          <w:sz w:val="26"/>
+          <w:szCs w:val="26"/>
+        </w:rPr>
+        <w:t>Người học gửi yêu cầu chụp ảnh đến giao diện. Giao diện chuyển dữ liệu ảnh sang RecognitionService. Dịch vụ nhận diện thực hiện tiền xử lý, gọi LiteRT, nhận tensor đầu ra và tiến hành hậu xử lý. Danh sách phát hiện được trả về giao diện sau khi đã lọc theo ngưỡng.</w:t>
       </w:r>
     </w:p>
     <w:p>
@@ -20847,7 +19532,7 @@
           <w:sz w:val="26"/>
           <w:szCs w:val="26"/>
         </w:rPr>
-        <w:t>Activity diagram mô tả luồng tạo thẻ từ khi người học thu nhận ảnh đến khi dữ liệu được lưu. Luồng bắt đầu bằng thao tác mở camera và chụp ảnh. Hệ thống kiểm tra tính hợp lệ của ảnh trước khi thực hiện tiền xử lý. Ảnh hợp lệ được chuyển sang LiteRT để suy luận, sau đó kết quả được giải mã và lọc.</w:t>
+        <w:t>Khi người học chọn một kết quả, giao diện gửi mã lớp đến VocabularyService. Module này truy vấn VocabularyRepository và trả về thông tin từ vựng. Sau khi người học xác nhận, giao diện gửi yêu cầu tạo thẻ đến FlashcardRepository. ReviewScheduler khởi tạo trạng thái ôn và repository ghi dữ liệu vào SQLite. Giao diện chỉ thông báo thành công sau khi giao dịch lưu hoàn tất.</w:t>
       </w:r>
     </w:p>
     <w:p>
@@ -20865,7 +19550,29 @@
           <w:sz w:val="26"/>
           <w:szCs w:val="26"/>
         </w:rPr>
-        <w:t>Điểm quyết định đầu tiên xuất hiện sau bước hậu xử lý. Nếu không có phát hiện nào đạt ngưỡng tin cậy, hệ thống thông báo cho người học và cho phép chụp lại. Nếu có ít nhất một phát hiện phù hợp, hệ thống ánh xạ nhãn sang dữ liệu từ vựng và hiển thị kết quả.</w:t>
+        <w:t>Cách phân chia này ngăn giao diện trực tiếp xử lý tensor, viết câu lệnh cơ sở dữ liệu hoặc thực hiện công thức SM 2. Mỗi thành phần có trách nhiệm riêng và có thể được kiểm thử độc lập.</w:t>
+      </w:r>
+    </w:p>
+    <w:p>
+      <w:pPr>
+        <w:rPr>
+          <w:rFonts w:hint="default"/>
+        </w:rPr>
+      </w:pPr>
+    </w:p>
+    <w:p>
+      <w:pPr>
+        <w:pStyle w:val="4"/>
+        <w:bidi w:val="0"/>
+        <w:rPr>
+          <w:rFonts w:hint="default"/>
+        </w:rPr>
+      </w:pPr>
+      <w:r>
+        <w:rPr>
+          <w:rFonts w:hint="default"/>
+        </w:rPr>
+        <w:t>Class diagram</w:t>
       </w:r>
     </w:p>
     <w:p>
@@ -20883,29 +19590,7 @@
           <w:sz w:val="26"/>
           <w:szCs w:val="26"/>
         </w:rPr>
-        <w:t>Điểm quyết định tiếp theo nằm ở bước xác nhận. Kết quả bị từ chối sẽ không được ghi vào cơ sở dữ liệu. Kết quả được chấp nhận sẽ tạo thành thẻ học, khởi tạo trạng thái SM 2 và lưu vào SQLite. Luồng kết thúc khi giao dịch lưu dữ liệu hoàn tất hoặc khi hệ thống thông báo lỗi.</w:t>
-      </w:r>
-    </w:p>
-    <w:p>
-      <w:pPr>
-        <w:rPr>
-          <w:rFonts w:hint="default"/>
-        </w:rPr>
-      </w:pPr>
-    </w:p>
-    <w:p>
-      <w:pPr>
-        <w:pStyle w:val="4"/>
-        <w:bidi w:val="0"/>
-        <w:rPr>
-          <w:rFonts w:hint="default"/>
-        </w:rPr>
-      </w:pPr>
-      <w:r>
-        <w:rPr>
-          <w:rFonts w:hint="default"/>
-        </w:rPr>
-        <w:t>Sequence diagram</w:t>
+        <w:t>Class diagram được xây dựng ở mức mô hình logic. Lớp Vocabulary lưu mã lớp, từ tiếng Anh, phiên âm, nghĩa tiếng Việt và câu ví dụ. Lớp DetectionResult biểu diễn một kết quả nhận diện gồm mã lớp, độ tin cậy và tọa độ vùng bao. Lớp Flashcard liên kết một mục từ với ảnh do người học thu nhận.</w:t>
       </w:r>
     </w:p>
     <w:p>
@@ -20923,7 +19608,7 @@
           <w:sz w:val="26"/>
           <w:szCs w:val="26"/>
         </w:rPr>
-        <w:t>Sequence diagram biểu diễn quá trình phối hợp giữa người học, giao diện camera, dịch vụ nhận diện, module ánh xạ từ vựng, bộ lập lịch ôn và repository.</w:t>
+        <w:t>Lớp SM2State lưu hệ số dễ nhớ, số lần trả lời đúng liên tiếp, khoảng ôn và ngày ôn tiếp theo. Một Flashcard có một trạng thái SM2State tại một thời điểm. Lớp ReviewHistory ghi nhận thời gian ôn, mức đánh giá và trạng thái sau cập nhật, qua đó cung cấp dữ liệu cho chức năng theo dõi tiến độ.</w:t>
       </w:r>
     </w:p>
     <w:p>
@@ -20941,7 +19626,46 @@
           <w:sz w:val="26"/>
           <w:szCs w:val="26"/>
         </w:rPr>
-        <w:t>Người học gửi yêu cầu chụp ảnh đến giao diện. Giao diện chuyển dữ liệu ảnh sang RecognitionService. Dịch vụ nhận diện thực hiện tiền xử lý, gọi LiteRT, nhận tensor đầu ra và tiến hành hậu xử lý. Danh sách phát hiện được trả về giao diện sau khi đã lọc theo ngưỡng.</w:t>
+        <w:t>Các lớp dịch vụ gồm RecognitionService, VocabularyService và ReviewScheduler. Nhóm repository gồm VocabularyRepository, FlashcardRepository và ReviewHistoryRepository. Tên lớp trong sơ đồ cuối phải được đối chiếu với mã nguồn. Nếu code sử dụng tên khác, sơ đồ cần cập nhật theo bản cài đặt thay vì giữ nguyên tên ở mức đề xuất.</w:t>
+      </w:r>
+    </w:p>
+    <w:p>
+      <w:pPr>
+        <w:rPr>
+          <w:rFonts w:hint="default"/>
+        </w:rPr>
+      </w:pPr>
+    </w:p>
+    <w:p>
+      <w:pPr>
+        <w:pStyle w:val="3"/>
+        <w:bidi w:val="0"/>
+        <w:rPr>
+          <w:rFonts w:hint="default"/>
+        </w:rPr>
+      </w:pPr>
+      <w:bookmarkStart w:id="125" w:name="_Toc23778"/>
+      <w:r>
+        <w:rPr>
+          <w:rFonts w:hint="default"/>
+        </w:rPr>
+        <w:t>Kiến trúc hệ thống</w:t>
+      </w:r>
+      <w:bookmarkEnd w:id="125"/>
+    </w:p>
+    <w:p>
+      <w:pPr>
+        <w:pStyle w:val="4"/>
+        <w:bidi w:val="0"/>
+        <w:rPr>
+          <w:rFonts w:hint="default"/>
+        </w:rPr>
+      </w:pPr>
+      <w:r>
+        <w:rPr>
+          <w:rFonts w:hint="default"/>
+        </w:rPr>
+        <w:t>Kiến trúc tổng thể</w:t>
       </w:r>
     </w:p>
     <w:p>
@@ -20959,7 +19683,22 @@
           <w:sz w:val="26"/>
           <w:szCs w:val="26"/>
         </w:rPr>
-        <w:t>Khi người học chọn một kết quả, giao diện gửi mã lớp đến VocabularyService. Module này truy vấn VocabularyRepository và trả về thông tin từ vựng. Sau khi người học xác nhận, giao diện gửi yêu cầu tạo thẻ đến FlashcardRepository. ReviewScheduler khởi tạo trạng thái ôn và repository ghi dữ liệu vào SQLite. Giao diện chỉ thông báo thành công sau khi giao dịch lưu hoàn tất.</w:t>
+        <w:t xml:space="preserve">Kiến trúc tổng thể được hình thành từ các use case và luồng tương tác đã phân tích. Hệ thống gồm lớp giao diện, lớp nghiệp vụ và lớp dữ liệu. Camera và người học tương tác với lớp giao diện. Dữ liệu ảnh được chuyển đến lớp nghiệp vụ để nhận diện và ánh xạ từ vựng. </w:t>
+      </w:r>
+      <w:r>
+        <w:rPr>
+          <w:sz w:val="26"/>
+          <w:szCs w:val="26"/>
+          <w:lang w:val="en-US"/>
+        </w:rPr>
+        <w:t>thẻ ghi nhớ</w:t>
+      </w:r>
+      <w:r>
+        <w:rPr>
+          <w:sz w:val="26"/>
+          <w:szCs w:val="26"/>
+        </w:rPr>
+        <w:t>, trạng thái SM 2 và lịch sử ôn được chuyển đến lớp dữ liệu để lưu trữ.</w:t>
       </w:r>
     </w:p>
     <w:p>
@@ -20977,158 +19716,22 @@
           <w:sz w:val="26"/>
           <w:szCs w:val="26"/>
         </w:rPr>
-        <w:t>Cách phân chia này ngăn giao diện trực tiếp xử lý tensor, viết câu lệnh cơ sở dữ liệu hoặc thực hiện công thức SM 2. Mỗi thành phần có trách nhiệm riêng và có thể được kiểm thử độc lập.</w:t>
-      </w:r>
-    </w:p>
-    <w:p>
-      <w:pPr>
-        <w:rPr>
-          <w:rFonts w:hint="default"/>
-        </w:rPr>
-      </w:pPr>
-    </w:p>
-    <w:p>
-      <w:pPr>
-        <w:pStyle w:val="4"/>
-        <w:bidi w:val="0"/>
-        <w:rPr>
-          <w:rFonts w:hint="default"/>
-        </w:rPr>
-      </w:pPr>
-      <w:r>
-        <w:rPr>
-          <w:rFonts w:hint="default"/>
-        </w:rPr>
-        <w:t>Class diagram</w:t>
-      </w:r>
-    </w:p>
-    <w:p>
-      <w:pPr>
-        <w:bidi w:val="0"/>
-        <w:spacing w:line="360" w:lineRule="auto"/>
-        <w:jc w:val="both"/>
-        <w:rPr>
-          <w:sz w:val="26"/>
-          <w:szCs w:val="26"/>
-        </w:rPr>
-      </w:pPr>
-      <w:r>
-        <w:rPr>
-          <w:sz w:val="26"/>
-          <w:szCs w:val="26"/>
-        </w:rPr>
-        <w:t>Class diagram được xây dựng ở mức mô hình logic. Lớp Vocabulary lưu mã lớp, từ tiếng Anh, phiên âm, nghĩa tiếng Việt và câu ví dụ. Lớp DetectionResult biểu diễn một kết quả nhận diện gồm mã lớp, độ tin cậy và tọa độ vùng bao. Lớp Flashcard liên kết một mục từ với ảnh do người học thu nhận.</w:t>
-      </w:r>
-    </w:p>
-    <w:p>
-      <w:pPr>
-        <w:bidi w:val="0"/>
-        <w:spacing w:line="360" w:lineRule="auto"/>
-        <w:jc w:val="both"/>
-        <w:rPr>
-          <w:sz w:val="26"/>
-          <w:szCs w:val="26"/>
-        </w:rPr>
-      </w:pPr>
-      <w:r>
-        <w:rPr>
-          <w:sz w:val="26"/>
-          <w:szCs w:val="26"/>
-        </w:rPr>
-        <w:t>Lớp SM2State lưu hệ số dễ nhớ, số lần trả lời đúng liên tiếp, khoảng ôn và ngày ôn tiếp theo. Một Flashcard có một trạng thái SM2State tại một thời điểm. Lớp ReviewHistory ghi nhận thời gian ôn, mức đánh giá và trạng thái sau cập nhật, qua đó cung cấp dữ liệu cho chức năng theo dõi tiến độ.</w:t>
-      </w:r>
-    </w:p>
-    <w:p>
-      <w:pPr>
-        <w:bidi w:val="0"/>
-        <w:spacing w:line="360" w:lineRule="auto"/>
-        <w:jc w:val="both"/>
-        <w:rPr>
-          <w:sz w:val="26"/>
-          <w:szCs w:val="26"/>
-        </w:rPr>
-      </w:pPr>
-      <w:r>
-        <w:rPr>
-          <w:sz w:val="26"/>
-          <w:szCs w:val="26"/>
-        </w:rPr>
-        <w:t>Các lớp dịch vụ gồm RecognitionService, VocabularyService và ReviewScheduler. Nhóm repository gồm VocabularyRepository, FlashcardRepository và ReviewHistoryRepository. Tên lớp trong sơ đồ cuối phải được đối chiếu với mã nguồn. Nếu code sử dụng tên khác, sơ đồ cần cập nhật theo bản cài đặt thay vì giữ nguyên tên ở mức đề xuất.</w:t>
-      </w:r>
-    </w:p>
-    <w:p>
-      <w:pPr>
-        <w:rPr>
-          <w:rFonts w:hint="default"/>
-        </w:rPr>
-      </w:pPr>
-    </w:p>
-    <w:p>
-      <w:pPr>
-        <w:pStyle w:val="3"/>
-        <w:bidi w:val="0"/>
-        <w:rPr>
-          <w:rFonts w:hint="default"/>
-        </w:rPr>
-      </w:pPr>
-      <w:bookmarkStart w:id="125" w:name="_Toc23778"/>
-      <w:r>
-        <w:rPr>
-          <w:rFonts w:hint="default"/>
-        </w:rPr>
-        <w:t>Kiến trúc hệ thống</w:t>
-      </w:r>
-      <w:bookmarkEnd w:id="125"/>
-    </w:p>
-    <w:p>
-      <w:pPr>
-        <w:pStyle w:val="4"/>
-        <w:bidi w:val="0"/>
-        <w:rPr>
-          <w:rFonts w:hint="default"/>
-        </w:rPr>
-      </w:pPr>
-      <w:r>
-        <w:rPr>
-          <w:rFonts w:hint="default"/>
-        </w:rPr>
-        <w:t>Kiến trúc tổng thể</w:t>
-      </w:r>
-    </w:p>
-    <w:p>
-      <w:pPr>
-        <w:bidi w:val="0"/>
-        <w:spacing w:line="360" w:lineRule="auto"/>
-        <w:jc w:val="both"/>
-        <w:rPr>
-          <w:sz w:val="26"/>
-          <w:szCs w:val="26"/>
-        </w:rPr>
-      </w:pPr>
-      <w:r>
-        <w:rPr>
-          <w:sz w:val="26"/>
-          <w:szCs w:val="26"/>
-        </w:rPr>
-        <w:t>Kiến trúc tổng thể được hình thành từ các use case và luồng tương tác đã phân tích. Hệ thống gồm lớp giao diện, lớp nghiệp vụ và lớp dữ liệu. Camera và người học tương tác với lớp giao diện. Dữ liệu ảnh được chuyển đến lớp nghiệp vụ để nhận diện và ánh xạ từ vựng. Thẻ học, trạng thái SM 2 và lịch sử ôn được chuyển đến lớp dữ liệu để lưu trữ.</w:t>
-      </w:r>
-    </w:p>
-    <w:p>
-      <w:pPr>
-        <w:bidi w:val="0"/>
-        <w:spacing w:line="360" w:lineRule="auto"/>
-        <w:jc w:val="both"/>
-        <w:rPr>
-          <w:sz w:val="26"/>
-          <w:szCs w:val="26"/>
-        </w:rPr>
-      </w:pPr>
-      <w:r>
-        <w:rPr>
-          <w:sz w:val="26"/>
-          <w:szCs w:val="26"/>
-        </w:rPr>
-        <w:t>Phạm vi kiến trúc hiện tại ưu tiên xử lý cục bộ. Mô hình nhận diện, dữ liệu từ vựng, thẻ học và lịch ôn được đặt trên thiết bị. Máy chủ từ xa chỉ được bổ sung khi sản phẩm có chức năng xác thực hoặc đồng bộ đã được hiện thực và kiểm thử. Cách giới hạn này bảo đảm sơ đồ kiến trúc phản ánh đúng phạm vi phần mềm thay vì trình bày những thành phần mới chỉ tồn tại trong ý tưởng.</w:t>
+        <w:t xml:space="preserve">Phạm vi kiến trúc hiện tại ưu tiên xử lý cục bộ. Mô hình nhận diện, dữ liệu từ vựng, </w:t>
+      </w:r>
+      <w:r>
+        <w:rPr>
+          <w:sz w:val="26"/>
+          <w:szCs w:val="26"/>
+          <w:lang w:val="en-US"/>
+        </w:rPr>
+        <w:t>thẻ ghi nhớ</w:t>
+      </w:r>
+      <w:r>
+        <w:rPr>
+          <w:sz w:val="26"/>
+          <w:szCs w:val="26"/>
+        </w:rPr>
+        <w:t xml:space="preserve"> và lịch ôn được đặt trên thiết bị. Máy chủ từ xa chỉ được bổ sung khi sản phẩm có chức năng xác thực hoặc đồng bộ đã được hiện thực và kiểm thử. Cách giới hạn này bảo đảm sơ đồ kiến trúc phản ánh đúng phạm vi phần mềm thay vì trình bày những thành phần mới chỉ tồn tại trong ý tưởng.</w:t>
       </w:r>
     </w:p>
     <w:p>
@@ -21312,10 +19915,10 @@
           <w:rFonts w:hint="default"/>
         </w:rPr>
       </w:pPr>
-      <w:bookmarkStart w:id="126" w:name="_Toc164957625"/>
-      <w:bookmarkStart w:id="127" w:name="_Toc164955399"/>
-      <w:bookmarkStart w:id="128" w:name="_Toc164957353"/>
-      <w:bookmarkStart w:id="129" w:name="_Toc164957274"/>
+      <w:bookmarkStart w:id="126" w:name="_Toc164957274"/>
+      <w:bookmarkStart w:id="127" w:name="_Toc164957353"/>
+      <w:bookmarkStart w:id="128" w:name="_Toc164955399"/>
+      <w:bookmarkStart w:id="129" w:name="_Toc164957625"/>
       <w:bookmarkStart w:id="130" w:name="_Toc164954913"/>
       <w:bookmarkStart w:id="131" w:name="_Toc164957132"/>
     </w:p>
@@ -21379,11 +19982,11 @@
         <w:jc w:val="both"/>
       </w:pPr>
       <w:bookmarkStart w:id="133" w:name="_Toc164957354"/>
-      <w:bookmarkStart w:id="134" w:name="_Toc164955400"/>
-      <w:bookmarkStart w:id="135" w:name="_Toc164957275"/>
-      <w:bookmarkStart w:id="136" w:name="_Toc164957626"/>
-      <w:bookmarkStart w:id="137" w:name="_Toc164954914"/>
-      <w:bookmarkStart w:id="138" w:name="_Toc164957133"/>
+      <w:bookmarkStart w:id="134" w:name="_Toc164957133"/>
+      <w:bookmarkStart w:id="135" w:name="_Toc164954914"/>
+      <w:bookmarkStart w:id="136" w:name="_Toc164955400"/>
+      <w:bookmarkStart w:id="137" w:name="_Toc164957275"/>
+      <w:bookmarkStart w:id="138" w:name="_Toc164957626"/>
       <w:bookmarkStart w:id="139" w:name="_Toc31957"/>
       <w:r>
         <w:t>KẾT QUẢ</w:t>
@@ -21583,8 +20186,8 @@
         </w:rPr>
       </w:pPr>
       <w:bookmarkStart w:id="140" w:name="_Toc164957134"/>
-      <w:bookmarkStart w:id="141" w:name="_Toc164955401"/>
-      <w:bookmarkStart w:id="142" w:name="_Toc164954915"/>
+      <w:bookmarkStart w:id="141" w:name="_Toc164954915"/>
+      <w:bookmarkStart w:id="142" w:name="_Toc164955401"/>
       <w:r>
         <w:rPr>
           <w:rFonts w:cs="Times New Roman"/>
@@ -21593,9 +20196,9 @@
         <w:t xml:space="preserve"> </w:t>
       </w:r>
       <w:bookmarkStart w:id="143" w:name="_Toc164957627"/>
-      <w:bookmarkStart w:id="144" w:name="_Toc164957276"/>
-      <w:bookmarkStart w:id="145" w:name="_Toc164957355"/>
-      <w:bookmarkStart w:id="146" w:name="_Toc20875"/>
+      <w:bookmarkStart w:id="144" w:name="_Toc20875"/>
+      <w:bookmarkStart w:id="145" w:name="_Toc164957276"/>
+      <w:bookmarkStart w:id="146" w:name="_Toc164957355"/>
       <w:r>
         <w:rPr>
           <w:rFonts w:cs="Times New Roman"/>
@@ -21729,9 +20332,9 @@
         </w:rPr>
         <w:t xml:space="preserve"> </w:t>
       </w:r>
-      <w:bookmarkStart w:id="147" w:name="_Toc164957356"/>
+      <w:bookmarkStart w:id="147" w:name="_Toc14473"/>
       <w:bookmarkStart w:id="148" w:name="_Toc164957628"/>
-      <w:bookmarkStart w:id="149" w:name="_Toc14473"/>
+      <w:bookmarkStart w:id="149" w:name="_Toc164957356"/>
       <w:r>
         <w:rPr>
           <w:rStyle w:val="39"/>
@@ -23633,8 +22236,8 @@
       <w:bookmarkStart w:id="150" w:name="_Toc164955402"/>
       <w:bookmarkStart w:id="151" w:name="_Toc164954916"/>
       <w:bookmarkStart w:id="152" w:name="_Toc164957135"/>
-      <w:bookmarkStart w:id="153" w:name="_Toc164957629"/>
-      <w:bookmarkStart w:id="154" w:name="_Toc9560"/>
+      <w:bookmarkStart w:id="153" w:name="_Toc9560"/>
+      <w:bookmarkStart w:id="154" w:name="_Toc164957629"/>
       <w:r>
         <w:t>PHỤ LỤC (nếu có)</w:t>
       </w:r>

--- a/Document/22130016_TieuLuanTN_KCNTT_NLU.docx
+++ b/Document/22130016_TieuLuanTN_KCNTT_NLU.docx
@@ -11,10 +11,10 @@
           <w:rFonts w:cs="VNI-Times"/>
         </w:rPr>
       </w:pPr>
-      <w:bookmarkStart w:id="0" w:name="_Toc70412708"/>
-      <w:bookmarkStart w:id="1" w:name="_Toc70428308"/>
-      <w:bookmarkStart w:id="2" w:name="_Toc70428247"/>
-      <w:bookmarkStart w:id="3" w:name="_Toc70411976"/>
+      <w:bookmarkStart w:id="0" w:name="_Toc70428308"/>
+      <w:bookmarkStart w:id="1" w:name="_Toc70428247"/>
+      <w:bookmarkStart w:id="2" w:name="_Toc70411976"/>
+      <w:bookmarkStart w:id="3" w:name="_Toc70412708"/>
       <w:bookmarkStart w:id="4" w:name="_Toc7878438"/>
     </w:p>
     <w:p>
@@ -134,8 +134,8 @@
                                 <w:szCs w:val="44"/>
                               </w:rPr>
                             </w:pPr>
-                            <w:bookmarkStart w:id="157" w:name="_Toc164954896"/>
-                            <w:bookmarkStart w:id="158" w:name="_Toc164954529"/>
+                            <w:bookmarkStart w:id="157" w:name="_Toc164954529"/>
+                            <w:bookmarkStart w:id="158" w:name="_Toc164954896"/>
                             <w:r>
                               <w:rPr>
                                 <w:b/>
@@ -1230,8 +1230,8 @@
                           <w:szCs w:val="44"/>
                         </w:rPr>
                       </w:pPr>
-                      <w:bookmarkStart w:id="157" w:name="_Toc164954896"/>
-                      <w:bookmarkStart w:id="158" w:name="_Toc164954529"/>
+                      <w:bookmarkStart w:id="157" w:name="_Toc164954529"/>
+                      <w:bookmarkStart w:id="158" w:name="_Toc164954896"/>
                       <w:r>
                         <w:rPr>
                           <w:b/>
@@ -6708,11 +6708,11 @@
         <w:spacing w:line="360" w:lineRule="auto"/>
         <w:outlineLvl w:val="0"/>
       </w:pPr>
-      <w:bookmarkStart w:id="10" w:name="_Toc29811"/>
-      <w:bookmarkStart w:id="11" w:name="_Toc164957607"/>
-      <w:bookmarkStart w:id="12" w:name="_Toc164957335"/>
-      <w:bookmarkStart w:id="13" w:name="_Toc164957114"/>
-      <w:bookmarkStart w:id="14" w:name="_Toc164957256"/>
+      <w:bookmarkStart w:id="10" w:name="_Toc164957114"/>
+      <w:bookmarkStart w:id="11" w:name="_Toc29811"/>
+      <w:bookmarkStart w:id="12" w:name="_Toc164957256"/>
+      <w:bookmarkStart w:id="13" w:name="_Toc164957607"/>
+      <w:bookmarkStart w:id="14" w:name="_Toc164957335"/>
       <w:r>
         <w:t>DANH MỤC HÌNH ẢNH</w:t>
       </w:r>
@@ -6757,11 +6757,11 @@
         </w:rPr>
         <w:br w:type="page"/>
       </w:r>
-      <w:bookmarkStart w:id="15" w:name="_Toc164957115"/>
-      <w:bookmarkStart w:id="16" w:name="_Toc5553"/>
-      <w:bookmarkStart w:id="17" w:name="_Toc164957336"/>
-      <w:bookmarkStart w:id="18" w:name="_Toc164957257"/>
-      <w:bookmarkStart w:id="19" w:name="_Toc164957608"/>
+      <w:bookmarkStart w:id="15" w:name="_Toc164957336"/>
+      <w:bookmarkStart w:id="16" w:name="_Toc164957257"/>
+      <w:bookmarkStart w:id="17" w:name="_Toc164957608"/>
+      <w:bookmarkStart w:id="18" w:name="_Toc164957115"/>
+      <w:bookmarkStart w:id="19" w:name="_Toc5553"/>
       <w:r>
         <w:rPr>
           <w:bCs/>
@@ -6865,11 +6865,11 @@
           <w:bCs/>
         </w:rPr>
       </w:pPr>
-      <w:bookmarkStart w:id="20" w:name="_Toc164957116"/>
-      <w:bookmarkStart w:id="21" w:name="_Toc164957609"/>
-      <w:bookmarkStart w:id="22" w:name="_Toc164957258"/>
+      <w:bookmarkStart w:id="20" w:name="_Toc164957258"/>
+      <w:bookmarkStart w:id="21" w:name="_Toc20728"/>
+      <w:bookmarkStart w:id="22" w:name="_Toc164957609"/>
       <w:bookmarkStart w:id="23" w:name="_Toc164957337"/>
-      <w:bookmarkStart w:id="24" w:name="_Toc20728"/>
+      <w:bookmarkStart w:id="24" w:name="_Toc164957116"/>
       <w:r>
         <w:rPr>
           <w:iCs/>
@@ -6915,7 +6915,7 @@
           <w:sz w:val="26"/>
           <w:szCs w:val="26"/>
         </w:rPr>
-        <w:t>Vốn từ là nền tảng quan trọng trong quá trình học ngoại ngữ. Tuy nhiên, việc học từ mới thông qua danh sách hoặc nội dung tách rời khỏi bối cảnh thực tế có thể khiến người học gặp khó khăn khi cần nhận biết và sử dụng từ. Sự phát triển của thiết bị di động và công nghệ thị giác máy tính tạo điều kiện để người học tiếp cận từ vựng trực tiếp từ các vật thể xuất hiện trong môi trường sống.</w:t>
+        <w:t>Vốn từ vựng giữ vai trò nền tảng trong quá trình tiếp nhận và sử dụng ngoại ngữ. Mặc dù có nhiều ứng dụng hỗ trợ học từ vựng trên thiết bị di động, phần lớn nội dung vẫn được tổ chức theo danh sách hoặc bài học được xây dựng trước. Cách tiếp cận này chưa khai thác đầy đủ những vật thể xuất hiện trong môi trường sống làm nguồn cung cấp ngữ cảnh học tập cho người học.</w:t>
       </w:r>
     </w:p>
     <w:p>
@@ -6927,13 +6927,6 @@
           <w:szCs w:val="26"/>
         </w:rPr>
       </w:pPr>
-      <w:r>
-        <w:rPr>
-          <w:sz w:val="26"/>
-          <w:szCs w:val="26"/>
-        </w:rPr>
-        <w:t>Đề tài nghiên cứu và xây dựng ứng dụng Vocam nhằm hỗ trợ học từ vựng tiếng Anh thông qua nhận diện vật thể trên thiết bị di động. Ứng dụng cho phép người học sử dụng hình ảnh làm đầu vào, nhận kết quả phát hiện vật thể và xem các thông tin liên quan như từ tiếng Anh, phiên âm, từ loại, nghĩa tiếng Việt, định nghĩa và câu ví dụ. Từ vựng sau khi được xác nhận có thể được lưu thành thẻ ghi nhớ để tiếp tục học và ôn tập.</w:t>
-      </w:r>
     </w:p>
     <w:p>
       <w:pPr>
@@ -6949,7 +6942,7 @@
           <w:sz w:val="26"/>
           <w:szCs w:val="26"/>
         </w:rPr>
-        <w:t>Giải pháp sử dụng mô hình YOLO-World v2 kết hợp với danh sách 365 nhãn vật thể tiếng Anh được xây dựng dựa trên Objects365. Khả năng phát hiện vật thể theo tập từ vựng mở giúp hệ thống nhận diện nhiều nhóm vật thể xuất hiện trong đời sống. Kết quả nhận diện được liên kết với dữ liệu từ vựng để người học xem từ tiếng Anh, phiên âm, từ loại, nghĩa tiếng Việt, định nghĩa và câu ví dụ. Bên cạnh chức năng nhận diện, ứng dụng còn cung cấp bài học theo chủ đề, bài tập củng cố, phát âm từ vựng, tìm kiếm, theo dõi tiến độ và các cơ chế tạo động lực như điểm kinh nghiệm, cấp độ, chuỗi ngày học liên tục, huy hiệu và bảng xếp hạng.</w:t>
+        <w:t>Đề tài nghiên cứu và xây dựng ứng dụng Vocam nhằm hỗ trợ học từ vựng tiếng Anh thông qua nhận diện vật thể trên thiết bị di động. Người học sử dụng hình ảnh chứa vật thể làm đầu vào cho hệ thống. Dịch vụ trí tuệ nhân tạo thực hiện nhận diện và trả về các đối tượng được phát hiện cùng độ tin cậy và vị trí tương ứng. Kết quả nhận diện được liên kết với dữ liệu từ vựng gồm từ tiếng Anh, phiên âm, từ loại, nghĩa tiếng Việt, định nghĩa và câu ví dụ. Người học có thể lựa chọn kết quả phù hợp, lưu vào sổ từ và sử dụng trong các phiên ôn tập sau đó.</w:t>
       </w:r>
     </w:p>
     <w:p>
@@ -6961,13 +6954,87 @@
           <w:szCs w:val="26"/>
         </w:rPr>
       </w:pPr>
-      <w:r>
-        <w:rPr>
-          <w:sz w:val="26"/>
-          <w:szCs w:val="26"/>
-        </w:rPr>
-        <w:t>Hoạt động ôn tập được tổ chức bằng thuật toán ôn tập ngắt quãng SuperMemo 2 (SM-2). Lịch ôn của từng thẻ ghi nhớ được điều chỉnh dựa trên mức độ ghi nhớ do người học tự đánh giá. Các từ chưa nhớ được đưa trở lại sớm hơn, trong khi những từ đã được ghi nhớ tốt có khoảng thời gian ôn tiếp theo dài hơn.</w:t>
-      </w:r>
+    </w:p>
+    <w:p>
+      <w:pPr>
+        <w:spacing w:line="360" w:lineRule="auto"/>
+        <w:jc w:val="both"/>
+        <w:rPr>
+          <w:sz w:val="26"/>
+          <w:szCs w:val="26"/>
+        </w:rPr>
+      </w:pPr>
+      <w:r>
+        <w:rPr>
+          <w:sz w:val="26"/>
+          <w:szCs w:val="26"/>
+        </w:rPr>
+        <w:t>Phạm vi nhận diện của hệ thống gồm 365 nhóm vật thể tham chiếu Objects365. Mô hình YOLO-World v2 được sử dụng để hỗ trợ phát hiện vật thể theo tập từ vựng mở, qua đó mở rộng khả năng nhận diện các đối tượng thường gặp trong đời sống. Dịch vụ nhận diện được xây dựng bằng FastAPI, máy chủ nghiệp vụ sử dụng Spring Boot để cung cấp dữ liệu từ vựng, tiếp nhận tiến độ học tập và tạo bảng xếp hạng. Dữ liệu tập trung được quản lý bằng PostgreSQL triển khai trên nền tảng Neon.</w:t>
+      </w:r>
+    </w:p>
+    <w:p>
+      <w:pPr>
+        <w:spacing w:line="360" w:lineRule="auto"/>
+        <w:jc w:val="both"/>
+        <w:rPr>
+          <w:sz w:val="26"/>
+          <w:szCs w:val="26"/>
+        </w:rPr>
+      </w:pPr>
+    </w:p>
+    <w:p>
+      <w:pPr>
+        <w:spacing w:line="360" w:lineRule="auto"/>
+        <w:jc w:val="both"/>
+        <w:rPr>
+          <w:sz w:val="26"/>
+          <w:szCs w:val="26"/>
+        </w:rPr>
+      </w:pPr>
+      <w:r>
+        <w:rPr>
+          <w:sz w:val="26"/>
+          <w:szCs w:val="26"/>
+        </w:rPr>
+        <w:t>Hoạt động ôn tập được tổ chức dựa trên thuật toán SuperMemo 2, được điều chỉnh thành ba mức phản hồi gồm Chưa thuộc, Tạm nhớ và Rất thuộc. Trạng thái của từng thẻ ghi nhớ được cập nhật dựa trên phản hồi của người học nhằm xác định khoảng thời gian trước lần ôn tiếp theo. Ứng dụng còn cung cấp bài học theo chủ đề, bài tập trắc nghiệm và điền từ, phát âm từ vựng, tìm kiếm nội dung, điểm kinh nghiệm, cấp độ, chuỗi ngày học liên tục, huy hiệu và bảng xếp hạng.</w:t>
+      </w:r>
+    </w:p>
+    <w:p>
+      <w:pPr>
+        <w:spacing w:line="360" w:lineRule="auto"/>
+        <w:jc w:val="both"/>
+        <w:rPr>
+          <w:sz w:val="26"/>
+          <w:szCs w:val="26"/>
+        </w:rPr>
+      </w:pPr>
+    </w:p>
+    <w:p>
+      <w:pPr>
+        <w:spacing w:line="360" w:lineRule="auto"/>
+        <w:jc w:val="both"/>
+        <w:rPr>
+          <w:sz w:val="26"/>
+          <w:szCs w:val="26"/>
+        </w:rPr>
+      </w:pPr>
+      <w:r>
+        <w:rPr>
+          <w:sz w:val="26"/>
+          <w:szCs w:val="26"/>
+        </w:rPr>
+        <w:t>Kết quả của đề tài gồm ứng dụng di động được phát triển bằng React Native và Expo, dịch vụ nhận diện vật thể, máy chủ nghiệp vụ và cơ sở dữ liệu tập trung. Sản phẩm đã hiện thực các thành phần cốt lõi của chu trình học gồm khám phá từ qua hình ảnh, xem thông tin từ vựng, tạo thẻ ghi nhớ, ôn tập, làm bài tập và theo dõi tiến độ. Kết quả cho thấy khả năng kết hợp thị giác máy tính, dữ liệu ngôn ngữ và ôn tập ngắt quãng trong một ứng dụng học từ vựng trên thiết bị di động.</w:t>
+      </w:r>
+    </w:p>
+    <w:p>
+      <w:pPr>
+        <w:spacing w:line="360" w:lineRule="auto"/>
+        <w:jc w:val="both"/>
+        <w:rPr>
+          <w:sz w:val="26"/>
+          <w:szCs w:val="26"/>
+        </w:rPr>
+      </w:pPr>
     </w:p>
     <w:p>
       <w:pPr>
@@ -6987,27 +7054,6 @@
           </w14:textFill>
         </w:rPr>
       </w:pPr>
-      <w:r>
-        <w:rPr>
-          <w:sz w:val="26"/>
-          <w:szCs w:val="26"/>
-        </w:rPr>
-        <w:t>Đề tài đồng thời đề xuất Chu trình ghi nhớ bằng hình ảnh để mô tả quá trình từ khi người học quan sát vật thể, nhận kết quả phát hiện, liên kết với nội dung từ vựng, tạo thẻ ghi nhớ, thực hiện ôn tập đến khi trạng thái ghi nhớ được cập nhật. Sản phẩm đã hiện thực các thành phần gồm ứng dụng di động, dịch vụ nhận diện vật thể, máy chủ cung cấp dữ liệu và cơ sở dữ liệu tập trung. Phiên bản hiện tại đã xây dựng được giao diện học tập, thẻ ghi nhớ, bài tập, cơ chế tính điểm và bảng xếp hạng; tuy nhiên, dữ liệu thẻ ghi nhớ mới được lưu trong bộ nhớ của phiên làm việc và luồng gửi ảnh trực tiếp từ màn hình quét đến dịch vụ nhận diện vẫn cần tiếp tục hoàn thiện.</w:t>
-      </w:r>
-      <w:r>
-        <w:rPr>
-          <w:b/>
-          <w:color w:val="000000" w:themeColor="text1"/>
-          <w:sz w:val="26"/>
-          <w:szCs w:val="26"/>
-          <w14:textFill>
-            <w14:solidFill>
-              <w14:schemeClr w14:val="tx1"/>
-            </w14:solidFill>
-          </w14:textFill>
-        </w:rPr>
-        <w:br w:type="textWrapping"/>
-      </w:r>
       <w:r>
         <w:rPr>
           <w:color w:val="000000" w:themeColor="text1"/>
@@ -9456,16 +9502,16 @@
         <w:jc w:val="center"/>
         <w:outlineLvl w:val="0"/>
       </w:pPr>
-      <w:bookmarkStart w:id="26" w:name="_Toc164957338"/>
+      <w:bookmarkStart w:id="26" w:name="_Toc164957610"/>
       <w:bookmarkStart w:id="27" w:name="_Toc31692"/>
-      <w:bookmarkStart w:id="28" w:name="_Toc164957610"/>
+      <w:bookmarkStart w:id="28" w:name="_Toc164957338"/>
       <w:bookmarkStart w:id="29" w:name="_Toc164957259"/>
-      <w:bookmarkStart w:id="30" w:name="_Toc164957614"/>
-      <w:bookmarkStart w:id="31" w:name="_Toc164957121"/>
-      <w:bookmarkStart w:id="32" w:name="_Toc164955388"/>
-      <w:bookmarkStart w:id="33" w:name="_Toc164957263"/>
+      <w:bookmarkStart w:id="30" w:name="_Toc164957263"/>
+      <w:bookmarkStart w:id="31" w:name="_Toc164957342"/>
+      <w:bookmarkStart w:id="32" w:name="_Toc164957121"/>
+      <w:bookmarkStart w:id="33" w:name="_Toc164957614"/>
       <w:bookmarkStart w:id="34" w:name="_Toc164954905"/>
-      <w:bookmarkStart w:id="35" w:name="_Toc164957342"/>
+      <w:bookmarkStart w:id="35" w:name="_Toc164955388"/>
       <w:r>
         <w:t>MỞ ĐẦU</w:t>
       </w:r>
@@ -9491,12 +9537,12 @@
         </w:rPr>
         <w:t xml:space="preserve"> </w:t>
       </w:r>
-      <w:bookmarkStart w:id="37" w:name="_Toc164957611"/>
-      <w:bookmarkStart w:id="38" w:name="_Toc164957339"/>
-      <w:bookmarkStart w:id="39" w:name="_Toc30792"/>
-      <w:bookmarkStart w:id="40" w:name="_Toc164957118"/>
-      <w:bookmarkStart w:id="41" w:name="_Toc164955385"/>
-      <w:bookmarkStart w:id="42" w:name="_Toc164957260"/>
+      <w:bookmarkStart w:id="37" w:name="_Toc164955385"/>
+      <w:bookmarkStart w:id="38" w:name="_Toc164957118"/>
+      <w:bookmarkStart w:id="39" w:name="_Toc164957260"/>
+      <w:bookmarkStart w:id="40" w:name="_Toc30792"/>
+      <w:bookmarkStart w:id="41" w:name="_Toc164957339"/>
+      <w:bookmarkStart w:id="42" w:name="_Toc164957611"/>
       <w:r>
         <w:t>LÝ DO CHỌN ĐỀ TÀI</w:t>
       </w:r>
@@ -9510,68 +9556,53 @@
     </w:p>
     <w:p>
       <w:pPr>
-        <w:bidi w:val="0"/>
         <w:spacing w:line="360" w:lineRule="auto"/>
         <w:jc w:val="both"/>
         <w:rPr>
-          <w:rFonts w:hint="default"/>
-          <w:sz w:val="26"/>
-          <w:szCs w:val="26"/>
-        </w:rPr>
-      </w:pPr>
-      <w:bookmarkStart w:id="43" w:name="_Toc164957612"/>
-      <w:bookmarkStart w:id="44" w:name="_Toc164957119"/>
-      <w:bookmarkStart w:id="45" w:name="_Toc164954903"/>
-      <w:bookmarkStart w:id="46" w:name="_Toc164957261"/>
-      <w:bookmarkStart w:id="47" w:name="_Toc164955386"/>
+          <w:sz w:val="26"/>
+          <w:szCs w:val="26"/>
+        </w:rPr>
+      </w:pPr>
+      <w:bookmarkStart w:id="43" w:name="_Toc164954903"/>
+      <w:bookmarkStart w:id="44" w:name="_Toc164957612"/>
+      <w:bookmarkStart w:id="45" w:name="_Toc164957261"/>
+      <w:bookmarkStart w:id="46" w:name="_Toc164955386"/>
+      <w:bookmarkStart w:id="47" w:name="_Toc164957119"/>
       <w:bookmarkStart w:id="48" w:name="_Toc164957340"/>
-      <w:r>
-        <w:rPr>
-          <w:rFonts w:hint="default"/>
-          <w:sz w:val="26"/>
-          <w:szCs w:val="26"/>
-        </w:rPr>
-        <w:t>Tiếng Anh giữ vai trò quan trọng trong học tập, tiếp cận tri thức và tham gia thị trường lao động. Theo EF English Proficiency Index 2025, Việt Nam đạt 500 điểm và đứng thứ 64 trong số 123 quốc gia và vùng lãnh thổ được xếp hạng [1]. Chỉ số này phản ánh năng lực tiếng Anh của người trưởng thành ở cấp độ quốc gia, không trực tiếp đo vốn từ vựng, nhưng cho thấy nhu cầu duy trì những giải pháp học tập linh hoạt và phù hợp với điều kiện sử dụng thực tế.</w:t>
-      </w:r>
-    </w:p>
-    <w:p>
-      <w:pPr>
-        <w:bidi w:val="0"/>
+      <w:bookmarkStart w:id="49" w:name="_Toc4891"/>
+      <w:r>
+        <w:rPr>
+          <w:sz w:val="26"/>
+          <w:szCs w:val="26"/>
+        </w:rPr>
+        <w:t>Tiếng Anh giữ vai trò quan trọng trong học tập, tiếp cận tri thức, giao tiếp quốc tế và tham gia thị trường lao động. Theo EF English Proficiency Index năm 2025, Việt Nam đạt 500 điểm và đứng thứ 64 trong số 123 quốc gia và vùng lãnh thổ được khảo sát [1]. Chỉ số này không trực tiếp phản ánh quy mô vốn từ của từng cá nhân, nhưng cho thấy nhu cầu tiếp tục xây dựng những phương pháp học tiếng Anh linh hoạt, dễ tiếp cận và phù hợp với điều kiện sử dụng thực tế.</w:t>
+      </w:r>
+    </w:p>
+    <w:p>
+      <w:pPr>
         <w:spacing w:line="360" w:lineRule="auto"/>
         <w:jc w:val="both"/>
         <w:rPr>
-          <w:rFonts w:hint="default"/>
-          <w:sz w:val="26"/>
-          <w:szCs w:val="26"/>
-        </w:rPr>
-      </w:pPr>
-      <w:r>
-        <w:rPr>
-          <w:rFonts w:hint="default"/>
-          <w:sz w:val="26"/>
-          <w:szCs w:val="26"/>
-        </w:rPr>
-        <w:t>Vốn từ tạo nền tảng cho quá trình tiếp nhận và sản sinh ngôn ngữ. Khi từ mới chỉ xuất hiện trong danh sách tách rời khỏi tình huống sử dụng, người học có thể nhận biết từ ở thời điểm học nhưng gặp khó khăn khi cần truy hồi trong giao tiếp. Nghiên cứu về trí nhớ của Ebbinghaus cho thấy mức lưu giữ thay đổi theo thời gian và chịu ảnh hưởng của việc học lại, song các tỷ lệ phổ biến như quên 58 phần trăm sau 20 phút hoặc 70 phần trăm sau một ngày không nên được xem là quy luật cố định cho mọi người học và mọi loại tài liệu [4]. Cách diễn giải phù hợp hơn là kiến thức cần được củng cố bằng những lần truy hồi được phân bố theo thời gian.</w:t>
-      </w:r>
-    </w:p>
-    <w:p>
-      <w:pPr>
-        <w:bidi w:val="0"/>
+          <w:sz w:val="26"/>
+          <w:szCs w:val="26"/>
+        </w:rPr>
+      </w:pPr>
+    </w:p>
+    <w:p>
+      <w:pPr>
         <w:spacing w:line="360" w:lineRule="auto"/>
         <w:jc w:val="both"/>
         <w:rPr>
-          <w:rFonts w:hint="default"/>
-          <w:sz w:val="26"/>
-          <w:szCs w:val="26"/>
-        </w:rPr>
-      </w:pPr>
-      <w:r>
-        <w:rPr>
-          <w:rFonts w:hint="default"/>
-          <w:sz w:val="26"/>
-          <w:szCs w:val="26"/>
-        </w:rPr>
-        <w:t>Thiết bị di động tạo điều kiện để hoạt động học diễn ra gần với bối cảnh sử dụng. Tổng quan 36 nghiên cứu công bố trong giai đoạn 2019 đến 2025 ghi nhận các ứng dụng học từ vựng trên thiết bị di động thường khai thác đầu vào đa phương thức, trò chơi hóa và ôn tập ngắt quãng, đồng thời chỉ ra rằng kiến thức về kết hợp từ và cách dùng từ theo ngữ cảnh vẫn chưa được nghiên cứu đầy đủ [2]. Một nghiên cứu thực nghiệm với 70 sinh viên cũng cho thấy nhóm sử dụng ứng dụng di động đạt kết quả cao hơn nhóm học bằng danh sách từ, dù khác biệt chưa đạt ý nghĩa thống kê; trải nghiệm học còn phụ thuộc vào mức độ cá nhân hóa, chất lượng nội dung và sự hợp tác giữa người học [3]. Những kết quả này cho thấy công nghệ di động có tiềm năng hỗ trợ việc học, nhưng không tự động bảo đảm hiệu quả nếu thiếu thiết kế sư phạm và quy trình đánh giá phù hợp.</w:t>
+          <w:sz w:val="26"/>
+          <w:szCs w:val="26"/>
+        </w:rPr>
+      </w:pPr>
+      <w:r>
+        <w:rPr>
+          <w:sz w:val="26"/>
+          <w:szCs w:val="26"/>
+        </w:rPr>
+        <w:t>Vốn từ là thành phần nền tảng của năng lực ngôn ngữ. Khi không có đủ vốn từ, người học gặp khó khăn trong việc hiểu nội dung nghe, đọc, diễn đạt ý tưởng và tham gia giao tiếp. Việc học từ mới bằng danh sách tách rời khỏi bối cảnh có thể giúp ghi nhớ trong thời gian ngắn nhưng gây khó khăn khi người học cần nhận biết hoặc sử dụng từ trong tình huống thực tế. Nghiên cứu của Ebbinghaus về trí nhớ cho thấy lượng thông tin được lưu giữ thay đổi theo thời gian và chịu ảnh hưởng của hoạt động học lại [2]. Điều này cho thấy từ vựng cần được gắn với những dấu hiệu dễ truy hồi và được ôn lại theo khoảng thời gian phù hợp.</w:t>
       </w:r>
     </w:p>
     <w:p>
@@ -9583,13 +9614,6 @@
           <w:szCs w:val="26"/>
         </w:rPr>
       </w:pPr>
-      <w:r>
-        <w:rPr>
-          <w:sz w:val="26"/>
-          <w:szCs w:val="26"/>
-        </w:rPr>
-        <w:t>Khả năng nhận diện hình ảnh mở ra một hướng tiếp cận khác đối với hoạt động học từ vựng. Google Lens cho phép người dùng sử dụng camera hoặc ảnh có sẵn để tìm kiếm thông tin về vật thể và nội dung trong ảnh [5]. Trong khi đó, các nền tảng học ngôn ngữ như Duolingo và Memrise tập trung vào bài học, luyện tập và theo dõi tiến độ [6], [7]. Mỗi nhóm sản phẩm giải quyết một phần của nhu cầu, nhưng việc kết nối vật thể trong đời sống với dữ liệu từ vựng, thẻ ghi nhớ và lịch ôn vẫn cần được tổ chức thành một quy trình thống nhất.</w:t>
-      </w:r>
     </w:p>
     <w:p>
       <w:pPr>
@@ -9605,7 +9629,78 @@
           <w:sz w:val="26"/>
           <w:szCs w:val="26"/>
         </w:rPr>
-        <w:t>YOLO là nhóm mô hình phát hiện vật thể một giai đoạn, có khả năng dự đoán đồng thời vị trí và lớp của nhiều vật thể trong ảnh [13]. YOLO-World mở rộng cách tiếp cận này bằng việc kết hợp đặc trưng hình ảnh với đặc trưng ngôn ngữ, qua đó hỗ trợ phát hiện vật thể theo tập từ vựng mở [14]. Trong đề tài, danh sách nhận diện được xây dựng dựa trên 365 nhóm vật thể của Objects365, một bộ dữ liệu phát hiện vật thể quy mô lớn với nhiều nhóm đối tượng xuất hiện trong đời sống [22]. Từ những cơ sở trên, đề tài xây dựng Vocam nhằm kết nối nhận diện vật thể với dữ liệu từ vựng, thẻ ghi nhớ, hoạt động ôn tập và theo dõi tiến độ trên thiết bị di động.</w:t>
+        <w:t>Sự phổ biến của thiết bị di động tạo điều kiện để hoạt động học tập diễn ra tại nhiều thời điểm và địa điểm khác nhau. Tổng quan các nghiên cứu về học từ vựng có hỗ trợ thiết bị di động cho thấy các ứng dụng thường khai thác nội dung đa phương thức, trò chơi hóa, cá nhân hóa và ôn tập ngắt quãng [3]. Nghiên cứu của Xu và cộng sự cũng cho thấy ứng dụng từ vựng trên thiết bị di động có tiềm năng hỗ trợ quá trình tiếp thu từ, dù kết quả còn phụ thuộc vào nội dung, thiết kế hoạt động và cách sử dụng của người học [4].</w:t>
+      </w:r>
+    </w:p>
+    <w:p>
+      <w:pPr>
+        <w:spacing w:line="360" w:lineRule="auto"/>
+        <w:jc w:val="both"/>
+        <w:rPr>
+          <w:sz w:val="26"/>
+          <w:szCs w:val="26"/>
+        </w:rPr>
+      </w:pPr>
+    </w:p>
+    <w:p>
+      <w:pPr>
+        <w:spacing w:line="360" w:lineRule="auto"/>
+        <w:jc w:val="both"/>
+        <w:rPr>
+          <w:sz w:val="26"/>
+          <w:szCs w:val="26"/>
+        </w:rPr>
+      </w:pPr>
+      <w:r>
+        <w:rPr>
+          <w:sz w:val="26"/>
+          <w:szCs w:val="26"/>
+        </w:rPr>
+        <w:t>Các công cụ nhận diện hình ảnh như Google Lens cho phép người dùng tìm kiếm thông tin từ ảnh hoặc camera [5]. Trong khi đó, những nền tảng học ngôn ngữ như Duolingo và Memrise tập trung vào bài học, hoạt động luyện tập và theo dõi tiến độ [6], [7]. Mỗi nhóm sản phẩm giải quyết một nhu cầu khác nhau, nhưng việc kết nối vật thể trong đời sống với nội dung từ vựng, thẻ ghi nhớ và lịch ôn tập vẫn cần được tổ chức thành một quy trình thống nhất.</w:t>
+      </w:r>
+    </w:p>
+    <w:p>
+      <w:pPr>
+        <w:spacing w:line="360" w:lineRule="auto"/>
+        <w:jc w:val="both"/>
+        <w:rPr>
+          <w:sz w:val="26"/>
+          <w:szCs w:val="26"/>
+        </w:rPr>
+      </w:pPr>
+      <w:r>
+        <w:rPr>
+          <w:sz w:val="26"/>
+          <w:szCs w:val="26"/>
+        </w:rPr>
+        <w:t>YOLO-World hỗ trợ phát hiện vật thể theo tập từ vựng mở bằng cách kết hợp đặc trưng thị giác với đặc trưng ngôn ngữ [13]. Khả năng này phù hợp với ứng dụng học từ vựng vì phạm vi đối tượng có thể được xác định bằng danh sách nhãn ngôn ngữ. Objects365 cung cấp 365 nhóm vật thể thuộc nhiều bối cảnh trong đời sống [14]. Việc kết hợp YOLO-World v2 với phạm vi nhãn tham chiếu Objects365 tạo điều kiện để ứng dụng nhận diện nhiều loại vật thể và chuyển kết quả thành nội dung học tiếng Anh.</w:t>
+      </w:r>
+    </w:p>
+    <w:p>
+      <w:pPr>
+        <w:spacing w:line="360" w:lineRule="auto"/>
+        <w:jc w:val="both"/>
+        <w:rPr>
+          <w:sz w:val="26"/>
+          <w:szCs w:val="26"/>
+        </w:rPr>
+      </w:pPr>
+    </w:p>
+    <w:p>
+      <w:pPr>
+        <w:spacing w:line="360" w:lineRule="auto"/>
+        <w:jc w:val="both"/>
+        <w:rPr>
+          <w:sz w:val="26"/>
+          <w:szCs w:val="26"/>
+        </w:rPr>
+      </w:pPr>
+      <w:r>
+        <w:rPr>
+          <w:sz w:val="26"/>
+          <w:szCs w:val="26"/>
+        </w:rPr>
+        <w:t>Từ những cơ sở trên, đề tài “Nghiên cứu và xây dựng ứng dụng hỗ trợ học từ vựng tiếng Anh qua nhận diện vật thể trên thiết bị di động” được thực hiện. Sản phẩm được đặt tên là Vocam, thể hiện sự kết hợp giữa từ vựng và camera. Ứng dụng hướng đến việc rút ngắn khoảng cách giữa thời điểm người học quan sát một vật thể và thời điểm tiếp cận, lưu trữ, luyện tập từ tiếng Anh tương ứng.</w:t>
       </w:r>
     </w:p>
     <w:p>
@@ -9622,7 +9717,6 @@
           <w:lang w:val="vi-VN"/>
         </w:rPr>
       </w:pPr>
-      <w:bookmarkStart w:id="49" w:name="_Toc4891"/>
       <w:r>
         <w:rPr>
           <w:sz w:val="26"/>
@@ -9654,6 +9748,8 @@
         </w:numPr>
         <w:spacing w:line="360" w:lineRule="auto"/>
         <w:jc w:val="both"/>
+      </w:pPr>
+      <w:r>
         <w:rPr>
           <w:b/>
           <w:bCs/>
@@ -9661,15 +9757,6 @@
           <w:szCs w:val="26"/>
           <w:lang w:val="vi-VN"/>
         </w:rPr>
-      </w:pPr>
-      <w:r>
-        <w:rPr>
-          <w:b/>
-          <w:bCs/>
-          <w:sz w:val="26"/>
-          <w:szCs w:val="26"/>
-          <w:lang w:val="vi-VN"/>
-        </w:rPr>
         <w:t xml:space="preserve"> Mục tiêu của đề tài:</w:t>
       </w:r>
     </w:p>
@@ -9687,7 +9774,7 @@
           <w:sz w:val="26"/>
           <w:szCs w:val="26"/>
         </w:rPr>
-        <w:t>Mục tiêu tổng quát của đề tài là nghiên cứu và xây dựng ứng dụng di động hỗ trợ người học tiếp cận từ vựng tiếng Anh từ các vật thể trong môi trường sống. Hình ảnh được sử dụng làm đầu vào cho quá trình nhận diện; kết quả phát hiện được liên kết với từ tiếng Anh, phiên âm, từ loại, định nghĩa, nghĩa tiếng Việt và câu ví dụ.</w:t>
+        <w:t>Mục tiêu tổng quát của đề tài là nghiên cứu và xây dựng ứng dụng di động hỗ trợ học từ vựng tiếng Anh thông qua nhận diện vật thể trong hình ảnh. Hệ thống tiếp nhận hình ảnh, phát hiện các đối tượng xuất hiện, liên kết nhãn nhận diện với dữ liệu ngôn ngữ và cung cấp nội dung học tập phù hợp.</w:t>
       </w:r>
     </w:p>
     <w:p>
@@ -9699,13 +9786,6 @@
           <w:szCs w:val="26"/>
         </w:rPr>
       </w:pPr>
-      <w:r>
-        <w:rPr>
-          <w:sz w:val="26"/>
-          <w:szCs w:val="26"/>
-        </w:rPr>
-        <w:t>Đề tài hướng đến xây dựng quy trình học tập gồm thu nhận hình ảnh, phát hiện vật thể, tra cứu thông tin từ vựng, xác nhận kết quả, tạo thẻ ghi nhớ và tổ chức ôn tập. Người học có thể xem chi tiết từ, nghe phát âm, tìm kiếm, học theo chủ đề và thực hiện bài tập củng cố.</w:t>
-      </w:r>
     </w:p>
     <w:p>
       <w:pPr>
@@ -9721,7 +9801,7 @@
           <w:sz w:val="26"/>
           <w:szCs w:val="26"/>
         </w:rPr>
-        <w:t>Thành phần nhận diện sử dụng YOLO-World v2, một mô hình hỗ trợ phát hiện vật thể theo tập từ vựng mở [14]. Phạm vi nhận diện của hệ thống được thiết lập bằng danh sách 365 nhãn tiếng Anh tham chiếu Objects365 [22]. Mỗi nhãn nhận diện được đối chiếu với dữ liệu từ vựng trong hệ thống trước khi kết quả được hiển thị hoặc lưu thành thẻ ghi nhớ.</w:t>
+        <w:t>Ứng dụng cần hỗ trợ người học xem từ tiếng Anh, phiên âm, từ loại, định nghĩa, nghĩa tiếng Việt và câu ví dụ của vật thể được nhận diện. Người học có thể lựa chọn kết quả phù hợp và lưu thành thẻ ghi nhớ. Các thẻ được tổ chức thành sổ từ cá nhân để phục vụ hoạt động xem lại và ôn tập.</w:t>
       </w:r>
     </w:p>
     <w:p>
@@ -9733,25 +9813,22 @@
           <w:szCs w:val="26"/>
         </w:rPr>
       </w:pPr>
-      <w:r>
-        <w:rPr>
-          <w:sz w:val="26"/>
-          <w:szCs w:val="26"/>
-        </w:rPr>
-        <w:t>Hoạt động ôn tập sử dụng thuật toán ôn tập ngắt quãng SM-2. Mỗi thẻ ghi nhớ có trạng thái riêng và được điều chỉnh lịch ôn dựa trên mức độ ghi nhớ do người học đánh giá. Ứng dụng còn tích hợp điểm kinh nghiệm, cấp độ, chuỗi ngày học liên tục, huy hiệu và bảng xếp hạng nhằm hỗ trợ theo dõi tiến độ.</w:t>
-      </w:r>
     </w:p>
     <w:p>
       <w:pPr>
         <w:spacing w:line="360" w:lineRule="auto"/>
         <w:jc w:val="both"/>
-      </w:pPr>
-      <w:r>
-        <w:rPr>
-          <w:sz w:val="26"/>
-          <w:szCs w:val="26"/>
-        </w:rPr>
-        <w:t>Mức độ hoàn thành của sản phẩm được đánh giá thông qua kiểm thử chức năng, khả năng trao đổi dữ liệu giữa các thành phần, kết quả nhận diện trên tập ảnh thử nghiệm và thời gian phản hồi. Mọi số liệu về độ chính xác, độ trễ và mức sử dụng tài nguyên chỉ được báo cáo sau khi thực hiện đo trên môi trường được mô tả cụ thể.</w:t>
+        <w:rPr>
+          <w:sz w:val="26"/>
+          <w:szCs w:val="26"/>
+        </w:rPr>
+      </w:pPr>
+      <w:r>
+        <w:rPr>
+          <w:sz w:val="26"/>
+          <w:szCs w:val="26"/>
+        </w:rPr>
+        <w:t>Hoạt động ôn tập được xây dựng dựa trên thuật toán SM-2 điều chỉnh. Người học phản hồi mức độ ghi nhớ theo ba mức, từ đó hệ thống cập nhật trạng thái và thời điểm ôn tiếp theo của từng thẻ. Ứng dụng còn cung cấp bài học theo chủ đề, bài tập củng cố, phát âm từ vựng, tìm kiếm và các yếu tố tạo động lực gồm điểm kinh nghiệm, cấp độ, chuỗi ngày học, huy hiệu và bảng xếp hạng.</w:t>
       </w:r>
     </w:p>
     <w:p>
@@ -9799,12 +9876,19 @@
           <w:szCs w:val="26"/>
         </w:rPr>
       </w:pPr>
-      <w:r>
-        <w:rPr>
-          <w:sz w:val="26"/>
-          <w:szCs w:val="26"/>
-        </w:rPr>
-        <w:t>Đề tài tập trung vào ứng dụng học từ vựng trên thiết bị di động, dịch vụ nhận diện vật thể và máy chủ cung cấp dữ liệu từ vựng, tiến độ học tập cùng bảng xếp hạng. Đối tượng sử dụng trực tiếp là người học tiếng Anh.</w:t>
+      <w:bookmarkStart w:id="50" w:name="_Toc164957341"/>
+      <w:bookmarkStart w:id="51" w:name="_Toc15419"/>
+      <w:bookmarkStart w:id="52" w:name="_Toc164957262"/>
+      <w:bookmarkStart w:id="53" w:name="_Toc164957613"/>
+      <w:bookmarkStart w:id="54" w:name="_Toc164955387"/>
+      <w:bookmarkStart w:id="55" w:name="_Toc164957120"/>
+      <w:bookmarkStart w:id="56" w:name="_Toc164954904"/>
+      <w:r>
+        <w:rPr>
+          <w:sz w:val="26"/>
+          <w:szCs w:val="26"/>
+        </w:rPr>
+        <w:t>Về phạm vi nhận diện, hệ thống sử dụng 365 nhóm vật thể tham chiếu Objects365. Con số 365 thể hiện phạm vi nhãn được cung cấp cho mô hình nhận diện. Một kết quả chỉ trở thành nội dung học hoàn chỉnh khi nhãn tương ứng có dữ liệu từ vựng phù hợp trong hệ thống. Đề tài không khẳng định chất lượng nhận diện giống nhau đối với tất cả nhóm vật thể.</w:t>
       </w:r>
     </w:p>
     <w:p>
@@ -9816,13 +9900,6 @@
           <w:szCs w:val="26"/>
         </w:rPr>
       </w:pPr>
-      <w:r>
-        <w:rPr>
-          <w:sz w:val="26"/>
-          <w:szCs w:val="26"/>
-        </w:rPr>
-        <w:t>Phạm vi nhận diện gồm danh sách 365 nhãn tiếng Anh tham chiếu Objects365. Con số 365 thể hiện phạm vi nhãn được cung cấp cho mô hình, không mặc nhiên đồng nghĩa toàn bộ nhãn đã có dữ liệu từ vựng đầy đủ hoặc đạt chất lượng nhận diện giống nhau. Một nhãn chỉ tạo thành nội dung học hoàn chỉnh khi có bản ghi từ vựng tương ứng trong cơ sở dữ liệu.</w:t>
-      </w:r>
     </w:p>
     <w:p>
       <w:pPr>
@@ -9838,7 +9915,34 @@
           <w:sz w:val="26"/>
           <w:szCs w:val="26"/>
         </w:rPr>
-        <w:t>Đề tài không mở rộng sang nhận dạng giọng nói, chấm điểm phát âm hoặc đánh giá kỹ năng hội thoại. Mức cải thiện khả năng ghi nhớ dài hạn không được kết luận nếu chưa có nghiên cứu người dùng với phương pháp và dữ liệu phù hợp.</w:t>
+        <w:t>Về phạm vi phần mềm, đề tài gồm ứng dụng di động, dịch vụ nhận diện vật thể, máy chủ nghiệp vụ và cơ sở dữ liệu. Ứng dụng được phát triển cho thiết bị Android và iOS. Dịch vụ nhận diện được xây dựng bằng Python và FastAPI. Máy chủ nghiệp vụ sử dụng Spring Boot, còn dữ liệu tập trung được quản lý bằng PostgreSQL trên Neon.</w:t>
+      </w:r>
+    </w:p>
+    <w:p>
+      <w:pPr>
+        <w:spacing w:line="360" w:lineRule="auto"/>
+        <w:jc w:val="both"/>
+        <w:rPr>
+          <w:sz w:val="26"/>
+          <w:szCs w:val="26"/>
+        </w:rPr>
+      </w:pPr>
+    </w:p>
+    <w:p>
+      <w:pPr>
+        <w:spacing w:line="360" w:lineRule="auto"/>
+        <w:jc w:val="both"/>
+        <w:rPr>
+          <w:sz w:val="26"/>
+          <w:szCs w:val="26"/>
+        </w:rPr>
+      </w:pPr>
+      <w:r>
+        <w:rPr>
+          <w:sz w:val="26"/>
+          <w:szCs w:val="26"/>
+        </w:rPr>
+        <w:t>Đề tài tập trung vào hoạt động học từ vựng, không mở rộng sang nhận dạng giọng nói, chấm điểm phát âm, phân tích hội thoại hoặc đánh giá đầy đủ bốn kỹ năng nghe, nói, đọc và viết. Hiệu quả ghi nhớ dài hạn chưa được kết luận nếu chưa có thực nghiệm giáo dục trên nhóm người học với phép đo trước và sau quá trình sử dụng.</w:t>
       </w:r>
     </w:p>
     <w:p>
@@ -9854,13 +9958,6 @@
           <w:sz w:val="26"/>
         </w:rPr>
       </w:pPr>
-      <w:bookmarkStart w:id="50" w:name="_Toc164957341"/>
-      <w:bookmarkStart w:id="51" w:name="_Toc15419"/>
-      <w:bookmarkStart w:id="52" w:name="_Toc164957262"/>
-      <w:bookmarkStart w:id="53" w:name="_Toc164957613"/>
-      <w:bookmarkStart w:id="54" w:name="_Toc164954904"/>
-      <w:bookmarkStart w:id="55" w:name="_Toc164957120"/>
-      <w:bookmarkStart w:id="56" w:name="_Toc164955387"/>
       <w:r>
         <w:rPr>
           <w:sz w:val="26"/>
@@ -9901,77 +9998,73 @@
     </w:p>
     <w:p>
       <w:pPr>
-        <w:bidi w:val="0"/>
         <w:spacing w:line="360" w:lineRule="auto"/>
         <w:jc w:val="both"/>
         <w:rPr>
-          <w:rFonts w:hint="default"/>
-          <w:sz w:val="26"/>
-          <w:szCs w:val="26"/>
-        </w:rPr>
-      </w:pPr>
-      <w:r>
-        <w:rPr>
-          <w:rFonts w:hint="default"/>
-          <w:sz w:val="26"/>
-          <w:szCs w:val="26"/>
-        </w:rPr>
-        <w:t>Về phương diện khoa học, nghiên cứu xây dựng một trường hợp ứng dụng kết nối phát hiện vật thể, dữ liệu từ vựng và lập lịch ôn tập trong môi trường di động. Giá trị của công trình nằm ở cách chuyển các khái niệm từ thị giác máy tính và khoa học nhận thức thành một chuỗi chức năng có thể triển khai, quan sát và kiểm thử. Công trình không đặt mục tiêu chứng minh một phương pháp học vượt trội nếu chưa có thiết kế thực nghiệm giáo dục với phép đo trước và sau can thiệp.</w:t>
-      </w:r>
-    </w:p>
-    <w:p>
-      <w:pPr>
-        <w:bidi w:val="0"/>
+          <w:sz w:val="26"/>
+          <w:szCs w:val="26"/>
+        </w:rPr>
+      </w:pPr>
+      <w:r>
+        <w:rPr>
+          <w:sz w:val="26"/>
+          <w:szCs w:val="26"/>
+        </w:rPr>
+        <w:t>Về phương diện khoa học, đề tài xây dựng một trường hợp ứng dụng kết hợp thị giác máy tính, dữ liệu ngôn ngữ và thuật toán ôn tập trong môi trường di động. Kết quả nhận diện không chỉ được sử dụng để cung cấp tên đối tượng mà còn được chuyển thành đơn vị học tập có thể lưu trữ, ôn lại và theo dõi trạng thái.</w:t>
+      </w:r>
+    </w:p>
+    <w:p>
+      <w:pPr>
         <w:spacing w:line="360" w:lineRule="auto"/>
         <w:jc w:val="both"/>
         <w:rPr>
-          <w:rFonts w:hint="default"/>
-          <w:sz w:val="26"/>
-          <w:szCs w:val="26"/>
-        </w:rPr>
-      </w:pPr>
-      <w:r>
-        <w:rPr>
-          <w:rFonts w:hint="default"/>
-          <w:sz w:val="26"/>
-          <w:szCs w:val="26"/>
-        </w:rPr>
-        <w:t xml:space="preserve">Lý thuyết mã hóa kép cho rằng thông tin được xử lý qua các hệ thống biểu trưng bằng lời và phi ngôn ngữ có quan hệ với nhau [8]. Trong thiết kế được đề xuất, ảnh do người học thu nhận cung cấp dấu hiệu thị giác, còn từ, phiên âm, nghĩa và câu ví dụ cung cấp dấu hiệu ngôn ngữ. Cách kết hợp này tạo cơ sở lý thuyết cho giao diện </w:t>
-      </w:r>
-      <w:r>
-        <w:rPr>
-          <w:rFonts w:hint="default"/>
-          <w:sz w:val="26"/>
-          <w:szCs w:val="26"/>
-          <w:lang w:val="en-US"/>
-        </w:rPr>
-        <w:t>thẻ ghi nhớ</w:t>
-      </w:r>
-      <w:r>
-        <w:rPr>
-          <w:rFonts w:hint="default"/>
-          <w:sz w:val="26"/>
-          <w:szCs w:val="26"/>
-        </w:rPr>
-        <w:t>, nhưng hiệu quả ghi nhớ vẫn cần được đánh giá bằng dữ liệu người dùng thay vì suy ra trực tiếp từ lý thuyết.</w:t>
-      </w:r>
+          <w:sz w:val="26"/>
+          <w:szCs w:val="26"/>
+        </w:rPr>
+      </w:pPr>
     </w:p>
     <w:p>
       <w:pPr>
         <w:spacing w:line="360" w:lineRule="auto"/>
         <w:jc w:val="both"/>
         <w:rPr>
-          <w:rFonts w:hint="default"/>
-          <w:sz w:val="26"/>
-          <w:szCs w:val="26"/>
-        </w:rPr>
-      </w:pPr>
-      <w:r>
-        <w:rPr>
-          <w:sz w:val="26"/>
-          <w:szCs w:val="26"/>
-        </w:rPr>
-        <w:t>Mô hình Chu trình ghi nhớ bằng hình ảnh được đề xuất để mô tả mối quan hệ giữa sáu hoạt động gồm quan sát, phát hiện, liên kết từ vựng, tạo thẻ ghi nhớ, ôn tập và cập nhật trạng thái. Mô hình đóng vai trò khung khái niệm để tổ chức các thành phần của giải pháp và xác định những điểm cần kiểm thử. Phạm vi đóng góp của đề tài là xây dựng và hiện thực hóa quy trình trong ứng dụng Vocam; tác động của quy trình đối với khả năng ghi nhớ cần được đánh giá bằng nghiên cứu người dùng.</w:t>
+          <w:sz w:val="26"/>
+          <w:szCs w:val="26"/>
+        </w:rPr>
+      </w:pPr>
+      <w:r>
+        <w:rPr>
+          <w:sz w:val="26"/>
+          <w:szCs w:val="26"/>
+        </w:rPr>
+        <w:t>Lý thuyết mã hóa kép cho rằng thông tin bằng lời và thông tin phi ngôn ngữ có thể tạo thành những hệ thống biểu trưng có quan hệ với nhau [8]. Trong Vocam, hình ảnh vật thể cung cấp dấu hiệu thị giác, còn từ tiếng Anh, phiên âm, nghĩa và câu ví dụ cung cấp dấu hiệu ngôn ngữ. Cách kết hợp này tạo cơ sở để thiết kế thẻ ghi nhớ gắn với ngữ cảnh quan sát của người học.</w:t>
+      </w:r>
+    </w:p>
+    <w:p>
+      <w:pPr>
+        <w:spacing w:line="360" w:lineRule="auto"/>
+        <w:jc w:val="both"/>
+        <w:rPr>
+          <w:sz w:val="26"/>
+          <w:szCs w:val="26"/>
+        </w:rPr>
+      </w:pPr>
+    </w:p>
+    <w:p>
+      <w:pPr>
+        <w:spacing w:line="360" w:lineRule="auto"/>
+        <w:jc w:val="both"/>
+        <w:rPr>
+          <w:sz w:val="26"/>
+          <w:szCs w:val="26"/>
+        </w:rPr>
+      </w:pPr>
+      <w:r>
+        <w:rPr>
+          <w:sz w:val="26"/>
+          <w:szCs w:val="26"/>
+        </w:rPr>
+        <w:t>Đề tài đề xuất Chu trình ghi nhớ bằng hình ảnh để mô tả mối quan hệ giữa hoạt động quan sát, nhận diện, liên kết dữ liệu từ vựng, tạo thẻ, ôn tập và cập nhật trạng thái. Chu trình đóng vai trò mô hình khái niệm cho việc tổ chức các chức năng và xác định các điểm cần kiểm thử trong hệ thống.</w:t>
       </w:r>
     </w:p>
     <w:p>
@@ -9999,37 +10092,46 @@
         <w:spacing w:line="360" w:lineRule="auto"/>
         <w:jc w:val="both"/>
         <w:rPr>
+          <w:sz w:val="26"/>
+          <w:szCs w:val="26"/>
+        </w:rPr>
+      </w:pPr>
+      <w:bookmarkStart w:id="57" w:name="_Toc5314"/>
+      <w:r>
+        <w:rPr>
+          <w:sz w:val="26"/>
+          <w:szCs w:val="26"/>
+        </w:rPr>
+        <w:t>Về phương diện thực tiễn, Vocam giúp người học khai thác những vật thể xuất hiện trong đời sống làm nguồn học từ vựng. Người học không cần bắt đầu bằng việc nhập từ khóa mà có thể sử dụng hình ảnh để khám phá từ mới. Nội dung sau khi nhận diện được tiếp tục sử dụng trong sổ từ, bài tập và hoạt động ôn tập.</w:t>
+      </w:r>
+    </w:p>
+    <w:p>
+      <w:pPr>
+        <w:spacing w:line="360" w:lineRule="auto"/>
+        <w:jc w:val="both"/>
+        <w:rPr>
           <w:rFonts w:hint="default"/>
           <w:sz w:val="26"/>
           <w:szCs w:val="26"/>
-        </w:rPr>
-      </w:pPr>
-      <w:r>
-        <w:rPr>
-          <w:sz w:val="26"/>
-          <w:szCs w:val="26"/>
-        </w:rPr>
-        <w:t>Về phương diện thực tiễn, giải pháp hướng đến việc rút ngắn khoảng cách giữa thời điểm người học bắt gặp một vật thể và thời điểm họ tiếp cận từ tiếng Anh tương ứng. Kết quả nhận diện được liên kết với nội dung từ vựng và các hoạt động học trong cùng một ứng dụng, giúp người học chuyển từ khám phá từ mới sang luyện tập và theo dõi tiến độ mà không phải sử dụng nhiều công cụ riêng biệt.</w:t>
-      </w:r>
-    </w:p>
-    <w:p>
-      <w:pPr>
-        <w:bidi w:val="0"/>
+          <w:lang w:val="en-US"/>
+        </w:rPr>
+      </w:pPr>
+    </w:p>
+    <w:p>
+      <w:pPr>
         <w:spacing w:line="360" w:lineRule="auto"/>
         <w:jc w:val="both"/>
         <w:rPr>
-          <w:rFonts w:hint="default"/>
-          <w:sz w:val="26"/>
-          <w:szCs w:val="26"/>
-        </w:rPr>
-      </w:pPr>
-      <w:r>
-        <w:rPr>
-          <w:rFonts w:hint="default"/>
-          <w:sz w:val="26"/>
-          <w:szCs w:val="26"/>
-        </w:rPr>
-        <w:t>Giá trị sử dụng của sản phẩm sẽ được xác định qua mức độ hoàn thành chức năng, độ chính xác trong các tình huống kiểm thử, thời gian phản hồi và khả năng duy trì dữ liệu. Những lợi ích như tăng động lực hoặc cải thiện ghi nhớ chỉ được nêu như kỳ vọng thiết kế cho đến khi có nghiên cứu người dùng đủ căn cứ.</w:t>
+          <w:sz w:val="26"/>
+          <w:szCs w:val="26"/>
+        </w:rPr>
+      </w:pPr>
+      <w:r>
+        <w:rPr>
+          <w:sz w:val="26"/>
+          <w:szCs w:val="26"/>
+        </w:rPr>
+        <w:t>Ứng dụng cũng thể hiện khả năng tích hợp nhiều thành phần công nghệ trong một sản phẩm gồm giao diện di động, dịch vụ trí tuệ nhân tạo, máy chủ nghiệp vụ và cơ sở dữ liệu. Kết quả đề tài có thể được sử dụng làm cơ sở để tiếp tục nghiên cứu về học từ vựng theo ngữ cảnh, cá nhân hóa lịch ôn tập và đánh giá hiệu quả học tập trên người dùng thực tế.</w:t>
       </w:r>
     </w:p>
     <w:p>
@@ -10039,8 +10141,23 @@
           <w:ilvl w:val="0"/>
           <w:numId w:val="7"/>
         </w:numPr>
-      </w:pPr>
-      <w:bookmarkStart w:id="57" w:name="_Toc5314"/>
+        <w:sectPr>
+          <w:headerReference r:id="rId6" w:type="default"/>
+          <w:pgSz w:w="11906" w:h="16838"/>
+          <w:pgMar w:top="1701" w:right="1138" w:bottom="1701" w:left="1985" w:header="709" w:footer="709" w:gutter="0"/>
+          <w:cols w:space="708" w:num="1"/>
+          <w:docGrid w:linePitch="360" w:charSpace="0"/>
+        </w:sectPr>
+      </w:pPr>
+    </w:p>
+    <w:p>
+      <w:pPr>
+        <w:pStyle w:val="2"/>
+        <w:numPr>
+          <w:ilvl w:val="0"/>
+          <w:numId w:val="7"/>
+        </w:numPr>
+      </w:pPr>
       <w:r>
         <w:t>TỔNG QUAN ĐỀ TÀI</w:t>
       </w:r>
@@ -10058,12 +10175,12 @@
         <w:spacing w:line="360" w:lineRule="auto"/>
         <w:jc w:val="both"/>
       </w:pPr>
-      <w:bookmarkStart w:id="58" w:name="_Toc164957615"/>
-      <w:bookmarkStart w:id="59" w:name="_Toc164957343"/>
-      <w:bookmarkStart w:id="60" w:name="_Toc164957264"/>
-      <w:bookmarkStart w:id="61" w:name="_Toc3433"/>
-      <w:bookmarkStart w:id="62" w:name="_Toc164957122"/>
-      <w:bookmarkStart w:id="63" w:name="_Toc164955389"/>
+      <w:bookmarkStart w:id="58" w:name="_Toc164957343"/>
+      <w:bookmarkStart w:id="59" w:name="_Toc3433"/>
+      <w:bookmarkStart w:id="60" w:name="_Toc164957122"/>
+      <w:bookmarkStart w:id="61" w:name="_Toc164955389"/>
+      <w:bookmarkStart w:id="62" w:name="_Toc164957264"/>
+      <w:bookmarkStart w:id="63" w:name="_Toc164957615"/>
       <w:r>
         <w:rPr>
           <w:sz w:val="26"/>
@@ -10084,43 +10201,252 @@
     </w:p>
     <w:p>
       <w:pPr>
+        <w:pStyle w:val="4"/>
         <w:bidi w:val="0"/>
+      </w:pPr>
+      <w:r>
+        <w:t>Học ngôn ngữ có hỗ trợ thiết bị di động</w:t>
+      </w:r>
+    </w:p>
+    <w:p>
+      <w:pPr>
         <w:spacing w:line="360" w:lineRule="auto"/>
         <w:jc w:val="both"/>
         <w:rPr>
-          <w:rFonts w:hint="default"/>
-          <w:sz w:val="26"/>
-          <w:szCs w:val="26"/>
-        </w:rPr>
-      </w:pPr>
-      <w:r>
-        <w:rPr>
-          <w:rFonts w:hint="default"/>
-          <w:sz w:val="26"/>
-          <w:szCs w:val="26"/>
-        </w:rPr>
-        <w:t>Học ngôn ngữ có hỗ trợ thiết bị di động đã phát triển từ việc phân phối nội dung đơn giản sang các môi trường học có tính tương tác, cá nhân hóa và gắn với hoạt động của người học. Các phân tích tổng hợp cho thấy công nghệ di động có thể hỗ trợ kết quả học ngôn ngữ, nhưng mức tác động phụ thuộc vào thiết kế nhiệm vụ, thời gian can thiệp và cách đo lường [2], [9]. Trong học từ vựng, khả năng kết hợp văn bản, âm thanh, hình ảnh và nhắc ôn tạo ra nhiều cơ hội tiếp xúc với từ, song kiến thức ngữ cảnh và khả năng sử dụng từ vẫn cần được chú ý thay vì chỉ tăng số lượng từ đã xem.</w:t>
-      </w:r>
-    </w:p>
-    <w:p>
-      <w:pPr>
+          <w:sz w:val="26"/>
+          <w:szCs w:val="26"/>
+        </w:rPr>
+      </w:pPr>
+      <w:r>
+        <w:rPr>
+          <w:sz w:val="26"/>
+          <w:szCs w:val="26"/>
+        </w:rPr>
+        <w:t>Học ngôn ngữ có hỗ trợ thiết bị di động là hướng tiếp cận sử dụng điện thoại thông minh, máy tính bảng và các thiết bị cá nhân để cung cấp nội dung và tổ chức hoạt động học. Đặc trưng của phương pháp này là khả năng tiếp cận linh hoạt, hỗ trợ nhiều loại dữ liệu và cho phép người học tương tác với nội dung trong nhiều bối cảnh.</w:t>
+      </w:r>
+    </w:p>
+    <w:p>
+      <w:pPr>
+        <w:spacing w:line="360" w:lineRule="auto"/>
+        <w:jc w:val="both"/>
+        <w:rPr>
+          <w:sz w:val="26"/>
+          <w:szCs w:val="26"/>
+        </w:rPr>
+      </w:pPr>
+    </w:p>
+    <w:p>
+      <w:pPr>
+        <w:spacing w:line="360" w:lineRule="auto"/>
+        <w:jc w:val="both"/>
+        <w:rPr>
+          <w:sz w:val="26"/>
+          <w:szCs w:val="26"/>
+        </w:rPr>
+      </w:pPr>
+      <w:r>
+        <w:rPr>
+          <w:sz w:val="26"/>
+          <w:szCs w:val="26"/>
+        </w:rPr>
+        <w:t>Phân tích của Burston và Giannakou cho thấy các nghiên cứu về học ngôn ngữ trên thiết bị di động nhìn chung ghi nhận kết quả tích cực, nhưng mức tác động có sự khác biệt lớn giữa các công trình và chịu ảnh hưởng của thiết kế thực nghiệm [9]. Kết quả này cho thấy thiết bị di động là phương tiện hỗ trợ tiềm năng, còn hiệu quả học tập phụ thuộc vào phương pháp tổ chức nội dung và hoạt động của người học.</w:t>
+      </w:r>
+    </w:p>
+    <w:p>
+      <w:pPr>
+        <w:spacing w:line="360" w:lineRule="auto"/>
+        <w:jc w:val="both"/>
+        <w:rPr>
+          <w:sz w:val="26"/>
+          <w:szCs w:val="26"/>
+        </w:rPr>
+      </w:pPr>
+    </w:p>
+    <w:p>
+      <w:pPr>
+        <w:spacing w:line="360" w:lineRule="auto"/>
+        <w:jc w:val="both"/>
+        <w:rPr>
+          <w:sz w:val="26"/>
+          <w:szCs w:val="26"/>
+        </w:rPr>
+      </w:pPr>
+      <w:r>
+        <w:rPr>
+          <w:sz w:val="26"/>
+          <w:szCs w:val="26"/>
+        </w:rPr>
+        <w:t>Trong học từ vựng, thiết bị di động hỗ trợ kết hợp văn bản, hình ảnh, âm thanh và hoạt động tương tác. Nghiên cứu của Uz Bilgin và Tokel cho thấy môi trường học có hỗ trợ ngữ cảnh có thể tạo điều kiện cho người học khám phá từ vựng trong những tình huống cụ thể [10]. Hệ thống từ vựng đa phương tiện của Vargo và cộng sự cũng khai thác nội dung gắn với ngữ cảnh nhằm giúp người học liên kết từ với thông tin thực tế [11].</w:t>
+      </w:r>
+    </w:p>
+    <w:p>
+      <w:pPr>
+        <w:spacing w:line="360" w:lineRule="auto"/>
+        <w:jc w:val="both"/>
+        <w:rPr>
+          <w:sz w:val="26"/>
+          <w:szCs w:val="26"/>
+        </w:rPr>
+      </w:pPr>
+    </w:p>
+    <w:p>
+      <w:pPr>
+        <w:spacing w:line="360" w:lineRule="auto"/>
+        <w:jc w:val="both"/>
+        <w:rPr>
+          <w:sz w:val="26"/>
+          <w:szCs w:val="26"/>
+        </w:rPr>
+      </w:pPr>
+      <w:r>
+        <w:rPr>
+          <w:sz w:val="26"/>
+          <w:szCs w:val="26"/>
+        </w:rPr>
+        <w:t>Các nghiên cứu trên tạo cơ sở cho việc sử dụng hình ảnh và môi trường sống như một phần của hoạt động học. Dù vậy, thiết bị di động chỉ là phương tiện triển khai. Nội dung cần được tổ chức thành một chu trình gồm tiếp nhận thông tin, luyện tập, truy hồi và cập nhật tiến độ.</w:t>
+      </w:r>
+    </w:p>
+    <w:p>
+      <w:pPr>
+        <w:spacing w:line="360" w:lineRule="auto"/>
+        <w:jc w:val="both"/>
+        <w:rPr>
+          <w:sz w:val="26"/>
+          <w:szCs w:val="26"/>
+        </w:rPr>
+      </w:pPr>
+    </w:p>
+    <w:p>
+      <w:pPr>
+        <w:pStyle w:val="4"/>
         <w:bidi w:val="0"/>
+      </w:pPr>
+      <w:r>
+        <w:t>Phát hiện vật thể và khả năng ứng dụng trong giáo dục</w:t>
+      </w:r>
+    </w:p>
+    <w:p>
+      <w:pPr>
         <w:spacing w:line="360" w:lineRule="auto"/>
         <w:jc w:val="both"/>
         <w:rPr>
-          <w:b w:val="0"/>
-          <w:bCs/>
-          <w:sz w:val="26"/>
-          <w:szCs w:val="26"/>
-        </w:rPr>
-      </w:pPr>
-      <w:r>
-        <w:rPr>
-          <w:rFonts w:hint="default"/>
-          <w:sz w:val="26"/>
-          <w:szCs w:val="26"/>
-        </w:rPr>
-        <w:t>Các nghiên cứu về học theo tình huống cho thấy thiết bị di động có thể đưa hoạt động từ vựng đến gần môi trường nơi từ được quan sát và sử dụng. Môi trường học có hỗ trợ ngữ cảnh đã được ghi nhận là có khả năng tăng cường sự tham gia và khả năng lưu giữ từ so với hoạt động tách rời bối cảnh, dù kết quả còn phụ thuộc vào nhiệm vụ và nhóm người học [10]. Hệ thống từ vựng đa phương tiện theo ngữ cảnh cũng tiếp tục được nghiên cứu như một hướng kết hợp dữ liệu vị trí, hình ảnh và nội dung học trên thiết bị di động [11]. Những công trình này cung cấp nền tảng để xem xét camera không chỉ như công cụ tra cứu mà còn như điểm khởi đầu của một chu trình học.</w:t>
+          <w:sz w:val="26"/>
+          <w:szCs w:val="26"/>
+        </w:rPr>
+      </w:pPr>
+      <w:r>
+        <w:rPr>
+          <w:sz w:val="26"/>
+          <w:szCs w:val="26"/>
+        </w:rPr>
+        <w:t>Phát hiện vật thể là bài toán xác định lớp và vị trí của một hoặc nhiều đối tượng trong hình ảnh. Đầu ra thường gồm nhãn, độ tin cậy và tọa độ khung bao của từng đối tượng. Khác với phân loại hình ảnh chỉ trả về một nhãn chung, phát hiện vật thể cho phép hệ thống phân biệt nhiều đối tượng xuất hiện đồng thời.</w:t>
+      </w:r>
+    </w:p>
+    <w:p>
+      <w:pPr>
+        <w:spacing w:line="360" w:lineRule="auto"/>
+        <w:jc w:val="both"/>
+        <w:rPr>
+          <w:sz w:val="26"/>
+          <w:szCs w:val="26"/>
+        </w:rPr>
+      </w:pPr>
+    </w:p>
+    <w:p>
+      <w:pPr>
+        <w:spacing w:line="360" w:lineRule="auto"/>
+        <w:jc w:val="both"/>
+        <w:rPr>
+          <w:sz w:val="26"/>
+          <w:szCs w:val="26"/>
+        </w:rPr>
+      </w:pPr>
+      <w:r>
+        <w:rPr>
+          <w:sz w:val="26"/>
+          <w:szCs w:val="26"/>
+        </w:rPr>
+        <w:t>YOLO-World là mô hình phát hiện vật thể theo tập từ vựng mở, kết hợp thông tin thị giác và ngôn ngữ để nhận diện những đối tượng được mô tả bằng văn bản [13]. Cách tiếp cận này tạo khả năng xác định phạm vi nhận diện theo danh sách khái niệm phù hợp với từng ứng dụng.</w:t>
+      </w:r>
+    </w:p>
+    <w:p>
+      <w:pPr>
+        <w:spacing w:line="360" w:lineRule="auto"/>
+        <w:jc w:val="both"/>
+        <w:rPr>
+          <w:sz w:val="26"/>
+          <w:szCs w:val="26"/>
+        </w:rPr>
+      </w:pPr>
+    </w:p>
+    <w:p>
+      <w:pPr>
+        <w:spacing w:line="360" w:lineRule="auto"/>
+        <w:jc w:val="both"/>
+        <w:rPr>
+          <w:sz w:val="26"/>
+          <w:szCs w:val="26"/>
+        </w:rPr>
+      </w:pPr>
+      <w:r>
+        <w:rPr>
+          <w:sz w:val="26"/>
+          <w:szCs w:val="26"/>
+        </w:rPr>
+        <w:t>Objects365 là bộ dữ liệu phát hiện vật thể quy mô lớn gồm 365 nhóm đối tượng thuộc nhiều môi trường và kích thước khác nhau [14]. Các nhóm vật thể bao gồm con người, phương tiện, động vật, đồ dùng gia đình, thiết bị, thực phẩm và nhiều đối tượng khác trong đời sống. Phạm vi này phù hợp với mục tiêu xây dựng ứng dụng học từ vựng từ các vật thể người học có thể quan sát hằng ngày.</w:t>
+      </w:r>
+    </w:p>
+    <w:p>
+      <w:pPr>
+        <w:spacing w:line="360" w:lineRule="auto"/>
+        <w:jc w:val="both"/>
+        <w:rPr>
+          <w:sz w:val="26"/>
+          <w:szCs w:val="26"/>
+        </w:rPr>
+      </w:pPr>
+    </w:p>
+    <w:p>
+      <w:pPr>
+        <w:spacing w:line="360" w:lineRule="auto"/>
+        <w:jc w:val="both"/>
+        <w:rPr>
+          <w:sz w:val="26"/>
+          <w:szCs w:val="26"/>
+        </w:rPr>
+      </w:pPr>
+      <w:r>
+        <w:rPr>
+          <w:sz w:val="26"/>
+          <w:szCs w:val="26"/>
+        </w:rPr>
+        <w:t>Trong giáo dục ngôn ngữ, kết quả phát hiện vật thể có thể được chuyển thành nội dung học bằng cách liên kết nhãn với dữ liệu từ vựng. Người học không chỉ nhận được tên đối tượng mà còn có thể xem phiên âm, nghĩa, câu ví dụ và lưu lại để ôn tập. Giá trị giáo dục vì vậy phụ thuộc cả vào chất lượng nhận diện và chất lượng dữ liệu ngôn ngữ đi kèm.</w:t>
+      </w:r>
+    </w:p>
+    <w:p>
+      <w:pPr>
+        <w:pStyle w:val="4"/>
+        <w:bidi w:val="0"/>
+      </w:pPr>
+      <w:r>
+        <w:t>Phân tích các ứng dụng hiện có</w:t>
+      </w:r>
+    </w:p>
+    <w:p>
+      <w:pPr>
+        <w:spacing w:line="360" w:lineRule="auto"/>
+        <w:jc w:val="both"/>
+        <w:rPr>
+          <w:sz w:val="26"/>
+          <w:szCs w:val="26"/>
+        </w:rPr>
+      </w:pPr>
+      <w:r>
+        <w:rPr>
+          <w:sz w:val="26"/>
+          <w:szCs w:val="26"/>
+        </w:rPr>
+        <w:t>Các ứng dụng học ngôn ngữ và công cụ nhận diện hình ảnh hiện nay giải quyết những nhóm nhu cầu khác nhau. Duolingo tập trung vào khóa học có cấu trúc và các bài luyện ngắn [6]. Memrise kết hợp từ vựng, cụm từ, nội dung đa phương tiện và hoạt động ôn tập [7]. ELSA Speak tập trung vào kỹ năng nói và phản hồi phát âm [12]. Google Lens hỗ trợ tìm kiếm thông tin từ hình ảnh và camera [5].</w:t>
       </w:r>
     </w:p>
     <w:p>
@@ -10134,55 +10460,6 @@
           <w:szCs w:val="26"/>
         </w:rPr>
       </w:pPr>
-      <w:r>
-        <w:rPr>
-          <w:b/>
-          <w:bCs/>
-          <w:sz w:val="26"/>
-          <w:szCs w:val="26"/>
-        </w:rPr>
-        <w:t xml:space="preserve">  Bảng 1.1:</w:t>
-      </w:r>
-      <w:r>
-        <w:rPr>
-          <w:rFonts w:hint="default"/>
-          <w:b/>
-          <w:bCs/>
-          <w:sz w:val="26"/>
-          <w:szCs w:val="26"/>
-          <w:lang w:val="en-US"/>
-        </w:rPr>
-        <w:t xml:space="preserve"> S</w:t>
-      </w:r>
-      <w:r>
-        <w:rPr>
-          <w:b/>
-          <w:bCs/>
-          <w:sz w:val="26"/>
-          <w:szCs w:val="26"/>
-        </w:rPr>
-        <w:t>o sánh các công trình và ứng dụng học tập</w:t>
-      </w:r>
-      <w:r>
-        <w:rPr>
-          <w:rFonts w:hint="default"/>
-          <w:b/>
-          <w:bCs/>
-          <w:sz w:val="26"/>
-          <w:szCs w:val="26"/>
-          <w:lang w:val="en-US"/>
-        </w:rPr>
-        <w:t xml:space="preserve"> có</w:t>
-      </w:r>
-      <w:r>
-        <w:rPr>
-          <w:b/>
-          <w:bCs/>
-          <w:sz w:val="26"/>
-          <w:szCs w:val="26"/>
-        </w:rPr>
-        <w:t xml:space="preserve"> liên quan</w:t>
-      </w:r>
     </w:p>
     <w:tbl>
       <w:tblPr>
@@ -10206,13 +10483,121 @@
         </w:tblCellMar>
       </w:tblPr>
       <w:tblGrid>
-        <w:gridCol w:w="1127"/>
+        <w:gridCol w:w="1126"/>
         <w:gridCol w:w="1586"/>
-        <w:gridCol w:w="1826"/>
-        <w:gridCol w:w="1347"/>
+        <w:gridCol w:w="1825"/>
+        <w:gridCol w:w="1346"/>
         <w:gridCol w:w="1487"/>
-        <w:gridCol w:w="1626"/>
+        <w:gridCol w:w="1629"/>
       </w:tblGrid>
+      <w:tr>
+        <w:tblPrEx>
+          <w:tblBorders>
+            <w:top w:val="single" w:color="auto" w:sz="4" w:space="0"/>
+            <w:left w:val="single" w:color="auto" w:sz="4" w:space="0"/>
+            <w:bottom w:val="single" w:color="auto" w:sz="4" w:space="0"/>
+            <w:right w:val="single" w:color="auto" w:sz="4" w:space="0"/>
+            <w:insideH w:val="single" w:color="auto" w:sz="4" w:space="0"/>
+            <w:insideV w:val="single" w:color="auto" w:sz="4" w:space="0"/>
+          </w:tblBorders>
+          <w:tblCellMar>
+            <w:top w:w="0" w:type="dxa"/>
+            <w:left w:w="108" w:type="dxa"/>
+            <w:bottom w:w="0" w:type="dxa"/>
+            <w:right w:w="108" w:type="dxa"/>
+          </w:tblCellMar>
+        </w:tblPrEx>
+        <w:trPr>
+          <w:trHeight w:val="489" w:hRule="atLeast"/>
+        </w:trPr>
+        <w:tc>
+          <w:tcPr>
+            <w:tcW w:w="5000" w:type="pct"/>
+            <w:gridSpan w:val="6"/>
+            <w:tcBorders>
+              <w:top w:val="nil"/>
+              <w:left w:val="nil"/>
+              <w:bottom w:val="single" w:color="auto" w:sz="4" w:space="0"/>
+              <w:right w:val="nil"/>
+            </w:tcBorders>
+            <w:vAlign w:val="center"/>
+          </w:tcPr>
+          <w:p>
+            <w:pPr>
+              <w:spacing w:line="360" w:lineRule="auto"/>
+              <w:jc w:val="center"/>
+              <w:rPr>
+                <w:rFonts w:hint="default"/>
+                <w:b/>
+                <w:bCs/>
+                <w:sz w:val="26"/>
+                <w:szCs w:val="26"/>
+                <w:lang w:val="en-US"/>
+              </w:rPr>
+            </w:pPr>
+            <w:r>
+              <w:rPr>
+                <w:b/>
+                <w:bCs/>
+                <w:sz w:val="26"/>
+                <w:szCs w:val="26"/>
+              </w:rPr>
+              <w:t>Bảng 1.1:</w:t>
+            </w:r>
+            <w:r>
+              <w:rPr>
+                <w:rFonts w:hint="default"/>
+                <w:b/>
+                <w:bCs/>
+                <w:sz w:val="26"/>
+                <w:szCs w:val="26"/>
+                <w:lang w:val="en-US"/>
+              </w:rPr>
+              <w:t xml:space="preserve"> S</w:t>
+            </w:r>
+            <w:r>
+              <w:rPr>
+                <w:b/>
+                <w:bCs/>
+                <w:sz w:val="26"/>
+                <w:szCs w:val="26"/>
+              </w:rPr>
+              <w:t xml:space="preserve">o sánh các ứng </w:t>
+            </w:r>
+            <w:bookmarkStart w:id="161" w:name="_GoBack"/>
+            <w:bookmarkEnd w:id="161"/>
+            <w:r>
+              <w:rPr>
+                <w:b/>
+                <w:bCs/>
+                <w:sz w:val="26"/>
+                <w:szCs w:val="26"/>
+              </w:rPr>
+              <w:t>dụng học tập</w:t>
+            </w:r>
+            <w:r>
+              <w:rPr>
+                <w:rFonts w:hint="default"/>
+                <w:b/>
+                <w:bCs/>
+                <w:sz w:val="26"/>
+                <w:szCs w:val="26"/>
+                <w:lang w:val="en-US"/>
+              </w:rPr>
+              <w:t xml:space="preserve"> có</w:t>
+            </w:r>
+            <w:r>
+              <w:rPr>
+                <w:b/>
+                <w:bCs/>
+                <w:sz w:val="26"/>
+                <w:szCs w:val="26"/>
+              </w:rPr>
+              <w:t xml:space="preserve"> liên quan</w:t>
+            </w:r>
+          </w:p>
+        </w:tc>
+      </w:tr>
       <w:tr>
         <w:tblPrEx>
           <w:tblBorders>
@@ -10236,6 +10621,9 @@
         <w:tc>
           <w:tcPr>
             <w:tcW w:w="626" w:type="pct"/>
+            <w:tcBorders>
+              <w:top w:val="single" w:color="auto" w:sz="4" w:space="0"/>
+            </w:tcBorders>
           </w:tcPr>
           <w:p>
             <w:pPr>
@@ -10262,6 +10650,9 @@
         <w:tc>
           <w:tcPr>
             <w:tcW w:w="881" w:type="pct"/>
+            <w:tcBorders>
+              <w:top w:val="single" w:color="auto" w:sz="4" w:space="0"/>
+            </w:tcBorders>
           </w:tcPr>
           <w:p>
             <w:pPr>
@@ -10281,33 +10672,16 @@
                 <w:sz w:val="26"/>
                 <w:szCs w:val="26"/>
               </w:rPr>
-              <w:t>Duolingo [</w:t>
-            </w:r>
-            <w:r>
-              <w:rPr>
-                <w:rFonts w:hint="default"/>
-                <w:b/>
-                <w:bCs/>
-                <w:sz w:val="26"/>
-                <w:szCs w:val="26"/>
-                <w:lang w:val="en-US"/>
-              </w:rPr>
-              <w:t>6</w:t>
-            </w:r>
-            <w:r>
-              <w:rPr>
-                <w:b/>
-                <w:bCs/>
-                <w:sz w:val="26"/>
-                <w:szCs w:val="26"/>
-              </w:rPr>
-              <w:t>]</w:t>
+              <w:t>Duolingo</w:t>
             </w:r>
           </w:p>
         </w:tc>
         <w:tc>
           <w:tcPr>
             <w:tcW w:w="1014" w:type="pct"/>
+            <w:tcBorders>
+              <w:top w:val="single" w:color="auto" w:sz="4" w:space="0"/>
+            </w:tcBorders>
           </w:tcPr>
           <w:p>
             <w:pPr>
@@ -10328,53 +10702,15 @@
                 <w:szCs w:val="26"/>
               </w:rPr>
               <w:t>Memrise</w:t>
-            </w:r>
-          </w:p>
-          <w:p>
-            <w:pPr>
-              <w:spacing w:line="360" w:lineRule="auto"/>
-              <w:jc w:val="left"/>
-              <w:rPr>
-                <w:b/>
-                <w:bCs/>
-                <w:sz w:val="26"/>
-                <w:szCs w:val="26"/>
-              </w:rPr>
-            </w:pPr>
-            <w:r>
-              <w:rPr>
-                <w:b/>
-                <w:bCs/>
-                <w:sz w:val="26"/>
-                <w:szCs w:val="26"/>
-              </w:rPr>
-              <w:t>[</w:t>
-            </w:r>
-            <w:r>
-              <w:rPr>
-                <w:rFonts w:hint="default"/>
-                <w:b/>
-                <w:bCs/>
-                <w:sz w:val="26"/>
-                <w:szCs w:val="26"/>
-                <w:lang w:val="en-US"/>
-              </w:rPr>
-              <w:t>7</w:t>
-            </w:r>
-            <w:r>
-              <w:rPr>
-                <w:b/>
-                <w:bCs/>
-                <w:sz w:val="26"/>
-                <w:szCs w:val="26"/>
-              </w:rPr>
-              <w:t>]</w:t>
             </w:r>
           </w:p>
         </w:tc>
         <w:tc>
           <w:tcPr>
             <w:tcW w:w="748" w:type="pct"/>
+            <w:tcBorders>
+              <w:top w:val="single" w:color="auto" w:sz="4" w:space="0"/>
+            </w:tcBorders>
           </w:tcPr>
           <w:p>
             <w:pPr>
@@ -10394,33 +10730,16 @@
                 <w:sz w:val="26"/>
                 <w:szCs w:val="26"/>
               </w:rPr>
-              <w:t>ELSA Speak [</w:t>
-            </w:r>
-            <w:r>
-              <w:rPr>
-                <w:rFonts w:hint="default"/>
-                <w:b/>
-                <w:bCs/>
-                <w:sz w:val="26"/>
-                <w:szCs w:val="26"/>
-                <w:lang w:val="en-US"/>
-              </w:rPr>
-              <w:t>12</w:t>
-            </w:r>
-            <w:r>
-              <w:rPr>
-                <w:b/>
-                <w:bCs/>
-                <w:sz w:val="26"/>
-                <w:szCs w:val="26"/>
-              </w:rPr>
-              <w:t>]</w:t>
+              <w:t xml:space="preserve">ELSA Speak </w:t>
             </w:r>
           </w:p>
         </w:tc>
         <w:tc>
           <w:tcPr>
             <w:tcW w:w="826" w:type="pct"/>
+            <w:tcBorders>
+              <w:top w:val="single" w:color="auto" w:sz="4" w:space="0"/>
+            </w:tcBorders>
           </w:tcPr>
           <w:p>
             <w:pPr>
@@ -10440,33 +10759,16 @@
                 <w:sz w:val="26"/>
                 <w:szCs w:val="26"/>
               </w:rPr>
-              <w:t>Google Lens [</w:t>
-            </w:r>
-            <w:r>
-              <w:rPr>
-                <w:rFonts w:hint="default"/>
-                <w:b/>
-                <w:bCs/>
-                <w:sz w:val="26"/>
-                <w:szCs w:val="26"/>
-                <w:lang w:val="en-US"/>
-              </w:rPr>
-              <w:t>5</w:t>
-            </w:r>
-            <w:r>
-              <w:rPr>
-                <w:b/>
-                <w:bCs/>
-                <w:sz w:val="26"/>
-                <w:szCs w:val="26"/>
-              </w:rPr>
-              <w:t>]</w:t>
+              <w:t>Google Lens</w:t>
             </w:r>
           </w:p>
         </w:tc>
         <w:tc>
           <w:tcPr>
             <w:tcW w:w="903" w:type="pct"/>
+            <w:tcBorders>
+              <w:top w:val="single" w:color="auto" w:sz="4" w:space="0"/>
+            </w:tcBorders>
           </w:tcPr>
           <w:p>
             <w:pPr>
@@ -11373,11 +11675,11 @@
           <w:szCs w:val="26"/>
         </w:rPr>
       </w:pPr>
-      <w:bookmarkStart w:id="70" w:name="_Toc164957345"/>
-      <w:bookmarkStart w:id="71" w:name="_Toc164957124"/>
-      <w:bookmarkStart w:id="72" w:name="_Toc164957266"/>
-      <w:bookmarkStart w:id="73" w:name="_Toc164957617"/>
-      <w:bookmarkStart w:id="74" w:name="_Toc164955391"/>
+      <w:bookmarkStart w:id="70" w:name="_Toc164957124"/>
+      <w:bookmarkStart w:id="71" w:name="_Toc164957617"/>
+      <w:bookmarkStart w:id="72" w:name="_Toc164955391"/>
+      <w:bookmarkStart w:id="73" w:name="_Toc164957266"/>
+      <w:bookmarkStart w:id="74" w:name="_Toc164957345"/>
       <w:r>
         <w:rPr>
           <w:rFonts w:hint="default"/>
@@ -11491,12 +11793,12 @@
           <w:szCs w:val="26"/>
         </w:rPr>
       </w:pPr>
-      <w:bookmarkStart w:id="76" w:name="_Toc164955392"/>
-      <w:bookmarkStart w:id="77" w:name="_Toc164957346"/>
+      <w:bookmarkStart w:id="76" w:name="_Toc164957346"/>
+      <w:bookmarkStart w:id="77" w:name="_Toc164957267"/>
       <w:bookmarkStart w:id="78" w:name="_Toc164957125"/>
-      <w:bookmarkStart w:id="79" w:name="_Toc164954906"/>
-      <w:bookmarkStart w:id="80" w:name="_Toc164957267"/>
-      <w:bookmarkStart w:id="81" w:name="_Toc164957618"/>
+      <w:bookmarkStart w:id="79" w:name="_Toc164955392"/>
+      <w:bookmarkStart w:id="80" w:name="_Toc164957618"/>
+      <w:bookmarkStart w:id="81" w:name="_Toc164954906"/>
       <w:r>
         <w:rPr>
           <w:sz w:val="26"/>
@@ -11651,13 +11953,13 @@
           <w:sz w:val="26"/>
         </w:rPr>
       </w:pPr>
-      <w:bookmarkStart w:id="83" w:name="_Toc164957126"/>
-      <w:bookmarkStart w:id="84" w:name="_Toc27352"/>
-      <w:bookmarkStart w:id="85" w:name="_Toc164957347"/>
-      <w:bookmarkStart w:id="86" w:name="_Toc164955393"/>
+      <w:bookmarkStart w:id="83" w:name="_Toc27352"/>
+      <w:bookmarkStart w:id="84" w:name="_Toc164957347"/>
+      <w:bookmarkStart w:id="85" w:name="_Toc164954907"/>
+      <w:bookmarkStart w:id="86" w:name="_Toc164957268"/>
       <w:bookmarkStart w:id="87" w:name="_Toc164957619"/>
-      <w:bookmarkStart w:id="88" w:name="_Toc164954907"/>
-      <w:bookmarkStart w:id="89" w:name="_Toc164957268"/>
+      <w:bookmarkStart w:id="88" w:name="_Toc164955393"/>
+      <w:bookmarkStart w:id="89" w:name="_Toc164957126"/>
       <w:r>
         <w:rPr>
           <w:sz w:val="26"/>
@@ -11991,9 +12293,9 @@
       <w:bookmarkStart w:id="91" w:name="_Toc164957620"/>
       <w:bookmarkStart w:id="92" w:name="_Toc26681"/>
       <w:bookmarkStart w:id="93" w:name="_Toc164957269"/>
-      <w:bookmarkStart w:id="94" w:name="_Toc164957348"/>
-      <w:bookmarkStart w:id="95" w:name="_Toc164957127"/>
-      <w:bookmarkStart w:id="96" w:name="_Toc164955394"/>
+      <w:bookmarkStart w:id="94" w:name="_Toc164957127"/>
+      <w:bookmarkStart w:id="95" w:name="_Toc164955394"/>
+      <w:bookmarkStart w:id="96" w:name="_Toc164957348"/>
       <w:r>
         <w:rPr>
           <w:sz w:val="26"/>
@@ -12051,11 +12353,11 @@
         </w:rPr>
       </w:pPr>
       <w:bookmarkStart w:id="97" w:name="_Toc164957128"/>
-      <w:bookmarkStart w:id="98" w:name="_Toc164957621"/>
-      <w:bookmarkStart w:id="99" w:name="_Toc164957349"/>
+      <w:bookmarkStart w:id="98" w:name="_Toc164957349"/>
+      <w:bookmarkStart w:id="99" w:name="_Toc164955395"/>
       <w:bookmarkStart w:id="100" w:name="_Toc164957270"/>
       <w:bookmarkStart w:id="101" w:name="_Toc164954909"/>
-      <w:bookmarkStart w:id="102" w:name="_Toc164955395"/>
+      <w:bookmarkStart w:id="102" w:name="_Toc164957621"/>
       <w:r>
         <w:rPr>
           <w:sz w:val="26"/>
@@ -13274,6 +13576,12 @@
             <w:insideH w:val="single" w:color="auto" w:sz="4" w:space="0"/>
             <w:insideV w:val="single" w:color="auto" w:sz="4" w:space="0"/>
           </w:tblBorders>
+          <w:tblCellMar>
+            <w:top w:w="0" w:type="dxa"/>
+            <w:left w:w="108" w:type="dxa"/>
+            <w:bottom w:w="0" w:type="dxa"/>
+            <w:right w:w="108" w:type="dxa"/>
+          </w:tblCellMar>
         </w:tblPrEx>
         <w:tc>
           <w:tcPr>
@@ -13438,12 +13746,12 @@
           <w:szCs w:val="26"/>
         </w:rPr>
       </w:pPr>
-      <w:bookmarkStart w:id="105" w:name="_Toc164957272"/>
-      <w:bookmarkStart w:id="106" w:name="_Toc164957351"/>
-      <w:bookmarkStart w:id="107" w:name="_Toc164955397"/>
-      <w:bookmarkStart w:id="108" w:name="_Toc164957623"/>
-      <w:bookmarkStart w:id="109" w:name="_Toc164954911"/>
-      <w:bookmarkStart w:id="110" w:name="_Toc164957130"/>
+      <w:bookmarkStart w:id="105" w:name="_Toc164957351"/>
+      <w:bookmarkStart w:id="106" w:name="_Toc164957130"/>
+      <w:bookmarkStart w:id="107" w:name="_Toc164957272"/>
+      <w:bookmarkStart w:id="108" w:name="_Toc164955397"/>
+      <w:bookmarkStart w:id="109" w:name="_Toc164957623"/>
+      <w:bookmarkStart w:id="110" w:name="_Toc164954911"/>
       <w:bookmarkStart w:id="111" w:name="_Toc4532"/>
       <w:r>
         <w:rPr>
@@ -16129,17 +16437,7 @@
           <w:sz w:val="26"/>
           <w:szCs w:val="26"/>
         </w:rPr>
-        <w:t xml:space="preserve"> dễ nhớ tăng 0,15; khoảng ôn lần đầu là một ngày, lần tiếp theo là sáu ngày</w:t>
-      </w:r>
-      <w:bookmarkStart w:id="161" w:name="_GoBack"/>
-      <w:bookmarkEnd w:id="161"/>
-      <w:r>
-        <w:rPr>
-          <w:rFonts w:hint="eastAsia"/>
-          <w:sz w:val="26"/>
-          <w:szCs w:val="26"/>
-        </w:rPr>
-        <w:t xml:space="preserve"> và những lần sau được tính từ khoảng ôn trước nhân với hệ số dễ nhớ.</w:t>
+        <w:t xml:space="preserve"> dễ nhớ tăng 0,15; khoảng ôn lần đầu là một ngày, lần tiếp theo là sáu ngày và những lần sau được tính từ khoảng ôn trước nhân với hệ số dễ nhớ.</w:t>
       </w:r>
     </w:p>
     <w:p>
@@ -16436,7 +16734,6 @@
           <w:szCs w:val="26"/>
         </w:rPr>
         <w:sectPr>
-          <w:headerReference r:id="rId6" w:type="default"/>
           <w:pgSz w:w="11906" w:h="16838"/>
           <w:pgMar w:top="1701" w:right="1138" w:bottom="1701" w:left="1985" w:header="709" w:footer="709" w:gutter="0"/>
           <w:cols w:space="708" w:num="1"/>
@@ -16444,11 +16741,11 @@
         </w:sectPr>
       </w:pPr>
       <w:bookmarkStart w:id="115" w:name="_Toc164957131"/>
-      <w:bookmarkStart w:id="116" w:name="_Toc164957273"/>
-      <w:bookmarkStart w:id="117" w:name="_Toc164957624"/>
-      <w:bookmarkStart w:id="118" w:name="_Toc164957352"/>
+      <w:bookmarkStart w:id="116" w:name="_Toc164957624"/>
+      <w:bookmarkStart w:id="117" w:name="_Toc164954912"/>
+      <w:bookmarkStart w:id="118" w:name="_Toc164957273"/>
       <w:bookmarkStart w:id="119" w:name="_Toc164955398"/>
-      <w:bookmarkStart w:id="120" w:name="_Toc164954912"/>
+      <w:bookmarkStart w:id="120" w:name="_Toc164957352"/>
       <w:r>
         <w:rPr>
           <w:sz w:val="26"/>
@@ -19915,12 +20212,12 @@
           <w:rFonts w:hint="default"/>
         </w:rPr>
       </w:pPr>
-      <w:bookmarkStart w:id="126" w:name="_Toc164957274"/>
-      <w:bookmarkStart w:id="127" w:name="_Toc164957353"/>
+      <w:bookmarkStart w:id="126" w:name="_Toc164957132"/>
+      <w:bookmarkStart w:id="127" w:name="_Toc164957625"/>
       <w:bookmarkStart w:id="128" w:name="_Toc164955399"/>
-      <w:bookmarkStart w:id="129" w:name="_Toc164957625"/>
-      <w:bookmarkStart w:id="130" w:name="_Toc164954913"/>
-      <w:bookmarkStart w:id="131" w:name="_Toc164957132"/>
+      <w:bookmarkStart w:id="129" w:name="_Toc164954913"/>
+      <w:bookmarkStart w:id="130" w:name="_Toc164957353"/>
+      <w:bookmarkStart w:id="131" w:name="_Toc164957274"/>
     </w:p>
     <w:p>
       <w:pPr>
@@ -19981,13 +20278,13 @@
         <w:spacing w:line="360" w:lineRule="auto"/>
         <w:jc w:val="both"/>
       </w:pPr>
-      <w:bookmarkStart w:id="133" w:name="_Toc164957354"/>
-      <w:bookmarkStart w:id="134" w:name="_Toc164957133"/>
+      <w:bookmarkStart w:id="133" w:name="_Toc164955400"/>
+      <w:bookmarkStart w:id="134" w:name="_Toc164957626"/>
       <w:bookmarkStart w:id="135" w:name="_Toc164954914"/>
-      <w:bookmarkStart w:id="136" w:name="_Toc164955400"/>
+      <w:bookmarkStart w:id="136" w:name="_Toc164957354"/>
       <w:bookmarkStart w:id="137" w:name="_Toc164957275"/>
-      <w:bookmarkStart w:id="138" w:name="_Toc164957626"/>
-      <w:bookmarkStart w:id="139" w:name="_Toc31957"/>
+      <w:bookmarkStart w:id="138" w:name="_Toc31957"/>
+      <w:bookmarkStart w:id="139" w:name="_Toc164957133"/>
       <w:r>
         <w:t>KẾT QUẢ</w:t>
       </w:r>
@@ -20196,9 +20493,9 @@
         <w:t xml:space="preserve"> </w:t>
       </w:r>
       <w:bookmarkStart w:id="143" w:name="_Toc164957627"/>
-      <w:bookmarkStart w:id="144" w:name="_Toc20875"/>
-      <w:bookmarkStart w:id="145" w:name="_Toc164957276"/>
-      <w:bookmarkStart w:id="146" w:name="_Toc164957355"/>
+      <w:bookmarkStart w:id="144" w:name="_Toc164957276"/>
+      <w:bookmarkStart w:id="145" w:name="_Toc164957355"/>
+      <w:bookmarkStart w:id="146" w:name="_Toc20875"/>
       <w:r>
         <w:rPr>
           <w:rFonts w:cs="Times New Roman"/>
@@ -20332,9 +20629,9 @@
         </w:rPr>
         <w:t xml:space="preserve"> </w:t>
       </w:r>
-      <w:bookmarkStart w:id="147" w:name="_Toc14473"/>
-      <w:bookmarkStart w:id="148" w:name="_Toc164957628"/>
-      <w:bookmarkStart w:id="149" w:name="_Toc164957356"/>
+      <w:bookmarkStart w:id="147" w:name="_Toc164957356"/>
+      <w:bookmarkStart w:id="148" w:name="_Toc14473"/>
+      <w:bookmarkStart w:id="149" w:name="_Toc164957628"/>
       <w:r>
         <w:rPr>
           <w:rStyle w:val="39"/>
@@ -22233,11 +22530,11 @@
         </w:numPr>
         <w:jc w:val="both"/>
       </w:pPr>
-      <w:bookmarkStart w:id="150" w:name="_Toc164955402"/>
-      <w:bookmarkStart w:id="151" w:name="_Toc164954916"/>
+      <w:bookmarkStart w:id="150" w:name="_Toc164954916"/>
+      <w:bookmarkStart w:id="151" w:name="_Toc164955402"/>
       <w:bookmarkStart w:id="152" w:name="_Toc164957135"/>
-      <w:bookmarkStart w:id="153" w:name="_Toc9560"/>
-      <w:bookmarkStart w:id="154" w:name="_Toc164957629"/>
+      <w:bookmarkStart w:id="153" w:name="_Toc164957629"/>
+      <w:bookmarkStart w:id="154" w:name="_Toc9560"/>
       <w:r>
         <w:t>PHỤ LỤC (nếu có)</w:t>
       </w:r>
@@ -25516,6 +25813,7 @@
     <customSectPr/>
     <customSectPr/>
     <customSectPr/>
+    <customSectPr/>
   </customSectProps>
   <customShpExts>
     <customShpInfo spid="_x0000_s1026" textRotate="1"/>

--- a/Document/22130016_TieuLuanTN_KCNTT_NLU.docx
+++ b/Document/22130016_TieuLuanTN_KCNTT_NLU.docx
@@ -13006,11 +13006,10 @@
         <w:spacing w:line="360" w:lineRule="auto"/>
         <w:jc w:val="both"/>
         <w:rPr>
-          <w:rFonts w:hint="default" w:hAnsi="Cambria Math" w:eastAsia="Times New Roman" w:cs="Times New Roman"/>
+          <w:rFonts w:hint="default" w:hAnsi="Cambria Math" w:eastAsia="Times New Roman"/>
           <w:i w:val="0"/>
           <w:sz w:val="26"/>
-          <w:szCs w:val="26"/>
-          <w:lang w:val="zh-CN" w:eastAsia="zh-CN" w:bidi="ar-SA"/>
+          <w:lang w:val="zh-CN" w:eastAsia="zh-CN"/>
         </w:rPr>
       </w:pPr>
       <m:oMathPara>
@@ -13229,24 +13228,150 @@
         <w:ind w:left="0" w:right="0"/>
       </w:pPr>
       <w:r>
+        <w:t xml:space="preserve">Trong đó </w:t>
+      </w:r>
+      <m:oMath>
+        <m:sSub>
+          <m:sSubPr>
+            <m:ctrlPr>
+              <w:rPr>
+                <w:rFonts w:hint="default" w:ascii="Cambria Math" w:hAnsi="Cambria Math" w:eastAsia="Times New Roman"/>
+                <w:sz w:val="24"/>
+              </w:rPr>
+            </m:ctrlPr>
+          </m:sSubPr>
+          <m:e>
+            <m:r>
+              <m:rPr/>
+              <w:rPr>
+                <w:rFonts w:hint="default" w:ascii="Cambria Math" w:hAnsi="Cambria Math" w:eastAsia="Times New Roman"/>
+                <w:sz w:val="24"/>
+              </w:rPr>
+              <m:t>c</m:t>
+            </m:r>
+            <m:ctrlPr>
+              <w:rPr>
+                <w:rFonts w:ascii="Cambria Math" w:hAnsi="Cambria Math" w:eastAsia="Times New Roman"/>
+                <w:sz w:val="24"/>
+              </w:rPr>
+            </m:ctrlPr>
+          </m:e>
+          <m:sub>
+            <m:r>
+              <m:rPr/>
+              <w:rPr>
+                <w:rFonts w:hint="default" w:ascii="Cambria Math" w:hAnsi="Cambria Math" w:eastAsia="Times New Roman"/>
+                <w:sz w:val="24"/>
+              </w:rPr>
+              <m:t>i</m:t>
+            </m:r>
+            <m:ctrlPr>
+              <w:rPr>
+                <w:rFonts w:ascii="Cambria Math" w:hAnsi="Cambria Math" w:eastAsia="Times New Roman"/>
+                <w:sz w:val="24"/>
+              </w:rPr>
+            </m:ctrlPr>
+          </m:sub>
+        </m:sSub>
+      </m:oMath>
+      <w:r>
         <w:rPr>
           <w:rFonts w:hint="default"/>
           <w:lang w:val="en-US"/>
         </w:rPr>
-        <w:t>//</w:t>
-      </w:r>
-      <w:r>
-        <w:t>Trong đó ci</w:t>
+        <w:t xml:space="preserve"> </w:t>
+      </w:r>
+      <w:r>
+        <w:t xml:space="preserve">là nhãn của vật thể thứ </w:t>
+      </w:r>
+      <w:r>
+        <w:rPr>
+          <w:rFonts w:hint="default"/>
+          <w:i/>
+          <w:iCs/>
+          <w:lang w:val="en-US"/>
+        </w:rPr>
+        <w:t>i;</w:t>
+      </w:r>
+      <w:r>
+        <w:t xml:space="preserve"> </w:t>
+      </w:r>
+    </w:p>
+    <w:p>
+      <w:pPr>
+        <w:pStyle w:val="26"/>
+        <w:keepNext w:val="0"/>
+        <w:keepLines w:val="0"/>
+        <w:widowControl/>
+        <w:suppressLineNumbers w:val="0"/>
+        <w:spacing w:before="0" w:beforeAutospacing="1" w:after="0" w:afterAutospacing="1"/>
+        <w:ind w:left="0" w:right="0"/>
+      </w:pPr>
+      <m:oMath>
+        <m:sSub>
+          <m:sSubPr>
+            <m:ctrlPr>
+              <w:rPr>
+                <w:rFonts w:hint="default" w:ascii="Cambria Math" w:hAnsi="Cambria Math"/>
+                <w:sz w:val="24"/>
+              </w:rPr>
+            </m:ctrlPr>
+          </m:sSubPr>
+          <m:e>
+            <m:r>
+              <m:rPr/>
+              <w:rPr>
+                <w:rFonts w:hint="default" w:ascii="Cambria Math" w:hAnsi="Cambria Math"/>
+                <w:sz w:val="24"/>
+              </w:rPr>
+              <m:t>s</m:t>
+            </m:r>
+            <m:ctrlPr>
+              <w:rPr>
+                <w:rFonts w:ascii="Cambria Math" w:hAnsi="Cambria Math"/>
+                <w:sz w:val="24"/>
+              </w:rPr>
+            </m:ctrlPr>
+          </m:e>
+          <m:sub>
+            <m:r>
+              <m:rPr/>
+              <w:rPr>
+                <w:rFonts w:hint="default" w:ascii="Cambria Math" w:hAnsi="Cambria Math"/>
+                <w:sz w:val="24"/>
+              </w:rPr>
+              <m:t>i</m:t>
+            </m:r>
+            <m:ctrlPr>
+              <w:rPr>
+                <w:rFonts w:ascii="Cambria Math" w:hAnsi="Cambria Math"/>
+                <w:sz w:val="24"/>
+              </w:rPr>
+            </m:ctrlPr>
+          </m:sub>
+        </m:sSub>
+      </m:oMath>
+      <w:r>
+        <w:rPr>
+          <w:rFonts w:hint="default" w:hAnsi="Cambria Math"/>
+          <w:i w:val="0"/>
+          <w:sz w:val="24"/>
+          <w:lang w:val="en-US"/>
+        </w:rPr>
+        <w:t xml:space="preserve"> </w:t>
+      </w:r>
+      <w:r>
+        <w:t>là mức tin cậy</w:t>
       </w:r>
       <w:r>
         <w:rPr>
           <w:rFonts w:hint="default"/>
           <w:lang w:val="en-US"/>
         </w:rPr>
+        <w:t xml:space="preserve"> của dự đoán;</w:t>
+      </w:r>
+      <w:r>
         <w:t xml:space="preserve"> </w:t>
-      </w:r>
-      <w:r>
-        <w:t>là nhãn của vật thể thứ i, si​ là mức tin cậy và bi​ là tọa độ khung bao.</w:t>
       </w:r>
     </w:p>
     <w:p>
@@ -13259,8 +13384,106 @@
         <w:spacing w:before="0" w:beforeAutospacing="1" w:after="0" w:afterAutospacing="1"/>
         <w:ind w:left="0" w:right="0"/>
       </w:pPr>
-      <w:r>
-        <w:t>Vocam sử dụng một ngưỡng τ để loại các dự đoán có mức tin cậy thấp:</w:t>
+      <m:oMath>
+        <m:sSub>
+          <m:sSubPr>
+            <m:ctrlPr>
+              <w:rPr>
+                <w:rFonts w:hint="default" w:ascii="Cambria Math" w:hAnsi="Cambria Math"/>
+                <w:sz w:val="24"/>
+              </w:rPr>
+            </m:ctrlPr>
+          </m:sSubPr>
+          <m:e>
+            <m:r>
+              <m:rPr/>
+              <w:rPr>
+                <w:rFonts w:hint="default" w:ascii="Cambria Math" w:hAnsi="Cambria Math"/>
+                <w:sz w:val="24"/>
+              </w:rPr>
+              <m:t>b</m:t>
+            </m:r>
+            <m:ctrlPr>
+              <w:rPr>
+                <w:rFonts w:ascii="Cambria Math" w:hAnsi="Cambria Math"/>
+                <w:sz w:val="24"/>
+              </w:rPr>
+            </m:ctrlPr>
+          </m:e>
+          <m:sub>
+            <m:r>
+              <m:rPr/>
+              <w:rPr>
+                <w:rFonts w:hint="default" w:ascii="Cambria Math" w:hAnsi="Cambria Math"/>
+                <w:sz w:val="24"/>
+              </w:rPr>
+              <m:t>i</m:t>
+            </m:r>
+            <m:ctrlPr>
+              <w:rPr>
+                <w:rFonts w:ascii="Cambria Math" w:hAnsi="Cambria Math"/>
+                <w:sz w:val="24"/>
+              </w:rPr>
+            </m:ctrlPr>
+          </m:sub>
+        </m:sSub>
+      </m:oMath>
+      <w:r>
+        <w:rPr>
+          <w:rFonts w:hint="default" w:hAnsi="Cambria Math"/>
+          <w:i w:val="0"/>
+          <w:sz w:val="24"/>
+          <w:lang w:val="en-US"/>
+        </w:rPr>
+        <w:t xml:space="preserve"> </w:t>
+      </w:r>
+      <w:r>
+        <w:t>là tọa độ khung bao</w:t>
+      </w:r>
+      <w:r>
+        <w:rPr>
+          <w:rFonts w:hint="default"/>
+          <w:lang w:val="en-US"/>
+        </w:rPr>
+        <w:t xml:space="preserve"> của vật thể thứ </w:t>
+      </w:r>
+      <w:r>
+        <w:rPr>
+          <w:rFonts w:hint="default"/>
+          <w:i/>
+          <w:iCs/>
+          <w:lang w:val="en-US"/>
+        </w:rPr>
+        <w:t>i</w:t>
+      </w:r>
+      <w:r>
+        <w:t>.</w:t>
+      </w:r>
+    </w:p>
+    <w:p>
+      <w:pPr>
+        <w:pStyle w:val="26"/>
+        <w:keepNext w:val="0"/>
+        <w:keepLines w:val="0"/>
+        <w:widowControl/>
+        <w:suppressLineNumbers w:val="0"/>
+        <w:spacing w:before="0" w:beforeAutospacing="1" w:after="0" w:afterAutospacing="1"/>
+        <w:ind w:left="0" w:right="0"/>
+      </w:pPr>
+      <w:r>
+        <w:t xml:space="preserve">Vocam sử dụng một ngưỡng </w:t>
+      </w:r>
+      <m:oMath>
+        <m:r>
+          <m:rPr/>
+          <w:rPr>
+            <w:rFonts w:hint="default" w:ascii="Cambria Math"/>
+          </w:rPr>
+          <m:t>τ</m:t>
+        </m:r>
+      </m:oMath>
+      <w:r>
+        <w:t xml:space="preserve"> để loại các dự đoán có mức tin cậy thấp:</w:t>
       </w:r>
     </w:p>
     <w:p>
@@ -13270,34 +13493,419 @@
         <w:widowControl/>
         <w:suppressLineNumbers w:val="0"/>
         <w:jc w:val="left"/>
-      </w:pPr>
-      <w:r>
-        <w:rPr>
-          <w:rFonts w:ascii="SimSun" w:hAnsi="SimSun" w:eastAsia="SimSun" w:cs="SimSun"/>
-          <w:kern w:val="0"/>
+        <m:rPr/>
+        <w:rPr>
+          <w:rFonts w:hint="default" w:hAnsi="Cambria Math" w:eastAsia="SimSun"/>
+          <w:i w:val="0"/>
           <w:sz w:val="24"/>
-          <w:szCs w:val="24"/>
-          <w:lang w:val="en-US" w:eastAsia="zh-CN" w:bidi="ar"/>
-        </w:rPr>
-        <w:t xml:space="preserve">D\*={di​∈D∣si​≥τ} </w:t>
-      </w:r>
-    </w:p>
-    <w:p>
-      <w:pPr>
-        <w:pStyle w:val="26"/>
-        <w:keepNext w:val="0"/>
-        <w:keepLines w:val="0"/>
-        <w:widowControl/>
-        <w:suppressLineNumbers w:val="0"/>
-      </w:pPr>
-      <w:r>
-        <w:t xml:space="preserve">Trong cấu hình sản phẩm hiện tại, giá trị τ được đặt ở mức 0,25. Đây là </w:t>
-      </w:r>
-      <w:r>
-        <w:rPr>
-          <w:rStyle w:val="27"/>
-        </w:rPr>
-        <w:t>tham số cấu hình của hệ thống</w:t>
+        </w:rPr>
+      </w:pPr>
+      <m:oMathPara>
+        <m:oMath>
+          <m:sSup>
+            <m:sSupPr>
+              <m:ctrlPr>
+                <w:rPr>
+                  <w:rFonts w:hint="default" w:ascii="Cambria Math" w:hAnsi="Cambria Math" w:eastAsia="SimSun"/>
+                  <w:sz w:val="24"/>
+                </w:rPr>
+              </m:ctrlPr>
+            </m:sSupPr>
+            <m:e>
+              <m:r>
+                <m:rPr/>
+                <w:rPr>
+                  <w:rFonts w:hint="default" w:ascii="Cambria Math" w:hAnsi="Cambria Math" w:eastAsia="SimSun"/>
+                  <w:sz w:val="24"/>
+                </w:rPr>
+                <m:t>D</m:t>
+              </m:r>
+              <m:ctrlPr>
+                <w:rPr>
+                  <w:rFonts w:ascii="Cambria Math" w:hAnsi="Cambria Math" w:eastAsia="SimSun"/>
+                  <w:sz w:val="24"/>
+                </w:rPr>
+              </m:ctrlPr>
+            </m:e>
+            <m:sup>
+              <m:r>
+                <m:rPr/>
+                <w:rPr>
+                  <w:rFonts w:hint="default" w:ascii="Cambria Math" w:hAnsi="Cambria Math" w:eastAsia="SimSun"/>
+                  <w:sz w:val="24"/>
+                </w:rPr>
+                <m:t>∗</m:t>
+              </m:r>
+              <m:ctrlPr>
+                <w:rPr>
+                  <w:rFonts w:ascii="Cambria Math" w:hAnsi="Cambria Math" w:eastAsia="SimSun"/>
+                  <w:sz w:val="24"/>
+                </w:rPr>
+              </m:ctrlPr>
+            </m:sup>
+          </m:sSup>
+          <m:r>
+            <m:rPr/>
+            <w:rPr>
+              <w:rFonts w:hint="default" w:ascii="Cambria Math" w:hAnsi="Cambria Math" w:eastAsia="SimSun"/>
+              <w:sz w:val="24"/>
+            </w:rPr>
+            <m:t>={</m:t>
+          </m:r>
+          <m:sSub>
+            <m:sSubPr>
+              <m:ctrlPr>
+                <w:rPr>
+                  <w:rFonts w:hint="default" w:ascii="Cambria Math" w:hAnsi="Cambria Math" w:eastAsia="SimSun"/>
+                  <w:sz w:val="24"/>
+                </w:rPr>
+              </m:ctrlPr>
+            </m:sSubPr>
+            <m:e>
+              <m:r>
+                <m:rPr/>
+                <w:rPr>
+                  <w:rFonts w:hint="default" w:ascii="Cambria Math" w:hAnsi="Cambria Math" w:eastAsia="SimSun"/>
+                  <w:sz w:val="24"/>
+                </w:rPr>
+                <m:t>d</m:t>
+              </m:r>
+              <m:ctrlPr>
+                <w:rPr>
+                  <w:rFonts w:ascii="Cambria Math" w:hAnsi="Cambria Math" w:eastAsia="SimSun"/>
+                  <w:sz w:val="24"/>
+                </w:rPr>
+              </m:ctrlPr>
+            </m:e>
+            <m:sub>
+              <m:r>
+                <m:rPr/>
+                <w:rPr>
+                  <w:rFonts w:hint="default" w:ascii="Cambria Math" w:hAnsi="Cambria Math" w:eastAsia="SimSun"/>
+                  <w:sz w:val="24"/>
+                </w:rPr>
+                <m:t>i</m:t>
+              </m:r>
+              <m:ctrlPr>
+                <w:rPr>
+                  <w:rFonts w:ascii="Cambria Math" w:hAnsi="Cambria Math" w:eastAsia="SimSun"/>
+                  <w:sz w:val="24"/>
+                </w:rPr>
+              </m:ctrlPr>
+            </m:sub>
+          </m:sSub>
+          <m:r>
+            <m:rPr/>
+            <w:rPr>
+              <w:rFonts w:hint="default" w:ascii="Cambria Math" w:hAnsi="Cambria Math" w:eastAsia="SimSun"/>
+              <w:sz w:val="24"/>
+            </w:rPr>
+            <m:t>∈D∣</m:t>
+          </m:r>
+          <m:sSub>
+            <m:sSubPr>
+              <m:ctrlPr>
+                <w:rPr>
+                  <w:rFonts w:hint="default" w:ascii="Cambria Math" w:hAnsi="Cambria Math" w:eastAsia="SimSun"/>
+                  <w:sz w:val="24"/>
+                </w:rPr>
+              </m:ctrlPr>
+            </m:sSubPr>
+            <m:e>
+              <m:r>
+                <m:rPr/>
+                <w:rPr>
+                  <w:rFonts w:hint="default" w:ascii="Cambria Math" w:hAnsi="Cambria Math" w:eastAsia="SimSun"/>
+                  <w:sz w:val="24"/>
+                </w:rPr>
+                <m:t>s</m:t>
+              </m:r>
+              <m:ctrlPr>
+                <w:rPr>
+                  <w:rFonts w:ascii="Cambria Math" w:hAnsi="Cambria Math" w:eastAsia="SimSun"/>
+                  <w:sz w:val="24"/>
+                </w:rPr>
+              </m:ctrlPr>
+            </m:e>
+            <m:sub>
+              <m:r>
+                <m:rPr/>
+                <w:rPr>
+                  <w:rFonts w:hint="default" w:ascii="Cambria Math" w:hAnsi="Cambria Math" w:eastAsia="SimSun"/>
+                  <w:sz w:val="24"/>
+                </w:rPr>
+                <m:t>i</m:t>
+              </m:r>
+              <m:ctrlPr>
+                <w:rPr>
+                  <w:rFonts w:ascii="Cambria Math" w:hAnsi="Cambria Math" w:eastAsia="SimSun"/>
+                  <w:sz w:val="24"/>
+                </w:rPr>
+              </m:ctrlPr>
+            </m:sub>
+          </m:sSub>
+          <m:r>
+            <m:rPr/>
+            <w:rPr>
+              <w:rFonts w:hint="default" w:ascii="Cambria Math" w:hAnsi="Cambria Math" w:eastAsia="SimSun"/>
+              <w:sz w:val="24"/>
+            </w:rPr>
+            <m:t>≥τ}</m:t>
+          </m:r>
+        </m:oMath>
+      </m:oMathPara>
+    </w:p>
+    <w:p>
+      <w:pPr>
+        <w:keepNext w:val="0"/>
+        <w:keepLines w:val="0"/>
+        <w:widowControl/>
+        <w:suppressLineNumbers w:val="0"/>
+        <w:jc w:val="left"/>
+        <m:rPr/>
+        <w:rPr>
+          <w:rFonts w:hint="default" w:hAnsi="Cambria Math" w:eastAsia="SimSun"/>
+          <w:i w:val="0"/>
+          <w:sz w:val="24"/>
+        </w:rPr>
+      </w:pPr>
+    </w:p>
+    <w:p>
+      <w:r>
+        <w:t xml:space="preserve">Trong đó, </w:t>
+      </w:r>
+      <m:oMath>
+        <m:sSup>
+          <m:sSupPr>
+            <m:ctrlPr>
+              <w:rPr>
+                <w:rFonts w:hint="default" w:ascii="Cambria Math" w:hAnsi="Cambria Math"/>
+                <w:sz w:val="24"/>
+              </w:rPr>
+            </m:ctrlPr>
+          </m:sSupPr>
+          <m:e>
+            <m:r>
+              <m:rPr/>
+              <w:rPr>
+                <w:rFonts w:hint="default" w:ascii="Cambria Math" w:hAnsi="Cambria Math"/>
+                <w:sz w:val="24"/>
+              </w:rPr>
+              <m:t>D</m:t>
+            </m:r>
+            <m:ctrlPr>
+              <w:rPr>
+                <w:rFonts w:ascii="Cambria Math" w:hAnsi="Cambria Math"/>
+                <w:sz w:val="24"/>
+              </w:rPr>
+            </m:ctrlPr>
+          </m:e>
+          <m:sup>
+            <m:r>
+              <m:rPr/>
+              <w:rPr>
+                <w:rFonts w:hint="default" w:ascii="Cambria Math" w:hAnsi="Cambria Math"/>
+                <w:sz w:val="24"/>
+              </w:rPr>
+              <m:t>∗</m:t>
+            </m:r>
+            <m:ctrlPr>
+              <w:rPr>
+                <w:rFonts w:ascii="Cambria Math" w:hAnsi="Cambria Math"/>
+                <w:sz w:val="24"/>
+              </w:rPr>
+            </m:ctrlPr>
+          </m:sup>
+        </m:sSup>
+      </m:oMath>
+      <w:r>
+        <w:rPr>
+          <w:rFonts w:hint="default" w:hAnsi="Cambria Math"/>
+          <w:i w:val="0"/>
+          <w:sz w:val="24"/>
+          <w:lang w:val="en-US"/>
+        </w:rPr>
+        <w:t xml:space="preserve"> </w:t>
+      </w:r>
+      <w:r>
+        <w:t xml:space="preserve">là tập các kết quả được giữ lại sau bước lọc; </w:t>
+      </w:r>
+    </w:p>
+    <w:p>
+      <m:oMath>
+        <m:r>
+          <m:rPr/>
+          <w:rPr>
+            <w:rFonts w:hint="default" w:ascii="Cambria Math" w:hAnsi="Cambria Math"/>
+            <w:sz w:val="24"/>
+          </w:rPr>
+          <m:t>τ</m:t>
+        </m:r>
+      </m:oMath>
+      <w:r>
+        <w:t xml:space="preserve"> là ngưỡng mức tin cậy. </w:t>
+      </w:r>
+    </w:p>
+    <w:p>
+      <w:r>
+        <w:t xml:space="preserve">Một kết quả </w:t>
+      </w:r>
+      <m:oMath>
+        <m:sSub>
+          <m:sSubPr>
+            <m:ctrlPr>
+              <w:rPr>
+                <w:rFonts w:hint="default" w:ascii="Cambria Math" w:hAnsi="Cambria Math"/>
+                <w:sz w:val="24"/>
+              </w:rPr>
+            </m:ctrlPr>
+          </m:sSubPr>
+          <m:e>
+            <m:r>
+              <m:rPr/>
+              <w:rPr>
+                <w:rFonts w:hint="default" w:ascii="Cambria Math" w:hAnsi="Cambria Math"/>
+                <w:sz w:val="24"/>
+              </w:rPr>
+              <m:t>d</m:t>
+            </m:r>
+            <m:ctrlPr>
+              <w:rPr>
+                <w:rFonts w:ascii="Cambria Math" w:hAnsi="Cambria Math"/>
+                <w:sz w:val="24"/>
+              </w:rPr>
+            </m:ctrlPr>
+          </m:e>
+          <m:sub>
+            <m:r>
+              <m:rPr/>
+              <w:rPr>
+                <w:rFonts w:hint="default" w:ascii="Cambria Math" w:hAnsi="Cambria Math"/>
+                <w:sz w:val="24"/>
+              </w:rPr>
+              <m:t>i</m:t>
+            </m:r>
+            <m:ctrlPr>
+              <w:rPr>
+                <w:rFonts w:ascii="Cambria Math" w:hAnsi="Cambria Math"/>
+                <w:sz w:val="24"/>
+              </w:rPr>
+            </m:ctrlPr>
+          </m:sub>
+        </m:sSub>
+      </m:oMath>
+      <w:r>
+        <w:rPr>
+          <w:rFonts w:hint="default" w:hAnsi="Cambria Math"/>
+          <w:i w:val="0"/>
+          <w:sz w:val="24"/>
+          <w:lang w:val="en-US"/>
+        </w:rPr>
+        <w:t xml:space="preserve"> </w:t>
+      </w:r>
+      <w:r>
+        <w:t>chỉ được giữ lại khi mức tin cậy</w:t>
+      </w:r>
+      <w:r>
+        <w:rPr>
+          <w:rFonts w:hint="default"/>
+          <w:lang w:val="en-US"/>
+        </w:rPr>
+        <w:t xml:space="preserve"> </w:t>
+      </w:r>
+      <m:oMath>
+        <m:sSub>
+          <m:sSubPr>
+            <m:ctrlPr>
+              <w:rPr>
+                <w:rFonts w:hint="default" w:ascii="Cambria Math" w:hAnsi="Cambria Math"/>
+                <w:sz w:val="24"/>
+              </w:rPr>
+            </m:ctrlPr>
+          </m:sSubPr>
+          <m:e>
+            <m:r>
+              <m:rPr/>
+              <w:rPr>
+                <w:rFonts w:hint="default" w:ascii="Cambria Math" w:hAnsi="Cambria Math"/>
+                <w:sz w:val="24"/>
+              </w:rPr>
+              <m:t>s</m:t>
+            </m:r>
+            <m:ctrlPr>
+              <w:rPr>
+                <w:rFonts w:ascii="Cambria Math" w:hAnsi="Cambria Math"/>
+                <w:sz w:val="24"/>
+              </w:rPr>
+            </m:ctrlPr>
+          </m:e>
+          <m:sub>
+            <m:r>
+              <m:rPr/>
+              <w:rPr>
+                <w:rFonts w:hint="default" w:ascii="Cambria Math" w:hAnsi="Cambria Math"/>
+                <w:sz w:val="24"/>
+              </w:rPr>
+              <m:t>i</m:t>
+            </m:r>
+            <m:ctrlPr>
+              <w:rPr>
+                <w:rFonts w:ascii="Cambria Math" w:hAnsi="Cambria Math"/>
+                <w:sz w:val="24"/>
+              </w:rPr>
+            </m:ctrlPr>
+          </m:sub>
+        </m:sSub>
+      </m:oMath>
+      <w:r>
+        <w:rPr>
+          <w:rFonts w:hint="default" w:hAnsi="Cambria Math"/>
+          <w:i w:val="0"/>
+          <w:sz w:val="24"/>
+          <w:lang w:val="en-US"/>
+        </w:rPr>
+        <w:t xml:space="preserve"> </w:t>
+      </w:r>
+      <w:r>
+        <w:t xml:space="preserve">lớn hơn hoặc bằng </w:t>
+      </w:r>
+      <m:oMath>
+        <m:r>
+          <m:rPr/>
+          <w:rPr>
+            <w:rFonts w:hint="default" w:ascii="Cambria Math" w:hAnsi="Cambria Math"/>
+            <w:sz w:val="24"/>
+          </w:rPr>
+          <m:t>τ</m:t>
+        </m:r>
+      </m:oMath>
+      <w:r>
+        <w:t>.</w:t>
+      </w:r>
+    </w:p>
+    <w:p>
+      <w:pPr>
+        <m:rPr/>
+        <w:rPr>
+          <w:rFonts w:hint="default"/>
+        </w:rPr>
+      </w:pPr>
+    </w:p>
+    <w:p>
+      <w:r>
+        <w:t xml:space="preserve">Trong cấu hình sản phẩm hiện tại, giá trị </w:t>
+      </w:r>
+      <m:oMath>
+        <m:r>
+          <m:rPr/>
+          <w:rPr>
+            <w:rFonts w:hint="default" w:ascii="Times New Roman" w:hAnsi="Times New Roman"/>
+          </w:rPr>
+          <m:t>τ</m:t>
+        </m:r>
+      </m:oMath>
+      <w:r>
+        <w:t xml:space="preserve"> được đặt ở mức 0,25. Đây là tham số cấu hình của hệ thống</w:t>
       </w:r>
       <w:r>
         <w:t>, không phải một hằng số lý thuyết. Vì vậy, luận văn chưa kết luận 0,25 là giá trị tối ưu trước khi thực hiện thí nghiệm so sánh ngưỡng ở Chương 4.</w:t>
@@ -13794,423 +14402,788 @@
     </w:p>
     <w:p>
       <w:pPr>
-        <w:keepNext w:val="0"/>
-        <w:keepLines w:val="0"/>
-        <w:widowControl/>
-        <w:suppressLineNumbers w:val="0"/>
-        <w:jc w:val="left"/>
-      </w:pPr>
-      <w:r>
-        <w:rPr>
-          <w:rFonts w:ascii="SimSun" w:hAnsi="SimSun" w:eastAsia="SimSun" w:cs="SimSun"/>
-          <w:kern w:val="0"/>
+        <w:pStyle w:val="26"/>
+        <w:keepNext w:val="0"/>
+        <w:keepLines w:val="0"/>
+        <w:widowControl/>
+        <w:suppressLineNumbers w:val="0"/>
+        <w:rPr>
+          <w:rFonts w:hAnsi="Cambria Math" w:eastAsia="Times New Roman"/>
+          <w:i w:val="0"/>
+          <w:sz w:val="24"/>
+        </w:rPr>
+      </w:pPr>
+      <m:oMathPara>
+        <m:oMath>
+          <m:r>
+            <m:rPr/>
+            <w:rPr>
+              <w:rFonts w:hint="default" w:ascii="Cambria Math" w:hAnsi="Cambria Math" w:eastAsia="Times New Roman"/>
+              <w:sz w:val="24"/>
+            </w:rPr>
+            <m:t>E'=E+0,1−(5−q)</m:t>
+          </m:r>
+          <m:d>
+            <m:dPr>
+              <m:begChr m:val="["/>
+              <m:endChr m:val="]"/>
+              <m:ctrlPr>
+                <w:rPr>
+                  <w:rFonts w:hint="default" w:ascii="Cambria Math" w:hAnsi="Cambria Math" w:eastAsia="Times New Roman"/>
+                  <w:sz w:val="24"/>
+                </w:rPr>
+              </m:ctrlPr>
+            </m:dPr>
+            <m:e>
+              <m:r>
+                <m:rPr/>
+                <w:rPr>
+                  <w:rFonts w:hint="default" w:ascii="Cambria Math" w:hAnsi="Cambria Math" w:eastAsia="Times New Roman"/>
+                  <w:sz w:val="24"/>
+                </w:rPr>
+                <m:t>0,08+(5−q)×0,02</m:t>
+              </m:r>
+              <m:ctrlPr>
+                <w:rPr>
+                  <w:rFonts w:ascii="Cambria Math" w:hAnsi="Cambria Math" w:eastAsia="Times New Roman"/>
+                  <w:sz w:val="24"/>
+                </w:rPr>
+              </m:ctrlPr>
+            </m:e>
+          </m:d>
+        </m:oMath>
+      </m:oMathPara>
+    </w:p>
+    <w:p>
+      <w:r>
+        <w:t xml:space="preserve">Trong đó, </w:t>
+      </w:r>
+      <m:oMath>
+        <m:r>
+          <m:rPr/>
+          <w:rPr>
+            <w:rFonts w:hint="default" w:ascii="Cambria Math" w:hAnsi="Cambria Math"/>
+            <w:sz w:val="24"/>
+          </w:rPr>
+          <m:t>E</m:t>
+        </m:r>
+      </m:oMath>
+      <w:r>
+        <m:rPr/>
+        <w:rPr>
+          <w:rFonts w:hint="default" w:hAnsi="Cambria Math"/>
+          <w:i w:val="0"/>
+          <w:sz w:val="24"/>
+          <w:lang w:val="en-US"/>
+        </w:rPr>
+        <w:t xml:space="preserve"> </w:t>
+      </w:r>
+      <w:r>
+        <w:t xml:space="preserve">là hệ số dễ nhớ trước khi cập nhật; </w:t>
+      </w:r>
+    </w:p>
+    <w:p>
+      <m:oMath>
+        <m:r>
+          <m:rPr/>
+          <w:rPr>
+            <w:rFonts w:hint="default" w:ascii="Cambria Math" w:hAnsi="Cambria Math"/>
+            <w:sz w:val="24"/>
+          </w:rPr>
+          <m:t>E'</m:t>
+        </m:r>
+      </m:oMath>
+      <w:r>
+        <m:rPr/>
+        <w:rPr>
+          <w:rFonts w:hint="default" w:hAnsi="Cambria Math"/>
+          <w:i w:val="0"/>
+          <w:sz w:val="24"/>
+          <w:lang w:val="en-US"/>
+        </w:rPr>
+        <w:t xml:space="preserve"> </w:t>
+      </w:r>
+      <w:r>
+        <w:t xml:space="preserve">là hệ số dễ nhớ sau khi cập nhật; </w:t>
+      </w:r>
+    </w:p>
+    <w:p>
+      <m:oMath>
+        <m:r>
+          <m:rPr/>
+          <w:rPr>
+            <w:rFonts w:hint="default" w:ascii="Cambria Math" w:hAnsi="Cambria Math"/>
+            <w:sz w:val="24"/>
+          </w:rPr>
+          <m:t>q</m:t>
+        </m:r>
+      </m:oMath>
+      <w:r>
+        <m:rPr/>
+        <w:rPr>
+          <w:rFonts w:hint="default" w:hAnsi="Cambria Math"/>
+          <w:i w:val="0"/>
+          <w:sz w:val="24"/>
+          <w:lang w:val="en-US"/>
+        </w:rPr>
+        <w:t xml:space="preserve"> </w:t>
+      </w:r>
+      <w:r>
+        <w:t>là điểm phản hồi của người học trên thang từ 0 đến 5.</w:t>
+      </w:r>
+      <w:r>
+        <w:rPr>
+          <w:rFonts w:hint="default"/>
+          <w:lang w:val="en-US"/>
+        </w:rPr>
+        <w:t xml:space="preserve"> </w:t>
+      </w:r>
+      <w:r>
+        <w:t xml:space="preserve">Giá trị hệ số không được nhỏ hơn 1,3. Nếu kết quả phản hồi thấp hơn 3, chuỗi lặp của mục đó được bắt đầu lại [11]. </w:t>
+      </w:r>
+    </w:p>
+    <w:p>
+      <w:pPr>
+        <w:pStyle w:val="26"/>
+        <w:keepNext w:val="0"/>
+        <w:keepLines w:val="0"/>
+        <w:widowControl/>
+        <w:suppressLineNumbers w:val="0"/>
+      </w:pPr>
+      <w:r>
+        <w:t xml:space="preserve">Các công thức trên là </w:t>
+      </w:r>
+      <w:r>
+        <w:rPr>
+          <w:rStyle w:val="27"/>
+        </w:rPr>
+        <w:t>công thức của SuperMemo 2 nguyên bản</w:t>
+      </w:r>
+      <w:r>
+        <w:t xml:space="preserve">. Vocam không áp dụng nguyên vẹn thang sáu mức này. Trên giao diện di động, đề tài chủ động rút phản hồi thành ba lựa chọn dễ hiểu hơn: </w:t>
+      </w:r>
+      <w:r>
+        <w:rPr>
+          <w:rStyle w:val="27"/>
+        </w:rPr>
+        <w:t>Chưa thuộc, Tạm nhớ và Rất thuộc</w:t>
+      </w:r>
+      <w:r>
+        <w:t xml:space="preserve">. Vì vậy, thuật toán trong Vocam phải được gọi chính xác là </w:t>
+      </w:r>
+      <w:r>
+        <w:rPr>
+          <w:rStyle w:val="27"/>
+        </w:rPr>
+        <w:t>biến thể ba mức dựa trên SuperMemo 2</w:t>
+      </w:r>
+      <w:r>
+        <w:t>, không phải “thuật toán SuperMemo 2 nguyên bản”.</w:t>
+      </w:r>
+    </w:p>
+    <w:p>
+      <w:pPr>
+        <w:pStyle w:val="26"/>
+        <w:keepNext w:val="0"/>
+        <w:keepLines w:val="0"/>
+        <w:widowControl/>
+        <w:suppressLineNumbers w:val="0"/>
+      </w:pPr>
+      <w:r>
+        <w:t>Để diễn giải biến thể này, gọi r là số lần lặp thành công liên tiếp, I là khoảng ôn hiện tại tính theo ngày và E là hệ số dễ nhớ.</w:t>
+      </w:r>
+    </w:p>
+    <w:p>
+      <w:pPr>
+        <w:pStyle w:val="26"/>
+        <w:keepNext w:val="0"/>
+        <w:keepLines w:val="0"/>
+        <w:widowControl/>
+        <w:suppressLineNumbers w:val="0"/>
+      </w:pPr>
+      <w:r>
+        <w:t xml:space="preserve">Khi người học chọn </w:t>
+      </w:r>
+      <w:r>
+        <w:rPr>
+          <w:rStyle w:val="27"/>
+        </w:rPr>
+        <w:t>Chưa thuộc</w:t>
+      </w:r>
+      <w:r>
+        <w:t>, hệ thống hiểu rằng việc truy hồi không thành công. Số lần lặp được đưa về 0 và thẻ được hẹn lại sau một ngày:</w:t>
+      </w:r>
+    </w:p>
+    <w:p>
+      <w:pPr>
+        <w:keepNext w:val="0"/>
+        <w:keepLines w:val="0"/>
+        <w:widowControl/>
+        <w:suppressLineNumbers w:val="0"/>
+        <w:jc w:val="center"/>
+        <m:rPr/>
+        <w:rPr>
+          <w:rFonts w:hint="default" w:hAnsi="Cambria Math"/>
+          <w:i w:val="0"/>
+          <w:sz w:val="26"/>
+          <w:szCs w:val="26"/>
+          <w:lang w:val="en-US"/>
+        </w:rPr>
+      </w:pPr>
+      <m:oMath>
+        <m:r>
+          <m:rPr/>
+          <w:rPr>
+            <w:rFonts w:hint="default" w:ascii="Cambria Math" w:hAnsi="Cambria Math"/>
+            <w:sz w:val="26"/>
+            <w:szCs w:val="26"/>
+          </w:rPr>
+          <m:t>r'=0</m:t>
+        </m:r>
+      </m:oMath>
+      <w:r>
+        <m:rPr/>
+        <w:rPr>
+          <w:rFonts w:hint="default" w:hAnsi="Cambria Math"/>
+          <w:i w:val="0"/>
+          <w:sz w:val="26"/>
+          <w:szCs w:val="26"/>
+          <w:lang w:val="en-US"/>
+        </w:rPr>
+        <w:t xml:space="preserve"> </w:t>
+      </w:r>
+      <m:oMath>
+        <m:r>
+          <m:rPr/>
+          <w:rPr>
+            <w:rFonts w:hint="default" w:ascii="Cambria Math" w:hAnsi="Cambria Math"/>
+            <w:sz w:val="26"/>
+            <w:szCs w:val="26"/>
+          </w:rPr>
+          <m:t>I'=1</m:t>
+        </m:r>
+      </m:oMath>
+    </w:p>
+    <w:p>
+      <w:pPr>
+        <w:pStyle w:val="26"/>
+        <w:keepNext w:val="0"/>
+        <w:keepLines w:val="0"/>
+        <w:widowControl/>
+        <w:suppressLineNumbers w:val="0"/>
+      </w:pPr>
+      <w:r>
+        <w:t>Đồng thời hệ số dễ nhớ được giảm:</w:t>
+      </w:r>
+    </w:p>
+    <w:p>
+      <w:pPr>
+        <w:pStyle w:val="26"/>
+        <w:keepNext w:val="0"/>
+        <w:keepLines w:val="0"/>
+        <w:widowControl/>
+        <w:suppressLineNumbers w:val="0"/>
+        <m:rPr/>
+        <w:rPr>
+          <w:rFonts w:hint="default" w:hAnsi="Cambria Math" w:eastAsia="Times New Roman"/>
+          <w:i w:val="0"/>
+          <w:sz w:val="24"/>
+          <w:lang w:val="zh-CN" w:eastAsia="zh-CN"/>
+        </w:rPr>
+      </w:pPr>
+      <m:oMathPara>
+        <m:oMath>
+          <m:r>
+            <m:rPr/>
+            <w:rPr>
+              <w:rFonts w:hint="default" w:ascii="Cambria Math" w:hAnsi="Cambria Math" w:eastAsia="Times New Roman"/>
+              <w:sz w:val="24"/>
+            </w:rPr>
+            <m:t>E'=</m:t>
+          </m:r>
+          <m:func>
+            <m:funcPr>
+              <m:ctrlPr>
+                <w:rPr>
+                  <w:rFonts w:hint="default" w:ascii="Cambria Math" w:hAnsi="Cambria Math" w:eastAsia="Times New Roman"/>
+                  <w:sz w:val="24"/>
+                </w:rPr>
+              </m:ctrlPr>
+            </m:funcPr>
+            <m:fName>
+              <m:limLow>
+                <m:limLowPr>
+                  <m:ctrlPr>
+                    <w:rPr>
+                      <w:rFonts w:hint="default" w:ascii="Cambria Math" w:hAnsi="Cambria Math" w:eastAsia="Times New Roman"/>
+                      <w:sz w:val="24"/>
+                    </w:rPr>
+                  </m:ctrlPr>
+                </m:limLowPr>
+                <m:e>
+                  <m:r>
+                    <m:rPr>
+                      <m:sty m:val="p"/>
+                    </m:rPr>
+                    <w:rPr>
+                      <w:rFonts w:hint="default" w:ascii="Cambria Math" w:hAnsi="Cambria Math" w:eastAsia="Times New Roman"/>
+                      <w:sz w:val="24"/>
+                    </w:rPr>
+                    <m:t>max</m:t>
+                  </m:r>
+                  <m:ctrlPr>
+                    <w:rPr>
+                      <w:rFonts w:ascii="Cambria Math" w:hAnsi="Cambria Math" w:eastAsia="Times New Roman"/>
+                      <w:sz w:val="24"/>
+                    </w:rPr>
+                  </m:ctrlPr>
+                </m:e>
+                <m:lim>
+                  <m:ctrlPr>
+                    <w:rPr>
+                      <w:rFonts w:ascii="Cambria Math" w:hAnsi="Cambria Math" w:eastAsia="Times New Roman"/>
+                      <w:sz w:val="24"/>
+                    </w:rPr>
+                  </m:ctrlPr>
+                </m:lim>
+              </m:limLow>
+              <m:ctrlPr>
+                <w:rPr>
+                  <w:rFonts w:hint="default" w:ascii="Cambria Math" w:hAnsi="Cambria Math" w:eastAsia="Times New Roman"/>
+                  <w:sz w:val="24"/>
+                </w:rPr>
+              </m:ctrlPr>
+            </m:fName>
+            <m:e>
+              <m:r>
+                <m:rPr/>
+                <w:rPr>
+                  <w:rFonts w:hint="default" w:ascii="Cambria Math" w:hAnsi="Cambria Math" w:eastAsia="Times New Roman"/>
+                  <w:sz w:val="24"/>
+                </w:rPr>
+                <m:t>(</m:t>
+              </m:r>
+              <m:ctrlPr>
+                <w:rPr>
+                  <w:rFonts w:hint="default" w:ascii="Cambria Math" w:hAnsi="Cambria Math" w:eastAsia="Times New Roman"/>
+                  <w:sz w:val="24"/>
+                </w:rPr>
+              </m:ctrlPr>
+            </m:e>
+          </m:func>
+          <m:r>
+            <m:rPr/>
+            <w:rPr>
+              <w:rFonts w:hint="default" w:ascii="Cambria Math" w:hAnsi="Cambria Math" w:eastAsia="Times New Roman"/>
+              <w:sz w:val="24"/>
+            </w:rPr>
+            <m:t>1,3;E−0,2)</m:t>
+          </m:r>
+        </m:oMath>
+      </m:oMathPara>
+    </w:p>
+    <w:p>
+      <w:pPr>
+        <w:pStyle w:val="26"/>
+        <w:keepNext w:val="0"/>
+        <w:keepLines w:val="0"/>
+        <w:widowControl/>
+        <w:suppressLineNumbers w:val="0"/>
+      </w:pPr>
+      <w:r>
+        <w:t xml:space="preserve">Việc đưa thẻ trở về giai đoạn đầu phù hợp với nguyên tắc của SuperMemo 2 đối với phản hồi không đạt. Tuy nhiên, mức giảm 0,2 là </w:t>
+      </w:r>
+      <w:r>
+        <w:rPr>
+          <w:rStyle w:val="27"/>
+        </w:rPr>
+        <w:t>tham số do Vocam lựa chọn</w:t>
+      </w:r>
+      <w:r>
+        <w:t>, không phải giá trị được lấy nguyên từ công thức của Woźniak.</w:t>
+      </w:r>
+    </w:p>
+    <w:p>
+      <w:pPr>
+        <w:pStyle w:val="26"/>
+        <w:keepNext w:val="0"/>
+        <w:keepLines w:val="0"/>
+        <w:widowControl/>
+        <w:suppressLineNumbers w:val="0"/>
+      </w:pPr>
+      <w:r>
+        <w:t xml:space="preserve">Khi người học chọn </w:t>
+      </w:r>
+      <w:r>
+        <w:rPr>
+          <w:rStyle w:val="27"/>
+        </w:rPr>
+        <w:t>Tạm nhớ</w:t>
+      </w:r>
+      <w:r>
+        <w:t>, hệ thống hiểu rằng từ đã được truy hồi nhưng người học vẫn còn do dự. Số lần lặp tăng thêm một:</w:t>
+      </w:r>
+    </w:p>
+    <w:p>
+      <w:pPr>
+        <w:pStyle w:val="26"/>
+        <w:keepNext w:val="0"/>
+        <w:keepLines w:val="0"/>
+        <w:widowControl/>
+        <w:suppressLineNumbers w:val="0"/>
+        <w:rPr>
+          <w:rFonts w:hint="default" w:hAnsi="Cambria Math" w:eastAsia="Times New Roman" w:cs="Times New Roman"/>
+          <w:i w:val="0"/>
           <w:sz w:val="24"/>
           <w:szCs w:val="24"/>
-          <w:lang w:val="en-US" w:eastAsia="zh-CN" w:bidi="ar"/>
-        </w:rPr>
-        <w:t xml:space="preserve">Emới​=Ecu~​+0,1−(5−q)[0,08+(5−q)×0,02] </w:t>
-      </w:r>
-    </w:p>
-    <w:p>
-      <w:pPr>
-        <w:pStyle w:val="26"/>
-        <w:keepNext w:val="0"/>
-        <w:keepLines w:val="0"/>
-        <w:widowControl/>
-        <w:suppressLineNumbers w:val="0"/>
-      </w:pPr>
-      <w:r>
-        <w:t xml:space="preserve">trong đó q là điểm phản hồi từ 0 đến 5. Giá trị hệ số không được nhỏ hơn 1,3. Nếu kết quả phản hồi thấp hơn 3, chuỗi lặp của mục đó được bắt đầu lại [11]. </w:t>
-      </w:r>
-    </w:p>
-    <w:p>
-      <w:pPr>
-        <w:pStyle w:val="26"/>
-        <w:keepNext w:val="0"/>
-        <w:keepLines w:val="0"/>
-        <w:widowControl/>
-        <w:suppressLineNumbers w:val="0"/>
-      </w:pPr>
-      <w:r>
-        <w:t xml:space="preserve">Các công thức trên là </w:t>
-      </w:r>
-      <w:r>
-        <w:rPr>
-          <w:rStyle w:val="27"/>
-        </w:rPr>
-        <w:t>công thức của SuperMemo 2 nguyên bản</w:t>
-      </w:r>
-      <w:r>
-        <w:t xml:space="preserve">. Vocam không áp dụng nguyên vẹn thang sáu mức này. Trên giao diện di động, đề tài chủ động rút phản hồi thành ba lựa chọn dễ hiểu hơn: </w:t>
-      </w:r>
-      <w:r>
-        <w:rPr>
-          <w:rStyle w:val="27"/>
-        </w:rPr>
-        <w:t>Chưa thuộc, Tạm nhớ và Rất thuộc</w:t>
-      </w:r>
-      <w:r>
-        <w:t xml:space="preserve">. Vì vậy, thuật toán trong Vocam phải được gọi chính xác là </w:t>
-      </w:r>
-      <w:r>
-        <w:rPr>
-          <w:rStyle w:val="27"/>
-        </w:rPr>
-        <w:t>biến thể ba mức dựa trên SuperMemo 2</w:t>
-      </w:r>
-      <w:r>
-        <w:t>, không phải “thuật toán SuperMemo 2 nguyên bản”.</w:t>
-      </w:r>
-    </w:p>
-    <w:p>
-      <w:pPr>
-        <w:pStyle w:val="26"/>
-        <w:keepNext w:val="0"/>
-        <w:keepLines w:val="0"/>
-        <w:widowControl/>
-        <w:suppressLineNumbers w:val="0"/>
-      </w:pPr>
-      <w:r>
-        <w:t>Để diễn giải biến thể này, gọi r là số lần lặp thành công liên tiếp, I là khoảng ôn hiện tại tính theo ngày và E là hệ số dễ nhớ.</w:t>
-      </w:r>
-    </w:p>
-    <w:p>
-      <w:pPr>
-        <w:pStyle w:val="26"/>
-        <w:keepNext w:val="0"/>
-        <w:keepLines w:val="0"/>
-        <w:widowControl/>
-        <w:suppressLineNumbers w:val="0"/>
-      </w:pPr>
-      <w:r>
-        <w:t xml:space="preserve">Khi người học chọn </w:t>
-      </w:r>
-      <w:r>
-        <w:rPr>
-          <w:rStyle w:val="27"/>
-        </w:rPr>
-        <w:t>Chưa thuộc</w:t>
-      </w:r>
-      <w:r>
-        <w:t>, hệ thống hiểu rằng việc truy hồi không thành công. Số lần lặp được đưa về 0 và thẻ được hẹn lại sau một ngày:</w:t>
-      </w:r>
-    </w:p>
-    <w:p>
-      <w:pPr>
-        <w:keepNext w:val="0"/>
-        <w:keepLines w:val="0"/>
-        <w:widowControl/>
-        <w:suppressLineNumbers w:val="0"/>
-        <w:jc w:val="left"/>
-      </w:pPr>
-      <w:r>
-        <w:rPr>
-          <w:rFonts w:ascii="SimSun" w:hAnsi="SimSun" w:eastAsia="SimSun" w:cs="SimSun"/>
-          <w:kern w:val="0"/>
+          <w:lang w:val="zh-CN" w:eastAsia="zh-CN" w:bidi="ar-SA"/>
+        </w:rPr>
+      </w:pPr>
+      <m:oMathPara>
+        <m:oMath>
+          <m:r>
+            <m:rPr/>
+            <w:rPr>
+              <w:rFonts w:hint="default" w:ascii="Cambria Math" w:hAnsi="Cambria Math" w:eastAsia="Times New Roman"/>
+              <w:sz w:val="24"/>
+            </w:rPr>
+            <m:t>r'=r+1</m:t>
+          </m:r>
+        </m:oMath>
+      </m:oMathPara>
+    </w:p>
+    <w:p>
+      <w:pPr>
+        <w:pStyle w:val="26"/>
+        <w:keepNext w:val="0"/>
+        <w:keepLines w:val="0"/>
+        <w:widowControl/>
+        <w:suppressLineNumbers w:val="0"/>
+      </w:pPr>
+      <w:r>
+        <w:t>Nếu đây là lần thành công thứ nhất, khoảng ôn là một ngày; lần thứ hai là sáu ngày. Hai mốc này được kế thừa từ SuperMemo 2. Từ lần thứ ba, khoảng ôn tăng theo hệ số dễ nhớ:</w:t>
+      </w:r>
+    </w:p>
+    <w:p>
+      <w:pPr>
+        <w:pStyle w:val="26"/>
+        <w:keepNext w:val="0"/>
+        <w:keepLines w:val="0"/>
+        <w:widowControl/>
+        <w:suppressLineNumbers w:val="0"/>
+        <w:rPr>
+          <w:rFonts w:hint="default" w:hAnsi="Cambria Math" w:eastAsia="Times New Roman" w:cs="Times New Roman"/>
+          <w:i w:val="0"/>
           <w:sz w:val="24"/>
           <w:szCs w:val="24"/>
-          <w:lang w:val="en-US" w:eastAsia="zh-CN" w:bidi="ar"/>
-        </w:rPr>
-        <w:t xml:space="preserve">rmới​=0 Imới​=1 </w:t>
-      </w:r>
-    </w:p>
-    <w:p>
-      <w:pPr>
-        <w:pStyle w:val="26"/>
-        <w:keepNext w:val="0"/>
-        <w:keepLines w:val="0"/>
-        <w:widowControl/>
-        <w:suppressLineNumbers w:val="0"/>
-      </w:pPr>
-      <w:r>
-        <w:t>Đồng thời hệ số dễ nhớ được giảm:</w:t>
-      </w:r>
-    </w:p>
-    <w:p>
-      <w:pPr>
-        <w:keepNext w:val="0"/>
-        <w:keepLines w:val="0"/>
-        <w:widowControl/>
-        <w:suppressLineNumbers w:val="0"/>
-        <w:jc w:val="left"/>
-      </w:pPr>
-      <w:r>
-        <w:rPr>
-          <w:rFonts w:ascii="SimSun" w:hAnsi="SimSun" w:eastAsia="SimSun" w:cs="SimSun"/>
-          <w:kern w:val="0"/>
+          <w:lang w:val="zh-CN" w:eastAsia="zh-CN" w:bidi="ar-SA"/>
+        </w:rPr>
+      </w:pPr>
+      <m:oMathPara>
+        <m:oMath>
+          <m:r>
+            <m:rPr/>
+            <w:rPr>
+              <w:rFonts w:hint="default" w:ascii="Cambria Math" w:hAnsi="Cambria Math" w:eastAsia="Times New Roman"/>
+              <w:sz w:val="24"/>
+            </w:rPr>
+            <m:t>I'=round(I×E)</m:t>
+          </m:r>
+        </m:oMath>
+      </m:oMathPara>
+    </w:p>
+    <w:p>
+      <w:pPr>
+        <w:pStyle w:val="26"/>
+        <w:keepNext w:val="0"/>
+        <w:keepLines w:val="0"/>
+        <w:widowControl/>
+        <w:suppressLineNumbers w:val="0"/>
+      </w:pPr>
+      <w:r>
+        <w:t>Trong nhánh này, Vocam giữ nguyên hệ số dễ nhớ.</w:t>
+      </w:r>
+    </w:p>
+    <w:p>
+      <w:pPr>
+        <w:pStyle w:val="26"/>
+        <w:keepNext w:val="0"/>
+        <w:keepLines w:val="0"/>
+        <w:widowControl/>
+        <w:suppressLineNumbers w:val="0"/>
+      </w:pPr>
+      <w:r>
+        <w:t xml:space="preserve">Khi chọn </w:t>
+      </w:r>
+      <w:r>
+        <w:rPr>
+          <w:rStyle w:val="27"/>
+        </w:rPr>
+        <w:t>Rất thuộc</w:t>
+      </w:r>
+      <w:r>
+        <w:t>, hệ thống diễn giải đây là trường hợp người học truy hồi dễ dàng. Số lần lặp tiếp tục tăng và hệ số dễ nhớ được tăng 0,15:</w:t>
+      </w:r>
+    </w:p>
+    <w:p>
+      <w:pPr>
+        <w:pStyle w:val="26"/>
+        <w:keepNext w:val="0"/>
+        <w:keepLines w:val="0"/>
+        <w:widowControl/>
+        <w:suppressLineNumbers w:val="0"/>
+        <w:jc w:val="center"/>
+        <m:rPr/>
+        <w:rPr>
+          <w:rFonts w:hint="default" w:hAnsi="Cambria Math" w:eastAsia="Times New Roman" w:cs="Times New Roman"/>
+          <w:i w:val="0"/>
+          <w:sz w:val="26"/>
+          <w:szCs w:val="26"/>
+          <w:lang w:val="en-US" w:eastAsia="zh-CN" w:bidi="ar-SA"/>
+        </w:rPr>
+      </w:pPr>
+      <m:oMath>
+        <m:r>
+          <m:rPr/>
+          <w:rPr>
+            <w:rFonts w:hint="default" w:ascii="Cambria Math" w:hAnsi="Cambria Math" w:eastAsia="Times New Roman"/>
+            <w:sz w:val="26"/>
+            <w:szCs w:val="26"/>
+          </w:rPr>
+          <m:t>r'=r+1</m:t>
+        </m:r>
+      </m:oMath>
+      <w:r>
+        <m:rPr/>
+        <w:rPr>
+          <w:rFonts w:hint="default" w:hAnsi="Cambria Math"/>
+          <w:i w:val="0"/>
+          <w:sz w:val="26"/>
+          <w:szCs w:val="26"/>
+          <w:lang w:val="en-US"/>
+        </w:rPr>
+        <w:t xml:space="preserve"> </w:t>
+      </w:r>
+      <m:oMath>
+        <m:r>
+          <m:rPr/>
+          <w:rPr>
+            <w:rFonts w:hint="default" w:ascii="Cambria Math" w:hAnsi="Cambria Math" w:eastAsia="Times New Roman"/>
+            <w:sz w:val="26"/>
+            <w:szCs w:val="26"/>
+          </w:rPr>
+          <m:t>E'=E+0,15</m:t>
+        </m:r>
+      </m:oMath>
+    </w:p>
+    <w:p>
+      <w:pPr>
+        <w:pStyle w:val="26"/>
+        <w:keepNext w:val="0"/>
+        <w:keepLines w:val="0"/>
+        <w:widowControl/>
+        <w:suppressLineNumbers w:val="0"/>
+      </w:pPr>
+      <w:r>
+        <w:t>Hai khoảng đầu của nhánh này lần lượt là bốn ngày và tám ngày. Từ lần thứ ba:</w:t>
+      </w:r>
+    </w:p>
+    <w:p>
+      <w:pPr>
+        <w:pStyle w:val="26"/>
+        <w:keepNext w:val="0"/>
+        <w:keepLines w:val="0"/>
+        <w:widowControl/>
+        <w:suppressLineNumbers w:val="0"/>
+        <w:rPr>
+          <w:rFonts w:hint="default" w:hAnsi="Cambria Math" w:eastAsia="Times New Roman" w:cs="Times New Roman"/>
+          <w:i w:val="0"/>
           <w:sz w:val="24"/>
           <w:szCs w:val="24"/>
-          <w:lang w:val="en-US" w:eastAsia="zh-CN" w:bidi="ar"/>
-        </w:rPr>
-        <w:t xml:space="preserve">Emới​=max(1,3;Ecu~​−0,2) </w:t>
-      </w:r>
-    </w:p>
-    <w:p>
-      <w:pPr>
-        <w:pStyle w:val="26"/>
-        <w:keepNext w:val="0"/>
-        <w:keepLines w:val="0"/>
-        <w:widowControl/>
-        <w:suppressLineNumbers w:val="0"/>
-      </w:pPr>
-      <w:r>
-        <w:t xml:space="preserve">Việc đưa thẻ trở về giai đoạn đầu phù hợp với nguyên tắc của SuperMemo 2 đối với phản hồi không đạt. Tuy nhiên, mức giảm 0,2 là </w:t>
+          <w:lang w:val="zh-CN" w:eastAsia="zh-CN" w:bidi="ar-SA"/>
+        </w:rPr>
+      </w:pPr>
+      <m:oMathPara>
+        <m:oMath>
+          <m:r>
+            <m:rPr/>
+            <w:rPr>
+              <w:rFonts w:hint="default" w:ascii="Cambria Math" w:hAnsi="Cambria Math" w:eastAsia="Times New Roman"/>
+              <w:sz w:val="24"/>
+            </w:rPr>
+            <m:t>I'=round(I×E')</m:t>
+          </m:r>
+        </m:oMath>
+      </m:oMathPara>
+    </w:p>
+    <w:p>
+      <w:pPr>
+        <w:pStyle w:val="26"/>
+        <w:keepNext w:val="0"/>
+        <w:keepLines w:val="0"/>
+        <w:widowControl/>
+        <w:suppressLineNumbers w:val="0"/>
+      </w:pPr>
+      <w:r>
+        <w:t xml:space="preserve">Các mốc bốn ngày, tám ngày và mức tăng 0,15 </w:t>
       </w:r>
       <w:r>
         <w:rPr>
           <w:rStyle w:val="27"/>
         </w:rPr>
-        <w:t>tham số do Vocam lựa chọn</w:t>
-      </w:r>
-      <w:r>
-        <w:t>, không phải giá trị được lấy nguyên từ công thức của Woźniak.</w:t>
-      </w:r>
-    </w:p>
-    <w:p>
-      <w:pPr>
-        <w:pStyle w:val="26"/>
-        <w:keepNext w:val="0"/>
-        <w:keepLines w:val="0"/>
-        <w:widowControl/>
-        <w:suppressLineNumbers w:val="0"/>
-      </w:pPr>
-      <w:r>
-        <w:t xml:space="preserve">Khi người học chọn </w:t>
-      </w:r>
-      <w:r>
-        <w:rPr>
-          <w:rStyle w:val="27"/>
-        </w:rPr>
-        <w:t>Tạm nhớ</w:t>
-      </w:r>
-      <w:r>
-        <w:t>, hệ thống hiểu rằng từ đã được truy hồi nhưng người học vẫn còn do dự. Số lần lặp tăng thêm một:</w:t>
-      </w:r>
-    </w:p>
-    <w:p>
-      <w:pPr>
-        <w:keepNext w:val="0"/>
-        <w:keepLines w:val="0"/>
-        <w:widowControl/>
-        <w:suppressLineNumbers w:val="0"/>
-        <w:jc w:val="left"/>
-      </w:pPr>
-      <w:r>
-        <w:rPr>
-          <w:rFonts w:ascii="SimSun" w:hAnsi="SimSun" w:eastAsia="SimSun" w:cs="SimSun"/>
-          <w:kern w:val="0"/>
+        <w:t>không phải tham số của SuperMemo 2 nguyên bản</w:t>
+      </w:r>
+      <w:r>
+        <w:t>. Chúng là quy tắc thiết kế của Vocam nhằm tạo khoảng ôn dài hơn trong trường hợp người học tự đánh giá rằng mình đã nhớ tốt. Đề tài chưa có thực nghiệm giáo dục để chứng minh đây là các khoảng tối ưu, do đó không trình bày chúng như một kết quả khoa học.</w:t>
+      </w:r>
+    </w:p>
+    <w:p>
+      <w:pPr>
+        <w:pStyle w:val="26"/>
+        <w:keepNext w:val="0"/>
+        <w:keepLines w:val="0"/>
+        <w:widowControl/>
+        <w:suppressLineNumbers w:val="0"/>
+      </w:pPr>
+      <w:r>
+        <w:t>Sau mỗi phản hồi, thời điểm ôn mới được xác định bằng thời điểm thực tế của lần ôn cộng với số ngày vừa tính:</w:t>
+      </w:r>
+    </w:p>
+    <w:p>
+      <w:r>
+        <w:t xml:space="preserve">Gọi </w:t>
+      </w:r>
+      <m:oMath>
+        <m:r>
+          <m:rPr/>
+          <w:rPr>
+            <w:rFonts w:hint="default" w:ascii="Times New Roman" w:hAnsi="Times New Roman"/>
+          </w:rPr>
+          <m:t>T</m:t>
+        </m:r>
+      </m:oMath>
+      <w:r>
+        <m:rPr/>
+        <w:rPr>
+          <w:rFonts w:hint="default"/>
+          <w:lang w:val="en-US"/>
+        </w:rPr>
+        <w:t xml:space="preserve"> </w:t>
+      </w:r>
+      <w:r>
+        <w:t xml:space="preserve">là thời điểm thực hiện lần ôn hiện tại và </w:t>
+      </w:r>
+      <m:oMath>
+        <m:r>
+          <m:rPr/>
+          <w:rPr>
+            <w:rFonts w:hint="default" w:ascii="Times New Roman" w:hAnsi="Times New Roman"/>
+          </w:rPr>
+          <m:t>T</m:t>
+        </m:r>
+        <m:r>
+          <m:rPr>
+            <m:sty m:val="p"/>
+          </m:rPr>
+          <w:rPr>
+            <w:rFonts w:hint="default" w:ascii="Times New Roman" w:hAnsi="Times New Roman"/>
+          </w:rPr>
+          <m:t>'</m:t>
+        </m:r>
+      </m:oMath>
+      <w:r>
+        <m:rPr/>
+        <w:rPr>
+          <w:rFonts w:hint="default"/>
+          <w:lang w:val="en-US"/>
+        </w:rPr>
+        <w:t xml:space="preserve"> </w:t>
+      </w:r>
+      <w:r>
+        <w:t>là thời điểm ôn tiếp theo.</w:t>
+      </w:r>
+    </w:p>
+    <w:p>
+      <w:pPr>
+        <w:pStyle w:val="26"/>
+        <w:keepNext w:val="0"/>
+        <w:keepLines w:val="0"/>
+        <w:widowControl/>
+        <w:suppressLineNumbers w:val="0"/>
+        <w:rPr>
+          <w:rFonts w:hint="default" w:hAnsi="Cambria Math" w:eastAsia="Times New Roman" w:cs="Times New Roman"/>
+          <w:i w:val="0"/>
           <w:sz w:val="24"/>
           <w:szCs w:val="24"/>
-          <w:lang w:val="en-US" w:eastAsia="zh-CN" w:bidi="ar"/>
-        </w:rPr>
-        <w:t xml:space="preserve">rmới​=rcu~​+1 </w:t>
-      </w:r>
-    </w:p>
-    <w:p>
-      <w:pPr>
-        <w:pStyle w:val="26"/>
-        <w:keepNext w:val="0"/>
-        <w:keepLines w:val="0"/>
-        <w:widowControl/>
-        <w:suppressLineNumbers w:val="0"/>
-      </w:pPr>
-      <w:r>
-        <w:t>Nếu đây là lần thành công thứ nhất, khoảng ôn là một ngày; lần thứ hai là sáu ngày. Hai mốc này được kế thừa từ SuperMemo 2. Từ lần thứ ba, khoảng ôn tăng theo hệ số dễ nhớ:</w:t>
-      </w:r>
-    </w:p>
-    <w:p>
-      <w:pPr>
-        <w:keepNext w:val="0"/>
-        <w:keepLines w:val="0"/>
-        <w:widowControl/>
-        <w:suppressLineNumbers w:val="0"/>
-        <w:jc w:val="left"/>
-      </w:pPr>
-      <w:r>
-        <w:rPr>
-          <w:rFonts w:ascii="SimSun" w:hAnsi="SimSun" w:eastAsia="SimSun" w:cs="SimSun"/>
-          <w:kern w:val="0"/>
+          <w:lang w:val="zh-CN" w:eastAsia="zh-CN" w:bidi="ar-SA"/>
+        </w:rPr>
+      </w:pPr>
+      <m:oMathPara>
+        <m:oMath>
+          <m:r>
+            <m:rPr/>
+            <w:rPr>
+              <w:rFonts w:hint="default" w:ascii="Cambria Math" w:hAnsi="Cambria Math" w:eastAsia="Times New Roman"/>
+              <w:sz w:val="24"/>
+            </w:rPr>
+            <m:t>T'=T+I'</m:t>
+          </m:r>
+        </m:oMath>
+      </m:oMathPara>
+    </w:p>
+    <w:p>
+      <w:pPr>
+        <w:pStyle w:val="26"/>
+        <w:keepNext w:val="0"/>
+        <w:keepLines w:val="0"/>
+        <w:widowControl/>
+        <w:suppressLineNumbers w:val="0"/>
+      </w:pPr>
+      <w:r>
+        <w:t xml:space="preserve">Ngoài lịch ôn, sản phẩm cần một con số đơn giản để hiển thị tiến độ. Vocam quy ước một thẻ </w:t>
+      </w:r>
+      <w:r>
+        <w:rPr>
+          <w:rStyle w:val="27"/>
+        </w:rPr>
+        <w:t>đạt tiêu chí đã học của hệ thống</w:t>
+      </w:r>
+      <w:r>
+        <w:t xml:space="preserve"> khi số lần lặp từ hai trở lên và khoảng ôn hiện tại từ sáu ngày trở lên:</w:t>
+      </w:r>
+    </w:p>
+    <w:p>
+      <w:r>
+        <w:t>Một thẻ được tính vào nhóm này khi đồng thời thỏa mãn hai điều kiện:</w:t>
+      </w:r>
+    </w:p>
+    <w:p>
+      <w:pPr>
+        <w:pStyle w:val="26"/>
+        <w:keepNext w:val="0"/>
+        <w:keepLines w:val="0"/>
+        <w:widowControl/>
+        <w:suppressLineNumbers w:val="0"/>
+        <w:rPr>
+          <w:rFonts w:hint="default" w:hAnsi="Cambria Math" w:eastAsia="Times New Roman" w:cs="Times New Roman"/>
+          <w:i w:val="0"/>
           <w:sz w:val="24"/>
           <w:szCs w:val="24"/>
-          <w:lang w:val="en-US" w:eastAsia="zh-CN" w:bidi="ar"/>
-        </w:rPr>
-        <w:t xml:space="preserve">Imới​=round(Icu~​×E) </w:t>
-      </w:r>
-    </w:p>
-    <w:p>
-      <w:pPr>
-        <w:pStyle w:val="26"/>
-        <w:keepNext w:val="0"/>
-        <w:keepLines w:val="0"/>
-        <w:widowControl/>
-        <w:suppressLineNumbers w:val="0"/>
-      </w:pPr>
-      <w:r>
-        <w:t>Trong nhánh này, Vocam giữ nguyên hệ số dễ nhớ.</w:t>
-      </w:r>
-    </w:p>
-    <w:p>
-      <w:pPr>
-        <w:pStyle w:val="26"/>
-        <w:keepNext w:val="0"/>
-        <w:keepLines w:val="0"/>
-        <w:widowControl/>
-        <w:suppressLineNumbers w:val="0"/>
-      </w:pPr>
-      <w:r>
-        <w:t xml:space="preserve">Khi chọn </w:t>
-      </w:r>
-      <w:r>
-        <w:rPr>
-          <w:rStyle w:val="27"/>
-        </w:rPr>
-        <w:t>Rất thuộc</w:t>
-      </w:r>
-      <w:r>
-        <w:t>, hệ thống diễn giải đây là trường hợp người học truy hồi dễ dàng. Số lần lặp tiếp tục tăng và hệ số dễ nhớ được tăng 0,15:</w:t>
-      </w:r>
-    </w:p>
-    <w:p>
-      <w:pPr>
-        <w:keepNext w:val="0"/>
-        <w:keepLines w:val="0"/>
-        <w:widowControl/>
-        <w:suppressLineNumbers w:val="0"/>
-        <w:jc w:val="left"/>
-      </w:pPr>
-      <w:r>
-        <w:rPr>
-          <w:rFonts w:ascii="SimSun" w:hAnsi="SimSun" w:eastAsia="SimSun" w:cs="SimSun"/>
-          <w:kern w:val="0"/>
-          <w:sz w:val="24"/>
-          <w:szCs w:val="24"/>
-          <w:lang w:val="en-US" w:eastAsia="zh-CN" w:bidi="ar"/>
-        </w:rPr>
-        <w:t xml:space="preserve">rmới​=rcu~​+1 Emới​=Ecu~​+0,15 </w:t>
-      </w:r>
-    </w:p>
-    <w:p>
-      <w:pPr>
-        <w:pStyle w:val="26"/>
-        <w:keepNext w:val="0"/>
-        <w:keepLines w:val="0"/>
-        <w:widowControl/>
-        <w:suppressLineNumbers w:val="0"/>
-      </w:pPr>
-      <w:r>
-        <w:t>Hai khoảng đầu của nhánh này lần lượt là bốn ngày và tám ngày. Từ lần thứ ba:</w:t>
-      </w:r>
-    </w:p>
-    <w:p>
-      <w:pPr>
-        <w:keepNext w:val="0"/>
-        <w:keepLines w:val="0"/>
-        <w:widowControl/>
-        <w:suppressLineNumbers w:val="0"/>
-        <w:jc w:val="left"/>
-      </w:pPr>
-      <w:r>
-        <w:rPr>
-          <w:rFonts w:ascii="SimSun" w:hAnsi="SimSun" w:eastAsia="SimSun" w:cs="SimSun"/>
-          <w:kern w:val="0"/>
-          <w:sz w:val="24"/>
-          <w:szCs w:val="24"/>
-          <w:lang w:val="en-US" w:eastAsia="zh-CN" w:bidi="ar"/>
-        </w:rPr>
-        <w:t xml:space="preserve">Imới​=round(Icu~​×Emới​) </w:t>
-      </w:r>
-    </w:p>
-    <w:p>
-      <w:pPr>
-        <w:pStyle w:val="26"/>
-        <w:keepNext w:val="0"/>
-        <w:keepLines w:val="0"/>
-        <w:widowControl/>
-        <w:suppressLineNumbers w:val="0"/>
-      </w:pPr>
-      <w:r>
-        <w:t xml:space="preserve">Các mốc bốn ngày, tám ngày và mức tăng 0,15 </w:t>
-      </w:r>
-      <w:r>
-        <w:rPr>
-          <w:rStyle w:val="27"/>
-        </w:rPr>
-        <w:t>không phải tham số của SuperMemo 2 nguyên bản</w:t>
-      </w:r>
-      <w:r>
-        <w:t>. Chúng là quy tắc thiết kế của Vocam nhằm tạo khoảng ôn dài hơn trong trường hợp người học tự đánh giá rằng mình đã nhớ tốt. Đề tài chưa có thực nghiệm giáo dục để chứng minh đây là các khoảng tối ưu, do đó không trình bày chúng như một kết quả khoa học.</w:t>
-      </w:r>
-    </w:p>
-    <w:p>
-      <w:pPr>
-        <w:pStyle w:val="26"/>
-        <w:keepNext w:val="0"/>
-        <w:keepLines w:val="0"/>
-        <w:widowControl/>
-        <w:suppressLineNumbers w:val="0"/>
-      </w:pPr>
-      <w:r>
-        <w:t>Sau mỗi phản hồi, thời điểm ôn mới được xác định bằng thời điểm thực tế của lần ôn cộng với số ngày vừa tính:</w:t>
-      </w:r>
-    </w:p>
-    <w:p>
-      <w:pPr>
-        <w:keepNext w:val="0"/>
-        <w:keepLines w:val="0"/>
-        <w:widowControl/>
-        <w:suppressLineNumbers w:val="0"/>
-        <w:jc w:val="left"/>
-      </w:pPr>
-      <w:r>
-        <w:rPr>
-          <w:rFonts w:ascii="SimSun" w:hAnsi="SimSun" w:eastAsia="SimSun" w:cs="SimSun"/>
-          <w:kern w:val="0"/>
-          <w:sz w:val="24"/>
-          <w:szCs w:val="24"/>
-          <w:lang w:val="en-US" w:eastAsia="zh-CN" w:bidi="ar"/>
-        </w:rPr>
-        <w:t xml:space="preserve">Tmới​=Thiện tại​+Imới​ </w:t>
-      </w:r>
-    </w:p>
-    <w:p>
-      <w:pPr>
-        <w:pStyle w:val="26"/>
-        <w:keepNext w:val="0"/>
-        <w:keepLines w:val="0"/>
-        <w:widowControl/>
-        <w:suppressLineNumbers w:val="0"/>
-      </w:pPr>
-      <w:r>
-        <w:t xml:space="preserve">Ngoài lịch ôn, sản phẩm cần một con số đơn giản để hiển thị tiến độ. Vocam quy ước một thẻ </w:t>
-      </w:r>
-      <w:r>
-        <w:rPr>
-          <w:rStyle w:val="27"/>
-        </w:rPr>
-        <w:t>đạt tiêu chí đã học của hệ thống</w:t>
-      </w:r>
-      <w:r>
-        <w:t xml:space="preserve"> khi số lần lặp từ hai trở lên và khoảng ôn hiện tại từ sáu ngày trở lên:</w:t>
-      </w:r>
-    </w:p>
-    <w:p>
-      <w:pPr>
-        <w:keepNext w:val="0"/>
-        <w:keepLines w:val="0"/>
-        <w:widowControl/>
-        <w:suppressLineNumbers w:val="0"/>
-        <w:jc w:val="left"/>
-      </w:pPr>
-      <w:r>
-        <w:rPr>
-          <w:rFonts w:ascii="SimSun" w:hAnsi="SimSun" w:eastAsia="SimSun" w:cs="SimSun"/>
-          <w:kern w:val="0"/>
-          <w:sz w:val="24"/>
-          <w:szCs w:val="24"/>
-          <w:lang w:val="en-US" w:eastAsia="zh-CN" w:bidi="ar"/>
-        </w:rPr>
-        <w:t xml:space="preserve">r≥2vaˋI≥6 </w:t>
-      </w:r>
+          <w:lang w:val="zh-CN" w:eastAsia="zh-CN" w:bidi="ar-SA"/>
+        </w:rPr>
+      </w:pPr>
+      <m:oMathPara>
+        <m:oMath>
+          <m:r>
+            <m:rPr/>
+            <w:rPr>
+              <w:rFonts w:hint="default" w:ascii="Cambria Math" w:hAnsi="Cambria Math" w:eastAsia="Times New Roman"/>
+              <w:sz w:val="24"/>
+            </w:rPr>
+            <m:t>r≥2,  I≥6</m:t>
+          </m:r>
+        </m:oMath>
+      </m:oMathPara>
     </w:p>
     <w:p>
       <w:pPr>
@@ -14627,6 +15600,276 @@
     </w:p>
     <w:p>
       <w:pPr>
+        <w:pStyle w:val="26"/>
+        <w:keepNext w:val="0"/>
+        <w:keepLines w:val="0"/>
+        <w:widowControl/>
+        <w:suppressLineNumbers w:val="0"/>
+        <w:rPr>
+          <w:rFonts w:hint="default" w:hAnsi="Cambria Math" w:eastAsia="Times New Roman" w:cs="Times New Roman"/>
+          <w:i w:val="0"/>
+          <w:sz w:val="24"/>
+          <w:szCs w:val="24"/>
+          <w:lang w:val="zh-CN" w:eastAsia="zh-CN" w:bidi="ar-SA"/>
+        </w:rPr>
+      </w:pPr>
+      <m:oMathPara>
+        <m:oMath>
+          <m:r>
+            <m:rPr/>
+            <w:rPr>
+              <w:rFonts w:hint="default" w:ascii="Cambria Math" w:hAnsi="Cambria Math" w:eastAsia="Times New Roman"/>
+              <w:sz w:val="24"/>
+            </w:rPr>
+            <m:t>IoU=</m:t>
+          </m:r>
+          <m:f>
+            <m:fPr>
+              <m:ctrlPr>
+                <w:rPr>
+                  <w:rFonts w:hint="default" w:ascii="Cambria Math" w:hAnsi="Cambria Math" w:eastAsia="Times New Roman"/>
+                  <w:sz w:val="24"/>
+                </w:rPr>
+              </m:ctrlPr>
+            </m:fPr>
+            <m:num>
+              <m:r>
+                <m:rPr/>
+                <w:rPr>
+                  <w:rFonts w:hint="default" w:ascii="Cambria Math" w:hAnsi="Cambria Math" w:eastAsia="Times New Roman"/>
+                  <w:sz w:val="24"/>
+                </w:rPr>
+                <m:t>|</m:t>
+              </m:r>
+              <m:sSub>
+                <m:sSubPr>
+                  <m:ctrlPr>
+                    <w:rPr>
+                      <w:rFonts w:hint="default" w:ascii="Cambria Math" w:hAnsi="Cambria Math" w:eastAsia="Times New Roman"/>
+                      <w:sz w:val="24"/>
+                    </w:rPr>
+                  </m:ctrlPr>
+                </m:sSubPr>
+                <m:e>
+                  <m:r>
+                    <m:rPr/>
+                    <w:rPr>
+                      <w:rFonts w:hint="default" w:ascii="Cambria Math" w:hAnsi="Cambria Math" w:eastAsia="Times New Roman"/>
+                      <w:sz w:val="24"/>
+                    </w:rPr>
+                    <m:t>B</m:t>
+                  </m:r>
+                  <m:ctrlPr>
+                    <w:rPr>
+                      <w:rFonts w:ascii="Cambria Math" w:hAnsi="Cambria Math" w:eastAsia="Times New Roman"/>
+                      <w:sz w:val="24"/>
+                    </w:rPr>
+                  </m:ctrlPr>
+                </m:e>
+                <m:sub>
+                  <m:r>
+                    <m:rPr/>
+                    <w:rPr>
+                      <w:rFonts w:hint="default" w:ascii="Cambria Math" w:hAnsi="Cambria Math" w:eastAsia="Times New Roman"/>
+                      <w:sz w:val="24"/>
+                    </w:rPr>
+                    <m:t>p</m:t>
+                  </m:r>
+                  <m:ctrlPr>
+                    <w:rPr>
+                      <w:rFonts w:ascii="Cambria Math" w:hAnsi="Cambria Math" w:eastAsia="Times New Roman"/>
+                      <w:sz w:val="24"/>
+                    </w:rPr>
+                  </m:ctrlPr>
+                </m:sub>
+              </m:sSub>
+              <m:r>
+                <m:rPr/>
+                <w:rPr>
+                  <w:rFonts w:hint="default" w:ascii="Cambria Math" w:hAnsi="Cambria Math" w:eastAsia="Times New Roman"/>
+                  <w:sz w:val="24"/>
+                </w:rPr>
+                <m:t>∩</m:t>
+              </m:r>
+              <m:sSub>
+                <m:sSubPr>
+                  <m:ctrlPr>
+                    <w:rPr>
+                      <w:rFonts w:hint="default" w:ascii="Cambria Math" w:hAnsi="Cambria Math" w:eastAsia="Times New Roman"/>
+                      <w:sz w:val="24"/>
+                    </w:rPr>
+                  </m:ctrlPr>
+                </m:sSubPr>
+                <m:e>
+                  <m:r>
+                    <m:rPr/>
+                    <w:rPr>
+                      <w:rFonts w:hint="default" w:ascii="Cambria Math" w:hAnsi="Cambria Math" w:eastAsia="Times New Roman"/>
+                      <w:sz w:val="24"/>
+                    </w:rPr>
+                    <m:t>B</m:t>
+                  </m:r>
+                  <m:ctrlPr>
+                    <w:rPr>
+                      <w:rFonts w:ascii="Cambria Math" w:hAnsi="Cambria Math" w:eastAsia="Times New Roman"/>
+                      <w:sz w:val="24"/>
+                    </w:rPr>
+                  </m:ctrlPr>
+                </m:e>
+                <m:sub>
+                  <m:r>
+                    <m:rPr/>
+                    <w:rPr>
+                      <w:rFonts w:hint="default" w:ascii="Cambria Math" w:hAnsi="Cambria Math" w:eastAsia="Times New Roman"/>
+                      <w:sz w:val="24"/>
+                    </w:rPr>
+                    <m:t>g</m:t>
+                  </m:r>
+                  <m:ctrlPr>
+                    <w:rPr>
+                      <w:rFonts w:ascii="Cambria Math" w:hAnsi="Cambria Math" w:eastAsia="Times New Roman"/>
+                      <w:sz w:val="24"/>
+                    </w:rPr>
+                  </m:ctrlPr>
+                </m:sub>
+              </m:sSub>
+              <m:r>
+                <m:rPr/>
+                <w:rPr>
+                  <w:rFonts w:hint="default" w:ascii="Cambria Math" w:hAnsi="Cambria Math" w:eastAsia="Times New Roman"/>
+                  <w:sz w:val="24"/>
+                </w:rPr>
+                <m:t>|</m:t>
+              </m:r>
+              <m:ctrlPr>
+                <w:rPr>
+                  <w:rFonts w:hint="default" w:ascii="Cambria Math" w:hAnsi="Cambria Math" w:eastAsia="Times New Roman"/>
+                  <w:sz w:val="24"/>
+                </w:rPr>
+              </m:ctrlPr>
+            </m:num>
+            <m:den>
+              <m:r>
+                <m:rPr/>
+                <w:rPr>
+                  <w:rFonts w:hint="default" w:ascii="Cambria Math" w:hAnsi="Cambria Math" w:eastAsia="Times New Roman"/>
+                  <w:sz w:val="24"/>
+                </w:rPr>
+                <m:t>|</m:t>
+              </m:r>
+              <m:sSub>
+                <m:sSubPr>
+                  <m:ctrlPr>
+                    <w:rPr>
+                      <w:rFonts w:hint="default" w:ascii="Cambria Math" w:hAnsi="Cambria Math" w:eastAsia="Times New Roman"/>
+                      <w:sz w:val="24"/>
+                    </w:rPr>
+                  </m:ctrlPr>
+                </m:sSubPr>
+                <m:e>
+                  <m:r>
+                    <m:rPr/>
+                    <w:rPr>
+                      <w:rFonts w:hint="default" w:ascii="Cambria Math" w:hAnsi="Cambria Math" w:eastAsia="Times New Roman"/>
+                      <w:sz w:val="24"/>
+                    </w:rPr>
+                    <m:t>B</m:t>
+                  </m:r>
+                  <m:ctrlPr>
+                    <w:rPr>
+                      <w:rFonts w:ascii="Cambria Math" w:hAnsi="Cambria Math" w:eastAsia="Times New Roman"/>
+                      <w:sz w:val="24"/>
+                    </w:rPr>
+                  </m:ctrlPr>
+                </m:e>
+                <m:sub>
+                  <m:r>
+                    <m:rPr/>
+                    <w:rPr>
+                      <w:rFonts w:hint="default" w:ascii="Cambria Math" w:hAnsi="Cambria Math" w:eastAsia="Times New Roman"/>
+                      <w:sz w:val="24"/>
+                    </w:rPr>
+                    <m:t>p</m:t>
+                  </m:r>
+                  <m:ctrlPr>
+                    <w:rPr>
+                      <w:rFonts w:ascii="Cambria Math" w:hAnsi="Cambria Math" w:eastAsia="Times New Roman"/>
+                      <w:sz w:val="24"/>
+                    </w:rPr>
+                  </m:ctrlPr>
+                </m:sub>
+              </m:sSub>
+              <m:r>
+                <m:rPr/>
+                <w:rPr>
+                  <w:rFonts w:hint="default" w:ascii="Cambria Math" w:hAnsi="Cambria Math" w:eastAsia="Times New Roman"/>
+                  <w:sz w:val="24"/>
+                </w:rPr>
+                <m:t>∪</m:t>
+              </m:r>
+              <m:sSub>
+                <m:sSubPr>
+                  <m:ctrlPr>
+                    <w:rPr>
+                      <w:rFonts w:hint="default" w:ascii="Cambria Math" w:hAnsi="Cambria Math" w:eastAsia="Times New Roman"/>
+                      <w:sz w:val="24"/>
+                    </w:rPr>
+                  </m:ctrlPr>
+                </m:sSubPr>
+                <m:e>
+                  <m:r>
+                    <m:rPr/>
+                    <w:rPr>
+                      <w:rFonts w:hint="default" w:ascii="Cambria Math" w:hAnsi="Cambria Math" w:eastAsia="Times New Roman"/>
+                      <w:sz w:val="24"/>
+                    </w:rPr>
+                    <m:t>B</m:t>
+                  </m:r>
+                  <m:ctrlPr>
+                    <w:rPr>
+                      <w:rFonts w:ascii="Cambria Math" w:hAnsi="Cambria Math" w:eastAsia="Times New Roman"/>
+                      <w:sz w:val="24"/>
+                    </w:rPr>
+                  </m:ctrlPr>
+                </m:e>
+                <m:sub>
+                  <m:r>
+                    <m:rPr/>
+                    <w:rPr>
+                      <w:rFonts w:hint="default" w:ascii="Cambria Math" w:hAnsi="Cambria Math" w:eastAsia="Times New Roman"/>
+                      <w:sz w:val="24"/>
+                    </w:rPr>
+                    <m:t>g</m:t>
+                  </m:r>
+                  <m:ctrlPr>
+                    <w:rPr>
+                      <w:rFonts w:ascii="Cambria Math" w:hAnsi="Cambria Math" w:eastAsia="Times New Roman"/>
+                      <w:sz w:val="24"/>
+                    </w:rPr>
+                  </m:ctrlPr>
+                </m:sub>
+              </m:sSub>
+              <m:r>
+                <m:rPr/>
+                <w:rPr>
+                  <w:rFonts w:hint="default" w:ascii="Cambria Math" w:hAnsi="Cambria Math" w:eastAsia="Times New Roman"/>
+                  <w:sz w:val="24"/>
+                </w:rPr>
+                <m:t>|</m:t>
+              </m:r>
+              <m:ctrlPr>
+                <w:rPr>
+                  <w:rFonts w:hint="default" w:ascii="Cambria Math" w:hAnsi="Cambria Math" w:eastAsia="Times New Roman"/>
+                  <w:sz w:val="24"/>
+                </w:rPr>
+              </m:ctrlPr>
+            </m:den>
+          </m:f>
+        </m:oMath>
+      </m:oMathPara>
+    </w:p>
+    <w:p>
+      <w:pPr>
         <w:keepNext w:val="0"/>
         <w:keepLines w:val="0"/>
         <w:widowControl/>
@@ -14641,19 +15884,189 @@
           <w:szCs w:val="24"/>
           <w:lang w:val="en-US" w:eastAsia="zh-CN" w:bidi="ar"/>
         </w:rPr>
-        <w:t xml:space="preserve">IoU=∣Bp​∪Bg​∣∣Bp​∩Bg​∣​ </w:t>
-      </w:r>
-    </w:p>
-    <w:p>
-      <w:pPr>
-        <w:pStyle w:val="26"/>
-        <w:keepNext w:val="0"/>
-        <w:keepLines w:val="0"/>
-        <w:widowControl/>
-        <w:suppressLineNumbers w:val="0"/>
-      </w:pPr>
-      <w:r>
-        <w:t>trong đó Bp​ là khung dự đoán và Bg​ là khung chuẩn.</w:t>
+        <w:t xml:space="preserve">​ </w:t>
+      </w:r>
+    </w:p>
+    <w:p>
+      <w:r>
+        <w:t xml:space="preserve">Trong đó, </w:t>
+      </w:r>
+      <m:oMath>
+        <m:sSub>
+          <m:sSubPr>
+            <m:ctrlPr>
+              <w:rPr>
+                <w:rFonts w:hint="default" w:ascii="Cambria Math" w:hAnsi="Cambria Math"/>
+                <w:sz w:val="24"/>
+              </w:rPr>
+            </m:ctrlPr>
+          </m:sSubPr>
+          <m:e>
+            <m:r>
+              <m:rPr/>
+              <w:rPr>
+                <w:rFonts w:hint="default" w:ascii="Cambria Math" w:hAnsi="Cambria Math"/>
+                <w:sz w:val="24"/>
+              </w:rPr>
+              <m:t>B</m:t>
+            </m:r>
+            <m:ctrlPr>
+              <w:rPr>
+                <w:rFonts w:ascii="Cambria Math" w:hAnsi="Cambria Math"/>
+                <w:sz w:val="24"/>
+              </w:rPr>
+            </m:ctrlPr>
+          </m:e>
+          <m:sub>
+            <m:r>
+              <m:rPr/>
+              <w:rPr>
+                <w:rFonts w:hint="default" w:ascii="Cambria Math" w:hAnsi="Cambria Math"/>
+                <w:sz w:val="24"/>
+              </w:rPr>
+              <m:t>p</m:t>
+            </m:r>
+            <m:ctrlPr>
+              <w:rPr>
+                <w:rFonts w:ascii="Cambria Math" w:hAnsi="Cambria Math"/>
+                <w:sz w:val="24"/>
+              </w:rPr>
+            </m:ctrlPr>
+          </m:sub>
+        </m:sSub>
+      </m:oMath>
+      <w:r>
+        <w:rPr>
+          <w:rFonts w:hint="default" w:hAnsi="Cambria Math"/>
+          <w:i w:val="0"/>
+          <w:sz w:val="24"/>
+          <w:lang w:val="en-US"/>
+        </w:rPr>
+        <w:t xml:space="preserve"> </w:t>
+      </w:r>
+      <w:r>
+        <w:t xml:space="preserve">là khung bao do mô hình dự đoán; </w:t>
+      </w:r>
+    </w:p>
+    <w:p>
+      <m:oMath>
+        <m:sSub>
+          <m:sSubPr>
+            <m:ctrlPr>
+              <w:rPr>
+                <w:rFonts w:hint="default" w:ascii="Cambria Math" w:hAnsi="Cambria Math"/>
+                <w:sz w:val="24"/>
+              </w:rPr>
+            </m:ctrlPr>
+          </m:sSubPr>
+          <m:e>
+            <m:r>
+              <m:rPr/>
+              <w:rPr>
+                <w:rFonts w:hint="default" w:ascii="Cambria Math" w:hAnsi="Cambria Math"/>
+                <w:sz w:val="24"/>
+              </w:rPr>
+              <m:t>B</m:t>
+            </m:r>
+            <m:ctrlPr>
+              <w:rPr>
+                <w:rFonts w:ascii="Cambria Math" w:hAnsi="Cambria Math"/>
+                <w:sz w:val="24"/>
+              </w:rPr>
+            </m:ctrlPr>
+          </m:e>
+          <m:sub>
+            <m:r>
+              <m:rPr/>
+              <w:rPr>
+                <w:rFonts w:hint="default" w:ascii="Cambria Math" w:hAnsi="Cambria Math"/>
+                <w:sz w:val="24"/>
+              </w:rPr>
+              <m:t>g</m:t>
+            </m:r>
+            <m:ctrlPr>
+              <w:rPr>
+                <w:rFonts w:ascii="Cambria Math" w:hAnsi="Cambria Math"/>
+                <w:sz w:val="24"/>
+              </w:rPr>
+            </m:ctrlPr>
+          </m:sub>
+        </m:sSub>
+      </m:oMath>
+      <w:r>
+        <w:rPr>
+          <w:rFonts w:hint="default" w:hAnsi="Cambria Math"/>
+          <w:i w:val="0"/>
+          <w:sz w:val="24"/>
+          <w:lang w:val="en-US"/>
+        </w:rPr>
+        <w:t xml:space="preserve"> </w:t>
+      </w:r>
+      <w:r>
+        <w:t xml:space="preserve">là khung bao chuẩn được gán cho vật thể; </w:t>
+      </w:r>
+    </w:p>
+    <w:p>
+      <w:pPr>
+        <w:rPr>
+          <w:rFonts w:hint="default"/>
+          <w:lang w:val="en-US"/>
+        </w:rPr>
+      </w:pPr>
+      <m:oMath>
+        <m:r>
+          <m:rPr/>
+          <w:rPr>
+            <w:rFonts w:hint="default" w:ascii="Cambria Math" w:hAnsi="Cambria Math"/>
+            <w:sz w:val="24"/>
+          </w:rPr>
+          <m:t>∩</m:t>
+        </m:r>
+      </m:oMath>
+      <w:r>
+        <m:rPr/>
+        <w:rPr>
+          <w:rFonts w:hint="default" w:hAnsi="Cambria Math"/>
+          <w:i w:val="0"/>
+          <w:sz w:val="24"/>
+          <w:lang w:val="en-US"/>
+        </w:rPr>
+        <w:t xml:space="preserve"> </w:t>
+      </w:r>
+      <w:r>
+        <w:t>biểu diễn phần giao</w:t>
+      </w:r>
+      <w:r>
+        <w:rPr>
+          <w:rFonts w:hint="default"/>
+          <w:lang w:val="en-US"/>
+        </w:rPr>
+        <w:t>;</w:t>
+      </w:r>
+    </w:p>
+    <w:p>
+      <m:oMath>
+        <m:r>
+          <m:rPr/>
+          <w:rPr>
+            <w:rFonts w:hint="default" w:ascii="Cambria Math" w:hAnsi="Cambria Math"/>
+            <w:sz w:val="24"/>
+          </w:rPr>
+          <m:t>∪</m:t>
+        </m:r>
+      </m:oMath>
+      <w:r>
+        <m:rPr/>
+        <w:rPr>
+          <w:rFonts w:hint="default" w:hAnsi="Cambria Math"/>
+          <w:i w:val="0"/>
+          <w:sz w:val="24"/>
+          <w:lang w:val="en-US"/>
+        </w:rPr>
+        <w:t xml:space="preserve"> </w:t>
+      </w:r>
+      <w:r>
+        <w:t>biểu diễn phần hợp của hai khung.</w:t>
       </w:r>
     </w:p>
     <w:p>
@@ -14675,38 +16088,538 @@
         <w:keepLines w:val="0"/>
         <w:widowControl/>
         <w:suppressLineNumbers w:val="0"/>
-      </w:pPr>
-      <w:r>
-        <w:t>Từ số phát hiện đúng, phát hiện sai và vật thể bị bỏ sót, đề tài tính độ chính xác theo dự đoán P, độ bao phủ R và điểm cân bằng F1​:</w:t>
-      </w:r>
-    </w:p>
-    <w:p>
-      <w:pPr>
-        <w:keepNext w:val="0"/>
-        <w:keepLines w:val="0"/>
-        <w:widowControl/>
-        <w:suppressLineNumbers w:val="0"/>
-        <w:jc w:val="left"/>
-      </w:pPr>
-      <w:r>
-        <w:rPr>
-          <w:rFonts w:ascii="SimSun" w:hAnsi="SimSun" w:eastAsia="SimSun" w:cs="SimSun"/>
-          <w:kern w:val="0"/>
+        <w:rPr>
+          <w:rFonts w:hint="default"/>
+          <w:lang w:val="en-US"/>
+        </w:rPr>
+      </w:pPr>
+      <w:r>
+        <w:t>Từ số phát hiện đúng, phát hiện sai và vật thể bị bỏ sót,</w:t>
+      </w:r>
+      <w:r>
+        <w:rPr>
+          <w:rFonts w:hint="default"/>
+          <w:lang w:val="en-US"/>
+        </w:rPr>
+        <w:t xml:space="preserve"> </w:t>
+      </w:r>
+      <w:r>
+        <w:t>đề tài tính độ</w:t>
+      </w:r>
+      <w:r>
+        <w:rPr>
+          <w:rFonts w:hint="default"/>
+          <w:lang w:val="en-US"/>
+        </w:rPr>
+        <w:t xml:space="preserve"> </w:t>
+      </w:r>
+      <w:r>
+        <w:t>chính xác theo</w:t>
+      </w:r>
+      <w:r>
+        <w:rPr>
+          <w:rFonts w:hint="default"/>
+          <w:lang w:val="en-US"/>
+        </w:rPr>
+        <w:t xml:space="preserve"> 3 tiêu chí:</w:t>
+      </w:r>
+    </w:p>
+    <w:p>
+      <w:pPr>
+        <w:pStyle w:val="26"/>
+        <w:keepNext w:val="0"/>
+        <w:keepLines w:val="0"/>
+        <w:widowControl/>
+        <w:suppressLineNumbers w:val="0"/>
+      </w:pPr>
+      <w:r>
+        <w:rPr>
+          <w:rFonts w:hint="default"/>
+          <w:lang w:val="en-US"/>
+        </w:rPr>
+        <w:t>D</w:t>
+      </w:r>
+      <w:r>
+        <w:t>ự đoán P</w:t>
+      </w:r>
+      <w:r>
+        <w:rPr>
+          <w:rFonts w:hint="default"/>
+          <w:lang w:val="en-US"/>
+        </w:rPr>
+        <w:t>:</w:t>
+      </w:r>
+      <w:r>
+        <w:t xml:space="preserve"> </w:t>
+      </w:r>
+    </w:p>
+    <w:p>
+      <w:pPr>
+        <w:pStyle w:val="26"/>
+        <w:keepNext w:val="0"/>
+        <w:keepLines w:val="0"/>
+        <w:widowControl/>
+        <w:suppressLineNumbers w:val="0"/>
+      </w:pPr>
+      <m:oMathPara>
+        <m:oMath>
+          <m:r>
+            <m:rPr/>
+            <w:rPr>
+              <w:rFonts w:hint="default" w:ascii="Cambria Math" w:hAnsi="Cambria Math" w:eastAsia="SimSun"/>
+              <w:sz w:val="24"/>
+            </w:rPr>
+            <m:t>P=</m:t>
+          </m:r>
+          <m:f>
+            <m:fPr>
+              <m:ctrlPr>
+                <w:rPr>
+                  <w:rFonts w:hint="default" w:ascii="Cambria Math" w:hAnsi="Cambria Math" w:eastAsia="SimSun"/>
+                  <w:sz w:val="24"/>
+                </w:rPr>
+              </m:ctrlPr>
+            </m:fPr>
+            <m:num>
+              <m:r>
+                <m:rPr/>
+                <w:rPr>
+                  <w:rFonts w:hint="default" w:ascii="Cambria Math" w:hAnsi="Cambria Math" w:eastAsia="SimSun"/>
+                  <w:sz w:val="24"/>
+                </w:rPr>
+                <m:t>TP</m:t>
+              </m:r>
+              <m:ctrlPr>
+                <w:rPr>
+                  <w:rFonts w:ascii="Cambria Math" w:hAnsi="Cambria Math" w:eastAsia="SimSun"/>
+                  <w:sz w:val="24"/>
+                </w:rPr>
+              </m:ctrlPr>
+            </m:num>
+            <m:den>
+              <m:r>
+                <m:rPr/>
+                <w:rPr>
+                  <w:rFonts w:hint="default" w:ascii="Cambria Math" w:hAnsi="Cambria Math" w:eastAsia="SimSun"/>
+                  <w:sz w:val="24"/>
+                </w:rPr>
+                <m:t>TP+FP</m:t>
+              </m:r>
+              <m:ctrlPr>
+                <w:rPr>
+                  <w:rFonts w:ascii="Cambria Math" w:hAnsi="Cambria Math" w:eastAsia="SimSun"/>
+                  <w:sz w:val="24"/>
+                </w:rPr>
+              </m:ctrlPr>
+            </m:den>
+          </m:f>
+        </m:oMath>
+      </m:oMathPara>
+    </w:p>
+    <w:p>
+      <w:pPr>
+        <w:pStyle w:val="26"/>
+        <w:keepNext w:val="0"/>
+        <w:keepLines w:val="0"/>
+        <w:widowControl/>
+        <w:suppressLineNumbers w:val="0"/>
+        <w:rPr>
+          <w:rFonts w:hint="default"/>
+          <w:lang w:val="en-US"/>
+        </w:rPr>
+      </w:pPr>
+      <w:r>
+        <w:rPr>
+          <w:lang w:val="en-US"/>
+        </w:rPr>
+        <w:t>Đ</w:t>
+      </w:r>
+      <w:r>
+        <w:t>ộ bao phủ R</w:t>
+      </w:r>
+      <w:r>
+        <w:rPr>
+          <w:rFonts w:hint="default"/>
+          <w:lang w:val="en-US"/>
+        </w:rPr>
+        <w:t>:</w:t>
+      </w:r>
+    </w:p>
+    <w:p>
+      <w:pPr>
+        <w:pStyle w:val="26"/>
+        <w:keepNext w:val="0"/>
+        <w:keepLines w:val="0"/>
+        <w:widowControl/>
+        <w:suppressLineNumbers w:val="0"/>
+        <w:rPr>
+          <w:rFonts w:hint="default" w:hAnsi="Cambria Math" w:eastAsia="Times New Roman" w:cs="Times New Roman"/>
+          <w:i w:val="0"/>
           <w:sz w:val="24"/>
           <w:szCs w:val="24"/>
-          <w:lang w:val="en-US" w:eastAsia="zh-CN" w:bidi="ar"/>
-        </w:rPr>
-        <w:t xml:space="preserve">P=TP+FPTP​ R=TP+FNTP​ F1​=2×P+RP×R​ </w:t>
-      </w:r>
-    </w:p>
-    <w:p>
-      <w:pPr>
-        <w:pStyle w:val="26"/>
-        <w:keepNext w:val="0"/>
-        <w:keepLines w:val="0"/>
-        <w:widowControl/>
-        <w:suppressLineNumbers w:val="0"/>
-      </w:pPr>
+          <w:lang w:val="zh-CN" w:eastAsia="zh-CN" w:bidi="ar-SA"/>
+        </w:rPr>
+      </w:pPr>
+      <m:oMathPara>
+        <m:oMath>
+          <m:r>
+            <m:rPr/>
+            <w:rPr>
+              <w:rFonts w:hint="default" w:ascii="Cambria Math" w:hAnsi="Cambria Math" w:eastAsia="Times New Roman"/>
+              <w:sz w:val="24"/>
+            </w:rPr>
+            <m:t>R=</m:t>
+          </m:r>
+          <m:f>
+            <m:fPr>
+              <m:ctrlPr>
+                <w:rPr>
+                  <w:rFonts w:hint="default" w:ascii="Cambria Math" w:hAnsi="Cambria Math" w:eastAsia="Times New Roman"/>
+                  <w:sz w:val="24"/>
+                </w:rPr>
+              </m:ctrlPr>
+            </m:fPr>
+            <m:num>
+              <m:r>
+                <m:rPr/>
+                <w:rPr>
+                  <w:rFonts w:hint="default" w:ascii="Cambria Math" w:hAnsi="Cambria Math" w:eastAsia="Times New Roman"/>
+                  <w:sz w:val="24"/>
+                </w:rPr>
+                <m:t>TP</m:t>
+              </m:r>
+              <m:ctrlPr>
+                <w:rPr>
+                  <w:rFonts w:ascii="Cambria Math" w:hAnsi="Cambria Math" w:eastAsia="Times New Roman"/>
+                  <w:sz w:val="24"/>
+                </w:rPr>
+              </m:ctrlPr>
+            </m:num>
+            <m:den>
+              <m:r>
+                <m:rPr/>
+                <w:rPr>
+                  <w:rFonts w:hint="default" w:ascii="Cambria Math" w:hAnsi="Cambria Math" w:eastAsia="Times New Roman"/>
+                  <w:sz w:val="24"/>
+                </w:rPr>
+                <m:t>TP+FN</m:t>
+              </m:r>
+              <m:ctrlPr>
+                <w:rPr>
+                  <w:rFonts w:ascii="Cambria Math" w:hAnsi="Cambria Math" w:eastAsia="Times New Roman"/>
+                  <w:sz w:val="24"/>
+                </w:rPr>
+              </m:ctrlPr>
+            </m:den>
+          </m:f>
+        </m:oMath>
+      </m:oMathPara>
+    </w:p>
+    <w:p>
+      <w:pPr>
+        <w:pStyle w:val="26"/>
+        <w:keepNext w:val="0"/>
+        <w:keepLines w:val="0"/>
+        <w:widowControl/>
+        <w:suppressLineNumbers w:val="0"/>
+      </w:pPr>
+      <w:r>
+        <w:rPr>
+          <w:rFonts w:hint="default"/>
+          <w:lang w:val="en-US"/>
+        </w:rPr>
+        <w:t xml:space="preserve">Và </w:t>
+      </w:r>
+      <w:r>
+        <w:t>điểm cân bằng F1:</w:t>
+      </w:r>
+    </w:p>
+    <w:p>
+      <w:pPr>
+        <w:pStyle w:val="26"/>
+        <w:keepNext w:val="0"/>
+        <w:keepLines w:val="0"/>
+        <w:widowControl/>
+        <w:suppressLineNumbers w:val="0"/>
+        <w:rPr>
+          <w:rFonts w:hAnsi="Cambria Math" w:eastAsia="Times New Roman"/>
+          <w:i w:val="0"/>
+          <w:sz w:val="24"/>
+        </w:rPr>
+      </w:pPr>
+      <m:oMathPara>
+        <m:oMath>
+          <m:sSub>
+            <m:sSubPr>
+              <m:ctrlPr>
+                <w:rPr>
+                  <w:rFonts w:hint="default" w:ascii="Cambria Math" w:hAnsi="Cambria Math" w:eastAsia="Times New Roman"/>
+                  <w:sz w:val="24"/>
+                </w:rPr>
+              </m:ctrlPr>
+            </m:sSubPr>
+            <m:e>
+              <m:r>
+                <m:rPr/>
+                <w:rPr>
+                  <w:rFonts w:hint="default" w:ascii="Cambria Math" w:hAnsi="Cambria Math" w:eastAsia="Times New Roman"/>
+                  <w:sz w:val="24"/>
+                </w:rPr>
+                <m:t>F</m:t>
+              </m:r>
+              <m:ctrlPr>
+                <w:rPr>
+                  <w:rFonts w:ascii="Cambria Math" w:hAnsi="Cambria Math" w:eastAsia="Times New Roman"/>
+                  <w:sz w:val="24"/>
+                </w:rPr>
+              </m:ctrlPr>
+            </m:e>
+            <m:sub>
+              <m:r>
+                <m:rPr/>
+                <w:rPr>
+                  <w:rFonts w:hint="default" w:ascii="Cambria Math" w:hAnsi="Cambria Math" w:eastAsia="Times New Roman"/>
+                  <w:sz w:val="24"/>
+                </w:rPr>
+                <m:t>1</m:t>
+              </m:r>
+              <m:ctrlPr>
+                <w:rPr>
+                  <w:rFonts w:ascii="Cambria Math" w:hAnsi="Cambria Math" w:eastAsia="Times New Roman"/>
+                  <w:sz w:val="24"/>
+                </w:rPr>
+              </m:ctrlPr>
+            </m:sub>
+          </m:sSub>
+          <m:r>
+            <m:rPr/>
+            <w:rPr>
+              <w:rFonts w:hint="default" w:ascii="Cambria Math" w:hAnsi="Cambria Math" w:eastAsia="Times New Roman"/>
+              <w:sz w:val="24"/>
+            </w:rPr>
+            <m:t>=2×</m:t>
+          </m:r>
+          <m:f>
+            <m:fPr>
+              <m:ctrlPr>
+                <w:rPr>
+                  <w:rFonts w:hint="default" w:ascii="Cambria Math" w:hAnsi="Cambria Math" w:eastAsia="Times New Roman"/>
+                  <w:sz w:val="24"/>
+                </w:rPr>
+              </m:ctrlPr>
+            </m:fPr>
+            <m:num>
+              <m:r>
+                <m:rPr/>
+                <w:rPr>
+                  <w:rFonts w:hint="default" w:ascii="Cambria Math" w:hAnsi="Cambria Math" w:eastAsia="Times New Roman"/>
+                  <w:sz w:val="24"/>
+                </w:rPr>
+                <m:t>P×R</m:t>
+              </m:r>
+              <m:ctrlPr>
+                <w:rPr>
+                  <w:rFonts w:ascii="Cambria Math" w:hAnsi="Cambria Math" w:eastAsia="Times New Roman"/>
+                  <w:sz w:val="24"/>
+                </w:rPr>
+              </m:ctrlPr>
+            </m:num>
+            <m:den>
+              <m:r>
+                <m:rPr/>
+                <w:rPr>
+                  <w:rFonts w:hint="default" w:ascii="Cambria Math" w:hAnsi="Cambria Math" w:eastAsia="Times New Roman"/>
+                  <w:sz w:val="24"/>
+                </w:rPr>
+                <m:t>P+R</m:t>
+              </m:r>
+              <m:ctrlPr>
+                <w:rPr>
+                  <w:rFonts w:ascii="Cambria Math" w:hAnsi="Cambria Math" w:eastAsia="Times New Roman"/>
+                  <w:sz w:val="24"/>
+                </w:rPr>
+              </m:ctrlPr>
+            </m:den>
+          </m:f>
+        </m:oMath>
+      </m:oMathPara>
+    </w:p>
+    <w:p>
+      <w:pPr>
+        <w:rPr>
+          <w:rFonts w:hint="default"/>
+          <w:lang w:val="en-US"/>
+        </w:rPr>
+      </w:pPr>
+      <w:r>
+        <w:t xml:space="preserve">Trong đó, </w:t>
+      </w:r>
+      <m:oMath>
+        <m:r>
+          <m:rPr/>
+          <w:rPr>
+            <w:rFonts w:hint="default" w:ascii="Cambria Math" w:hAnsi="Cambria Math"/>
+            <w:sz w:val="24"/>
+          </w:rPr>
+          <m:t>TP</m:t>
+        </m:r>
+      </m:oMath>
+      <w:r>
+        <w:t xml:space="preserve"> là số trường hợp phát hiện đúng;</w:t>
+      </w:r>
+    </w:p>
+    <w:p>
+      <w:pPr>
+        <w:rPr>
+          <w:rFonts w:hint="default"/>
+          <w:lang w:val="en-US"/>
+        </w:rPr>
+      </w:pPr>
+      <m:oMath>
+        <m:r>
+          <m:rPr/>
+          <w:rPr>
+            <w:rFonts w:hint="default" w:ascii="Cambria Math" w:hAnsi="Cambria Math"/>
+            <w:sz w:val="24"/>
+          </w:rPr>
+          <m:t>FP</m:t>
+        </m:r>
+      </m:oMath>
+      <w:r>
+        <w:t xml:space="preserve"> là số kết quả được mô hình dự đoán là vật thể nhưng không khớp với đối tượng chuẩn; </w:t>
+      </w:r>
+      <m:oMath>
+        <m:r>
+          <m:rPr/>
+          <w:rPr>
+            <w:rFonts w:hint="default" w:ascii="Cambria Math" w:hAnsi="Cambria Math"/>
+            <w:sz w:val="24"/>
+          </w:rPr>
+          <m:t>FN</m:t>
+        </m:r>
+      </m:oMath>
+      <w:r>
+        <w:t xml:space="preserve"> là số vật thể chuẩn mà mô hình không phát hiện được</w:t>
+      </w:r>
+      <w:r>
+        <w:rPr>
+          <w:rFonts w:hint="default"/>
+          <w:lang w:val="en-US"/>
+        </w:rPr>
+        <w:t>;</w:t>
+      </w:r>
+    </w:p>
+    <w:p>
+      <w:pPr>
+        <w:rPr>
+          <w:rFonts w:hint="default"/>
+          <w:lang w:val="en-US"/>
+        </w:rPr>
+      </w:pPr>
+      <m:oMath>
+        <m:r>
+          <m:rPr/>
+          <w:rPr>
+            <w:rFonts w:hint="default" w:ascii="Cambria Math" w:hAnsi="Cambria Math"/>
+            <w:sz w:val="24"/>
+          </w:rPr>
+          <m:t>P</m:t>
+        </m:r>
+      </m:oMath>
+      <w:r>
+        <w:t xml:space="preserve"> phản ánh tỷ lệ dự đoán đúng trong các kết quả mà mô hình đưa ra</w:t>
+      </w:r>
+      <w:r>
+        <w:rPr>
+          <w:rFonts w:hint="default"/>
+          <w:lang w:val="en-US"/>
+        </w:rPr>
+        <w:t>;</w:t>
+      </w:r>
+    </w:p>
+    <w:p>
+      <m:oMath>
+        <m:r>
+          <m:rPr/>
+          <w:rPr>
+            <w:rFonts w:hint="default" w:ascii="Cambria Math" w:hAnsi="Cambria Math"/>
+            <w:sz w:val="24"/>
+          </w:rPr>
+          <m:t>R</m:t>
+        </m:r>
+      </m:oMath>
+      <w:r>
+        <w:t xml:space="preserve"> phản ánh tỷ lệ vật thể thực tế được mô hình phát hiện</w:t>
+      </w:r>
+      <w:r>
+        <w:rPr>
+          <w:rFonts w:hint="default"/>
+          <w:lang w:val="en-US"/>
+        </w:rPr>
+        <w:t>;</w:t>
+      </w:r>
+      <w:r>
+        <w:t xml:space="preserve"> </w:t>
+      </w:r>
+    </w:p>
+    <w:p>
+      <m:oMath>
+        <m:sSub>
+          <m:sSubPr>
+            <m:ctrlPr>
+              <w:rPr>
+                <w:rFonts w:hint="default" w:ascii="Cambria Math" w:hAnsi="Cambria Math"/>
+                <w:sz w:val="24"/>
+              </w:rPr>
+            </m:ctrlPr>
+          </m:sSubPr>
+          <m:e>
+            <m:r>
+              <m:rPr/>
+              <w:rPr>
+                <w:rFonts w:hint="default" w:ascii="Cambria Math" w:hAnsi="Cambria Math"/>
+                <w:sz w:val="24"/>
+              </w:rPr>
+              <m:t>F</m:t>
+            </m:r>
+            <m:ctrlPr>
+              <w:rPr>
+                <w:rFonts w:ascii="Cambria Math" w:hAnsi="Cambria Math"/>
+                <w:sz w:val="24"/>
+              </w:rPr>
+            </m:ctrlPr>
+          </m:e>
+          <m:sub>
+            <m:r>
+              <m:rPr/>
+              <w:rPr>
+                <w:rFonts w:hint="default" w:ascii="Cambria Math" w:hAnsi="Cambria Math"/>
+                <w:sz w:val="24"/>
+              </w:rPr>
+              <m:t>1</m:t>
+            </m:r>
+            <m:ctrlPr>
+              <w:rPr>
+                <w:rFonts w:ascii="Cambria Math" w:hAnsi="Cambria Math"/>
+                <w:sz w:val="24"/>
+              </w:rPr>
+            </m:ctrlPr>
+          </m:sub>
+        </m:sSub>
+      </m:oMath>
+      <w:r>
+        <w:t>thể hiện mức cân bằng giữa hai đại lượng này.</w:t>
+      </w:r>
+    </w:p>
+    <w:p>
+      <w:pPr>
+        <w:rPr>
+          <w:rFonts w:hint="default"/>
+          <w:lang w:val="en-US" w:eastAsia="zh-CN"/>
+        </w:rPr>
+      </w:pPr>
+    </w:p>
+    <w:p>
       <w:r>
         <w:t>Bên cạnh chất lượng phát hiện, thời gian suy luận của mô hình và thời gian toàn bộ luồng từ khi gửi ảnh đến khi nhận kết quả cũng được ghi nhận.</w:t>
       </w:r>
@@ -15011,6 +16924,7 @@
             <w:insideH w:val="none" w:color="auto" w:sz="0" w:space="0"/>
             <w:insideV w:val="none" w:color="auto" w:sz="0" w:space="0"/>
           </w:tblBorders>
+          <w:shd w:val="clear"/>
           <w:tblCellMar>
             <w:top w:w="15" w:type="dxa"/>
             <w:left w:w="15" w:type="dxa"/>
@@ -15353,6 +17267,7 @@
             <w:insideH w:val="none" w:color="auto" w:sz="0" w:space="0"/>
             <w:insideV w:val="none" w:color="auto" w:sz="0" w:space="0"/>
           </w:tblBorders>
+          <w:shd w:val="clear"/>
           <w:tblCellMar>
             <w:top w:w="15" w:type="dxa"/>
             <w:left w:w="15" w:type="dxa"/>
@@ -15572,6 +17487,7 @@
             <w:insideH w:val="none" w:color="auto" w:sz="0" w:space="0"/>
             <w:insideV w:val="none" w:color="auto" w:sz="0" w:space="0"/>
           </w:tblBorders>
+          <w:shd w:val="clear"/>
           <w:tblCellMar>
             <w:top w:w="15" w:type="dxa"/>
             <w:left w:w="15" w:type="dxa"/>
@@ -16561,7 +18477,6 @@
             <w:insideH w:val="none" w:color="auto" w:sz="0" w:space="0"/>
             <w:insideV w:val="none" w:color="auto" w:sz="0" w:space="0"/>
           </w:tblBorders>
-          <w:shd w:val="clear"/>
           <w:tblCellMar>
             <w:top w:w="15" w:type="dxa"/>
             <w:left w:w="15" w:type="dxa"/>
@@ -17211,6 +19126,23 @@
         <w:gridCol w:w="4263"/>
       </w:tblGrid>
       <w:tr>
+        <w:tblPrEx>
+          <w:tblBorders>
+            <w:top w:val="none" w:color="auto" w:sz="0" w:space="0"/>
+            <w:left w:val="none" w:color="auto" w:sz="0" w:space="0"/>
+            <w:bottom w:val="none" w:color="auto" w:sz="0" w:space="0"/>
+            <w:right w:val="none" w:color="auto" w:sz="0" w:space="0"/>
+            <w:insideH w:val="none" w:color="auto" w:sz="0" w:space="0"/>
+            <w:insideV w:val="none" w:color="auto" w:sz="0" w:space="0"/>
+          </w:tblBorders>
+          <w:shd w:val="clear"/>
+          <w:tblCellMar>
+            <w:top w:w="15" w:type="dxa"/>
+            <w:left w:w="15" w:type="dxa"/>
+            <w:bottom w:w="15" w:type="dxa"/>
+            <w:right w:w="15" w:type="dxa"/>
+          </w:tblCellMar>
+        </w:tblPrEx>
         <w:trPr>
           <w:tblCellSpacing w:w="15" w:type="dxa"/>
         </w:trPr>
@@ -17423,7 +19355,6 @@
             <w:insideH w:val="none" w:color="auto" w:sz="0" w:space="0"/>
             <w:insideV w:val="none" w:color="auto" w:sz="0" w:space="0"/>
           </w:tblBorders>
-          <w:shd w:val="clear"/>
           <w:tblCellMar>
             <w:top w:w="15" w:type="dxa"/>
             <w:left w:w="15" w:type="dxa"/>
@@ -17533,6 +19464,7 @@
             <w:insideH w:val="none" w:color="auto" w:sz="0" w:space="0"/>
             <w:insideV w:val="none" w:color="auto" w:sz="0" w:space="0"/>
           </w:tblBorders>
+          <w:shd w:val="clear"/>
           <w:tblCellMar>
             <w:top w:w="15" w:type="dxa"/>
             <w:left w:w="15" w:type="dxa"/>
@@ -18009,7 +19941,6 @@
             <w:insideH w:val="none" w:color="auto" w:sz="0" w:space="0"/>
             <w:insideV w:val="none" w:color="auto" w:sz="0" w:space="0"/>
           </w:tblBorders>
-          <w:shd w:val="clear"/>
           <w:tblCellMar>
             <w:top w:w="15" w:type="dxa"/>
             <w:left w:w="15" w:type="dxa"/>
@@ -18083,7 +20014,6 @@
             <w:insideH w:val="none" w:color="auto" w:sz="0" w:space="0"/>
             <w:insideV w:val="none" w:color="auto" w:sz="0" w:space="0"/>
           </w:tblBorders>
-          <w:shd w:val="clear"/>
           <w:tblCellMar>
             <w:top w:w="15" w:type="dxa"/>
             <w:left w:w="15" w:type="dxa"/>
@@ -18157,7 +20087,6 @@
             <w:insideH w:val="none" w:color="auto" w:sz="0" w:space="0"/>
             <w:insideV w:val="none" w:color="auto" w:sz="0" w:space="0"/>
           </w:tblBorders>
-          <w:shd w:val="clear"/>
           <w:tblCellMar>
             <w:top w:w="15" w:type="dxa"/>
             <w:left w:w="15" w:type="dxa"/>
@@ -18231,7 +20160,6 @@
             <w:insideH w:val="none" w:color="auto" w:sz="0" w:space="0"/>
             <w:insideV w:val="none" w:color="auto" w:sz="0" w:space="0"/>
           </w:tblBorders>
-          <w:shd w:val="clear"/>
           <w:tblCellMar>
             <w:top w:w="15" w:type="dxa"/>
             <w:left w:w="15" w:type="dxa"/>
@@ -18379,7 +20307,6 @@
             <w:insideH w:val="none" w:color="auto" w:sz="0" w:space="0"/>
             <w:insideV w:val="none" w:color="auto" w:sz="0" w:space="0"/>
           </w:tblBorders>
-          <w:shd w:val="clear"/>
           <w:tblCellMar>
             <w:top w:w="15" w:type="dxa"/>
             <w:left w:w="15" w:type="dxa"/>
@@ -18453,7 +20380,6 @@
             <w:insideH w:val="none" w:color="auto" w:sz="0" w:space="0"/>
             <w:insideV w:val="none" w:color="auto" w:sz="0" w:space="0"/>
           </w:tblBorders>
-          <w:shd w:val="clear"/>
           <w:tblCellMar>
             <w:top w:w="15" w:type="dxa"/>
             <w:left w:w="15" w:type="dxa"/>
@@ -18861,671 +20787,2081 @@
         <w:suppressLineNumbers w:val="0"/>
       </w:pPr>
       <w:r>
-        <w:t>3.2.3. Kiến trúc hệ thống</w:t>
-      </w:r>
-    </w:p>
-    <w:p>
-      <w:pPr>
-        <w:pStyle w:val="26"/>
-        <w:keepNext w:val="0"/>
-        <w:keepLines w:val="0"/>
-        <w:widowControl/>
-        <w:suppressLineNumbers w:val="0"/>
-      </w:pPr>
-      <w:r>
-        <w:t>Sau khi xác định các ca sử dụng, kiến trúc được thiết kế để phân tách trách nhiệm của từng thành phần.</w:t>
-      </w:r>
-    </w:p>
-    <w:p>
-      <w:pPr>
-        <w:pStyle w:val="26"/>
-        <w:keepNext w:val="0"/>
-        <w:keepLines w:val="0"/>
-        <w:widowControl/>
-        <w:suppressLineNumbers w:val="0"/>
-      </w:pPr>
-      <w:r>
-        <w:t>Ứng dụng React Native là điểm tương tác của cả hai loại người dùng. Supabase Auth chịu trách nhiệm xác thực và cấp mã truy cập. Spring Boot là máy chủ nghiệp vụ trung tâm. PostgreSQL lưu dữ liệu ứng dụng. FastAPI chạy mô hình YOLO-World. Supabase Storage lưu hình ảnh từ vựng.</w:t>
-      </w:r>
-    </w:p>
-    <w:p>
-      <w:pPr>
-        <w:pStyle w:val="26"/>
-        <w:keepNext w:val="0"/>
-        <w:keepLines w:val="0"/>
-        <w:widowControl/>
-        <w:suppressLineNumbers w:val="0"/>
-      </w:pPr>
-      <w:r>
-        <w:t>Luồng nhận diện được tổ chức:</w:t>
-      </w:r>
-    </w:p>
-    <w:p>
-      <w:pPr>
-        <w:keepNext w:val="0"/>
-        <w:keepLines w:val="0"/>
-        <w:widowControl/>
-        <w:suppressLineNumbers w:val="0"/>
-        <w:jc w:val="left"/>
-      </w:pPr>
-      <w:r>
-        <w:rPr>
-          <w:rFonts w:ascii="SimSun" w:hAnsi="SimSun" w:eastAsia="SimSun" w:cs="SimSun"/>
-          <w:kern w:val="0"/>
+        <w:t>Kiến trúc hệ thống</w:t>
+      </w:r>
+    </w:p>
+    <w:p>
+      <w:pPr>
+        <w:pStyle w:val="26"/>
+        <w:keepNext w:val="0"/>
+        <w:keepLines w:val="0"/>
+        <w:widowControl/>
+        <w:suppressLineNumbers w:val="0"/>
+        <w:spacing w:before="0" w:beforeAutospacing="1" w:after="0" w:afterAutospacing="1"/>
+        <w:ind w:left="0" w:right="0"/>
+      </w:pPr>
+      <w:r>
+        <w:t>Sau khi xác định các tác nhân và ca sử dụng của hệ thống, kiến trúc Vocam được thiết kế theo hướng phân tách rõ trách nhiệm giữa giao diện người dùng, xử lý nghiệp vụ, nhận diện vật thể và lưu trữ dữ liệu. Mục tiêu của cách tổ chức này không chỉ là chia hệ thống thành nhiều thành phần, mà còn hạn chế sự phụ thuộc trực tiếp giữa ứng dụng di động với mô hình trí tuệ nhân tạo và cơ sở dữ liệu.</w:t>
+      </w:r>
+    </w:p>
+    <w:p>
+      <w:pPr>
+        <w:pStyle w:val="26"/>
+        <w:keepNext w:val="0"/>
+        <w:keepLines w:val="0"/>
+        <w:widowControl/>
+        <w:suppressLineNumbers w:val="0"/>
+      </w:pPr>
+      <w:r>
+        <w:t>Hệ thống gồm các thành phần chính: ứng dụng di động React Native, Supabase Auth, máy chủ Spring Boot, PostgreSQL, dịch vụ FastAPI tích hợp YOLO-World v2 và Supabase Storage. Trong đó, ứng dụng di động là nơi Người học và Quản trị viên trực tiếp tương tác; Supabase Auth đảm nhiệm xác thực; Spring Boot xử lý nghiệp vụ và kiểm soát quyền truy cập; PostgreSQL lưu dữ liệu học tập; FastAPI thực hiện suy luận mô hình; còn Supabase Storage lưu hình ảnh minh họa của từ vựng.</w:t>
+      </w:r>
+    </w:p>
+    <w:p>
+      <w:pPr>
+        <w:pStyle w:val="26"/>
+        <w:keepNext w:val="0"/>
+        <w:keepLines w:val="0"/>
+        <w:widowControl/>
+        <w:suppressLineNumbers w:val="0"/>
+      </w:pPr>
+      <w:r>
+        <w:t xml:space="preserve">Điểm quan trọng trong kiến trúc là </w:t>
+      </w:r>
+      <w:r>
+        <w:rPr>
+          <w:rStyle w:val="27"/>
+        </w:rPr>
+        <w:t>ứng dụng di động không gọi trực tiếp dịch vụ nhận diện</w:t>
+      </w:r>
+      <w:r>
+        <w:t>. Mọi yêu cầu quét ảnh đều được gửi đến Spring Boot trước khi chuyển sang FastAPI. Việc đặt Spring Boot ở giữa mang lại ba lợi ích chính.</w:t>
+      </w:r>
+    </w:p>
+    <w:p>
+      <w:pPr>
+        <w:pStyle w:val="26"/>
+        <w:keepNext w:val="0"/>
+        <w:keepLines w:val="0"/>
+        <w:widowControl/>
+        <w:suppressLineNumbers w:val="0"/>
+      </w:pPr>
+      <w:r>
+        <w:t>Thứ nhất, yêu cầu nhận diện phải đi qua bước kiểm tra xác thực trước khi sử dụng tài nguyên suy luận của mô hình. Điều này giúp hạn chế các yêu cầu không hợp lệ hoặc từ tài khoản bị khóa tiếp tục tiêu tốn tài nguyên của dịch vụ trí tuệ nhân tạo.</w:t>
+      </w:r>
+    </w:p>
+    <w:p>
+      <w:pPr>
+        <w:pStyle w:val="26"/>
+        <w:keepNext w:val="0"/>
+        <w:keepLines w:val="0"/>
+        <w:widowControl/>
+        <w:suppressLineNumbers w:val="0"/>
+      </w:pPr>
+      <w:r>
+        <w:t>Thứ hai, Spring Boot đóng vai trò lớp trung gian giữa kết quả kỹ thuật của mô hình và dữ liệu học tập. FastAPI chỉ cần trả về nhãn, mức tin cậy, tọa độ khung bao và các thông tin liên quan đến suy luận. Spring Boot sử dụng nhãn đó để tìm dữ liệu từ vựng tương ứng trong PostgreSQL trước khi trả kết quả hoàn chỉnh cho ứng dụng. Nhờ đó, dịch vụ AI không phải chứa logic về nghĩa tiếng Việt, phiên âm, bài học hoặc thẻ ghi nhớ.</w:t>
+      </w:r>
+    </w:p>
+    <w:p>
+      <w:pPr>
+        <w:pStyle w:val="26"/>
+        <w:keepNext w:val="0"/>
+        <w:keepLines w:val="0"/>
+        <w:widowControl/>
+        <w:suppressLineNumbers w:val="0"/>
+      </w:pPr>
+      <w:r>
+        <w:t>Thứ ba, việc tách hai lớp giúp giảm sự phụ thuộc giữa giao diện và mô hình. Nếu sau này YOLO-World được thay bằng một cấu hình khác hoặc thậm chí một mô hình nhận diện khác, giao diện di động không nhất thiết phải thay đổi miễn là máy chủ vẫn duy trì cùng cấu trúc phản hồi. Tương tự, việc chỉnh sửa dữ liệu từ vựng không yêu cầu huấn luyện lại mô hình.</w:t>
+      </w:r>
+    </w:p>
+    <w:p>
+      <w:pPr>
+        <w:pStyle w:val="26"/>
+        <w:keepNext w:val="0"/>
+        <w:keepLines w:val="0"/>
+        <w:widowControl/>
+        <w:suppressLineNumbers w:val="0"/>
+      </w:pPr>
+      <w:r>
+        <w:t>Luồng xác thực của hệ thống được tổ chức như sau:</w:t>
+      </w:r>
+    </w:p>
+    <w:p>
+      <w:pPr>
+        <w:pStyle w:val="26"/>
+        <w:keepNext w:val="0"/>
+        <w:keepLines w:val="0"/>
+        <w:widowControl/>
+        <w:suppressLineNumbers w:val="0"/>
+        <w:spacing w:before="0" w:beforeAutospacing="1" w:after="0" w:afterAutospacing="1"/>
+        <w:ind w:left="0" w:right="0"/>
+      </w:pPr>
+      <w:r>
+        <w:rPr>
+          <w:rStyle w:val="27"/>
+        </w:rPr>
+        <w:t>Ứng dụng di động → Supabase Auth → mã truy cập → Spring Boot.</w:t>
+      </w:r>
+    </w:p>
+    <w:p>
+      <w:pPr>
+        <w:pStyle w:val="26"/>
+        <w:keepNext w:val="0"/>
+        <w:keepLines w:val="0"/>
+        <w:widowControl/>
+        <w:suppressLineNumbers w:val="0"/>
+      </w:pPr>
+      <w:r>
+        <w:t>Sau khi người dùng đăng nhập thành công, Supabase cấp mã truy cập. Ứng dụng gửi mã này trong những yêu cầu cần bảo vệ. Spring Boot kiểm tra tính hợp lệ, lấy danh tính người dùng và xác định vai trò trước khi xử lý nghiệp vụ.</w:t>
+      </w:r>
+    </w:p>
+    <w:p>
+      <w:pPr>
+        <w:pStyle w:val="26"/>
+        <w:keepNext w:val="0"/>
+        <w:keepLines w:val="0"/>
+        <w:widowControl/>
+        <w:suppressLineNumbers w:val="0"/>
+      </w:pPr>
+      <w:r>
+        <w:t>Đối với chức năng nhận diện, luồng xử lý là:</w:t>
+      </w:r>
+    </w:p>
+    <w:p>
+      <w:pPr>
+        <w:pStyle w:val="26"/>
+        <w:keepNext w:val="0"/>
+        <w:keepLines w:val="0"/>
+        <w:widowControl/>
+        <w:suppressLineNumbers w:val="0"/>
+      </w:pPr>
+      <w:r>
+        <w:rPr>
+          <w:rStyle w:val="27"/>
+        </w:rPr>
+        <w:t>Ứng dụng di động → Spring Boot → FastAPI → YOLO-World v2.</w:t>
+      </w:r>
+    </w:p>
+    <w:p>
+      <w:pPr>
+        <w:pStyle w:val="26"/>
+        <w:keepNext w:val="0"/>
+        <w:keepLines w:val="0"/>
+        <w:widowControl/>
+        <w:suppressLineNumbers w:val="0"/>
+      </w:pPr>
+      <w:r>
+        <w:t>Sau khi mô hình hoàn tất suy luận, kết quả đi theo chiều ngược lại:</w:t>
+      </w:r>
+    </w:p>
+    <w:p>
+      <w:pPr>
+        <w:pStyle w:val="26"/>
+        <w:keepNext w:val="0"/>
+        <w:keepLines w:val="0"/>
+        <w:widowControl/>
+        <w:suppressLineNumbers w:val="0"/>
+      </w:pPr>
+      <w:r>
+        <w:rPr>
+          <w:rStyle w:val="27"/>
+        </w:rPr>
+        <w:t>YOLO-World v2 → FastAPI → Spring Boot → tra cứu từ vựng → ứng dụng di động.</w:t>
+      </w:r>
+    </w:p>
+    <w:p>
+      <w:pPr>
+        <w:pStyle w:val="26"/>
+        <w:keepNext w:val="0"/>
+        <w:keepLines w:val="0"/>
+        <w:widowControl/>
+        <w:suppressLineNumbers w:val="0"/>
+      </w:pPr>
+      <w:r>
+        <w:t>Các nghiệp vụ học tập khác như lưu thẻ, ôn tập, bài học và tiến độ không cần đi qua dịch vụ AI mà được xử lý theo luồng:</w:t>
+      </w:r>
+    </w:p>
+    <w:p>
+      <w:pPr>
+        <w:pStyle w:val="26"/>
+        <w:keepNext w:val="0"/>
+        <w:keepLines w:val="0"/>
+        <w:widowControl/>
+        <w:suppressLineNumbers w:val="0"/>
+      </w:pPr>
+      <w:r>
+        <w:rPr>
+          <w:rStyle w:val="27"/>
+        </w:rPr>
+        <w:t>Ứng dụng di động ↔ Spring Boot ↔ PostgreSQL.</w:t>
+      </w:r>
+    </w:p>
+    <w:p>
+      <w:pPr>
+        <w:pStyle w:val="26"/>
+        <w:keepNext w:val="0"/>
+        <w:keepLines w:val="0"/>
+        <w:widowControl/>
+        <w:suppressLineNumbers w:val="0"/>
+      </w:pPr>
+      <w:r>
+        <w:t>Đối với hình ảnh từ vựng do Quản trị viên cập nhật, ứng dụng tải ảnh lên Supabase Storage, nhận đường dẫn của tệp rồi gửi đường dẫn này cùng dữ liệu từ vựng đến Spring Boot để lưu vào PostgreSQL. Việc tách dữ liệu ảnh khỏi dữ liệu quan hệ giúp bảng từ vựng chỉ lưu thông tin mô tả và đường dẫn thay vì lưu trực tiếp dữ liệu nhị phân.</w:t>
+      </w:r>
+    </w:p>
+    <w:p>
+      <w:pPr>
+        <w:pStyle w:val="26"/>
+        <w:keepNext w:val="0"/>
+        <w:keepLines w:val="0"/>
+        <w:widowControl/>
+        <w:suppressLineNumbers w:val="0"/>
+      </w:pPr>
+      <w:r>
+        <w:t>Như vậy, kiến trúc của Vocam được xây dựng theo nguyên tắc mỗi thành phần chỉ đảm nhận một nhóm trách nhiệm. Ứng dụng di động tập trung vào tương tác; Spring Boot kiểm soát nghiệp vụ và bảo mật; FastAPI tập trung vào trí tuệ nhân tạo; PostgreSQL duy trì dữ liệu có cấu trúc; Supabase Auth và Storage cung cấp các dịch vụ hạ tầng. Cách phân chia này tạo điều kiện cho từng thành phần được kiểm thử, thay thế hoặc mở rộng độc lập hơn so với việc đặt toàn bộ logic trong một ứng dụng duy nhất.</w:t>
+      </w:r>
+    </w:p>
+    <w:p>
+      <w:pPr>
+        <w:pStyle w:val="26"/>
+        <w:keepNext w:val="0"/>
+        <w:keepLines w:val="0"/>
+        <w:widowControl/>
+        <w:suppressLineNumbers w:val="0"/>
+      </w:pPr>
+      <w:r>
+        <w:rPr>
+          <w:rStyle w:val="27"/>
+        </w:rPr>
+        <w:t>[GHI CHÚ CHÈN HÌNH 3.2: Kiến trúc tổng thể của hệ thống Vocam. Nên vẽ một ứng dụng di động duy nhất ở bên trái, bên trong chia hai vai trò Người học và Quản trị viên. Ở giữa là Spring Boot. Phía phải chia PostgreSQL và FastAPI → YOLO-World v2. Supabase Auth nối với ứng dụng và Spring Boot; Supabase Storage nối với giao diện Quản trị viên.]</w:t>
+      </w:r>
+    </w:p>
+    <w:p>
+      <w:pPr>
+        <w:pStyle w:val="4"/>
+        <w:keepNext w:val="0"/>
+        <w:keepLines w:val="0"/>
+        <w:widowControl/>
+        <w:suppressLineNumbers w:val="0"/>
+      </w:pPr>
+      <w:r>
+        <w:t>3.2.4. Thiết kế dữ liệu</w:t>
+      </w:r>
+    </w:p>
+    <w:p>
+      <w:pPr>
+        <w:pStyle w:val="26"/>
+        <w:keepNext w:val="0"/>
+        <w:keepLines w:val="0"/>
+        <w:widowControl/>
+        <w:suppressLineNumbers w:val="0"/>
+      </w:pPr>
+      <w:r>
+        <w:t>Dữ liệu nghiệp vụ được tổ chức quanh ba thực thể trung tâm: người dùng, từ vựng và bài học.</w:t>
+      </w:r>
+    </w:p>
+    <w:p>
+      <w:pPr>
+        <w:pStyle w:val="26"/>
+        <w:keepNext w:val="0"/>
+        <w:keepLines w:val="0"/>
+        <w:widowControl/>
+        <w:suppressLineNumbers w:val="0"/>
+      </w:pPr>
+      <w:r>
+        <w:t xml:space="preserve">Bảng </w:t>
+      </w:r>
+      <w:r>
+        <w:rPr>
+          <w:rStyle w:val="27"/>
+        </w:rPr>
+        <w:t>người dùng ứng dụng</w:t>
+      </w:r>
+      <w:r>
+        <w:t xml:space="preserve"> lưu mã người dùng tương ứng với tài khoản xác thực, tên hiển thị, vai trò và trạng thái khóa. Bảng không lưu mật khẩu bởi mật khẩu thuộc trách nhiệm của Supabase Auth.</w:t>
+      </w:r>
+    </w:p>
+    <w:p>
+      <w:pPr>
+        <w:pStyle w:val="26"/>
+        <w:keepNext w:val="0"/>
+        <w:keepLines w:val="0"/>
+        <w:widowControl/>
+        <w:suppressLineNumbers w:val="0"/>
+      </w:pPr>
+      <w:r>
+        <w:t xml:space="preserve">Bảng </w:t>
+      </w:r>
+      <w:r>
+        <w:rPr>
+          <w:rStyle w:val="27"/>
+        </w:rPr>
+        <w:t>từ vựng</w:t>
+      </w:r>
+      <w:r>
+        <w:t xml:space="preserve"> lưu nhãn nhận diện và nội dung ngôn ngữ. Nhãn phải duy nhất. Các thông tin như nghĩa, định nghĩa, ví dụ hoặc ảnh có thể được Quản trị viên chỉnh sửa mà không thay đổi nhãn.</w:t>
+      </w:r>
+    </w:p>
+    <w:p>
+      <w:pPr>
+        <w:pStyle w:val="26"/>
+        <w:keepNext w:val="0"/>
+        <w:keepLines w:val="0"/>
+        <w:widowControl/>
+        <w:suppressLineNumbers w:val="0"/>
+      </w:pPr>
+      <w:r>
+        <w:t xml:space="preserve">Bảng </w:t>
+      </w:r>
+      <w:r>
+        <w:rPr>
+          <w:rStyle w:val="27"/>
+        </w:rPr>
+        <w:t>thẻ ghi nhớ</w:t>
+      </w:r>
+      <w:r>
+        <w:t xml:space="preserve"> tạo quan hệ giữa người dùng và từ. Ngoài hai khóa liên kết, mỗi thẻ lưu hệ số dễ nhớ, số lần lặp, khoảng ôn và thời điểm ôn tiếp theo. Ràng buộc duy nhất trên cặp người dùng – từ bảo đảm một người không lưu trùng cùng một mục từ.</w:t>
+      </w:r>
+    </w:p>
+    <w:p>
+      <w:pPr>
+        <w:pStyle w:val="26"/>
+        <w:keepNext w:val="0"/>
+        <w:keepLines w:val="0"/>
+        <w:widowControl/>
+        <w:suppressLineNumbers w:val="0"/>
+      </w:pPr>
+      <w:r>
+        <w:t xml:space="preserve">Bảng </w:t>
+      </w:r>
+      <w:r>
+        <w:rPr>
+          <w:rStyle w:val="27"/>
+        </w:rPr>
+        <w:t>bài học</w:t>
+      </w:r>
+      <w:r>
+        <w:t xml:space="preserve"> chứa thông tin chủ đề. Quan hệ giữa bài học và từ vựng được lưu ở bảng liên kết riêng để một từ có thể xuất hiện ở nhiều bài khác nhau mà không sao chép nội dung.</w:t>
+      </w:r>
+    </w:p>
+    <w:p>
+      <w:pPr>
+        <w:pStyle w:val="26"/>
+        <w:keepNext w:val="0"/>
+        <w:keepLines w:val="0"/>
+        <w:widowControl/>
+        <w:suppressLineNumbers w:val="0"/>
+      </w:pPr>
+      <w:r>
+        <w:t xml:space="preserve">Bảng </w:t>
+      </w:r>
+      <w:r>
+        <w:rPr>
+          <w:rStyle w:val="27"/>
+        </w:rPr>
+        <w:t>tiến độ bài học</w:t>
+      </w:r>
+      <w:r>
+        <w:t xml:space="preserve"> kết hợp người dùng với bài học và lưu điểm gần nhất, điểm cao nhất cùng thời điểm hoàn thành.</w:t>
+      </w:r>
+    </w:p>
+    <w:p>
+      <w:pPr>
+        <w:pStyle w:val="26"/>
+        <w:keepNext w:val="0"/>
+        <w:keepLines w:val="0"/>
+        <w:widowControl/>
+        <w:suppressLineNumbers w:val="0"/>
+      </w:pPr>
+      <w:r>
+        <w:t>Như vậy, mô hình dữ liệu hiện tại gồm sáu bảng nghiệp vụ chính: người dùng, từ vựng, thẻ ghi nhớ, bài học, quan hệ bài học – từ vựng và tiến độ bài học.</w:t>
+      </w:r>
+    </w:p>
+    <w:p>
+      <w:pPr>
+        <w:pStyle w:val="26"/>
+        <w:keepNext w:val="0"/>
+        <w:keepLines w:val="0"/>
+        <w:widowControl/>
+        <w:suppressLineNumbers w:val="0"/>
+      </w:pPr>
+      <w:r>
+        <w:rPr>
+          <w:rStyle w:val="27"/>
+        </w:rPr>
+        <w:t>[GHI CHÚ CHÈN HÌNH 3.3: SƠ ĐỒ THỰC THỂ – LIÊN KẾT. Không đưa bảng tiến độ cũ, điểm kinh nghiệm, bảng xếp hạng hay huy hiệu.]</w:t>
+      </w:r>
+    </w:p>
+    <w:p>
+      <w:pPr>
+        <w:pStyle w:val="4"/>
+        <w:keepNext w:val="0"/>
+        <w:keepLines w:val="0"/>
+        <w:widowControl/>
+        <w:suppressLineNumbers w:val="0"/>
+      </w:pPr>
+      <w:r>
+        <w:t>3.2.5. Quy trình nhận diện và ánh xạ từ vựng</w:t>
+      </w:r>
+    </w:p>
+    <w:p>
+      <w:pPr>
+        <w:pStyle w:val="26"/>
+        <w:keepNext w:val="0"/>
+        <w:keepLines w:val="0"/>
+        <w:widowControl/>
+        <w:suppressLineNumbers w:val="0"/>
+        <w:spacing w:before="0" w:beforeAutospacing="1" w:after="0" w:afterAutospacing="1"/>
+        <w:ind w:left="0" w:right="0"/>
+      </w:pPr>
+      <w:r>
+        <w:t>Chức năng nhận diện là điểm bắt đầu của chu trình học từ hình ảnh, vì vậy quy trình không chỉ cần xử lý trường hợp thành công mà còn phải xác định rõ cách phản hồi khi ảnh hoặc dịch vụ bên ngoài gặp sự cố.</w:t>
+      </w:r>
+    </w:p>
+    <w:p>
+      <w:pPr>
+        <w:pStyle w:val="26"/>
+        <w:keepNext w:val="0"/>
+        <w:keepLines w:val="0"/>
+        <w:widowControl/>
+        <w:suppressLineNumbers w:val="0"/>
+      </w:pPr>
+      <w:r>
+        <w:t>Quy trình bắt đầu khi Người học lựa chọn chụp ảnh bằng camera hoặc chọn một ảnh có sẵn trong thư viện. Ứng dụng kiểm tra quyền truy cập tương ứng trước khi mở chức năng của thiết bị. Nếu quyền bị từ chối, quá trình dừng ở phía ứng dụng và hiển thị thông báo phù hợp thay vì tiếp tục gửi một yêu cầu không hợp lệ.</w:t>
+      </w:r>
+    </w:p>
+    <w:p>
+      <w:pPr>
+        <w:pStyle w:val="26"/>
+        <w:keepNext w:val="0"/>
+        <w:keepLines w:val="0"/>
+        <w:widowControl/>
+        <w:suppressLineNumbers w:val="0"/>
+      </w:pPr>
+      <w:r>
+        <w:t>Sau khi có ảnh, ứng dụng gửi tệp đến Spring Boot cùng mã truy cập của người dùng. Máy chủ thực hiện bước xác thực trước khi xử lý tiếp. Ảnh sau đó được kiểm tra để bảo đảm không rỗng, có kiểu dữ liệu hình ảnh phù hợp và không vượt quá giới hạn kích thước đã cấu hình.</w:t>
+      </w:r>
+    </w:p>
+    <w:p>
+      <w:pPr>
+        <w:pStyle w:val="26"/>
+        <w:keepNext w:val="0"/>
+        <w:keepLines w:val="0"/>
+        <w:widowControl/>
+        <w:suppressLineNumbers w:val="0"/>
+      </w:pPr>
+      <w:r>
+        <w:t>Nếu đầu vào hợp lệ, Spring Boot chuyển ảnh đến FastAPI. Dịch vụ FastAPI đọc ảnh, ghi nhận kích thước gốc và thực hiện suy luận bằng YOLO-World v2. Mô hình có thể trả về nhiều đối tượng trong cùng một lần xử lý. Mỗi kết quả gồm nhãn vật thể, mức tin cậy và tọa độ khung bao.</w:t>
+      </w:r>
+    </w:p>
+    <w:p>
+      <w:pPr>
+        <w:pStyle w:val="26"/>
+        <w:keepNext w:val="0"/>
+        <w:keepLines w:val="0"/>
+        <w:widowControl/>
+        <w:suppressLineNumbers w:val="0"/>
+      </w:pPr>
+      <w:r>
+        <w:t>Các dự đoán có mức tin cậy thấp hơn ngưỡng cấu hình bị loại trước khi kết quả được gửi về máy chủ nghiệp vụ. Spring Boot tiếp tục sử dụng nhãn của từng đối tượng để tìm mục từ tương ứng trong PostgreSQL. Với những nhãn ánh xạ thành công, dữ liệu từ vựng được bổ sung vào kết quả nhận diện trước khi trả về ứng dụng.</w:t>
+      </w:r>
+    </w:p>
+    <w:p>
+      <w:pPr>
+        <w:pStyle w:val="26"/>
+        <w:keepNext w:val="0"/>
+        <w:keepLines w:val="0"/>
+        <w:widowControl/>
+        <w:suppressLineNumbers w:val="0"/>
+      </w:pPr>
+      <w:r>
+        <w:t>Ở phía di động, các khung bao được vẽ trên ảnh sau khi chuyển đổi tọa độ từ kích thước ảnh gốc sang kích thước hiển thị. Người học có thể chạm vào từng khung để lựa chọn đối tượng cần học. Khi đối tượng có dữ liệu từ vựng hợp lệ, hệ thống hiển thị chi tiết và cho phép lưu vào sổ thẻ.</w:t>
+      </w:r>
+    </w:p>
+    <w:p>
+      <w:pPr>
+        <w:pStyle w:val="26"/>
+        <w:keepNext w:val="0"/>
+        <w:keepLines w:val="0"/>
+        <w:widowControl/>
+        <w:suppressLineNumbers w:val="0"/>
+      </w:pPr>
+      <w:r>
+        <w:t>Ngoài luồng xử lý thành công, hệ thống còn xem xét ba trường hợp lỗi quan trọng.</w:t>
+      </w:r>
+    </w:p>
+    <w:p>
+      <w:pPr>
+        <w:pStyle w:val="26"/>
+        <w:keepNext w:val="0"/>
+        <w:keepLines w:val="0"/>
+        <w:widowControl/>
+        <w:suppressLineNumbers w:val="0"/>
+      </w:pPr>
+      <w:r>
+        <w:t>Trường hợp thứ nhất xảy ra khi FastAPI không thể kết nối hoặc không phản hồi trong thời gian cho phép. Spring Boot không để yêu cầu tiếp tục chờ vô hạn mà trả về lỗi dịch vụ để ứng dụng thông báo cho người dùng thử lại sau. Cách xử lý này giúp phân biệt giữa trường hợp “mô hình không phát hiện được vật thể” và trường hợp “dịch vụ nhận diện đang không hoạt động”.</w:t>
+      </w:r>
+    </w:p>
+    <w:p>
+      <w:pPr>
+        <w:pStyle w:val="26"/>
+        <w:keepNext w:val="0"/>
+        <w:keepLines w:val="0"/>
+        <w:widowControl/>
+        <w:suppressLineNumbers w:val="0"/>
+      </w:pPr>
+      <w:r>
+        <w:t>Trường hợp thứ hai xảy ra khi mô hình xử lý thành công nhưng không có vật thể nào vượt ngưỡng mức tin cậy. Khi đó, hệ thống trả một danh sách phát hiện rỗng. Ứng dụng hiển thị thông báo rằng chưa tìm thấy vật thể phù hợp và gợi ý người dùng thử ảnh khác thay vì đưa đến một màn hình không có nội dung.</w:t>
+      </w:r>
+    </w:p>
+    <w:p>
+      <w:pPr>
+        <w:pStyle w:val="26"/>
+        <w:keepNext w:val="0"/>
+        <w:keepLines w:val="0"/>
+        <w:widowControl/>
+        <w:suppressLineNumbers w:val="0"/>
+      </w:pPr>
+      <w:r>
+        <w:t>Trường hợp thứ ba xảy ra khi mô hình trả về một nhãn nhưng nhãn đó không tìm thấy mục từ tương ứng trong cơ sở dữ liệu. Đây là tình huống không mong muốn vì hệ thống đã đặt yêu cầu hai tập nhãn phải đồng nhất. Trong trường hợp vẫn xảy ra do dữ liệu hoặc cấu hình không nhất quán, hệ thống không tự tạo một mục từ giả. Kết quả nhận diện có thể được giữ lại để phản ánh vị trí vật thể, nhưng thao tác lưu thẻ chỉ được cho phép khi tồn tại một mục từ thực trong cơ sở dữ liệu.</w:t>
+      </w:r>
+    </w:p>
+    <w:p>
+      <w:pPr>
+        <w:pStyle w:val="26"/>
+        <w:keepNext w:val="0"/>
+        <w:keepLines w:val="0"/>
+        <w:widowControl/>
+        <w:suppressLineNumbers w:val="0"/>
+      </w:pPr>
+      <w:r>
+        <w:t>Cơ chế trên giúp phân biệt rõ ba lớp lỗi: lỗi dữ liệu đầu vào, lỗi dịch vụ nhận diện và lỗi ánh xạ dữ liệu. Việc phân loại này giúp giao diện đưa ra phản hồi phù hợp thay vì sử dụng một thông báo lỗi chung cho mọi trường hợp.</w:t>
+      </w:r>
+    </w:p>
+    <w:p>
+      <w:pPr>
+        <w:pStyle w:val="26"/>
+        <w:keepNext w:val="0"/>
+        <w:keepLines w:val="0"/>
+        <w:widowControl/>
+        <w:suppressLineNumbers w:val="0"/>
+      </w:pPr>
+      <w:r>
+        <w:rPr>
+          <w:rStyle w:val="27"/>
+        </w:rPr>
+        <w:t>[GHI CHÚ: nên vẽ Biểu đồ hoạt động “Quy trình nhận diện vật thể” và đưa xuống phụ lục. Trong sơ đồ cần có ba nhánh: dịch vụ AI lỗi; không có phát hiện; nhãn không ánh xạ được.]</w:t>
+      </w:r>
+    </w:p>
+    <w:p>
+      <w:pPr>
+        <w:pStyle w:val="4"/>
+        <w:keepNext w:val="0"/>
+        <w:keepLines w:val="0"/>
+        <w:widowControl/>
+        <w:suppressLineNumbers w:val="0"/>
+      </w:pPr>
+      <w:r>
+        <w:t>Biến đổi tọa độ khung bao</w:t>
+      </w:r>
+    </w:p>
+    <w:p>
+      <w:pPr>
+        <w:pStyle w:val="26"/>
+        <w:keepNext w:val="0"/>
+        <w:keepLines w:val="0"/>
+        <w:widowControl/>
+        <w:suppressLineNumbers w:val="0"/>
+        <w:spacing w:before="0" w:beforeAutospacing="1" w:after="0" w:afterAutospacing="1"/>
+        <w:ind w:left="0" w:right="0"/>
+      </w:pPr>
+      <w:r>
+        <w:t>Mô hình YOLO trả tọa độ dựa trên kích thước của ảnh gốc, trong khi ứng dụng di động hiển thị ảnh trong một vùng có kích thước khác. Vì giao diện giữ nguyên tỷ lệ ảnh thay vì kéo giãn ảnh cho vừa toàn bộ vùng chứa, quá trình hiển thị có thể tạo ra khoảng trống ở cạnh trên – dưới hoặc trái – phải. Do đó, việc chuyển đổi tọa độ cần sử dụng cả hệ số thu phóng và khoảng lệch.</w:t>
+      </w:r>
+    </w:p>
+    <w:p>
+      <w:pPr>
+        <w:pStyle w:val="26"/>
+        <w:keepNext w:val="0"/>
+        <w:keepLines w:val="0"/>
+        <w:widowControl/>
+        <w:suppressLineNumbers w:val="0"/>
+        <w:spacing w:before="0" w:beforeAutospacing="1" w:after="0" w:afterAutospacing="1"/>
+        <w:ind w:left="0" w:right="0"/>
+      </w:pPr>
+    </w:p>
+    <w:p>
+      <w:pPr>
+        <w:pStyle w:val="26"/>
+        <w:keepNext w:val="0"/>
+        <w:keepLines w:val="0"/>
+        <w:widowControl/>
+        <w:suppressLineNumbers w:val="0"/>
+      </w:pPr>
+      <w:r>
+        <w:t>Gọi:</w:t>
+      </w:r>
+    </w:p>
+    <w:p>
+      <w:pPr>
+        <w:pStyle w:val="26"/>
+        <w:keepNext w:val="0"/>
+        <w:keepLines w:val="0"/>
+        <w:widowControl/>
+        <w:suppressLineNumbers w:val="0"/>
+        <w:spacing w:before="0" w:beforeAutospacing="1" w:after="0" w:afterAutospacing="1"/>
+        <w:ind w:left="0" w:right="0"/>
+      </w:pPr>
+      <m:oMath>
+        <m:sSub>
+          <m:sSubPr>
+            <m:ctrlPr>
+              <w:rPr>
+                <w:rFonts w:hint="default" w:ascii="Cambria Math" w:hAnsi="Cambria Math"/>
+                <w:sz w:val="24"/>
+              </w:rPr>
+            </m:ctrlPr>
+          </m:sSubPr>
+          <m:e>
+            <m:r>
+              <m:rPr/>
+              <w:rPr>
+                <w:rFonts w:hint="default" w:ascii="Cambria Math" w:hAnsi="Cambria Math"/>
+                <w:sz w:val="24"/>
+              </w:rPr>
+              <m:t>W</m:t>
+            </m:r>
+            <m:ctrlPr>
+              <w:rPr>
+                <w:rFonts w:ascii="Cambria Math" w:hAnsi="Cambria Math"/>
+                <w:sz w:val="24"/>
+              </w:rPr>
+            </m:ctrlPr>
+          </m:e>
+          <m:sub>
+            <m:r>
+              <m:rPr/>
+              <w:rPr>
+                <w:rFonts w:hint="default" w:ascii="Cambria Math" w:hAnsi="Cambria Math"/>
+                <w:sz w:val="24"/>
+              </w:rPr>
+              <m:t>i</m:t>
+            </m:r>
+            <m:ctrlPr>
+              <w:rPr>
+                <w:rFonts w:ascii="Cambria Math" w:hAnsi="Cambria Math"/>
+                <w:sz w:val="24"/>
+              </w:rPr>
+            </m:ctrlPr>
+          </m:sub>
+        </m:sSub>
+      </m:oMath>
+      <w:r>
+        <w:rPr>
+          <w:rFonts w:hint="default" w:hAnsi="Cambria Math"/>
+          <w:i w:val="0"/>
           <w:sz w:val="24"/>
-          <w:szCs w:val="24"/>
-          <w:lang w:val="en-US" w:eastAsia="zh-CN" w:bidi="ar"/>
-        </w:rPr>
-        <w:t xml:space="preserve">Ứng dụng di động→Spring Boot→FastAPI→YOLO-World </w:t>
-      </w:r>
-    </w:p>
-    <w:p>
-      <w:pPr>
-        <w:pStyle w:val="26"/>
-        <w:keepNext w:val="0"/>
-        <w:keepLines w:val="0"/>
-        <w:widowControl/>
-        <w:suppressLineNumbers w:val="0"/>
-      </w:pPr>
-      <w:r>
-        <w:t>Sau khi mô hình trả kết quả, dữ liệu đi theo chiều ngược lại qua Spring Boot để được liên kết với cơ sở dữ liệu.</w:t>
-      </w:r>
-    </w:p>
-    <w:p>
-      <w:pPr>
-        <w:pStyle w:val="26"/>
-        <w:keepNext w:val="0"/>
-        <w:keepLines w:val="0"/>
-        <w:widowControl/>
-        <w:suppressLineNumbers w:val="0"/>
-      </w:pPr>
-      <w:r>
-        <w:t>Luồng học tập:</w:t>
-      </w:r>
-    </w:p>
-    <w:p>
-      <w:pPr>
-        <w:keepNext w:val="0"/>
-        <w:keepLines w:val="0"/>
-        <w:widowControl/>
-        <w:suppressLineNumbers w:val="0"/>
-        <w:jc w:val="left"/>
-      </w:pPr>
-      <w:r>
-        <w:rPr>
-          <w:rFonts w:ascii="SimSun" w:hAnsi="SimSun" w:eastAsia="SimSun" w:cs="SimSun"/>
-          <w:kern w:val="0"/>
+          <w:lang w:val="en-US"/>
+        </w:rPr>
+        <w:t xml:space="preserve"> </w:t>
+      </w:r>
+      <w:r>
+        <w:rPr>
+          <w:rFonts w:hint="default"/>
+          <w:lang w:val="en-US"/>
+        </w:rPr>
+        <w:t>là</w:t>
+      </w:r>
+      <w:r>
+        <w:t xml:space="preserve"> chiều rộng ảnh gốc;</w:t>
+      </w:r>
+      <w:r>
+        <w:br w:type="textWrapping"/>
+      </w:r>
+      <m:oMath>
+        <m:sSub>
+          <m:sSubPr>
+            <m:ctrlPr>
+              <w:rPr>
+                <w:rFonts w:hint="default" w:ascii="Cambria Math" w:hAnsi="Cambria Math"/>
+                <w:sz w:val="24"/>
+              </w:rPr>
+            </m:ctrlPr>
+          </m:sSubPr>
+          <m:e>
+            <m:r>
+              <m:rPr/>
+              <w:rPr>
+                <w:rFonts w:hint="default" w:ascii="Cambria Math" w:hAnsi="Cambria Math"/>
+                <w:sz w:val="24"/>
+              </w:rPr>
+              <m:t>H</m:t>
+            </m:r>
+            <m:ctrlPr>
+              <w:rPr>
+                <w:rFonts w:ascii="Cambria Math" w:hAnsi="Cambria Math"/>
+                <w:sz w:val="24"/>
+              </w:rPr>
+            </m:ctrlPr>
+          </m:e>
+          <m:sub>
+            <m:r>
+              <m:rPr/>
+              <w:rPr>
+                <w:rFonts w:hint="default" w:ascii="Cambria Math" w:hAnsi="Cambria Math"/>
+                <w:sz w:val="24"/>
+              </w:rPr>
+              <m:t>i</m:t>
+            </m:r>
+            <m:ctrlPr>
+              <w:rPr>
+                <w:rFonts w:ascii="Cambria Math" w:hAnsi="Cambria Math"/>
+                <w:sz w:val="24"/>
+              </w:rPr>
+            </m:ctrlPr>
+          </m:sub>
+        </m:sSub>
+      </m:oMath>
+      <w:r>
+        <w:rPr>
+          <w:rFonts w:hint="default" w:hAnsi="Cambria Math"/>
+          <w:i w:val="0"/>
           <w:sz w:val="24"/>
-          <w:szCs w:val="24"/>
-          <w:lang w:val="en-US" w:eastAsia="zh-CN" w:bidi="ar"/>
-        </w:rPr>
-        <w:t xml:space="preserve">Ứng dụng↔Spring Boot↔PostgreSQL </w:t>
-      </w:r>
-    </w:p>
-    <w:p>
-      <w:pPr>
-        <w:pStyle w:val="26"/>
-        <w:keepNext w:val="0"/>
-        <w:keepLines w:val="0"/>
-        <w:widowControl/>
-        <w:suppressLineNumbers w:val="0"/>
-      </w:pPr>
-      <w:r>
-        <w:t>Luồng ảnh quản trị:</w:t>
-      </w:r>
-    </w:p>
-    <w:p>
-      <w:pPr>
-        <w:keepNext w:val="0"/>
-        <w:keepLines w:val="0"/>
-        <w:widowControl/>
-        <w:suppressLineNumbers w:val="0"/>
-        <w:jc w:val="left"/>
-      </w:pPr>
-      <w:r>
-        <w:rPr>
-          <w:rFonts w:ascii="SimSun" w:hAnsi="SimSun" w:eastAsia="SimSun" w:cs="SimSun"/>
-          <w:kern w:val="0"/>
+          <w:lang w:val="en-US"/>
+        </w:rPr>
+        <w:t xml:space="preserve"> </w:t>
+      </w:r>
+      <w:r>
+        <w:rPr>
+          <w:rFonts w:hint="default"/>
+          <w:lang w:val="en-US"/>
+        </w:rPr>
+        <w:t xml:space="preserve">là </w:t>
+      </w:r>
+      <w:r>
+        <w:t>chiều cao ảnh gốc;</w:t>
+      </w:r>
+      <w:r>
+        <w:br w:type="textWrapping"/>
+      </w:r>
+      <m:oMath>
+        <m:sSub>
+          <m:sSubPr>
+            <m:ctrlPr>
+              <w:rPr>
+                <w:rFonts w:hint="default" w:ascii="Cambria Math" w:hAnsi="Cambria Math"/>
+                <w:sz w:val="24"/>
+              </w:rPr>
+            </m:ctrlPr>
+          </m:sSubPr>
+          <m:e>
+            <m:r>
+              <m:rPr/>
+              <w:rPr>
+                <w:rFonts w:hint="default" w:ascii="Cambria Math" w:hAnsi="Cambria Math"/>
+                <w:sz w:val="24"/>
+              </w:rPr>
+              <m:t>W</m:t>
+            </m:r>
+            <m:ctrlPr>
+              <w:rPr>
+                <w:rFonts w:ascii="Cambria Math" w:hAnsi="Cambria Math"/>
+                <w:sz w:val="24"/>
+              </w:rPr>
+            </m:ctrlPr>
+          </m:e>
+          <m:sub>
+            <m:r>
+              <m:rPr/>
+              <w:rPr>
+                <w:rFonts w:hint="default" w:ascii="Cambria Math" w:hAnsi="Cambria Math"/>
+                <w:sz w:val="24"/>
+              </w:rPr>
+              <m:t>c</m:t>
+            </m:r>
+            <m:ctrlPr>
+              <w:rPr>
+                <w:rFonts w:ascii="Cambria Math" w:hAnsi="Cambria Math"/>
+                <w:sz w:val="24"/>
+              </w:rPr>
+            </m:ctrlPr>
+          </m:sub>
+        </m:sSub>
+      </m:oMath>
+      <w:r>
+        <w:rPr>
+          <w:rFonts w:hint="default" w:hAnsi="Cambria Math"/>
+          <w:i w:val="0"/>
           <w:sz w:val="24"/>
-          <w:szCs w:val="24"/>
-          <w:lang w:val="en-US" w:eastAsia="zh-CN" w:bidi="ar"/>
-        </w:rPr>
-        <w:t xml:space="preserve">Ứng dụng quản trị→Supabase Storage→Đường da^~n ảnh→Spring Boot→PostgreSQL </w:t>
-      </w:r>
-    </w:p>
-    <w:p>
-      <w:pPr>
-        <w:pStyle w:val="26"/>
-        <w:keepNext w:val="0"/>
-        <w:keepLines w:val="0"/>
-        <w:widowControl/>
-        <w:suppressLineNumbers w:val="0"/>
-      </w:pPr>
-      <w:r>
-        <w:t>Mô-đun Gemini nằm cạnh dịch vụ FastAPI như thành phần hỗ trợ tùy chọn. Nếu thành phần này không khả dụng, chu trình YOLO – từ vựng – thẻ ghi nhớ không bị dừng.</w:t>
-      </w:r>
-    </w:p>
-    <w:p>
-      <w:pPr>
-        <w:pStyle w:val="26"/>
-        <w:keepNext w:val="0"/>
-        <w:keepLines w:val="0"/>
-        <w:widowControl/>
-        <w:suppressLineNumbers w:val="0"/>
-      </w:pPr>
-      <w:r>
-        <w:rPr>
-          <w:rStyle w:val="27"/>
-        </w:rPr>
-        <w:t>[GHI CHÚ CHÈN HÌNH 3.2: KIẾN TRÚC TỔNG THỂ. Đây là hình quan trọng nhất Chương 3. Không vẽ Web Admin riêng. Một Mobile App chia hai nhánh Người học/Quản trị viên.]</w:t>
-      </w:r>
-    </w:p>
-    <w:p>
-      <w:pPr>
-        <w:pStyle w:val="4"/>
-        <w:keepNext w:val="0"/>
-        <w:keepLines w:val="0"/>
-        <w:widowControl/>
-        <w:suppressLineNumbers w:val="0"/>
-      </w:pPr>
-      <w:r>
-        <w:t>3.2.4. Thiết kế dữ liệu</w:t>
-      </w:r>
-    </w:p>
-    <w:p>
-      <w:pPr>
-        <w:pStyle w:val="26"/>
-        <w:keepNext w:val="0"/>
-        <w:keepLines w:val="0"/>
-        <w:widowControl/>
-        <w:suppressLineNumbers w:val="0"/>
-      </w:pPr>
-      <w:r>
-        <w:t>Dữ liệu nghiệp vụ được tổ chức quanh ba thực thể trung tâm: người dùng, từ vựng và bài học.</w:t>
-      </w:r>
-    </w:p>
-    <w:p>
-      <w:pPr>
-        <w:pStyle w:val="26"/>
-        <w:keepNext w:val="0"/>
-        <w:keepLines w:val="0"/>
-        <w:widowControl/>
-        <w:suppressLineNumbers w:val="0"/>
-      </w:pPr>
-      <w:r>
-        <w:t xml:space="preserve">Bảng </w:t>
-      </w:r>
-      <w:r>
-        <w:rPr>
-          <w:rStyle w:val="27"/>
-        </w:rPr>
-        <w:t>người dùng ứng dụng</w:t>
-      </w:r>
-      <w:r>
-        <w:t xml:space="preserve"> lưu mã người dùng tương ứng với tài khoản xác thực, tên hiển thị, vai trò và trạng thái khóa. Bảng không lưu mật khẩu bởi mật khẩu thuộc trách nhiệm của Supabase Auth.</w:t>
-      </w:r>
-    </w:p>
-    <w:p>
-      <w:pPr>
-        <w:pStyle w:val="26"/>
-        <w:keepNext w:val="0"/>
-        <w:keepLines w:val="0"/>
-        <w:widowControl/>
-        <w:suppressLineNumbers w:val="0"/>
-      </w:pPr>
-      <w:r>
-        <w:t xml:space="preserve">Bảng </w:t>
-      </w:r>
-      <w:r>
-        <w:rPr>
-          <w:rStyle w:val="27"/>
-        </w:rPr>
-        <w:t>từ vựng</w:t>
-      </w:r>
-      <w:r>
-        <w:t xml:space="preserve"> lưu nhãn nhận diện và nội dung ngôn ngữ. Nhãn phải duy nhất. Các thông tin như nghĩa, định nghĩa, ví dụ hoặc ảnh có thể được Quản trị viên chỉnh sửa mà không thay đổi nhãn.</w:t>
-      </w:r>
-    </w:p>
-    <w:p>
-      <w:pPr>
-        <w:pStyle w:val="26"/>
-        <w:keepNext w:val="0"/>
-        <w:keepLines w:val="0"/>
-        <w:widowControl/>
-        <w:suppressLineNumbers w:val="0"/>
-      </w:pPr>
-      <w:r>
-        <w:t xml:space="preserve">Bảng </w:t>
-      </w:r>
-      <w:r>
-        <w:rPr>
-          <w:rStyle w:val="27"/>
-        </w:rPr>
-        <w:t>thẻ ghi nhớ</w:t>
-      </w:r>
-      <w:r>
-        <w:t xml:space="preserve"> tạo quan hệ giữa người dùng và từ. Ngoài hai khóa liên kết, mỗi thẻ lưu hệ số dễ nhớ, số lần lặp, khoảng ôn và thời điểm ôn tiếp theo. Ràng buộc duy nhất trên cặp người dùng – từ bảo đảm một người không lưu trùng cùng một mục từ.</w:t>
-      </w:r>
-    </w:p>
-    <w:p>
-      <w:pPr>
-        <w:pStyle w:val="26"/>
-        <w:keepNext w:val="0"/>
-        <w:keepLines w:val="0"/>
-        <w:widowControl/>
-        <w:suppressLineNumbers w:val="0"/>
-      </w:pPr>
-      <w:r>
-        <w:t xml:space="preserve">Bảng </w:t>
-      </w:r>
-      <w:r>
-        <w:rPr>
-          <w:rStyle w:val="27"/>
-        </w:rPr>
-        <w:t>bài học</w:t>
-      </w:r>
-      <w:r>
-        <w:t xml:space="preserve"> chứa thông tin chủ đề. Quan hệ giữa bài học và từ vựng được lưu ở bảng liên kết riêng để một từ có thể xuất hiện ở nhiều bài khác nhau mà không sao chép nội dung.</w:t>
-      </w:r>
-    </w:p>
-    <w:p>
-      <w:pPr>
-        <w:pStyle w:val="26"/>
-        <w:keepNext w:val="0"/>
-        <w:keepLines w:val="0"/>
-        <w:widowControl/>
-        <w:suppressLineNumbers w:val="0"/>
-      </w:pPr>
-      <w:r>
-        <w:t xml:space="preserve">Bảng </w:t>
-      </w:r>
-      <w:r>
-        <w:rPr>
-          <w:rStyle w:val="27"/>
-        </w:rPr>
-        <w:t>tiến độ bài học</w:t>
-      </w:r>
-      <w:r>
-        <w:t xml:space="preserve"> kết hợp người dùng với bài học và lưu điểm gần nhất, điểm cao nhất cùng thời điểm hoàn thành.</w:t>
-      </w:r>
-    </w:p>
-    <w:p>
-      <w:pPr>
-        <w:pStyle w:val="26"/>
-        <w:keepNext w:val="0"/>
-        <w:keepLines w:val="0"/>
-        <w:widowControl/>
-        <w:suppressLineNumbers w:val="0"/>
-      </w:pPr>
-      <w:r>
-        <w:t>Như vậy, mô hình dữ liệu hiện tại gồm sáu bảng nghiệp vụ chính: người dùng, từ vựng, thẻ ghi nhớ, bài học, quan hệ bài học – từ vựng và tiến độ bài học.</w:t>
-      </w:r>
-    </w:p>
-    <w:p>
-      <w:pPr>
-        <w:pStyle w:val="26"/>
-        <w:keepNext w:val="0"/>
-        <w:keepLines w:val="0"/>
-        <w:widowControl/>
-        <w:suppressLineNumbers w:val="0"/>
-      </w:pPr>
-      <w:r>
-        <w:rPr>
-          <w:rStyle w:val="27"/>
-        </w:rPr>
-        <w:t>[GHI CHÚ CHÈN HÌNH 3.3: SƠ ĐỒ THỰC THỂ – LIÊN KẾT. Không đưa bảng tiến độ cũ, điểm kinh nghiệm, bảng xếp hạng hay huy hiệu.]</w:t>
-      </w:r>
-    </w:p>
-    <w:p>
-      <w:pPr>
-        <w:pStyle w:val="4"/>
-        <w:keepNext w:val="0"/>
-        <w:keepLines w:val="0"/>
-        <w:widowControl/>
-        <w:suppressLineNumbers w:val="0"/>
-      </w:pPr>
-      <w:r>
-        <w:t>3.2.5. Quy trình nhận diện và ánh xạ từ vựng</w:t>
-      </w:r>
-    </w:p>
-    <w:p>
-      <w:pPr>
-        <w:pStyle w:val="26"/>
-        <w:keepNext w:val="0"/>
-        <w:keepLines w:val="0"/>
-        <w:widowControl/>
-        <w:suppressLineNumbers w:val="0"/>
-      </w:pPr>
-      <w:r>
-        <w:t>Khi người học bắt đầu quét, ứng dụng yêu cầu quyền cần thiết rồi nhận ảnh. Ảnh được gửi lên Spring Boot cùng phiên xác thực. Máy chủ kiểm tra ảnh không rỗng và đúng kiểu dữ liệu trước khi chuyển tiếp.</w:t>
-      </w:r>
-    </w:p>
-    <w:p>
-      <w:pPr>
-        <w:pStyle w:val="26"/>
-        <w:keepNext w:val="0"/>
-        <w:keepLines w:val="0"/>
-        <w:widowControl/>
-        <w:suppressLineNumbers w:val="0"/>
-      </w:pPr>
-      <w:r>
-        <w:t>FastAPI mở ảnh, ghi nhận kích thước gốc và thực hiện suy luận bằng YOLO-World v2. Các dự đoán dưới ngưỡng mức tin cậy bị loại. Đối với mỗi kết quả còn lại, dịch vụ trả tên lớp và tọa độ khung bao.</w:t>
-      </w:r>
-    </w:p>
-    <w:p>
-      <w:pPr>
-        <w:pStyle w:val="26"/>
-        <w:keepNext w:val="0"/>
-        <w:keepLines w:val="0"/>
-        <w:widowControl/>
-        <w:suppressLineNumbers w:val="0"/>
-      </w:pPr>
-      <w:r>
-        <w:t>Spring Boot nhận danh sách kết quả rồi tra cứu từng nhãn trong bảng từ vựng. Nếu tìm thấy, dữ liệu từ được đính kèm kết quả. Nếu không tìm thấy, khung nhận diện có thể vẫn tồn tại ở dữ liệu kỹ thuật nhưng ứng dụng không cho phép lưu một từ không có mã từ vựng thật.</w:t>
-      </w:r>
-    </w:p>
-    <w:p>
-      <w:pPr>
-        <w:pStyle w:val="26"/>
-        <w:keepNext w:val="0"/>
-        <w:keepLines w:val="0"/>
-        <w:widowControl/>
-        <w:suppressLineNumbers w:val="0"/>
-      </w:pPr>
-      <w:r>
-        <w:t>Sau khi nhận dữ liệu, điện thoại vẽ các khung trên ảnh. Người học lựa chọn một khung và xem chi tiết từ tương ứng.</w:t>
-      </w:r>
-    </w:p>
-    <w:p>
-      <w:pPr>
-        <w:pStyle w:val="26"/>
-        <w:keepNext w:val="0"/>
-        <w:keepLines w:val="0"/>
-        <w:widowControl/>
-        <w:suppressLineNumbers w:val="0"/>
-      </w:pPr>
-      <w:r>
-        <w:rPr>
-          <w:rStyle w:val="27"/>
-        </w:rPr>
-        <w:t>[GHI CHÚ PHỤ LỤC: Có thể vẽ Biểu đồ hoạt động “Quy trình nhận diện và lưu từ” và để xuống Phụ lục A thay vì làm Chương 3 quá nhiều hình.]</w:t>
-      </w:r>
-    </w:p>
-    <w:p>
-      <w:pPr>
-        <w:pStyle w:val="4"/>
-        <w:keepNext w:val="0"/>
-        <w:keepLines w:val="0"/>
-        <w:widowControl/>
-        <w:suppressLineNumbers w:val="0"/>
-      </w:pPr>
-      <w:r>
-        <w:t>3.2.6. Biến đổi tọa độ khung bao</w:t>
-      </w:r>
-    </w:p>
-    <w:p>
-      <w:pPr>
-        <w:pStyle w:val="26"/>
-        <w:keepNext w:val="0"/>
-        <w:keepLines w:val="0"/>
-        <w:widowControl/>
-        <w:suppressLineNumbers w:val="0"/>
-      </w:pPr>
-      <w:r>
-        <w:t>Mô hình trả tọa độ theo kích thước ảnh gốc, trong khi điện thoại hiển thị ảnh trong một vùng có kích thước khác. Ứng dụng sử dụng chế độ giữ nguyên tỷ lệ ảnh nên cần tính cả hệ số co và khoảng lệch.</w:t>
-      </w:r>
-    </w:p>
-    <w:p>
-      <w:pPr>
-        <w:pStyle w:val="26"/>
-        <w:keepNext w:val="0"/>
-        <w:keepLines w:val="0"/>
-        <w:widowControl/>
-        <w:suppressLineNumbers w:val="0"/>
-      </w:pPr>
-      <w:r>
-        <w:t>Gọi chiều rộng, chiều cao vùng hiển thị là Wc​,Hc​, còn kích thước ảnh gốc là Wi​,Hi​. Hệ số co:</w:t>
-      </w:r>
-    </w:p>
-    <w:p>
-      <w:pPr>
-        <w:keepNext w:val="0"/>
-        <w:keepLines w:val="0"/>
-        <w:widowControl/>
-        <w:suppressLineNumbers w:val="0"/>
-        <w:jc w:val="left"/>
-      </w:pPr>
-      <w:r>
-        <w:rPr>
-          <w:rFonts w:ascii="SimSun" w:hAnsi="SimSun" w:eastAsia="SimSun" w:cs="SimSun"/>
-          <w:kern w:val="0"/>
+          <w:lang w:val="en-US"/>
+        </w:rPr>
+        <w:t xml:space="preserve"> </w:t>
+      </w:r>
+      <w:r>
+        <w:rPr>
+          <w:rFonts w:hint="default"/>
+          <w:lang w:val="en-US"/>
+        </w:rPr>
+        <w:t xml:space="preserve">là </w:t>
+      </w:r>
+      <w:r>
+        <w:t>chiều rộng vùng hiển thị;</w:t>
+      </w:r>
+      <w:r>
+        <w:br w:type="textWrapping"/>
+      </w:r>
+      <m:oMath>
+        <m:sSub>
+          <m:sSubPr>
+            <m:ctrlPr>
+              <w:rPr>
+                <w:rFonts w:hint="default" w:ascii="Cambria Math" w:hAnsi="Cambria Math"/>
+                <w:sz w:val="24"/>
+              </w:rPr>
+            </m:ctrlPr>
+          </m:sSubPr>
+          <m:e>
+            <m:r>
+              <m:rPr/>
+              <w:rPr>
+                <w:rFonts w:hint="default" w:ascii="Cambria Math" w:hAnsi="Cambria Math"/>
+                <w:sz w:val="24"/>
+              </w:rPr>
+              <m:t>H</m:t>
+            </m:r>
+            <m:ctrlPr>
+              <w:rPr>
+                <w:rFonts w:ascii="Cambria Math" w:hAnsi="Cambria Math"/>
+                <w:sz w:val="24"/>
+              </w:rPr>
+            </m:ctrlPr>
+          </m:e>
+          <m:sub>
+            <m:r>
+              <m:rPr/>
+              <w:rPr>
+                <w:rFonts w:hint="default" w:ascii="Cambria Math" w:hAnsi="Cambria Math"/>
+                <w:sz w:val="24"/>
+              </w:rPr>
+              <m:t>c</m:t>
+            </m:r>
+            <m:ctrlPr>
+              <w:rPr>
+                <w:rFonts w:ascii="Cambria Math" w:hAnsi="Cambria Math"/>
+                <w:sz w:val="24"/>
+              </w:rPr>
+            </m:ctrlPr>
+          </m:sub>
+        </m:sSub>
+      </m:oMath>
+      <w:r>
+        <w:rPr>
+          <w:rFonts w:hint="default" w:hAnsi="Cambria Math"/>
+          <w:i w:val="0"/>
           <w:sz w:val="24"/>
-          <w:szCs w:val="24"/>
-          <w:lang w:val="en-US" w:eastAsia="zh-CN" w:bidi="ar"/>
-        </w:rPr>
-        <w:t xml:space="preserve">S=min(Wi​Wc​​,Hi​Hc​​) </w:t>
-      </w:r>
-    </w:p>
-    <w:p>
-      <w:pPr>
-        <w:pStyle w:val="26"/>
-        <w:keepNext w:val="0"/>
-        <w:keepLines w:val="0"/>
-        <w:widowControl/>
-        <w:suppressLineNumbers w:val="0"/>
-      </w:pPr>
-      <w:r>
-        <w:t>Kích thước hiển thị thật của ảnh:</w:t>
-      </w:r>
-    </w:p>
-    <w:p>
-      <w:pPr>
-        <w:keepNext w:val="0"/>
-        <w:keepLines w:val="0"/>
-        <w:widowControl/>
-        <w:suppressLineNumbers w:val="0"/>
-        <w:jc w:val="left"/>
-      </w:pPr>
-      <w:r>
-        <w:rPr>
-          <w:rFonts w:ascii="SimSun" w:hAnsi="SimSun" w:eastAsia="SimSun" w:cs="SimSun"/>
-          <w:kern w:val="0"/>
+          <w:lang w:val="en-US"/>
+        </w:rPr>
+        <w:t xml:space="preserve"> </w:t>
+      </w:r>
+      <w:r>
+        <w:rPr>
+          <w:rFonts w:hint="default"/>
+          <w:lang w:val="en-US"/>
+        </w:rPr>
+        <w:t xml:space="preserve">là </w:t>
+      </w:r>
+      <w:r>
+        <w:t>chiều cao vùng hiển thị.</w:t>
+      </w:r>
+    </w:p>
+    <w:p>
+      <w:pPr>
+        <w:pStyle w:val="26"/>
+        <w:keepNext w:val="0"/>
+        <w:keepLines w:val="0"/>
+        <w:widowControl/>
+        <w:suppressLineNumbers w:val="0"/>
+      </w:pPr>
+      <w:r>
+        <w:t>Hệ số thu phóng được xác định:</w:t>
+      </w:r>
+    </w:p>
+    <w:p>
+      <w:pPr>
+        <m:rPr/>
+        <w:rPr>
+          <w:rFonts w:hint="default" w:hAnsi="Cambria Math" w:eastAsia="Times New Roman"/>
+          <w:i w:val="0"/>
           <w:sz w:val="24"/>
-          <w:szCs w:val="24"/>
-          <w:lang w:val="en-US" w:eastAsia="zh-CN" w:bidi="ar"/>
-        </w:rPr>
-        <w:t xml:space="preserve">Ws​=Wi​S,Hs​=Hi​S </w:t>
-      </w:r>
-    </w:p>
-    <w:p>
-      <w:pPr>
-        <w:pStyle w:val="26"/>
-        <w:keepNext w:val="0"/>
-        <w:keepLines w:val="0"/>
-        <w:widowControl/>
-        <w:suppressLineNumbers w:val="0"/>
-      </w:pPr>
-      <w:r>
-        <w:t>Khoảng lệch:</w:t>
-      </w:r>
-    </w:p>
-    <w:p>
-      <w:pPr>
-        <w:keepNext w:val="0"/>
-        <w:keepLines w:val="0"/>
-        <w:widowControl/>
-        <w:suppressLineNumbers w:val="0"/>
-        <w:jc w:val="left"/>
-      </w:pPr>
-      <w:r>
-        <w:rPr>
-          <w:rFonts w:ascii="SimSun" w:hAnsi="SimSun" w:eastAsia="SimSun" w:cs="SimSun"/>
-          <w:kern w:val="0"/>
+        </w:rPr>
+      </w:pPr>
+      <m:oMathPara>
+        <m:oMath>
+          <m:r>
+            <m:rPr/>
+            <w:rPr>
+              <w:rFonts w:hint="default" w:ascii="Cambria Math" w:hAnsi="Cambria Math" w:eastAsia="Times New Roman"/>
+              <w:sz w:val="24"/>
+            </w:rPr>
+            <m:t>S=</m:t>
+          </m:r>
+          <m:func>
+            <m:funcPr>
+              <m:ctrlPr>
+                <w:rPr>
+                  <w:rFonts w:hint="default" w:ascii="Cambria Math" w:hAnsi="Cambria Math" w:eastAsia="Times New Roman"/>
+                  <w:sz w:val="24"/>
+                </w:rPr>
+              </m:ctrlPr>
+            </m:funcPr>
+            <m:fName>
+              <m:limLow>
+                <m:limLowPr>
+                  <m:ctrlPr>
+                    <w:rPr>
+                      <w:rFonts w:hint="default" w:ascii="Cambria Math" w:hAnsi="Cambria Math" w:eastAsia="Times New Roman"/>
+                      <w:sz w:val="24"/>
+                    </w:rPr>
+                  </m:ctrlPr>
+                </m:limLowPr>
+                <m:e>
+                  <m:r>
+                    <m:rPr>
+                      <m:sty m:val="p"/>
+                    </m:rPr>
+                    <w:rPr>
+                      <w:rFonts w:hint="default" w:ascii="Cambria Math" w:hAnsi="Cambria Math" w:eastAsia="Times New Roman"/>
+                      <w:sz w:val="24"/>
+                    </w:rPr>
+                    <m:t>min</m:t>
+                  </m:r>
+                  <m:ctrlPr>
+                    <w:rPr>
+                      <w:rFonts w:ascii="Cambria Math" w:hAnsi="Cambria Math" w:eastAsia="Times New Roman"/>
+                      <w:sz w:val="24"/>
+                    </w:rPr>
+                  </m:ctrlPr>
+                </m:e>
+                <m:lim>
+                  <m:ctrlPr>
+                    <w:rPr>
+                      <w:rFonts w:ascii="Cambria Math" w:hAnsi="Cambria Math" w:eastAsia="Times New Roman"/>
+                      <w:sz w:val="24"/>
+                    </w:rPr>
+                  </m:ctrlPr>
+                </m:lim>
+              </m:limLow>
+              <m:ctrlPr>
+                <w:rPr>
+                  <w:rFonts w:hint="default" w:ascii="Cambria Math" w:hAnsi="Cambria Math" w:eastAsia="Times New Roman"/>
+                  <w:sz w:val="24"/>
+                </w:rPr>
+              </m:ctrlPr>
+            </m:fName>
+            <m:e>
+              <m:d>
+                <m:dPr>
+                  <m:ctrlPr>
+                    <w:rPr>
+                      <w:rFonts w:hint="default" w:ascii="Cambria Math" w:hAnsi="Cambria Math" w:eastAsia="Times New Roman"/>
+                      <w:sz w:val="24"/>
+                    </w:rPr>
+                  </m:ctrlPr>
+                </m:dPr>
+                <m:e>
+                  <m:f>
+                    <m:fPr>
+                      <m:ctrlPr>
+                        <w:rPr>
+                          <w:rFonts w:hint="default" w:ascii="Cambria Math" w:hAnsi="Cambria Math" w:eastAsia="Times New Roman"/>
+                          <w:sz w:val="24"/>
+                        </w:rPr>
+                      </m:ctrlPr>
+                    </m:fPr>
+                    <m:num>
+                      <m:sSub>
+                        <m:sSubPr>
+                          <m:ctrlPr>
+                            <w:rPr>
+                              <w:rFonts w:hint="default" w:ascii="Cambria Math" w:hAnsi="Cambria Math" w:eastAsia="Times New Roman"/>
+                              <w:sz w:val="24"/>
+                            </w:rPr>
+                          </m:ctrlPr>
+                        </m:sSubPr>
+                        <m:e>
+                          <m:r>
+                            <m:rPr/>
+                            <w:rPr>
+                              <w:rFonts w:hint="default" w:ascii="Cambria Math" w:hAnsi="Cambria Math" w:eastAsia="Times New Roman"/>
+                              <w:sz w:val="24"/>
+                            </w:rPr>
+                            <m:t>W</m:t>
+                          </m:r>
+                          <m:ctrlPr>
+                            <w:rPr>
+                              <w:rFonts w:ascii="Cambria Math" w:hAnsi="Cambria Math" w:eastAsia="Times New Roman"/>
+                              <w:sz w:val="24"/>
+                            </w:rPr>
+                          </m:ctrlPr>
+                        </m:e>
+                        <m:sub>
+                          <m:r>
+                            <m:rPr/>
+                            <w:rPr>
+                              <w:rFonts w:hint="default" w:ascii="Cambria Math" w:hAnsi="Cambria Math" w:eastAsia="Times New Roman"/>
+                              <w:sz w:val="24"/>
+                            </w:rPr>
+                            <m:t>c</m:t>
+                          </m:r>
+                          <m:ctrlPr>
+                            <w:rPr>
+                              <w:rFonts w:ascii="Cambria Math" w:hAnsi="Cambria Math" w:eastAsia="Times New Roman"/>
+                              <w:sz w:val="24"/>
+                            </w:rPr>
+                          </m:ctrlPr>
+                        </m:sub>
+                      </m:sSub>
+                      <m:ctrlPr>
+                        <w:rPr>
+                          <w:rFonts w:hint="default" w:ascii="Cambria Math" w:hAnsi="Cambria Math" w:eastAsia="Times New Roman"/>
+                          <w:sz w:val="24"/>
+                        </w:rPr>
+                      </m:ctrlPr>
+                    </m:num>
+                    <m:den>
+                      <m:sSub>
+                        <m:sSubPr>
+                          <m:ctrlPr>
+                            <w:rPr>
+                              <w:rFonts w:hint="default" w:ascii="Cambria Math" w:hAnsi="Cambria Math" w:eastAsia="Times New Roman"/>
+                              <w:sz w:val="24"/>
+                            </w:rPr>
+                          </m:ctrlPr>
+                        </m:sSubPr>
+                        <m:e>
+                          <m:r>
+                            <m:rPr/>
+                            <w:rPr>
+                              <w:rFonts w:hint="default" w:ascii="Cambria Math" w:hAnsi="Cambria Math" w:eastAsia="Times New Roman"/>
+                              <w:sz w:val="24"/>
+                            </w:rPr>
+                            <m:t>W</m:t>
+                          </m:r>
+                          <m:ctrlPr>
+                            <w:rPr>
+                              <w:rFonts w:ascii="Cambria Math" w:hAnsi="Cambria Math" w:eastAsia="Times New Roman"/>
+                              <w:sz w:val="24"/>
+                            </w:rPr>
+                          </m:ctrlPr>
+                        </m:e>
+                        <m:sub>
+                          <m:r>
+                            <m:rPr/>
+                            <w:rPr>
+                              <w:rFonts w:hint="default" w:ascii="Cambria Math" w:hAnsi="Cambria Math" w:eastAsia="Times New Roman"/>
+                              <w:sz w:val="24"/>
+                            </w:rPr>
+                            <m:t>i</m:t>
+                          </m:r>
+                          <m:ctrlPr>
+                            <w:rPr>
+                              <w:rFonts w:ascii="Cambria Math" w:hAnsi="Cambria Math" w:eastAsia="Times New Roman"/>
+                              <w:sz w:val="24"/>
+                            </w:rPr>
+                          </m:ctrlPr>
+                        </m:sub>
+                      </m:sSub>
+                      <m:ctrlPr>
+                        <w:rPr>
+                          <w:rFonts w:hint="default" w:ascii="Cambria Math" w:hAnsi="Cambria Math" w:eastAsia="Times New Roman"/>
+                          <w:sz w:val="24"/>
+                        </w:rPr>
+                      </m:ctrlPr>
+                    </m:den>
+                  </m:f>
+                  <m:r>
+                    <m:rPr/>
+                    <w:rPr>
+                      <w:rFonts w:hint="default" w:ascii="Cambria Math" w:hAnsi="Cambria Math" w:eastAsia="Times New Roman"/>
+                      <w:sz w:val="24"/>
+                    </w:rPr>
+                    <m:t>,</m:t>
+                  </m:r>
+                  <m:f>
+                    <m:fPr>
+                      <m:ctrlPr>
+                        <w:rPr>
+                          <w:rFonts w:hint="default" w:ascii="Cambria Math" w:hAnsi="Cambria Math" w:eastAsia="Times New Roman"/>
+                          <w:sz w:val="24"/>
+                        </w:rPr>
+                      </m:ctrlPr>
+                    </m:fPr>
+                    <m:num>
+                      <m:sSub>
+                        <m:sSubPr>
+                          <m:ctrlPr>
+                            <w:rPr>
+                              <w:rFonts w:hint="default" w:ascii="Cambria Math" w:hAnsi="Cambria Math" w:eastAsia="Times New Roman"/>
+                              <w:sz w:val="24"/>
+                            </w:rPr>
+                          </m:ctrlPr>
+                        </m:sSubPr>
+                        <m:e>
+                          <m:r>
+                            <m:rPr/>
+                            <w:rPr>
+                              <w:rFonts w:hint="default" w:ascii="Cambria Math" w:hAnsi="Cambria Math" w:eastAsia="Times New Roman"/>
+                              <w:sz w:val="24"/>
+                            </w:rPr>
+                            <m:t>H</m:t>
+                          </m:r>
+                          <m:ctrlPr>
+                            <w:rPr>
+                              <w:rFonts w:ascii="Cambria Math" w:hAnsi="Cambria Math" w:eastAsia="Times New Roman"/>
+                              <w:sz w:val="24"/>
+                            </w:rPr>
+                          </m:ctrlPr>
+                        </m:e>
+                        <m:sub>
+                          <m:r>
+                            <m:rPr/>
+                            <w:rPr>
+                              <w:rFonts w:hint="default" w:ascii="Cambria Math" w:hAnsi="Cambria Math" w:eastAsia="Times New Roman"/>
+                              <w:sz w:val="24"/>
+                            </w:rPr>
+                            <m:t>c</m:t>
+                          </m:r>
+                          <m:ctrlPr>
+                            <w:rPr>
+                              <w:rFonts w:ascii="Cambria Math" w:hAnsi="Cambria Math" w:eastAsia="Times New Roman"/>
+                              <w:sz w:val="24"/>
+                            </w:rPr>
+                          </m:ctrlPr>
+                        </m:sub>
+                      </m:sSub>
+                      <m:ctrlPr>
+                        <w:rPr>
+                          <w:rFonts w:hint="default" w:ascii="Cambria Math" w:hAnsi="Cambria Math" w:eastAsia="Times New Roman"/>
+                          <w:sz w:val="24"/>
+                        </w:rPr>
+                      </m:ctrlPr>
+                    </m:num>
+                    <m:den>
+                      <m:sSub>
+                        <m:sSubPr>
+                          <m:ctrlPr>
+                            <w:rPr>
+                              <w:rFonts w:hint="default" w:ascii="Cambria Math" w:hAnsi="Cambria Math" w:eastAsia="Times New Roman"/>
+                              <w:sz w:val="24"/>
+                            </w:rPr>
+                          </m:ctrlPr>
+                        </m:sSubPr>
+                        <m:e>
+                          <m:r>
+                            <m:rPr/>
+                            <w:rPr>
+                              <w:rFonts w:hint="default" w:ascii="Cambria Math" w:hAnsi="Cambria Math" w:eastAsia="Times New Roman"/>
+                              <w:sz w:val="24"/>
+                            </w:rPr>
+                            <m:t>H</m:t>
+                          </m:r>
+                          <m:ctrlPr>
+                            <w:rPr>
+                              <w:rFonts w:ascii="Cambria Math" w:hAnsi="Cambria Math" w:eastAsia="Times New Roman"/>
+                              <w:sz w:val="24"/>
+                            </w:rPr>
+                          </m:ctrlPr>
+                        </m:e>
+                        <m:sub>
+                          <m:r>
+                            <m:rPr/>
+                            <w:rPr>
+                              <w:rFonts w:hint="default" w:ascii="Cambria Math" w:hAnsi="Cambria Math" w:eastAsia="Times New Roman"/>
+                              <w:sz w:val="24"/>
+                            </w:rPr>
+                            <m:t>i</m:t>
+                          </m:r>
+                          <m:ctrlPr>
+                            <w:rPr>
+                              <w:rFonts w:ascii="Cambria Math" w:hAnsi="Cambria Math" w:eastAsia="Times New Roman"/>
+                              <w:sz w:val="24"/>
+                            </w:rPr>
+                          </m:ctrlPr>
+                        </m:sub>
+                      </m:sSub>
+                      <m:ctrlPr>
+                        <w:rPr>
+                          <w:rFonts w:hint="default" w:ascii="Cambria Math" w:hAnsi="Cambria Math" w:eastAsia="Times New Roman"/>
+                          <w:sz w:val="24"/>
+                        </w:rPr>
+                      </m:ctrlPr>
+                    </m:den>
+                  </m:f>
+                  <m:ctrlPr>
+                    <w:rPr>
+                      <w:rFonts w:hint="default" w:ascii="Cambria Math" w:hAnsi="Cambria Math" w:eastAsia="Times New Roman"/>
+                      <w:sz w:val="24"/>
+                    </w:rPr>
+                  </m:ctrlPr>
+                </m:e>
+              </m:d>
+              <m:ctrlPr>
+                <w:rPr>
+                  <w:rFonts w:hint="default" w:ascii="Cambria Math" w:hAnsi="Cambria Math" w:eastAsia="Times New Roman"/>
+                  <w:sz w:val="24"/>
+                </w:rPr>
+              </m:ctrlPr>
+            </m:e>
+          </m:func>
+        </m:oMath>
+      </m:oMathPara>
+    </w:p>
+    <w:p>
+      <w:pPr>
+        <w:pStyle w:val="26"/>
+        <w:keepNext w:val="0"/>
+        <w:keepLines w:val="0"/>
+        <w:widowControl/>
+        <w:suppressLineNumbers w:val="0"/>
+        <w:spacing w:before="0" w:beforeAutospacing="1" w:after="0" w:afterAutospacing="1"/>
+        <w:ind w:left="0" w:right="0"/>
+      </w:pPr>
+      <w:r>
+        <w:t>Kích thước thật của ảnh sau khi thu phóng:</w:t>
+      </w:r>
+    </w:p>
+    <w:p>
+      <w:pPr>
+        <w:pStyle w:val="26"/>
+        <w:keepNext w:val="0"/>
+        <w:keepLines w:val="0"/>
+        <w:widowControl/>
+        <w:suppressLineNumbers w:val="0"/>
+        <w:spacing w:before="0" w:beforeAutospacing="1" w:after="0" w:afterAutospacing="1"/>
+        <w:ind w:left="0" w:right="0"/>
+        <m:rPr/>
+        <w:rPr>
+          <w:rFonts w:hint="default" w:hAnsi="Cambria Math" w:eastAsia="Times New Roman"/>
+          <w:i w:val="0"/>
           <w:sz w:val="24"/>
-          <w:szCs w:val="24"/>
-          <w:lang w:val="en-US" w:eastAsia="zh-CN" w:bidi="ar"/>
-        </w:rPr>
-        <w:t xml:space="preserve">Ox​=2Wc​−Ws​​,Oy​=2Hc​−Hs​​ </w:t>
-      </w:r>
-    </w:p>
-    <w:p>
-      <w:pPr>
-        <w:pStyle w:val="26"/>
-        <w:keepNext w:val="0"/>
-        <w:keepLines w:val="0"/>
-        <w:widowControl/>
-        <w:suppressLineNumbers w:val="0"/>
-      </w:pPr>
-      <w:r>
-        <w:t>Một điểm (x,y) trên ảnh gốc được đưa lên màn hình:</w:t>
-      </w:r>
-    </w:p>
-    <w:p>
-      <w:pPr>
-        <w:keepNext w:val="0"/>
-        <w:keepLines w:val="0"/>
-        <w:widowControl/>
-        <w:suppressLineNumbers w:val="0"/>
-        <w:jc w:val="left"/>
-      </w:pPr>
-      <w:r>
-        <w:rPr>
-          <w:rFonts w:ascii="SimSun" w:hAnsi="SimSun" w:eastAsia="SimSun" w:cs="SimSun"/>
-          <w:kern w:val="0"/>
+        </w:rPr>
+      </w:pPr>
+      <m:oMathPara>
+        <m:oMath>
+          <m:sSub>
+            <m:sSubPr>
+              <m:ctrlPr>
+                <w:rPr>
+                  <w:rFonts w:hint="default" w:ascii="Cambria Math" w:hAnsi="Cambria Math" w:eastAsia="Times New Roman"/>
+                  <w:sz w:val="24"/>
+                </w:rPr>
+              </m:ctrlPr>
+            </m:sSubPr>
+            <m:e>
+              <m:r>
+                <m:rPr/>
+                <w:rPr>
+                  <w:rFonts w:hint="default" w:ascii="Cambria Math" w:hAnsi="Cambria Math" w:eastAsia="Times New Roman"/>
+                  <w:sz w:val="24"/>
+                </w:rPr>
+                <m:t>W</m:t>
+              </m:r>
+              <m:ctrlPr>
+                <w:rPr>
+                  <w:rFonts w:ascii="Cambria Math" w:hAnsi="Cambria Math" w:eastAsia="Times New Roman"/>
+                  <w:sz w:val="24"/>
+                </w:rPr>
+              </m:ctrlPr>
+            </m:e>
+            <m:sub>
+              <m:r>
+                <m:rPr/>
+                <w:rPr>
+                  <w:rFonts w:hint="default" w:ascii="Cambria Math" w:hAnsi="Cambria Math" w:eastAsia="Times New Roman"/>
+                  <w:sz w:val="24"/>
+                </w:rPr>
+                <m:t>s</m:t>
+              </m:r>
+              <m:ctrlPr>
+                <w:rPr>
+                  <w:rFonts w:ascii="Cambria Math" w:hAnsi="Cambria Math" w:eastAsia="Times New Roman"/>
+                  <w:sz w:val="24"/>
+                </w:rPr>
+              </m:ctrlPr>
+            </m:sub>
+          </m:sSub>
+          <m:r>
+            <m:rPr/>
+            <w:rPr>
+              <w:rFonts w:hint="default" w:ascii="Cambria Math" w:hAnsi="Cambria Math" w:eastAsia="Times New Roman"/>
+              <w:sz w:val="24"/>
+            </w:rPr>
+            <m:t>=</m:t>
+          </m:r>
+          <m:sSub>
+            <m:sSubPr>
+              <m:ctrlPr>
+                <w:rPr>
+                  <w:rFonts w:hint="default" w:ascii="Cambria Math" w:hAnsi="Cambria Math" w:eastAsia="Times New Roman"/>
+                  <w:sz w:val="24"/>
+                </w:rPr>
+              </m:ctrlPr>
+            </m:sSubPr>
+            <m:e>
+              <m:r>
+                <m:rPr/>
+                <w:rPr>
+                  <w:rFonts w:hint="default" w:ascii="Cambria Math" w:hAnsi="Cambria Math" w:eastAsia="Times New Roman"/>
+                  <w:sz w:val="24"/>
+                </w:rPr>
+                <m:t>W</m:t>
+              </m:r>
+              <m:ctrlPr>
+                <w:rPr>
+                  <w:rFonts w:ascii="Cambria Math" w:hAnsi="Cambria Math" w:eastAsia="Times New Roman"/>
+                  <w:sz w:val="24"/>
+                </w:rPr>
+              </m:ctrlPr>
+            </m:e>
+            <m:sub>
+              <m:r>
+                <m:rPr/>
+                <w:rPr>
+                  <w:rFonts w:hint="default" w:ascii="Cambria Math" w:hAnsi="Cambria Math" w:eastAsia="Times New Roman"/>
+                  <w:sz w:val="24"/>
+                </w:rPr>
+                <m:t>i</m:t>
+              </m:r>
+              <m:ctrlPr>
+                <w:rPr>
+                  <w:rFonts w:ascii="Cambria Math" w:hAnsi="Cambria Math" w:eastAsia="Times New Roman"/>
+                  <w:sz w:val="24"/>
+                </w:rPr>
+              </m:ctrlPr>
+            </m:sub>
+          </m:sSub>
+          <m:r>
+            <m:rPr/>
+            <w:rPr>
+              <w:rFonts w:hint="default" w:ascii="Cambria Math" w:hAnsi="Cambria Math" w:eastAsia="Times New Roman"/>
+              <w:sz w:val="24"/>
+            </w:rPr>
+            <m:t>×S</m:t>
+          </m:r>
+        </m:oMath>
+      </m:oMathPara>
+    </w:p>
+    <w:p>
+      <w:pPr>
+        <m:rPr/>
+        <w:rPr>
+          <w:rFonts w:hint="default"/>
+          <w:lang w:val="en-US"/>
+        </w:rPr>
+      </w:pPr>
+      <w:r>
+        <m:rPr/>
+        <w:rPr>
+          <w:rFonts w:hint="default"/>
+          <w:lang w:val="en-US"/>
+        </w:rPr>
+        <w:t>Và:</w:t>
+      </w:r>
+    </w:p>
+    <w:p>
+      <w:pPr>
+        <m:rPr/>
+        <w:rPr>
+          <w:rFonts w:hint="default" w:hAnsi="Cambria Math" w:eastAsia="Times New Roman"/>
+          <w:i w:val="0"/>
           <w:sz w:val="24"/>
-          <w:szCs w:val="24"/>
-          <w:lang w:val="en-US" w:eastAsia="zh-CN" w:bidi="ar"/>
-        </w:rPr>
-        <w:t xml:space="preserve">x′=Ox​+xS y′=Oy​+yS </w:t>
-      </w:r>
-    </w:p>
-    <w:p>
-      <w:pPr>
-        <w:pStyle w:val="26"/>
-        <w:keepNext w:val="0"/>
-        <w:keepLines w:val="0"/>
-        <w:widowControl/>
-        <w:suppressLineNumbers w:val="0"/>
-      </w:pPr>
-      <w:r>
-        <w:t>Ví dụ, ảnh ngang 4000 × 3000 điểm ảnh được hiển thị trong vùng 390 × 520. Hệ số:</w:t>
-      </w:r>
-    </w:p>
-    <w:p>
-      <w:pPr>
-        <w:keepNext w:val="0"/>
-        <w:keepLines w:val="0"/>
-        <w:widowControl/>
-        <w:suppressLineNumbers w:val="0"/>
-        <w:jc w:val="left"/>
-      </w:pPr>
-      <w:r>
-        <w:rPr>
-          <w:rFonts w:ascii="SimSun" w:hAnsi="SimSun" w:eastAsia="SimSun" w:cs="SimSun"/>
-          <w:kern w:val="0"/>
+        </w:rPr>
+      </w:pPr>
+      <m:oMathPara>
+        <m:oMath>
+          <m:sSub>
+            <m:sSubPr>
+              <m:ctrlPr>
+                <w:rPr>
+                  <w:rFonts w:hint="default" w:ascii="Cambria Math" w:hAnsi="Cambria Math" w:eastAsia="Times New Roman"/>
+                  <w:sz w:val="24"/>
+                </w:rPr>
+              </m:ctrlPr>
+            </m:sSubPr>
+            <m:e>
+              <m:r>
+                <m:rPr/>
+                <w:rPr>
+                  <w:rFonts w:hint="default" w:ascii="Cambria Math" w:hAnsi="Cambria Math" w:eastAsia="Times New Roman"/>
+                  <w:sz w:val="24"/>
+                </w:rPr>
+                <m:t>H</m:t>
+              </m:r>
+              <m:ctrlPr>
+                <w:rPr>
+                  <w:rFonts w:ascii="Cambria Math" w:hAnsi="Cambria Math" w:eastAsia="Times New Roman"/>
+                  <w:sz w:val="24"/>
+                </w:rPr>
+              </m:ctrlPr>
+            </m:e>
+            <m:sub>
+              <m:r>
+                <m:rPr/>
+                <w:rPr>
+                  <w:rFonts w:hint="default" w:ascii="Cambria Math" w:hAnsi="Cambria Math" w:eastAsia="Times New Roman"/>
+                  <w:sz w:val="24"/>
+                </w:rPr>
+                <m:t>s</m:t>
+              </m:r>
+              <m:ctrlPr>
+                <w:rPr>
+                  <w:rFonts w:ascii="Cambria Math" w:hAnsi="Cambria Math" w:eastAsia="Times New Roman"/>
+                  <w:sz w:val="24"/>
+                </w:rPr>
+              </m:ctrlPr>
+            </m:sub>
+          </m:sSub>
+          <m:r>
+            <m:rPr/>
+            <w:rPr>
+              <w:rFonts w:hint="default" w:ascii="Cambria Math" w:hAnsi="Cambria Math" w:eastAsia="Times New Roman"/>
+              <w:sz w:val="24"/>
+            </w:rPr>
+            <m:t>=</m:t>
+          </m:r>
+          <m:sSub>
+            <m:sSubPr>
+              <m:ctrlPr>
+                <w:rPr>
+                  <w:rFonts w:hint="default" w:ascii="Cambria Math" w:hAnsi="Cambria Math" w:eastAsia="Times New Roman"/>
+                  <w:sz w:val="24"/>
+                </w:rPr>
+              </m:ctrlPr>
+            </m:sSubPr>
+            <m:e>
+              <m:r>
+                <m:rPr/>
+                <w:rPr>
+                  <w:rFonts w:hint="default" w:ascii="Cambria Math" w:hAnsi="Cambria Math" w:eastAsia="Times New Roman"/>
+                  <w:sz w:val="24"/>
+                </w:rPr>
+                <m:t>H</m:t>
+              </m:r>
+              <m:ctrlPr>
+                <w:rPr>
+                  <w:rFonts w:ascii="Cambria Math" w:hAnsi="Cambria Math" w:eastAsia="Times New Roman"/>
+                  <w:sz w:val="24"/>
+                </w:rPr>
+              </m:ctrlPr>
+            </m:e>
+            <m:sub>
+              <m:r>
+                <m:rPr/>
+                <w:rPr>
+                  <w:rFonts w:hint="default" w:ascii="Cambria Math" w:hAnsi="Cambria Math" w:eastAsia="Times New Roman"/>
+                  <w:sz w:val="24"/>
+                </w:rPr>
+                <m:t>i</m:t>
+              </m:r>
+              <m:ctrlPr>
+                <w:rPr>
+                  <w:rFonts w:ascii="Cambria Math" w:hAnsi="Cambria Math" w:eastAsia="Times New Roman"/>
+                  <w:sz w:val="24"/>
+                </w:rPr>
+              </m:ctrlPr>
+            </m:sub>
+          </m:sSub>
+          <m:r>
+            <m:rPr/>
+            <w:rPr>
+              <w:rFonts w:hint="default" w:ascii="Cambria Math" w:hAnsi="Cambria Math" w:eastAsia="Times New Roman"/>
+              <w:sz w:val="24"/>
+            </w:rPr>
+            <m:t>×S</m:t>
+          </m:r>
+        </m:oMath>
+      </m:oMathPara>
+    </w:p>
+    <w:p>
+      <w:pPr>
+        <m:rPr/>
+        <w:rPr>
+          <w:rFonts w:hint="default" w:hAnsi="Cambria Math" w:eastAsia="Times New Roman"/>
+          <w:i w:val="0"/>
           <w:sz w:val="24"/>
-          <w:szCs w:val="24"/>
-          <w:lang w:val="en-US" w:eastAsia="zh-CN" w:bidi="ar"/>
-        </w:rPr>
-        <w:t xml:space="preserve">S=min(390/4000;520/3000)=0,0975 </w:t>
-      </w:r>
-    </w:p>
-    <w:p>
-      <w:pPr>
-        <w:pStyle w:val="26"/>
-        <w:keepNext w:val="0"/>
-        <w:keepLines w:val="0"/>
-        <w:widowControl/>
-        <w:suppressLineNumbers w:val="0"/>
-      </w:pPr>
-      <w:r>
-        <w:t>Ảnh sau khi thu có kích thước xấp xỉ 390 × 292,5. Vì chiều cao vùng chứa là 520 nên khoảng trống dọc:</w:t>
-      </w:r>
-    </w:p>
-    <w:p>
-      <w:pPr>
-        <w:keepNext w:val="0"/>
-        <w:keepLines w:val="0"/>
-        <w:widowControl/>
-        <w:suppressLineNumbers w:val="0"/>
-        <w:jc w:val="left"/>
-      </w:pPr>
-      <w:r>
-        <w:rPr>
-          <w:rFonts w:ascii="SimSun" w:hAnsi="SimSun" w:eastAsia="SimSun" w:cs="SimSun"/>
-          <w:kern w:val="0"/>
+        </w:rPr>
+      </w:pPr>
+    </w:p>
+    <w:p>
+      <w:pPr>
+        <m:rPr/>
+        <w:rPr>
+          <w:rFonts w:hint="default"/>
+          <w:lang w:val="en-US" w:eastAsia="zh-CN"/>
+        </w:rPr>
+      </w:pPr>
+      <w:r>
+        <w:t xml:space="preserve">Trong đó, </w:t>
+      </w:r>
+      <m:oMath>
+        <m:sSub>
+          <m:sSubPr>
+            <m:ctrlPr>
+              <w:rPr>
+                <w:rFonts w:hint="default" w:ascii="Cambria Math" w:hAnsi="Cambria Math"/>
+                <w:sz w:val="24"/>
+              </w:rPr>
+            </m:ctrlPr>
+          </m:sSubPr>
+          <m:e>
+            <m:r>
+              <m:rPr/>
+              <w:rPr>
+                <w:rFonts w:hint="default" w:ascii="Cambria Math" w:hAnsi="Cambria Math"/>
+                <w:sz w:val="24"/>
+              </w:rPr>
+              <m:t>W</m:t>
+            </m:r>
+            <m:ctrlPr>
+              <w:rPr>
+                <w:rFonts w:ascii="Cambria Math" w:hAnsi="Cambria Math"/>
+                <w:sz w:val="24"/>
+              </w:rPr>
+            </m:ctrlPr>
+          </m:e>
+          <m:sub>
+            <m:r>
+              <m:rPr/>
+              <w:rPr>
+                <w:rFonts w:hint="default" w:ascii="Cambria Math" w:hAnsi="Cambria Math"/>
+                <w:sz w:val="24"/>
+              </w:rPr>
+              <m:t>s</m:t>
+            </m:r>
+            <m:ctrlPr>
+              <w:rPr>
+                <w:rFonts w:ascii="Cambria Math" w:hAnsi="Cambria Math"/>
+                <w:sz w:val="24"/>
+              </w:rPr>
+            </m:ctrlPr>
+          </m:sub>
+        </m:sSub>
+      </m:oMath>
+      <w:r>
+        <w:rPr>
+          <w:rFonts w:hint="default" w:hAnsi="Cambria Math"/>
+          <w:i w:val="0"/>
           <w:sz w:val="24"/>
-          <w:szCs w:val="24"/>
-          <w:lang w:val="en-US" w:eastAsia="zh-CN" w:bidi="ar"/>
-        </w:rPr>
-        <w:t xml:space="preserve">Oy​=2520−292,5​≈113,75 </w:t>
-      </w:r>
-    </w:p>
-    <w:p>
-      <w:pPr>
-        <w:pStyle w:val="26"/>
-        <w:keepNext w:val="0"/>
-        <w:keepLines w:val="0"/>
-        <w:widowControl/>
-        <w:suppressLineNumbers w:val="0"/>
-      </w:pPr>
-      <w:r>
-        <w:t>Nếu một điểm của vật thể nằm ở tọa độ y=1500 trên ảnh gốc, vị trí hiển thị là:</w:t>
-      </w:r>
-    </w:p>
-    <w:p>
-      <w:pPr>
-        <w:keepNext w:val="0"/>
-        <w:keepLines w:val="0"/>
-        <w:widowControl/>
-        <w:suppressLineNumbers w:val="0"/>
-        <w:jc w:val="left"/>
-      </w:pPr>
-      <w:r>
-        <w:rPr>
-          <w:rFonts w:ascii="SimSun" w:hAnsi="SimSun" w:eastAsia="SimSun" w:cs="SimSun"/>
-          <w:kern w:val="0"/>
+          <w:lang w:val="en-US"/>
+        </w:rPr>
+        <w:t xml:space="preserve"> </w:t>
+      </w:r>
+      <w:r>
+        <w:t xml:space="preserve">và </w:t>
+      </w:r>
+      <m:oMath>
+        <m:sSub>
+          <m:sSubPr>
+            <m:ctrlPr>
+              <w:rPr>
+                <w:rFonts w:hint="default" w:ascii="Cambria Math" w:hAnsi="Cambria Math"/>
+                <w:sz w:val="24"/>
+              </w:rPr>
+            </m:ctrlPr>
+          </m:sSubPr>
+          <m:e>
+            <m:r>
+              <m:rPr/>
+              <w:rPr>
+                <w:rFonts w:hint="default" w:ascii="Cambria Math" w:hAnsi="Cambria Math"/>
+                <w:sz w:val="24"/>
+              </w:rPr>
+              <m:t>H</m:t>
+            </m:r>
+            <m:ctrlPr>
+              <w:rPr>
+                <w:rFonts w:ascii="Cambria Math" w:hAnsi="Cambria Math"/>
+                <w:sz w:val="24"/>
+              </w:rPr>
+            </m:ctrlPr>
+          </m:e>
+          <m:sub>
+            <m:r>
+              <m:rPr/>
+              <w:rPr>
+                <w:rFonts w:hint="default" w:ascii="Cambria Math" w:hAnsi="Cambria Math"/>
+                <w:sz w:val="24"/>
+              </w:rPr>
+              <m:t>s</m:t>
+            </m:r>
+            <m:ctrlPr>
+              <w:rPr>
+                <w:rFonts w:ascii="Cambria Math" w:hAnsi="Cambria Math"/>
+                <w:sz w:val="24"/>
+              </w:rPr>
+            </m:ctrlPr>
+          </m:sub>
+        </m:sSub>
+      </m:oMath>
+      <w:r>
+        <w:rPr>
+          <w:rFonts w:hint="default" w:hAnsi="Cambria Math"/>
+          <w:i w:val="0"/>
           <w:sz w:val="24"/>
-          <w:szCs w:val="24"/>
-          <w:lang w:val="en-US" w:eastAsia="zh-CN" w:bidi="ar"/>
-        </w:rPr>
-        <w:t xml:space="preserve">y′=113,75+1500×0,0975=260 </w:t>
-      </w:r>
-    </w:p>
-    <w:p>
-      <w:pPr>
-        <w:pStyle w:val="26"/>
-        <w:keepNext w:val="0"/>
-        <w:keepLines w:val="0"/>
-        <w:widowControl/>
-        <w:suppressLineNumbers w:val="0"/>
-      </w:pPr>
-      <w:r>
-        <w:t>Nếu bỏ qua 113,75 điểm ảnh khoảng lệch, khung sẽ được vẽ sai vị trí khoảng 114 điểm ảnh trên màn hình. Ví dụ này cho thấy vì sao chỉ nhân tọa độ với hệ số co là chưa đủ.</w:t>
-      </w:r>
-    </w:p>
-    <w:p>
-      <w:pPr>
-        <w:pStyle w:val="26"/>
-        <w:keepNext w:val="0"/>
-        <w:keepLines w:val="0"/>
-        <w:widowControl/>
-        <w:suppressLineNumbers w:val="0"/>
-      </w:pPr>
-      <w:r>
-        <w:t>Trường hợp nhiều khung chồng nhau cũng cần xử lý. Vocam sắp xếp vùng tương tác sao cho khung có diện tích nhỏ hơn được đặt ưu tiên phía trên; nếu diện tích bằng nhau có thể sử dụng mức tin cậy làm tiêu chí phụ. Mỗi kết quả còn được gán một mã riêng trong phiên để hai vật thể cùng nhãn vẫn có thể được lựa chọn độc lập.</w:t>
-      </w:r>
-    </w:p>
-    <w:p>
-      <w:pPr>
-        <w:pStyle w:val="26"/>
-        <w:keepNext w:val="0"/>
-        <w:keepLines w:val="0"/>
-        <w:widowControl/>
-        <w:suppressLineNumbers w:val="0"/>
-      </w:pPr>
-      <w:r>
-        <w:t>Ví dụ, nếu ảnh chứa hai chiếc ghế, cả hai đều có nhãn “chair” nhưng vị trí khác nhau. Nếu hệ thống chỉ dùng tên “chair” làm định danh, việc chọn một chiếc có thể làm cả hai được xem như cùng một kết quả. Mã riêng cho từng phát hiện giải quyết vấn đề này.</w:t>
+          <w:lang w:val="en-US"/>
+        </w:rPr>
+        <w:t xml:space="preserve"> l</w:t>
+      </w:r>
+      <w:r>
+        <w:t>ần lượt là chiều rộng và chiều cao thực tế của ảnh sau khi được thu phóng để hiển thị.</w:t>
+      </w:r>
+      <w:bookmarkStart w:id="130" w:name="_GoBack"/>
+      <w:bookmarkEnd w:id="130"/>
+    </w:p>
+    <w:p>
+      <w:pPr>
+        <w:pStyle w:val="26"/>
+        <w:keepNext w:val="0"/>
+        <w:keepLines w:val="0"/>
+        <w:widowControl/>
+        <w:suppressLineNumbers w:val="0"/>
+      </w:pPr>
+      <w:r>
+        <w:t>Khoảng lệch theo hai chiều:</w:t>
+      </w:r>
+    </w:p>
+    <w:p>
+      <w:pPr>
+        <w:pStyle w:val="26"/>
+        <w:keepNext w:val="0"/>
+        <w:keepLines w:val="0"/>
+        <w:widowControl/>
+        <w:suppressLineNumbers w:val="0"/>
+        <w:spacing w:before="0" w:beforeAutospacing="1" w:after="0" w:afterAutospacing="1"/>
+        <w:ind w:left="0" w:right="0"/>
+        <w:rPr>
+          <w:rFonts w:hint="default" w:hAnsi="Cambria Math" w:eastAsia="Times New Roman"/>
+          <w:i w:val="0"/>
+          <w:sz w:val="24"/>
+        </w:rPr>
+      </w:pPr>
+      <m:oMathPara>
+        <m:oMath>
+          <m:sSub>
+            <m:sSubPr>
+              <m:ctrlPr>
+                <w:rPr>
+                  <w:rFonts w:hint="default" w:ascii="Cambria Math" w:hAnsi="Cambria Math" w:eastAsia="Times New Roman"/>
+                  <w:sz w:val="24"/>
+                </w:rPr>
+              </m:ctrlPr>
+            </m:sSubPr>
+            <m:e>
+              <m:r>
+                <m:rPr/>
+                <w:rPr>
+                  <w:rFonts w:hint="default" w:ascii="Cambria Math" w:hAnsi="Cambria Math" w:eastAsia="Times New Roman"/>
+                  <w:sz w:val="24"/>
+                </w:rPr>
+                <m:t>O</m:t>
+              </m:r>
+              <m:ctrlPr>
+                <w:rPr>
+                  <w:rFonts w:ascii="Cambria Math" w:hAnsi="Cambria Math" w:eastAsia="Times New Roman"/>
+                  <w:sz w:val="24"/>
+                </w:rPr>
+              </m:ctrlPr>
+            </m:e>
+            <m:sub>
+              <m:r>
+                <m:rPr/>
+                <w:rPr>
+                  <w:rFonts w:hint="default" w:ascii="Cambria Math" w:hAnsi="Cambria Math" w:eastAsia="Times New Roman"/>
+                  <w:sz w:val="24"/>
+                </w:rPr>
+                <m:t>x</m:t>
+              </m:r>
+              <m:ctrlPr>
+                <w:rPr>
+                  <w:rFonts w:ascii="Cambria Math" w:hAnsi="Cambria Math" w:eastAsia="Times New Roman"/>
+                  <w:sz w:val="24"/>
+                </w:rPr>
+              </m:ctrlPr>
+            </m:sub>
+          </m:sSub>
+          <m:r>
+            <m:rPr/>
+            <w:rPr>
+              <w:rFonts w:hint="default" w:ascii="Cambria Math" w:hAnsi="Cambria Math" w:eastAsia="Times New Roman"/>
+              <w:sz w:val="24"/>
+            </w:rPr>
+            <m:t>=</m:t>
+          </m:r>
+          <m:f>
+            <m:fPr>
+              <m:ctrlPr>
+                <w:rPr>
+                  <w:rFonts w:hint="default" w:ascii="Cambria Math" w:hAnsi="Cambria Math" w:eastAsia="Times New Roman"/>
+                  <w:sz w:val="24"/>
+                </w:rPr>
+              </m:ctrlPr>
+            </m:fPr>
+            <m:num>
+              <m:sSub>
+                <m:sSubPr>
+                  <m:ctrlPr>
+                    <w:rPr>
+                      <w:rFonts w:hint="default" w:ascii="Cambria Math" w:hAnsi="Cambria Math" w:eastAsia="Times New Roman"/>
+                      <w:sz w:val="24"/>
+                    </w:rPr>
+                  </m:ctrlPr>
+                </m:sSubPr>
+                <m:e>
+                  <m:r>
+                    <m:rPr/>
+                    <w:rPr>
+                      <w:rFonts w:hint="default" w:ascii="Cambria Math" w:hAnsi="Cambria Math" w:eastAsia="Times New Roman"/>
+                      <w:sz w:val="24"/>
+                    </w:rPr>
+                    <m:t>W</m:t>
+                  </m:r>
+                  <m:ctrlPr>
+                    <w:rPr>
+                      <w:rFonts w:ascii="Cambria Math" w:hAnsi="Cambria Math" w:eastAsia="Times New Roman"/>
+                      <w:sz w:val="24"/>
+                    </w:rPr>
+                  </m:ctrlPr>
+                </m:e>
+                <m:sub>
+                  <m:r>
+                    <m:rPr/>
+                    <w:rPr>
+                      <w:rFonts w:hint="default" w:ascii="Cambria Math" w:hAnsi="Cambria Math" w:eastAsia="Times New Roman"/>
+                      <w:sz w:val="24"/>
+                    </w:rPr>
+                    <m:t>c</m:t>
+                  </m:r>
+                  <m:ctrlPr>
+                    <w:rPr>
+                      <w:rFonts w:ascii="Cambria Math" w:hAnsi="Cambria Math" w:eastAsia="Times New Roman"/>
+                      <w:sz w:val="24"/>
+                    </w:rPr>
+                  </m:ctrlPr>
+                </m:sub>
+              </m:sSub>
+              <m:r>
+                <m:rPr/>
+                <w:rPr>
+                  <w:rFonts w:hint="default" w:ascii="Cambria Math" w:hAnsi="Cambria Math" w:eastAsia="Times New Roman"/>
+                  <w:sz w:val="24"/>
+                </w:rPr>
+                <m:t>−</m:t>
+              </m:r>
+              <m:sSub>
+                <m:sSubPr>
+                  <m:ctrlPr>
+                    <w:rPr>
+                      <w:rFonts w:hint="default" w:ascii="Cambria Math" w:hAnsi="Cambria Math" w:eastAsia="Times New Roman"/>
+                      <w:sz w:val="24"/>
+                    </w:rPr>
+                  </m:ctrlPr>
+                </m:sSubPr>
+                <m:e>
+                  <m:r>
+                    <m:rPr/>
+                    <w:rPr>
+                      <w:rFonts w:hint="default" w:ascii="Cambria Math" w:hAnsi="Cambria Math" w:eastAsia="Times New Roman"/>
+                      <w:sz w:val="24"/>
+                    </w:rPr>
+                    <m:t>W</m:t>
+                  </m:r>
+                  <m:ctrlPr>
+                    <w:rPr>
+                      <w:rFonts w:ascii="Cambria Math" w:hAnsi="Cambria Math" w:eastAsia="Times New Roman"/>
+                      <w:sz w:val="24"/>
+                    </w:rPr>
+                  </m:ctrlPr>
+                </m:e>
+                <m:sub>
+                  <m:r>
+                    <m:rPr/>
+                    <w:rPr>
+                      <w:rFonts w:hint="default" w:ascii="Cambria Math" w:hAnsi="Cambria Math" w:eastAsia="Times New Roman"/>
+                      <w:sz w:val="24"/>
+                    </w:rPr>
+                    <m:t>s</m:t>
+                  </m:r>
+                  <m:ctrlPr>
+                    <w:rPr>
+                      <w:rFonts w:ascii="Cambria Math" w:hAnsi="Cambria Math" w:eastAsia="Times New Roman"/>
+                      <w:sz w:val="24"/>
+                    </w:rPr>
+                  </m:ctrlPr>
+                </m:sub>
+              </m:sSub>
+              <m:ctrlPr>
+                <w:rPr>
+                  <w:rFonts w:hint="default" w:ascii="Cambria Math" w:hAnsi="Cambria Math" w:eastAsia="Times New Roman"/>
+                  <w:sz w:val="24"/>
+                </w:rPr>
+              </m:ctrlPr>
+            </m:num>
+            <m:den>
+              <m:r>
+                <m:rPr/>
+                <w:rPr>
+                  <w:rFonts w:hint="default" w:ascii="Cambria Math" w:hAnsi="Cambria Math" w:eastAsia="Times New Roman"/>
+                  <w:sz w:val="24"/>
+                </w:rPr>
+                <m:t>2</m:t>
+              </m:r>
+              <m:ctrlPr>
+                <w:rPr>
+                  <w:rFonts w:hint="default" w:ascii="Cambria Math" w:hAnsi="Cambria Math" w:eastAsia="Times New Roman"/>
+                  <w:sz w:val="24"/>
+                </w:rPr>
+              </m:ctrlPr>
+            </m:den>
+          </m:f>
+        </m:oMath>
+      </m:oMathPara>
+    </w:p>
+    <w:p>
+      <w:pPr>
+        <w:pStyle w:val="26"/>
+        <w:keepNext w:val="0"/>
+        <w:keepLines w:val="0"/>
+        <w:widowControl/>
+        <w:suppressLineNumbers w:val="0"/>
+        <w:spacing w:before="0" w:beforeAutospacing="1" w:after="0" w:afterAutospacing="1"/>
+        <w:ind w:left="0" w:right="0"/>
+        <w:rPr>
+          <w:rFonts w:hint="default" w:hAnsi="Cambria Math" w:eastAsia="Times New Roman"/>
+          <w:i w:val="0"/>
+          <w:sz w:val="24"/>
+        </w:rPr>
+      </w:pPr>
+      <m:oMathPara>
+        <m:oMath>
+          <m:sSub>
+            <m:sSubPr>
+              <m:ctrlPr>
+                <w:rPr>
+                  <w:rFonts w:hint="default" w:ascii="Cambria Math" w:hAnsi="Cambria Math" w:eastAsia="Times New Roman"/>
+                  <w:sz w:val="24"/>
+                </w:rPr>
+              </m:ctrlPr>
+            </m:sSubPr>
+            <m:e>
+              <m:r>
+                <m:rPr/>
+                <w:rPr>
+                  <w:rFonts w:hint="default" w:ascii="Cambria Math" w:hAnsi="Cambria Math" w:eastAsia="Times New Roman"/>
+                  <w:sz w:val="24"/>
+                </w:rPr>
+                <m:t>O</m:t>
+              </m:r>
+              <m:ctrlPr>
+                <w:rPr>
+                  <w:rFonts w:ascii="Cambria Math" w:hAnsi="Cambria Math" w:eastAsia="Times New Roman"/>
+                  <w:sz w:val="24"/>
+                </w:rPr>
+              </m:ctrlPr>
+            </m:e>
+            <m:sub>
+              <m:r>
+                <m:rPr/>
+                <w:rPr>
+                  <w:rFonts w:hint="default" w:ascii="Cambria Math" w:hAnsi="Cambria Math" w:eastAsia="Times New Roman"/>
+                  <w:sz w:val="24"/>
+                </w:rPr>
+                <m:t>y</m:t>
+              </m:r>
+              <m:ctrlPr>
+                <w:rPr>
+                  <w:rFonts w:ascii="Cambria Math" w:hAnsi="Cambria Math" w:eastAsia="Times New Roman"/>
+                  <w:sz w:val="24"/>
+                </w:rPr>
+              </m:ctrlPr>
+            </m:sub>
+          </m:sSub>
+          <m:r>
+            <m:rPr/>
+            <w:rPr>
+              <w:rFonts w:hint="default" w:ascii="Cambria Math" w:hAnsi="Cambria Math" w:eastAsia="Times New Roman"/>
+              <w:sz w:val="24"/>
+            </w:rPr>
+            <m:t>=</m:t>
+          </m:r>
+          <m:f>
+            <m:fPr>
+              <m:ctrlPr>
+                <w:rPr>
+                  <w:rFonts w:hint="default" w:ascii="Cambria Math" w:hAnsi="Cambria Math" w:eastAsia="Times New Roman"/>
+                  <w:sz w:val="24"/>
+                </w:rPr>
+              </m:ctrlPr>
+            </m:fPr>
+            <m:num>
+              <m:sSub>
+                <m:sSubPr>
+                  <m:ctrlPr>
+                    <w:rPr>
+                      <w:rFonts w:hint="default" w:ascii="Cambria Math" w:hAnsi="Cambria Math" w:eastAsia="Times New Roman"/>
+                      <w:sz w:val="24"/>
+                    </w:rPr>
+                  </m:ctrlPr>
+                </m:sSubPr>
+                <m:e>
+                  <m:r>
+                    <m:rPr/>
+                    <w:rPr>
+                      <w:rFonts w:hint="default" w:ascii="Cambria Math" w:hAnsi="Cambria Math" w:eastAsia="Times New Roman"/>
+                      <w:sz w:val="24"/>
+                    </w:rPr>
+                    <m:t>H</m:t>
+                  </m:r>
+                  <m:ctrlPr>
+                    <w:rPr>
+                      <w:rFonts w:ascii="Cambria Math" w:hAnsi="Cambria Math" w:eastAsia="Times New Roman"/>
+                      <w:sz w:val="24"/>
+                    </w:rPr>
+                  </m:ctrlPr>
+                </m:e>
+                <m:sub>
+                  <m:r>
+                    <m:rPr/>
+                    <w:rPr>
+                      <w:rFonts w:hint="default" w:ascii="Cambria Math" w:hAnsi="Cambria Math" w:eastAsia="Times New Roman"/>
+                      <w:sz w:val="24"/>
+                    </w:rPr>
+                    <m:t>c</m:t>
+                  </m:r>
+                  <m:ctrlPr>
+                    <w:rPr>
+                      <w:rFonts w:ascii="Cambria Math" w:hAnsi="Cambria Math" w:eastAsia="Times New Roman"/>
+                      <w:sz w:val="24"/>
+                    </w:rPr>
+                  </m:ctrlPr>
+                </m:sub>
+              </m:sSub>
+              <m:r>
+                <m:rPr/>
+                <w:rPr>
+                  <w:rFonts w:hint="default" w:ascii="Cambria Math" w:hAnsi="Cambria Math" w:eastAsia="Times New Roman"/>
+                  <w:sz w:val="24"/>
+                </w:rPr>
+                <m:t>−</m:t>
+              </m:r>
+              <m:sSub>
+                <m:sSubPr>
+                  <m:ctrlPr>
+                    <w:rPr>
+                      <w:rFonts w:hint="default" w:ascii="Cambria Math" w:hAnsi="Cambria Math" w:eastAsia="Times New Roman"/>
+                      <w:sz w:val="24"/>
+                    </w:rPr>
+                  </m:ctrlPr>
+                </m:sSubPr>
+                <m:e>
+                  <m:r>
+                    <m:rPr/>
+                    <w:rPr>
+                      <w:rFonts w:hint="default" w:ascii="Cambria Math" w:hAnsi="Cambria Math" w:eastAsia="Times New Roman"/>
+                      <w:sz w:val="24"/>
+                    </w:rPr>
+                    <m:t>H</m:t>
+                  </m:r>
+                  <m:ctrlPr>
+                    <w:rPr>
+                      <w:rFonts w:ascii="Cambria Math" w:hAnsi="Cambria Math" w:eastAsia="Times New Roman"/>
+                      <w:sz w:val="24"/>
+                    </w:rPr>
+                  </m:ctrlPr>
+                </m:e>
+                <m:sub>
+                  <m:r>
+                    <m:rPr/>
+                    <w:rPr>
+                      <w:rFonts w:hint="default" w:ascii="Cambria Math" w:hAnsi="Cambria Math" w:eastAsia="Times New Roman"/>
+                      <w:sz w:val="24"/>
+                    </w:rPr>
+                    <m:t>s</m:t>
+                  </m:r>
+                  <m:ctrlPr>
+                    <w:rPr>
+                      <w:rFonts w:ascii="Cambria Math" w:hAnsi="Cambria Math" w:eastAsia="Times New Roman"/>
+                      <w:sz w:val="24"/>
+                    </w:rPr>
+                  </m:ctrlPr>
+                </m:sub>
+              </m:sSub>
+              <m:ctrlPr>
+                <w:rPr>
+                  <w:rFonts w:hint="default" w:ascii="Cambria Math" w:hAnsi="Cambria Math" w:eastAsia="Times New Roman"/>
+                  <w:sz w:val="24"/>
+                </w:rPr>
+              </m:ctrlPr>
+            </m:num>
+            <m:den>
+              <m:r>
+                <m:rPr/>
+                <w:rPr>
+                  <w:rFonts w:hint="default" w:ascii="Cambria Math" w:hAnsi="Cambria Math" w:eastAsia="Times New Roman"/>
+                  <w:sz w:val="24"/>
+                </w:rPr>
+                <m:t>2</m:t>
+              </m:r>
+              <m:ctrlPr>
+                <w:rPr>
+                  <w:rFonts w:hint="default" w:ascii="Cambria Math" w:hAnsi="Cambria Math" w:eastAsia="Times New Roman"/>
+                  <w:sz w:val="24"/>
+                </w:rPr>
+              </m:ctrlPr>
+            </m:den>
+          </m:f>
+        </m:oMath>
+      </m:oMathPara>
+    </w:p>
+    <w:p>
+      <w:pPr>
+        <w:pStyle w:val="26"/>
+        <w:keepNext w:val="0"/>
+        <w:keepLines w:val="0"/>
+        <w:widowControl/>
+        <w:suppressLineNumbers w:val="0"/>
+        <w:spacing w:before="0" w:beforeAutospacing="1" w:after="0" w:afterAutospacing="1"/>
+        <w:ind w:left="0" w:right="0"/>
+      </w:pPr>
+      <w:r>
+        <w:t>Điểm nằm chính giữa ảnh gốc vì vậy cũng nằm chính giữa vùng hiển thị. Trường hợp này cho thấy cùng một công thức có thể xử lý cả ảnh ngang và ảnh dọc mà không cần viết hai thuật toán khác nhau.</w:t>
+      </w:r>
+    </w:p>
+    <w:p>
+      <w:pPr>
+        <w:pStyle w:val="26"/>
+        <w:keepNext w:val="0"/>
+        <w:keepLines w:val="0"/>
+        <w:widowControl/>
+        <w:suppressLineNumbers w:val="0"/>
+      </w:pPr>
+      <w:r>
+        <w:t>Ngoài sự khác biệt về tỷ lệ, một ảnh còn có thể chứa nhiều vật thể cùng loại hoặc nhiều khung bao chồng lên nhau. Chẳng hạn, hai chiếc ghế đều có thể mang cùng nhãn “chair”. Nếu nhãn được sử dụng làm định danh duy nhất thì ứng dụng không xác định được chiếc ghế nào vừa được chạm. Vì vậy, mỗi kết quả nhận diện được gán một định danh riêng trong phiên. Khi các vùng tương tác chồng nhau, hệ thống ưu tiên khung có diện tích nhỏ hơn; trong trường hợp cần phân định thêm, mức tin cậy có thể được sử dụng làm tiêu chí phụ.</w:t>
+      </w:r>
+    </w:p>
+    <w:p>
+      <w:pPr>
+        <w:pStyle w:val="26"/>
+        <w:keepNext w:val="0"/>
+        <w:keepLines w:val="0"/>
+        <w:widowControl/>
+        <w:suppressLineNumbers w:val="0"/>
+        <w:rPr>
+          <w:rFonts w:hint="default" w:hAnsi="Cambria Math" w:eastAsia="Times New Roman"/>
+          <w:i w:val="0"/>
+          <w:sz w:val="24"/>
+          <w:lang w:val="zh-CN" w:eastAsia="zh-CN"/>
+        </w:rPr>
+      </w:pPr>
+      <w:r>
+        <w:t>Nhờ kết hợp tỷ lệ thu phóng, khoảng lệch và định danh riêng cho từng đối tượng, giao diện giữ được sự tương ứng giữa kết quả của mô hình và vị trí mà người dùng thực sự quan sát trên màn hình.</w:t>
       </w:r>
     </w:p>
     <w:p>
@@ -19952,6 +23288,62 @@
       <w:bookmarkEnd w:id="102"/>
       <w:bookmarkEnd w:id="103"/>
       <w:bookmarkEnd w:id="104"/>
+    </w:p>
+    <w:p>
+      <w:pPr>
+        <w:pStyle w:val="26"/>
+        <w:keepNext w:val="0"/>
+        <w:keepLines w:val="0"/>
+        <w:widowControl/>
+        <w:suppressLineNumbers w:val="0"/>
+        <w:spacing w:before="0" w:beforeAutospacing="1" w:after="0" w:afterAutospacing="1"/>
+        <w:ind w:left="0" w:right="0"/>
+      </w:pPr>
+      <w:r>
+        <w:t>Chương 3 đã xác định các yêu cầu và thiết kế giải pháp ở mức kiến trúc, dữ liệu và quy trình nghiệp vụ. Trên cơ sở đó, Chương 4 trình bày cách các giải pháp này được hiện thực thành hệ thống Vocam, từ môi trường triển khai đến ứng dụng di động, máy chủ nghiệp vụ, dịch vụ nhận diện và cơ sở dữ liệu.</w:t>
+      </w:r>
+    </w:p>
+    <w:p>
+      <w:pPr>
+        <w:pStyle w:val="26"/>
+        <w:keepNext w:val="0"/>
+        <w:keepLines w:val="0"/>
+        <w:widowControl/>
+        <w:suppressLineNumbers w:val="0"/>
+      </w:pPr>
+      <w:r>
+        <w:t>Việc đánh giá được thực hiện theo hai hướng bổ sung cho nhau. Hướng thứ nhất tập trung vào mô hình YOLO-World v2 nhằm trả lời câu hỏi mô hình phát hiện vật thể như thế nào trong tập ảnh của đề tài, ảnh hưởng của ngưỡng mức tin cậy ra sao và các cấu hình mô hình khác nhau có sự đánh đổi như thế nào giữa chất lượng nhận diện với thời gian xử lý. Hướng thứ hai tập trung vào hệ thống phần mềm nhằm xác nhận các yêu cầu chức năng và phi chức năng được đặt ra ở Chương 3 có thực sự được đáp ứng khi các thành phần hoạt động cùng nhau hay không.</w:t>
+      </w:r>
+    </w:p>
+    <w:p>
+      <w:pPr>
+        <w:pStyle w:val="26"/>
+        <w:keepNext w:val="0"/>
+        <w:keepLines w:val="0"/>
+        <w:widowControl/>
+        <w:suppressLineNumbers w:val="0"/>
+      </w:pPr>
+      <w:r>
+        <w:t xml:space="preserve">Hai hướng đánh giá có vai trò khác nhau nhưng không tách rời. Một mô hình nhận diện tốt nhưng không ánh xạ được dữ liệu hoặc không thể lưu kết quả thành thẻ vẫn chưa tạo thành sản phẩm hoàn chỉnh. Ngược lại, một ứng dụng có đầy đủ giao diện nhưng mô hình nhận diện không đáp ứng được điều kiện sử dụng cũng chưa đạt mục tiêu của đề tài. Vì vậy, Chương 4 đánh giá Vocam đồng thời ở </w:t>
+      </w:r>
+      <w:r>
+        <w:rPr>
+          <w:rStyle w:val="27"/>
+        </w:rPr>
+        <w:t>mức mô hình</w:t>
+      </w:r>
+      <w:r>
+        <w:t xml:space="preserve"> và </w:t>
+      </w:r>
+      <w:r>
+        <w:rPr>
+          <w:rStyle w:val="27"/>
+        </w:rPr>
+        <w:t>mức hệ thống</w:t>
+      </w:r>
+      <w:r>
+        <w:t>.</w:t>
+      </w:r>
     </w:p>
     <w:p>
       <w:pPr>
@@ -20041,6 +23433,7 @@
             <w:insideH w:val="none" w:color="auto" w:sz="0" w:space="0"/>
             <w:insideV w:val="none" w:color="auto" w:sz="0" w:space="0"/>
           </w:tblBorders>
+          <w:shd w:val="clear"/>
           <w:tblCellMar>
             <w:top w:w="15" w:type="dxa"/>
             <w:left w:w="15" w:type="dxa"/>
@@ -20259,6 +23652,7 @@
             <w:insideH w:val="none" w:color="auto" w:sz="0" w:space="0"/>
             <w:insideV w:val="none" w:color="auto" w:sz="0" w:space="0"/>
           </w:tblBorders>
+          <w:shd w:val="clear"/>
           <w:tblCellMar>
             <w:top w:w="15" w:type="dxa"/>
             <w:left w:w="15" w:type="dxa"/>
@@ -20458,6 +23852,7 @@
             <w:insideH w:val="none" w:color="auto" w:sz="0" w:space="0"/>
             <w:insideV w:val="none" w:color="auto" w:sz="0" w:space="0"/>
           </w:tblBorders>
+          <w:shd w:val="clear"/>
           <w:tblCellMar>
             <w:top w:w="15" w:type="dxa"/>
             <w:left w:w="15" w:type="dxa"/>
@@ -20838,6 +24233,7 @@
             <w:insideH w:val="none" w:color="auto" w:sz="0" w:space="0"/>
             <w:insideV w:val="none" w:color="auto" w:sz="0" w:space="0"/>
           </w:tblBorders>
+          <w:shd w:val="clear"/>
           <w:tblCellMar>
             <w:top w:w="15" w:type="dxa"/>
             <w:left w:w="15" w:type="dxa"/>
@@ -21917,7 +25313,6 @@
             <w:insideH w:val="none" w:color="auto" w:sz="0" w:space="0"/>
             <w:insideV w:val="none" w:color="auto" w:sz="0" w:space="0"/>
           </w:tblBorders>
-          <w:shd w:val="clear"/>
           <w:tblCellMar>
             <w:top w:w="15" w:type="dxa"/>
             <w:left w:w="15" w:type="dxa"/>
@@ -22078,6 +25473,7 @@
             <w:insideH w:val="none" w:color="auto" w:sz="0" w:space="0"/>
             <w:insideV w:val="none" w:color="auto" w:sz="0" w:space="0"/>
           </w:tblBorders>
+          <w:shd w:val="clear"/>
           <w:tblCellMar>
             <w:top w:w="15" w:type="dxa"/>
             <w:left w:w="15" w:type="dxa"/>
@@ -25562,7 +28958,6 @@
             <w:insideH w:val="none" w:color="auto" w:sz="0" w:space="0"/>
             <w:insideV w:val="none" w:color="auto" w:sz="0" w:space="0"/>
           </w:tblBorders>
-          <w:shd w:val="clear"/>
           <w:tblCellMar>
             <w:top w:w="15" w:type="dxa"/>
             <w:left w:w="15" w:type="dxa"/>
@@ -25762,7 +29157,6 @@
             <w:insideH w:val="none" w:color="auto" w:sz="0" w:space="0"/>
             <w:insideV w:val="none" w:color="auto" w:sz="0" w:space="0"/>
           </w:tblBorders>
-          <w:shd w:val="clear"/>
           <w:tblCellMar>
             <w:top w:w="15" w:type="dxa"/>
             <w:left w:w="15" w:type="dxa"/>
@@ -26473,6 +29867,7 @@
             <w:insideH w:val="none" w:color="auto" w:sz="0" w:space="0"/>
             <w:insideV w:val="none" w:color="auto" w:sz="0" w:space="0"/>
           </w:tblBorders>
+          <w:shd w:val="clear"/>
           <w:tblCellMar>
             <w:top w:w="15" w:type="dxa"/>
             <w:left w:w="15" w:type="dxa"/>
@@ -29690,93 +33085,110 @@
         <w:keepLines w:val="0"/>
         <w:widowControl/>
         <w:suppressLineNumbers w:val="0"/>
-      </w:pPr>
-      <w:r>
-        <w:t>Đề tài đã thực hiện mục tiêu nghiên cứu và ứng dụng mô hình YOLO vào bài toán nhận diện vật thể để hỗ trợ học từ vựng tiếng Anh trên thiết bị di động.</w:t>
-      </w:r>
-    </w:p>
-    <w:p>
-      <w:pPr>
-        <w:pStyle w:val="26"/>
-        <w:keepNext w:val="0"/>
-        <w:keepLines w:val="0"/>
-        <w:widowControl/>
-        <w:suppressLineNumbers w:val="0"/>
-      </w:pPr>
-      <w:r>
-        <w:t>YOLO-World v2 cho phép hệ thống xử lý ảnh có nhiều vật thể và tổ chức phạm vi nhận diện theo tập 365 nhãn. Việc duy trì cùng một tập nhãn ở dịch vụ nhận diện và cơ sở dữ liệu giúp kết quả thị giác có thể được chuyển trực tiếp thành dữ liệu học.</w:t>
-      </w:r>
-    </w:p>
-    <w:p>
-      <w:pPr>
-        <w:pStyle w:val="26"/>
-        <w:keepNext w:val="0"/>
-        <w:keepLines w:val="0"/>
-        <w:widowControl/>
-        <w:suppressLineNumbers w:val="0"/>
-      </w:pPr>
-      <w:r>
-        <w:t>Điểm trọng tâm của Vocam không chỉ là xác định tên của vật thể. Kết quả nhận diện tiếp tục được sử dụng trong nội dung chi tiết, sổ thẻ và hoạt động ôn tập. Bên cạnh luồng bắt đầu từ hình ảnh, bài học và bài kiểm tra tạo thêm một hướng tiếp cận có cấu trúc cho người học.</w:t>
-      </w:r>
-    </w:p>
-    <w:p>
-      <w:pPr>
-        <w:pStyle w:val="26"/>
-        <w:keepNext w:val="0"/>
-        <w:keepLines w:val="0"/>
-        <w:widowControl/>
-        <w:suppressLineNumbers w:val="0"/>
-      </w:pPr>
-      <w:r>
-        <w:t>Kiến trúc tách ứng dụng di động, máy chủ nghiệp vụ, dịch vụ nhận diện và cơ sở dữ liệu giúp từng thành phần có trách nhiệm rõ ràng. Cơ chế xác thực và phân quyền giúp dữ liệu học tập được gắn với đúng tài khoản và chức năng quản trị được kiểm soát ở máy chủ.</w:t>
-      </w:r>
-    </w:p>
-    <w:p>
-      <w:pPr>
-        <w:pStyle w:val="26"/>
-        <w:keepNext w:val="0"/>
-        <w:keepLines w:val="0"/>
-        <w:widowControl/>
-        <w:suppressLineNumbers w:val="0"/>
-      </w:pPr>
-      <w:r>
-        <w:t xml:space="preserve">Qua quá trình xây dựng, đề tài chứng minh được </w:t>
-      </w:r>
+        <w:spacing w:before="0" w:beforeAutospacing="1" w:after="0" w:afterAutospacing="1"/>
+        <w:ind w:left="0" w:right="0"/>
+      </w:pPr>
+      <w:r>
+        <w:t>Đề tài đã nghiên cứu và ứng dụng mô hình YOLO vào bài toán phát hiện vật thể nhằm hỗ trợ học từ vựng tiếng Anh trên thiết bị di động. Từ phạm vi ban đầu tập trung vào nhận diện hình ảnh, giải pháp được phát triển thành một hệ thống trong đó kết quả của mô hình được liên kết trực tiếp với dữ liệu ngôn ngữ và quá trình học sau nhận diện.</w:t>
+      </w:r>
+    </w:p>
+    <w:p>
+      <w:pPr>
+        <w:pStyle w:val="26"/>
+        <w:keepNext w:val="0"/>
+        <w:keepLines w:val="0"/>
+        <w:widowControl/>
+        <w:suppressLineNumbers w:val="0"/>
+      </w:pPr>
+      <w:r>
+        <w:t>YOLO-World v2 được sử dụng để xử lý ảnh có nhiều vật thể và làm việc với tập 365 nhãn được tổ chức dựa trên Objects365. Việc duy trì cùng một tập nhãn giữa dịch vụ nhận diện và cơ sở dữ liệu giúp mỗi kết quả hợp lệ có thể được chuyển thành một mục từ cụ thể. Người học không chỉ nhìn thấy tên vật thể mà còn có thể lựa chọn trực tiếp khung bao, xem thông tin từ vựng, nghe phát âm và lưu từ để tiếp tục ôn tập.</w:t>
+      </w:r>
+    </w:p>
+    <w:p>
+      <w:pPr>
+        <w:pStyle w:val="26"/>
+        <w:keepNext w:val="0"/>
+        <w:keepLines w:val="0"/>
+        <w:widowControl/>
+        <w:suppressLineNumbers w:val="0"/>
+      </w:pPr>
+      <w:r>
+        <w:t>Việc xây dựng sổ thẻ và biến thể ba mức dựa trên SuperMemo 2 giúp kết quả nhận diện được duy trì sau lần quét ban đầu. Bên cạnh đó, bài học theo chủ đề và bài kiểm tra cung cấp thêm một hướng học có cấu trúc. Các chức năng này cùng sử dụng một kho từ vựng chung nên hạn chế sự không nhất quán giữa Scanner, thẻ ghi nhớ và bài học.</w:t>
+      </w:r>
+    </w:p>
+    <w:p>
+      <w:pPr>
+        <w:pStyle w:val="26"/>
+        <w:keepNext w:val="0"/>
+        <w:keepLines w:val="0"/>
+        <w:widowControl/>
+        <w:suppressLineNumbers w:val="0"/>
+      </w:pPr>
+      <w:r>
+        <w:t>Về mặt hệ thống, kiến trúc tách ứng dụng di động, máy chủ nghiệp vụ, dịch vụ AI và cơ sở dữ liệu giúp trách nhiệm của từng thành phần được xác định rõ. Xác thực bằng Supabase và kiểm soát quyền ở Spring Boot giúp dữ liệu học được gắn với đúng tài khoản, đồng thời chức năng Quản trị viên được bảo vệ ở máy chủ thay vì chỉ phụ thuộc vào giao diện.</w:t>
+      </w:r>
+    </w:p>
+    <w:p>
+      <w:pPr>
+        <w:pStyle w:val="26"/>
+        <w:keepNext w:val="0"/>
+        <w:keepLines w:val="0"/>
+        <w:widowControl/>
+        <w:suppressLineNumbers w:val="0"/>
+      </w:pPr>
       <w:r>
         <w:rPr>
           <w:rStyle w:val="27"/>
         </w:rPr>
-        <w:t>khả năng hiện thực về mặt kỹ thuật</w:t>
-      </w:r>
-      <w:r>
-        <w:t xml:space="preserve"> của một quy trình kết hợp thị giác máy tính, dữ liệu từ vựng và ôn tập ngắt quãng trong một ứng dụng di động.</w:t>
-      </w:r>
-    </w:p>
-    <w:p>
-      <w:pPr>
-        <w:pStyle w:val="26"/>
-        <w:keepNext w:val="0"/>
-        <w:keepLines w:val="0"/>
-        <w:widowControl/>
-        <w:suppressLineNumbers w:val="0"/>
-      </w:pPr>
-      <w:r>
-        <w:t>Tuy nhiên, kết quả này không đồng nghĩa với việc chứng minh Vocam làm tăng khả năng ghi nhớ của người học. Do chưa có thực nghiệm giáo dục với nhóm đối chứng, luận văn chỉ kết luận về khả năng hoạt động của hệ thống và kết quả đánh giá mô hình trong phạm vi tập thử đã xây dựng.</w:t>
-      </w:r>
-    </w:p>
-    <w:p>
-      <w:pPr>
-        <w:pStyle w:val="26"/>
-        <w:keepNext w:val="0"/>
-        <w:keepLines w:val="0"/>
-        <w:widowControl/>
-        <w:suppressLineNumbers w:val="0"/>
-      </w:pPr>
+        <w:t>[GHI CHÚ: sau khi bạn hoàn thành thí nghiệm YOLO, chèn một đoạn định lượng tại đây, ví dụ: “Trên tập ... ảnh, cấu hình ... đạt P = ..., R = ..., F1 = ... và thời gian suy luận trung bình ... ms. So với cấu hình ..., kết quả ... Vì vậy đề tài lựa chọn ... cho phiên bản sản phẩm.” Đây là đoạn khiến kết luận trả lời trực tiếp chữ “Nghiên cứu YOLO” trong tên đề tài.]</w:t>
+      </w:r>
+    </w:p>
+    <w:p>
+      <w:pPr>
+        <w:pStyle w:val="26"/>
+        <w:keepNext w:val="0"/>
+        <w:keepLines w:val="0"/>
+        <w:widowControl/>
+        <w:suppressLineNumbers w:val="0"/>
+      </w:pPr>
+      <w:r>
+        <w:t xml:space="preserve">Những kết quả trên cho thấy mục tiêu xây dựng một quy trình kỹ thuật từ </w:t>
+      </w:r>
       <w:r>
         <w:rPr>
           <w:rStyle w:val="27"/>
         </w:rPr>
-        <w:t>[GHI CHÚ: nếu kết quả thực nghiệm YOLO tốt và đủ số ảnh, thêm đúng 1 câu định lượng ở đoạn 2, ví dụ “Trong tập N ảnh, cấu hình được chọn đạt F1 = ... và thời gian suy luận trung bình ... ms”. Không thêm nếu chưa đo.]</w:t>
+        <w:t>quan sát vật thể đến hình thành nội dung học và ôn tập</w:t>
+      </w:r>
+      <w:r>
+        <w:t xml:space="preserve"> đã được hiện thực trong phạm vi đề tài. Vocam vì vậy không chỉ là bản trình diễn của mô hình phát hiện vật thể mà là một hệ thống phần mềm kết nối kết quả thị giác với các hoạt động học từ vựng tiếp theo.</w:t>
+      </w:r>
+    </w:p>
+    <w:p>
+      <w:pPr>
+        <w:pStyle w:val="26"/>
+        <w:keepNext w:val="0"/>
+        <w:keepLines w:val="0"/>
+        <w:widowControl/>
+        <w:suppressLineNumbers w:val="0"/>
+      </w:pPr>
+      <w:r>
+        <w:t>Đề tài vẫn còn những giới hạn. Chưa có thực nghiệm giáo dục với người học thật để kết luận về mức cải thiện khả năng ghi nhớ; số lượng bài học còn giới hạn; chất lượng dữ liệu 365 mục từ cần tiếp tục được rà soát; và khả năng chịu tải ở quy mô lớn chưa được đánh giá. Những giới hạn này xác định ranh giới của kết luận hiện tại chứ không phủ nhận kết quả kỹ thuật đã đạt được.</w:t>
+      </w:r>
+    </w:p>
+    <w:p>
+      <w:pPr>
+        <w:pStyle w:val="26"/>
+        <w:keepNext w:val="0"/>
+        <w:keepLines w:val="0"/>
+        <w:widowControl/>
+        <w:suppressLineNumbers w:val="0"/>
+      </w:pPr>
+      <w:r>
+        <w:rPr>
+          <w:rStyle w:val="27"/>
+        </w:rPr>
+        <w:t>Trên nền tảng hệ thống đã xây dựng, Vocam có thể tiếp tục được phát triển theo hướng đánh giá trên người học thực tế, hoàn thiện dữ liệu và tối ưu mô hình nhận diện, qua đó chuyển từ một sản phẩm nghiên cứu công nghệ thành một công cụ học từ vựng có thể được kiểm chứng trong môi trường giáo dục thực tế.</w:t>
       </w:r>
     </w:p>
     <w:p>
@@ -30519,8 +33931,6 @@
           <w:szCs w:val="26"/>
         </w:rPr>
       </w:pPr>
-      <w:bookmarkStart w:id="130" w:name="_GoBack"/>
-      <w:bookmarkEnd w:id="130"/>
     </w:p>
     <w:p>
       <w:pPr>

--- a/Document/22130016_TieuLuanTN_KCNTT_NLU.docx
+++ b/Document/22130016_TieuLuanTN_KCNTT_NLU.docx
@@ -17597,7 +17597,6 @@
             <w:insideH w:val="none" w:color="auto" w:sz="0" w:space="0"/>
             <w:insideV w:val="none" w:color="auto" w:sz="0" w:space="0"/>
           </w:tblBorders>
-          <w:shd w:val="clear"/>
           <w:tblCellMar>
             <w:top w:w="15" w:type="dxa"/>
             <w:left w:w="15" w:type="dxa"/>
@@ -18477,6 +18476,7 @@
             <w:insideH w:val="none" w:color="auto" w:sz="0" w:space="0"/>
             <w:insideV w:val="none" w:color="auto" w:sz="0" w:space="0"/>
           </w:tblBorders>
+          <w:shd w:val="clear"/>
           <w:tblCellMar>
             <w:top w:w="15" w:type="dxa"/>
             <w:left w:w="15" w:type="dxa"/>
@@ -18586,6 +18586,7 @@
             <w:insideH w:val="none" w:color="auto" w:sz="0" w:space="0"/>
             <w:insideV w:val="none" w:color="auto" w:sz="0" w:space="0"/>
           </w:tblBorders>
+          <w:shd w:val="clear"/>
           <w:tblCellMar>
             <w:top w:w="15" w:type="dxa"/>
             <w:left w:w="15" w:type="dxa"/>
@@ -19355,6 +19356,7 @@
             <w:insideH w:val="none" w:color="auto" w:sz="0" w:space="0"/>
             <w:insideV w:val="none" w:color="auto" w:sz="0" w:space="0"/>
           </w:tblBorders>
+          <w:shd w:val="clear"/>
           <w:tblCellMar>
             <w:top w:w="15" w:type="dxa"/>
             <w:left w:w="15" w:type="dxa"/>
@@ -19867,6 +19869,79 @@
             <w:insideH w:val="none" w:color="auto" w:sz="0" w:space="0"/>
             <w:insideV w:val="none" w:color="auto" w:sz="0" w:space="0"/>
           </w:tblBorders>
+          <w:tblCellMar>
+            <w:top w:w="15" w:type="dxa"/>
+            <w:left w:w="15" w:type="dxa"/>
+            <w:bottom w:w="15" w:type="dxa"/>
+            <w:right w:w="15" w:type="dxa"/>
+          </w:tblCellMar>
+        </w:tblPrEx>
+        <w:trPr>
+          <w:tblCellSpacing w:w="15" w:type="dxa"/>
+        </w:trPr>
+        <w:tc>
+          <w:tcPr>
+            <w:tcW w:w="0" w:type="auto"/>
+            <w:shd w:val="clear"/>
+            <w:vAlign w:val="center"/>
+          </w:tcPr>
+          <w:p>
+            <w:pPr>
+              <w:keepNext w:val="0"/>
+              <w:keepLines w:val="0"/>
+              <w:widowControl/>
+              <w:suppressLineNumbers w:val="0"/>
+              <w:jc w:val="left"/>
+            </w:pPr>
+            <w:r>
+              <w:rPr>
+                <w:rFonts w:ascii="SimSun" w:hAnsi="SimSun" w:eastAsia="SimSun" w:cs="SimSun"/>
+                <w:kern w:val="0"/>
+                <w:sz w:val="24"/>
+                <w:szCs w:val="24"/>
+                <w:lang w:val="en-US" w:eastAsia="zh-CN" w:bidi="ar"/>
+              </w:rPr>
+              <w:t>PK03</w:t>
+            </w:r>
+          </w:p>
+        </w:tc>
+        <w:tc>
+          <w:tcPr>
+            <w:tcW w:w="0" w:type="auto"/>
+            <w:shd w:val="clear"/>
+            <w:vAlign w:val="center"/>
+          </w:tcPr>
+          <w:p>
+            <w:pPr>
+              <w:keepNext w:val="0"/>
+              <w:keepLines w:val="0"/>
+              <w:widowControl/>
+              <w:suppressLineNumbers w:val="0"/>
+              <w:jc w:val="left"/>
+            </w:pPr>
+            <w:r>
+              <w:rPr>
+                <w:rFonts w:ascii="SimSun" w:hAnsi="SimSun" w:eastAsia="SimSun" w:cs="SimSun"/>
+                <w:kern w:val="0"/>
+                <w:sz w:val="24"/>
+                <w:szCs w:val="24"/>
+                <w:lang w:val="en-US" w:eastAsia="zh-CN" w:bidi="ar"/>
+              </w:rPr>
+              <w:t>Tài khoản bị khóa phải bị từ chối ở yêu cầu tiếp theo</w:t>
+            </w:r>
+          </w:p>
+        </w:tc>
+      </w:tr>
+      <w:tr>
+        <w:tblPrEx>
+          <w:tblBorders>
+            <w:top w:val="none" w:color="auto" w:sz="0" w:space="0"/>
+            <w:left w:val="none" w:color="auto" w:sz="0" w:space="0"/>
+            <w:bottom w:val="none" w:color="auto" w:sz="0" w:space="0"/>
+            <w:right w:val="none" w:color="auto" w:sz="0" w:space="0"/>
+            <w:insideH w:val="none" w:color="auto" w:sz="0" w:space="0"/>
+            <w:insideV w:val="none" w:color="auto" w:sz="0" w:space="0"/>
+          </w:tblBorders>
           <w:shd w:val="clear"/>
           <w:tblCellMar>
             <w:top w:w="15" w:type="dxa"/>
@@ -19900,7 +19975,7 @@
                 <w:szCs w:val="24"/>
                 <w:lang w:val="en-US" w:eastAsia="zh-CN" w:bidi="ar"/>
               </w:rPr>
-              <w:t>PK03</w:t>
+              <w:t>PK04</w:t>
             </w:r>
           </w:p>
         </w:tc>
@@ -19926,7 +20001,7 @@
                 <w:szCs w:val="24"/>
                 <w:lang w:val="en-US" w:eastAsia="zh-CN" w:bidi="ar"/>
               </w:rPr>
-              <w:t>Tài khoản bị khóa phải bị từ chối ở yêu cầu tiếp theo</w:t>
+              <w:t>Tập nhãn của mô hình và cơ sở dữ liệu phải đồng nhất và đủ 365 nhãn</w:t>
             </w:r>
           </w:p>
         </w:tc>
@@ -19941,6 +20016,7 @@
             <w:insideH w:val="none" w:color="auto" w:sz="0" w:space="0"/>
             <w:insideV w:val="none" w:color="auto" w:sz="0" w:space="0"/>
           </w:tblBorders>
+          <w:shd w:val="clear"/>
           <w:tblCellMar>
             <w:top w:w="15" w:type="dxa"/>
             <w:left w:w="15" w:type="dxa"/>
@@ -19973,7 +20049,7 @@
                 <w:szCs w:val="24"/>
                 <w:lang w:val="en-US" w:eastAsia="zh-CN" w:bidi="ar"/>
               </w:rPr>
-              <w:t>PK04</w:t>
+              <w:t>PK05</w:t>
             </w:r>
           </w:p>
         </w:tc>
@@ -19999,7 +20075,7 @@
                 <w:szCs w:val="24"/>
                 <w:lang w:val="en-US" w:eastAsia="zh-CN" w:bidi="ar"/>
               </w:rPr>
-              <w:t>Tập nhãn của mô hình và cơ sở dữ liệu phải đồng nhất và đủ 365 nhãn</w:t>
+              <w:t>Một người dùng và một mục từ chỉ được có tối đa một thẻ ghi nhớ</w:t>
             </w:r>
           </w:p>
         </w:tc>
@@ -20014,6 +20090,7 @@
             <w:insideH w:val="none" w:color="auto" w:sz="0" w:space="0"/>
             <w:insideV w:val="none" w:color="auto" w:sz="0" w:space="0"/>
           </w:tblBorders>
+          <w:shd w:val="clear"/>
           <w:tblCellMar>
             <w:top w:w="15" w:type="dxa"/>
             <w:left w:w="15" w:type="dxa"/>
@@ -20046,79 +20123,6 @@
                 <w:szCs w:val="24"/>
                 <w:lang w:val="en-US" w:eastAsia="zh-CN" w:bidi="ar"/>
               </w:rPr>
-              <w:t>PK05</w:t>
-            </w:r>
-          </w:p>
-        </w:tc>
-        <w:tc>
-          <w:tcPr>
-            <w:tcW w:w="0" w:type="auto"/>
-            <w:shd w:val="clear"/>
-            <w:vAlign w:val="center"/>
-          </w:tcPr>
-          <w:p>
-            <w:pPr>
-              <w:keepNext w:val="0"/>
-              <w:keepLines w:val="0"/>
-              <w:widowControl/>
-              <w:suppressLineNumbers w:val="0"/>
-              <w:jc w:val="left"/>
-            </w:pPr>
-            <w:r>
-              <w:rPr>
-                <w:rFonts w:ascii="SimSun" w:hAnsi="SimSun" w:eastAsia="SimSun" w:cs="SimSun"/>
-                <w:kern w:val="0"/>
-                <w:sz w:val="24"/>
-                <w:szCs w:val="24"/>
-                <w:lang w:val="en-US" w:eastAsia="zh-CN" w:bidi="ar"/>
-              </w:rPr>
-              <w:t>Một người dùng và một mục từ chỉ được có tối đa một thẻ ghi nhớ</w:t>
-            </w:r>
-          </w:p>
-        </w:tc>
-      </w:tr>
-      <w:tr>
-        <w:tblPrEx>
-          <w:tblBorders>
-            <w:top w:val="none" w:color="auto" w:sz="0" w:space="0"/>
-            <w:left w:val="none" w:color="auto" w:sz="0" w:space="0"/>
-            <w:bottom w:val="none" w:color="auto" w:sz="0" w:space="0"/>
-            <w:right w:val="none" w:color="auto" w:sz="0" w:space="0"/>
-            <w:insideH w:val="none" w:color="auto" w:sz="0" w:space="0"/>
-            <w:insideV w:val="none" w:color="auto" w:sz="0" w:space="0"/>
-          </w:tblBorders>
-          <w:tblCellMar>
-            <w:top w:w="15" w:type="dxa"/>
-            <w:left w:w="15" w:type="dxa"/>
-            <w:bottom w:w="15" w:type="dxa"/>
-            <w:right w:w="15" w:type="dxa"/>
-          </w:tblCellMar>
-        </w:tblPrEx>
-        <w:trPr>
-          <w:tblCellSpacing w:w="15" w:type="dxa"/>
-        </w:trPr>
-        <w:tc>
-          <w:tcPr>
-            <w:tcW w:w="0" w:type="auto"/>
-            <w:shd w:val="clear"/>
-            <w:vAlign w:val="center"/>
-          </w:tcPr>
-          <w:p>
-            <w:pPr>
-              <w:keepNext w:val="0"/>
-              <w:keepLines w:val="0"/>
-              <w:widowControl/>
-              <w:suppressLineNumbers w:val="0"/>
-              <w:jc w:val="left"/>
-            </w:pPr>
-            <w:r>
-              <w:rPr>
-                <w:rFonts w:ascii="SimSun" w:hAnsi="SimSun" w:eastAsia="SimSun" w:cs="SimSun"/>
-                <w:kern w:val="0"/>
-                <w:sz w:val="24"/>
-                <w:szCs w:val="24"/>
-                <w:lang w:val="en-US" w:eastAsia="zh-CN" w:bidi="ar"/>
-              </w:rPr>
               <w:t>PK06</w:t>
             </w:r>
           </w:p>
@@ -20160,6 +20164,7 @@
             <w:insideH w:val="none" w:color="auto" w:sz="0" w:space="0"/>
             <w:insideV w:val="none" w:color="auto" w:sz="0" w:space="0"/>
           </w:tblBorders>
+          <w:shd w:val="clear"/>
           <w:tblCellMar>
             <w:top w:w="15" w:type="dxa"/>
             <w:left w:w="15" w:type="dxa"/>
@@ -20307,6 +20312,7 @@
             <w:insideH w:val="none" w:color="auto" w:sz="0" w:space="0"/>
             <w:insideV w:val="none" w:color="auto" w:sz="0" w:space="0"/>
           </w:tblBorders>
+          <w:shd w:val="clear"/>
           <w:tblCellMar>
             <w:top w:w="15" w:type="dxa"/>
             <w:left w:w="15" w:type="dxa"/>
@@ -20380,6 +20386,7 @@
             <w:insideH w:val="none" w:color="auto" w:sz="0" w:space="0"/>
             <w:insideV w:val="none" w:color="auto" w:sz="0" w:space="0"/>
           </w:tblBorders>
+          <w:shd w:val="clear"/>
           <w:tblCellMar>
             <w:top w:w="15" w:type="dxa"/>
             <w:left w:w="15" w:type="dxa"/>
@@ -20453,7 +20460,6 @@
             <w:insideH w:val="none" w:color="auto" w:sz="0" w:space="0"/>
             <w:insideV w:val="none" w:color="auto" w:sz="0" w:space="0"/>
           </w:tblBorders>
-          <w:shd w:val="clear"/>
           <w:tblCellMar>
             <w:top w:w="15" w:type="dxa"/>
             <w:left w:w="15" w:type="dxa"/>
@@ -22413,8 +22419,6 @@
       <w:r>
         <w:t>ần lượt là chiều rộng và chiều cao thực tế của ảnh sau khi được thu phóng để hiển thị.</w:t>
       </w:r>
-      <w:bookmarkStart w:id="130" w:name="_GoBack"/>
-      <w:bookmarkEnd w:id="130"/>
     </w:p>
     <w:p>
       <w:pPr>
@@ -22822,6 +22826,150 @@
     </w:p>
     <w:p>
       <w:pPr>
+        <w:rPr>
+          <w:rFonts w:hint="default"/>
+        </w:rPr>
+      </w:pPr>
+      <w:r>
+        <w:rPr>
+          <w:rFonts w:hint="eastAsia"/>
+        </w:rPr>
+        <w:t xml:space="preserve">Trong đó, </w:t>
+      </w:r>
+      <m:oMath>
+        <m:sSub>
+          <m:sSubPr>
+            <m:ctrlPr>
+              <w:rPr>
+                <w:rFonts w:hint="default" w:ascii="Cambria Math" w:hAnsi="Cambria Math"/>
+                <w:sz w:val="24"/>
+              </w:rPr>
+            </m:ctrlPr>
+          </m:sSubPr>
+          <m:e>
+            <m:r>
+              <m:rPr/>
+              <w:rPr>
+                <w:rFonts w:hint="default" w:ascii="Cambria Math" w:hAnsi="Cambria Math"/>
+                <w:sz w:val="24"/>
+              </w:rPr>
+              <m:t>O</m:t>
+            </m:r>
+            <m:ctrlPr>
+              <w:rPr>
+                <w:rFonts w:ascii="Cambria Math" w:hAnsi="Cambria Math"/>
+                <w:sz w:val="24"/>
+              </w:rPr>
+            </m:ctrlPr>
+          </m:e>
+          <m:sub>
+            <m:r>
+              <m:rPr/>
+              <w:rPr>
+                <w:rFonts w:hint="default" w:ascii="Cambria Math" w:hAnsi="Cambria Math"/>
+                <w:sz w:val="24"/>
+              </w:rPr>
+              <m:t>x</m:t>
+            </m:r>
+            <m:ctrlPr>
+              <w:rPr>
+                <w:rFonts w:ascii="Cambria Math" w:hAnsi="Cambria Math"/>
+                <w:sz w:val="24"/>
+              </w:rPr>
+            </m:ctrlPr>
+          </m:sub>
+        </m:sSub>
+      </m:oMath>
+      <w:r>
+        <w:rPr>
+          <w:rFonts w:hint="default" w:hAnsi="Cambria Math"/>
+          <w:i w:val="0"/>
+          <w:sz w:val="24"/>
+          <w:lang w:val="en-US"/>
+        </w:rPr>
+        <w:t xml:space="preserve"> </w:t>
+      </w:r>
+      <w:r>
+        <w:rPr>
+          <w:rFonts w:hint="eastAsia"/>
+        </w:rPr>
+        <w:t xml:space="preserve">là khoảng lệch theo chiều ngang và </w:t>
+      </w:r>
+      <m:oMath>
+        <m:sSub>
+          <m:sSubPr>
+            <m:ctrlPr>
+              <w:rPr>
+                <w:rFonts w:hint="default" w:ascii="Cambria Math" w:hAnsi="Cambria Math"/>
+                <w:sz w:val="24"/>
+              </w:rPr>
+            </m:ctrlPr>
+          </m:sSubPr>
+          <m:e>
+            <m:r>
+              <m:rPr/>
+              <w:rPr>
+                <w:rFonts w:hint="default" w:ascii="Cambria Math" w:hAnsi="Cambria Math"/>
+                <w:sz w:val="24"/>
+              </w:rPr>
+              <m:t>O</m:t>
+            </m:r>
+            <m:ctrlPr>
+              <w:rPr>
+                <w:rFonts w:ascii="Cambria Math" w:hAnsi="Cambria Math"/>
+                <w:sz w:val="24"/>
+              </w:rPr>
+            </m:ctrlPr>
+          </m:e>
+          <m:sub>
+            <m:r>
+              <m:rPr/>
+              <w:rPr>
+                <w:rFonts w:hint="default" w:ascii="Cambria Math" w:hAnsi="Cambria Math"/>
+                <w:sz w:val="24"/>
+              </w:rPr>
+              <m:t>y</m:t>
+            </m:r>
+            <m:ctrlPr>
+              <w:rPr>
+                <w:rFonts w:ascii="Cambria Math" w:hAnsi="Cambria Math"/>
+                <w:sz w:val="24"/>
+              </w:rPr>
+            </m:ctrlPr>
+          </m:sub>
+        </m:sSub>
+      </m:oMath>
+      <w:r>
+        <w:rPr>
+          <w:rFonts w:hint="default" w:hAnsi="Cambria Math"/>
+          <w:i w:val="0"/>
+          <w:sz w:val="24"/>
+          <w:lang w:val="en-US"/>
+        </w:rPr>
+        <w:t xml:space="preserve"> </w:t>
+      </w:r>
+      <w:r>
+        <w:rPr>
+          <w:rFonts w:hint="eastAsia"/>
+        </w:rPr>
+        <w:t xml:space="preserve">là khoảng lệch theo chiều dọc giữa </w:t>
+      </w:r>
+      <w:r>
+        <w:rPr>
+          <w:rFonts w:hint="default"/>
+          <w:lang w:val="en-US"/>
+        </w:rPr>
+        <w:t>ả</w:t>
+      </w:r>
+      <w:r>
+        <w:rPr>
+          <w:rFonts w:hint="eastAsia"/>
+        </w:rPr>
+        <w:t>nh sau thu phóng với vùng hiển thị.</w:t>
+      </w:r>
+    </w:p>
+    <w:p>
+      <w:pPr>
         <w:pStyle w:val="26"/>
         <w:keepNext w:val="0"/>
         <w:keepLines w:val="0"/>
@@ -22832,6 +22980,207 @@
       </w:pPr>
       <w:r>
         <w:t>Điểm nằm chính giữa ảnh gốc vì vậy cũng nằm chính giữa vùng hiển thị. Trường hợp này cho thấy cùng một công thức có thể xử lý cả ảnh ngang và ảnh dọc mà không cần viết hai thuật toán khác nhau.</w:t>
+      </w:r>
+    </w:p>
+    <w:p>
+      <w:r>
+        <w:t xml:space="preserve">Với một điểm có tọa độ </w:t>
+      </w:r>
+      <m:oMath>
+        <m:r>
+          <m:rPr/>
+          <w:rPr>
+            <w:rFonts w:hint="default" w:ascii="Cambria Math" w:hAnsi="Cambria Math"/>
+            <w:sz w:val="24"/>
+          </w:rPr>
+          <m:t>(x,y)</m:t>
+        </m:r>
+      </m:oMath>
+      <w:r>
+        <w:t xml:space="preserve"> trên ảnh gốc, tọa độ tương ứng trên vùng hiển thị được xác định:</w:t>
+      </w:r>
+    </w:p>
+    <w:p>
+      <w:pPr>
+        <m:rPr/>
+        <w:rPr>
+          <w:rFonts w:hint="default" w:hAnsi="Cambria Math" w:eastAsia="Times New Roman"/>
+          <w:i w:val="0"/>
+          <w:sz w:val="24"/>
+        </w:rPr>
+      </w:pPr>
+      <m:oMathPara>
+        <m:oMath>
+          <m:r>
+            <m:rPr/>
+            <w:rPr>
+              <w:rFonts w:hint="default" w:ascii="Cambria Math" w:hAnsi="Cambria Math" w:eastAsia="Times New Roman"/>
+              <w:sz w:val="24"/>
+            </w:rPr>
+            <m:t>x'=</m:t>
+          </m:r>
+          <m:sSub>
+            <m:sSubPr>
+              <m:ctrlPr>
+                <w:rPr>
+                  <w:rFonts w:hint="default" w:ascii="Cambria Math" w:hAnsi="Cambria Math" w:eastAsia="Times New Roman"/>
+                  <w:sz w:val="24"/>
+                </w:rPr>
+              </m:ctrlPr>
+            </m:sSubPr>
+            <m:e>
+              <m:r>
+                <m:rPr/>
+                <w:rPr>
+                  <w:rFonts w:hint="default" w:ascii="Cambria Math" w:hAnsi="Cambria Math" w:eastAsia="Times New Roman"/>
+                  <w:sz w:val="24"/>
+                </w:rPr>
+                <m:t>O</m:t>
+              </m:r>
+              <m:ctrlPr>
+                <w:rPr>
+                  <w:rFonts w:ascii="Cambria Math" w:hAnsi="Cambria Math" w:eastAsia="Times New Roman"/>
+                  <w:sz w:val="24"/>
+                </w:rPr>
+              </m:ctrlPr>
+            </m:e>
+            <m:sub>
+              <m:r>
+                <m:rPr/>
+                <w:rPr>
+                  <w:rFonts w:hint="default" w:ascii="Cambria Math" w:hAnsi="Cambria Math" w:eastAsia="Times New Roman"/>
+                  <w:sz w:val="24"/>
+                </w:rPr>
+                <m:t>x</m:t>
+              </m:r>
+              <m:ctrlPr>
+                <w:rPr>
+                  <w:rFonts w:ascii="Cambria Math" w:hAnsi="Cambria Math" w:eastAsia="Times New Roman"/>
+                  <w:sz w:val="24"/>
+                </w:rPr>
+              </m:ctrlPr>
+            </m:sub>
+          </m:sSub>
+          <m:r>
+            <m:rPr/>
+            <w:rPr>
+              <w:rFonts w:hint="default" w:ascii="Cambria Math" w:hAnsi="Cambria Math" w:eastAsia="Times New Roman"/>
+              <w:sz w:val="24"/>
+            </w:rPr>
+            <m:t>+x×S</m:t>
+          </m:r>
+        </m:oMath>
+      </m:oMathPara>
+    </w:p>
+    <w:p>
+      <w:pPr>
+        <m:rPr/>
+        <w:rPr>
+          <w:rFonts w:hint="default"/>
+          <w:lang w:val="en-US" w:eastAsia="zh-CN"/>
+        </w:rPr>
+      </w:pPr>
+      <w:r>
+        <m:rPr/>
+        <w:rPr>
+          <w:rFonts w:hint="default"/>
+          <w:lang w:val="en-US" w:eastAsia="zh-CN"/>
+        </w:rPr>
+        <w:t xml:space="preserve">Và </w:t>
+      </w:r>
+    </w:p>
+    <w:p>
+      <w:pPr>
+        <m:rPr/>
+        <w:rPr>
+          <w:rFonts w:hint="default" w:hAnsi="Cambria Math" w:eastAsia="Times New Roman"/>
+          <w:i w:val="0"/>
+          <w:sz w:val="24"/>
+        </w:rPr>
+      </w:pPr>
+      <m:oMathPara>
+        <m:oMath>
+          <m:r>
+            <m:rPr/>
+            <w:rPr>
+              <w:rFonts w:hint="default" w:ascii="Cambria Math" w:hAnsi="Cambria Math" w:eastAsia="Times New Roman"/>
+              <w:sz w:val="24"/>
+            </w:rPr>
+            <m:t>y'=</m:t>
+          </m:r>
+          <m:sSub>
+            <m:sSubPr>
+              <m:ctrlPr>
+                <w:rPr>
+                  <w:rFonts w:hint="default" w:ascii="Cambria Math" w:hAnsi="Cambria Math" w:eastAsia="Times New Roman"/>
+                  <w:sz w:val="24"/>
+                </w:rPr>
+              </m:ctrlPr>
+            </m:sSubPr>
+            <m:e>
+              <m:r>
+                <m:rPr/>
+                <w:rPr>
+                  <w:rFonts w:hint="default" w:ascii="Cambria Math" w:hAnsi="Cambria Math" w:eastAsia="Times New Roman"/>
+                  <w:sz w:val="24"/>
+                </w:rPr>
+                <m:t>O</m:t>
+              </m:r>
+              <m:ctrlPr>
+                <w:rPr>
+                  <w:rFonts w:ascii="Cambria Math" w:hAnsi="Cambria Math" w:eastAsia="Times New Roman"/>
+                  <w:sz w:val="24"/>
+                </w:rPr>
+              </m:ctrlPr>
+            </m:e>
+            <m:sub>
+              <m:r>
+                <m:rPr/>
+                <w:rPr>
+                  <w:rFonts w:hint="default" w:ascii="Cambria Math" w:hAnsi="Cambria Math" w:eastAsia="Times New Roman"/>
+                  <w:sz w:val="24"/>
+                </w:rPr>
+                <m:t>y</m:t>
+              </m:r>
+              <m:ctrlPr>
+                <w:rPr>
+                  <w:rFonts w:ascii="Cambria Math" w:hAnsi="Cambria Math" w:eastAsia="Times New Roman"/>
+                  <w:sz w:val="24"/>
+                </w:rPr>
+              </m:ctrlPr>
+            </m:sub>
+          </m:sSub>
+          <m:r>
+            <m:rPr/>
+            <w:rPr>
+              <w:rFonts w:hint="default" w:ascii="Cambria Math" w:hAnsi="Cambria Math" w:eastAsia="Times New Roman"/>
+              <w:sz w:val="24"/>
+            </w:rPr>
+            <m:t>+y×S</m:t>
+          </m:r>
+        </m:oMath>
+      </m:oMathPara>
+    </w:p>
+    <w:p>
+      <w:pPr>
+        <m:rPr/>
+        <w:rPr>
+          <w:rFonts w:hint="default" w:hAnsi="Cambria Math" w:eastAsia="Times New Roman"/>
+          <w:i w:val="0"/>
+          <w:sz w:val="24"/>
+        </w:rPr>
+      </w:pPr>
+    </w:p>
+    <w:p>
+      <w:pPr>
+        <m:rPr/>
+        <w:rPr>
+          <w:rFonts w:hint="default"/>
+          <w:lang w:val="en-US" w:eastAsia="zh-CN"/>
+        </w:rPr>
+      </w:pPr>
+      <w:r>
+        <w:t>Cùng phép biến đổi được áp dụng cho hai góc của mỗi khung bao để xác định vị trí hiển thị của toàn bộ khung.</w:t>
       </w:r>
     </w:p>
     <w:p>
@@ -22913,23 +23262,239 @@
       </w:r>
     </w:p>
     <w:p>
-      <w:pPr>
-        <w:keepNext w:val="0"/>
-        <w:keepLines w:val="0"/>
-        <w:widowControl/>
-        <w:suppressLineNumbers w:val="0"/>
-        <w:jc w:val="left"/>
-      </w:pPr>
-      <w:r>
-        <w:rPr>
-          <w:rFonts w:ascii="SimSun" w:hAnsi="SimSun" w:eastAsia="SimSun" w:cs="SimSun"/>
-          <w:kern w:val="0"/>
+      <w:r>
+        <w:t xml:space="preserve">Gọi </w:t>
+      </w:r>
+      <m:oMath>
+        <m:sSub>
+          <m:sSubPr>
+            <m:ctrlPr>
+              <w:rPr>
+                <w:rFonts w:hint="default" w:ascii="Cambria Math" w:hAnsi="Cambria Math"/>
+                <w:sz w:val="24"/>
+              </w:rPr>
+            </m:ctrlPr>
+          </m:sSubPr>
+          <m:e>
+            <m:r>
+              <m:rPr/>
+              <w:rPr>
+                <w:rFonts w:hint="default" w:ascii="Cambria Math" w:hAnsi="Cambria Math"/>
+                <w:sz w:val="24"/>
+              </w:rPr>
+              <m:t>T</m:t>
+            </m:r>
+            <m:ctrlPr>
+              <w:rPr>
+                <w:rFonts w:ascii="Cambria Math" w:hAnsi="Cambria Math"/>
+                <w:sz w:val="24"/>
+              </w:rPr>
+            </m:ctrlPr>
+          </m:e>
+          <m:sub>
+            <m:r>
+              <m:rPr/>
+              <w:rPr>
+                <w:rFonts w:hint="default" w:ascii="Cambria Math" w:hAnsi="Cambria Math"/>
+                <w:sz w:val="24"/>
+              </w:rPr>
+              <m:t>o</m:t>
+            </m:r>
+            <m:ctrlPr>
+              <w:rPr>
+                <w:rFonts w:ascii="Cambria Math" w:hAnsi="Cambria Math"/>
+                <w:sz w:val="24"/>
+              </w:rPr>
+            </m:ctrlPr>
+          </m:sub>
+        </m:sSub>
+      </m:oMath>
+      <w:r>
+        <w:rPr>
+          <w:rFonts w:hint="default" w:hAnsi="Cambria Math"/>
+          <w:i w:val="0"/>
+          <w:sz w:val="24"/>
+          <w:lang w:val="en-US"/>
+        </w:rPr>
+        <w:t xml:space="preserve"> </w:t>
+      </w:r>
+      <w:r>
+        <w:t xml:space="preserve">là thời điểm thẻ được lên lịch ôn và </w:t>
+      </w:r>
+      <m:oMath>
+        <m:sSub>
+          <m:sSubPr>
+            <m:ctrlPr>
+              <w:rPr>
+                <w:rFonts w:hint="default" w:ascii="Cambria Math" w:hAnsi="Cambria Math"/>
+                <w:sz w:val="24"/>
+              </w:rPr>
+            </m:ctrlPr>
+          </m:sSubPr>
+          <m:e>
+            <m:r>
+              <m:rPr/>
+              <w:rPr>
+                <w:rFonts w:hint="default" w:ascii="Cambria Math" w:hAnsi="Cambria Math"/>
+                <w:sz w:val="24"/>
+              </w:rPr>
+              <m:t>T</m:t>
+            </m:r>
+            <m:ctrlPr>
+              <w:rPr>
+                <w:rFonts w:ascii="Cambria Math" w:hAnsi="Cambria Math"/>
+                <w:sz w:val="24"/>
+              </w:rPr>
+            </m:ctrlPr>
+          </m:e>
+          <m:sub>
+            <m:r>
+              <m:rPr/>
+              <w:rPr>
+                <w:rFonts w:hint="default" w:ascii="Cambria Math" w:hAnsi="Cambria Math"/>
+                <w:sz w:val="24"/>
+              </w:rPr>
+              <m:t>h</m:t>
+            </m:r>
+            <m:ctrlPr>
+              <w:rPr>
+                <w:rFonts w:ascii="Cambria Math" w:hAnsi="Cambria Math"/>
+                <w:sz w:val="24"/>
+              </w:rPr>
+            </m:ctrlPr>
+          </m:sub>
+        </m:sSub>
+      </m:oMath>
+      <w:r>
+        <w:rPr>
+          <w:rFonts w:hint="default" w:hAnsi="Cambria Math"/>
+          <w:i w:val="0"/>
+          <w:sz w:val="24"/>
+          <w:lang w:val="en-US"/>
+        </w:rPr>
+        <w:t xml:space="preserve"> </w:t>
+      </w:r>
+      <w:r>
+        <w:t>là thời điểm hiện tại. Một thẻ được đưa vào danh sách cần ôn khi:</w:t>
+      </w:r>
+    </w:p>
+    <w:p>
+      <w:pPr>
+        <w:rPr>
+          <w:rFonts w:hint="default" w:hAnsi="Cambria Math" w:eastAsia="Times New Roman" w:cs="Times New Roman"/>
+          <w:i w:val="0"/>
           <w:sz w:val="24"/>
           <w:szCs w:val="24"/>
-          <w:lang w:val="en-US" w:eastAsia="zh-CN" w:bidi="ar"/>
-        </w:rPr>
-        <w:t xml:space="preserve">To^n​≤Thiện tại​ </w:t>
-      </w:r>
+          <w:lang w:val="zh-CN" w:eastAsia="zh-CN" w:bidi="ar-SA"/>
+        </w:rPr>
+      </w:pPr>
+      <m:oMathPara>
+        <m:oMath>
+          <m:sSub>
+            <m:sSubPr>
+              <m:ctrlPr>
+                <w:rPr>
+                  <w:rFonts w:hint="default" w:ascii="Cambria Math" w:hAnsi="Cambria Math" w:eastAsia="Times New Roman"/>
+                  <w:sz w:val="26"/>
+                  <w:szCs w:val="26"/>
+                </w:rPr>
+              </m:ctrlPr>
+            </m:sSubPr>
+            <m:e>
+              <m:r>
+                <m:rPr/>
+                <w:rPr>
+                  <w:rFonts w:hint="default" w:ascii="Cambria Math" w:hAnsi="Cambria Math" w:eastAsia="Times New Roman"/>
+                  <w:sz w:val="26"/>
+                  <w:szCs w:val="26"/>
+                </w:rPr>
+                <m:t>T</m:t>
+              </m:r>
+              <m:ctrlPr>
+                <w:rPr>
+                  <w:rFonts w:ascii="Cambria Math" w:hAnsi="Cambria Math" w:eastAsia="Times New Roman"/>
+                  <w:sz w:val="26"/>
+                  <w:szCs w:val="26"/>
+                </w:rPr>
+              </m:ctrlPr>
+            </m:e>
+            <m:sub>
+              <m:r>
+                <m:rPr/>
+                <w:rPr>
+                  <w:rFonts w:hint="default" w:ascii="Cambria Math" w:hAnsi="Cambria Math" w:eastAsia="Times New Roman"/>
+                  <w:sz w:val="26"/>
+                  <w:szCs w:val="26"/>
+                </w:rPr>
+                <m:t>o</m:t>
+              </m:r>
+              <m:ctrlPr>
+                <w:rPr>
+                  <w:rFonts w:ascii="Cambria Math" w:hAnsi="Cambria Math" w:eastAsia="Times New Roman"/>
+                  <w:sz w:val="26"/>
+                  <w:szCs w:val="26"/>
+                </w:rPr>
+              </m:ctrlPr>
+            </m:sub>
+          </m:sSub>
+          <m:r>
+            <m:rPr/>
+            <w:rPr>
+              <w:rFonts w:hint="default" w:ascii="Cambria Math" w:hAnsi="Cambria Math" w:eastAsia="Times New Roman"/>
+              <w:sz w:val="26"/>
+              <w:szCs w:val="26"/>
+            </w:rPr>
+            <m:t>≤</m:t>
+          </m:r>
+          <m:sSub>
+            <m:sSubPr>
+              <m:ctrlPr>
+                <w:rPr>
+                  <w:rFonts w:hint="default" w:ascii="Cambria Math" w:hAnsi="Cambria Math" w:eastAsia="Times New Roman"/>
+                  <w:sz w:val="26"/>
+                  <w:szCs w:val="26"/>
+                </w:rPr>
+              </m:ctrlPr>
+            </m:sSubPr>
+            <m:e>
+              <m:r>
+                <m:rPr/>
+                <w:rPr>
+                  <w:rFonts w:hint="default" w:ascii="Cambria Math" w:hAnsi="Cambria Math" w:eastAsia="Times New Roman"/>
+                  <w:sz w:val="26"/>
+                  <w:szCs w:val="26"/>
+                </w:rPr>
+                <m:t>T</m:t>
+              </m:r>
+              <m:ctrlPr>
+                <w:rPr>
+                  <w:rFonts w:ascii="Cambria Math" w:hAnsi="Cambria Math" w:eastAsia="Times New Roman"/>
+                  <w:sz w:val="26"/>
+                  <w:szCs w:val="26"/>
+                </w:rPr>
+              </m:ctrlPr>
+            </m:e>
+            <m:sub>
+              <m:r>
+                <m:rPr/>
+                <w:rPr>
+                  <w:rFonts w:hint="default" w:ascii="Cambria Math" w:hAnsi="Cambria Math" w:eastAsia="Times New Roman"/>
+                  <w:sz w:val="26"/>
+                  <w:szCs w:val="26"/>
+                </w:rPr>
+                <m:t>h</m:t>
+              </m:r>
+              <m:ctrlPr>
+                <w:rPr>
+                  <w:rFonts w:ascii="Cambria Math" w:hAnsi="Cambria Math" w:eastAsia="Times New Roman"/>
+                  <w:sz w:val="26"/>
+                  <w:szCs w:val="26"/>
+                </w:rPr>
+              </m:ctrlPr>
+            </m:sub>
+          </m:sSub>
+        </m:oMath>
+      </m:oMathPara>
     </w:p>
     <w:p>
       <w:pPr>
@@ -23250,34 +23815,42 @@
         <w:keepLines w:val="0"/>
         <w:widowControl/>
         <w:suppressLineNumbers w:val="0"/>
-      </w:pPr>
-      <w:r>
-        <w:t xml:space="preserve">Các giải pháp trên hoàn thành phần thiết kế từ yêu cầu đến kiến trúc, dữ liệu và các quy trình nghiệp vụ chính. </w:t>
-      </w:r>
-      <w:r>
-        <w:rPr>
-          <w:rStyle w:val="27"/>
-        </w:rPr>
-        <w:t>Chương 4 hiện thực hóa giải pháp đã đề xuất, mô tả môi trường triển khai, cách xây dựng từng thành phần và kết quả kiểm thử, đánh giá toàn hệ thống.</w:t>
-      </w:r>
-    </w:p>
-    <w:p>
-      <w:pPr>
-        <w:spacing w:line="360" w:lineRule="auto"/>
-        <w:jc w:val="both"/>
         <w:rPr>
           <w:rFonts w:hint="default"/>
           <w:sz w:val="26"/>
           <w:szCs w:val="26"/>
         </w:rPr>
       </w:pPr>
+      <w:r>
+        <w:t xml:space="preserve">Các giải pháp trên hoàn thành phần thiết kế từ yêu cầu đến kiến trúc, dữ liệu và các quy trình nghiệp vụ chính. </w:t>
+      </w:r>
+      <w:r>
+        <w:rPr>
+          <w:rStyle w:val="27"/>
+        </w:rPr>
+        <w:t>Chương 4 hiện thực hóa giải pháp đã đề xuất, mô tả môi trường triển khai, cách xây dựng từng thành phần và kết quả kiểm thử, đánh giá toàn hệ thống.</w:t>
+      </w:r>
     </w:p>
     <w:p>
       <w:pPr>
         <w:pStyle w:val="2"/>
         <w:bidi w:val="0"/>
+        <w:sectPr>
+          <w:pgSz w:w="11906" w:h="16838"/>
+          <w:pgMar w:top="1701" w:right="1138" w:bottom="1701" w:left="1985" w:header="709" w:footer="709" w:gutter="0"/>
+          <w:cols w:space="708" w:num="1"/>
+          <w:docGrid w:linePitch="360" w:charSpace="0"/>
+        </w:sectPr>
       </w:pPr>
       <w:bookmarkStart w:id="104" w:name="_Toc23136"/>
+    </w:p>
+    <w:p>
+      <w:pPr>
+        <w:pStyle w:val="2"/>
+        <w:bidi w:val="0"/>
+      </w:pPr>
+      <w:bookmarkStart w:id="130" w:name="_GoBack"/>
+      <w:bookmarkEnd w:id="130"/>
       <w:r>
         <w:t>HIỆN THỰC GIẢI PHÁP</w:t>
       </w:r>
@@ -23552,7 +24125,6 @@
             <w:insideH w:val="none" w:color="auto" w:sz="0" w:space="0"/>
             <w:insideV w:val="none" w:color="auto" w:sz="0" w:space="0"/>
           </w:tblBorders>
-          <w:shd w:val="clear"/>
           <w:tblCellMar>
             <w:top w:w="15" w:type="dxa"/>
             <w:left w:w="15" w:type="dxa"/>
@@ -23752,7 +24324,6 @@
             <w:insideH w:val="none" w:color="auto" w:sz="0" w:space="0"/>
             <w:insideV w:val="none" w:color="auto" w:sz="0" w:space="0"/>
           </w:tblBorders>
-          <w:shd w:val="clear"/>
           <w:tblCellMar>
             <w:top w:w="15" w:type="dxa"/>
             <w:left w:w="15" w:type="dxa"/>
@@ -23952,7 +24523,6 @@
             <w:insideH w:val="none" w:color="auto" w:sz="0" w:space="0"/>
             <w:insideV w:val="none" w:color="auto" w:sz="0" w:space="0"/>
           </w:tblBorders>
-          <w:shd w:val="clear"/>
           <w:tblCellMar>
             <w:top w:w="15" w:type="dxa"/>
             <w:left w:w="15" w:type="dxa"/>
@@ -25313,6 +25883,7 @@
             <w:insideH w:val="none" w:color="auto" w:sz="0" w:space="0"/>
             <w:insideV w:val="none" w:color="auto" w:sz="0" w:space="0"/>
           </w:tblBorders>
+          <w:shd w:val="clear"/>
           <w:tblCellMar>
             <w:top w:w="15" w:type="dxa"/>
             <w:left w:w="15" w:type="dxa"/>
@@ -25547,7 +26118,6 @@
             <w:insideH w:val="none" w:color="auto" w:sz="0" w:space="0"/>
             <w:insideV w:val="none" w:color="auto" w:sz="0" w:space="0"/>
           </w:tblBorders>
-          <w:shd w:val="clear"/>
           <w:tblCellMar>
             <w:top w:w="15" w:type="dxa"/>
             <w:left w:w="15" w:type="dxa"/>
@@ -25769,7 +26339,6 @@
             <w:insideH w:val="none" w:color="auto" w:sz="0" w:space="0"/>
             <w:insideV w:val="none" w:color="auto" w:sz="0" w:space="0"/>
           </w:tblBorders>
-          <w:shd w:val="clear"/>
           <w:tblCellMar>
             <w:top w:w="15" w:type="dxa"/>
             <w:left w:w="15" w:type="dxa"/>
@@ -27066,7 +27635,6 @@
             <w:insideH w:val="none" w:color="auto" w:sz="0" w:space="0"/>
             <w:insideV w:val="none" w:color="auto" w:sz="0" w:space="0"/>
           </w:tblBorders>
-          <w:shd w:val="clear"/>
           <w:tblCellMar>
             <w:top w:w="15" w:type="dxa"/>
             <w:left w:w="15" w:type="dxa"/>
@@ -27166,7 +27734,6 @@
             <w:insideH w:val="none" w:color="auto" w:sz="0" w:space="0"/>
             <w:insideV w:val="none" w:color="auto" w:sz="0" w:space="0"/>
           </w:tblBorders>
-          <w:shd w:val="clear"/>
           <w:tblCellMar>
             <w:top w:w="15" w:type="dxa"/>
             <w:left w:w="15" w:type="dxa"/>
@@ -27266,7 +27833,6 @@
             <w:insideH w:val="none" w:color="auto" w:sz="0" w:space="0"/>
             <w:insideV w:val="none" w:color="auto" w:sz="0" w:space="0"/>
           </w:tblBorders>
-          <w:shd w:val="clear"/>
           <w:tblCellMar>
             <w:top w:w="15" w:type="dxa"/>
             <w:left w:w="15" w:type="dxa"/>
@@ -28958,6 +29524,7 @@
             <w:insideH w:val="none" w:color="auto" w:sz="0" w:space="0"/>
             <w:insideV w:val="none" w:color="auto" w:sz="0" w:space="0"/>
           </w:tblBorders>
+          <w:shd w:val="clear"/>
           <w:tblCellMar>
             <w:top w:w="15" w:type="dxa"/>
             <w:left w:w="15" w:type="dxa"/>
@@ -29157,6 +29724,7 @@
             <w:insideH w:val="none" w:color="auto" w:sz="0" w:space="0"/>
             <w:insideV w:val="none" w:color="auto" w:sz="0" w:space="0"/>
           </w:tblBorders>
+          <w:shd w:val="clear"/>
           <w:tblCellMar>
             <w:top w:w="15" w:type="dxa"/>
             <w:left w:w="15" w:type="dxa"/>
@@ -30354,7 +30922,6 @@
             <w:insideH w:val="none" w:color="auto" w:sz="0" w:space="0"/>
             <w:insideV w:val="none" w:color="auto" w:sz="0" w:space="0"/>
           </w:tblBorders>
-          <w:shd w:val="clear"/>
           <w:tblCellMar>
             <w:top w:w="15" w:type="dxa"/>
             <w:left w:w="15" w:type="dxa"/>
@@ -30440,6 +31007,157 @@
                 <w:lang w:val="en-US" w:eastAsia="zh-CN" w:bidi="ar"/>
               </w:rPr>
               <w:t>Yêu cầu tiếp theo nhận lỗi khóa</w:t>
+            </w:r>
+          </w:p>
+        </w:tc>
+        <w:tc>
+          <w:tcPr>
+            <w:tcW w:w="0" w:type="auto"/>
+            <w:shd w:val="clear"/>
+            <w:vAlign w:val="center"/>
+          </w:tcPr>
+          <w:p>
+            <w:pPr>
+              <w:keepNext w:val="0"/>
+              <w:keepLines w:val="0"/>
+              <w:widowControl/>
+              <w:suppressLineNumbers w:val="0"/>
+              <w:jc w:val="left"/>
+            </w:pPr>
+            <w:r>
+              <w:rPr>
+                <w:rFonts w:ascii="SimSun" w:hAnsi="SimSun" w:eastAsia="SimSun" w:cs="SimSun"/>
+                <w:kern w:val="0"/>
+                <w:sz w:val="24"/>
+                <w:szCs w:val="24"/>
+                <w:lang w:val="en-US" w:eastAsia="zh-CN" w:bidi="ar"/>
+              </w:rPr>
+              <w:t>[ ]</w:t>
+            </w:r>
+          </w:p>
+        </w:tc>
+        <w:tc>
+          <w:tcPr>
+            <w:tcW w:w="0" w:type="auto"/>
+            <w:shd w:val="clear"/>
+            <w:vAlign w:val="center"/>
+          </w:tcPr>
+          <w:p>
+            <w:pPr>
+              <w:keepNext w:val="0"/>
+              <w:keepLines w:val="0"/>
+              <w:widowControl/>
+              <w:suppressLineNumbers w:val="0"/>
+              <w:jc w:val="left"/>
+            </w:pPr>
+            <w:r>
+              <w:rPr>
+                <w:rFonts w:ascii="SimSun" w:hAnsi="SimSun" w:eastAsia="SimSun" w:cs="SimSun"/>
+                <w:kern w:val="0"/>
+                <w:sz w:val="24"/>
+                <w:szCs w:val="24"/>
+                <w:lang w:val="en-US" w:eastAsia="zh-CN" w:bidi="ar"/>
+              </w:rPr>
+              <w:t>[ ]</w:t>
+            </w:r>
+          </w:p>
+        </w:tc>
+      </w:tr>
+      <w:tr>
+        <w:tblPrEx>
+          <w:tblBorders>
+            <w:top w:val="none" w:color="auto" w:sz="0" w:space="0"/>
+            <w:left w:val="none" w:color="auto" w:sz="0" w:space="0"/>
+            <w:bottom w:val="none" w:color="auto" w:sz="0" w:space="0"/>
+            <w:right w:val="none" w:color="auto" w:sz="0" w:space="0"/>
+            <w:insideH w:val="none" w:color="auto" w:sz="0" w:space="0"/>
+            <w:insideV w:val="none" w:color="auto" w:sz="0" w:space="0"/>
+          </w:tblBorders>
+          <w:tblCellMar>
+            <w:top w:w="15" w:type="dxa"/>
+            <w:left w:w="15" w:type="dxa"/>
+            <w:bottom w:w="15" w:type="dxa"/>
+            <w:right w:w="15" w:type="dxa"/>
+          </w:tblCellMar>
+        </w:tblPrEx>
+        <w:trPr>
+          <w:tblCellSpacing w:w="15" w:type="dxa"/>
+        </w:trPr>
+        <w:tc>
+          <w:tcPr>
+            <w:tcW w:w="0" w:type="auto"/>
+            <w:shd w:val="clear"/>
+            <w:vAlign w:val="center"/>
+          </w:tcPr>
+          <w:p>
+            <w:pPr>
+              <w:keepNext w:val="0"/>
+              <w:keepLines w:val="0"/>
+              <w:widowControl/>
+              <w:suppressLineNumbers w:val="0"/>
+              <w:jc w:val="left"/>
+            </w:pPr>
+            <w:r>
+              <w:rPr>
+                <w:rFonts w:ascii="SimSun" w:hAnsi="SimSun" w:eastAsia="SimSun" w:cs="SimSun"/>
+                <w:kern w:val="0"/>
+                <w:sz w:val="24"/>
+                <w:szCs w:val="24"/>
+                <w:lang w:val="en-US" w:eastAsia="zh-CN" w:bidi="ar"/>
+              </w:rPr>
+              <w:t>KT04</w:t>
+            </w:r>
+          </w:p>
+        </w:tc>
+        <w:tc>
+          <w:tcPr>
+            <w:tcW w:w="0" w:type="auto"/>
+            <w:shd w:val="clear"/>
+            <w:vAlign w:val="center"/>
+          </w:tcPr>
+          <w:p>
+            <w:pPr>
+              <w:keepNext w:val="0"/>
+              <w:keepLines w:val="0"/>
+              <w:widowControl/>
+              <w:suppressLineNumbers w:val="0"/>
+              <w:jc w:val="left"/>
+            </w:pPr>
+            <w:r>
+              <w:rPr>
+                <w:rFonts w:ascii="SimSun" w:hAnsi="SimSun" w:eastAsia="SimSun" w:cs="SimSun"/>
+                <w:kern w:val="0"/>
+                <w:sz w:val="24"/>
+                <w:szCs w:val="24"/>
+                <w:lang w:val="en-US" w:eastAsia="zh-CN" w:bidi="ar"/>
+              </w:rPr>
+              <w:t>Chụp và chọn ảnh</w:t>
+            </w:r>
+          </w:p>
+        </w:tc>
+        <w:tc>
+          <w:tcPr>
+            <w:tcW w:w="0" w:type="auto"/>
+            <w:shd w:val="clear"/>
+            <w:vAlign w:val="center"/>
+          </w:tcPr>
+          <w:p>
+            <w:pPr>
+              <w:keepNext w:val="0"/>
+              <w:keepLines w:val="0"/>
+              <w:widowControl/>
+              <w:suppressLineNumbers w:val="0"/>
+              <w:jc w:val="left"/>
+            </w:pPr>
+            <w:r>
+              <w:rPr>
+                <w:rFonts w:ascii="SimSun" w:hAnsi="SimSun" w:eastAsia="SimSun" w:cs="SimSun"/>
+                <w:kern w:val="0"/>
+                <w:sz w:val="24"/>
+                <w:szCs w:val="24"/>
+                <w:lang w:val="en-US" w:eastAsia="zh-CN" w:bidi="ar"/>
+              </w:rPr>
+              <w:t>Ảnh được nhận thành công</w:t>
             </w:r>
           </w:p>
         </w:tc>
@@ -30539,7 +31257,7 @@
                 <w:szCs w:val="24"/>
                 <w:lang w:val="en-US" w:eastAsia="zh-CN" w:bidi="ar"/>
               </w:rPr>
-              <w:t>KT04</w:t>
+              <w:t>KT05</w:t>
             </w:r>
           </w:p>
         </w:tc>
@@ -30565,7 +31283,7 @@
                 <w:szCs w:val="24"/>
                 <w:lang w:val="en-US" w:eastAsia="zh-CN" w:bidi="ar"/>
               </w:rPr>
-              <w:t>Chụp và chọn ảnh</w:t>
+              <w:t>Ảnh nhiều vật thể</w:t>
             </w:r>
           </w:p>
         </w:tc>
@@ -30591,7 +31309,7 @@
                 <w:szCs w:val="24"/>
                 <w:lang w:val="en-US" w:eastAsia="zh-CN" w:bidi="ar"/>
               </w:rPr>
-              <w:t>Ảnh được nhận thành công</w:t>
+              <w:t>Hiển thị nhiều khung đúng vị trí</w:t>
             </w:r>
           </w:p>
         </w:tc>
@@ -30691,7 +31409,7 @@
                 <w:szCs w:val="24"/>
                 <w:lang w:val="en-US" w:eastAsia="zh-CN" w:bidi="ar"/>
               </w:rPr>
-              <w:t>KT05</w:t>
+              <w:t>KT06</w:t>
             </w:r>
           </w:p>
         </w:tc>
@@ -30717,7 +31435,7 @@
                 <w:szCs w:val="24"/>
                 <w:lang w:val="en-US" w:eastAsia="zh-CN" w:bidi="ar"/>
               </w:rPr>
-              <w:t>Ảnh nhiều vật thể</w:t>
+              <w:t>Chọn hai vật cùng nhãn</w:t>
             </w:r>
           </w:p>
         </w:tc>
@@ -30743,7 +31461,7 @@
                 <w:szCs w:val="24"/>
                 <w:lang w:val="en-US" w:eastAsia="zh-CN" w:bidi="ar"/>
               </w:rPr>
-              <w:t>Hiển thị nhiều khung đúng vị trí</w:t>
+              <w:t>Mỗi khung được chọn độc lập</w:t>
             </w:r>
           </w:p>
         </w:tc>
@@ -30843,7 +31561,7 @@
                 <w:szCs w:val="24"/>
                 <w:lang w:val="en-US" w:eastAsia="zh-CN" w:bidi="ar"/>
               </w:rPr>
-              <w:t>KT06</w:t>
+              <w:t>KT07</w:t>
             </w:r>
           </w:p>
         </w:tc>
@@ -30869,7 +31587,7 @@
                 <w:szCs w:val="24"/>
                 <w:lang w:val="en-US" w:eastAsia="zh-CN" w:bidi="ar"/>
               </w:rPr>
-              <w:t>Chọn hai vật cùng nhãn</w:t>
+              <w:t>Tắt FastAPI</w:t>
             </w:r>
           </w:p>
         </w:tc>
@@ -30895,7 +31613,7 @@
                 <w:szCs w:val="24"/>
                 <w:lang w:val="en-US" w:eastAsia="zh-CN" w:bidi="ar"/>
               </w:rPr>
-              <w:t>Mỗi khung được chọn độc lập</w:t>
+              <w:t>App báo lỗi, không bị dừng</w:t>
             </w:r>
           </w:p>
         </w:tc>
@@ -30995,7 +31713,7 @@
                 <w:szCs w:val="24"/>
                 <w:lang w:val="en-US" w:eastAsia="zh-CN" w:bidi="ar"/>
               </w:rPr>
-              <w:t>KT07</w:t>
+              <w:t>KT08</w:t>
             </w:r>
           </w:p>
         </w:tc>
@@ -31021,7 +31739,7 @@
                 <w:szCs w:val="24"/>
                 <w:lang w:val="en-US" w:eastAsia="zh-CN" w:bidi="ar"/>
               </w:rPr>
-              <w:t>Tắt FastAPI</w:t>
+              <w:t>Kiểm tra 365 nhãn</w:t>
             </w:r>
           </w:p>
         </w:tc>
@@ -31047,7 +31765,7 @@
                 <w:szCs w:val="24"/>
                 <w:lang w:val="en-US" w:eastAsia="zh-CN" w:bidi="ar"/>
               </w:rPr>
-              <w:t>App báo lỗi, không bị dừng</w:t>
+              <w:t>Hai tập hoàn toàn bằng nhau</w:t>
             </w:r>
           </w:p>
         </w:tc>
@@ -31147,7 +31865,7 @@
                 <w:szCs w:val="24"/>
                 <w:lang w:val="en-US" w:eastAsia="zh-CN" w:bidi="ar"/>
               </w:rPr>
-              <w:t>KT08</w:t>
+              <w:t>KT09</w:t>
             </w:r>
           </w:p>
         </w:tc>
@@ -31173,7 +31891,7 @@
                 <w:szCs w:val="24"/>
                 <w:lang w:val="en-US" w:eastAsia="zh-CN" w:bidi="ar"/>
               </w:rPr>
-              <w:t>Kiểm tra 365 nhãn</w:t>
+              <w:t>Lưu cùng một từ hai lần</w:t>
             </w:r>
           </w:p>
         </w:tc>
@@ -31199,7 +31917,158 @@
                 <w:szCs w:val="24"/>
                 <w:lang w:val="en-US" w:eastAsia="zh-CN" w:bidi="ar"/>
               </w:rPr>
-              <w:t>Hai tập hoàn toàn bằng nhau</w:t>
+              <w:t>Chỉ có một thẻ</w:t>
+            </w:r>
+          </w:p>
+        </w:tc>
+        <w:tc>
+          <w:tcPr>
+            <w:tcW w:w="0" w:type="auto"/>
+            <w:shd w:val="clear"/>
+            <w:vAlign w:val="center"/>
+          </w:tcPr>
+          <w:p>
+            <w:pPr>
+              <w:keepNext w:val="0"/>
+              <w:keepLines w:val="0"/>
+              <w:widowControl/>
+              <w:suppressLineNumbers w:val="0"/>
+              <w:jc w:val="left"/>
+            </w:pPr>
+            <w:r>
+              <w:rPr>
+                <w:rFonts w:ascii="SimSun" w:hAnsi="SimSun" w:eastAsia="SimSun" w:cs="SimSun"/>
+                <w:kern w:val="0"/>
+                <w:sz w:val="24"/>
+                <w:szCs w:val="24"/>
+                <w:lang w:val="en-US" w:eastAsia="zh-CN" w:bidi="ar"/>
+              </w:rPr>
+              <w:t>[ ]</w:t>
+            </w:r>
+          </w:p>
+        </w:tc>
+        <w:tc>
+          <w:tcPr>
+            <w:tcW w:w="0" w:type="auto"/>
+            <w:shd w:val="clear"/>
+            <w:vAlign w:val="center"/>
+          </w:tcPr>
+          <w:p>
+            <w:pPr>
+              <w:keepNext w:val="0"/>
+              <w:keepLines w:val="0"/>
+              <w:widowControl/>
+              <w:suppressLineNumbers w:val="0"/>
+              <w:jc w:val="left"/>
+            </w:pPr>
+            <w:r>
+              <w:rPr>
+                <w:rFonts w:ascii="SimSun" w:hAnsi="SimSun" w:eastAsia="SimSun" w:cs="SimSun"/>
+                <w:kern w:val="0"/>
+                <w:sz w:val="24"/>
+                <w:szCs w:val="24"/>
+                <w:lang w:val="en-US" w:eastAsia="zh-CN" w:bidi="ar"/>
+              </w:rPr>
+              <w:t>[ ]</w:t>
+            </w:r>
+          </w:p>
+        </w:tc>
+      </w:tr>
+      <w:tr>
+        <w:tblPrEx>
+          <w:tblBorders>
+            <w:top w:val="none" w:color="auto" w:sz="0" w:space="0"/>
+            <w:left w:val="none" w:color="auto" w:sz="0" w:space="0"/>
+            <w:bottom w:val="none" w:color="auto" w:sz="0" w:space="0"/>
+            <w:right w:val="none" w:color="auto" w:sz="0" w:space="0"/>
+            <w:insideH w:val="none" w:color="auto" w:sz="0" w:space="0"/>
+            <w:insideV w:val="none" w:color="auto" w:sz="0" w:space="0"/>
+          </w:tblBorders>
+          <w:tblCellMar>
+            <w:top w:w="15" w:type="dxa"/>
+            <w:left w:w="15" w:type="dxa"/>
+            <w:bottom w:w="15" w:type="dxa"/>
+            <w:right w:w="15" w:type="dxa"/>
+          </w:tblCellMar>
+        </w:tblPrEx>
+        <w:trPr>
+          <w:tblCellSpacing w:w="15" w:type="dxa"/>
+        </w:trPr>
+        <w:tc>
+          <w:tcPr>
+            <w:tcW w:w="0" w:type="auto"/>
+            <w:shd w:val="clear"/>
+            <w:vAlign w:val="center"/>
+          </w:tcPr>
+          <w:p>
+            <w:pPr>
+              <w:keepNext w:val="0"/>
+              <w:keepLines w:val="0"/>
+              <w:widowControl/>
+              <w:suppressLineNumbers w:val="0"/>
+              <w:jc w:val="left"/>
+            </w:pPr>
+            <w:r>
+              <w:rPr>
+                <w:rFonts w:ascii="SimSun" w:hAnsi="SimSun" w:eastAsia="SimSun" w:cs="SimSun"/>
+                <w:kern w:val="0"/>
+                <w:sz w:val="24"/>
+                <w:szCs w:val="24"/>
+                <w:lang w:val="en-US" w:eastAsia="zh-CN" w:bidi="ar"/>
+              </w:rPr>
+              <w:t>KT10</w:t>
+            </w:r>
+          </w:p>
+        </w:tc>
+        <w:tc>
+          <w:tcPr>
+            <w:tcW w:w="0" w:type="auto"/>
+            <w:shd w:val="clear"/>
+            <w:vAlign w:val="center"/>
+          </w:tcPr>
+          <w:p>
+            <w:pPr>
+              <w:keepNext w:val="0"/>
+              <w:keepLines w:val="0"/>
+              <w:widowControl/>
+              <w:suppressLineNumbers w:val="0"/>
+              <w:jc w:val="left"/>
+            </w:pPr>
+            <w:r>
+              <w:rPr>
+                <w:rFonts w:ascii="SimSun" w:hAnsi="SimSun" w:eastAsia="SimSun" w:cs="SimSun"/>
+                <w:kern w:val="0"/>
+                <w:sz w:val="24"/>
+                <w:szCs w:val="24"/>
+                <w:lang w:val="en-US" w:eastAsia="zh-CN" w:bidi="ar"/>
+              </w:rPr>
+              <w:t>Mở Ôn tập hôm nay</w:t>
+            </w:r>
+          </w:p>
+        </w:tc>
+        <w:tc>
+          <w:tcPr>
+            <w:tcW w:w="0" w:type="auto"/>
+            <w:shd w:val="clear"/>
+            <w:vAlign w:val="center"/>
+          </w:tcPr>
+          <w:p>
+            <w:pPr>
+              <w:keepNext w:val="0"/>
+              <w:keepLines w:val="0"/>
+              <w:widowControl/>
+              <w:suppressLineNumbers w:val="0"/>
+              <w:jc w:val="left"/>
+            </w:pPr>
+            <w:r>
+              <w:rPr>
+                <w:rFonts w:ascii="SimSun" w:hAnsi="SimSun" w:eastAsia="SimSun" w:cs="SimSun"/>
+                <w:kern w:val="0"/>
+                <w:sz w:val="24"/>
+                <w:szCs w:val="24"/>
+                <w:lang w:val="en-US" w:eastAsia="zh-CN" w:bidi="ar"/>
+              </w:rPr>
+              <w:t>Chỉ lấy thẻ đã đến hạn</w:t>
             </w:r>
           </w:p>
         </w:tc>
@@ -31299,7 +32168,7 @@
                 <w:szCs w:val="24"/>
                 <w:lang w:val="en-US" w:eastAsia="zh-CN" w:bidi="ar"/>
               </w:rPr>
-              <w:t>KT09</w:t>
+              <w:t>KT11</w:t>
             </w:r>
           </w:p>
         </w:tc>
@@ -31325,7 +32194,7 @@
                 <w:szCs w:val="24"/>
                 <w:lang w:val="en-US" w:eastAsia="zh-CN" w:bidi="ar"/>
               </w:rPr>
-              <w:t>Lưu cùng một từ hai lần</w:t>
+              <w:t>Ba mức phản hồi</w:t>
             </w:r>
           </w:p>
         </w:tc>
@@ -31351,7 +32220,309 @@
                 <w:szCs w:val="24"/>
                 <w:lang w:val="en-US" w:eastAsia="zh-CN" w:bidi="ar"/>
               </w:rPr>
-              <w:t>Chỉ có một thẻ</w:t>
+              <w:t>Lịch ôn cập nhật theo quy tắc</w:t>
+            </w:r>
+          </w:p>
+        </w:tc>
+        <w:tc>
+          <w:tcPr>
+            <w:tcW w:w="0" w:type="auto"/>
+            <w:shd w:val="clear"/>
+            <w:vAlign w:val="center"/>
+          </w:tcPr>
+          <w:p>
+            <w:pPr>
+              <w:keepNext w:val="0"/>
+              <w:keepLines w:val="0"/>
+              <w:widowControl/>
+              <w:suppressLineNumbers w:val="0"/>
+              <w:jc w:val="left"/>
+            </w:pPr>
+            <w:r>
+              <w:rPr>
+                <w:rFonts w:ascii="SimSun" w:hAnsi="SimSun" w:eastAsia="SimSun" w:cs="SimSun"/>
+                <w:kern w:val="0"/>
+                <w:sz w:val="24"/>
+                <w:szCs w:val="24"/>
+                <w:lang w:val="en-US" w:eastAsia="zh-CN" w:bidi="ar"/>
+              </w:rPr>
+              <w:t>[ ]</w:t>
+            </w:r>
+          </w:p>
+        </w:tc>
+        <w:tc>
+          <w:tcPr>
+            <w:tcW w:w="0" w:type="auto"/>
+            <w:shd w:val="clear"/>
+            <w:vAlign w:val="center"/>
+          </w:tcPr>
+          <w:p>
+            <w:pPr>
+              <w:keepNext w:val="0"/>
+              <w:keepLines w:val="0"/>
+              <w:widowControl/>
+              <w:suppressLineNumbers w:val="0"/>
+              <w:jc w:val="left"/>
+            </w:pPr>
+            <w:r>
+              <w:rPr>
+                <w:rFonts w:ascii="SimSun" w:hAnsi="SimSun" w:eastAsia="SimSun" w:cs="SimSun"/>
+                <w:kern w:val="0"/>
+                <w:sz w:val="24"/>
+                <w:szCs w:val="24"/>
+                <w:lang w:val="en-US" w:eastAsia="zh-CN" w:bidi="ar"/>
+              </w:rPr>
+              <w:t>[ ]</w:t>
+            </w:r>
+          </w:p>
+        </w:tc>
+      </w:tr>
+      <w:tr>
+        <w:tblPrEx>
+          <w:tblBorders>
+            <w:top w:val="none" w:color="auto" w:sz="0" w:space="0"/>
+            <w:left w:val="none" w:color="auto" w:sz="0" w:space="0"/>
+            <w:bottom w:val="none" w:color="auto" w:sz="0" w:space="0"/>
+            <w:right w:val="none" w:color="auto" w:sz="0" w:space="0"/>
+            <w:insideH w:val="none" w:color="auto" w:sz="0" w:space="0"/>
+            <w:insideV w:val="none" w:color="auto" w:sz="0" w:space="0"/>
+          </w:tblBorders>
+          <w:tblCellMar>
+            <w:top w:w="15" w:type="dxa"/>
+            <w:left w:w="15" w:type="dxa"/>
+            <w:bottom w:w="15" w:type="dxa"/>
+            <w:right w:w="15" w:type="dxa"/>
+          </w:tblCellMar>
+        </w:tblPrEx>
+        <w:trPr>
+          <w:tblCellSpacing w:w="15" w:type="dxa"/>
+        </w:trPr>
+        <w:tc>
+          <w:tcPr>
+            <w:tcW w:w="0" w:type="auto"/>
+            <w:shd w:val="clear"/>
+            <w:vAlign w:val="center"/>
+          </w:tcPr>
+          <w:p>
+            <w:pPr>
+              <w:keepNext w:val="0"/>
+              <w:keepLines w:val="0"/>
+              <w:widowControl/>
+              <w:suppressLineNumbers w:val="0"/>
+              <w:jc w:val="left"/>
+            </w:pPr>
+            <w:r>
+              <w:rPr>
+                <w:rFonts w:ascii="SimSun" w:hAnsi="SimSun" w:eastAsia="SimSun" w:cs="SimSun"/>
+                <w:kern w:val="0"/>
+                <w:sz w:val="24"/>
+                <w:szCs w:val="24"/>
+                <w:lang w:val="en-US" w:eastAsia="zh-CN" w:bidi="ar"/>
+              </w:rPr>
+              <w:t>KT12</w:t>
+            </w:r>
+          </w:p>
+        </w:tc>
+        <w:tc>
+          <w:tcPr>
+            <w:tcW w:w="0" w:type="auto"/>
+            <w:shd w:val="clear"/>
+            <w:vAlign w:val="center"/>
+          </w:tcPr>
+          <w:p>
+            <w:pPr>
+              <w:keepNext w:val="0"/>
+              <w:keepLines w:val="0"/>
+              <w:widowControl/>
+              <w:suppressLineNumbers w:val="0"/>
+              <w:jc w:val="left"/>
+            </w:pPr>
+            <w:r>
+              <w:rPr>
+                <w:rFonts w:ascii="SimSun" w:hAnsi="SimSun" w:eastAsia="SimSun" w:cs="SimSun"/>
+                <w:kern w:val="0"/>
+                <w:sz w:val="24"/>
+                <w:szCs w:val="24"/>
+                <w:lang w:val="en-US" w:eastAsia="zh-CN" w:bidi="ar"/>
+              </w:rPr>
+              <w:t>Làm bài kiểm tra</w:t>
+            </w:r>
+          </w:p>
+        </w:tc>
+        <w:tc>
+          <w:tcPr>
+            <w:tcW w:w="0" w:type="auto"/>
+            <w:shd w:val="clear"/>
+            <w:vAlign w:val="center"/>
+          </w:tcPr>
+          <w:p>
+            <w:pPr>
+              <w:keepNext w:val="0"/>
+              <w:keepLines w:val="0"/>
+              <w:widowControl/>
+              <w:suppressLineNumbers w:val="0"/>
+              <w:jc w:val="left"/>
+            </w:pPr>
+            <w:r>
+              <w:rPr>
+                <w:rFonts w:ascii="SimSun" w:hAnsi="SimSun" w:eastAsia="SimSun" w:cs="SimSun"/>
+                <w:kern w:val="0"/>
+                <w:sz w:val="24"/>
+                <w:szCs w:val="24"/>
+                <w:lang w:val="en-US" w:eastAsia="zh-CN" w:bidi="ar"/>
+              </w:rPr>
+              <w:t>Câu hỏi chỉ từ bài đang học</w:t>
+            </w:r>
+          </w:p>
+        </w:tc>
+        <w:tc>
+          <w:tcPr>
+            <w:tcW w:w="0" w:type="auto"/>
+            <w:shd w:val="clear"/>
+            <w:vAlign w:val="center"/>
+          </w:tcPr>
+          <w:p>
+            <w:pPr>
+              <w:keepNext w:val="0"/>
+              <w:keepLines w:val="0"/>
+              <w:widowControl/>
+              <w:suppressLineNumbers w:val="0"/>
+              <w:jc w:val="left"/>
+            </w:pPr>
+            <w:r>
+              <w:rPr>
+                <w:rFonts w:ascii="SimSun" w:hAnsi="SimSun" w:eastAsia="SimSun" w:cs="SimSun"/>
+                <w:kern w:val="0"/>
+                <w:sz w:val="24"/>
+                <w:szCs w:val="24"/>
+                <w:lang w:val="en-US" w:eastAsia="zh-CN" w:bidi="ar"/>
+              </w:rPr>
+              <w:t>[ ]</w:t>
+            </w:r>
+          </w:p>
+        </w:tc>
+        <w:tc>
+          <w:tcPr>
+            <w:tcW w:w="0" w:type="auto"/>
+            <w:shd w:val="clear"/>
+            <w:vAlign w:val="center"/>
+          </w:tcPr>
+          <w:p>
+            <w:pPr>
+              <w:keepNext w:val="0"/>
+              <w:keepLines w:val="0"/>
+              <w:widowControl/>
+              <w:suppressLineNumbers w:val="0"/>
+              <w:jc w:val="left"/>
+            </w:pPr>
+            <w:r>
+              <w:rPr>
+                <w:rFonts w:ascii="SimSun" w:hAnsi="SimSun" w:eastAsia="SimSun" w:cs="SimSun"/>
+                <w:kern w:val="0"/>
+                <w:sz w:val="24"/>
+                <w:szCs w:val="24"/>
+                <w:lang w:val="en-US" w:eastAsia="zh-CN" w:bidi="ar"/>
+              </w:rPr>
+              <w:t>[ ]</w:t>
+            </w:r>
+          </w:p>
+        </w:tc>
+      </w:tr>
+      <w:tr>
+        <w:tblPrEx>
+          <w:tblBorders>
+            <w:top w:val="none" w:color="auto" w:sz="0" w:space="0"/>
+            <w:left w:val="none" w:color="auto" w:sz="0" w:space="0"/>
+            <w:bottom w:val="none" w:color="auto" w:sz="0" w:space="0"/>
+            <w:right w:val="none" w:color="auto" w:sz="0" w:space="0"/>
+            <w:insideH w:val="none" w:color="auto" w:sz="0" w:space="0"/>
+            <w:insideV w:val="none" w:color="auto" w:sz="0" w:space="0"/>
+          </w:tblBorders>
+          <w:tblCellMar>
+            <w:top w:w="15" w:type="dxa"/>
+            <w:left w:w="15" w:type="dxa"/>
+            <w:bottom w:w="15" w:type="dxa"/>
+            <w:right w:w="15" w:type="dxa"/>
+          </w:tblCellMar>
+        </w:tblPrEx>
+        <w:trPr>
+          <w:tblCellSpacing w:w="15" w:type="dxa"/>
+        </w:trPr>
+        <w:tc>
+          <w:tcPr>
+            <w:tcW w:w="0" w:type="auto"/>
+            <w:shd w:val="clear"/>
+            <w:vAlign w:val="center"/>
+          </w:tcPr>
+          <w:p>
+            <w:pPr>
+              <w:keepNext w:val="0"/>
+              <w:keepLines w:val="0"/>
+              <w:widowControl/>
+              <w:suppressLineNumbers w:val="0"/>
+              <w:jc w:val="left"/>
+            </w:pPr>
+            <w:r>
+              <w:rPr>
+                <w:rFonts w:ascii="SimSun" w:hAnsi="SimSun" w:eastAsia="SimSun" w:cs="SimSun"/>
+                <w:kern w:val="0"/>
+                <w:sz w:val="24"/>
+                <w:szCs w:val="24"/>
+                <w:lang w:val="en-US" w:eastAsia="zh-CN" w:bidi="ar"/>
+              </w:rPr>
+              <w:t>KT13</w:t>
+            </w:r>
+          </w:p>
+        </w:tc>
+        <w:tc>
+          <w:tcPr>
+            <w:tcW w:w="0" w:type="auto"/>
+            <w:shd w:val="clear"/>
+            <w:vAlign w:val="center"/>
+          </w:tcPr>
+          <w:p>
+            <w:pPr>
+              <w:keepNext w:val="0"/>
+              <w:keepLines w:val="0"/>
+              <w:widowControl/>
+              <w:suppressLineNumbers w:val="0"/>
+              <w:jc w:val="left"/>
+            </w:pPr>
+            <w:r>
+              <w:rPr>
+                <w:rFonts w:ascii="SimSun" w:hAnsi="SimSun" w:eastAsia="SimSun" w:cs="SimSun"/>
+                <w:kern w:val="0"/>
+                <w:sz w:val="24"/>
+                <w:szCs w:val="24"/>
+                <w:lang w:val="en-US" w:eastAsia="zh-CN" w:bidi="ar"/>
+              </w:rPr>
+              <w:t>Lưu kết quả bài</w:t>
+            </w:r>
+          </w:p>
+        </w:tc>
+        <w:tc>
+          <w:tcPr>
+            <w:tcW w:w="0" w:type="auto"/>
+            <w:shd w:val="clear"/>
+            <w:vAlign w:val="center"/>
+          </w:tcPr>
+          <w:p>
+            <w:pPr>
+              <w:keepNext w:val="0"/>
+              <w:keepLines w:val="0"/>
+              <w:widowControl/>
+              <w:suppressLineNumbers w:val="0"/>
+              <w:jc w:val="left"/>
+            </w:pPr>
+            <w:r>
+              <w:rPr>
+                <w:rFonts w:ascii="SimSun" w:hAnsi="SimSun" w:eastAsia="SimSun" w:cs="SimSun"/>
+                <w:kern w:val="0"/>
+                <w:sz w:val="24"/>
+                <w:szCs w:val="24"/>
+                <w:lang w:val="en-US" w:eastAsia="zh-CN" w:bidi="ar"/>
+              </w:rPr>
+              <w:t>Tiến độ đúng người và đúng bài</w:t>
             </w:r>
           </w:p>
         </w:tc>
@@ -31451,7 +32622,7 @@
                 <w:szCs w:val="24"/>
                 <w:lang w:val="en-US" w:eastAsia="zh-CN" w:bidi="ar"/>
               </w:rPr>
-              <w:t>KT10</w:t>
+              <w:t>KT14</w:t>
             </w:r>
           </w:p>
         </w:tc>
@@ -31477,7 +32648,7 @@
                 <w:szCs w:val="24"/>
                 <w:lang w:val="en-US" w:eastAsia="zh-CN" w:bidi="ar"/>
               </w:rPr>
-              <w:t>Mở Ôn tập hôm nay</w:t>
+              <w:t>Bật thông báo</w:t>
             </w:r>
           </w:p>
         </w:tc>
@@ -31503,7 +32674,7 @@
                 <w:szCs w:val="24"/>
                 <w:lang w:val="en-US" w:eastAsia="zh-CN" w:bidi="ar"/>
               </w:rPr>
-              <w:t>Chỉ lấy thẻ đã đến hạn</w:t>
+              <w:t>Thiết bị nhận thông báo thật</w:t>
             </w:r>
           </w:p>
         </w:tc>
@@ -31570,615 +32741,6 @@
             <w:insideH w:val="none" w:color="auto" w:sz="0" w:space="0"/>
             <w:insideV w:val="none" w:color="auto" w:sz="0" w:space="0"/>
           </w:tblBorders>
-          <w:shd w:val="clear"/>
-          <w:tblCellMar>
-            <w:top w:w="15" w:type="dxa"/>
-            <w:left w:w="15" w:type="dxa"/>
-            <w:bottom w:w="15" w:type="dxa"/>
-            <w:right w:w="15" w:type="dxa"/>
-          </w:tblCellMar>
-        </w:tblPrEx>
-        <w:trPr>
-          <w:tblCellSpacing w:w="15" w:type="dxa"/>
-        </w:trPr>
-        <w:tc>
-          <w:tcPr>
-            <w:tcW w:w="0" w:type="auto"/>
-            <w:shd w:val="clear"/>
-            <w:vAlign w:val="center"/>
-          </w:tcPr>
-          <w:p>
-            <w:pPr>
-              <w:keepNext w:val="0"/>
-              <w:keepLines w:val="0"/>
-              <w:widowControl/>
-              <w:suppressLineNumbers w:val="0"/>
-              <w:jc w:val="left"/>
-            </w:pPr>
-            <w:r>
-              <w:rPr>
-                <w:rFonts w:ascii="SimSun" w:hAnsi="SimSun" w:eastAsia="SimSun" w:cs="SimSun"/>
-                <w:kern w:val="0"/>
-                <w:sz w:val="24"/>
-                <w:szCs w:val="24"/>
-                <w:lang w:val="en-US" w:eastAsia="zh-CN" w:bidi="ar"/>
-              </w:rPr>
-              <w:t>KT11</w:t>
-            </w:r>
-          </w:p>
-        </w:tc>
-        <w:tc>
-          <w:tcPr>
-            <w:tcW w:w="0" w:type="auto"/>
-            <w:shd w:val="clear"/>
-            <w:vAlign w:val="center"/>
-          </w:tcPr>
-          <w:p>
-            <w:pPr>
-              <w:keepNext w:val="0"/>
-              <w:keepLines w:val="0"/>
-              <w:widowControl/>
-              <w:suppressLineNumbers w:val="0"/>
-              <w:jc w:val="left"/>
-            </w:pPr>
-            <w:r>
-              <w:rPr>
-                <w:rFonts w:ascii="SimSun" w:hAnsi="SimSun" w:eastAsia="SimSun" w:cs="SimSun"/>
-                <w:kern w:val="0"/>
-                <w:sz w:val="24"/>
-                <w:szCs w:val="24"/>
-                <w:lang w:val="en-US" w:eastAsia="zh-CN" w:bidi="ar"/>
-              </w:rPr>
-              <w:t>Ba mức phản hồi</w:t>
-            </w:r>
-          </w:p>
-        </w:tc>
-        <w:tc>
-          <w:tcPr>
-            <w:tcW w:w="0" w:type="auto"/>
-            <w:shd w:val="clear"/>
-            <w:vAlign w:val="center"/>
-          </w:tcPr>
-          <w:p>
-            <w:pPr>
-              <w:keepNext w:val="0"/>
-              <w:keepLines w:val="0"/>
-              <w:widowControl/>
-              <w:suppressLineNumbers w:val="0"/>
-              <w:jc w:val="left"/>
-            </w:pPr>
-            <w:r>
-              <w:rPr>
-                <w:rFonts w:ascii="SimSun" w:hAnsi="SimSun" w:eastAsia="SimSun" w:cs="SimSun"/>
-                <w:kern w:val="0"/>
-                <w:sz w:val="24"/>
-                <w:szCs w:val="24"/>
-                <w:lang w:val="en-US" w:eastAsia="zh-CN" w:bidi="ar"/>
-              </w:rPr>
-              <w:t>Lịch ôn cập nhật theo quy tắc</w:t>
-            </w:r>
-          </w:p>
-        </w:tc>
-        <w:tc>
-          <w:tcPr>
-            <w:tcW w:w="0" w:type="auto"/>
-            <w:shd w:val="clear"/>
-            <w:vAlign w:val="center"/>
-          </w:tcPr>
-          <w:p>
-            <w:pPr>
-              <w:keepNext w:val="0"/>
-              <w:keepLines w:val="0"/>
-              <w:widowControl/>
-              <w:suppressLineNumbers w:val="0"/>
-              <w:jc w:val="left"/>
-            </w:pPr>
-            <w:r>
-              <w:rPr>
-                <w:rFonts w:ascii="SimSun" w:hAnsi="SimSun" w:eastAsia="SimSun" w:cs="SimSun"/>
-                <w:kern w:val="0"/>
-                <w:sz w:val="24"/>
-                <w:szCs w:val="24"/>
-                <w:lang w:val="en-US" w:eastAsia="zh-CN" w:bidi="ar"/>
-              </w:rPr>
-              <w:t>[ ]</w:t>
-            </w:r>
-          </w:p>
-        </w:tc>
-        <w:tc>
-          <w:tcPr>
-            <w:tcW w:w="0" w:type="auto"/>
-            <w:shd w:val="clear"/>
-            <w:vAlign w:val="center"/>
-          </w:tcPr>
-          <w:p>
-            <w:pPr>
-              <w:keepNext w:val="0"/>
-              <w:keepLines w:val="0"/>
-              <w:widowControl/>
-              <w:suppressLineNumbers w:val="0"/>
-              <w:jc w:val="left"/>
-            </w:pPr>
-            <w:r>
-              <w:rPr>
-                <w:rFonts w:ascii="SimSun" w:hAnsi="SimSun" w:eastAsia="SimSun" w:cs="SimSun"/>
-                <w:kern w:val="0"/>
-                <w:sz w:val="24"/>
-                <w:szCs w:val="24"/>
-                <w:lang w:val="en-US" w:eastAsia="zh-CN" w:bidi="ar"/>
-              </w:rPr>
-              <w:t>[ ]</w:t>
-            </w:r>
-          </w:p>
-        </w:tc>
-      </w:tr>
-      <w:tr>
-        <w:tblPrEx>
-          <w:tblBorders>
-            <w:top w:val="none" w:color="auto" w:sz="0" w:space="0"/>
-            <w:left w:val="none" w:color="auto" w:sz="0" w:space="0"/>
-            <w:bottom w:val="none" w:color="auto" w:sz="0" w:space="0"/>
-            <w:right w:val="none" w:color="auto" w:sz="0" w:space="0"/>
-            <w:insideH w:val="none" w:color="auto" w:sz="0" w:space="0"/>
-            <w:insideV w:val="none" w:color="auto" w:sz="0" w:space="0"/>
-          </w:tblBorders>
-          <w:shd w:val="clear"/>
-          <w:tblCellMar>
-            <w:top w:w="15" w:type="dxa"/>
-            <w:left w:w="15" w:type="dxa"/>
-            <w:bottom w:w="15" w:type="dxa"/>
-            <w:right w:w="15" w:type="dxa"/>
-          </w:tblCellMar>
-        </w:tblPrEx>
-        <w:trPr>
-          <w:tblCellSpacing w:w="15" w:type="dxa"/>
-        </w:trPr>
-        <w:tc>
-          <w:tcPr>
-            <w:tcW w:w="0" w:type="auto"/>
-            <w:shd w:val="clear"/>
-            <w:vAlign w:val="center"/>
-          </w:tcPr>
-          <w:p>
-            <w:pPr>
-              <w:keepNext w:val="0"/>
-              <w:keepLines w:val="0"/>
-              <w:widowControl/>
-              <w:suppressLineNumbers w:val="0"/>
-              <w:jc w:val="left"/>
-            </w:pPr>
-            <w:r>
-              <w:rPr>
-                <w:rFonts w:ascii="SimSun" w:hAnsi="SimSun" w:eastAsia="SimSun" w:cs="SimSun"/>
-                <w:kern w:val="0"/>
-                <w:sz w:val="24"/>
-                <w:szCs w:val="24"/>
-                <w:lang w:val="en-US" w:eastAsia="zh-CN" w:bidi="ar"/>
-              </w:rPr>
-              <w:t>KT12</w:t>
-            </w:r>
-          </w:p>
-        </w:tc>
-        <w:tc>
-          <w:tcPr>
-            <w:tcW w:w="0" w:type="auto"/>
-            <w:shd w:val="clear"/>
-            <w:vAlign w:val="center"/>
-          </w:tcPr>
-          <w:p>
-            <w:pPr>
-              <w:keepNext w:val="0"/>
-              <w:keepLines w:val="0"/>
-              <w:widowControl/>
-              <w:suppressLineNumbers w:val="0"/>
-              <w:jc w:val="left"/>
-            </w:pPr>
-            <w:r>
-              <w:rPr>
-                <w:rFonts w:ascii="SimSun" w:hAnsi="SimSun" w:eastAsia="SimSun" w:cs="SimSun"/>
-                <w:kern w:val="0"/>
-                <w:sz w:val="24"/>
-                <w:szCs w:val="24"/>
-                <w:lang w:val="en-US" w:eastAsia="zh-CN" w:bidi="ar"/>
-              </w:rPr>
-              <w:t>Làm bài kiểm tra</w:t>
-            </w:r>
-          </w:p>
-        </w:tc>
-        <w:tc>
-          <w:tcPr>
-            <w:tcW w:w="0" w:type="auto"/>
-            <w:shd w:val="clear"/>
-            <w:vAlign w:val="center"/>
-          </w:tcPr>
-          <w:p>
-            <w:pPr>
-              <w:keepNext w:val="0"/>
-              <w:keepLines w:val="0"/>
-              <w:widowControl/>
-              <w:suppressLineNumbers w:val="0"/>
-              <w:jc w:val="left"/>
-            </w:pPr>
-            <w:r>
-              <w:rPr>
-                <w:rFonts w:ascii="SimSun" w:hAnsi="SimSun" w:eastAsia="SimSun" w:cs="SimSun"/>
-                <w:kern w:val="0"/>
-                <w:sz w:val="24"/>
-                <w:szCs w:val="24"/>
-                <w:lang w:val="en-US" w:eastAsia="zh-CN" w:bidi="ar"/>
-              </w:rPr>
-              <w:t>Câu hỏi chỉ từ bài đang học</w:t>
-            </w:r>
-          </w:p>
-        </w:tc>
-        <w:tc>
-          <w:tcPr>
-            <w:tcW w:w="0" w:type="auto"/>
-            <w:shd w:val="clear"/>
-            <w:vAlign w:val="center"/>
-          </w:tcPr>
-          <w:p>
-            <w:pPr>
-              <w:keepNext w:val="0"/>
-              <w:keepLines w:val="0"/>
-              <w:widowControl/>
-              <w:suppressLineNumbers w:val="0"/>
-              <w:jc w:val="left"/>
-            </w:pPr>
-            <w:r>
-              <w:rPr>
-                <w:rFonts w:ascii="SimSun" w:hAnsi="SimSun" w:eastAsia="SimSun" w:cs="SimSun"/>
-                <w:kern w:val="0"/>
-                <w:sz w:val="24"/>
-                <w:szCs w:val="24"/>
-                <w:lang w:val="en-US" w:eastAsia="zh-CN" w:bidi="ar"/>
-              </w:rPr>
-              <w:t>[ ]</w:t>
-            </w:r>
-          </w:p>
-        </w:tc>
-        <w:tc>
-          <w:tcPr>
-            <w:tcW w:w="0" w:type="auto"/>
-            <w:shd w:val="clear"/>
-            <w:vAlign w:val="center"/>
-          </w:tcPr>
-          <w:p>
-            <w:pPr>
-              <w:keepNext w:val="0"/>
-              <w:keepLines w:val="0"/>
-              <w:widowControl/>
-              <w:suppressLineNumbers w:val="0"/>
-              <w:jc w:val="left"/>
-            </w:pPr>
-            <w:r>
-              <w:rPr>
-                <w:rFonts w:ascii="SimSun" w:hAnsi="SimSun" w:eastAsia="SimSun" w:cs="SimSun"/>
-                <w:kern w:val="0"/>
-                <w:sz w:val="24"/>
-                <w:szCs w:val="24"/>
-                <w:lang w:val="en-US" w:eastAsia="zh-CN" w:bidi="ar"/>
-              </w:rPr>
-              <w:t>[ ]</w:t>
-            </w:r>
-          </w:p>
-        </w:tc>
-      </w:tr>
-      <w:tr>
-        <w:tblPrEx>
-          <w:tblBorders>
-            <w:top w:val="none" w:color="auto" w:sz="0" w:space="0"/>
-            <w:left w:val="none" w:color="auto" w:sz="0" w:space="0"/>
-            <w:bottom w:val="none" w:color="auto" w:sz="0" w:space="0"/>
-            <w:right w:val="none" w:color="auto" w:sz="0" w:space="0"/>
-            <w:insideH w:val="none" w:color="auto" w:sz="0" w:space="0"/>
-            <w:insideV w:val="none" w:color="auto" w:sz="0" w:space="0"/>
-          </w:tblBorders>
-          <w:shd w:val="clear"/>
-          <w:tblCellMar>
-            <w:top w:w="15" w:type="dxa"/>
-            <w:left w:w="15" w:type="dxa"/>
-            <w:bottom w:w="15" w:type="dxa"/>
-            <w:right w:w="15" w:type="dxa"/>
-          </w:tblCellMar>
-        </w:tblPrEx>
-        <w:trPr>
-          <w:tblCellSpacing w:w="15" w:type="dxa"/>
-        </w:trPr>
-        <w:tc>
-          <w:tcPr>
-            <w:tcW w:w="0" w:type="auto"/>
-            <w:shd w:val="clear"/>
-            <w:vAlign w:val="center"/>
-          </w:tcPr>
-          <w:p>
-            <w:pPr>
-              <w:keepNext w:val="0"/>
-              <w:keepLines w:val="0"/>
-              <w:widowControl/>
-              <w:suppressLineNumbers w:val="0"/>
-              <w:jc w:val="left"/>
-            </w:pPr>
-            <w:r>
-              <w:rPr>
-                <w:rFonts w:ascii="SimSun" w:hAnsi="SimSun" w:eastAsia="SimSun" w:cs="SimSun"/>
-                <w:kern w:val="0"/>
-                <w:sz w:val="24"/>
-                <w:szCs w:val="24"/>
-                <w:lang w:val="en-US" w:eastAsia="zh-CN" w:bidi="ar"/>
-              </w:rPr>
-              <w:t>KT13</w:t>
-            </w:r>
-          </w:p>
-        </w:tc>
-        <w:tc>
-          <w:tcPr>
-            <w:tcW w:w="0" w:type="auto"/>
-            <w:shd w:val="clear"/>
-            <w:vAlign w:val="center"/>
-          </w:tcPr>
-          <w:p>
-            <w:pPr>
-              <w:keepNext w:val="0"/>
-              <w:keepLines w:val="0"/>
-              <w:widowControl/>
-              <w:suppressLineNumbers w:val="0"/>
-              <w:jc w:val="left"/>
-            </w:pPr>
-            <w:r>
-              <w:rPr>
-                <w:rFonts w:ascii="SimSun" w:hAnsi="SimSun" w:eastAsia="SimSun" w:cs="SimSun"/>
-                <w:kern w:val="0"/>
-                <w:sz w:val="24"/>
-                <w:szCs w:val="24"/>
-                <w:lang w:val="en-US" w:eastAsia="zh-CN" w:bidi="ar"/>
-              </w:rPr>
-              <w:t>Lưu kết quả bài</w:t>
-            </w:r>
-          </w:p>
-        </w:tc>
-        <w:tc>
-          <w:tcPr>
-            <w:tcW w:w="0" w:type="auto"/>
-            <w:shd w:val="clear"/>
-            <w:vAlign w:val="center"/>
-          </w:tcPr>
-          <w:p>
-            <w:pPr>
-              <w:keepNext w:val="0"/>
-              <w:keepLines w:val="0"/>
-              <w:widowControl/>
-              <w:suppressLineNumbers w:val="0"/>
-              <w:jc w:val="left"/>
-            </w:pPr>
-            <w:r>
-              <w:rPr>
-                <w:rFonts w:ascii="SimSun" w:hAnsi="SimSun" w:eastAsia="SimSun" w:cs="SimSun"/>
-                <w:kern w:val="0"/>
-                <w:sz w:val="24"/>
-                <w:szCs w:val="24"/>
-                <w:lang w:val="en-US" w:eastAsia="zh-CN" w:bidi="ar"/>
-              </w:rPr>
-              <w:t>Tiến độ đúng người và đúng bài</w:t>
-            </w:r>
-          </w:p>
-        </w:tc>
-        <w:tc>
-          <w:tcPr>
-            <w:tcW w:w="0" w:type="auto"/>
-            <w:shd w:val="clear"/>
-            <w:vAlign w:val="center"/>
-          </w:tcPr>
-          <w:p>
-            <w:pPr>
-              <w:keepNext w:val="0"/>
-              <w:keepLines w:val="0"/>
-              <w:widowControl/>
-              <w:suppressLineNumbers w:val="0"/>
-              <w:jc w:val="left"/>
-            </w:pPr>
-            <w:r>
-              <w:rPr>
-                <w:rFonts w:ascii="SimSun" w:hAnsi="SimSun" w:eastAsia="SimSun" w:cs="SimSun"/>
-                <w:kern w:val="0"/>
-                <w:sz w:val="24"/>
-                <w:szCs w:val="24"/>
-                <w:lang w:val="en-US" w:eastAsia="zh-CN" w:bidi="ar"/>
-              </w:rPr>
-              <w:t>[ ]</w:t>
-            </w:r>
-          </w:p>
-        </w:tc>
-        <w:tc>
-          <w:tcPr>
-            <w:tcW w:w="0" w:type="auto"/>
-            <w:shd w:val="clear"/>
-            <w:vAlign w:val="center"/>
-          </w:tcPr>
-          <w:p>
-            <w:pPr>
-              <w:keepNext w:val="0"/>
-              <w:keepLines w:val="0"/>
-              <w:widowControl/>
-              <w:suppressLineNumbers w:val="0"/>
-              <w:jc w:val="left"/>
-            </w:pPr>
-            <w:r>
-              <w:rPr>
-                <w:rFonts w:ascii="SimSun" w:hAnsi="SimSun" w:eastAsia="SimSun" w:cs="SimSun"/>
-                <w:kern w:val="0"/>
-                <w:sz w:val="24"/>
-                <w:szCs w:val="24"/>
-                <w:lang w:val="en-US" w:eastAsia="zh-CN" w:bidi="ar"/>
-              </w:rPr>
-              <w:t>[ ]</w:t>
-            </w:r>
-          </w:p>
-        </w:tc>
-      </w:tr>
-      <w:tr>
-        <w:tblPrEx>
-          <w:tblBorders>
-            <w:top w:val="none" w:color="auto" w:sz="0" w:space="0"/>
-            <w:left w:val="none" w:color="auto" w:sz="0" w:space="0"/>
-            <w:bottom w:val="none" w:color="auto" w:sz="0" w:space="0"/>
-            <w:right w:val="none" w:color="auto" w:sz="0" w:space="0"/>
-            <w:insideH w:val="none" w:color="auto" w:sz="0" w:space="0"/>
-            <w:insideV w:val="none" w:color="auto" w:sz="0" w:space="0"/>
-          </w:tblBorders>
-          <w:shd w:val="clear"/>
-          <w:tblCellMar>
-            <w:top w:w="15" w:type="dxa"/>
-            <w:left w:w="15" w:type="dxa"/>
-            <w:bottom w:w="15" w:type="dxa"/>
-            <w:right w:w="15" w:type="dxa"/>
-          </w:tblCellMar>
-        </w:tblPrEx>
-        <w:trPr>
-          <w:tblCellSpacing w:w="15" w:type="dxa"/>
-        </w:trPr>
-        <w:tc>
-          <w:tcPr>
-            <w:tcW w:w="0" w:type="auto"/>
-            <w:shd w:val="clear"/>
-            <w:vAlign w:val="center"/>
-          </w:tcPr>
-          <w:p>
-            <w:pPr>
-              <w:keepNext w:val="0"/>
-              <w:keepLines w:val="0"/>
-              <w:widowControl/>
-              <w:suppressLineNumbers w:val="0"/>
-              <w:jc w:val="left"/>
-            </w:pPr>
-            <w:r>
-              <w:rPr>
-                <w:rFonts w:ascii="SimSun" w:hAnsi="SimSun" w:eastAsia="SimSun" w:cs="SimSun"/>
-                <w:kern w:val="0"/>
-                <w:sz w:val="24"/>
-                <w:szCs w:val="24"/>
-                <w:lang w:val="en-US" w:eastAsia="zh-CN" w:bidi="ar"/>
-              </w:rPr>
-              <w:t>KT14</w:t>
-            </w:r>
-          </w:p>
-        </w:tc>
-        <w:tc>
-          <w:tcPr>
-            <w:tcW w:w="0" w:type="auto"/>
-            <w:shd w:val="clear"/>
-            <w:vAlign w:val="center"/>
-          </w:tcPr>
-          <w:p>
-            <w:pPr>
-              <w:keepNext w:val="0"/>
-              <w:keepLines w:val="0"/>
-              <w:widowControl/>
-              <w:suppressLineNumbers w:val="0"/>
-              <w:jc w:val="left"/>
-            </w:pPr>
-            <w:r>
-              <w:rPr>
-                <w:rFonts w:ascii="SimSun" w:hAnsi="SimSun" w:eastAsia="SimSun" w:cs="SimSun"/>
-                <w:kern w:val="0"/>
-                <w:sz w:val="24"/>
-                <w:szCs w:val="24"/>
-                <w:lang w:val="en-US" w:eastAsia="zh-CN" w:bidi="ar"/>
-              </w:rPr>
-              <w:t>Bật thông báo</w:t>
-            </w:r>
-          </w:p>
-        </w:tc>
-        <w:tc>
-          <w:tcPr>
-            <w:tcW w:w="0" w:type="auto"/>
-            <w:shd w:val="clear"/>
-            <w:vAlign w:val="center"/>
-          </w:tcPr>
-          <w:p>
-            <w:pPr>
-              <w:keepNext w:val="0"/>
-              <w:keepLines w:val="0"/>
-              <w:widowControl/>
-              <w:suppressLineNumbers w:val="0"/>
-              <w:jc w:val="left"/>
-            </w:pPr>
-            <w:r>
-              <w:rPr>
-                <w:rFonts w:ascii="SimSun" w:hAnsi="SimSun" w:eastAsia="SimSun" w:cs="SimSun"/>
-                <w:kern w:val="0"/>
-                <w:sz w:val="24"/>
-                <w:szCs w:val="24"/>
-                <w:lang w:val="en-US" w:eastAsia="zh-CN" w:bidi="ar"/>
-              </w:rPr>
-              <w:t>Thiết bị nhận thông báo thật</w:t>
-            </w:r>
-          </w:p>
-        </w:tc>
-        <w:tc>
-          <w:tcPr>
-            <w:tcW w:w="0" w:type="auto"/>
-            <w:shd w:val="clear"/>
-            <w:vAlign w:val="center"/>
-          </w:tcPr>
-          <w:p>
-            <w:pPr>
-              <w:keepNext w:val="0"/>
-              <w:keepLines w:val="0"/>
-              <w:widowControl/>
-              <w:suppressLineNumbers w:val="0"/>
-              <w:jc w:val="left"/>
-            </w:pPr>
-            <w:r>
-              <w:rPr>
-                <w:rFonts w:ascii="SimSun" w:hAnsi="SimSun" w:eastAsia="SimSun" w:cs="SimSun"/>
-                <w:kern w:val="0"/>
-                <w:sz w:val="24"/>
-                <w:szCs w:val="24"/>
-                <w:lang w:val="en-US" w:eastAsia="zh-CN" w:bidi="ar"/>
-              </w:rPr>
-              <w:t>[ ]</w:t>
-            </w:r>
-          </w:p>
-        </w:tc>
-        <w:tc>
-          <w:tcPr>
-            <w:tcW w:w="0" w:type="auto"/>
-            <w:shd w:val="clear"/>
-            <w:vAlign w:val="center"/>
-          </w:tcPr>
-          <w:p>
-            <w:pPr>
-              <w:keepNext w:val="0"/>
-              <w:keepLines w:val="0"/>
-              <w:widowControl/>
-              <w:suppressLineNumbers w:val="0"/>
-              <w:jc w:val="left"/>
-            </w:pPr>
-            <w:r>
-              <w:rPr>
-                <w:rFonts w:ascii="SimSun" w:hAnsi="SimSun" w:eastAsia="SimSun" w:cs="SimSun"/>
-                <w:kern w:val="0"/>
-                <w:sz w:val="24"/>
-                <w:szCs w:val="24"/>
-                <w:lang w:val="en-US" w:eastAsia="zh-CN" w:bidi="ar"/>
-              </w:rPr>
-              <w:t>[ ]</w:t>
-            </w:r>
-          </w:p>
-        </w:tc>
-      </w:tr>
-      <w:tr>
-        <w:tblPrEx>
-          <w:tblBorders>
-            <w:top w:val="none" w:color="auto" w:sz="0" w:space="0"/>
-            <w:left w:val="none" w:color="auto" w:sz="0" w:space="0"/>
-            <w:bottom w:val="none" w:color="auto" w:sz="0" w:space="0"/>
-            <w:right w:val="none" w:color="auto" w:sz="0" w:space="0"/>
-            <w:insideH w:val="none" w:color="auto" w:sz="0" w:space="0"/>
-            <w:insideV w:val="none" w:color="auto" w:sz="0" w:space="0"/>
-          </w:tblBorders>
-          <w:shd w:val="clear"/>
           <w:tblCellMar>
             <w:top w:w="15" w:type="dxa"/>
             <w:left w:w="15" w:type="dxa"/>
@@ -36803,6 +37365,7 @@
     <customSectPr/>
     <customSectPr/>
     <customSectPr/>
+    <customSectPr/>
   </customSectProps>
   <customShpExts>
     <customShpInfo spid="_x0000_s1026" textRotate="1"/>

--- a/Document/22130016_TieuLuanTN_KCNTT_NLU.docx
+++ b/Document/22130016_TieuLuanTN_KCNTT_NLU.docx
@@ -11,9 +11,9 @@
           <w:rFonts w:cs="VNI-Times"/>
         </w:rPr>
       </w:pPr>
-      <w:bookmarkStart w:id="0" w:name="_Toc70411976"/>
-      <w:bookmarkStart w:id="1" w:name="_Toc70412708"/>
-      <w:bookmarkStart w:id="2" w:name="_Toc70428247"/>
+      <w:bookmarkStart w:id="0" w:name="_Toc70428247"/>
+      <w:bookmarkStart w:id="1" w:name="_Toc70411976"/>
+      <w:bookmarkStart w:id="2" w:name="_Toc70412708"/>
       <w:bookmarkStart w:id="3" w:name="_Toc70428308"/>
       <w:bookmarkStart w:id="4" w:name="_Toc7878438"/>
     </w:p>
@@ -104,8 +104,8 @@
                                 <w:bCs/>
                               </w:rPr>
                             </w:pPr>
-                            <w:bookmarkStart w:id="144" w:name="_Toc164954895"/>
-                            <w:bookmarkStart w:id="145" w:name="_Toc164954528"/>
+                            <w:bookmarkStart w:id="144" w:name="_Toc164954528"/>
+                            <w:bookmarkStart w:id="145" w:name="_Toc164954895"/>
                             <w:r>
                               <w:rPr>
                                 <w:b/>
@@ -134,8 +134,8 @@
                                 <w:szCs w:val="44"/>
                               </w:rPr>
                             </w:pPr>
-                            <w:bookmarkStart w:id="146" w:name="_Toc164954529"/>
-                            <w:bookmarkStart w:id="147" w:name="_Toc164954896"/>
+                            <w:bookmarkStart w:id="146" w:name="_Toc164954896"/>
+                            <w:bookmarkStart w:id="147" w:name="_Toc164954529"/>
                             <w:r>
                               <w:rPr>
                                 <w:b/>
@@ -158,8 +158,8 @@
                                 <w:szCs w:val="44"/>
                               </w:rPr>
                             </w:pPr>
-                            <w:bookmarkStart w:id="148" w:name="_Toc164954897"/>
-                            <w:bookmarkStart w:id="149" w:name="_Toc164954530"/>
+                            <w:bookmarkStart w:id="148" w:name="_Toc164954530"/>
+                            <w:bookmarkStart w:id="149" w:name="_Toc164954897"/>
                             <w:r>
                               <w:rPr>
                                 <w:b/>
@@ -1227,8 +1227,8 @@
                           <w:bCs/>
                         </w:rPr>
                       </w:pPr>
-                      <w:bookmarkStart w:id="144" w:name="_Toc164954895"/>
-                      <w:bookmarkStart w:id="145" w:name="_Toc164954528"/>
+                      <w:bookmarkStart w:id="144" w:name="_Toc164954528"/>
+                      <w:bookmarkStart w:id="145" w:name="_Toc164954895"/>
                       <w:r>
                         <w:rPr>
                           <w:b/>
@@ -1257,8 +1257,8 @@
                           <w:szCs w:val="44"/>
                         </w:rPr>
                       </w:pPr>
-                      <w:bookmarkStart w:id="146" w:name="_Toc164954529"/>
-                      <w:bookmarkStart w:id="147" w:name="_Toc164954896"/>
+                      <w:bookmarkStart w:id="146" w:name="_Toc164954896"/>
+                      <w:bookmarkStart w:id="147" w:name="_Toc164954529"/>
                       <w:r>
                         <w:rPr>
                           <w:b/>
@@ -1281,8 +1281,8 @@
                           <w:szCs w:val="44"/>
                         </w:rPr>
                       </w:pPr>
-                      <w:bookmarkStart w:id="148" w:name="_Toc164954897"/>
-                      <w:bookmarkStart w:id="149" w:name="_Toc164954530"/>
+                      <w:bookmarkStart w:id="148" w:name="_Toc164954530"/>
+                      <w:bookmarkStart w:id="149" w:name="_Toc164954897"/>
                       <w:r>
                         <w:rPr>
                           <w:b/>
@@ -6769,11 +6769,11 @@
         <w:spacing w:line="360" w:lineRule="auto"/>
         <w:outlineLvl w:val="0"/>
       </w:pPr>
-      <w:bookmarkStart w:id="5" w:name="_Toc164957113"/>
-      <w:bookmarkStart w:id="6" w:name="_Toc164957606"/>
+      <w:bookmarkStart w:id="5" w:name="_Toc164957606"/>
+      <w:bookmarkStart w:id="6" w:name="_Toc164957113"/>
       <w:bookmarkStart w:id="7" w:name="_Toc164957334"/>
-      <w:bookmarkStart w:id="8" w:name="_Toc164957255"/>
-      <w:bookmarkStart w:id="9" w:name="_Toc6580"/>
+      <w:bookmarkStart w:id="8" w:name="_Toc6580"/>
+      <w:bookmarkStart w:id="9" w:name="_Toc164957255"/>
       <w:r>
         <w:t>DANH SÁCH CHỮ VIẾT TẮT</w:t>
       </w:r>
@@ -8072,10 +8072,10 @@
         <w:outlineLvl w:val="0"/>
       </w:pPr>
       <w:bookmarkStart w:id="10" w:name="_Toc164957335"/>
-      <w:bookmarkStart w:id="11" w:name="_Toc164957114"/>
-      <w:bookmarkStart w:id="12" w:name="_Toc164957607"/>
-      <w:bookmarkStart w:id="13" w:name="_Toc164957256"/>
-      <w:bookmarkStart w:id="14" w:name="_Toc15454"/>
+      <w:bookmarkStart w:id="11" w:name="_Toc15454"/>
+      <w:bookmarkStart w:id="12" w:name="_Toc164957114"/>
+      <w:bookmarkStart w:id="13" w:name="_Toc164957607"/>
+      <w:bookmarkStart w:id="14" w:name="_Toc164957256"/>
       <w:r>
         <w:t>DANH MỤC HÌNH ẢNH</w:t>
       </w:r>
@@ -8827,11 +8827,11 @@
         </w:rPr>
         <w:br w:type="page"/>
       </w:r>
-      <w:bookmarkStart w:id="15" w:name="_Toc164957115"/>
-      <w:bookmarkStart w:id="16" w:name="_Toc164957608"/>
-      <w:bookmarkStart w:id="17" w:name="_Toc164957257"/>
-      <w:bookmarkStart w:id="18" w:name="_Toc164957336"/>
-      <w:bookmarkStart w:id="19" w:name="_Toc18971"/>
+      <w:bookmarkStart w:id="15" w:name="_Toc164957608"/>
+      <w:bookmarkStart w:id="16" w:name="_Toc18971"/>
+      <w:bookmarkStart w:id="17" w:name="_Toc164957115"/>
+      <w:bookmarkStart w:id="18" w:name="_Toc164957257"/>
+      <w:bookmarkStart w:id="19" w:name="_Toc164957336"/>
       <w:r>
         <w:rPr>
           <w:bCs/>
@@ -9727,11 +9727,11 @@
           <w:bCs/>
         </w:rPr>
       </w:pPr>
-      <w:bookmarkStart w:id="20" w:name="_Toc164957258"/>
-      <w:bookmarkStart w:id="21" w:name="_Toc164957337"/>
+      <w:bookmarkStart w:id="20" w:name="_Toc164957337"/>
+      <w:bookmarkStart w:id="21" w:name="_Toc164957609"/>
       <w:bookmarkStart w:id="22" w:name="_Toc164957116"/>
-      <w:bookmarkStart w:id="23" w:name="_Toc164957609"/>
-      <w:bookmarkStart w:id="24" w:name="_Toc14183"/>
+      <w:bookmarkStart w:id="23" w:name="_Toc14183"/>
+      <w:bookmarkStart w:id="24" w:name="_Toc164957258"/>
       <w:r>
         <w:rPr>
           <w:iCs/>
@@ -11000,13 +11000,7 @@
         <w:rPr>
           <w:lang w:val="vi-VN"/>
         </w:rPr>
-        <w:t xml:space="preserve"> </w:t>
-      </w:r>
-      <w:r>
-        <w:rPr>
-          <w:lang w:val="vi-VN"/>
-        </w:rPr>
-        <w:t xml:space="preserve"> </w:t>
+        <w:t xml:space="preserve">  </w:t>
       </w:r>
       <w:r>
         <w:rPr>
@@ -12146,8 +12140,6 @@
         </w:sectPr>
       </w:pPr>
       <w:bookmarkStart w:id="25" w:name="_Toc164957117"/>
-      <w:bookmarkStart w:id="150" w:name="_GoBack"/>
-      <w:bookmarkEnd w:id="150"/>
     </w:p>
     <w:bookmarkEnd w:id="25"/>
     <w:p>
@@ -12157,16 +12149,16 @@
         <w:jc w:val="center"/>
         <w:outlineLvl w:val="0"/>
       </w:pPr>
-      <w:bookmarkStart w:id="26" w:name="_Toc164957610"/>
-      <w:bookmarkStart w:id="27" w:name="_Toc164957338"/>
-      <w:bookmarkStart w:id="28" w:name="_Toc164957259"/>
-      <w:bookmarkStart w:id="29" w:name="_Toc1261"/>
-      <w:bookmarkStart w:id="30" w:name="_Toc164954905"/>
-      <w:bookmarkStart w:id="31" w:name="_Toc164957121"/>
-      <w:bookmarkStart w:id="32" w:name="_Toc164955388"/>
-      <w:bookmarkStart w:id="33" w:name="_Toc164957342"/>
+      <w:bookmarkStart w:id="26" w:name="_Toc1261"/>
+      <w:bookmarkStart w:id="27" w:name="_Toc164957610"/>
+      <w:bookmarkStart w:id="28" w:name="_Toc164957338"/>
+      <w:bookmarkStart w:id="29" w:name="_Toc164957259"/>
+      <w:bookmarkStart w:id="30" w:name="_Toc164957614"/>
+      <w:bookmarkStart w:id="31" w:name="_Toc164955388"/>
+      <w:bookmarkStart w:id="32" w:name="_Toc164957342"/>
+      <w:bookmarkStart w:id="33" w:name="_Toc164957121"/>
       <w:bookmarkStart w:id="34" w:name="_Toc164957263"/>
-      <w:bookmarkStart w:id="35" w:name="_Toc164957614"/>
+      <w:bookmarkStart w:id="35" w:name="_Toc164954905"/>
       <w:r>
         <w:t>MỞ ĐẦU</w:t>
       </w:r>
@@ -12192,12 +12184,12 @@
         </w:rPr>
         <w:t xml:space="preserve"> </w:t>
       </w:r>
-      <w:bookmarkStart w:id="37" w:name="_Toc164957339"/>
-      <w:bookmarkStart w:id="38" w:name="_Toc164957611"/>
-      <w:bookmarkStart w:id="39" w:name="_Toc164957260"/>
-      <w:bookmarkStart w:id="40" w:name="_Toc164955385"/>
-      <w:bookmarkStart w:id="41" w:name="_Toc164957118"/>
-      <w:bookmarkStart w:id="42" w:name="_Toc4424"/>
+      <w:bookmarkStart w:id="37" w:name="_Toc164957118"/>
+      <w:bookmarkStart w:id="38" w:name="_Toc164957339"/>
+      <w:bookmarkStart w:id="39" w:name="_Toc164955385"/>
+      <w:bookmarkStart w:id="40" w:name="_Toc4424"/>
+      <w:bookmarkStart w:id="41" w:name="_Toc164957611"/>
+      <w:bookmarkStart w:id="42" w:name="_Toc164957260"/>
       <w:r>
         <w:t>LÝ DO CHỌN ĐỀ TÀI</w:t>
       </w:r>
@@ -12208,12 +12200,12 @@
       <w:bookmarkEnd w:id="40"/>
       <w:bookmarkEnd w:id="41"/>
       <w:bookmarkEnd w:id="42"/>
-      <w:bookmarkStart w:id="43" w:name="_Toc164957340"/>
-      <w:bookmarkStart w:id="44" w:name="_Toc164957119"/>
-      <w:bookmarkStart w:id="45" w:name="_Toc164957261"/>
-      <w:bookmarkStart w:id="46" w:name="_Toc164955386"/>
-      <w:bookmarkStart w:id="47" w:name="_Toc164957612"/>
-      <w:bookmarkStart w:id="48" w:name="_Toc164954903"/>
+      <w:bookmarkStart w:id="43" w:name="_Toc164955386"/>
+      <w:bookmarkStart w:id="44" w:name="_Toc164957340"/>
+      <w:bookmarkStart w:id="45" w:name="_Toc164957612"/>
+      <w:bookmarkStart w:id="46" w:name="_Toc164957119"/>
+      <w:bookmarkStart w:id="47" w:name="_Toc164954903"/>
+      <w:bookmarkStart w:id="48" w:name="_Toc164957261"/>
     </w:p>
     <w:p>
       <w:pPr>
@@ -12886,13 +12878,13 @@
           <w:sz w:val="26"/>
         </w:rPr>
       </w:pPr>
-      <w:bookmarkStart w:id="50" w:name="_Toc164955387"/>
-      <w:bookmarkStart w:id="51" w:name="_Toc164957613"/>
-      <w:bookmarkStart w:id="52" w:name="_Toc164957120"/>
-      <w:bookmarkStart w:id="53" w:name="_Toc164957341"/>
-      <w:bookmarkStart w:id="54" w:name="_Toc164957262"/>
-      <w:bookmarkStart w:id="55" w:name="_Toc164954904"/>
-      <w:bookmarkStart w:id="56" w:name="_Toc29136"/>
+      <w:bookmarkStart w:id="50" w:name="_Toc29136"/>
+      <w:bookmarkStart w:id="51" w:name="_Toc164957341"/>
+      <w:bookmarkStart w:id="52" w:name="_Toc164955387"/>
+      <w:bookmarkStart w:id="53" w:name="_Toc164957613"/>
+      <w:bookmarkStart w:id="54" w:name="_Toc164954904"/>
+      <w:bookmarkStart w:id="55" w:name="_Toc164957120"/>
+      <w:bookmarkStart w:id="56" w:name="_Toc164957262"/>
       <w:r>
         <w:rPr>
           <w:sz w:val="26"/>
@@ -13172,12 +13164,12 @@
         <w:spacing w:line="360" w:lineRule="auto"/>
         <w:jc w:val="both"/>
       </w:pPr>
-      <w:bookmarkStart w:id="58" w:name="_Toc164957615"/>
-      <w:bookmarkStart w:id="59" w:name="_Toc164957122"/>
-      <w:bookmarkStart w:id="60" w:name="_Toc164955389"/>
-      <w:bookmarkStart w:id="61" w:name="_Toc164957264"/>
-      <w:bookmarkStart w:id="62" w:name="_Toc164957343"/>
-      <w:bookmarkStart w:id="63" w:name="_Toc29385"/>
+      <w:bookmarkStart w:id="58" w:name="_Toc164957122"/>
+      <w:bookmarkStart w:id="59" w:name="_Toc164957343"/>
+      <w:bookmarkStart w:id="60" w:name="_Toc164957264"/>
+      <w:bookmarkStart w:id="61" w:name="_Toc164957615"/>
+      <w:bookmarkStart w:id="62" w:name="_Toc29385"/>
+      <w:bookmarkStart w:id="63" w:name="_Toc164955389"/>
       <w:r>
         <w:rPr>
           <w:sz w:val="26"/>
@@ -13190,11 +13182,11 @@
       <w:bookmarkEnd w:id="61"/>
       <w:bookmarkEnd w:id="62"/>
       <w:bookmarkEnd w:id="63"/>
-      <w:bookmarkStart w:id="64" w:name="_Toc164957123"/>
-      <w:bookmarkStart w:id="65" w:name="_Toc164957265"/>
-      <w:bookmarkStart w:id="66" w:name="_Toc164957344"/>
-      <w:bookmarkStart w:id="67" w:name="_Toc164955390"/>
-      <w:bookmarkStart w:id="68" w:name="_Toc164957616"/>
+      <w:bookmarkStart w:id="64" w:name="_Toc164957616"/>
+      <w:bookmarkStart w:id="65" w:name="_Toc164957123"/>
+      <w:bookmarkStart w:id="66" w:name="_Toc164955390"/>
+      <w:bookmarkStart w:id="67" w:name="_Toc164957344"/>
+      <w:bookmarkStart w:id="68" w:name="_Toc164957265"/>
     </w:p>
     <w:p>
       <w:pPr>
@@ -14976,10 +14968,10 @@
         </w:rPr>
       </w:pPr>
       <w:bookmarkStart w:id="71" w:name="_Toc164957266"/>
-      <w:bookmarkStart w:id="72" w:name="_Toc164957345"/>
-      <w:bookmarkStart w:id="73" w:name="_Toc164955391"/>
-      <w:bookmarkStart w:id="74" w:name="_Toc164957617"/>
-      <w:bookmarkStart w:id="75" w:name="_Toc164957124"/>
+      <w:bookmarkStart w:id="72" w:name="_Toc164955391"/>
+      <w:bookmarkStart w:id="73" w:name="_Toc164957617"/>
+      <w:bookmarkStart w:id="74" w:name="_Toc164957124"/>
+      <w:bookmarkStart w:id="75" w:name="_Toc164957345"/>
       <w:r>
         <w:rPr>
           <w:sz w:val="26"/>
@@ -15120,12 +15112,12 @@
           <w:szCs w:val="26"/>
         </w:rPr>
       </w:pPr>
-      <w:bookmarkStart w:id="77" w:name="_Toc164954906"/>
-      <w:bookmarkStart w:id="78" w:name="_Toc164957267"/>
-      <w:bookmarkStart w:id="79" w:name="_Toc164957125"/>
-      <w:bookmarkStart w:id="80" w:name="_Toc164957618"/>
-      <w:bookmarkStart w:id="81" w:name="_Toc164957346"/>
-      <w:bookmarkStart w:id="82" w:name="_Toc164955392"/>
+      <w:bookmarkStart w:id="77" w:name="_Toc164957267"/>
+      <w:bookmarkStart w:id="78" w:name="_Toc164957125"/>
+      <w:bookmarkStart w:id="79" w:name="_Toc164957346"/>
+      <w:bookmarkStart w:id="80" w:name="_Toc164955392"/>
+      <w:bookmarkStart w:id="81" w:name="_Toc164954906"/>
+      <w:bookmarkStart w:id="82" w:name="_Toc164957618"/>
       <w:r>
         <w:rPr>
           <w:sz w:val="26"/>
@@ -15330,13 +15322,13 @@
           <w:sz w:val="26"/>
         </w:rPr>
       </w:pPr>
-      <w:bookmarkStart w:id="84" w:name="_Toc164954907"/>
-      <w:bookmarkStart w:id="85" w:name="_Toc164957347"/>
-      <w:bookmarkStart w:id="86" w:name="_Toc164957268"/>
-      <w:bookmarkStart w:id="87" w:name="_Toc164957126"/>
-      <w:bookmarkStart w:id="88" w:name="_Toc164955393"/>
-      <w:bookmarkStart w:id="89" w:name="_Toc164957619"/>
-      <w:bookmarkStart w:id="90" w:name="_Toc26509"/>
+      <w:bookmarkStart w:id="84" w:name="_Toc164957619"/>
+      <w:bookmarkStart w:id="85" w:name="_Toc164957268"/>
+      <w:bookmarkStart w:id="86" w:name="_Toc164954907"/>
+      <w:bookmarkStart w:id="87" w:name="_Toc26509"/>
+      <w:bookmarkStart w:id="88" w:name="_Toc164957347"/>
+      <w:bookmarkStart w:id="89" w:name="_Toc164955393"/>
+      <w:bookmarkStart w:id="90" w:name="_Toc164957126"/>
       <w:r>
         <w:rPr>
           <w:sz w:val="26"/>
@@ -16936,7 +16928,23 @@
           <w:sz w:val="26"/>
           <w:szCs w:val="26"/>
         </w:rPr>
-        <w:t>Objects365 là bộ dữ liệu quy mô lớn dành cho bài toán phát hiện vật thể, được giới thiệu tại Hội nghị Quốc tế về Thị giác Máy tính năm 2019 [14]. Bộ dữ liệu gồm 365 nhóm đối tượng thuộc nhiều bối cảnh khác nhau, chẳng hạn con người, động vật, phương tiện, đồ dùng gia đình, thiết bị điện tử, thực phẩm và vật dụng học tập.</w:t>
+        <w:t>Objects365 là bộ dữ liệu quy mô lớn dành cho bài toán phát hiện vật thể, được giới thiệu tại Hội nghị Quốc tế về Thị giác Máy tính năm 2019 [</w:t>
+      </w:r>
+      <w:r>
+        <w:rPr>
+          <w:rFonts w:hint="default"/>
+          <w:sz w:val="26"/>
+          <w:szCs w:val="26"/>
+          <w:lang w:val="en-US"/>
+        </w:rPr>
+        <w:t>9</w:t>
+      </w:r>
+      <w:r>
+        <w:rPr>
+          <w:sz w:val="26"/>
+          <w:szCs w:val="26"/>
+        </w:rPr>
+        <w:t>]. Bộ dữ liệu gồm 365 nhóm đối tượng thuộc nhiều bối cảnh khác nhau, chẳng hạn con người, động vật, phương tiện, đồ dùng gia đình, thiết bị điện tử, thực phẩm và vật dụng học tập.</w:t>
       </w:r>
     </w:p>
     <w:p>
@@ -18690,12 +18698,12 @@
         <w:pStyle w:val="4"/>
         <w:bidi w:val="0"/>
       </w:pPr>
-      <w:bookmarkStart w:id="93" w:name="_Toc164957270"/>
-      <w:bookmarkStart w:id="94" w:name="_Toc164954909"/>
-      <w:bookmarkStart w:id="95" w:name="_Toc164955395"/>
-      <w:bookmarkStart w:id="96" w:name="_Toc164957349"/>
+      <w:bookmarkStart w:id="93" w:name="_Toc164957128"/>
+      <w:bookmarkStart w:id="94" w:name="_Toc164955395"/>
+      <w:bookmarkStart w:id="95" w:name="_Toc164957349"/>
+      <w:bookmarkStart w:id="96" w:name="_Toc164957270"/>
       <w:bookmarkStart w:id="97" w:name="_Toc164957621"/>
-      <w:bookmarkStart w:id="98" w:name="_Toc164957128"/>
+      <w:bookmarkStart w:id="98" w:name="_Toc164954909"/>
       <w:r>
         <w:t>Định hướng giải pháp</w:t>
       </w:r>
@@ -18977,16 +18985,7 @@
           <w:szCs w:val="26"/>
           <w:lang w:val="en-US" w:eastAsia="zh-CN"/>
         </w:rPr>
-        <w:t>ài học</w:t>
-      </w:r>
-      <w:r>
-        <w:rPr>
-          <w:rFonts w:hint="default"/>
-          <w:sz w:val="26"/>
-          <w:szCs w:val="26"/>
-          <w:lang w:val="en-US" w:eastAsia="zh-CN"/>
-        </w:rPr>
-        <w:t xml:space="preserve">→Bài </w:t>
+        <w:t xml:space="preserve">ài học→Bài </w:t>
       </w:r>
       <w:r>
         <w:rPr>
@@ -19359,7 +19358,24 @@
         <w:bidi w:val="0"/>
       </w:pPr>
       <w:r>
-        <w:t>Phương pháp đánh giá mô hình</w:t>
+        <w:t>Phương pháp</w:t>
+      </w:r>
+      <w:r>
+        <w:rPr>
+          <w:rFonts w:hint="default"/>
+          <w:lang w:val="en-US"/>
+        </w:rPr>
+        <w:t xml:space="preserve"> kiểm chứng</w:t>
+      </w:r>
+      <w:r>
+        <w:t xml:space="preserve"> mô hình</w:t>
+      </w:r>
+      <w:r>
+        <w:rPr>
+          <w:rFonts w:hint="default"/>
+          <w:lang w:val="en-US"/>
+        </w:rPr>
+        <w:t xml:space="preserve"> trong hệ thống</w:t>
       </w:r>
     </w:p>
     <w:p>
@@ -19537,16 +19553,17 @@
           <w:sz w:val="26"/>
           <w:szCs w:val="26"/>
         </w:rPr>
-        <w:t>Đánh giá mô hình chỉ trả lời mô hình nhìn ảnh tốt đến đâu. Để đánh giá sản phẩm, đề tài cần thêm kiểm thử chức năng nhằm xác nhận dữ liệu và các luồng nghiệp vụ hoạt động đúng.</w:t>
-      </w:r>
-    </w:p>
-    <w:p>
-      <w:pPr>
-        <w:spacing w:line="360" w:lineRule="auto"/>
-        <w:jc w:val="both"/>
-        <w:rPr>
-          <w:sz w:val="26"/>
-          <w:szCs w:val="26"/>
+        <w:t>Việc kiểm chứng mô-đun nhận diện xác nhận mô hình được triển khai và tích hợp đúng trong hệ thống. Để đánh giá sản phẩm ở cấp độ hoàn chỉnh, đề tài tiếp tục thực hiện kiểm thử chức năng nhằm xác nhận dữ liệu và các luồng nghiệp vụ hoạt động theo đúng yêu cầu đã xác định.</w:t>
+      </w:r>
+    </w:p>
+    <w:p>
+      <w:pPr>
+        <w:spacing w:line="360" w:lineRule="auto"/>
+        <w:jc w:val="both"/>
+        <w:rPr>
+          <w:rFonts w:ascii="SimSun" w:hAnsi="SimSun" w:eastAsia="SimSun" w:cs="SimSun"/>
+          <w:sz w:val="24"/>
+          <w:szCs w:val="24"/>
         </w:rPr>
       </w:pPr>
     </w:p>
@@ -23187,7 +23204,9 @@
         </w:tblBorders>
         <w:tblLayout w:type="autofit"/>
         <w:tblCellMar>
+          <w:top w:w="0" w:type="dxa"/>
           <w:left w:w="108" w:type="dxa"/>
+          <w:bottom w:w="0" w:type="dxa"/>
           <w:right w:w="108" w:type="dxa"/>
         </w:tblCellMar>
       </w:tblPr>
@@ -23205,7 +23224,9 @@
             <w:insideV w:val="single" w:color="auto" w:sz="4" w:space="0"/>
           </w:tblBorders>
           <w:tblCellMar>
+            <w:top w:w="0" w:type="dxa"/>
             <w:left w:w="108" w:type="dxa"/>
+            <w:bottom w:w="0" w:type="dxa"/>
             <w:right w:w="108" w:type="dxa"/>
           </w:tblCellMar>
         </w:tblPrEx>
@@ -23848,7 +23869,9 @@
         </w:tblBorders>
         <w:tblLayout w:type="autofit"/>
         <w:tblCellMar>
+          <w:top w:w="0" w:type="dxa"/>
           <w:left w:w="108" w:type="dxa"/>
+          <w:bottom w:w="0" w:type="dxa"/>
           <w:right w:w="108" w:type="dxa"/>
         </w:tblCellMar>
       </w:tblPr>
@@ -23866,7 +23889,9 @@
             <w:insideV w:val="single" w:color="auto" w:sz="4" w:space="0"/>
           </w:tblBorders>
           <w:tblCellMar>
+            <w:top w:w="0" w:type="dxa"/>
             <w:left w:w="108" w:type="dxa"/>
+            <w:bottom w:w="0" w:type="dxa"/>
             <w:right w:w="108" w:type="dxa"/>
           </w:tblCellMar>
         </w:tblPrEx>
@@ -24328,7 +24353,9 @@
         </w:tblBorders>
         <w:tblLayout w:type="autofit"/>
         <w:tblCellMar>
+          <w:top w:w="0" w:type="dxa"/>
           <w:left w:w="108" w:type="dxa"/>
+          <w:bottom w:w="0" w:type="dxa"/>
           <w:right w:w="108" w:type="dxa"/>
         </w:tblCellMar>
       </w:tblPr>
@@ -24346,7 +24373,9 @@
             <w:insideV w:val="single" w:color="auto" w:sz="4" w:space="0"/>
           </w:tblBorders>
           <w:tblCellMar>
+            <w:top w:w="0" w:type="dxa"/>
             <w:left w:w="108" w:type="dxa"/>
+            <w:bottom w:w="0" w:type="dxa"/>
             <w:right w:w="108" w:type="dxa"/>
           </w:tblCellMar>
         </w:tblPrEx>
@@ -28173,14 +28202,6 @@
       </w:tblGrid>
       <w:tr>
         <w:tblPrEx>
-          <w:tblBorders>
-            <w:top w:val="single" w:color="auto" w:sz="4" w:space="0"/>
-            <w:left w:val="single" w:color="auto" w:sz="4" w:space="0"/>
-            <w:bottom w:val="single" w:color="auto" w:sz="4" w:space="0"/>
-            <w:right w:val="single" w:color="auto" w:sz="4" w:space="0"/>
-            <w:insideH w:val="single" w:color="auto" w:sz="4" w:space="0"/>
-            <w:insideV w:val="single" w:color="auto" w:sz="4" w:space="0"/>
-          </w:tblBorders>
           <w:tblCellMar>
             <w:top w:w="0" w:type="dxa"/>
             <w:left w:w="108" w:type="dxa"/>
@@ -30918,10 +30939,39 @@
     </w:tbl>
     <w:p>
       <w:pPr>
+        <w:spacing w:line="360" w:lineRule="auto"/>
+        <w:jc w:val="both"/>
+        <w:rPr>
+          <w:sz w:val="26"/>
+          <w:szCs w:val="26"/>
+        </w:rPr>
+      </w:pPr>
+      <w:bookmarkStart w:id="118" w:name="_Toc18671"/>
+    </w:p>
+    <w:p>
+      <w:pPr>
+        <w:spacing w:line="360" w:lineRule="auto"/>
+        <w:jc w:val="both"/>
+        <w:rPr>
+          <w:sz w:val="26"/>
+          <w:szCs w:val="26"/>
+        </w:rPr>
+      </w:pPr>
+      <w:bookmarkStart w:id="150" w:name="_GoBack"/>
+      <w:bookmarkEnd w:id="150"/>
+      <w:r>
+        <w:rPr>
+          <w:sz w:val="26"/>
+          <w:szCs w:val="26"/>
+        </w:rPr>
+        <w:t>Các giá trị 12 MB, 5 giây và 45 giây là tham số vận hành của hệ thống, không phải kết quả thực nghiệm. Giới hạn dung lượng được sử dụng để từ chối những yêu cầu ảnh có kích thước quá lớn, trong khi thời gian chờ kết nối và thời gian chờ phản hồi giúp máy chủ không duy trì vô hạn một yêu cầu khi dịch vụ nhận diện gặp sự cố. Tương tự, mức tin cậy 0,25 là cấu hình hiện tại của sản phẩm và không được luận văn diễn giải là ngưỡng tối ưu về độ chính xác.</w:t>
+      </w:r>
+    </w:p>
+    <w:p>
+      <w:pPr>
         <w:pStyle w:val="3"/>
         <w:bidi w:val="0"/>
       </w:pPr>
-      <w:bookmarkStart w:id="118" w:name="_Toc18671"/>
       <w:r>
         <w:t>Mô tả chương trình</w:t>
       </w:r>
@@ -31684,7 +31734,9 @@
         </w:tblBorders>
         <w:tblLayout w:type="autofit"/>
         <w:tblCellMar>
+          <w:top w:w="0" w:type="dxa"/>
           <w:left w:w="108" w:type="dxa"/>
+          <w:bottom w:w="0" w:type="dxa"/>
           <w:right w:w="108" w:type="dxa"/>
         </w:tblCellMar>
       </w:tblPr>
@@ -31704,7 +31756,9 @@
             <w:insideV w:val="none" w:color="auto" w:sz="0" w:space="0"/>
           </w:tblBorders>
           <w:tblCellMar>
+            <w:top w:w="0" w:type="dxa"/>
             <w:left w:w="108" w:type="dxa"/>
+            <w:bottom w:w="0" w:type="dxa"/>
             <w:right w:w="108" w:type="dxa"/>
           </w:tblCellMar>
         </w:tblPrEx>
@@ -32103,7 +32157,9 @@
         </w:tblBorders>
         <w:tblLayout w:type="autofit"/>
         <w:tblCellMar>
+          <w:top w:w="0" w:type="dxa"/>
           <w:left w:w="108" w:type="dxa"/>
+          <w:bottom w:w="0" w:type="dxa"/>
           <w:right w:w="108" w:type="dxa"/>
         </w:tblCellMar>
       </w:tblPr>
@@ -32122,7 +32178,9 @@
             <w:insideV w:val="none" w:color="auto" w:sz="0" w:space="0"/>
           </w:tblBorders>
           <w:tblCellMar>
+            <w:top w:w="0" w:type="dxa"/>
             <w:left w:w="108" w:type="dxa"/>
+            <w:bottom w:w="0" w:type="dxa"/>
             <w:right w:w="108" w:type="dxa"/>
           </w:tblCellMar>
         </w:tblPrEx>
@@ -32471,7 +32529,9 @@
         </w:tblBorders>
         <w:tblLayout w:type="autofit"/>
         <w:tblCellMar>
+          <w:top w:w="0" w:type="dxa"/>
           <w:left w:w="108" w:type="dxa"/>
+          <w:bottom w:w="0" w:type="dxa"/>
           <w:right w:w="108" w:type="dxa"/>
         </w:tblCellMar>
       </w:tblPr>
@@ -32490,7 +32550,9 @@
             <w:insideV w:val="single" w:color="auto" w:sz="4" w:space="0"/>
           </w:tblBorders>
           <w:tblCellMar>
+            <w:top w:w="0" w:type="dxa"/>
             <w:left w:w="108" w:type="dxa"/>
+            <w:bottom w:w="0" w:type="dxa"/>
             <w:right w:w="108" w:type="dxa"/>
           </w:tblCellMar>
         </w:tblPrEx>
@@ -32861,7 +32923,9 @@
         </w:tblBorders>
         <w:tblLayout w:type="autofit"/>
         <w:tblCellMar>
+          <w:top w:w="0" w:type="dxa"/>
           <w:left w:w="108" w:type="dxa"/>
+          <w:bottom w:w="0" w:type="dxa"/>
           <w:right w:w="108" w:type="dxa"/>
         </w:tblCellMar>
       </w:tblPr>
@@ -32880,7 +32944,9 @@
             <w:insideV w:val="single" w:color="auto" w:sz="4" w:space="0"/>
           </w:tblBorders>
           <w:tblCellMar>
+            <w:top w:w="0" w:type="dxa"/>
             <w:left w:w="108" w:type="dxa"/>
+            <w:bottom w:w="0" w:type="dxa"/>
             <w:right w:w="108" w:type="dxa"/>
           </w:tblCellMar>
         </w:tblPrEx>
@@ -34306,14 +34372,6 @@
       </w:tblGrid>
       <w:tr>
         <w:tblPrEx>
-          <w:tblBorders>
-            <w:top w:val="single" w:color="auto" w:sz="4" w:space="0"/>
-            <w:left w:val="single" w:color="auto" w:sz="4" w:space="0"/>
-            <w:bottom w:val="single" w:color="auto" w:sz="4" w:space="0"/>
-            <w:right w:val="single" w:color="auto" w:sz="4" w:space="0"/>
-            <w:insideH w:val="single" w:color="auto" w:sz="4" w:space="0"/>
-            <w:insideV w:val="single" w:color="auto" w:sz="4" w:space="0"/>
-          </w:tblBorders>
           <w:tblCellMar>
             <w:top w:w="0" w:type="dxa"/>
             <w:left w:w="108" w:type="dxa"/>
@@ -37276,16 +37334,17 @@
           <w:sz w:val="26"/>
           <w:szCs w:val="26"/>
         </w:rPr>
-        <w:t>Kiểm thử chức năng cho thấy phần lớn các yêu cầu chính của hệ thống đã được xác minh, bao gồm xác thực, phân quyền, nhận diện nhiều vật thể, biến đổi khung bao, ánh xạ dữ liệu, thẻ ghi nhớ, ôn tập, bài học và quản trị. Chức năng thông báo là trường hợp chưa được kiểm chứng trực tiếp trên thiết bị trong phiên bản báo cáo.</w:t>
-      </w:r>
-    </w:p>
-    <w:p>
-      <w:pPr>
-        <w:spacing w:line="360" w:lineRule="auto"/>
-        <w:jc w:val="both"/>
-        <w:rPr>
-          <w:sz w:val="26"/>
-          <w:szCs w:val="26"/>
+        <w:t>Kiểm thử chức năng cho thấy các yêu cầu chính của hệ thống đã được xác minh trong môi trường thử nghiệm, bao gồm xác thực, phân quyền, nhận diện nhiều vật thể, biến đổi khung bao, ánh xạ dữ liệu, thẻ ghi nhớ, ôn tập, bài học, thông báo cục bộ và quản trị. Kết quả cho thấy các thành phần không chỉ hoạt động riêng lẻ mà còn phối hợp để duy trì chu trình từ nhận diện vật thể đến tiếp nhận và ôn tập từ vựng.</w:t>
+      </w:r>
+    </w:p>
+    <w:p>
+      <w:pPr>
+        <w:spacing w:line="360" w:lineRule="auto"/>
+        <w:jc w:val="both"/>
+        <w:rPr>
+          <w:rFonts w:ascii="SimSun" w:hAnsi="SimSun" w:eastAsia="SimSun" w:cs="SimSun"/>
+          <w:sz w:val="24"/>
+          <w:szCs w:val="24"/>
         </w:rPr>
       </w:pPr>
     </w:p>
@@ -37341,12 +37400,12 @@
           <w:lang w:val="vi-VN"/>
         </w:rPr>
       </w:pPr>
-      <w:bookmarkStart w:id="128" w:name="_Toc164957132"/>
-      <w:bookmarkStart w:id="129" w:name="_Toc164957625"/>
-      <w:bookmarkStart w:id="130" w:name="_Toc164955399"/>
-      <w:bookmarkStart w:id="131" w:name="_Toc164957353"/>
-      <w:bookmarkStart w:id="132" w:name="_Toc164957274"/>
-      <w:bookmarkStart w:id="133" w:name="_Toc164954913"/>
+      <w:bookmarkStart w:id="128" w:name="_Toc164957625"/>
+      <w:bookmarkStart w:id="129" w:name="_Toc164957353"/>
+      <w:bookmarkStart w:id="130" w:name="_Toc164957274"/>
+      <w:bookmarkStart w:id="131" w:name="_Toc164954913"/>
+      <w:bookmarkStart w:id="132" w:name="_Toc164955399"/>
+      <w:bookmarkStart w:id="133" w:name="_Toc164957132"/>
     </w:p>
     <w:p>
       <w:pPr>
@@ -37392,12 +37451,12 @@
         <w:spacing w:line="360" w:lineRule="auto"/>
         <w:jc w:val="both"/>
       </w:pPr>
-      <w:bookmarkStart w:id="135" w:name="_Toc164957354"/>
-      <w:bookmarkStart w:id="136" w:name="_Toc164955400"/>
-      <w:bookmarkStart w:id="137" w:name="_Toc164957626"/>
-      <w:bookmarkStart w:id="138" w:name="_Toc164954914"/>
-      <w:bookmarkStart w:id="139" w:name="_Toc164957275"/>
-      <w:bookmarkStart w:id="140" w:name="_Toc164957133"/>
+      <w:bookmarkStart w:id="135" w:name="_Toc164957626"/>
+      <w:bookmarkStart w:id="136" w:name="_Toc164954914"/>
+      <w:bookmarkStart w:id="137" w:name="_Toc164957354"/>
+      <w:bookmarkStart w:id="138" w:name="_Toc164957275"/>
+      <w:bookmarkStart w:id="139" w:name="_Toc164957133"/>
+      <w:bookmarkStart w:id="140" w:name="_Toc164955400"/>
       <w:bookmarkStart w:id="141" w:name="_Toc3502"/>
       <w:r>
         <w:t>KẾT QUẢ</w:t>
@@ -38980,7 +39039,22 @@
         <w:widowControl/>
         <w:suppressLineNumbers w:val="0"/>
         <w:rPr>
-          <w:szCs w:val="26"/>
+          <w:rStyle w:val="19"/>
+        </w:rPr>
+      </w:pPr>
+      <w:r>
+        <w:t xml:space="preserve">[25] Supabase, </w:t>
+      </w:r>
+      <w:r>
+        <w:rPr>
+          <w:rStyle w:val="19"/>
+        </w:rPr>
+        <w:t>Storage – Supabase Docs</w:t>
+      </w:r>
+    </w:p>
+    <w:p>
+      <w:pPr>
+        <w:rPr>
           <w:lang w:val="fr-FR"/>
         </w:rPr>
         <w:sectPr>
@@ -38992,13 +39066,7 @@
         </w:sectPr>
       </w:pPr>
       <w:r>
-        <w:t xml:space="preserve">[25] Supabase, </w:t>
-      </w:r>
-      <w:r>
-        <w:rPr>
-          <w:rStyle w:val="19"/>
-        </w:rPr>
-        <w:t>Storage – Supabase Docs</w:t>
+        <w:t>[26] Memrise, “Learn a language with Memrise,” trang web chính thức của Memrise, truy cập ngày 25/08/2026.</w:t>
       </w:r>
     </w:p>
     <w:p>

--- a/Document/22130016_TieuLuanTN_KCNTT_NLU.docx
+++ b/Document/22130016_TieuLuanTN_KCNTT_NLU.docx
@@ -48,7 +48,7 @@
         <mc:AlternateContent>
           <mc:Choice Requires="wps">
             <w:drawing>
-              <wp:anchor distT="0" distB="0" distL="114300" distR="114300" simplePos="0" relativeHeight="251662336" behindDoc="0" locked="0" layoutInCell="1" allowOverlap="1">
+              <wp:anchor distT="0" distB="0" distL="114300" distR="114300" simplePos="0" relativeHeight="251661312" behindDoc="0" locked="0" layoutInCell="1" allowOverlap="1">
                 <wp:simplePos x="0" y="0"/>
                 <wp:positionH relativeFrom="column">
                   <wp:posOffset>-139065</wp:posOffset>
@@ -213,7 +213,7 @@
                                           </pic:cNvPicPr>
                                         </pic:nvPicPr>
                                         <pic:blipFill>
-                                          <a:blip r:embed="rId10">
+                                          <a:blip r:embed="rId9">
                                             <a:extLst>
                                               <a:ext uri="{28A0092B-C50C-407E-A947-70E740481C1C}">
                                                 <a14:useLocalDpi xmlns:a14="http://schemas.microsoft.com/office/drawing/2010/main" val="0"/>
@@ -1203,7 +1203,7 @@
           </mc:Choice>
           <mc:Fallback>
             <w:pict>
-              <v:shape id="Text Box 2509" o:spid="_x0000_s1026" o:spt="202" type="#_x0000_t202" style="position:absolute;left:0pt;margin-left:-10.95pt;margin-top:-34.7pt;height:720.9pt;width:447.7pt;z-index:251662336;mso-width-relative:page;mso-height-relative:page;" fillcolor="#FFFFFF" filled="t" stroked="t" coordsize="21600,21600" o:gfxdata="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">
+              <v:shape id="Text Box 2509" o:spid="_x0000_s1026" o:spt="202" type="#_x0000_t202" style="position:absolute;left:0pt;margin-left:-10.95pt;margin-top:-34.7pt;height:720.9pt;width:447.7pt;z-index:251661312;mso-width-relative:page;mso-height-relative:page;" fillcolor="#FFFFFF" filled="t" stroked="t" coordsize="21600,21600" o:gfxdata="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">
                 <v:fill on="t" focussize="0,0"/>
                 <v:stroke weight="3pt" color="#000000" linestyle="thinThin" miterlimit="8" joinstyle="miter"/>
                 <v:imagedata o:title=""/>
@@ -1336,7 +1336,7 @@
                                     </pic:cNvPicPr>
                                   </pic:nvPicPr>
                                   <pic:blipFill>
-                                    <a:blip r:embed="rId10">
+                                    <a:blip r:embed="rId9">
                                       <a:extLst>
                                         <a:ext uri="{28A0092B-C50C-407E-A947-70E740481C1C}">
                                           <a14:useLocalDpi xmlns:a14="http://schemas.microsoft.com/office/drawing/2010/main" val="0"/>
@@ -2378,7 +2378,7 @@
         <mc:AlternateContent>
           <mc:Choice Requires="wps">
             <w:drawing>
-              <wp:anchor distT="0" distB="0" distL="114300" distR="114300" simplePos="0" relativeHeight="251663360" behindDoc="0" locked="0" layoutInCell="1" allowOverlap="1">
+              <wp:anchor distT="0" distB="0" distL="114300" distR="114300" simplePos="0" relativeHeight="251662336" behindDoc="0" locked="0" layoutInCell="1" allowOverlap="1">
                 <wp:simplePos x="0" y="0"/>
                 <wp:positionH relativeFrom="margin">
                   <wp:posOffset>-75565</wp:posOffset>
@@ -2535,7 +2535,7 @@
                                           </pic:cNvPicPr>
                                         </pic:nvPicPr>
                                         <pic:blipFill>
-                                          <a:blip r:embed="rId10">
+                                          <a:blip r:embed="rId9">
                                             <a:extLst>
                                               <a:ext uri="{28A0092B-C50C-407E-A947-70E740481C1C}">
                                                 <a14:useLocalDpi xmlns:a14="http://schemas.microsoft.com/office/drawing/2010/main" val="0"/>
@@ -3595,7 +3595,7 @@
                                           </pic:cNvPicPr>
                                         </pic:nvPicPr>
                                         <pic:blipFill>
-                                          <a:blip r:embed="rId10">
+                                          <a:blip r:embed="rId9">
                                             <a:extLst>
                                               <a:ext uri="{28A0092B-C50C-407E-A947-70E740481C1C}">
                                                 <a14:useLocalDpi xmlns:a14="http://schemas.microsoft.com/office/drawing/2010/main" val="0"/>
@@ -4588,7 +4588,7 @@
           </mc:Choice>
           <mc:Fallback>
             <w:pict>
-              <v:shape id="Text Box 2509" o:spid="_x0000_s1026" o:spt="202" type="#_x0000_t202" style="position:absolute;left:0pt;margin-left:-5.95pt;margin-top:1pt;height:749.35pt;width:445.15pt;mso-position-horizontal-relative:margin;mso-wrap-distance-bottom:0pt;mso-wrap-distance-left:9pt;mso-wrap-distance-right:9pt;mso-wrap-distance-top:0pt;z-index:251663360;mso-width-relative:page;mso-height-relative:page;" fillcolor="#FFFFFF" filled="t" stroked="t" coordsize="21600,21600" o:gfxdata="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">
+              <v:shape id="Text Box 2509" o:spid="_x0000_s1026" o:spt="202" type="#_x0000_t202" style="position:absolute;left:0pt;margin-left:-5.95pt;margin-top:1pt;height:749.35pt;width:445.15pt;mso-position-horizontal-relative:margin;mso-wrap-distance-bottom:0pt;mso-wrap-distance-left:9pt;mso-wrap-distance-right:9pt;mso-wrap-distance-top:0pt;z-index:251662336;mso-width-relative:page;mso-height-relative:page;" fillcolor="#FFFFFF" filled="t" stroked="t" coordsize="21600,21600" o:gfxdata="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">
                 <v:fill on="t" focussize="0,0"/>
                 <v:stroke weight="3pt" color="#000000" linestyle="thinThin" miterlimit="8" joinstyle="miter"/>
                 <v:imagedata o:title=""/>
@@ -4713,7 +4713,7 @@
                                     </pic:cNvPicPr>
                                   </pic:nvPicPr>
                                   <pic:blipFill>
-                                    <a:blip r:embed="rId10">
+                                    <a:blip r:embed="rId9">
                                       <a:extLst>
                                         <a:ext uri="{28A0092B-C50C-407E-A947-70E740481C1C}">
                                           <a14:useLocalDpi xmlns:a14="http://schemas.microsoft.com/office/drawing/2010/main" val="0"/>
@@ -5773,7 +5773,7 @@
                                     </pic:cNvPicPr>
                                   </pic:nvPicPr>
                                   <pic:blipFill>
-                                    <a:blip r:embed="rId10">
+                                    <a:blip r:embed="rId9">
                                       <a:extLst>
                                         <a:ext uri="{28A0092B-C50C-407E-A947-70E740481C1C}">
                                           <a14:useLocalDpi xmlns:a14="http://schemas.microsoft.com/office/drawing/2010/main" val="0"/>
@@ -7430,12 +7430,6 @@
             <w:insideH w:val="single" w:color="auto" w:sz="4" w:space="0"/>
             <w:insideV w:val="single" w:color="auto" w:sz="4" w:space="0"/>
           </w:tblBorders>
-          <w:tblCellMar>
-            <w:top w:w="0" w:type="dxa"/>
-            <w:left w:w="108" w:type="dxa"/>
-            <w:bottom w:w="0" w:type="dxa"/>
-            <w:right w:w="108" w:type="dxa"/>
-          </w:tblCellMar>
         </w:tblPrEx>
         <w:tc>
           <w:tcPr>
@@ -22230,12 +22224,6 @@
             <w:insideH w:val="single" w:color="auto" w:sz="4" w:space="0"/>
             <w:insideV w:val="single" w:color="auto" w:sz="4" w:space="0"/>
           </w:tblBorders>
-          <w:tblCellMar>
-            <w:top w:w="0" w:type="dxa"/>
-            <w:left w:w="108" w:type="dxa"/>
-            <w:bottom w:w="0" w:type="dxa"/>
-            <w:right w:w="108" w:type="dxa"/>
-          </w:tblCellMar>
         </w:tblPrEx>
         <w:tc>
           <w:tcPr>
@@ -23281,7 +23269,7 @@
                           </pic:cNvPicPr>
                         </pic:nvPicPr>
                         <pic:blipFill>
-                          <a:blip r:embed="rId11"/>
+                          <a:blip r:embed="rId10"/>
                           <a:stretch>
                             <a:fillRect/>
                           </a:stretch>
@@ -23943,7 +23931,7 @@
                           </pic:cNvPicPr>
                         </pic:nvPicPr>
                         <pic:blipFill>
-                          <a:blip r:embed="rId12"/>
+                          <a:blip r:embed="rId11"/>
                           <a:stretch>
                             <a:fillRect/>
                           </a:stretch>
@@ -24427,7 +24415,7 @@
                           </pic:cNvPicPr>
                         </pic:nvPicPr>
                         <pic:blipFill>
-                          <a:blip r:embed="rId13"/>
+                          <a:blip r:embed="rId12"/>
                           <a:stretch>
                             <a:fillRect/>
                           </a:stretch>
@@ -28202,6 +28190,14 @@
       </w:tblGrid>
       <w:tr>
         <w:tblPrEx>
+          <w:tblBorders>
+            <w:top w:val="single" w:color="auto" w:sz="4" w:space="0"/>
+            <w:left w:val="single" w:color="auto" w:sz="4" w:space="0"/>
+            <w:bottom w:val="single" w:color="auto" w:sz="4" w:space="0"/>
+            <w:right w:val="single" w:color="auto" w:sz="4" w:space="0"/>
+            <w:insideH w:val="single" w:color="auto" w:sz="4" w:space="0"/>
+            <w:insideV w:val="single" w:color="auto" w:sz="4" w:space="0"/>
+          </w:tblBorders>
           <w:tblCellMar>
             <w:top w:w="0" w:type="dxa"/>
             <w:left w:w="108" w:type="dxa"/>
@@ -30957,8 +30953,6 @@
           <w:szCs w:val="26"/>
         </w:rPr>
       </w:pPr>
-      <w:bookmarkStart w:id="150" w:name="_GoBack"/>
-      <w:bookmarkEnd w:id="150"/>
       <w:r>
         <w:rPr>
           <w:sz w:val="26"/>
@@ -31798,6 +31792,64 @@
                           </pic:cNvPicPr>
                         </pic:nvPicPr>
                         <pic:blipFill>
+                          <a:blip r:embed="rId13"/>
+                          <a:stretch>
+                            <a:fillRect/>
+                          </a:stretch>
+                        </pic:blipFill>
+                        <pic:spPr>
+                          <a:xfrm>
+                            <a:off x="0" y="0"/>
+                            <a:ext cx="1757045" cy="3808095"/>
+                          </a:xfrm>
+                          <a:prstGeom prst="rect">
+                            <a:avLst/>
+                          </a:prstGeom>
+                        </pic:spPr>
+                      </pic:pic>
+                    </a:graphicData>
+                  </a:graphic>
+                </wp:inline>
+              </w:drawing>
+            </w:r>
+          </w:p>
+        </w:tc>
+        <w:tc>
+          <w:tcPr>
+            <w:tcW w:w="3000" w:type="dxa"/>
+          </w:tcPr>
+          <w:p>
+            <w:pPr>
+              <w:rPr>
+                <w:rFonts w:hint="default"/>
+                <w:vertAlign w:val="baseline"/>
+                <w:lang w:val="en-US"/>
+              </w:rPr>
+            </w:pPr>
+            <w:r>
+              <w:rPr>
+                <w:rFonts w:hint="default"/>
+                <w:vertAlign w:val="baseline"/>
+                <w:lang w:val="en-US"/>
+              </w:rPr>
+              <w:drawing>
+                <wp:inline distT="0" distB="0" distL="114300" distR="114300">
+                  <wp:extent cx="1757045" cy="3808095"/>
+                  <wp:effectExtent l="0" t="0" r="14605" b="1905"/>
+                  <wp:docPr id="6" name="Picture 6" descr="1787616436687_2281219410258015288_9065436340786737246_c19ed11c2e254083928368516ace2dc5"/>
+                  <wp:cNvGraphicFramePr>
+                    <a:graphicFrameLocks xmlns:a="http://schemas.openxmlformats.org/drawingml/2006/main" noChangeAspect="1"/>
+                  </wp:cNvGraphicFramePr>
+                  <a:graphic xmlns:a="http://schemas.openxmlformats.org/drawingml/2006/main">
+                    <a:graphicData uri="http://schemas.openxmlformats.org/drawingml/2006/picture">
+                      <pic:pic xmlns:pic="http://schemas.openxmlformats.org/drawingml/2006/picture">
+                        <pic:nvPicPr>
+                          <pic:cNvPr id="6" name="Picture 6" descr="1787616436687_2281219410258015288_9065436340786737246_c19ed11c2e254083928368516ace2dc5"/>
+                          <pic:cNvPicPr>
+                            <a:picLocks noChangeAspect="1"/>
+                          </pic:cNvPicPr>
+                        </pic:nvPicPr>
+                        <pic:blipFill>
                           <a:blip r:embed="rId14"/>
                           <a:stretch>
                             <a:fillRect/>
@@ -31842,64 +31894,6 @@
                 <wp:inline distT="0" distB="0" distL="114300" distR="114300">
                   <wp:extent cx="1757045" cy="3808095"/>
                   <wp:effectExtent l="0" t="0" r="14605" b="1905"/>
-                  <wp:docPr id="6" name="Picture 6" descr="1787616436687_2281219410258015288_9065436340786737246_c19ed11c2e254083928368516ace2dc5"/>
-                  <wp:cNvGraphicFramePr>
-                    <a:graphicFrameLocks xmlns:a="http://schemas.openxmlformats.org/drawingml/2006/main" noChangeAspect="1"/>
-                  </wp:cNvGraphicFramePr>
-                  <a:graphic xmlns:a="http://schemas.openxmlformats.org/drawingml/2006/main">
-                    <a:graphicData uri="http://schemas.openxmlformats.org/drawingml/2006/picture">
-                      <pic:pic xmlns:pic="http://schemas.openxmlformats.org/drawingml/2006/picture">
-                        <pic:nvPicPr>
-                          <pic:cNvPr id="6" name="Picture 6" descr="1787616436687_2281219410258015288_9065436340786737246_c19ed11c2e254083928368516ace2dc5"/>
-                          <pic:cNvPicPr>
-                            <a:picLocks noChangeAspect="1"/>
-                          </pic:cNvPicPr>
-                        </pic:nvPicPr>
-                        <pic:blipFill>
-                          <a:blip r:embed="rId15"/>
-                          <a:stretch>
-                            <a:fillRect/>
-                          </a:stretch>
-                        </pic:blipFill>
-                        <pic:spPr>
-                          <a:xfrm>
-                            <a:off x="0" y="0"/>
-                            <a:ext cx="1757045" cy="3808095"/>
-                          </a:xfrm>
-                          <a:prstGeom prst="rect">
-                            <a:avLst/>
-                          </a:prstGeom>
-                        </pic:spPr>
-                      </pic:pic>
-                    </a:graphicData>
-                  </a:graphic>
-                </wp:inline>
-              </w:drawing>
-            </w:r>
-          </w:p>
-        </w:tc>
-        <w:tc>
-          <w:tcPr>
-            <w:tcW w:w="3000" w:type="dxa"/>
-          </w:tcPr>
-          <w:p>
-            <w:pPr>
-              <w:rPr>
-                <w:rFonts w:hint="default"/>
-                <w:vertAlign w:val="baseline"/>
-                <w:lang w:val="en-US"/>
-              </w:rPr>
-            </w:pPr>
-            <w:r>
-              <w:rPr>
-                <w:rFonts w:hint="default"/>
-                <w:vertAlign w:val="baseline"/>
-                <w:lang w:val="en-US"/>
-              </w:rPr>
-              <w:drawing>
-                <wp:inline distT="0" distB="0" distL="114300" distR="114300">
-                  <wp:extent cx="1757045" cy="3808095"/>
-                  <wp:effectExtent l="0" t="0" r="14605" b="1905"/>
                   <wp:docPr id="7" name="Picture 7" descr="1787616436696_2281219410258015288_9065436340786737246_52ba38e3693283f56eb8843651b728c3"/>
                   <wp:cNvGraphicFramePr>
                     <a:graphicFrameLocks xmlns:a="http://schemas.openxmlformats.org/drawingml/2006/main" noChangeAspect="1"/>
@@ -31914,7 +31908,7 @@
                           </pic:cNvPicPr>
                         </pic:nvPicPr>
                         <pic:blipFill>
-                          <a:blip r:embed="rId16"/>
+                          <a:blip r:embed="rId15"/>
                           <a:stretch>
                             <a:fillRect/>
                           </a:stretch>
@@ -32220,7 +32214,7 @@
                           </pic:cNvPicPr>
                         </pic:nvPicPr>
                         <pic:blipFill>
-                          <a:blip r:embed="rId17"/>
+                          <a:blip r:embed="rId16"/>
                           <a:stretch>
                             <a:fillRect/>
                           </a:stretch>
@@ -32278,7 +32272,7 @@
                           </pic:cNvPicPr>
                         </pic:nvPicPr>
                         <pic:blipFill>
-                          <a:blip r:embed="rId18"/>
+                          <a:blip r:embed="rId17"/>
                           <a:stretch>
                             <a:fillRect/>
                           </a:stretch>
@@ -32598,7 +32592,7 @@
                           </pic:cNvPicPr>
                         </pic:nvPicPr>
                         <pic:blipFill>
-                          <a:blip r:embed="rId19"/>
+                          <a:blip r:embed="rId18"/>
                           <a:stretch>
                             <a:fillRect/>
                           </a:stretch>
@@ -32662,7 +32656,7 @@
                           </pic:cNvPicPr>
                         </pic:nvPicPr>
                         <pic:blipFill>
-                          <a:blip r:embed="rId20"/>
+                          <a:blip r:embed="rId19"/>
                           <a:stretch>
                             <a:fillRect/>
                           </a:stretch>
@@ -32992,7 +32986,7 @@
                           </pic:cNvPicPr>
                         </pic:nvPicPr>
                         <pic:blipFill>
-                          <a:blip r:embed="rId21"/>
+                          <a:blip r:embed="rId20"/>
                           <a:stretch>
                             <a:fillRect/>
                           </a:stretch>
@@ -33056,7 +33050,7 @@
                           </pic:cNvPicPr>
                         </pic:nvPicPr>
                         <pic:blipFill>
-                          <a:blip r:embed="rId22"/>
+                          <a:blip r:embed="rId21"/>
                           <a:stretch>
                             <a:fillRect/>
                           </a:stretch>
@@ -34372,6 +34366,14 @@
       </w:tblGrid>
       <w:tr>
         <w:tblPrEx>
+          <w:tblBorders>
+            <w:top w:val="single" w:color="auto" w:sz="4" w:space="0"/>
+            <w:left w:val="single" w:color="auto" w:sz="4" w:space="0"/>
+            <w:bottom w:val="single" w:color="auto" w:sz="4" w:space="0"/>
+            <w:right w:val="single" w:color="auto" w:sz="4" w:space="0"/>
+            <w:insideH w:val="single" w:color="auto" w:sz="4" w:space="0"/>
+            <w:insideV w:val="single" w:color="auto" w:sz="4" w:space="0"/>
+          </w:tblBorders>
           <w:tblCellMar>
             <w:top w:w="0" w:type="dxa"/>
             <w:left w:w="108" w:type="dxa"/>
@@ -38581,7 +38583,7 @@
         <w:t>EF English Proficiency Index 2025</w:t>
       </w:r>
       <w:r>
-        <w:t xml:space="preserve">, 2025. </w:t>
+        <w:t>, 2025, truy cập ngày 25/08/2026.</w:t>
       </w:r>
     </w:p>
     <w:p>
@@ -38602,7 +38604,7 @@
         <w:t>ReCALL</w:t>
       </w:r>
       <w:r>
-        <w:t xml:space="preserve">, vol. 34, no. 2, pp. 147–168, 2022, doi: 10.1017/S0958344021000240. </w:t>
+        <w:t>, vol. 34, no. 2, pp. 147–168, 2022, doi: 10.1017/S0958344021000240.</w:t>
       </w:r>
     </w:p>
     <w:p>
@@ -38614,7 +38616,7 @@
         <w:suppressLineNumbers w:val="0"/>
       </w:pPr>
       <w:r>
-        <w:t xml:space="preserve">[3] C. Uz Bilgin and S. T. Tokel, “Facilitating contextual vocabulary learning in a mobile-supported situated learning environment,” </w:t>
+        <w:t xml:space="preserve">[3] C. Uz Bilgin and S. T. Tokel, “Facilitating Contextual Vocabulary Learning in a Mobile-Supported Situated Learning Environment,” </w:t>
       </w:r>
       <w:r>
         <w:rPr>
@@ -38623,7 +38625,7 @@
         <w:t>Journal of Educational Computing Research</w:t>
       </w:r>
       <w:r>
-        <w:t>, vol. 57, no. 4, pp. 930–953, 2019.</w:t>
+        <w:t>, vol. 57, no. 4, pp. 930–953, 2019, doi: 10.1177/0735633118779397.</w:t>
       </w:r>
     </w:p>
     <w:p>
@@ -38644,7 +38646,7 @@
         <w:t>Mental Representations: A Dual Coding Approach</w:t>
       </w:r>
       <w:r>
-        <w:t>. Oxford University Press, 1986.</w:t>
+        <w:t>. New York, NY, USA: Oxford University Press, 1986.</w:t>
       </w:r>
     </w:p>
     <w:p>
@@ -38665,7 +38667,7 @@
         <w:t>Memory: A Contribution to Experimental Psychology</w:t>
       </w:r>
       <w:r>
-        <w:t>. New York: Teachers College, Columbia University, 1913.</w:t>
+        <w:t>, H. A. Ruger and C. E. Bussenius, trans. New York, NY, USA: Teachers College, Columbia University, 1913.</w:t>
       </w:r>
     </w:p>
     <w:p>
@@ -38683,10 +38685,10 @@
         <w:rPr>
           <w:rStyle w:val="19"/>
         </w:rPr>
-        <w:t>Proceedings of the IEEE Conference on Computer Vision and Pattern Recognition</w:t>
-      </w:r>
-      <w:r>
-        <w:t xml:space="preserve">, pp. 779–788, 2016. </w:t>
+        <w:t>Proceedings of the IEEE Conference on Computer Vision and Pattern Recognition (CVPR)</w:t>
+      </w:r>
+      <w:r>
+        <w:t>, 2016, pp. 779–788, doi: 10.1109/CVPR.2016.91.</w:t>
       </w:r>
     </w:p>
     <w:p>
@@ -38704,10 +38706,10 @@
         <w:rPr>
           <w:rStyle w:val="19"/>
         </w:rPr>
-        <w:t>Proceedings of the IEEE/CVF Conference on Computer Vision and Pattern Recognition</w:t>
-      </w:r>
-      <w:r>
-        <w:t xml:space="preserve">, pp. 16901–16911, 2024. </w:t>
+        <w:t>Proceedings of the IEEE/CVF Conference on Computer Vision and Pattern Recognition (CVPR)</w:t>
+      </w:r>
+      <w:r>
+        <w:t>, 2024, pp. 16901–16911, doi: 10.1109/CVPR52733.2024.01599.</w:t>
       </w:r>
     </w:p>
     <w:p>
@@ -38719,7 +38721,16 @@
         <w:suppressLineNumbers w:val="0"/>
       </w:pPr>
       <w:r>
-        <w:t xml:space="preserve">[8] S. Liu et al., “Grounding DINO: Marrying DINO with Grounded Pre-Training for Open-Set Object Detection,” 2023. </w:t>
+        <w:t xml:space="preserve">[8] S. Liu, Z. Zeng, T. Ren, F. Li, H. Zhang, J. Yang, Q. Jiang, C. Li, J. Yang, H. Su, J. Zhu, and L. Zhang, “Grounding DINO: Marrying DINO with Grounded Pre-Training for Open-Set Object Detection,” </w:t>
+      </w:r>
+      <w:r>
+        <w:rPr>
+          <w:rStyle w:val="19"/>
+        </w:rPr>
+        <w:t>arXiv preprint arXiv:2303.05499</w:t>
+      </w:r>
+      <w:r>
+        <w:t>, 2023.</w:t>
       </w:r>
     </w:p>
     <w:p>
@@ -38731,16 +38742,16 @@
         <w:suppressLineNumbers w:val="0"/>
       </w:pPr>
       <w:r>
-        <w:t xml:space="preserve">[9] S. Shao et al., “Objects365: A Large-Scale, High-Quality Dataset for Object Detection,” in </w:t>
+        <w:t xml:space="preserve">[9] S. Shao, Z. Li, T. Zhang, C. Peng, G. Yu, X. Zhang, J. Li, and J. Sun, “Objects365: A Large-Scale, High-Quality Dataset for Object Detection,” in </w:t>
       </w:r>
       <w:r>
         <w:rPr>
           <w:rStyle w:val="19"/>
         </w:rPr>
-        <w:t>Proceedings of the IEEE/CVF International Conference on Computer Vision</w:t>
-      </w:r>
-      <w:r>
-        <w:t xml:space="preserve">, pp. 8430–8439, 2019. </w:t>
+        <w:t>Proceedings of the IEEE/CVF International Conference on Computer Vision (ICCV)</w:t>
+      </w:r>
+      <w:r>
+        <w:t>, 2019, pp. 8430–8439, doi: 10.1109/ICCV.2019.00852.</w:t>
       </w:r>
     </w:p>
     <w:p>
@@ -38761,7 +38772,7 @@
         <w:t>Language Learning</w:t>
       </w:r>
       <w:r>
-        <w:t xml:space="preserve">, vol. 72, no. 1, pp. 269–319, 2022. </w:t>
+        <w:t>, vol. 72, no. 1, pp. 269–319, 2022, doi: 10.1111/lang.12479.</w:t>
       </w:r>
     </w:p>
     <w:p>
@@ -38773,16 +38784,16 @@
         <w:suppressLineNumbers w:val="0"/>
       </w:pPr>
       <w:r>
-        <w:t xml:space="preserve">[11] P. A. Woźniak, “Application of a computer to improve the results obtained in working with the SuperMemo method,” nội dung từ luận văn </w:t>
+        <w:t xml:space="preserve">[11] P. A. Woźniak, “Application of a Computer to Improve the Results Obtained in Working with the SuperMemo Method,” in </w:t>
       </w:r>
       <w:r>
         <w:rPr>
           <w:rStyle w:val="19"/>
         </w:rPr>
-        <w:t>Optimization of Learning</w:t>
-      </w:r>
-      <w:r>
-        <w:t xml:space="preserve">, Poznań University of Technology, 1990. </w:t>
+        <w:t>Optimization of Learning: A New Approach and Computer Application</w:t>
+      </w:r>
+      <w:r>
+        <w:t>, Master’s thesis, University of Technology in Poznań, Poznań, Poland, 1990.</w:t>
       </w:r>
     </w:p>
     <w:p>
@@ -38803,8 +38814,10 @@
         <w:t>Anki Manual – Background and Scheduling</w:t>
       </w:r>
       <w:r>
-        <w:t xml:space="preserve">, tài liệu chính thức. </w:t>
-      </w:r>
+        <w:t>, tài liệu chính thức, truy cập ngày 25/08/2026.</w:t>
+      </w:r>
+      <w:bookmarkStart w:id="150" w:name="_GoBack"/>
+      <w:bookmarkEnd w:id="150"/>
     </w:p>
     <w:p>
       <w:pPr>
@@ -38824,7 +38837,7 @@
         <w:t>International Journal of Computer Vision</w:t>
       </w:r>
       <w:r>
-        <w:t xml:space="preserve">, vol. 88, no. 2, pp. 303–338, 2010. </w:t>
+        <w:t>, vol. 88, no. 2, pp. 303–338, 2010, doi: 10.1007/s11263-009-0275-4.</w:t>
       </w:r>
     </w:p>
     <w:p>
@@ -38836,7 +38849,7 @@
         <w:suppressLineNumbers w:val="0"/>
       </w:pPr>
       <w:r>
-        <w:t xml:space="preserve">[14] Duolingo, “How to Use Duolingo for Language Learning,” tài liệu chính thức. </w:t>
+        <w:t>[14] Duolingo, “How to Use Duolingo for Language Learning,” tài liệu chính thức của Duolingo, truy cập ngày 25/08/2026.</w:t>
       </w:r>
     </w:p>
     <w:p>
@@ -38848,7 +38861,7 @@
         <w:suppressLineNumbers w:val="0"/>
       </w:pPr>
       <w:r>
-        <w:t xml:space="preserve">[15] ELSA Speak, “ELSA Speak – Learning English App,” tài liệu chính thức. </w:t>
+        <w:t>[15] ELSA Speak, “ELSA Speak – English Learning,” trang thông tin chính thức của ELSA Speak, truy cập ngày 25/08/2026.</w:t>
       </w:r>
     </w:p>
     <w:p>
@@ -38860,7 +38873,16 @@
         <w:suppressLineNumbers w:val="0"/>
       </w:pPr>
       <w:r>
-        <w:t xml:space="preserve">[16] Google, “Search with an image on Google,” Google Search Help. </w:t>
+        <w:t xml:space="preserve">[16] Google, “Search with an Image on Google,” </w:t>
+      </w:r>
+      <w:r>
+        <w:rPr>
+          <w:rStyle w:val="19"/>
+        </w:rPr>
+        <w:t>Google Search Help</w:t>
+      </w:r>
+      <w:r>
+        <w:t>, truy cập ngày 25/08/2026.</w:t>
       </w:r>
     </w:p>
     <w:p>
@@ -38881,7 +38903,7 @@
         <w:t>React Native Documentation</w:t>
       </w:r>
       <w:r>
-        <w:t xml:space="preserve">. </w:t>
+        <w:t>, truy cập ngày 25/08/2026.</w:t>
       </w:r>
     </w:p>
     <w:p>
@@ -38899,10 +38921,10 @@
         <w:rPr>
           <w:rStyle w:val="19"/>
         </w:rPr>
-        <w:t>ImagePicker Documentation</w:t>
-      </w:r>
-      <w:r>
-        <w:t xml:space="preserve">. </w:t>
+        <w:t>Expo ImagePicker Documentation</w:t>
+      </w:r>
+      <w:r>
+        <w:t>, truy cập ngày 25/08/2026.</w:t>
       </w:r>
     </w:p>
     <w:p>
@@ -38920,10 +38942,10 @@
         <w:rPr>
           <w:rStyle w:val="19"/>
         </w:rPr>
-        <w:t>Notifications Documentation</w:t>
-      </w:r>
-      <w:r>
-        <w:t xml:space="preserve">. </w:t>
+        <w:t>Expo Notifications Documentation</w:t>
+      </w:r>
+      <w:r>
+        <w:t>, truy cập ngày 25/08/2026.</w:t>
       </w:r>
     </w:p>
     <w:p>
@@ -38944,7 +38966,7 @@
         <w:t>FastAPI Documentation</w:t>
       </w:r>
       <w:r>
-        <w:t xml:space="preserve">. </w:t>
+        <w:t>, truy cập ngày 25/08/2026.</w:t>
       </w:r>
     </w:p>
     <w:p>
@@ -38965,7 +38987,7 @@
         <w:t>Spring Boot Reference Documentation</w:t>
       </w:r>
       <w:r>
-        <w:t xml:space="preserve">. </w:t>
+        <w:t>, truy cập ngày 25/08/2026.</w:t>
       </w:r>
     </w:p>
     <w:p>
@@ -38983,10 +39005,10 @@
         <w:rPr>
           <w:rStyle w:val="19"/>
         </w:rPr>
-        <w:t>Spring Security Documentation</w:t>
-      </w:r>
-      <w:r>
-        <w:t xml:space="preserve">. </w:t>
+        <w:t>Spring Security Reference Documentation</w:t>
+      </w:r>
+      <w:r>
+        <w:t>, truy cập ngày 25/08/2026.</w:t>
       </w:r>
     </w:p>
     <w:p>
@@ -39007,7 +39029,7 @@
         <w:t>PostgreSQL Documentation</w:t>
       </w:r>
       <w:r>
-        <w:t>.</w:t>
+        <w:t>, truy cập ngày 25/08/2026.</w:t>
       </w:r>
     </w:p>
     <w:p>
@@ -39019,16 +39041,16 @@
         <w:suppressLineNumbers w:val="0"/>
       </w:pPr>
       <w:r>
-        <w:t xml:space="preserve">[24] Supabase, </w:t>
+        <w:t xml:space="preserve">[24] Supabase, “JSON Web Token (JWT),” </w:t>
       </w:r>
       <w:r>
         <w:rPr>
           <w:rStyle w:val="19"/>
         </w:rPr>
-        <w:t>JSON Web Token (JWT) – Supabase Docs</w:t>
-      </w:r>
-      <w:r>
-        <w:t xml:space="preserve">. </w:t>
+        <w:t>Supabase Documentation</w:t>
+      </w:r>
+      <w:r>
+        <w:t>, truy cập ngày 25/08/2026.</w:t>
       </w:r>
     </w:p>
     <w:p>
@@ -39038,50 +39060,39 @@
         <w:keepLines w:val="0"/>
         <w:widowControl/>
         <w:suppressLineNumbers w:val="0"/>
+      </w:pPr>
+      <w:r>
+        <w:t xml:space="preserve">[25] Supabase, “Storage,” </w:t>
+      </w:r>
+      <w:r>
         <w:rPr>
           <w:rStyle w:val="19"/>
         </w:rPr>
-      </w:pPr>
-      <w:r>
-        <w:t xml:space="preserve">[25] Supabase, </w:t>
-      </w:r>
-      <w:r>
-        <w:rPr>
-          <w:rStyle w:val="19"/>
-        </w:rPr>
-        <w:t>Storage – Supabase Docs</w:t>
-      </w:r>
-    </w:p>
-    <w:p>
-      <w:pPr>
-        <w:rPr>
+        <w:t>Supabase Documentation</w:t>
+      </w:r>
+      <w:r>
+        <w:t>, truy cập ngày 25/08/2026.</w:t>
+      </w:r>
+    </w:p>
+    <w:p>
+      <w:pPr>
+        <w:pStyle w:val="26"/>
+        <w:keepNext w:val="0"/>
+        <w:keepLines w:val="0"/>
+        <w:widowControl/>
+        <w:suppressLineNumbers w:val="0"/>
+        <w:rPr>
+          <w:b/>
+          <w:szCs w:val="26"/>
           <w:lang w:val="fr-FR"/>
         </w:rPr>
-        <w:sectPr>
-          <w:headerReference r:id="rId7" w:type="default"/>
-          <w:pgSz w:w="11906" w:h="16838"/>
-          <w:pgMar w:top="1701" w:right="1134" w:bottom="1701" w:left="1985" w:header="709" w:footer="709" w:gutter="0"/>
-          <w:cols w:space="708" w:num="1"/>
-          <w:docGrid w:linePitch="360" w:charSpace="0"/>
-        </w:sectPr>
-      </w:pPr>
-      <w:r>
-        <w:t>[26] Memrise, “Learn a language with Memrise,” trang web chính thức của Memrise, truy cập ngày 25/08/2026.</w:t>
-      </w:r>
-    </w:p>
-    <w:p>
-      <w:pPr>
-        <w:spacing w:after="120" w:line="360" w:lineRule="auto"/>
-        <w:jc w:val="both"/>
-        <w:rPr>
-          <w:b/>
-          <w:szCs w:val="26"/>
-          <w:lang w:val="fr-FR"/>
-        </w:rPr>
-      </w:pPr>
+      </w:pPr>
+      <w:r>
+        <w:t>[26] Memrise, “Learn a Language with Memrise,” trang thông tin chính thức của Memrise, truy cập ngày 25/08/2026.</w:t>
+      </w:r>
     </w:p>
     <w:sectPr>
-      <w:headerReference r:id="rId8" w:type="default"/>
+      <w:headerReference r:id="rId7" w:type="default"/>
       <w:pgSz w:w="11906" w:h="16838"/>
       <w:pgMar w:top="1701" w:right="1134" w:bottom="1701" w:left="1985" w:header="709" w:footer="709" w:gutter="0"/>
       <w:cols w:space="708" w:num="1"/>
@@ -39293,103 +39304,6 @@
               <wp:extent cx="5486400" cy="35560"/>
               <wp:effectExtent l="0" t="0" r="19050" b="21590"/>
               <wp:wrapNone/>
-              <wp:docPr id="44" name="Straight Connector 44"/>
-              <wp:cNvGraphicFramePr/>
-              <a:graphic xmlns:a="http://schemas.openxmlformats.org/drawingml/2006/main">
-                <a:graphicData uri="http://schemas.microsoft.com/office/word/2010/wordprocessingShape">
-                  <wps:wsp>
-                    <wps:cNvCnPr/>
-                    <wps:spPr>
-                      <a:xfrm flipV="1">
-                        <a:off x="0" y="0"/>
-                        <a:ext cx="5486400" cy="35626"/>
-                      </a:xfrm>
-                      <a:prstGeom prst="line">
-                        <a:avLst/>
-                      </a:prstGeom>
-                    </wps:spPr>
-                    <wps:style>
-                      <a:lnRef idx="1">
-                        <a:schemeClr val="dk1"/>
-                      </a:lnRef>
-                      <a:fillRef idx="0">
-                        <a:schemeClr val="dk1"/>
-                      </a:fillRef>
-                      <a:effectRef idx="0">
-                        <a:schemeClr val="dk1"/>
-                      </a:effectRef>
-                      <a:fontRef idx="minor">
-                        <a:schemeClr val="tx1"/>
-                      </a:fontRef>
-                    </wps:style>
-                    <wps:bodyPr/>
-                  </wps:wsp>
-                </a:graphicData>
-              </a:graphic>
-            </wp:anchor>
-          </w:drawing>
-        </mc:Choice>
-        <mc:Fallback>
-          <w:pict>
-            <v:line id="_x0000_s1026" o:spid="_x0000_s1026" o:spt="20" style="position:absolute;left:0pt;flip:y;margin-left:0pt;margin-top:-0.05pt;height:2.8pt;width:432pt;z-index:251660288;mso-width-relative:page;mso-height-relative:page;" filled="f" stroked="t" coordsize="21600,21600" o:gfxdata="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">
-              <v:fill on="f" focussize="0,0"/>
-              <v:stroke weight="0.5pt" color="#000000 [3200]" miterlimit="8" joinstyle="miter"/>
-              <v:imagedata o:title=""/>
-              <o:lock v:ext="edit" aspectratio="f"/>
-            </v:line>
-          </w:pict>
-        </mc:Fallback>
-      </mc:AlternateContent>
-    </w:r>
-  </w:p>
-</w:hdr>
-</file>
-
-<file path=word/header4.xml><?xml version="1.0" encoding="utf-8"?>
-<w:hdr xmlns:wpc="http://schemas.microsoft.com/office/word/2010/wordprocessingCanvas" xmlns:mc="http://schemas.openxmlformats.org/markup-compatibility/2006" xmlns:o="urn:schemas-microsoft-com:office:office" xmlns:r="http://schemas.openxmlformats.org/officeDocument/2006/relationships" xmlns:m="http://schemas.openxmlformats.org/officeDocument/2006/math" xmlns:v="urn:schemas-microsoft-com:vml" xmlns:wp14="http://schemas.microsoft.com/office/word/2010/wordprocessingDrawing" xmlns:wp="http://schemas.openxmlformats.org/drawingml/2006/wordprocessingDrawing" xmlns:w10="urn:schemas-microsoft-com:office:word" xmlns:w="http://schemas.openxmlformats.org/wordprocessingml/2006/main" xmlns:w14="http://schemas.microsoft.com/office/word/2010/wordml" xmlns:w15="http://schemas.microsoft.com/office/word/2012/wordml" xmlns:wpg="http://schemas.microsoft.com/office/word/2010/wordprocessingGroup" xmlns:wpi="http://schemas.microsoft.com/office/word/2010/wordprocessingInk" xmlns:wne="http://schemas.microsoft.com/office/word/2006/wordml" xmlns:wps="http://schemas.microsoft.com/office/word/2010/wordprocessingShape" xmlns:wpsCustomData="http://www.wps.cn/officeDocument/2013/wpsCustomData" mc:Ignorable="w14 w15 wp14">
-  <w:p>
-    <w:pPr>
-      <w:pStyle w:val="22"/>
-      <w:rPr>
-        <w:i/>
-        <w:iCs/>
-      </w:rPr>
-    </w:pPr>
-    <w:r>
-      <w:rPr>
-        <w:i/>
-        <w:iCs/>
-      </w:rPr>
-      <w:t>Tiêu đề phần nội dung chính của trang hiện có (vd MỤC LỤC …) in nghiêng</w:t>
-    </w:r>
-  </w:p>
-  <w:p>
-    <w:pPr>
-      <w:pStyle w:val="22"/>
-      <w:rPr>
-        <w:i/>
-        <w:iCs/>
-      </w:rPr>
-    </w:pPr>
-    <w:r>
-      <w:rPr>
-        <w:i/>
-        <w:iCs/>
-      </w:rPr>
-      <mc:AlternateContent>
-        <mc:Choice Requires="wps">
-          <w:drawing>
-            <wp:anchor distT="0" distB="0" distL="114300" distR="114300" simplePos="0" relativeHeight="251661312" behindDoc="0" locked="0" layoutInCell="1" allowOverlap="1">
-              <wp:simplePos x="0" y="0"/>
-              <wp:positionH relativeFrom="column">
-                <wp:posOffset>0</wp:posOffset>
-              </wp:positionH>
-              <wp:positionV relativeFrom="paragraph">
-                <wp:posOffset>-635</wp:posOffset>
-              </wp:positionV>
-              <wp:extent cx="5486400" cy="35560"/>
-              <wp:effectExtent l="0" t="0" r="19050" b="21590"/>
-              <wp:wrapNone/>
               <wp:docPr id="45" name="Straight Connector 45"/>
               <wp:cNvGraphicFramePr/>
               <a:graphic xmlns:a="http://schemas.openxmlformats.org/drawingml/2006/main">
@@ -39428,7 +39342,7 @@
         </mc:Choice>
         <mc:Fallback>
           <w:pict>
-            <v:line id="_x0000_s1026" o:spid="_x0000_s1026" o:spt="20" style="position:absolute;left:0pt;flip:y;margin-left:0pt;margin-top:-0.05pt;height:2.8pt;width:432pt;z-index:251661312;mso-width-relative:page;mso-height-relative:page;" filled="f" stroked="t" coordsize="21600,21600" o:gfxdata="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">
+            <v:line id="_x0000_s1026" o:spid="_x0000_s1026" o:spt="20" style="position:absolute;left:0pt;flip:y;margin-left:0pt;margin-top:-0.05pt;height:2.8pt;width:432pt;z-index:251660288;mso-width-relative:page;mso-height-relative:page;" filled="f" stroked="t" coordsize="21600,21600" o:gfxdata="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">
               <v:fill on="f" focussize="0,0"/>
               <v:stroke weight="0.5pt" color="#000000 [3200]" miterlimit="8" joinstyle="miter"/>
               <v:imagedata o:title=""/>
@@ -41823,7 +41737,6 @@
     <customSectPr/>
     <customSectPr/>
     <customSectPr/>
-    <customSectPr/>
   </customSectProps>
   <customShpExts>
     <customShpInfo spid="_x0000_s1026" textRotate="1"/>
